--- a/Dissert.docx
+++ b/Dissert.docx
@@ -16390,7 +16390,7 @@
         <w:t xml:space="preserve"> </w:t>
       </w:r>
       <w:r>
-        <w:t xml:space="preserve">91 (2). S. Hirzel Verlag:289–98.</w:t>
+        <w:t xml:space="preserve">91 (2). S. Hirzel Verlag: 289–98.</w:t>
       </w:r>
     </w:p>
     <w:bookmarkEnd w:id="100"/>
@@ -16415,7 +16415,7 @@
         <w:t xml:space="preserve"> </w:t>
       </w:r>
       <w:r>
-        <w:t xml:space="preserve">114 (2). ASA:1095–1107.</w:t>
+        <w:t xml:space="preserve">114 (2). ASA: 1095–1107.</w:t>
       </w:r>
     </w:p>
     <w:bookmarkEnd w:id="101"/>
@@ -16572,7 +16572,7 @@
         <w:t xml:space="preserve"> </w:t>
       </w:r>
       <w:r>
-        <w:t xml:space="preserve">52. Elsevier:28–38.</w:t>
+        <w:t xml:space="preserve">52. Elsevier: 28–38.</w:t>
       </w:r>
     </w:p>
     <w:bookmarkEnd w:id="108"/>
@@ -16597,7 +16597,7 @@
         <w:t xml:space="preserve"> </w:t>
       </w:r>
       <w:r>
-        <w:t xml:space="preserve">14 (2). Wiley Online Library:179–211.</w:t>
+        <w:t xml:space="preserve">14 (2). Wiley Online Library: 179–211.</w:t>
       </w:r>
     </w:p>
     <w:bookmarkEnd w:id="109"/>
@@ -16688,7 +16688,7 @@
         <w:t xml:space="preserve"> </w:t>
       </w:r>
       <w:r>
-        <w:t xml:space="preserve">57:345–420.</w:t>
+        <w:t xml:space="preserve">57: 345–420.</w:t>
       </w:r>
     </w:p>
     <w:bookmarkEnd w:id="113"/>
@@ -16859,7 +16859,7 @@
         <w:t xml:space="preserve"> </w:t>
       </w:r>
       <w:r>
-        <w:t xml:space="preserve">29 (6). IEEE:82–97.</w:t>
+        <w:t xml:space="preserve">29 (6). IEEE: 82–97.</w:t>
       </w:r>
     </w:p>
     <w:bookmarkEnd w:id="121"/>
@@ -16884,7 +16884,7 @@
         <w:t xml:space="preserve"> </w:t>
       </w:r>
       <w:r>
-        <w:t xml:space="preserve">4 (2). Elsevier:251–57.</w:t>
+        <w:t xml:space="preserve">4 (2). Elsevier: 251–57.</w:t>
       </w:r>
     </w:p>
     <w:bookmarkEnd w:id="122"/>
@@ -16909,7 +16909,7 @@
         <w:t xml:space="preserve"> </w:t>
       </w:r>
       <w:r>
-        <w:t xml:space="preserve">2 (5). Elsevier:359–66.</w:t>
+        <w:t xml:space="preserve">2 (5). Elsevier: 359–66.</w:t>
       </w:r>
     </w:p>
     <w:bookmarkEnd w:id="123"/>
@@ -16966,7 +16966,7 @@
         <w:t xml:space="preserve"> </w:t>
       </w:r>
       <w:r>
-        <w:t xml:space="preserve">35 (4). ACM:110.</w:t>
+        <w:t xml:space="preserve">35 (4). ACM: 110.</w:t>
       </w:r>
     </w:p>
     <w:bookmarkEnd w:id="126"/>
@@ -17013,7 +17013,7 @@
         <w:t xml:space="preserve"> </w:t>
       </w:r>
       <w:r>
-        <w:t xml:space="preserve">14 (9). Elsevier:737–60.</w:t>
+        <w:t xml:space="preserve">14 (9). Elsevier: 737–60.</w:t>
       </w:r>
     </w:p>
     <w:bookmarkEnd w:id="128"/>
@@ -17060,7 +17060,7 @@
         <w:t xml:space="preserve"> </w:t>
       </w:r>
       <w:r>
-        <w:t xml:space="preserve">2004. Hindawi Publishing Corp.:978–89.</w:t>
+        <w:t xml:space="preserve">2004. Hindawi Publishing Corp.: 978–89.</w:t>
       </w:r>
     </w:p>
     <w:bookmarkEnd w:id="130"/>
@@ -17173,7 +17173,7 @@
         <w:t xml:space="preserve"> </w:t>
       </w:r>
       <w:r>
-        <w:t xml:space="preserve">86 (11). IEEE:2278–2324.</w:t>
+        <w:t xml:space="preserve">86 (11). IEEE: 2278–2324.</w:t>
       </w:r>
     </w:p>
     <w:bookmarkEnd w:id="135"/>
@@ -17198,7 +17198,7 @@
         <w:t xml:space="preserve"> </w:t>
       </w:r>
       <w:r>
-        <w:t xml:space="preserve">6 (6). Elsevier:861–67.</w:t>
+        <w:t xml:space="preserve">6 (6). Elsevier: 861–67.</w:t>
       </w:r>
     </w:p>
     <w:bookmarkEnd w:id="136"/>
@@ -17267,7 +17267,7 @@
         <w:t xml:space="preserve"> </w:t>
       </w:r>
       <w:r>
-        <w:t xml:space="preserve">5 (4). Springer:115–33.</w:t>
+        <w:t xml:space="preserve">5 (4). Springer: 115–33.</w:t>
       </w:r>
     </w:p>
     <w:bookmarkEnd w:id="139"/>
@@ -17390,7 +17390,7 @@
         <w:t xml:space="preserve"> </w:t>
       </w:r>
       <w:r>
-        <w:t xml:space="preserve">7 (4). Maxwell Science Publishing:656–72.</w:t>
+        <w:t xml:space="preserve">7 (4). Maxwell Science Publishing: 656–72.</w:t>
       </w:r>
     </w:p>
     <w:bookmarkEnd w:id="145"/>
@@ -17415,7 +17415,7 @@
         <w:t xml:space="preserve"> </w:t>
       </w:r>
       <w:r>
-        <w:t xml:space="preserve">133 (5). ASA:3107–18.</w:t>
+        <w:t xml:space="preserve">133 (5). ASA: 3107–18.</w:t>
       </w:r>
     </w:p>
     <w:bookmarkEnd w:id="146"/>
@@ -17462,7 +17462,7 @@
         <w:t xml:space="preserve"> </w:t>
       </w:r>
       <w:r>
-        <w:t xml:space="preserve">65 (6). American Psychological Association:386.</w:t>
+        <w:t xml:space="preserve">65 (6). American Psychological Association: 386.</w:t>
       </w:r>
     </w:p>
     <w:bookmarkEnd w:id="148"/>
@@ -17497,7 +17497,7 @@
         <w:t xml:space="preserve"> </w:t>
       </w:r>
       <w:r>
-        <w:t xml:space="preserve">64. Elsevier:39–48.</w:t>
+        <w:t xml:space="preserve">64. Elsevier: 39–48.</w:t>
       </w:r>
     </w:p>
     <w:bookmarkEnd w:id="150"/>
@@ -17632,7 +17632,7 @@
         <w:t xml:space="preserve"> </w:t>
       </w:r>
       <w:r>
-        <w:t xml:space="preserve">24 (5). IEEE Press:927–39.</w:t>
+        <w:t xml:space="preserve">24 (5). IEEE Press: 927–39.</w:t>
       </w:r>
     </w:p>
     <w:bookmarkEnd w:id="156"/>
@@ -17679,7 +17679,7 @@
         <w:t xml:space="preserve"> </w:t>
       </w:r>
       <w:r>
-        <w:t xml:space="preserve">16 (4). JSTOR:74–91.</w:t>
+        <w:t xml:space="preserve">16 (4). JSTOR: 74–91.</w:t>
       </w:r>
     </w:p>
     <w:bookmarkEnd w:id="158"/>
@@ -17736,7 +17736,7 @@
         <w:t xml:space="preserve"> </w:t>
       </w:r>
       <w:r>
-        <w:t xml:space="preserve">8 (2). Springer:131–62.</w:t>
+        <w:t xml:space="preserve">8 (2). Springer: 131–62.</w:t>
       </w:r>
     </w:p>
     <w:bookmarkEnd w:id="161"/>
@@ -17903,7 +17903,7 @@
         <w:t xml:space="preserve"> </w:t>
       </w:r>
       <w:r>
-        <w:t xml:space="preserve">13 (1):137–45.</w:t>
+        <w:t xml:space="preserve">13 (1): 137–45.</w:t>
       </w:r>
     </w:p>
     <w:bookmarkEnd w:id="169"/>
@@ -17938,7 +17938,7 @@
         <w:t xml:space="preserve"> </w:t>
       </w:r>
       <w:r>
-        <w:t xml:space="preserve">78 (9). IEEE:1415–42.</w:t>
+        <w:t xml:space="preserve">78 (9). IEEE: 1415–42.</w:t>
       </w:r>
     </w:p>
     <w:bookmarkEnd w:id="171"/>

--- a/Dissert.docx
+++ b/Dissert.docx
@@ -181,7 +181,7 @@
         <w:pStyle w:val="FirstParagraph"/>
       </w:pPr>
       <w:r>
-        <w:t xml:space="preserve">O presente trabalho investiga, sob diferentes perspectivas, o potencial de aplicação dos recentes desenvolvimentos teóricos na área de redes neurais à modelagem de instrumentos acústicos, com vistas à sintese sonora em tempo real. Enfase é dada a intrumentos de caráter percussivo, no sentido de instrumentos em que o som é gerado por uma excitação inicial, aproximadamente impulsiva do ponto de vista físico, e a subsequente vibração livre do(s) componentes pertinentes do instrumento. Esse é o caso, por exemplo, das peças de um kit de bateria excitadas por uma baqueta, dos (conjuntos de) cordas de um piano acionadas pelo martelo alavancado pelo pressionar das teclas e, com um maior grau de aproximação, a excitação causada pelos dedos ou palheta em instrumentos de corda.</w:t>
+        <w:t xml:space="preserve">O presente trabalho investiga, sob diferentes perspectivas, o potencial de aplicação dos recentes desenvolvimentos teóricos na área de redes neurais à modelagem de instrumentos acústicos, com vistas à síntese sonora em tempo real. Ênfase é dada a instrumentos de caráter percussivo, no sentido de instrumentos em que o som é gerado por uma excitação inicial, aproximadamente impulsiva do ponto de vista físico, e a subsequente vibração livre do(s) componentes pertinentes do instrumento. Esse é o caso, por exemplo, das peças de um kit de bateria excitadas por uma baqueta, dos (conjuntos de) cordas de um piano acionadas pelo martelo alavancado pelo pressionar das teclas e, com um maior grau de aproximação, a excitação causada pelos dedos ou palheta em instrumentos de corda.</w:t>
       </w:r>
     </w:p>
     <w:p>
@@ -223,7 +223,16 @@
         <w:pStyle w:val="BodyText"/>
       </w:pPr>
       <w:r>
-        <w:t xml:space="preserve">O potencial de inovação desse campo é comprovado pelo papel central (muitas vezes representando o estado da arte) que as redes neurais artificiais vem desempenhando em áreas diretamente correlatas, com o campo de síntese de voz (text-to-speech), ou ainda em campos menos obviamente relacionados, à exemplo dos grandes avanços na área de</w:t>
+        <w:t xml:space="preserve">O potencial de inovação desse campo é comprovado pelo papel central (muitas vezes representando o estado da arte) que as redes neurais artificiais vem desempenhando em áreas diretamente correlatas, com o campo de síntese de voz (</w:t>
+      </w:r>
+      <w:r>
+        <w:rPr>
+          <w:i/>
+        </w:rPr>
+        <w:t xml:space="preserve">text-to-speech</w:t>
+      </w:r>
+      <w:r>
+        <w:t xml:space="preserve">), ou ainda em campos menos obviamente relacionados, à exemplo dos grandes avanços na área de</w:t>
       </w:r>
       <w:r>
         <w:t xml:space="preserve"> </w:t>
@@ -235,7 +244,7 @@
         <w:t xml:space="preserve">computer vision</w:t>
       </w:r>
       <w:r>
-        <w:t xml:space="preserve">, como a geração de imagens e videos, transferência de estilos (e até rostos) entre essas mídias, colorização automática ou semi-automática de imagens em preto e branco e a constante investigação e refinamento de novas arquiteturas e métodos aplicados à essas finalidades.</w:t>
+        <w:t xml:space="preserve">, como a geração de imagens e vídeos, transferência de estilos (e até rostos) entre essas mídias, colorização automática ou semi-automática de imagens em preto e branco e a constante investigação e refinamento de novas arquiteturas e métodos aplicados à essas finalidades.</w:t>
       </w:r>
     </w:p>
     <w:p>
@@ -357,7 +366,7 @@
         <w:pStyle w:val="FirstParagraph"/>
       </w:pPr>
       <w:r>
-        <w:t xml:space="preserve">Busca-se, desta forma, identificar metodologias que deem suporte à modelagem de instrumentos musicais acústicos, com a aplicação do estado da arte das redes neurais, dando origem a simulações mais realistas, principalmente do ponto de vista da percepção humana, e mais eficintes do ponto de vista computacional.</w:t>
+        <w:t xml:space="preserve">Busca-se, desta forma, identificar metodologias que deem suporte à modelagem de instrumentos musicais acústicos, com a aplicação do estado da arte das redes neurais, dando origem a simulações mais realistas, principalmente do ponto de vista da percepção humana, e mais eficientes do ponto de vista computacional.</w:t>
       </w:r>
     </w:p>
     <w:p>
@@ -542,7 +551,7 @@
         <w:t xml:space="preserve">(Minski and Papert 1969)</w:t>
       </w:r>
       <w:r>
-        <w:t xml:space="preserve">, é interessante notar que muitas das características contemporaneas já estavam presentes nos trabalho seminais de Rosenblatt e Widrow, notadamente o caráter estocástico das redes neurais, a necessidade de treiná-las com base em grandes conjuntos de dados e a característica de</w:t>
+        <w:t xml:space="preserve">, é interessante notar que muitas das características contemporâneas já estavam presentes nos trabalho seminais de Rosenblatt e Widrow, notadamente o caráter estocástico das redes neurais, a necessidade de treiná-las com base em grandes conjuntos de dados e a característica de</w:t>
       </w:r>
       <w:r>
         <w:t xml:space="preserve"> </w:t>
@@ -568,13 +577,10 @@
         <w:t xml:space="preserve">É interessante observar que Widrow introduziu, como forma de treinamento, uma caso restrito do algoritmo de descida em gradiente, que veio a ser amplamente responsável pelo ressurgimento do interesse em redes neurais décadas mais tarde, em conjunto com a técnica de</w:t>
       </w:r>
       <w:r>
-        <w:t xml:space="preserve"> </w:t>
-      </w:r>
-      <w:r>
         <w:rPr>
           <w:i/>
         </w:rPr>
-        <w:t xml:space="preserve">backpropagation</w:t>
+        <w:t xml:space="preserve">backpropagatio</w:t>
       </w:r>
       <w:r>
         <w:t xml:space="preserve">.</w:t>

--- a/Dissert.docx
+++ b/Dissert.docx
@@ -181,7 +181,22 @@
         <w:pStyle w:val="FirstParagraph"/>
       </w:pPr>
       <w:r>
-        <w:t xml:space="preserve">O presente trabalho investiga, sob diferentes perspectivas, o potencial de aplicação dos recentes desenvolvimentos teóricos na área de redes neurais à modelagem de instrumentos acústicos, com vistas à síntese sonora em tempo real. Ênfase é dada a instrumentos de caráter percussivo, no sentido de instrumentos em que o som é gerado por uma excitação inicial, aproximadamente impulsiva do ponto de vista físico, e a subsequente vibração livre do(s) componentes pertinentes do instrumento. Esse é o caso, por exemplo, das peças de um kit de bateria excitadas por uma baqueta, dos (conjuntos de) cordas de um piano acionadas pelo martelo alavancado pelo pressionar das teclas e, com um maior grau de aproximação, a excitação causada pelos dedos ou palheta em instrumentos de corda.</w:t>
+        <w:t xml:space="preserve">O presente trabalho investiga, sob diferentes perspectivas, o potencial de aplicação dos recentes desenvolvimentos teóricos na área de redes neurais à modelagem de instrumentos acústicos, com vistas à síntese sonora em tempo real. Ênfase é dada a instrumentos de caráter percussivo, no sentido de sistemas em que o som é gerado por uma excitação inicial, aproximadamente impulsiva do ponto de vista físico, e a subsequente vibração livre do(s) componentes pertinentes do instrumento. Esse é o caso, por exemplo, das peças de um</w:t>
+      </w:r>
+      <w:r>
+        <w:t xml:space="preserve"> </w:t>
+      </w:r>
+      <w:r>
+        <w:rPr>
+          <w:i/>
+        </w:rPr>
+        <w:t xml:space="preserve">kit</w:t>
+      </w:r>
+      <w:r>
+        <w:t xml:space="preserve"> </w:t>
+      </w:r>
+      <w:r>
+        <w:t xml:space="preserve">de bateria excitadas por uma baqueta, das cordas ou conjuntos de cordas de um piano acionadas pelo martelo ao ser alavancado pelo pressionar das teclas e, com um maior grau de aproximação, a excitação causada pelos dedos ou palheta em instrumentos de corda.</w:t>
       </w:r>
     </w:p>
     <w:p>
@@ -215,7 +230,7 @@
         <w:pStyle w:val="BodyText"/>
       </w:pPr>
       <w:r>
-        <w:t xml:space="preserve">O comentário ilustra, excluídos superlativos midiáticos, a centralidade do tema no modelo de negócios de uma das maiores empresas do mundo, tendência acompanhada por outros gigantes da tecnologia, como Apple e Microsoft. Na contramão desse movimento, no entanto, observa-se uma escassa utilização dessa tecnologia por empresas do ramo de instrumentos virtuais, talvez motivada pelo baixo volume de pesquisas ne área; Um levantamento bibliográfico revela que trabalhos relacionados à utilização de redes neurais para a simulação de instrumentos musicais ainda são bastante escassos, a despeito do sucesso desta ferramenta em áreas afins.</w:t>
+        <w:t xml:space="preserve">O comentário ilustra, excluídos superlativos midiáticos, a centralidade do tema no modelo de negócios de uma das maiores empresas do mundo, tendência acompanhada por outros gigantes da tecnologia, como Apple e Microsoft. Na contramão desse movimento, no entanto, observa-se uma escassa penetração dessa tecnologia na área de instrumentos virtuais, talvez motivada pelo baixo volume de pesquisas ne área; Um levantamento bibliográfico revela que trabalhos relacionados à utilização de redes neurais para a simulação de instrumentos musicais ainda são bastante escassos, a despeito do sucesso desta ferramenta em áreas afins.</w:t>
       </w:r>
     </w:p>
     <w:p>
@@ -244,7 +259,7 @@
         <w:t xml:space="preserve">computer vision</w:t>
       </w:r>
       <w:r>
-        <w:t xml:space="preserve">, como a geração de imagens e vídeos, transferência de estilos (e até rostos) entre essas mídias, colorização automática ou semi-automática de imagens em preto e branco e a constante investigação e refinamento de novas arquiteturas e métodos aplicados à essas finalidades.</w:t>
+        <w:t xml:space="preserve">, como a geração de imagens e vídeos, transferência de estilos, e mais recentemente rostos, entre essas mídias, colorização automática ou semi-automática de imagens em preto e branco e a constante investigação e refinamento de novas arquiteturas e métodos aplicados à essas finalidades.</w:t>
       </w:r>
     </w:p>
     <w:p>
@@ -330,43 +345,185 @@
       <w:pPr>
         <w:pStyle w:val="Heading2"/>
       </w:pPr>
-      <w:bookmarkStart w:id="21" w:name="problema-simulação-em-tempo-real-de-instrumentos-acústicos-aplicação-bateria"/>
-      <w:r>
-        <w:t xml:space="preserve">Problema: simulação em tempo real de instrumentos</w:t>
-      </w:r>
-      <w:r>
-        <w:t xml:space="preserve"> </w:t>
+      <w:bookmarkStart w:id="21" w:name="questão-de-pesquisa"/>
+      <w:r>
+        <w:t xml:space="preserve">Questão de pesquisa</w:t>
+      </w:r>
+      <w:bookmarkEnd w:id="21"/>
+    </w:p>
+    <w:p>
+      <w:pPr>
+        <w:pStyle w:val="FirstParagraph"/>
+      </w:pPr>
+      <w:r>
+        <w:t xml:space="preserve">Busca-se, desta forma, identificar técnicas baseadas no estado da arte das redes neurais artificiais que, em conjunto com abordagens tradicionais, deem suporte à modelagem de instrumentos musicais acústicos, dando origem a simulações mais realistas, principalmente do ponto de vista da percepção humana, e sobretudo mais computacionalmente eficientes.</w:t>
+      </w:r>
+    </w:p>
+    <w:p>
+      <w:pPr>
+        <w:pStyle w:val="Heading2"/>
+      </w:pPr>
+      <w:bookmarkStart w:id="22" w:name="escopo"/>
+      <w:r>
+        <w:t xml:space="preserve">Escopo</w:t>
+      </w:r>
+      <w:bookmarkEnd w:id="22"/>
+    </w:p>
+    <w:p>
+      <w:pPr>
+        <w:pStyle w:val="FirstParagraph"/>
+      </w:pPr>
+      <w:r>
+        <w:t xml:space="preserve">Limitar o trabalho à investigação de instrumentos que possam ser aproximados por um modelo de excitação impulsivo, como é o caso, possibilita excluir da observação uma subárea significativa do processamento de sinais que lida com a evolução das frequências de uma onda sonora no domínio do tempo, trazendo o volume de pesquisa a níveis razoáveis, sem uma perda substancial em termos conceituais.</w:t>
+      </w:r>
+    </w:p>
+    <w:p>
+      <w:pPr>
+        <w:pStyle w:val="BodyText"/>
+      </w:pPr>
+      <w:r>
+        <w:t xml:space="preserve">Uma outra vantagem é de cunho técnico, já que essa escolha reduz a duração média das ondas investigadas, o que é uma escolha sensível quando alguns dos algoritmos utilizados, como a Transformada Discreta de Fourier, possuem complexidade</w:t>
+      </w:r>
+      <w:r>
+        <w:t xml:space="preserve"> </w:t>
+      </w:r>
+      <m:oMath>
+        <m:r>
+          <m:t>O</m:t>
+        </m:r>
+        <m:r>
+          <m:t>(</m:t>
+        </m:r>
+        <m:r>
+          <m:t>n</m:t>
+        </m:r>
+        <m:r>
+          <m:rPr>
+            <m:sty m:val="p"/>
+          </m:rPr>
+          <m:t>log</m:t>
+        </m:r>
+        <m:r>
+          <m:t>(</m:t>
+        </m:r>
+        <m:r>
+          <m:t>n</m:t>
+        </m:r>
+        <m:r>
+          <m:t>)</m:t>
+        </m:r>
+      </m:oMath>
+    </w:p>
+    <w:p>
+      <w:pPr>
+        <w:pStyle w:val="BodyText"/>
+      </w:pPr>
+      <w:r>
+        <w:t xml:space="preserve">Os algoritmos e técnicas convencionais, ainda que de forma muitas vezes ineficiente, prestam-se de maneira razoável à simulação</w:t>
+      </w:r>
+      <w:r>
+        <w:t xml:space="preserve"> </w:t>
+      </w:r>
+      <w:r>
+        <w:rPr>
+          <w:i/>
+        </w:rPr>
+        <w:t xml:space="preserve">off-line</w:t>
+      </w:r>
+      <w:r>
+        <w:t xml:space="preserve"> </w:t>
+      </w:r>
+      <w:r>
+        <w:t xml:space="preserve">de instrumentos acústicos, razão pela qual o foco deste trabalho é a síntese em tempo real, econômica do ponto de vista computacional. Desenvolvimentos nesse sentido podem, por exemplo, motivar implementações em plataformas mais compactas, como teclados, pianos e baterias eletrônicas, além de encontrarem aplicação em áreas em ascensão, como realidade virtual e aumentada.</w:t>
+      </w:r>
+    </w:p>
+    <w:p>
+      <w:pPr>
+        <w:pStyle w:val="BodyText"/>
+      </w:pPr>
+      <w:r>
+        <w:t xml:space="preserve">Em relação ao tratamento das redes neurais, prioridade foi dada às arquiteturas consolidadas na literatura, o que excluiu, por exemplo, uma investigação da promissora arquitetura Capsnet(</w:t>
       </w:r>
       <w:r>
         <w:rPr>
           <w:b/>
         </w:rPr>
-        <w:t xml:space="preserve">acústicos</w:t>
-      </w:r>
-      <w:r>
-        <w:t xml:space="preserve"> </w:t>
-      </w:r>
-      <w:r>
-        <w:t xml:space="preserve">(aplicação: bateria)</w:t>
-      </w:r>
-      <w:bookmarkEnd w:id="21"/>
+        <w:t xml:space="preserve">XXX</w:t>
+      </w:r>
+      <w:r>
+        <w:t xml:space="preserve">).</w:t>
+      </w:r>
+      <w:r>
+        <w:t xml:space="preserve"> </w:t>
+      </w:r>
+      <w:r>
+        <w:t xml:space="preserve">A escolha é necessária devido à limitações de tempo, frente ao grande volume de pesquisas envolvendo novas arquiteturas que pode-se observar.</w:t>
+      </w:r>
     </w:p>
     <w:p>
       <w:pPr>
         <w:pStyle w:val="Heading2"/>
       </w:pPr>
-      <w:bookmarkStart w:id="22" w:name="questão-de-pesquisa"/>
-      <w:r>
-        <w:t xml:space="preserve">Questão de pesquisa</w:t>
-      </w:r>
-      <w:bookmarkEnd w:id="22"/>
+      <w:bookmarkStart w:id="23" w:name="estrutura-do-trabalho-e-síntese-das-etapas-de-pesquisa"/>
+      <w:r>
+        <w:t xml:space="preserve">Estrutura do Trabalho e Síntese das Etapas de Pesquisa</w:t>
+      </w:r>
+      <w:bookmarkEnd w:id="23"/>
     </w:p>
     <w:p>
       <w:pPr>
         <w:pStyle w:val="FirstParagraph"/>
       </w:pPr>
       <w:r>
-        <w:t xml:space="preserve">Busca-se, desta forma, identificar metodologias que deem suporte à modelagem de instrumentos musicais acústicos, com a aplicação do estado da arte das redes neurais, dando origem a simulações mais realistas, principalmente do ponto de vista da percepção humana, e mais eficientes do ponto de vista computacional.</w:t>
+        <w:t xml:space="preserve">Durante a revisão bibliográfica, após um breve resumo da evolução das redes neurais do ponto de vista histórico, o trabalho apresenta as arquiteturas mais relevantes. O objetivo é introduzir o tema, inicialmente de maneira ampla, lançando as bases para as seções seguintes, que exploram o estado da arte das aplicações dessas arquiteturas à 3 áreas de interesse: Música, discurso (</w:t>
+      </w:r>
+      <w:r>
+        <w:rPr>
+          <w:i/>
+        </w:rPr>
+        <w:t xml:space="preserve">speech</w:t>
+      </w:r>
+      <w:r>
+        <w:t xml:space="preserve">) e imagens. Enquanto o interesse nas duas primeiras áreas é mais evidente, uma investigação dos desenvolvimentos em</w:t>
+      </w:r>
+      <w:r>
+        <w:t xml:space="preserve"> </w:t>
+      </w:r>
+      <w:r>
+        <w:rPr>
+          <w:i/>
+        </w:rPr>
+        <w:t xml:space="preserve">computer vision</w:t>
+      </w:r>
+      <w:r>
+        <w:t xml:space="preserve"> </w:t>
+      </w:r>
+      <w:r>
+        <w:t xml:space="preserve">oferece insights importantes; além de ser uma das áreas de</w:t>
+      </w:r>
+      <w:r>
+        <w:t xml:space="preserve"> </w:t>
+      </w:r>
+      <w:r>
+        <w:rPr>
+          <w:i/>
+        </w:rPr>
+        <w:t xml:space="preserve">machine learning</w:t>
+      </w:r>
+      <w:r>
+        <w:t xml:space="preserve"> </w:t>
+      </w:r>
+      <w:r>
+        <w:t xml:space="preserve">mais ativamente pesquisadas, alguns esforços de transposição dos desenvolvimentos nessa área para o campo da modelagem acústica tem alcançado resultados interessantes(</w:t>
+      </w:r>
+      <w:r>
+        <w:rPr>
+          <w:b/>
+        </w:rPr>
+        <w:t xml:space="preserve">XXX</w:t>
+      </w:r>
+      <w:r>
+        <w:t xml:space="preserve">).</w:t>
       </w:r>
     </w:p>
     <w:p>
@@ -374,61 +531,77 @@
         <w:pStyle w:val="BodyText"/>
       </w:pPr>
       <w:r>
-        <w:t xml:space="preserve">A proposta inclui a identificação da arquitetura mais apropriada, assim como seus parâmetros, incluindo o número de camadas, neurônios, a mais apropriada forma de atualização dos pesos e eventuais formas de tratamento dos dados utilizados no treinamento.</w:t>
+        <w:t xml:space="preserve">A seguir, alguns</w:t>
+      </w:r>
+      <w:r>
+        <w:t xml:space="preserve"> </w:t>
+      </w:r>
+      <w:r>
+        <w:rPr>
+          <w:i/>
+        </w:rPr>
+        <w:t xml:space="preserve">frameworks</w:t>
+      </w:r>
+      <w:r>
+        <w:t xml:space="preserve"> </w:t>
+      </w:r>
+      <w:r>
+        <w:t xml:space="preserve">disponíveis são discutidos e comparados; novamente, por limitações de tempo, ênfase foi dada aos com maior penetração tanto na indústria quanto na área acadêmica, e a escolha da plataforma utilizada nesse trabalho obedeceu mais à critérios de documentação, adoção na comunidade e flexibilidade, do que critérios relacionados diretamente à performance.</w:t>
+      </w:r>
+    </w:p>
+    <w:p>
+      <w:pPr>
+        <w:pStyle w:val="BodyText"/>
+      </w:pPr>
+      <w:r>
+        <w:t xml:space="preserve">A seção seguinte investiga a modelagem acústica convencional, com ênfase no estado da arte da síntese sonora em tempo real. Por tratar-se de uma área mais hermética, sobretudo quando comparada ao campo do machine learning e sua filosofia código aberto, alguns temas relevantes são apresentados com uma maior profundidade conceitual. Por esse mesmo motivo, implementações didáticas dos dois algoritmos mais utilizados são apresentadas.</w:t>
+      </w:r>
+    </w:p>
+    <w:p>
+      <w:pPr>
+        <w:pStyle w:val="BodyText"/>
+      </w:pPr>
+      <w:r>
+        <w:t xml:space="preserve">Em seguida é apresentado um referencial teórico, onde são formalizadas algumas das bases conceituais do trabalho, como a equação da onda e o funcionamento, do ponto de vista matemático, de uma rede neural; ademais, uma interpretação geométrica para a simetria da transformada discreta de Fourier, quando aplicada a sinais no domínio dos números reais, é introduzida.</w:t>
+      </w:r>
+    </w:p>
+    <w:p>
+      <w:pPr>
+        <w:pStyle w:val="BodyText"/>
+      </w:pPr>
+      <w:r>
+        <w:t xml:space="preserve">A seguir, no capítulo dedicado à metodologia, são apresentadas as etapas executadas, desde o processo de obtenção dos samples utilizados para o treinamento, passando pelas investigações no domínio do tempo e da frequência, até a apresentação em mais detalhes do modelo final proposto, que tem seus resultados comentados na seção seguinte. Na conclusão alguns encaminhamentos futuros são apresentados.</w:t>
       </w:r>
     </w:p>
     <w:p>
       <w:pPr>
         <w:pStyle w:val="Heading2"/>
       </w:pPr>
-      <w:bookmarkStart w:id="23" w:name="escopo"/>
-      <w:r>
-        <w:t xml:space="preserve">Escopo</w:t>
-      </w:r>
-      <w:bookmarkEnd w:id="23"/>
+      <w:bookmarkStart w:id="24" w:name="relevância-socio-econômica"/>
+      <w:r>
+        <w:t xml:space="preserve">Relevância socio-econômica</w:t>
+      </w:r>
+      <w:bookmarkEnd w:id="24"/>
+    </w:p>
+    <w:p>
+      <w:pPr>
+        <w:pStyle w:val="Heading1"/>
+      </w:pPr>
+      <w:bookmarkStart w:id="25" w:name="revisão-bibliográfica"/>
+      <w:r>
+        <w:t xml:space="preserve">Revisão Bibliográfica</w:t>
+      </w:r>
+      <w:bookmarkEnd w:id="25"/>
     </w:p>
     <w:p>
       <w:pPr>
         <w:pStyle w:val="Heading2"/>
       </w:pPr>
-      <w:bookmarkStart w:id="24" w:name="estrutura"/>
-      <w:r>
-        <w:t xml:space="preserve">Estrutura</w:t>
-      </w:r>
-      <w:bookmarkEnd w:id="24"/>
-    </w:p>
-    <w:p>
-      <w:pPr>
-        <w:pStyle w:val="Heading2"/>
-      </w:pPr>
-      <w:bookmarkStart w:id="25" w:name="relevância"/>
-      <w:r>
-        <w:t xml:space="preserve">Relevância</w:t>
-      </w:r>
-      <w:r>
-        <w:t xml:space="preserve"> </w:t>
-      </w:r>
-      <w:bookmarkEnd w:id="25"/>
-    </w:p>
-    <w:p>
-      <w:pPr>
-        <w:pStyle w:val="Heading1"/>
-      </w:pPr>
-      <w:bookmarkStart w:id="26" w:name="revisão-bibliográfica"/>
-      <w:r>
-        <w:t xml:space="preserve">Revisão Bibliográfica</w:t>
+      <w:bookmarkStart w:id="26" w:name="redes-neurais-artificiais"/>
+      <w:r>
+        <w:t xml:space="preserve">Redes Neurais Artificiais</w:t>
       </w:r>
       <w:bookmarkEnd w:id="26"/>
-    </w:p>
-    <w:p>
-      <w:pPr>
-        <w:pStyle w:val="Heading2"/>
-      </w:pPr>
-      <w:bookmarkStart w:id="27" w:name="redes-neurais-artificiais"/>
-      <w:r>
-        <w:t xml:space="preserve">Redes Neurais Artificiais</w:t>
-      </w:r>
-      <w:bookmarkEnd w:id="27"/>
     </w:p>
     <w:p>
       <w:pPr>
@@ -637,7 +810,7 @@
         <w:pStyle w:val="BodyText"/>
       </w:pPr>
       <w:r>
-        <w:t xml:space="preserve">Um outro impedimento práticos do trabalhos de Rosenblatt e Widrow foi a ausência de uma metodologia eficiente para a atualização dos pesos da rede, sobretudo envolvendo múltiplas camadas de neurônios - caso não coberto pelos algortimos iniciais tanto de Rosenblat quanto de Widrow; tal metodologia veio a ser proposta originalmente por Werbos em 1974</w:t>
+        <w:t xml:space="preserve">Um outro impedimento práticos do trabalhos de Rosenblatt e Widrow foi a ausência de uma metodologia eficiente para a atualização dos pesos da rede, sobretudo envolvendo múltiplas camadas de neurônios - caso não coberto pelos algoritmos iniciais tanto de Rosenblat quanto de Widrow; tal metodologia veio a ser proposta originalmente por Werbos em 1974</w:t>
       </w:r>
       <w:r>
         <w:t xml:space="preserve"> </w:t>
@@ -766,21 +939,21 @@
       <w:pPr>
         <w:pStyle w:val="Heading2"/>
       </w:pPr>
-      <w:bookmarkStart w:id="28" w:name="arquiteturas-proeminentes"/>
-      <w:r>
-        <w:t xml:space="preserve">Arquiteturas Proeminentes</w:t>
+      <w:bookmarkStart w:id="27" w:name="redes-neurais---principais-arquiteturas"/>
+      <w:r>
+        <w:t xml:space="preserve">Redes Neurais - Principais Arquiteturas</w:t>
+      </w:r>
+      <w:bookmarkEnd w:id="27"/>
+    </w:p>
+    <w:p>
+      <w:pPr>
+        <w:pStyle w:val="Heading3"/>
+      </w:pPr>
+      <w:bookmarkStart w:id="28" w:name="feed-forward"/>
+      <w:r>
+        <w:t xml:space="preserve">Feed-Forward</w:t>
       </w:r>
       <w:bookmarkEnd w:id="28"/>
-    </w:p>
-    <w:p>
-      <w:pPr>
-        <w:pStyle w:val="Heading3"/>
-      </w:pPr>
-      <w:bookmarkStart w:id="29" w:name="feed-forward"/>
-      <w:r>
-        <w:t xml:space="preserve">Feed-Forward</w:t>
-      </w:r>
-      <w:bookmarkEnd w:id="29"/>
     </w:p>
     <w:p>
       <w:pPr>
@@ -837,7 +1010,7 @@
         <w:t xml:space="preserve"> </w:t>
       </w:r>
       <w:r>
-        <w:t xml:space="preserve">and the hyperbolic tangent</w:t>
+        <w:t xml:space="preserve">e a tangente hiberbólica</w:t>
       </w:r>
       <w:r>
         <w:t xml:space="preserve"> </w:t>
@@ -942,10 +1115,42 @@
       <w:pPr>
         <w:pStyle w:val="Heading3"/>
       </w:pPr>
-      <w:bookmarkStart w:id="30" w:name="redes-neurais-profundas"/>
+      <w:bookmarkStart w:id="29" w:name="redes-neurais-profundas"/>
       <w:r>
         <w:t xml:space="preserve">Redes Neurais Profundas</w:t>
       </w:r>
+      <w:bookmarkEnd w:id="29"/>
+    </w:p>
+    <w:p>
+      <w:pPr>
+        <w:pStyle w:val="FirstParagraph"/>
+      </w:pPr>
+      <w:r>
+        <w:t xml:space="preserve">Com a melhoria do hardware, a topologia Feed-Forward foi recebendo um acréscimo de camadas, gerando as redes profundas (Deep Neural Networks). O aspecto mais importante dessa movimentação foi que as redes ganharam a habilidade de gerar representações sucessivas, abstraindo diferentes aspectos dos dados em cada uma de suas camadas.</w:t>
+      </w:r>
+    </w:p>
+    <w:p>
+      <w:pPr>
+        <w:pStyle w:val="BodyText"/>
+      </w:pPr>
+      <w:r>
+        <w:t xml:space="preserve">A grande vantagem desta topologia foi sua capacidade automática de extração de dos componentes descritivos dos dados, um trabalho que ficava a cargo dos pesquisadores anteriormente</w:t>
+      </w:r>
+      <w:r>
+        <w:t xml:space="preserve">(Socher 2014)</w:t>
+      </w:r>
+      <w:r>
+        <w:t xml:space="preserve">. Em contrapartida, a forma como os dados são interpretados pela rede pode não ser facilmente inferida pelo pesquisador, e as redes podem assumir uma forte característica de caixa-preta.</w:t>
+      </w:r>
+    </w:p>
+    <w:p>
+      <w:pPr>
+        <w:pStyle w:val="Heading3"/>
+      </w:pPr>
+      <w:bookmarkStart w:id="30" w:name="redes-recorrentes"/>
+      <w:r>
+        <w:t xml:space="preserve">Redes Recorrentes</w:t>
+      </w:r>
       <w:bookmarkEnd w:id="30"/>
     </w:p>
     <w:p>
@@ -953,7 +1158,16 @@
         <w:pStyle w:val="FirstParagraph"/>
       </w:pPr>
       <w:r>
-        <w:t xml:space="preserve">Com a melhoria do hardware, a topologia Feed-Forward foi ganhando um acréscimo de camadas, gerando as redes profundas (Deep Neural Networks). O aspecto mais importante dessa movimentação foi que as redes ganharam a habilidade de gerar representações sucessivas, abstraindo diferentes aspectos dos dados em cada uma de suas camadas.</w:t>
+        <w:t xml:space="preserve">Em redes recorrentes os neurons são parcialmente alimentados com seus próprios estados anteriores, emulando um efeito similar à utilização de ligações entre neurons de uma camada abaixo com neurons de uma camada acima não adjacente</w:t>
+      </w:r>
+      <w:r>
+        <w:t xml:space="preserve"> </w:t>
+      </w:r>
+      <w:r>
+        <w:t xml:space="preserve">(Veit, Wilber, and Belongie 2016)</w:t>
+      </w:r>
+      <w:r>
+        <w:t xml:space="preserve">.</w:t>
       </w:r>
     </w:p>
     <w:p>
@@ -961,37 +1175,40 @@
         <w:pStyle w:val="BodyText"/>
       </w:pPr>
       <w:r>
-        <w:t xml:space="preserve">A grande vantagem desta topologia foi sua capacidade automática de extração de</w:t>
-      </w:r>
-      <w:r>
-        <w:t xml:space="preserve"> </w:t>
-      </w:r>
-      <w:r>
-        <w:t xml:space="preserve">‘</w:t>
-      </w:r>
-      <w:r>
-        <w:t xml:space="preserve">features</w:t>
-      </w:r>
-      <w:r>
-        <w:t xml:space="preserve">’</w:t>
-      </w:r>
-      <w:r>
-        <w:t xml:space="preserve">, um trabalho que ficava a cargo dos pesquisadores anteriormente</w:t>
-      </w:r>
-      <w:r>
-        <w:t xml:space="preserve">(Socher 2014)</w:t>
-      </w:r>
-      <w:r>
-        <w:t xml:space="preserve">. Em contrapartida, já forma como os dados são interpretados pela rede pode não ser facilmente inferida pelo pesquisador, e as redes podem assumir uma forte característica de caixa-preta.</w:t>
+        <w:t xml:space="preserve">Essa arquitetura foi proposta por Elman</w:t>
+      </w:r>
+      <w:r>
+        <w:t xml:space="preserve"> </w:t>
+      </w:r>
+      <w:r>
+        <w:t xml:space="preserve">(Elman 1990)</w:t>
+      </w:r>
+      <w:r>
+        <w:t xml:space="preserve"> </w:t>
+      </w:r>
+      <w:r>
+        <w:t xml:space="preserve">em 1990 com o propósito de capturar</w:t>
+      </w:r>
+      <w:r>
+        <w:t xml:space="preserve"> </w:t>
+      </w:r>
+      <w:r>
+        <w:t xml:space="preserve">informações codificadas no encadeamento temporal os dados, e é bastante poderosa em várias aplicações, como modelos de previsão e classificação de informações</w:t>
+      </w:r>
+      <w:r>
+        <w:t xml:space="preserve">(Xu, Auli, and Clark 2015)</w:t>
+      </w:r>
+      <w:r>
+        <w:t xml:space="preserve">, por exemplo.</w:t>
       </w:r>
     </w:p>
     <w:p>
       <w:pPr>
         <w:pStyle w:val="Heading3"/>
       </w:pPr>
-      <w:bookmarkStart w:id="31" w:name="redes-recorrentes"/>
-      <w:r>
-        <w:t xml:space="preserve">Redes Recorrentes</w:t>
+      <w:bookmarkStart w:id="31" w:name="redes-convolucionais"/>
+      <w:r>
+        <w:t xml:space="preserve">Redes Convolucionais</w:t>
       </w:r>
       <w:bookmarkEnd w:id="31"/>
     </w:p>
@@ -1000,13 +1217,22 @@
         <w:pStyle w:val="FirstParagraph"/>
       </w:pPr>
       <w:r>
-        <w:t xml:space="preserve">Em redes recorrentes os neurons são parcialmente alimentados com seus próprios estados anteriores, emulando um efeito similar à utilização de ligações entre neurons de uma camada abaixo com neurons de uma camada acima não adjacente</w:t>
-      </w:r>
-      <w:r>
-        <w:t xml:space="preserve"> </w:t>
-      </w:r>
-      <w:r>
-        <w:t xml:space="preserve">(Veit, Wilber, and Belongie 2016)</w:t>
+        <w:t xml:space="preserve">Trata-se de um tipo de arquitetura, geralmente profunda, que é amplamente utilizado em problemas relacionados a imagens, atingindo resultados de ponta em várias áreas relacionadas à visão de computadores (</w:t>
+      </w:r>
+      <w:r>
+        <w:rPr>
+          <w:i/>
+        </w:rPr>
+        <w:t xml:space="preserve">computer vision</w:t>
+      </w:r>
+      <w:r>
+        <w:t xml:space="preserve">), como reconhecimento de objetos e rostos em imagens</w:t>
+      </w:r>
+      <w:r>
+        <w:t xml:space="preserve"> </w:t>
+      </w:r>
+      <w:r>
+        <w:t xml:space="preserve">(Pang et al. 2017)</w:t>
       </w:r>
       <w:r>
         <w:t xml:space="preserve">.</w:t>
@@ -1017,40 +1243,33 @@
         <w:pStyle w:val="BodyText"/>
       </w:pPr>
       <w:r>
-        <w:t xml:space="preserve">Essa arquitetura foi proposta por Elman</w:t>
-      </w:r>
-      <w:r>
-        <w:t xml:space="preserve"> </w:t>
-      </w:r>
-      <w:r>
-        <w:t xml:space="preserve">(Elman 1990)</w:t>
-      </w:r>
-      <w:r>
-        <w:t xml:space="preserve"> </w:t>
-      </w:r>
-      <w:r>
-        <w:t xml:space="preserve">em 1990 com o propósito de capturar</w:t>
-      </w:r>
-      <w:r>
-        <w:t xml:space="preserve"> </w:t>
-      </w:r>
-      <w:r>
-        <w:t xml:space="preserve">informações codificadas no encadeamento temporal os dados, e é bastante poderosa em várias aplicações, como modelos de previsão e classificação de informações</w:t>
-      </w:r>
-      <w:r>
-        <w:t xml:space="preserve">(Xu, Auli, and Clark 2015)</w:t>
-      </w:r>
-      <w:r>
-        <w:t xml:space="preserve">, por exemplo.</w:t>
-      </w:r>
-    </w:p>
-    <w:p>
-      <w:pPr>
-        <w:pStyle w:val="Heading3"/>
-      </w:pPr>
-      <w:bookmarkStart w:id="32" w:name="redes-convolucionais"/>
-      <w:r>
-        <w:t xml:space="preserve">Redes Convolucionais</w:t>
+        <w:t xml:space="preserve">Esse tipo de arquitetura lida com o problema da alta dimensão de uma imagem substituindo camadas totalmente conectadas por camadas convolucionais, que varrem a imagem, movimentando-se em uma de suas dimensões um passo por vez cada vez</w:t>
+      </w:r>
+      <w:r>
+        <w:t xml:space="preserve"> </w:t>
+      </w:r>
+      <w:r>
+        <w:t xml:space="preserve">(LeCun et al. 1998)</w:t>
+      </w:r>
+      <w:r>
+        <w:t xml:space="preserve">, e atualizando os pesos de acordo.</w:t>
+      </w:r>
+    </w:p>
+    <w:p>
+      <w:pPr>
+        <w:pStyle w:val="BodyText"/>
+      </w:pPr>
+      <w:r>
+        <w:t xml:space="preserve">Esse procedimento permite a geração, nas camadas convolucionais da rede, de uma só representação para padrões que aparecem em diferentes pontos da imagem; tais representações são geralmente interpretadas nas camadas finais da rede, totalmente conectadas, de forma a gerar o resultado final.</w:t>
+      </w:r>
+    </w:p>
+    <w:p>
+      <w:pPr>
+        <w:pStyle w:val="Heading2"/>
+      </w:pPr>
+      <w:bookmarkStart w:id="32" w:name="redes-neurais-aplicadas-à-musica"/>
+      <w:r>
+        <w:t xml:space="preserve">Redes Neurais Aplicadas à Musica</w:t>
       </w:r>
       <w:bookmarkEnd w:id="32"/>
     </w:p>
@@ -1059,13 +1278,535 @@
         <w:pStyle w:val="FirstParagraph"/>
       </w:pPr>
       <w:r>
-        <w:t xml:space="preserve">Trata-se de um tipo de arquitetura profunda, que é amplamente utilizado em problemas relacionados a imagens, atingindo resultados de ponta em várias áreas de visão de computadores (computer vision), como reconhecimento de objetos e rostos em imagens</w:t>
-      </w:r>
-      <w:r>
-        <w:t xml:space="preserve"> </w:t>
-      </w:r>
-      <w:r>
-        <w:t xml:space="preserve">(Pang et al. 2017)</w:t>
+        <w:t xml:space="preserve">A maioria dos trabalhos que investigam a aplicação de redes neurais à música, sobretudo envolvendo sua síntese, ocorrem em um nível de abstração mais alto do que a geração direta dos sons. Geralmente tomam como base a manipulação de representações musicais como partituras, por exemplo, ou representações sonoras compactas, como os espectrogramas.</w:t>
+      </w:r>
+    </w:p>
+    <w:p>
+      <w:pPr>
+        <w:pStyle w:val="BodyText"/>
+      </w:pPr>
+      <w:r>
+        <w:t xml:space="preserve">Classification</w:t>
+      </w:r>
+      <w:r>
+        <w:t xml:space="preserve"> </w:t>
+      </w:r>
+      <w:r>
+        <w:t xml:space="preserve">This task involves assigning tags, generally genre-related or emotion related, to musical pieces.</w:t>
+      </w:r>
+      <w:r>
+        <w:t xml:space="preserve"> </w:t>
+      </w:r>
+      <w:r>
+        <w:t xml:space="preserve">(Costa, Oliveira, and Silla 2017)</w:t>
+      </w:r>
+      <w:r>
+        <w:t xml:space="preserve"> </w:t>
+      </w:r>
+      <w:r>
+        <w:t xml:space="preserve">and</w:t>
+      </w:r>
+      <w:r>
+        <w:t xml:space="preserve"> </w:t>
+      </w:r>
+      <w:r>
+        <w:t xml:space="preserve">(Choi, Fazekas, and Sandler 2016)</w:t>
+      </w:r>
+      <w:r>
+        <w:t xml:space="preserve"> </w:t>
+      </w:r>
+      <w:r>
+        <w:t xml:space="preserve">tackles this task with a fully convolutional neural network fed, in the latter case, with music represented by a mel-spectrogram, while in</w:t>
+      </w:r>
+      <w:r>
+        <w:t xml:space="preserve"> </w:t>
+      </w:r>
+      <w:r>
+        <w:t xml:space="preserve">(Choi et al. 2017)</w:t>
+      </w:r>
+      <w:r>
+        <w:t xml:space="preserve"> </w:t>
+      </w:r>
+      <w:r>
+        <w:t xml:space="preserve">a recurrent architecture is also explored, to exploit the temporal correlation of the inputs.</w:t>
+      </w:r>
+    </w:p>
+    <w:p>
+      <w:pPr>
+        <w:pStyle w:val="BodyText"/>
+      </w:pPr>
+      <w:r>
+        <w:t xml:space="preserve">Transcription</w:t>
+      </w:r>
+      <w:r>
+        <w:t xml:space="preserve"> </w:t>
+      </w:r>
+      <w:r>
+        <w:t xml:space="preserve">the common task in this field is to translate music parts, generally specific instruments, into a symbolic representation, like tablatures or music scores, for example. One of the first contributions to this field is seen in</w:t>
+      </w:r>
+      <w:r>
+        <w:t xml:space="preserve"> </w:t>
+      </w:r>
+      <w:r>
+        <w:t xml:space="preserve">(Tuohy, Potter, and Center 2006)</w:t>
+      </w:r>
+      <w:r>
+        <w:t xml:space="preserve"> </w:t>
+      </w:r>
+      <w:r>
+        <w:t xml:space="preserve">via the coupling of a network and a local heuristic hill-climber applied over the results, to generate tablatures from music.</w:t>
+      </w:r>
+    </w:p>
+    <w:p>
+      <w:pPr>
+        <w:pStyle w:val="BodyText"/>
+      </w:pPr>
+      <w:r>
+        <w:t xml:space="preserve">With the use of a recurrent net,</w:t>
+      </w:r>
+      <w:r>
+        <w:t xml:space="preserve"> </w:t>
+      </w:r>
+      <w:r>
+        <w:t xml:space="preserve">(Boulanger-Lewandowski, Bengio, and Vincent 2013)</w:t>
+      </w:r>
+      <w:r>
+        <w:t xml:space="preserve"> </w:t>
+      </w:r>
+      <w:r>
+        <w:t xml:space="preserve">transcribes spectrograms of general musical parts into piano roll midi commands, while</w:t>
+      </w:r>
+      <w:r>
+        <w:t xml:space="preserve"> </w:t>
+      </w:r>
+      <w:r>
+        <w:t xml:space="preserve">(Böck and Schedl 2012)</w:t>
+      </w:r>
+      <w:r>
+        <w:t xml:space="preserve"> </w:t>
+      </w:r>
+      <w:r>
+        <w:t xml:space="preserve">offers a similar approach, restricted to polyphonic piano sound, as in the case of</w:t>
+      </w:r>
+      <w:r>
+        <w:t xml:space="preserve"> </w:t>
+      </w:r>
+      <w:r>
+        <w:t xml:space="preserve">(Sigtia, Benetos, and Dixon 2016)</w:t>
+      </w:r>
+      <w:r>
+        <w:t xml:space="preserve">. The last work, however, uses different architectures for the acoustic, a simple network and the language, a recurrent network model. With the use of a bidirectional recurrent net fed with spectral representations,</w:t>
+      </w:r>
+      <w:r>
+        <w:t xml:space="preserve"> </w:t>
+      </w:r>
+      <w:r>
+        <w:t xml:space="preserve">(Southall, Stables, and Hockman 2016)</w:t>
+      </w:r>
+      <w:r>
+        <w:t xml:space="preserve">, creates drum representations.</w:t>
+      </w:r>
+    </w:p>
+    <w:p>
+      <w:pPr>
+        <w:pStyle w:val="BodyText"/>
+      </w:pPr>
+      <w:r>
+        <w:t xml:space="preserve">Generation</w:t>
+      </w:r>
+      <w:r>
+        <w:t xml:space="preserve"> </w:t>
+      </w:r>
+      <w:r>
+        <w:t xml:space="preserve">Here the aim is the inverse of that in the music transcription: given a representation, audio output is generated. One of the first works in the field is seen in</w:t>
+      </w:r>
+      <w:r>
+        <w:t xml:space="preserve">(Stanley 2007)</w:t>
+      </w:r>
+      <w:r>
+        <w:t xml:space="preserve">, consisting of a compositional pattern producing network generating music on the fly based on user input.</w:t>
+      </w:r>
+      <w:r>
+        <w:t xml:space="preserve"> </w:t>
+      </w:r>
+      <w:r>
+        <w:t xml:space="preserve">(Hutchings 2017)</w:t>
+      </w:r>
+      <w:r>
+        <w:t xml:space="preserve"> </w:t>
+      </w:r>
+      <w:r>
+        <w:t xml:space="preserve">generates full drum parts based on a kick drum pattern, with a recurrent net, and investigates the quality of the results via an online survey.</w:t>
+      </w:r>
+    </w:p>
+    <w:p>
+      <w:pPr>
+        <w:pStyle w:val="Heading2"/>
+      </w:pPr>
+      <w:bookmarkStart w:id="33" w:name="redes-neurais-aplicadas-ao-discurso-falado"/>
+      <w:r>
+        <w:t xml:space="preserve">Redes Neurais Aplicadas ao Discurso Falado</w:t>
+      </w:r>
+      <w:bookmarkEnd w:id="33"/>
+    </w:p>
+    <w:p>
+      <w:pPr>
+        <w:pStyle w:val="FirstParagraph"/>
+      </w:pPr>
+      <w:r>
+        <w:t xml:space="preserve">Poucos trabalhos investigam a utilização de redes neurais para a síntese sonora direta. Não obstante, algumas das áreas correlatas são bastante exploradas, e podem oferecer insights interessantes.</w:t>
+      </w:r>
+    </w:p>
+    <w:p>
+      <w:pPr>
+        <w:pStyle w:val="BodyText"/>
+      </w:pPr>
+      <w:r>
+        <w:t xml:space="preserve">(Hinton et al. 2012)</w:t>
+      </w:r>
+      <w:r>
+        <w:t xml:space="preserve"> </w:t>
+      </w:r>
+      <w:r>
+        <w:t xml:space="preserve">apresenta uma revisão da literatura sobre o uso de modelagem acústica em abordagens baseadas em redes neurais na área de reconhecimento de voz. No mesmo ano</w:t>
+      </w:r>
+      <w:r>
+        <w:t xml:space="preserve"> </w:t>
+      </w:r>
+      <w:r>
+        <w:t xml:space="preserve">(Graves, Mohamed, and Hinton 2013)</w:t>
+      </w:r>
+      <w:r>
+        <w:t xml:space="preserve"> </w:t>
+      </w:r>
+      <w:r>
+        <w:t xml:space="preserve">alcança resultados no</w:t>
+      </w:r>
+      <w:r>
+        <w:t xml:space="preserve"> </w:t>
+      </w:r>
+      <w:r>
+        <w:rPr>
+          <w:i/>
+        </w:rPr>
+        <w:t xml:space="preserve">TIMIT phoneme recognition benchmark</w:t>
+      </w:r>
+      <w:r>
+        <w:t xml:space="preserve">, com a aplicação de redes recorrentes profundas, que estabelem o novo estado da arte,enquanto</w:t>
+      </w:r>
+      <w:r>
+        <w:t xml:space="preserve"> </w:t>
+      </w:r>
+      <w:r>
+        <w:t xml:space="preserve">(Maas, Hannun, and Ng 2013)</w:t>
+      </w:r>
+      <w:r>
+        <w:t xml:space="preserve"> </w:t>
+      </w:r>
+      <w:r>
+        <w:t xml:space="preserve">aponta a superioridade da função de ativação relu (</w:t>
+      </w:r>
+      <w:r>
+        <w:rPr>
+          <w:i/>
+        </w:rPr>
+        <w:t xml:space="preserve">rectifier nonlinearities</w:t>
+      </w:r>
+      <w:r>
+        <w:t xml:space="preserve">) sobre ativações de caráter sigmoidal em tarefas relacionadas ao reconhecimento contínuo da fala.</w:t>
+      </w:r>
+    </w:p>
+    <w:p>
+      <w:pPr>
+        <w:pStyle w:val="BodyText"/>
+      </w:pPr>
+      <w:r>
+        <w:t xml:space="preserve">A partir de uma arquitetura hibrica, combinando um modelo fonético recorrente com um classificador acústico baseado em uma rede neural profunda,</w:t>
+      </w:r>
+      <w:r>
+        <w:t xml:space="preserve"> </w:t>
+      </w:r>
+      <w:r>
+        <w:t xml:space="preserve">(Boulanger-Lewandowski et al. 2014)</w:t>
+      </w:r>
+      <w:r>
+        <w:t xml:space="preserve"> </w:t>
+      </w:r>
+      <w:r>
+        <w:t xml:space="preserve">aplica estratégias de sequenciamento telefonico para estabelecer um novo benchmark no</w:t>
+      </w:r>
+      <w:r>
+        <w:t xml:space="preserve"> </w:t>
+      </w:r>
+      <w:r>
+        <w:rPr>
+          <w:i/>
+        </w:rPr>
+        <w:t xml:space="preserve">TIMIT dataset</w:t>
+      </w:r>
+      <w:r>
+        <w:t xml:space="preserve">, uma técnica que foi comprovada por</w:t>
+      </w:r>
+      <w:r>
+        <w:t xml:space="preserve"> </w:t>
+      </w:r>
+      <w:r>
+        <w:t xml:space="preserve">(Sak et al. 2015)</w:t>
+      </w:r>
+      <w:r>
+        <w:t xml:space="preserve"> </w:t>
+      </w:r>
+      <w:r>
+        <w:t xml:space="preserve">como superior ao uso de arquiteturas como</w:t>
+      </w:r>
+      <w:r>
+        <w:t xml:space="preserve"> </w:t>
+      </w:r>
+      <w:r>
+        <w:rPr>
+          <w:i/>
+        </w:rPr>
+        <w:t xml:space="preserve">deep long short-Term memory recurrent neural networks</w:t>
+      </w:r>
+      <w:r>
+        <w:t xml:space="preserve"> </w:t>
+      </w:r>
+      <w:r>
+        <w:t xml:space="preserve">e as abordagens mais utilizadas à época baseadas no modelo oculto de Markov.</w:t>
+      </w:r>
+    </w:p>
+    <w:p>
+      <w:pPr>
+        <w:pStyle w:val="BodyText"/>
+      </w:pPr>
+      <w:r>
+        <w:t xml:space="preserve">Com relação à utilização de redes convolucionais,</w:t>
+      </w:r>
+      <w:r>
+        <w:t xml:space="preserve"> </w:t>
+      </w:r>
+      <w:r>
+        <w:t xml:space="preserve">(Sainath et al. 2015)</w:t>
+      </w:r>
+      <w:r>
+        <w:t xml:space="preserve"> </w:t>
+      </w:r>
+      <w:r>
+        <w:t xml:space="preserve">investiga a otimização dos hyperparametros dessas redes, além de estratégias de</w:t>
+      </w:r>
+      <w:r>
+        <w:t xml:space="preserve"> </w:t>
+      </w:r>
+      <w:r>
+        <w:rPr>
+          <w:i/>
+        </w:rPr>
+        <w:t xml:space="preserve">pooling</w:t>
+      </w:r>
+      <w:r>
+        <w:t xml:space="preserve"> </w:t>
+      </w:r>
+      <w:r>
+        <w:t xml:space="preserve">e treinamento para aplicações em reconhecimento de fala, enquanto</w:t>
+      </w:r>
+      <w:r>
+        <w:t xml:space="preserve"> </w:t>
+      </w:r>
+      <w:r>
+        <w:t xml:space="preserve">(Zweig et al. 2017)</w:t>
+      </w:r>
+      <w:r>
+        <w:t xml:space="preserve"> </w:t>
+      </w:r>
+      <w:r>
+        <w:t xml:space="preserve">e</w:t>
+      </w:r>
+      <w:r>
+        <w:t xml:space="preserve"> </w:t>
+      </w:r>
+      <w:r>
+        <w:t xml:space="preserve">(Ying Zhang et al. 2017)</w:t>
+      </w:r>
+      <w:r>
+        <w:t xml:space="preserve"> </w:t>
+      </w:r>
+      <w:r>
+        <w:t xml:space="preserve">exploram o desempenho de sistemas baseados somente em redes neurais (</w:t>
+      </w:r>
+      <w:r>
+        <w:rPr>
+          <w:i/>
+        </w:rPr>
+        <w:t xml:space="preserve">end-to-end</w:t>
+      </w:r>
+      <w:r>
+        <w:t xml:space="preserve">), com o último combinando redes convolucionais hierárquicas com classificação temporal coneccionista. Nessa mesma linha, o trabalho de</w:t>
+      </w:r>
+      <w:r>
+        <w:t xml:space="preserve"> </w:t>
+      </w:r>
+      <w:r>
+        <w:t xml:space="preserve">(Yu Zhang, Chan, and Jaitly 2017)</w:t>
+      </w:r>
+      <w:r>
+        <w:t xml:space="preserve">também investiga sistemas</w:t>
+      </w:r>
+      <w:r>
+        <w:t xml:space="preserve"> </w:t>
+      </w:r>
+      <w:r>
+        <w:rPr>
+          <w:i/>
+        </w:rPr>
+        <w:t xml:space="preserve">end-to-end</w:t>
+      </w:r>
+      <w:r>
+        <w:t xml:space="preserve"> </w:t>
+      </w:r>
+      <w:r>
+        <w:t xml:space="preserve">a partir de uma arquitetura combinando redes neurais convolucionais profundas com recorrência e princípios baseados no aninhamento de redes neurais (NIN, network in a network). Alguns desses princípios, notadamente a justaposição de convolução e recorrência, inspiraram a implementação apresentada no capítulo</w:t>
+      </w:r>
+      <w:r>
+        <w:t xml:space="preserve"> </w:t>
+      </w:r>
+      <w:r>
+        <w:rPr>
+          <w:b/>
+        </w:rPr>
+        <w:t xml:space="preserve">XXX</w:t>
+      </w:r>
+    </w:p>
+    <w:p>
+      <w:pPr>
+        <w:pStyle w:val="BodyText"/>
+      </w:pPr>
+      <w:r>
+        <w:t xml:space="preserve">O estado da arte da síntese sonora ainda não foi estabelecido por abordagens totalmente baseadas em redes neurais, embora pesquisas nesse sentido sejam abundantes, e estejam rapidamente aproximando-se da qualidade necessária para a implementação em produtos finais. O trabalho de</w:t>
+      </w:r>
+      <w:r>
+        <w:t xml:space="preserve"> </w:t>
+      </w:r>
+      <w:r>
+        <w:t xml:space="preserve">(Zen and Sak 2015)</w:t>
+      </w:r>
+      <w:r>
+        <w:t xml:space="preserve"> </w:t>
+      </w:r>
+      <w:r>
+        <w:t xml:space="preserve">aborda a tarefa a partir de uma rede recorrente com camadas LSTM (long short-term memory), enquanto</w:t>
+      </w:r>
+      <w:r>
+        <w:t xml:space="preserve"> </w:t>
+      </w:r>
+      <w:r>
+        <w:t xml:space="preserve">(Wu and King 2016)</w:t>
+      </w:r>
+      <w:r>
+        <w:t xml:space="preserve"> </w:t>
+      </w:r>
+      <w:r>
+        <w:t xml:space="preserve">investiga a influência de aspectos específicos dessa topologia em sua eficiência na tarefa de síntese da voz falada.</w:t>
+      </w:r>
+    </w:p>
+    <w:p>
+      <w:pPr>
+        <w:pStyle w:val="Heading2"/>
+      </w:pPr>
+      <w:bookmarkStart w:id="34" w:name="redes-neurais-aplicadas-à-imagem-computer-vision"/>
+      <w:r>
+        <w:t xml:space="preserve">Redes Neurais Aplicadas à Imagem (</w:t>
+      </w:r>
+      <w:r>
+        <w:rPr>
+          <w:i/>
+        </w:rPr>
+        <w:t xml:space="preserve">Computer Vision</w:t>
+      </w:r>
+      <w:r>
+        <w:t xml:space="preserve">)</w:t>
+      </w:r>
+      <w:bookmarkEnd w:id="34"/>
+    </w:p>
+    <w:p>
+      <w:pPr>
+        <w:pStyle w:val="FirstParagraph"/>
+      </w:pPr>
+      <w:r>
+        <w:t xml:space="preserve">Recentemente tem-se visto esforços para adaptar métodos utilizados com sucesso na área de</w:t>
+      </w:r>
+      <w:r>
+        <w:t xml:space="preserve"> </w:t>
+      </w:r>
+      <w:r>
+        <w:rPr>
+          <w:i/>
+        </w:rPr>
+        <w:t xml:space="preserve">computer vision</w:t>
+      </w:r>
+      <w:r>
+        <w:t xml:space="preserve"> </w:t>
+      </w:r>
+      <w:r>
+        <w:t xml:space="preserve">ao campo da modelagem acústica. O trabalho de</w:t>
+      </w:r>
+      <w:r>
+        <w:t xml:space="preserve"> </w:t>
+      </w:r>
+      <w:r>
+        <w:t xml:space="preserve">(Engel et al. 2017)</w:t>
+      </w:r>
+      <w:r>
+        <w:t xml:space="preserve">, por exemplo, busca inspiração na área de geração de imagens para elaborar uma arquitetura apropriada a síntese sonora.</w:t>
+      </w:r>
+      <w:r>
+        <w:t xml:space="preserve"> </w:t>
+      </w:r>
+      <w:r>
+        <w:t xml:space="preserve">Ainda em paralelo com a área de relacionada à imagens, o autor propõe um base de dados sonora, Nsynth, à luz de</w:t>
+      </w:r>
+      <w:r>
+        <w:t xml:space="preserve"> </w:t>
+      </w:r>
+      <w:r>
+        <w:rPr>
+          <w:i/>
+        </w:rPr>
+        <w:t xml:space="preserve">datasets</w:t>
+      </w:r>
+      <w:r>
+        <w:t xml:space="preserve"> </w:t>
+      </w:r>
+      <w:r>
+        <w:t xml:space="preserve">clássicos de imagens, como o MNIST, como uma forma de alavancar pesquisas nessa direção.</w:t>
+      </w:r>
+    </w:p>
+    <w:p>
+      <w:pPr>
+        <w:pStyle w:val="BodyText"/>
+      </w:pPr>
+      <w:r>
+        <w:t xml:space="preserve">Image Compression</w:t>
+      </w:r>
+      <w:r>
+        <w:t xml:space="preserve"> </w:t>
+      </w:r>
+      <w:r>
+        <w:t xml:space="preserve">Despite beeing an important field in face of the communication era demands</w:t>
+      </w:r>
+      <w:r>
+        <w:t xml:space="preserve">(Rehman, Sharif, and Raza 2014)</w:t>
+      </w:r>
+      <w:r>
+        <w:t xml:space="preserve">, the last review about the use of neural networks in image compression was made in 1999</w:t>
+      </w:r>
+      <w:r>
+        <w:t xml:space="preserve">(Jiang 1999)</w:t>
+      </w:r>
+      <w:r>
+        <w:t xml:space="preserve">, while the last general review about the area dates from 2014</w:t>
+      </w:r>
+      <w:r>
+        <w:t xml:space="preserve">(Rehman, Sharif, and Raza 2014)</w:t>
       </w:r>
       <w:r>
         <w:t xml:space="preserve">.</w:t>
@@ -1076,16 +1817,13 @@
         <w:pStyle w:val="BodyText"/>
       </w:pPr>
       <w:r>
-        <w:t xml:space="preserve">Esse tipo de arquitetura lida com o problema da alta dimensão de uma imagem substituindo camadas totalmente conectadas por camadas convolucionais, que varrem a imagem, movimentando-se em uma de suas dimensões um passo por vez cada vez</w:t>
-      </w:r>
-      <w:r>
-        <w:t xml:space="preserve"> </w:t>
-      </w:r>
-      <w:r>
-        <w:t xml:space="preserve">(LeCun et al. 1998)</w:t>
-      </w:r>
-      <w:r>
-        <w:t xml:space="preserve">, e atualizando os pesos de acordo.</w:t>
+        <w:t xml:space="preserve">(Ballé, Laparra, and Simoncelli 2016)</w:t>
+      </w:r>
+      <w:r>
+        <w:t xml:space="preserve"> </w:t>
+      </w:r>
+      <w:r>
+        <w:t xml:space="preserve">proposes the use of stages of linear convolutional filters and non-linear activation functions, improving the Multiscale Structural Similarity for Image Quality Assessment(MS-SSIM) measure in all bitrates.</w:t>
       </w:r>
     </w:p>
     <w:p>
@@ -1093,73 +1831,334 @@
         <w:pStyle w:val="BodyText"/>
       </w:pPr>
       <w:r>
-        <w:t xml:space="preserve">Esse procedimento permite a geração, nas camadas convolucionais da rede, de uma só representação para padrões que aparecem em diferentes pontos da imagem; tais representações são geralmente interpretadas nas camadas finais da rede, totalmente conectadas, de forma a gerar o resultado final.</w:t>
+        <w:t xml:space="preserve">Superior measurements, with the same metrics, to standard compression methods such as JPEG and WebP, were obtained by</w:t>
+      </w:r>
+      <w:r>
+        <w:t xml:space="preserve"> </w:t>
+      </w:r>
+      <w:r>
+        <w:t xml:space="preserve">(Johnston et al. 2017)</w:t>
+      </w:r>
+      <w:r>
+        <w:t xml:space="preserve">, using a recurrent architecture with SSIM loss function and adaptive bit allocation algorithm.</w:t>
+      </w:r>
+      <w:r>
+        <w:t xml:space="preserve"> </w:t>
+      </w:r>
+      <w:r>
+        <w:t xml:space="preserve">With a modified loss function,</w:t>
+      </w:r>
+      <w:r>
+        <w:t xml:space="preserve"> </w:t>
+      </w:r>
+      <w:r>
+        <w:t xml:space="preserve">(Theis et al. 2017)</w:t>
+      </w:r>
+      <w:r>
+        <w:t xml:space="preserve"> </w:t>
+      </w:r>
+      <w:r>
+        <w:t xml:space="preserve">shows that autoencoders can achieve compressing results comparable with JPEG 2000 format.</w:t>
+      </w:r>
+    </w:p>
+    <w:p>
+      <w:pPr>
+        <w:pStyle w:val="BodyText"/>
+      </w:pPr>
+      <w:r>
+        <w:t xml:space="preserve">(Toderici et al. 2016)</w:t>
+      </w:r>
+      <w:r>
+        <w:t xml:space="preserve"> </w:t>
+      </w:r>
+      <w:r>
+        <w:t xml:space="preserve">also produces results better than standard codecs via different architectures based on recurrent neural networks, a binarizer, and a neural network for entropy coding.</w:t>
+      </w:r>
+    </w:p>
+    <w:p>
+      <w:pPr>
+        <w:pStyle w:val="BodyText"/>
+      </w:pPr>
+      <w:r>
+        <w:t xml:space="preserve">Using a fuzzy neural network,</w:t>
+      </w:r>
+      <w:r>
+        <w:t xml:space="preserve"> </w:t>
+      </w:r>
+      <w:r>
+        <w:t xml:space="preserve">(Wang and Gao 2015)</w:t>
+      </w:r>
+      <w:r>
+        <w:t xml:space="preserve"> </w:t>
+      </w:r>
+      <w:r>
+        <w:t xml:space="preserve">achieves superior speed, robustness and quality in lossy image processing tasks.</w:t>
+      </w:r>
+      <w:r>
+        <w:t xml:space="preserve"> </w:t>
+      </w:r>
+      <w:r>
+        <w:t xml:space="preserve">(Toderici et al. 2015)</w:t>
+      </w:r>
+      <w:r>
+        <w:t xml:space="preserve"> </w:t>
+      </w:r>
+      <w:r>
+        <w:t xml:space="preserve">presents a progressive method, focused on reducing mobile phone data transfer, that allows arbitrary image quality depending on the quantity bits sent to the device.</w:t>
+      </w:r>
+      <w:r>
+        <w:t xml:space="preserve"> </w:t>
+      </w:r>
+      <w:r>
+        <w:t xml:space="preserve">(Santurkar, Budden, and Shavit 2017)</w:t>
+      </w:r>
+      <w:r>
+        <w:t xml:space="preserve"> </w:t>
+      </w:r>
+      <w:r>
+        <w:t xml:space="preserve">investigates the resilience of neural networks based compression, via a generative model capable of offering graceful degradation on the compressed images. Conceptual compressing is investigated by</w:t>
+      </w:r>
+      <w:r>
+        <w:t xml:space="preserve"> </w:t>
+      </w:r>
+      <w:r>
+        <w:t xml:space="preserve">(Gregor et al. 2016)</w:t>
+      </w:r>
+      <w:r>
+        <w:t xml:space="preserve">, a technique that allows images to be retrieved from symbols. All the literature investigate deals with lossy compression.</w:t>
+      </w:r>
+    </w:p>
+    <w:p>
+      <w:pPr>
+        <w:pStyle w:val="BodyText"/>
+      </w:pPr>
+      <w:r>
+        <w:t xml:space="preserve">Síntese</w:t>
+      </w:r>
+      <w:r>
+        <w:t xml:space="preserve"> </w:t>
+      </w:r>
+      <w:r>
+        <w:t xml:space="preserve">(Isola et al. 2016)</w:t>
+      </w:r>
+      <w:r>
+        <w:t xml:space="preserve"> </w:t>
+      </w:r>
+      <w:r>
+        <w:t xml:space="preserve">presents a method to translate images via an adversarial network, generating images from outlines, for example, or providing automatic image colorization</w:t>
+      </w:r>
+      <w:r>
+        <w:t xml:space="preserve"> </w:t>
+      </w:r>
+      <w:r>
+        <w:t xml:space="preserve">(Hwang and Zhou 2016)</w:t>
+      </w:r>
+      <w:r>
+        <w:t xml:space="preserve">,</w:t>
+      </w:r>
+      <w:r>
+        <w:t xml:space="preserve"> </w:t>
+      </w:r>
+      <w:r>
+        <w:t xml:space="preserve">(Zhang, Isola, and Efros 2016)</w:t>
+      </w:r>
+      <w:r>
+        <w:t xml:space="preserve">,</w:t>
+      </w:r>
+      <w:r>
+        <w:t xml:space="preserve"> </w:t>
+      </w:r>
+      <w:r>
+        <w:t xml:space="preserve">(Larsson, Maire, and Shakhnarovich 2016)</w:t>
+      </w:r>
+      <w:r>
+        <w:t xml:space="preserve"> </w:t>
+      </w:r>
+      <w:r>
+        <w:t xml:space="preserve">and</w:t>
+      </w:r>
+      <w:r>
+        <w:t xml:space="preserve"> </w:t>
+      </w:r>
+      <w:r>
+        <w:t xml:space="preserve">(Iizuka, Simo-Serra, and Ishikawa 2016)</w:t>
+      </w:r>
+      <w:r>
+        <w:t xml:space="preserve">, the last focusing on automatic image colorization via a convolutional network, based on the extraction of local and global features, learned in the supervised training process.</w:t>
+      </w:r>
+    </w:p>
+    <w:p>
+      <w:pPr>
+        <w:pStyle w:val="BodyText"/>
+      </w:pPr>
+      <w:r>
+        <w:t xml:space="preserve">Also using adversarial nets,</w:t>
+      </w:r>
+      <w:r>
+        <w:t xml:space="preserve"> </w:t>
+      </w:r>
+      <w:r>
+        <w:t xml:space="preserve">(Frans 2017)</w:t>
+      </w:r>
+      <w:r>
+        <w:t xml:space="preserve"> </w:t>
+      </w:r>
+      <w:r>
+        <w:t xml:space="preserve">introduces control to the process of generating coloured images from sketches, with the use of colour maps fed into the , a concept that is further explored in</w:t>
+      </w:r>
+      <w:r>
+        <w:t xml:space="preserve"> </w:t>
+      </w:r>
+      <w:r>
+        <w:t xml:space="preserve">(Sangkloy et al. 2016)</w:t>
+      </w:r>
+      <w:r>
+        <w:t xml:space="preserve">, where user interaction and a feed-forward architecture enables real-time colorization of images via the input of colour clues via scribbles in arbitrary areas of the image.</w:t>
+      </w:r>
+    </w:p>
+    <w:p>
+      <w:pPr>
+        <w:pStyle w:val="BodyText"/>
+      </w:pPr>
+      <w:r>
+        <w:t xml:space="preserve">(Gatys, Ecker, and Bethge 2016)</w:t>
+      </w:r>
+      <w:r>
+        <w:t xml:space="preserve"> </w:t>
+      </w:r>
+      <w:r>
+        <w:t xml:space="preserve">tackles the problem of style transfer: extracting features of an image and applying to another one, without changing the semantics of the latter, with the application of a convolutional network.</w:t>
+      </w:r>
+    </w:p>
+    <w:p>
+      <w:pPr>
+        <w:pStyle w:val="BodyText"/>
+      </w:pPr>
+      <w:r>
+        <w:t xml:space="preserve">(Kulkarni et al. 2015)</w:t>
+      </w:r>
+      <w:r>
+        <w:t xml:space="preserve">, on the other hand, proposes a method that enables a convolutional-deconvolutional network to disentangle the features extracted from images, allowing the manual generation of images in different positions and lighting conditions via the tweak of variables fed to the network. Also investigating image manipulation, by means of adversarial nets,</w:t>
+      </w:r>
+      <w:r>
+        <w:t xml:space="preserve"> </w:t>
+      </w:r>
+      <w:r>
+        <w:t xml:space="preserve">(Zhu et al. 2016)</w:t>
+      </w:r>
+      <w:r>
+        <w:t xml:space="preserve"> </w:t>
+      </w:r>
+      <w:r>
+        <w:t xml:space="preserve">attempts to learn features directly from raw data.</w:t>
+      </w:r>
+    </w:p>
+    <w:p>
+      <w:pPr>
+        <w:pStyle w:val="BodyText"/>
+      </w:pPr>
+      <w:r>
+        <w:t xml:space="preserve">(Oord, Kalchbrenner, and Kavukcuoglu 2016)</w:t>
+      </w:r>
+      <w:r>
+        <w:t xml:space="preserve"> </w:t>
+      </w:r>
+      <w:r>
+        <w:t xml:space="preserve">proposes a deep recurrent topology, with improved residual connections, capable of reconstructing occluded images, that could be also used in image compression tasks.</w:t>
+      </w:r>
+    </w:p>
+    <w:p>
+      <w:pPr>
+        <w:pStyle w:val="BodyText"/>
+      </w:pPr>
+      <w:r>
+        <w:t xml:space="preserve">(Theis and Bethge 2015)</w:t>
+      </w:r>
+      <w:r>
+        <w:t xml:space="preserve"> </w:t>
+      </w:r>
+      <w:r>
+        <w:t xml:space="preserve">investigates a recurrent architecture composed of multi-dimensional long short term memory units in the context of modelling image distributions.</w:t>
+      </w:r>
+    </w:p>
+    <w:p>
+      <w:pPr>
+        <w:pStyle w:val="BodyText"/>
+      </w:pPr>
+      <w:r>
+        <w:t xml:space="preserve">Video</w:t>
+      </w:r>
+      <w:r>
+        <w:t xml:space="preserve"> </w:t>
+      </w:r>
+      <w:r>
+        <w:t xml:space="preserve">Problems in this area can be understood as a general case of aforementioned image-related tasks, with the added complexity of taking advantage of temporal correlations and a much higher data dimensionality. Motivated by this,</w:t>
+      </w:r>
+      <w:r>
+        <w:t xml:space="preserve"> </w:t>
+      </w:r>
+      <w:r>
+        <w:t xml:space="preserve">(Karpathy et al. 2014)</w:t>
+      </w:r>
+      <w:r>
+        <w:t xml:space="preserve"> </w:t>
+      </w:r>
+      <w:r>
+        <w:t xml:space="preserve">investigates approaches capable of extending convolutional neural networks in order to enable them to take advantage of temporal information in the inputted data. In a similar attempt, extending facial expression recognition to videos,</w:t>
+      </w:r>
+      <w:r>
+        <w:t xml:space="preserve"> </w:t>
+      </w:r>
+      <w:r>
+        <w:t xml:space="preserve">(Khorrami et al. 2016)</w:t>
+      </w:r>
+      <w:r>
+        <w:t xml:space="preserve"> </w:t>
+      </w:r>
+      <w:r>
+        <w:t xml:space="preserve">merges convolutional and recurrent networks, measuring the relative relevance of each one in the final results. Tackling the curse of dimensionality,</w:t>
+      </w:r>
+      <w:r>
+        <w:t xml:space="preserve"> </w:t>
+      </w:r>
+      <w:r>
+        <w:t xml:space="preserve">(Yang, Krompass, and Tresp 2017)</w:t>
+      </w:r>
+      <w:r>
+        <w:t xml:space="preserve"> </w:t>
+      </w:r>
+      <w:r>
+        <w:t xml:space="preserve">presents the tensor-train concept, enabling the transfer of improvements of other architectures to high dimensional sequential data.</w:t>
+      </w:r>
+      <w:r>
+        <w:t xml:space="preserve"> </w:t>
+      </w:r>
+      <w:r>
+        <w:t xml:space="preserve">(He et al. 2015)</w:t>
+      </w:r>
+      <w:r>
+        <w:t xml:space="preserve"> </w:t>
+      </w:r>
+      <w:r>
+        <w:t xml:space="preserve">uses a deep bidirectional long short-term memory recurrent neural net to set benchmarks in the recognition of emotions, via audio and video processing.</w:t>
       </w:r>
     </w:p>
     <w:p>
       <w:pPr>
         <w:pStyle w:val="Heading2"/>
       </w:pPr>
-      <w:bookmarkStart w:id="33" w:name="utilização-de-anns-em-áreas-correlatas"/>
-      <w:r>
-        <w:t xml:space="preserve">Utilização de ANNs em áreas correlatas</w:t>
-      </w:r>
-      <w:bookmarkEnd w:id="33"/>
+      <w:bookmarkStart w:id="35" w:name="redes-neurais---ferramentas-e-frameworks"/>
+      <w:r>
+        <w:t xml:space="preserve">Redes Neurais - Ferramentas e Frameworks</w:t>
+      </w:r>
+      <w:bookmarkEnd w:id="35"/>
     </w:p>
     <w:p>
       <w:pPr>
         <w:pStyle w:val="FirstParagraph"/>
       </w:pPr>
       <w:r>
-        <w:t xml:space="preserve">Poucos trabalhos investigam a utilização de redes neurais para a síntese sonora direta. Não obstantes, algumas das áreas correlatas são bastante exploradas, e podem oferecer insights interessantes.</w:t>
-      </w:r>
-    </w:p>
-    <w:p>
-      <w:pPr>
-        <w:pStyle w:val="Heading3"/>
-      </w:pPr>
-      <w:bookmarkStart w:id="34" w:name="reconhecimento-e-síntese-de-voz"/>
-      <w:r>
-        <w:t xml:space="preserve">Reconhecimento e Síntese de Voz</w:t>
-      </w:r>
-      <w:bookmarkEnd w:id="34"/>
-    </w:p>
-    <w:p>
-      <w:pPr>
-        <w:pStyle w:val="FirstParagraph"/>
-      </w:pPr>
-      <w:r>
-        <w:t xml:space="preserve">(Hinton et al. 2012)</w:t>
-      </w:r>
-      <w:r>
-        <w:t xml:space="preserve"> </w:t>
-      </w:r>
-      <w:r>
-        <w:t xml:space="preserve">present an overview of the use of neural networks based approach in the field, while in this same year,</w:t>
-      </w:r>
-      <w:r>
-        <w:t xml:space="preserve"> </w:t>
-      </w:r>
-      <w:r>
-        <w:t xml:space="preserve">(Graves, Mohamed, and Hinton 2013)</w:t>
-      </w:r>
-      <w:r>
-        <w:t xml:space="preserve"> </w:t>
-      </w:r>
-      <w:r>
-        <w:t xml:space="preserve">produces state of the art results in the TIMIT phoneme recognition benchmark using a deep recurrent neural network, while</w:t>
-      </w:r>
-      <w:r>
-        <w:t xml:space="preserve"> </w:t>
-      </w:r>
-      <w:r>
-        <w:t xml:space="preserve">(Maas, Hannun, and Ng 2013)</w:t>
-      </w:r>
-      <w:r>
-        <w:t xml:space="preserve"> </w:t>
-      </w:r>
-      <w:r>
-        <w:t xml:space="preserve">points the superiority of rectifier nonlinearities over sigmodal activation functions in the task of continuous speech recognition.</w:t>
+        <w:t xml:space="preserve">A área de machine learning encontra-se muito ativa atualmente, tanto no âmbito da pesquisa quanto no empresarial, com várias grandes empresas de tecnologia incorporando essa tecnologia em suas competências essenciais. Dessa forma, assistimos à uma proliferação de ferramentas e frameworks focados em diferentes aspectos da área, muitos deles desenvolvidos ou endossados por essas empresas, como Microsoft, Google e Amazon. Somando-se a isso o fato de que, em maior ou menor grau, todos eles apresentam uma curva de aprendizado significativa, fica evidente que uma comparação direta de todos, ou mesmo da maioria das ferramentas disponíveis, torna-se impraticável em um horizonte de tempo razoável.</w:t>
       </w:r>
     </w:p>
     <w:p>
@@ -1167,726 +2166,18 @@
         <w:pStyle w:val="BodyText"/>
       </w:pPr>
       <w:r>
-        <w:t xml:space="preserve">With a hybrid architecture, combining a recurrent phonetic model and a deep neural network acoustic classifier,</w:t>
-      </w:r>
-      <w:r>
-        <w:t xml:space="preserve"> </w:t>
-      </w:r>
-      <w:r>
-        <w:t xml:space="preserve">(Boulanger-Lewandowski et al. 2014)</w:t>
-      </w:r>
-      <w:r>
-        <w:t xml:space="preserve"> </w:t>
-      </w:r>
-      <w:r>
-        <w:t xml:space="preserve">applies phone sequencing strategies to set new benchmarks in the TIMIT dataset, a technique that is proved by</w:t>
-      </w:r>
-      <w:r>
-        <w:t xml:space="preserve"> </w:t>
-      </w:r>
-      <w:r>
-        <w:t xml:space="preserve">(Sak et al. 2015)</w:t>
-      </w:r>
-      <w:r>
-        <w:t xml:space="preserve"> </w:t>
-      </w:r>
-      <w:r>
-        <w:t xml:space="preserve">to be superior to architectures like deep long short-Term memory recurrent neural networks and the widely used hidden Markov models.</w:t>
-      </w:r>
-    </w:p>
-    <w:p>
-      <w:pPr>
-        <w:pStyle w:val="BodyText"/>
-      </w:pPr>
-      <w:r>
-        <w:t xml:space="preserve">(Sainath et al. 2015)</w:t>
-      </w:r>
-      <w:r>
-        <w:t xml:space="preserve"> </w:t>
-      </w:r>
-      <w:r>
-        <w:t xml:space="preserve">investigates the optimization of convolutional nets hyperparameters, pooling and training strategies to applications in speech recognition tasks.</w:t>
-      </w:r>
-      <w:r>
-        <w:t xml:space="preserve"> </w:t>
-      </w:r>
-      <w:r>
-        <w:t xml:space="preserve">(Zweig et al. 2017)</w:t>
-      </w:r>
-      <w:r>
-        <w:t xml:space="preserve"> </w:t>
-      </w:r>
-      <w:r>
-        <w:t xml:space="preserve">and</w:t>
-      </w:r>
-      <w:r>
-        <w:t xml:space="preserve"> </w:t>
-      </w:r>
-      <w:r>
-        <w:t xml:space="preserve">(Ying Zhang et al. 2017)</w:t>
-      </w:r>
-      <w:r>
-        <w:t xml:space="preserve"> </w:t>
-      </w:r>
-      <w:r>
-        <w:t xml:space="preserve">investigates end-to-end systems, with the latter combining hierarchical convolutional nets with Connectionist Temporal Classification. In his work,</w:t>
-      </w:r>
-      <w:r>
-        <w:t xml:space="preserve"> </w:t>
-      </w:r>
-      <w:r>
-        <w:t xml:space="preserve">(Yu Zhang, Chan, and Jaitly 2017)</w:t>
-      </w:r>
-      <w:r>
-        <w:t xml:space="preserve"> </w:t>
-      </w:r>
-      <w:r>
-        <w:t xml:space="preserve">also explores end-to-end systems, via a very deep recurrent convolutional network employing NIN principles.</w:t>
-      </w:r>
-    </w:p>
-    <w:p>
-      <w:pPr>
-        <w:pStyle w:val="BodyText"/>
-      </w:pPr>
-      <w:r>
-        <w:t xml:space="preserve">Speech synthesis state of the art, as seen in text-to-speech applications, for instance, is not yet achieved via end-to-end neural network approaches. Nonetheless, this area is being actively researched, and approaching production quality rapidly.</w:t>
-      </w:r>
-      <w:r>
-        <w:t xml:space="preserve"> </w:t>
-      </w:r>
-      <w:r>
-        <w:t xml:space="preserve">(Zen and Sak 2015)</w:t>
-      </w:r>
-      <w:r>
-        <w:t xml:space="preserve"> </w:t>
-      </w:r>
-      <w:r>
-        <w:t xml:space="preserve">tackles this task using unidirectional long short-term memory recurrent neural networks with a recurrent output layer, while</w:t>
-      </w:r>
-      <w:r>
-        <w:t xml:space="preserve"> </w:t>
-      </w:r>
-      <w:r>
-        <w:t xml:space="preserve">(Wu and King 2016)</w:t>
-      </w:r>
-      <w:r>
-        <w:t xml:space="preserve"> </w:t>
-      </w:r>
-      <w:r>
-        <w:t xml:space="preserve">further investigates this architecture, trying to discover the reasons for its effectiveness, and pinpoint wich factor are more relevant to que quality of the task, with the goal of offering a simplified topology.</w:t>
-      </w:r>
-    </w:p>
-    <w:p>
-      <w:pPr>
-        <w:pStyle w:val="Heading3"/>
-      </w:pPr>
-      <w:bookmarkStart w:id="35" w:name="music"/>
-      <w:r>
-        <w:t xml:space="preserve">Music</w:t>
-      </w:r>
-      <w:bookmarkEnd w:id="35"/>
-    </w:p>
-    <w:p>
-      <w:pPr>
-        <w:pStyle w:val="FirstParagraph"/>
-      </w:pPr>
-      <w:r>
-        <w:t xml:space="preserve">Em geral os trabalhos relacionados à música ocorrem em um nível de abstração mais alto do que a geração direta dos sons, envolvendo a manipulação de representações musicais como partituras, por exemplo.</w:t>
-      </w:r>
-      <w:r>
-        <w:t xml:space="preserve"> </w:t>
-      </w:r>
-      <w:r>
-        <w:t xml:space="preserve">Many language processing techniques are used in the music field; similarly, many image tasks can be translated to music, given a suitable representation for the input data, like spectrograms.</w:t>
-      </w:r>
-    </w:p>
-    <w:p>
-      <w:pPr>
-        <w:pStyle w:val="Heading4"/>
-      </w:pPr>
-      <w:bookmarkStart w:id="36" w:name="classification"/>
-      <w:r>
-        <w:t xml:space="preserve">Classification</w:t>
+        <w:t xml:space="preserve">A literatura disponível sobre o tema é bastante escassa, talvez pela volatilidade do tema.</w:t>
+      </w:r>
+    </w:p>
+    <w:p>
+      <w:pPr>
+        <w:pStyle w:val="Heading2"/>
+      </w:pPr>
+      <w:bookmarkStart w:id="36" w:name="síntese-sonora-em-tempo-real"/>
+      <w:r>
+        <w:t xml:space="preserve">Síntese Sonora em Tempo Real</w:t>
       </w:r>
       <w:bookmarkEnd w:id="36"/>
-    </w:p>
-    <w:p>
-      <w:pPr>
-        <w:pStyle w:val="FirstParagraph"/>
-      </w:pPr>
-      <w:r>
-        <w:t xml:space="preserve">This task involves assigning tags, generally genre-related or emotion related, to musical pieces.</w:t>
-      </w:r>
-      <w:r>
-        <w:t xml:space="preserve"> </w:t>
-      </w:r>
-      <w:r>
-        <w:t xml:space="preserve">(Costa, Oliveira, and Silla 2017)</w:t>
-      </w:r>
-      <w:r>
-        <w:t xml:space="preserve"> </w:t>
-      </w:r>
-      <w:r>
-        <w:t xml:space="preserve">and</w:t>
-      </w:r>
-      <w:r>
-        <w:t xml:space="preserve"> </w:t>
-      </w:r>
-      <w:r>
-        <w:t xml:space="preserve">(Choi, Fazekas, and Sandler 2016)</w:t>
-      </w:r>
-      <w:r>
-        <w:t xml:space="preserve"> </w:t>
-      </w:r>
-      <w:r>
-        <w:t xml:space="preserve">tackles this task with a fully convolutional neural network fed, in the latter case, with music represented by a mel-spectrogram, while in</w:t>
-      </w:r>
-      <w:r>
-        <w:t xml:space="preserve"> </w:t>
-      </w:r>
-      <w:r>
-        <w:t xml:space="preserve">(Choi et al. 2017)</w:t>
-      </w:r>
-      <w:r>
-        <w:t xml:space="preserve"> </w:t>
-      </w:r>
-      <w:r>
-        <w:t xml:space="preserve">a recurrent architecture is also explored, to exploit the temporal correlation of the inputs.</w:t>
-      </w:r>
-    </w:p>
-    <w:p>
-      <w:pPr>
-        <w:pStyle w:val="Heading4"/>
-      </w:pPr>
-      <w:bookmarkStart w:id="37" w:name="transcription"/>
-      <w:r>
-        <w:t xml:space="preserve">Transcription</w:t>
-      </w:r>
-      <w:bookmarkEnd w:id="37"/>
-    </w:p>
-    <w:p>
-      <w:pPr>
-        <w:pStyle w:val="FirstParagraph"/>
-      </w:pPr>
-      <w:r>
-        <w:t xml:space="preserve">the common task in this field is to translate music parts, generally specific instruments, into a symbolic representation, like tablatures or music scores, for example. One of the first contributions to this field is seen in</w:t>
-      </w:r>
-      <w:r>
-        <w:t xml:space="preserve"> </w:t>
-      </w:r>
-      <w:r>
-        <w:t xml:space="preserve">(Tuohy, Potter, and Center 2006)</w:t>
-      </w:r>
-      <w:r>
-        <w:t xml:space="preserve"> </w:t>
-      </w:r>
-      <w:r>
-        <w:t xml:space="preserve">via the coupling of a network and a local heuristic hill-climber applied over the results, to generate tablatures from music.</w:t>
-      </w:r>
-    </w:p>
-    <w:p>
-      <w:pPr>
-        <w:pStyle w:val="BodyText"/>
-      </w:pPr>
-      <w:r>
-        <w:t xml:space="preserve">With the use of a recurrent net,</w:t>
-      </w:r>
-      <w:r>
-        <w:t xml:space="preserve"> </w:t>
-      </w:r>
-      <w:r>
-        <w:t xml:space="preserve">(Boulanger-Lewandowski, Bengio, and Vincent 2013)</w:t>
-      </w:r>
-      <w:r>
-        <w:t xml:space="preserve"> </w:t>
-      </w:r>
-      <w:r>
-        <w:t xml:space="preserve">transcribes spectrograms of general musical parts into piano roll midi commands, while</w:t>
-      </w:r>
-      <w:r>
-        <w:t xml:space="preserve"> </w:t>
-      </w:r>
-      <w:r>
-        <w:t xml:space="preserve">(Böck and Schedl 2012)</w:t>
-      </w:r>
-      <w:r>
-        <w:t xml:space="preserve"> </w:t>
-      </w:r>
-      <w:r>
-        <w:t xml:space="preserve">offers a similar approach, restricted to polyphonic piano sound, as in the case of</w:t>
-      </w:r>
-      <w:r>
-        <w:t xml:space="preserve"> </w:t>
-      </w:r>
-      <w:r>
-        <w:t xml:space="preserve">(Sigtia, Benetos, and Dixon 2016)</w:t>
-      </w:r>
-      <w:r>
-        <w:t xml:space="preserve">. The last work, however, uses different architectures for the acoustic, a simple network and the language, a recurrent network model. With the use of a bidirectional recurrent net fed with spectral representations,</w:t>
-      </w:r>
-      <w:r>
-        <w:t xml:space="preserve"> </w:t>
-      </w:r>
-      <w:r>
-        <w:t xml:space="preserve">(Southall, Stables, and Hockman 2016)</w:t>
-      </w:r>
-      <w:r>
-        <w:t xml:space="preserve">, creates drum representations.</w:t>
-      </w:r>
-    </w:p>
-    <w:p>
-      <w:pPr>
-        <w:pStyle w:val="Heading4"/>
-      </w:pPr>
-      <w:bookmarkStart w:id="38" w:name="generation"/>
-      <w:r>
-        <w:t xml:space="preserve">Generation</w:t>
-      </w:r>
-      <w:bookmarkEnd w:id="38"/>
-    </w:p>
-    <w:p>
-      <w:pPr>
-        <w:pStyle w:val="FirstParagraph"/>
-      </w:pPr>
-      <w:r>
-        <w:t xml:space="preserve">Here the aim is the inverse of that in the music transcription: given a representation, audio output is generated. One of the first works in the field is seen in</w:t>
-      </w:r>
-      <w:r>
-        <w:t xml:space="preserve">(Stanley 2007)</w:t>
-      </w:r>
-      <w:r>
-        <w:t xml:space="preserve">, consisting of a compositional pattern producing network generating music on the fly based on user input.</w:t>
-      </w:r>
-      <w:r>
-        <w:t xml:space="preserve"> </w:t>
-      </w:r>
-      <w:r>
-        <w:t xml:space="preserve">(Hutchings 2017)</w:t>
-      </w:r>
-      <w:r>
-        <w:t xml:space="preserve"> </w:t>
-      </w:r>
-      <w:r>
-        <w:t xml:space="preserve">generates full drum parts based on a kick drum pattern, with a recurrent net, and investigates the quality of the results via an online survey.</w:t>
-      </w:r>
-    </w:p>
-    <w:p>
-      <w:pPr>
-        <w:pStyle w:val="Heading4"/>
-      </w:pPr>
-      <w:bookmarkStart w:id="39" w:name="image-compression"/>
-      <w:r>
-        <w:t xml:space="preserve">Image Compression</w:t>
-      </w:r>
-      <w:bookmarkEnd w:id="39"/>
-    </w:p>
-    <w:p>
-      <w:pPr>
-        <w:pStyle w:val="FirstParagraph"/>
-      </w:pPr>
-      <w:r>
-        <w:t xml:space="preserve">Despite beeing an important field in face of the communication era demands</w:t>
-      </w:r>
-      <w:r>
-        <w:t xml:space="preserve">(Rehman, Sharif, and Raza 2014)</w:t>
-      </w:r>
-      <w:r>
-        <w:t xml:space="preserve">, the last review about the use of neural networks in image compression was made in 1999</w:t>
-      </w:r>
-      <w:r>
-        <w:t xml:space="preserve">(Jiang 1999)</w:t>
-      </w:r>
-      <w:r>
-        <w:t xml:space="preserve">, while the last general review about the area dates from 2014</w:t>
-      </w:r>
-      <w:r>
-        <w:t xml:space="preserve">(Rehman, Sharif, and Raza 2014)</w:t>
-      </w:r>
-      <w:r>
-        <w:t xml:space="preserve">.</w:t>
-      </w:r>
-    </w:p>
-    <w:p>
-      <w:pPr>
-        <w:pStyle w:val="BodyText"/>
-      </w:pPr>
-      <w:r>
-        <w:t xml:space="preserve">(Ballé, Laparra, and Simoncelli 2016)</w:t>
-      </w:r>
-      <w:r>
-        <w:t xml:space="preserve"> </w:t>
-      </w:r>
-      <w:r>
-        <w:t xml:space="preserve">proposes the use of stages of linear convolutional filters and non-linear activation functions, improving the Multiscale Structural Similarity for Image Quality Assessment(MS-SSIM) measure in all bitrates.</w:t>
-      </w:r>
-    </w:p>
-    <w:p>
-      <w:pPr>
-        <w:pStyle w:val="BodyText"/>
-      </w:pPr>
-      <w:r>
-        <w:t xml:space="preserve">Superior measurements, with the same metrics, to standard compression methods such as JPEG and WebP, were obtained by</w:t>
-      </w:r>
-      <w:r>
-        <w:t xml:space="preserve"> </w:t>
-      </w:r>
-      <w:r>
-        <w:t xml:space="preserve">(Johnston et al. 2017)</w:t>
-      </w:r>
-      <w:r>
-        <w:t xml:space="preserve">, using a recurrent architecture with SSIM loss function and adaptive bit allocation algorithm.</w:t>
-      </w:r>
-      <w:r>
-        <w:t xml:space="preserve"> </w:t>
-      </w:r>
-      <w:r>
-        <w:t xml:space="preserve">With a modified loss function,</w:t>
-      </w:r>
-      <w:r>
-        <w:t xml:space="preserve"> </w:t>
-      </w:r>
-      <w:r>
-        <w:t xml:space="preserve">(Theis et al. 2017)</w:t>
-      </w:r>
-      <w:r>
-        <w:t xml:space="preserve"> </w:t>
-      </w:r>
-      <w:r>
-        <w:t xml:space="preserve">shows that autoencoders can achieve compressing results comparable with JPEG 2000 format.</w:t>
-      </w:r>
-    </w:p>
-    <w:p>
-      <w:pPr>
-        <w:pStyle w:val="BodyText"/>
-      </w:pPr>
-      <w:r>
-        <w:t xml:space="preserve">(Toderici et al. 2016)</w:t>
-      </w:r>
-      <w:r>
-        <w:t xml:space="preserve"> </w:t>
-      </w:r>
-      <w:r>
-        <w:t xml:space="preserve">also produces results better than standard codecs via different architectures based on recurrent neural networks, a binarizer, and a neural network for entropy coding.</w:t>
-      </w:r>
-    </w:p>
-    <w:p>
-      <w:pPr>
-        <w:pStyle w:val="BodyText"/>
-      </w:pPr>
-      <w:r>
-        <w:t xml:space="preserve">Using a fuzzy neural network,</w:t>
-      </w:r>
-      <w:r>
-        <w:t xml:space="preserve"> </w:t>
-      </w:r>
-      <w:r>
-        <w:t xml:space="preserve">(Wang and Gao 2015)</w:t>
-      </w:r>
-      <w:r>
-        <w:t xml:space="preserve"> </w:t>
-      </w:r>
-      <w:r>
-        <w:t xml:space="preserve">achieves superior speed, robustness and quality in lossy image processing tasks.</w:t>
-      </w:r>
-      <w:r>
-        <w:t xml:space="preserve"> </w:t>
-      </w:r>
-      <w:r>
-        <w:t xml:space="preserve">(Toderici et al. 2015)</w:t>
-      </w:r>
-      <w:r>
-        <w:t xml:space="preserve"> </w:t>
-      </w:r>
-      <w:r>
-        <w:t xml:space="preserve">presents a progressive method, focused on reducing mobile phone data transfer, that allows arbitrary image quality depending on the quantity bits sent to the device.</w:t>
-      </w:r>
-      <w:r>
-        <w:t xml:space="preserve"> </w:t>
-      </w:r>
-      <w:r>
-        <w:t xml:space="preserve">(Santurkar, Budden, and Shavit 2017)</w:t>
-      </w:r>
-      <w:r>
-        <w:t xml:space="preserve"> </w:t>
-      </w:r>
-      <w:r>
-        <w:t xml:space="preserve">investigates the resilience of neural networks based compression, via a generative model capable of offering graceful degradation on the compressed images. Conceptual compressing is investigated by</w:t>
-      </w:r>
-      <w:r>
-        <w:t xml:space="preserve"> </w:t>
-      </w:r>
-      <w:r>
-        <w:t xml:space="preserve">(Gregor et al. 2016)</w:t>
-      </w:r>
-      <w:r>
-        <w:t xml:space="preserve">, a technique that allows images to be retrieved from symbols. All the literature investigate deals with lossy compression.</w:t>
-      </w:r>
-    </w:p>
-    <w:p>
-      <w:pPr>
-        <w:pStyle w:val="Heading3"/>
-      </w:pPr>
-      <w:bookmarkStart w:id="40" w:name="imagem"/>
-      <w:r>
-        <w:t xml:space="preserve">Imagem</w:t>
-      </w:r>
-      <w:bookmarkEnd w:id="40"/>
-    </w:p>
-    <w:p>
-      <w:pPr>
-        <w:pStyle w:val="FirstParagraph"/>
-      </w:pPr>
-      <w:r>
-        <w:t xml:space="preserve">Recentemente tem-se visto esforços para adaptar métodos utilizados com sucesso na área de computer vision ao campo sonoro. O trabalho de</w:t>
-      </w:r>
-      <w:r>
-        <w:t xml:space="preserve"> </w:t>
-      </w:r>
-      <w:r>
-        <w:t xml:space="preserve">(Engel et al. 2017)</w:t>
-      </w:r>
-      <w:r>
-        <w:t xml:space="preserve">, por exemplo, busca inspiração na área de geração de imagens para elaborar uma arquitetura apropriada a síntese sonora.</w:t>
-      </w:r>
-      <w:r>
-        <w:t xml:space="preserve"> </w:t>
-      </w:r>
-      <w:r>
-        <w:t xml:space="preserve">Ainda em paralelo com a área de relacionada à imagens, o autor propõe um base de dados sonora, Nsynth, à luz de datasets clássicos de imagens, como o MNIST.</w:t>
-      </w:r>
-    </w:p>
-    <w:p>
-      <w:pPr>
-        <w:pStyle w:val="Heading4"/>
-      </w:pPr>
-      <w:bookmarkStart w:id="41" w:name="síntese"/>
-      <w:r>
-        <w:t xml:space="preserve">Síntese</w:t>
-      </w:r>
-      <w:bookmarkEnd w:id="41"/>
-    </w:p>
-    <w:p>
-      <w:pPr>
-        <w:pStyle w:val="FirstParagraph"/>
-      </w:pPr>
-      <w:r>
-        <w:t xml:space="preserve">(Isola et al. 2016)</w:t>
-      </w:r>
-      <w:r>
-        <w:t xml:space="preserve"> </w:t>
-      </w:r>
-      <w:r>
-        <w:t xml:space="preserve">presents a method to translate images via an adversarial network, generating images from outlines, for example, or providing automatic image colorization</w:t>
-      </w:r>
-      <w:r>
-        <w:t xml:space="preserve"> </w:t>
-      </w:r>
-      <w:r>
-        <w:t xml:space="preserve">(Hwang and Zhou 2016)</w:t>
-      </w:r>
-      <w:r>
-        <w:t xml:space="preserve">,</w:t>
-      </w:r>
-      <w:r>
-        <w:t xml:space="preserve"> </w:t>
-      </w:r>
-      <w:r>
-        <w:t xml:space="preserve">(Zhang, Isola, and Efros 2016)</w:t>
-      </w:r>
-      <w:r>
-        <w:t xml:space="preserve">,</w:t>
-      </w:r>
-      <w:r>
-        <w:t xml:space="preserve"> </w:t>
-      </w:r>
-      <w:r>
-        <w:t xml:space="preserve">(Larsson, Maire, and Shakhnarovich 2016)</w:t>
-      </w:r>
-      <w:r>
-        <w:t xml:space="preserve"> </w:t>
-      </w:r>
-      <w:r>
-        <w:t xml:space="preserve">and</w:t>
-      </w:r>
-      <w:r>
-        <w:t xml:space="preserve"> </w:t>
-      </w:r>
-      <w:r>
-        <w:t xml:space="preserve">(Iizuka, Simo-Serra, and Ishikawa 2016)</w:t>
-      </w:r>
-      <w:r>
-        <w:t xml:space="preserve">, the last focusing on automatic image colorization via a convolutional network, based on the extraction of local and global features, learned in the supervised training process.</w:t>
-      </w:r>
-    </w:p>
-    <w:p>
-      <w:pPr>
-        <w:pStyle w:val="BodyText"/>
-      </w:pPr>
-      <w:r>
-        <w:t xml:space="preserve">Also using adversarial nets,</w:t>
-      </w:r>
-      <w:r>
-        <w:t xml:space="preserve"> </w:t>
-      </w:r>
-      <w:r>
-        <w:t xml:space="preserve">(Frans 2017)</w:t>
-      </w:r>
-      <w:r>
-        <w:t xml:space="preserve"> </w:t>
-      </w:r>
-      <w:r>
-        <w:t xml:space="preserve">introduces control to the process of generating coloured images from sketches, with the use of colour maps fed into the , a concept that is further explored in</w:t>
-      </w:r>
-      <w:r>
-        <w:t xml:space="preserve"> </w:t>
-      </w:r>
-      <w:r>
-        <w:t xml:space="preserve">(Sangkloy et al. 2016)</w:t>
-      </w:r>
-      <w:r>
-        <w:t xml:space="preserve">, where user interaction and a feed-forward architecture enables real-time colorization of images via the input of colour clues via scribbles in arbitrary areas of the image.</w:t>
-      </w:r>
-    </w:p>
-    <w:p>
-      <w:pPr>
-        <w:pStyle w:val="BodyText"/>
-      </w:pPr>
-      <w:r>
-        <w:t xml:space="preserve">(Gatys, Ecker, and Bethge 2016)</w:t>
-      </w:r>
-      <w:r>
-        <w:t xml:space="preserve"> </w:t>
-      </w:r>
-      <w:r>
-        <w:t xml:space="preserve">tackles the problem of style transfer: extracting features of an image and applying to another one, without changing the semantics of the latter, with the application of a convolutional network.</w:t>
-      </w:r>
-    </w:p>
-    <w:p>
-      <w:pPr>
-        <w:pStyle w:val="BodyText"/>
-      </w:pPr>
-      <w:r>
-        <w:t xml:space="preserve">(Kulkarni et al. 2015)</w:t>
-      </w:r>
-      <w:r>
-        <w:t xml:space="preserve">, on the other hand, proposes a method that enables a convolutional-deconvolutional network to disentangle the features extracted from images, allowing the manual generation of images in different positions and lighting conditions via the tweak of variables fed to the network. Also investigating image manipulation, by means of adversarial nets,</w:t>
-      </w:r>
-      <w:r>
-        <w:t xml:space="preserve"> </w:t>
-      </w:r>
-      <w:r>
-        <w:t xml:space="preserve">(Zhu et al. 2016)</w:t>
-      </w:r>
-      <w:r>
-        <w:t xml:space="preserve"> </w:t>
-      </w:r>
-      <w:r>
-        <w:t xml:space="preserve">attempts to learn features directly from raw data.</w:t>
-      </w:r>
-    </w:p>
-    <w:p>
-      <w:pPr>
-        <w:pStyle w:val="BodyText"/>
-      </w:pPr>
-      <w:r>
-        <w:t xml:space="preserve">(Oord, Kalchbrenner, and Kavukcuoglu 2016)</w:t>
-      </w:r>
-      <w:r>
-        <w:t xml:space="preserve"> </w:t>
-      </w:r>
-      <w:r>
-        <w:t xml:space="preserve">proposes a deep recurrent topology, with improved residual connections, capable of reconstructing occluded images, that could be also used in image compression tasks.</w:t>
-      </w:r>
-    </w:p>
-    <w:p>
-      <w:pPr>
-        <w:pStyle w:val="BodyText"/>
-      </w:pPr>
-      <w:r>
-        <w:t xml:space="preserve">(Theis and Bethge 2015)</w:t>
-      </w:r>
-      <w:r>
-        <w:t xml:space="preserve"> </w:t>
-      </w:r>
-      <w:r>
-        <w:t xml:space="preserve">investigates a recurrent architecture composed of multi-dimensional long short term memory units in the context of modelling image distributions.</w:t>
-      </w:r>
-    </w:p>
-    <w:p>
-      <w:pPr>
-        <w:pStyle w:val="Heading4"/>
-      </w:pPr>
-      <w:bookmarkStart w:id="42" w:name="video"/>
-      <w:r>
-        <w:t xml:space="preserve">Video</w:t>
-      </w:r>
-      <w:bookmarkEnd w:id="42"/>
-    </w:p>
-    <w:p>
-      <w:pPr>
-        <w:pStyle w:val="FirstParagraph"/>
-      </w:pPr>
-      <w:r>
-        <w:t xml:space="preserve">Problems in this area can be understood as a general case of aforementioned image-related tasks, with the added complexity of taking advantage of temporal correlations and a much higher data dimensionality. Motivated by this,</w:t>
-      </w:r>
-      <w:r>
-        <w:t xml:space="preserve"> </w:t>
-      </w:r>
-      <w:r>
-        <w:t xml:space="preserve">(Karpathy et al. 2014)</w:t>
-      </w:r>
-      <w:r>
-        <w:t xml:space="preserve"> </w:t>
-      </w:r>
-      <w:r>
-        <w:t xml:space="preserve">investigates approaches capable of extending convolutional neural networks in order to enable them to take advantage of temporal information in the inputted data. In a similar attempt, extending facial expression recognition to videos,</w:t>
-      </w:r>
-      <w:r>
-        <w:t xml:space="preserve"> </w:t>
-      </w:r>
-      <w:r>
-        <w:t xml:space="preserve">(Khorrami et al. 2016)</w:t>
-      </w:r>
-      <w:r>
-        <w:t xml:space="preserve"> </w:t>
-      </w:r>
-      <w:r>
-        <w:t xml:space="preserve">merges convolutional and recurrent networks, measuring the relative relevance of each one in the final results. Tackling the curse of dimensionality,</w:t>
-      </w:r>
-      <w:r>
-        <w:t xml:space="preserve"> </w:t>
-      </w:r>
-      <w:r>
-        <w:t xml:space="preserve">(Yang, Krompass, and Tresp 2017)</w:t>
-      </w:r>
-      <w:r>
-        <w:t xml:space="preserve"> </w:t>
-      </w:r>
-      <w:r>
-        <w:t xml:space="preserve">presents the tensor-train concept, enabling the transfer of improvements of other architectures to high dimensional sequential data.</w:t>
-      </w:r>
-      <w:r>
-        <w:t xml:space="preserve"> </w:t>
-      </w:r>
-      <w:r>
-        <w:t xml:space="preserve">(He et al. 2015)</w:t>
-      </w:r>
-      <w:r>
-        <w:t xml:space="preserve"> </w:t>
-      </w:r>
-      <w:r>
-        <w:t xml:space="preserve">uses a deep bidirectional long short-term memory recurrent neural net to set benchmarks in the recognition of emotions, via audio and video processing.</w:t>
-      </w:r>
-    </w:p>
-    <w:p>
-      <w:pPr>
-        <w:pStyle w:val="Heading2"/>
-      </w:pPr>
-      <w:bookmarkStart w:id="43" w:name="o-estado-da-arte-da-síntese-sonora-em-tempo-real"/>
-      <w:r>
-        <w:t xml:space="preserve">O Estado da Arte da Síntese Sonora em Tempo Real</w:t>
-      </w:r>
-      <w:bookmarkEnd w:id="43"/>
     </w:p>
     <w:p>
       <w:pPr>
@@ -1955,11 +2246,11 @@
       <w:pPr>
         <w:pStyle w:val="Heading3"/>
       </w:pPr>
-      <w:bookmarkStart w:id="44" w:name="método-das-diferenças-finitas-finite-difference"/>
+      <w:bookmarkStart w:id="37" w:name="método-das-diferenças-finitas-finite-difference"/>
       <w:r>
         <w:t xml:space="preserve">Método das Diferenças Finitas (Finite difference)</w:t>
       </w:r>
-      <w:bookmarkEnd w:id="44"/>
+      <w:bookmarkEnd w:id="37"/>
     </w:p>
     <w:p>
       <w:pPr>
@@ -3533,11 +3824,11 @@
       <w:pPr>
         <w:pStyle w:val="Heading3"/>
       </w:pPr>
-      <w:bookmarkStart w:id="45" w:name="digital-waveguides"/>
+      <w:bookmarkStart w:id="38" w:name="digital-waveguides"/>
       <w:r>
         <w:t xml:space="preserve">Digital Waveguides</w:t>
       </w:r>
-      <w:bookmarkEnd w:id="45"/>
+      <w:bookmarkEnd w:id="38"/>
     </w:p>
     <w:p>
       <w:pPr>
@@ -3844,59 +4135,33 @@
     </w:p>
     <w:p>
       <w:pPr>
+        <w:pStyle w:val="Heading2"/>
+      </w:pPr>
+      <w:bookmarkStart w:id="39" w:name="acústica-e-psicoacústica"/>
+      <w:r>
+        <w:t xml:space="preserve">Acústica e Psicoacústica</w:t>
+      </w:r>
+      <w:bookmarkEnd w:id="39"/>
+    </w:p>
+    <w:p>
+      <w:pPr>
         <w:pStyle w:val="Heading1"/>
       </w:pPr>
-      <w:bookmarkStart w:id="46" w:name="referencial-teórico"/>
+      <w:bookmarkStart w:id="40" w:name="referencial-teórico"/>
       <w:r>
         <w:t xml:space="preserve">Referencial Teórico</w:t>
       </w:r>
-      <w:bookmarkEnd w:id="46"/>
+      <w:bookmarkEnd w:id="40"/>
     </w:p>
     <w:p>
       <w:pPr>
         <w:pStyle w:val="Heading2"/>
       </w:pPr>
-      <w:bookmarkStart w:id="47" w:name="acústica-e-psicoacústica"/>
-      <w:r>
-        <w:t xml:space="preserve">Acústica e Psicoacústica</w:t>
-      </w:r>
-      <w:bookmarkEnd w:id="47"/>
-    </w:p>
-    <w:p>
-      <w:pPr>
-        <w:pStyle w:val="Heading2"/>
-      </w:pPr>
-      <w:bookmarkStart w:id="48" w:name="ferramentas-e-frameworks"/>
-      <w:r>
-        <w:t xml:space="preserve">Ferramentas e Frameworks</w:t>
-      </w:r>
-      <w:bookmarkEnd w:id="48"/>
-    </w:p>
-    <w:p>
-      <w:pPr>
-        <w:pStyle w:val="FirstParagraph"/>
-      </w:pPr>
-      <w:r>
-        <w:t xml:space="preserve">A área de machine learning encontra-se muito ativa atualmente, tanto no âmbito da pesquisa quanto no empresarial, com várias grandes empresas de tecnologia incorporando essa tecnologia em suas competências essenciais. Dessa forma, assistimos à uma proliferação de ferramentas e frameworks focados em diferentes aspectos da área, muitos deles desenvolvidos ou endossados por essas empresas, como Microsoft, Google e Amazon. Somando-se a isso o fato de que, em maior ou menor grau, todos eles apresentam uma curva de aprendizado significativa, fica evidente que uma comparação direta de todos, ou mesmo da maioria das ferramentas disponíveis, torna-se impraticável em um horizonte de tempo razoável.</w:t>
-      </w:r>
-    </w:p>
-    <w:p>
-      <w:pPr>
-        <w:pStyle w:val="BodyText"/>
-      </w:pPr>
-      <w:r>
-        <w:t xml:space="preserve">A literatura disponível sobre o tema é bastante escassa, talvez pela volatilidade do tema.</w:t>
-      </w:r>
-    </w:p>
-    <w:p>
-      <w:pPr>
-        <w:pStyle w:val="Heading2"/>
-      </w:pPr>
-      <w:bookmarkStart w:id="49" w:name="transformada-discreta-de-fourier"/>
+      <w:bookmarkStart w:id="41" w:name="transformada-discreta-de-fourier"/>
       <w:r>
         <w:t xml:space="preserve">Transformada Discreta de Fourier</w:t>
       </w:r>
-      <w:bookmarkEnd w:id="49"/>
+      <w:bookmarkEnd w:id="41"/>
     </w:p>
     <w:p>
       <w:pPr>
@@ -5257,7 +5522,7 @@
                     </pic:cNvPicPr>
                   </pic:nvPicPr>
                   <pic:blipFill>
-                    <a:blip r:embed="rId50"/>
+                    <a:blip r:embed="rId42"/>
                     <a:stretch>
                       <a:fillRect/>
                     </a:stretch>
@@ -5806,11 +6071,11 @@
       <w:pPr>
         <w:pStyle w:val="Heading2"/>
       </w:pPr>
-      <w:bookmarkStart w:id="51" w:name="a-equação-da-onda"/>
+      <w:bookmarkStart w:id="43" w:name="a-equação-da-onda"/>
       <w:r>
         <w:t xml:space="preserve">A Equação da Onda</w:t>
       </w:r>
-      <w:bookmarkEnd w:id="51"/>
+      <w:bookmarkEnd w:id="43"/>
     </w:p>
     <w:p>
       <w:pPr>
@@ -5840,7 +6105,7 @@
                     </pic:cNvPicPr>
                   </pic:nvPicPr>
                   <pic:blipFill>
-                    <a:blip r:embed="rId52"/>
+                    <a:blip r:embed="rId44"/>
                     <a:stretch>
                       <a:fillRect/>
                     </a:stretch>
@@ -8480,11 +8745,11 @@
       <w:pPr>
         <w:pStyle w:val="Heading2"/>
       </w:pPr>
-      <w:bookmarkStart w:id="53" w:name="formalização-de-uma-rede-neural---forward-pass"/>
+      <w:bookmarkStart w:id="45" w:name="formalização-de-uma-rede-neural---forward-pass"/>
       <w:r>
         <w:t xml:space="preserve">Formalização de uma Rede Neural - Forward Pass</w:t>
       </w:r>
-      <w:bookmarkEnd w:id="53"/>
+      <w:bookmarkEnd w:id="45"/>
     </w:p>
     <w:p>
       <w:pPr>
@@ -8514,7 +8779,7 @@
                     </pic:cNvPicPr>
                   </pic:nvPicPr>
                   <pic:blipFill>
-                    <a:blip r:embed="rId54"/>
+                    <a:blip r:embed="rId46"/>
                     <a:stretch>
                       <a:fillRect/>
                     </a:stretch>
@@ -9681,11 +9946,11 @@
       <w:pPr>
         <w:pStyle w:val="Heading2"/>
       </w:pPr>
-      <w:bookmarkStart w:id="55" w:name="formalização-de-uma-rede-neural---backpropagation"/>
+      <w:bookmarkStart w:id="47" w:name="formalização-de-uma-rede-neural---backpropagation"/>
       <w:r>
         <w:t xml:space="preserve">Formalização de uma Rede Neural - Backpropagation</w:t>
       </w:r>
-      <w:bookmarkEnd w:id="55"/>
+      <w:bookmarkEnd w:id="47"/>
     </w:p>
     <w:p>
       <w:pPr>
@@ -10302,7 +10567,7 @@
                     </pic:cNvPicPr>
                   </pic:nvPicPr>
                   <pic:blipFill>
-                    <a:blip r:embed="rId56"/>
+                    <a:blip r:embed="rId48"/>
                     <a:stretch>
                       <a:fillRect/>
                     </a:stretch>
@@ -11935,21 +12200,21 @@
       <w:pPr>
         <w:pStyle w:val="Heading1"/>
       </w:pPr>
-      <w:bookmarkStart w:id="57" w:name="metodologia"/>
+      <w:bookmarkStart w:id="49" w:name="metodologia"/>
       <w:r>
         <w:t xml:space="preserve">Metodologia</w:t>
       </w:r>
-      <w:bookmarkEnd w:id="57"/>
+      <w:bookmarkEnd w:id="49"/>
     </w:p>
     <w:p>
       <w:pPr>
         <w:pStyle w:val="Heading2"/>
       </w:pPr>
-      <w:bookmarkStart w:id="58" w:name="samples-utilizados"/>
+      <w:bookmarkStart w:id="50" w:name="samples-utilizados"/>
       <w:r>
         <w:t xml:space="preserve">Samples Utilizados</w:t>
       </w:r>
-      <w:bookmarkEnd w:id="58"/>
+      <w:bookmarkEnd w:id="50"/>
     </w:p>
     <w:p>
       <w:pPr>
@@ -11983,11 +12248,11 @@
       <w:pPr>
         <w:pStyle w:val="Heading2"/>
       </w:pPr>
-      <w:bookmarkStart w:id="59" w:name="redes-densas"/>
+      <w:bookmarkStart w:id="51" w:name="redes-densas"/>
       <w:r>
         <w:t xml:space="preserve">Redes Densas</w:t>
       </w:r>
-      <w:bookmarkEnd w:id="59"/>
+      <w:bookmarkEnd w:id="51"/>
     </w:p>
     <w:p>
       <w:pPr>
@@ -12515,11 +12780,11 @@
       <w:pPr>
         <w:pStyle w:val="Heading3"/>
       </w:pPr>
-      <w:bookmarkStart w:id="60" w:name="algoritmos-de-otimização"/>
+      <w:bookmarkStart w:id="52" w:name="algoritmos-de-otimização"/>
       <w:r>
         <w:t xml:space="preserve">Algoritmos de Otimização</w:t>
       </w:r>
-      <w:bookmarkEnd w:id="60"/>
+      <w:bookmarkEnd w:id="52"/>
     </w:p>
     <w:p>
       <w:pPr>
@@ -12565,11 +12830,11 @@
       <w:pPr>
         <w:pStyle w:val="Heading3"/>
       </w:pPr>
-      <w:bookmarkStart w:id="61" w:name="grid-search-para-topologia-e-parâmetros"/>
+      <w:bookmarkStart w:id="53" w:name="grid-search-para-topologia-e-parâmetros"/>
       <w:r>
         <w:t xml:space="preserve">Grid search para topologia e parâmetros</w:t>
       </w:r>
-      <w:bookmarkEnd w:id="61"/>
+      <w:bookmarkEnd w:id="53"/>
     </w:p>
     <w:p>
       <w:pPr>
@@ -12583,11 +12848,11 @@
       <w:pPr>
         <w:pStyle w:val="Heading4"/>
       </w:pPr>
-      <w:bookmarkStart w:id="62" w:name="adagrad"/>
+      <w:bookmarkStart w:id="54" w:name="adagrad"/>
       <w:r>
         <w:t xml:space="preserve">Adagrad</w:t>
       </w:r>
-      <w:bookmarkEnd w:id="62"/>
+      <w:bookmarkEnd w:id="54"/>
     </w:p>
     <w:p>
       <w:pPr>
@@ -12651,7 +12916,7 @@
                     </pic:cNvPicPr>
                   </pic:nvPicPr>
                   <pic:blipFill>
-                    <a:blip r:embed="rId63"/>
+                    <a:blip r:embed="rId55"/>
                     <a:stretch>
                       <a:fillRect/>
                     </a:stretch>
@@ -12706,7 +12971,7 @@
                     </pic:cNvPicPr>
                   </pic:nvPicPr>
                   <pic:blipFill>
-                    <a:blip r:embed="rId64"/>
+                    <a:blip r:embed="rId56"/>
                     <a:stretch>
                       <a:fillRect/>
                     </a:stretch>
@@ -13119,11 +13384,11 @@
       <w:pPr>
         <w:pStyle w:val="Heading4"/>
       </w:pPr>
-      <w:bookmarkStart w:id="65" w:name="nadam"/>
+      <w:bookmarkStart w:id="57" w:name="nadam"/>
       <w:r>
         <w:t xml:space="preserve">Nadam</w:t>
       </w:r>
-      <w:bookmarkEnd w:id="65"/>
+      <w:bookmarkEnd w:id="57"/>
     </w:p>
     <w:p>
       <w:pPr>
@@ -13153,7 +13418,7 @@
                     </pic:cNvPicPr>
                   </pic:nvPicPr>
                   <pic:blipFill>
-                    <a:blip r:embed="rId66"/>
+                    <a:blip r:embed="rId58"/>
                     <a:stretch>
                       <a:fillRect/>
                     </a:stretch>
@@ -13208,7 +13473,7 @@
                     </pic:cNvPicPr>
                   </pic:nvPicPr>
                   <pic:blipFill>
-                    <a:blip r:embed="rId67"/>
+                    <a:blip r:embed="rId59"/>
                     <a:stretch>
                       <a:fillRect/>
                     </a:stretch>
@@ -13621,11 +13886,11 @@
       <w:pPr>
         <w:pStyle w:val="Heading4"/>
       </w:pPr>
-      <w:bookmarkStart w:id="68" w:name="ativações-e-otimizadores"/>
+      <w:bookmarkStart w:id="60" w:name="ativações-e-otimizadores"/>
       <w:r>
         <w:t xml:space="preserve">Ativações e Otimizadores</w:t>
       </w:r>
-      <w:bookmarkEnd w:id="68"/>
+      <w:bookmarkEnd w:id="60"/>
     </w:p>
     <w:p>
       <w:pPr>
@@ -13655,7 +13920,7 @@
                     </pic:cNvPicPr>
                   </pic:nvPicPr>
                   <pic:blipFill>
-                    <a:blip r:embed="rId69"/>
+                    <a:blip r:embed="rId61"/>
                     <a:stretch>
                       <a:fillRect/>
                     </a:stretch>
@@ -13702,11 +13967,11 @@
       <w:pPr>
         <w:pStyle w:val="Heading3"/>
       </w:pPr>
-      <w:bookmarkStart w:id="70" w:name="análise-dos-resultados"/>
+      <w:bookmarkStart w:id="62" w:name="análise-dos-resultados"/>
       <w:r>
         <w:t xml:space="preserve">Análise dos resultados</w:t>
       </w:r>
-      <w:bookmarkEnd w:id="70"/>
+      <w:bookmarkEnd w:id="62"/>
     </w:p>
     <w:p>
       <w:pPr>
@@ -14070,7 +14335,7 @@
       <w:r>
         <w:t xml:space="preserve"> </w:t>
       </w:r>
-      <w:hyperlink r:id="rId71">
+      <w:hyperlink r:id="rId63">
         <w:r>
           <w:rPr>
             <w:rStyle w:val="Hyperlink"/>
@@ -14105,7 +14370,7 @@
                     </pic:cNvPicPr>
                   </pic:nvPicPr>
                   <pic:blipFill>
-                    <a:blip r:embed="rId72"/>
+                    <a:blip r:embed="rId64"/>
                     <a:stretch>
                       <a:fillRect/>
                     </a:stretch>
@@ -14168,11 +14433,11 @@
       <w:pPr>
         <w:pStyle w:val="Heading2"/>
       </w:pPr>
-      <w:bookmarkStart w:id="73" w:name="redes-recorrentes-1"/>
+      <w:bookmarkStart w:id="65" w:name="redes-recorrentes-1"/>
       <w:r>
         <w:t xml:space="preserve">Redes Recorrentes</w:t>
       </w:r>
-      <w:bookmarkEnd w:id="73"/>
+      <w:bookmarkEnd w:id="65"/>
     </w:p>
     <w:p>
       <w:pPr>
@@ -14202,7 +14467,7 @@
                     </pic:cNvPicPr>
                   </pic:nvPicPr>
                   <pic:blipFill>
-                    <a:blip r:embed="rId74"/>
+                    <a:blip r:embed="rId66"/>
                     <a:stretch>
                       <a:fillRect/>
                     </a:stretch>
@@ -14265,7 +14530,7 @@
                     </pic:cNvPicPr>
                   </pic:nvPicPr>
                   <pic:blipFill>
-                    <a:blip r:embed="rId75"/>
+                    <a:blip r:embed="rId67"/>
                     <a:stretch>
                       <a:fillRect/>
                     </a:stretch>
@@ -14387,7 +14652,7 @@
                     </pic:cNvPicPr>
                   </pic:nvPicPr>
                   <pic:blipFill>
-                    <a:blip r:embed="rId76"/>
+                    <a:blip r:embed="rId68"/>
                     <a:stretch>
                       <a:fillRect/>
                     </a:stretch>
@@ -14432,7 +14697,7 @@
       <w:r>
         <w:t xml:space="preserve"> </w:t>
       </w:r>
-      <w:hyperlink r:id="rId77">
+      <w:hyperlink r:id="rId69">
         <w:r>
           <w:rPr>
             <w:rStyle w:val="Hyperlink"/>
@@ -14454,7 +14719,7 @@
       <w:r>
         <w:t xml:space="preserve"> </w:t>
       </w:r>
-      <w:hyperlink r:id="rId77">
+      <w:hyperlink r:id="rId69">
         <w:r>
           <w:rPr>
             <w:rStyle w:val="Hyperlink"/>
@@ -14489,7 +14754,7 @@
                     </pic:cNvPicPr>
                   </pic:nvPicPr>
                   <pic:blipFill>
-                    <a:blip r:embed="rId78"/>
+                    <a:blip r:embed="rId70"/>
                     <a:stretch>
                       <a:fillRect/>
                     </a:stretch>
@@ -14536,21 +14801,21 @@
       <w:pPr>
         <w:pStyle w:val="Heading2"/>
       </w:pPr>
-      <w:bookmarkStart w:id="79" w:name="redes-convolucionais-e-convolucionais-recorrentes"/>
+      <w:bookmarkStart w:id="71" w:name="redes-convolucionais-e-convolucionais-recorrentes"/>
       <w:r>
         <w:t xml:space="preserve">Redes Convolucionais e Convolucionais-Recorrentes</w:t>
       </w:r>
-      <w:bookmarkEnd w:id="79"/>
+      <w:bookmarkEnd w:id="71"/>
     </w:p>
     <w:p>
       <w:pPr>
         <w:pStyle w:val="Heading2"/>
       </w:pPr>
-      <w:bookmarkStart w:id="80" w:name="domínio-da-frequência"/>
+      <w:bookmarkStart w:id="72" w:name="domínio-da-frequência"/>
       <w:r>
         <w:t xml:space="preserve">Domínio da Frequência</w:t>
       </w:r>
-      <w:bookmarkEnd w:id="80"/>
+      <w:bookmarkEnd w:id="72"/>
     </w:p>
     <w:p>
       <w:pPr>
@@ -14596,7 +14861,7 @@
                     </pic:cNvPicPr>
                   </pic:nvPicPr>
                   <pic:blipFill>
-                    <a:blip r:embed="rId81"/>
+                    <a:blip r:embed="rId73"/>
                     <a:stretch>
                       <a:fillRect/>
                     </a:stretch>
@@ -14686,7 +14951,7 @@
                     </pic:cNvPicPr>
                   </pic:nvPicPr>
                   <pic:blipFill>
-                    <a:blip r:embed="rId82"/>
+                    <a:blip r:embed="rId74"/>
                     <a:stretch>
                       <a:fillRect/>
                     </a:stretch>
@@ -14775,7 +15040,7 @@
                     </pic:cNvPicPr>
                   </pic:nvPicPr>
                   <pic:blipFill>
-                    <a:blip r:embed="rId83"/>
+                    <a:blip r:embed="rId75"/>
                     <a:stretch>
                       <a:fillRect/>
                     </a:stretch>
@@ -14822,11 +15087,11 @@
       <w:pPr>
         <w:pStyle w:val="Heading2"/>
       </w:pPr>
-      <w:bookmarkStart w:id="84" w:name="modelo-misto"/>
+      <w:bookmarkStart w:id="76" w:name="modelo-misto"/>
       <w:r>
         <w:t xml:space="preserve">Modelo Misto</w:t>
       </w:r>
-      <w:bookmarkEnd w:id="84"/>
+      <w:bookmarkEnd w:id="76"/>
     </w:p>
     <w:p>
       <w:pPr>
@@ -14874,7 +15139,7 @@
                     </pic:cNvPicPr>
                   </pic:nvPicPr>
                   <pic:blipFill>
-                    <a:blip r:embed="rId85"/>
+                    <a:blip r:embed="rId77"/>
                     <a:stretch>
                       <a:fillRect/>
                     </a:stretch>
@@ -14975,7 +15240,7 @@
                     </pic:cNvPicPr>
                   </pic:nvPicPr>
                   <pic:blipFill>
-                    <a:blip r:embed="rId86"/>
+                    <a:blip r:embed="rId78"/>
                     <a:stretch>
                       <a:fillRect/>
                     </a:stretch>
@@ -15022,11 +15287,11 @@
       <w:pPr>
         <w:pStyle w:val="Heading3"/>
       </w:pPr>
-      <w:bookmarkStart w:id="87" w:name="frequências"/>
+      <w:bookmarkStart w:id="79" w:name="frequências"/>
       <w:r>
         <w:t xml:space="preserve">Frequências</w:t>
       </w:r>
-      <w:bookmarkEnd w:id="87"/>
+      <w:bookmarkEnd w:id="79"/>
     </w:p>
     <w:p>
       <w:pPr>
@@ -15242,7 +15507,7 @@
                     </pic:cNvPicPr>
                   </pic:nvPicPr>
                   <pic:blipFill>
-                    <a:blip r:embed="rId88"/>
+                    <a:blip r:embed="rId80"/>
                     <a:stretch>
                       <a:fillRect/>
                     </a:stretch>
@@ -15309,11 +15574,11 @@
       <w:pPr>
         <w:pStyle w:val="Heading3"/>
       </w:pPr>
-      <w:bookmarkStart w:id="89" w:name="decaimentos-e-amplitudes"/>
+      <w:bookmarkStart w:id="81" w:name="decaimentos-e-amplitudes"/>
       <w:r>
         <w:t xml:space="preserve">Decaimentos e Amplitudes</w:t>
       </w:r>
-      <w:bookmarkEnd w:id="89"/>
+      <w:bookmarkEnd w:id="81"/>
     </w:p>
     <w:p>
       <w:pPr>
@@ -15605,7 +15870,7 @@
                     </pic:cNvPicPr>
                   </pic:nvPicPr>
                   <pic:blipFill>
-                    <a:blip r:embed="rId90"/>
+                    <a:blip r:embed="rId82"/>
                     <a:stretch>
                       <a:fillRect/>
                     </a:stretch>
@@ -15658,11 +15923,11 @@
       <w:pPr>
         <w:pStyle w:val="Heading3"/>
       </w:pPr>
-      <w:bookmarkStart w:id="91" w:name="formulação-final"/>
+      <w:bookmarkStart w:id="83" w:name="formulação-final"/>
       <w:r>
         <w:t xml:space="preserve">Formulação Final</w:t>
       </w:r>
-      <w:bookmarkEnd w:id="91"/>
+      <w:bookmarkEnd w:id="83"/>
     </w:p>
     <w:p>
       <w:pPr>
@@ -16004,7 +16269,7 @@
                     </pic:cNvPicPr>
                   </pic:nvPicPr>
                   <pic:blipFill>
-                    <a:blip r:embed="rId92"/>
+                    <a:blip r:embed="rId84"/>
                     <a:stretch>
                       <a:fillRect/>
                     </a:stretch>
@@ -16067,7 +16332,7 @@
                     </pic:cNvPicPr>
                   </pic:nvPicPr>
                   <pic:blipFill>
-                    <a:blip r:embed="rId93"/>
+                    <a:blip r:embed="rId85"/>
                     <a:stretch>
                       <a:fillRect/>
                     </a:stretch>
@@ -16122,7 +16387,7 @@
                     </pic:cNvPicPr>
                   </pic:nvPicPr>
                   <pic:blipFill>
-                    <a:blip r:embed="rId94"/>
+                    <a:blip r:embed="rId86"/>
                     <a:stretch>
                       <a:fillRect/>
                     </a:stretch>
@@ -16287,7 +16552,7 @@
                     </pic:cNvPicPr>
                   </pic:nvPicPr>
                   <pic:blipFill>
-                    <a:blip r:embed="rId95"/>
+                    <a:blip r:embed="rId87"/>
                     <a:stretch>
                       <a:fillRect/>
                     </a:stretch>
@@ -16326,34 +16591,34 @@
       <w:pPr>
         <w:pStyle w:val="Heading1"/>
       </w:pPr>
-      <w:bookmarkStart w:id="96" w:name="resultados"/>
+      <w:bookmarkStart w:id="88" w:name="resultados"/>
       <w:r>
         <w:t xml:space="preserve">Resultados</w:t>
       </w:r>
-      <w:bookmarkEnd w:id="96"/>
+      <w:bookmarkEnd w:id="88"/>
     </w:p>
     <w:p>
       <w:pPr>
         <w:pStyle w:val="Heading1"/>
       </w:pPr>
-      <w:bookmarkStart w:id="97" w:name="conclusão"/>
+      <w:bookmarkStart w:id="89" w:name="conclusão"/>
       <w:r>
         <w:t xml:space="preserve">Conclusão</w:t>
       </w:r>
-      <w:bookmarkEnd w:id="97"/>
+      <w:bookmarkEnd w:id="89"/>
     </w:p>
     <w:p>
       <w:pPr>
         <w:pStyle w:val="Heading1"/>
       </w:pPr>
-      <w:bookmarkStart w:id="98" w:name="referências"/>
+      <w:bookmarkStart w:id="90" w:name="referências"/>
       <w:r>
         <w:t xml:space="preserve">Referências</w:t>
       </w:r>
-      <w:bookmarkEnd w:id="98"/>
-    </w:p>
-    <w:bookmarkStart w:id="183" w:name="refs"/>
-    <w:bookmarkStart w:id="99" w:name="ref-balle2016end"/>
+      <w:bookmarkEnd w:id="90"/>
+    </w:p>
+    <w:bookmarkStart w:id="175" w:name="refs"/>
+    <w:bookmarkStart w:id="91" w:name="ref-balle2016end"/>
     <w:p>
       <w:pPr>
         <w:pStyle w:val="Bibliography"/>
@@ -16374,8 +16639,8 @@
         <w:t xml:space="preserve">.</w:t>
       </w:r>
     </w:p>
-    <w:bookmarkEnd w:id="99"/>
-    <w:bookmarkStart w:id="100" w:name="ref-bensa2005computational"/>
+    <w:bookmarkEnd w:id="91"/>
+    <w:bookmarkStart w:id="92" w:name="ref-bensa2005computational"/>
     <w:p>
       <w:pPr>
         <w:pStyle w:val="Bibliography"/>
@@ -16399,8 +16664,8 @@
         <w:t xml:space="preserve">91 (2). S. Hirzel Verlag: 289–98.</w:t>
       </w:r>
     </w:p>
-    <w:bookmarkEnd w:id="100"/>
-    <w:bookmarkStart w:id="101" w:name="ref-bensa2003simulation"/>
+    <w:bookmarkEnd w:id="92"/>
+    <w:bookmarkStart w:id="93" w:name="ref-bensa2003simulation"/>
     <w:p>
       <w:pPr>
         <w:pStyle w:val="Bibliography"/>
@@ -16424,8 +16689,8 @@
         <w:t xml:space="preserve">114 (2). ASA: 1095–1107.</w:t>
       </w:r>
     </w:p>
-    <w:bookmarkEnd w:id="101"/>
-    <w:bookmarkStart w:id="102" w:name="ref-bishop06"/>
+    <w:bookmarkEnd w:id="93"/>
+    <w:bookmarkStart w:id="94" w:name="ref-bishop06"/>
     <w:p>
       <w:pPr>
         <w:pStyle w:val="Bibliography"/>
@@ -16446,8 +16711,8 @@
         <w:t xml:space="preserve">. springer.</w:t>
       </w:r>
     </w:p>
-    <w:bookmarkEnd w:id="102"/>
-    <w:bookmarkStart w:id="103" w:name="ref-boulanger2013high"/>
+    <w:bookmarkEnd w:id="94"/>
+    <w:bookmarkStart w:id="95" w:name="ref-boulanger2013high"/>
     <w:p>
       <w:pPr>
         <w:pStyle w:val="Bibliography"/>
@@ -16468,8 +16733,8 @@
         <w:t xml:space="preserve">, 3178–82. IEEE.</w:t>
       </w:r>
     </w:p>
-    <w:bookmarkEnd w:id="103"/>
-    <w:bookmarkStart w:id="104" w:name="ref-boulanger2014phone"/>
+    <w:bookmarkEnd w:id="95"/>
+    <w:bookmarkStart w:id="96" w:name="ref-boulanger2014phone"/>
     <w:p>
       <w:pPr>
         <w:pStyle w:val="Bibliography"/>
@@ -16490,8 +16755,8 @@
         <w:t xml:space="preserve">, 5417–21. IEEE.</w:t>
       </w:r>
     </w:p>
-    <w:bookmarkEnd w:id="104"/>
-    <w:bookmarkStart w:id="105" w:name="ref-bock2012polyphonic"/>
+    <w:bookmarkEnd w:id="96"/>
+    <w:bookmarkStart w:id="97" w:name="ref-bock2012polyphonic"/>
     <w:p>
       <w:pPr>
         <w:pStyle w:val="Bibliography"/>
@@ -16512,8 +16777,8 @@
         <w:t xml:space="preserve">, 121–24. IEEE.</w:t>
       </w:r>
     </w:p>
-    <w:bookmarkEnd w:id="105"/>
-    <w:bookmarkStart w:id="106" w:name="ref-choi2016automatic"/>
+    <w:bookmarkEnd w:id="97"/>
+    <w:bookmarkStart w:id="98" w:name="ref-choi2016automatic"/>
     <w:p>
       <w:pPr>
         <w:pStyle w:val="Bibliography"/>
@@ -16534,8 +16799,8 @@
         <w:t xml:space="preserve">.</w:t>
       </w:r>
     </w:p>
-    <w:bookmarkEnd w:id="106"/>
-    <w:bookmarkStart w:id="107" w:name="ref-choi2017convolutional"/>
+    <w:bookmarkEnd w:id="98"/>
+    <w:bookmarkStart w:id="99" w:name="ref-choi2017convolutional"/>
     <w:p>
       <w:pPr>
         <w:pStyle w:val="Bibliography"/>
@@ -16556,8 +16821,8 @@
         <w:t xml:space="preserve">, 2392–6. IEEE.</w:t>
       </w:r>
     </w:p>
-    <w:bookmarkEnd w:id="107"/>
-    <w:bookmarkStart w:id="108" w:name="ref-costa2017evaluation"/>
+    <w:bookmarkEnd w:id="99"/>
+    <w:bookmarkStart w:id="100" w:name="ref-costa2017evaluation"/>
     <w:p>
       <w:pPr>
         <w:pStyle w:val="Bibliography"/>
@@ -16581,8 +16846,8 @@
         <w:t xml:space="preserve">52. Elsevier: 28–38.</w:t>
       </w:r>
     </w:p>
-    <w:bookmarkEnd w:id="108"/>
-    <w:bookmarkStart w:id="109" w:name="ref-elman1990finding"/>
+    <w:bookmarkEnd w:id="100"/>
+    <w:bookmarkStart w:id="101" w:name="ref-elman1990finding"/>
     <w:p>
       <w:pPr>
         <w:pStyle w:val="Bibliography"/>
@@ -16606,8 +16871,8 @@
         <w:t xml:space="preserve">14 (2). Wiley Online Library: 179–211.</w:t>
       </w:r>
     </w:p>
-    <w:bookmarkEnd w:id="109"/>
-    <w:bookmarkStart w:id="110" w:name="ref-engel2017neural"/>
+    <w:bookmarkEnd w:id="101"/>
+    <w:bookmarkStart w:id="102" w:name="ref-engel2017neural"/>
     <w:p>
       <w:pPr>
         <w:pStyle w:val="Bibliography"/>
@@ -16628,8 +16893,8 @@
         <w:t xml:space="preserve">.</w:t>
       </w:r>
     </w:p>
-    <w:bookmarkEnd w:id="110"/>
-    <w:bookmarkStart w:id="111" w:name="ref-frans2017outline"/>
+    <w:bookmarkEnd w:id="102"/>
+    <w:bookmarkStart w:id="103" w:name="ref-frans2017outline"/>
     <w:p>
       <w:pPr>
         <w:pStyle w:val="Bibliography"/>
@@ -16650,8 +16915,8 @@
         <w:t xml:space="preserve">.</w:t>
       </w:r>
     </w:p>
-    <w:bookmarkEnd w:id="111"/>
-    <w:bookmarkStart w:id="112" w:name="ref-gatys2016image"/>
+    <w:bookmarkEnd w:id="103"/>
+    <w:bookmarkStart w:id="104" w:name="ref-gatys2016image"/>
     <w:p>
       <w:pPr>
         <w:pStyle w:val="Bibliography"/>
@@ -16672,8 +16937,8 @@
         <w:t xml:space="preserve">, 2414–23.</w:t>
       </w:r>
     </w:p>
-    <w:bookmarkEnd w:id="112"/>
-    <w:bookmarkStart w:id="113" w:name="ref-goldberg2016primer"/>
+    <w:bookmarkEnd w:id="104"/>
+    <w:bookmarkStart w:id="105" w:name="ref-goldberg2016primer"/>
     <w:p>
       <w:pPr>
         <w:pStyle w:val="Bibliography"/>
@@ -16697,8 +16962,8 @@
         <w:t xml:space="preserve">57: 345–420.</w:t>
       </w:r>
     </w:p>
-    <w:bookmarkEnd w:id="113"/>
-    <w:bookmarkStart w:id="115" w:name="ref-cnnmoney"/>
+    <w:bookmarkEnd w:id="105"/>
+    <w:bookmarkStart w:id="107" w:name="ref-cnnmoney"/>
     <w:p>
       <w:pPr>
         <w:pStyle w:val="Bibliography"/>
@@ -16721,7 +16986,7 @@
       <w:r>
         <w:t xml:space="preserve"> </w:t>
       </w:r>
-      <w:hyperlink r:id="rId114">
+      <w:hyperlink r:id="rId106">
         <w:r>
           <w:rPr>
             <w:rStyle w:val="Hyperlink"/>
@@ -16733,8 +16998,8 @@
         <w:t xml:space="preserve">.</w:t>
       </w:r>
     </w:p>
-    <w:bookmarkEnd w:id="115"/>
-    <w:bookmarkStart w:id="116" w:name="ref-gracia2016wave"/>
+    <w:bookmarkEnd w:id="107"/>
+    <w:bookmarkStart w:id="108" w:name="ref-gracia2016wave"/>
     <w:p>
       <w:pPr>
         <w:pStyle w:val="Bibliography"/>
@@ -16755,8 +17020,8 @@
         <w:t xml:space="preserve">.</w:t>
       </w:r>
     </w:p>
-    <w:bookmarkEnd w:id="116"/>
-    <w:bookmarkStart w:id="117" w:name="ref-graves2013speech"/>
+    <w:bookmarkEnd w:id="108"/>
+    <w:bookmarkStart w:id="109" w:name="ref-graves2013speech"/>
     <w:p>
       <w:pPr>
         <w:pStyle w:val="Bibliography"/>
@@ -16777,8 +17042,8 @@
         <w:t xml:space="preserve">, 6645–9. IEEE.</w:t>
       </w:r>
     </w:p>
-    <w:bookmarkEnd w:id="117"/>
-    <w:bookmarkStart w:id="118" w:name="ref-gregor2016towards"/>
+    <w:bookmarkEnd w:id="109"/>
+    <w:bookmarkStart w:id="110" w:name="ref-gregor2016towards"/>
     <w:p>
       <w:pPr>
         <w:pStyle w:val="Bibliography"/>
@@ -16799,8 +17064,8 @@
         <w:t xml:space="preserve">, 3549–57.</w:t>
       </w:r>
     </w:p>
-    <w:bookmarkEnd w:id="118"/>
-    <w:bookmarkStart w:id="119" w:name="ref-hagan1996neural"/>
+    <w:bookmarkEnd w:id="110"/>
+    <w:bookmarkStart w:id="111" w:name="ref-hagan1996neural"/>
     <w:p>
       <w:pPr>
         <w:pStyle w:val="Bibliography"/>
@@ -16821,8 +17086,8 @@
         <w:t xml:space="preserve">. Vol. 20. Pws Pub. Boston.</w:t>
       </w:r>
     </w:p>
-    <w:bookmarkEnd w:id="119"/>
-    <w:bookmarkStart w:id="120" w:name="ref-he2015multimodal"/>
+    <w:bookmarkEnd w:id="111"/>
+    <w:bookmarkStart w:id="112" w:name="ref-he2015multimodal"/>
     <w:p>
       <w:pPr>
         <w:pStyle w:val="Bibliography"/>
@@ -16843,8 +17108,8 @@
         <w:t xml:space="preserve">, 73–80. ACM.</w:t>
       </w:r>
     </w:p>
-    <w:bookmarkEnd w:id="120"/>
-    <w:bookmarkStart w:id="121" w:name="ref-hinton2012deep"/>
+    <w:bookmarkEnd w:id="112"/>
+    <w:bookmarkStart w:id="113" w:name="ref-hinton2012deep"/>
     <w:p>
       <w:pPr>
         <w:pStyle w:val="Bibliography"/>
@@ -16868,8 +17133,8 @@
         <w:t xml:space="preserve">29 (6). IEEE: 82–97.</w:t>
       </w:r>
     </w:p>
-    <w:bookmarkEnd w:id="121"/>
-    <w:bookmarkStart w:id="122" w:name="ref-hornik91"/>
+    <w:bookmarkEnd w:id="113"/>
+    <w:bookmarkStart w:id="114" w:name="ref-hornik91"/>
     <w:p>
       <w:pPr>
         <w:pStyle w:val="Bibliography"/>
@@ -16893,8 +17158,8 @@
         <w:t xml:space="preserve">4 (2). Elsevier: 251–57.</w:t>
       </w:r>
     </w:p>
-    <w:bookmarkEnd w:id="122"/>
-    <w:bookmarkStart w:id="123" w:name="ref-hornik89"/>
+    <w:bookmarkEnd w:id="114"/>
+    <w:bookmarkStart w:id="115" w:name="ref-hornik89"/>
     <w:p>
       <w:pPr>
         <w:pStyle w:val="Bibliography"/>
@@ -16918,8 +17183,8 @@
         <w:t xml:space="preserve">2 (5). Elsevier: 359–66.</w:t>
       </w:r>
     </w:p>
-    <w:bookmarkEnd w:id="123"/>
-    <w:bookmarkStart w:id="124" w:name="ref-hutchings2017talking"/>
+    <w:bookmarkEnd w:id="115"/>
+    <w:bookmarkStart w:id="116" w:name="ref-hutchings2017talking"/>
     <w:p>
       <w:pPr>
         <w:pStyle w:val="Bibliography"/>
@@ -16940,8 +17205,8 @@
         <w:t xml:space="preserve">.</w:t>
       </w:r>
     </w:p>
-    <w:bookmarkEnd w:id="124"/>
-    <w:bookmarkStart w:id="125" w:name="ref-hwangimage"/>
+    <w:bookmarkEnd w:id="116"/>
+    <w:bookmarkStart w:id="117" w:name="ref-hwangimage"/>
     <w:p>
       <w:pPr>
         <w:pStyle w:val="Bibliography"/>
@@ -16950,8 +17215,8 @@
         <w:t xml:space="preserve">Hwang, Jeff, and You Zhou. 2016. “Image Colorization with Deep Convolutional Neural Networks.”</w:t>
       </w:r>
     </w:p>
-    <w:bookmarkEnd w:id="125"/>
-    <w:bookmarkStart w:id="126" w:name="ref-iizuka2016let"/>
+    <w:bookmarkEnd w:id="117"/>
+    <w:bookmarkStart w:id="118" w:name="ref-iizuka2016let"/>
     <w:p>
       <w:pPr>
         <w:pStyle w:val="Bibliography"/>
@@ -16975,8 +17240,8 @@
         <w:t xml:space="preserve">35 (4). ACM: 110.</w:t>
       </w:r>
     </w:p>
-    <w:bookmarkEnd w:id="126"/>
-    <w:bookmarkStart w:id="127" w:name="ref-isola2016image"/>
+    <w:bookmarkEnd w:id="118"/>
+    <w:bookmarkStart w:id="119" w:name="ref-isola2016image"/>
     <w:p>
       <w:pPr>
         <w:pStyle w:val="Bibliography"/>
@@ -16997,8 +17262,8 @@
         <w:t xml:space="preserve">.</w:t>
       </w:r>
     </w:p>
-    <w:bookmarkEnd w:id="127"/>
-    <w:bookmarkStart w:id="128" w:name="ref-jiang1999image"/>
+    <w:bookmarkEnd w:id="119"/>
+    <w:bookmarkStart w:id="120" w:name="ref-jiang1999image"/>
     <w:p>
       <w:pPr>
         <w:pStyle w:val="Bibliography"/>
@@ -17022,8 +17287,8 @@
         <w:t xml:space="preserve">14 (9). Elsevier: 737–60.</w:t>
       </w:r>
     </w:p>
-    <w:bookmarkEnd w:id="128"/>
-    <w:bookmarkStart w:id="129" w:name="ref-johnston2017improved"/>
+    <w:bookmarkEnd w:id="120"/>
+    <w:bookmarkStart w:id="121" w:name="ref-johnston2017improved"/>
     <w:p>
       <w:pPr>
         <w:pStyle w:val="Bibliography"/>
@@ -17044,8 +17309,8 @@
         <w:t xml:space="preserve">.</w:t>
       </w:r>
     </w:p>
-    <w:bookmarkEnd w:id="129"/>
-    <w:bookmarkStart w:id="130" w:name="ref-karjalainen2004digital"/>
+    <w:bookmarkEnd w:id="121"/>
+    <w:bookmarkStart w:id="122" w:name="ref-karjalainen2004digital"/>
     <w:p>
       <w:pPr>
         <w:pStyle w:val="Bibliography"/>
@@ -17069,8 +17334,8 @@
         <w:t xml:space="preserve">2004. Hindawi Publishing Corp.: 978–89.</w:t>
       </w:r>
     </w:p>
-    <w:bookmarkEnd w:id="130"/>
-    <w:bookmarkStart w:id="131" w:name="ref-karpathy2014large"/>
+    <w:bookmarkEnd w:id="122"/>
+    <w:bookmarkStart w:id="123" w:name="ref-karpathy2014large"/>
     <w:p>
       <w:pPr>
         <w:pStyle w:val="Bibliography"/>
@@ -17091,8 +17356,8 @@
         <w:t xml:space="preserve">, 1725–32.</w:t>
       </w:r>
     </w:p>
-    <w:bookmarkEnd w:id="131"/>
-    <w:bookmarkStart w:id="132" w:name="ref-khorrami2016deep"/>
+    <w:bookmarkEnd w:id="123"/>
+    <w:bookmarkStart w:id="124" w:name="ref-khorrami2016deep"/>
     <w:p>
       <w:pPr>
         <w:pStyle w:val="Bibliography"/>
@@ -17113,8 +17378,8 @@
         <w:t xml:space="preserve">, 619–23. IEEE.</w:t>
       </w:r>
     </w:p>
-    <w:bookmarkEnd w:id="132"/>
-    <w:bookmarkStart w:id="133" w:name="ref-kulkarni2015deep"/>
+    <w:bookmarkEnd w:id="124"/>
+    <w:bookmarkStart w:id="125" w:name="ref-kulkarni2015deep"/>
     <w:p>
       <w:pPr>
         <w:pStyle w:val="Bibliography"/>
@@ -17135,8 +17400,8 @@
         <w:t xml:space="preserve">, 2539–47.</w:t>
       </w:r>
     </w:p>
-    <w:bookmarkEnd w:id="133"/>
-    <w:bookmarkStart w:id="134" w:name="ref-larsson2016learning"/>
+    <w:bookmarkEnd w:id="125"/>
+    <w:bookmarkStart w:id="126" w:name="ref-larsson2016learning"/>
     <w:p>
       <w:pPr>
         <w:pStyle w:val="Bibliography"/>
@@ -17157,8 +17422,8 @@
         <w:t xml:space="preserve">, 577–93. Springer.</w:t>
       </w:r>
     </w:p>
-    <w:bookmarkEnd w:id="134"/>
-    <w:bookmarkStart w:id="135" w:name="ref-lecun1998gradient"/>
+    <w:bookmarkEnd w:id="126"/>
+    <w:bookmarkStart w:id="127" w:name="ref-lecun1998gradient"/>
     <w:p>
       <w:pPr>
         <w:pStyle w:val="Bibliography"/>
@@ -17182,8 +17447,8 @@
         <w:t xml:space="preserve">86 (11). IEEE: 2278–2324.</w:t>
       </w:r>
     </w:p>
-    <w:bookmarkEnd w:id="135"/>
-    <w:bookmarkStart w:id="136" w:name="ref-leshno93"/>
+    <w:bookmarkEnd w:id="127"/>
+    <w:bookmarkStart w:id="128" w:name="ref-leshno93"/>
     <w:p>
       <w:pPr>
         <w:pStyle w:val="Bibliography"/>
@@ -17207,8 +17472,8 @@
         <w:t xml:space="preserve">6 (6). Elsevier: 861–67.</w:t>
       </w:r>
     </w:p>
-    <w:bookmarkEnd w:id="136"/>
-    <w:bookmarkStart w:id="137" w:name="ref-lyons2011understanding"/>
+    <w:bookmarkEnd w:id="128"/>
+    <w:bookmarkStart w:id="129" w:name="ref-lyons2011understanding"/>
     <w:p>
       <w:pPr>
         <w:pStyle w:val="Bibliography"/>
@@ -17229,8 +17494,8 @@
         <w:t xml:space="preserve">. Pearson Education India.</w:t>
       </w:r>
     </w:p>
-    <w:bookmarkEnd w:id="137"/>
-    <w:bookmarkStart w:id="138" w:name="ref-maas2013rectifier"/>
+    <w:bookmarkEnd w:id="129"/>
+    <w:bookmarkStart w:id="130" w:name="ref-maas2013rectifier"/>
     <w:p>
       <w:pPr>
         <w:pStyle w:val="Bibliography"/>
@@ -17251,8 +17516,8 @@
         <w:t xml:space="preserve">. Vol. 30. 1.</w:t>
       </w:r>
     </w:p>
-    <w:bookmarkEnd w:id="138"/>
-    <w:bookmarkStart w:id="139" w:name="ref-mcculloch1943logical"/>
+    <w:bookmarkEnd w:id="130"/>
+    <w:bookmarkStart w:id="131" w:name="ref-mcculloch1943logical"/>
     <w:p>
       <w:pPr>
         <w:pStyle w:val="Bibliography"/>
@@ -17276,8 +17541,8 @@
         <w:t xml:space="preserve">5 (4). Springer: 115–33.</w:t>
       </w:r>
     </w:p>
-    <w:bookmarkEnd w:id="139"/>
-    <w:bookmarkStart w:id="140" w:name="ref-minski1969perceptrons"/>
+    <w:bookmarkEnd w:id="131"/>
+    <w:bookmarkStart w:id="132" w:name="ref-minski1969perceptrons"/>
     <w:p>
       <w:pPr>
         <w:pStyle w:val="Bibliography"/>
@@ -17298,8 +17563,8 @@
         <w:t xml:space="preserve">.</w:t>
       </w:r>
     </w:p>
-    <w:bookmarkEnd w:id="140"/>
-    <w:bookmarkStart w:id="141" w:name="ref-mizutani2000derivation"/>
+    <w:bookmarkEnd w:id="132"/>
+    <w:bookmarkStart w:id="133" w:name="ref-mizutani2000derivation"/>
     <w:p>
       <w:pPr>
         <w:pStyle w:val="Bibliography"/>
@@ -17320,8 +17585,8 @@
         <w:t xml:space="preserve">, 2:167–72. IEEE.</w:t>
       </w:r>
     </w:p>
-    <w:bookmarkEnd w:id="141"/>
-    <w:bookmarkStart w:id="142" w:name="ref-oord2016pixel"/>
+    <w:bookmarkEnd w:id="133"/>
+    <w:bookmarkStart w:id="134" w:name="ref-oord2016pixel"/>
     <w:p>
       <w:pPr>
         <w:pStyle w:val="Bibliography"/>
@@ -17342,8 +17607,8 @@
         <w:t xml:space="preserve">.</w:t>
       </w:r>
     </w:p>
-    <w:bookmarkEnd w:id="142"/>
-    <w:bookmarkStart w:id="143" w:name="ref-pang2017convolution"/>
+    <w:bookmarkEnd w:id="134"/>
+    <w:bookmarkStart w:id="135" w:name="ref-pang2017convolution"/>
     <w:p>
       <w:pPr>
         <w:pStyle w:val="Bibliography"/>
@@ -17364,8 +17629,8 @@
         <w:t xml:space="preserve">. IEEE.</w:t>
       </w:r>
     </w:p>
-    <w:bookmarkEnd w:id="143"/>
-    <w:bookmarkStart w:id="144" w:name="ref-parker1985learning"/>
+    <w:bookmarkEnd w:id="135"/>
+    <w:bookmarkStart w:id="136" w:name="ref-parker1985learning"/>
     <w:p>
       <w:pPr>
         <w:pStyle w:val="Bibliography"/>
@@ -17374,8 +17639,8 @@
         <w:t xml:space="preserve">Parker, David B. 1985. “Learning Logic.”</w:t>
       </w:r>
     </w:p>
-    <w:bookmarkEnd w:id="144"/>
-    <w:bookmarkStart w:id="145" w:name="ref-rehman2014image"/>
+    <w:bookmarkEnd w:id="136"/>
+    <w:bookmarkStart w:id="137" w:name="ref-rehman2014image"/>
     <w:p>
       <w:pPr>
         <w:pStyle w:val="Bibliography"/>
@@ -17399,8 +17664,8 @@
         <w:t xml:space="preserve">7 (4). Maxwell Science Publishing: 656–72.</w:t>
       </w:r>
     </w:p>
-    <w:bookmarkEnd w:id="145"/>
-    <w:bookmarkStart w:id="146" w:name="ref-rigaud2013parametric"/>
+    <w:bookmarkEnd w:id="137"/>
+    <w:bookmarkStart w:id="138" w:name="ref-rigaud2013parametric"/>
     <w:p>
       <w:pPr>
         <w:pStyle w:val="Bibliography"/>
@@ -17424,8 +17689,8 @@
         <w:t xml:space="preserve">133 (5). ASA: 3107–18.</w:t>
       </w:r>
     </w:p>
-    <w:bookmarkEnd w:id="146"/>
-    <w:bookmarkStart w:id="147" w:name="ref-Rosenblatt57"/>
+    <w:bookmarkEnd w:id="138"/>
+    <w:bookmarkStart w:id="139" w:name="ref-Rosenblatt57"/>
     <w:p>
       <w:pPr>
         <w:pStyle w:val="Bibliography"/>
@@ -17446,8 +17711,8 @@
         <w:t xml:space="preserve">. Cornell Aeronautical Laboratory.</w:t>
       </w:r>
     </w:p>
-    <w:bookmarkEnd w:id="147"/>
-    <w:bookmarkStart w:id="148" w:name="ref-rosenblatt1958perceptron"/>
+    <w:bookmarkEnd w:id="139"/>
+    <w:bookmarkStart w:id="140" w:name="ref-rosenblatt1958perceptron"/>
     <w:p>
       <w:pPr>
         <w:pStyle w:val="Bibliography"/>
@@ -17471,8 +17736,8 @@
         <w:t xml:space="preserve">65 (6). American Psychological Association: 386.</w:t>
       </w:r>
     </w:p>
-    <w:bookmarkEnd w:id="148"/>
-    <w:bookmarkStart w:id="149" w:name="ref-rumelhart1985learning"/>
+    <w:bookmarkEnd w:id="140"/>
+    <w:bookmarkStart w:id="141" w:name="ref-rumelhart1985learning"/>
     <w:p>
       <w:pPr>
         <w:pStyle w:val="Bibliography"/>
@@ -17481,8 +17746,8 @@
         <w:t xml:space="preserve">Rumelhart, David E, Geoffrey E Hinton, and Ronald J Williams. 1985. “Learning Internal Representations by Error Propagation.” California Univ San Diego La Jolla Inst for Cognitive Science.</w:t>
       </w:r>
     </w:p>
-    <w:bookmarkEnd w:id="149"/>
-    <w:bookmarkStart w:id="150" w:name="ref-sainath2015deep"/>
+    <w:bookmarkEnd w:id="141"/>
+    <w:bookmarkStart w:id="142" w:name="ref-sainath2015deep"/>
     <w:p>
       <w:pPr>
         <w:pStyle w:val="Bibliography"/>
@@ -17506,8 +17771,8 @@
         <w:t xml:space="preserve">64. Elsevier: 39–48.</w:t>
       </w:r>
     </w:p>
-    <w:bookmarkEnd w:id="150"/>
-    <w:bookmarkStart w:id="151" w:name="ref-sak2015fast"/>
+    <w:bookmarkEnd w:id="142"/>
+    <w:bookmarkStart w:id="143" w:name="ref-sak2015fast"/>
     <w:p>
       <w:pPr>
         <w:pStyle w:val="Bibliography"/>
@@ -17528,8 +17793,8 @@
         <w:t xml:space="preserve">.</w:t>
       </w:r>
     </w:p>
-    <w:bookmarkEnd w:id="151"/>
-    <w:bookmarkStart w:id="152" w:name="ref-salsa2016partial"/>
+    <w:bookmarkEnd w:id="143"/>
+    <w:bookmarkStart w:id="144" w:name="ref-salsa2016partial"/>
     <w:p>
       <w:pPr>
         <w:pStyle w:val="Bibliography"/>
@@ -17550,8 +17815,8 @@
         <w:t xml:space="preserve">. Vol. 99. Springer.</w:t>
       </w:r>
     </w:p>
-    <w:bookmarkEnd w:id="152"/>
-    <w:bookmarkStart w:id="153" w:name="ref-sangkloy2016scribbler"/>
+    <w:bookmarkEnd w:id="144"/>
+    <w:bookmarkStart w:id="145" w:name="ref-sangkloy2016scribbler"/>
     <w:p>
       <w:pPr>
         <w:pStyle w:val="Bibliography"/>
@@ -17572,8 +17837,8 @@
         <w:t xml:space="preserve">.</w:t>
       </w:r>
     </w:p>
-    <w:bookmarkEnd w:id="153"/>
-    <w:bookmarkStart w:id="154" w:name="ref-santurkar2017generative"/>
+    <w:bookmarkEnd w:id="145"/>
+    <w:bookmarkStart w:id="146" w:name="ref-santurkar2017generative"/>
     <w:p>
       <w:pPr>
         <w:pStyle w:val="Bibliography"/>
@@ -17594,8 +17859,8 @@
         <w:t xml:space="preserve">.</w:t>
       </w:r>
     </w:p>
-    <w:bookmarkEnd w:id="154"/>
-    <w:bookmarkStart w:id="155" w:name="ref-serra2007state"/>
+    <w:bookmarkEnd w:id="146"/>
+    <w:bookmarkStart w:id="147" w:name="ref-serra2007state"/>
     <w:p>
       <w:pPr>
         <w:pStyle w:val="Bibliography"/>
@@ -17616,8 +17881,8 @@
         <w:t xml:space="preserve">, 9–12. IEEE.</w:t>
       </w:r>
     </w:p>
-    <w:bookmarkEnd w:id="155"/>
-    <w:bookmarkStart w:id="156" w:name="ref-sigtia2016end"/>
+    <w:bookmarkEnd w:id="147"/>
+    <w:bookmarkStart w:id="148" w:name="ref-sigtia2016end"/>
     <w:p>
       <w:pPr>
         <w:pStyle w:val="Bibliography"/>
@@ -17641,8 +17906,8 @@
         <w:t xml:space="preserve">24 (5). IEEE Press: 927–39.</w:t>
       </w:r>
     </w:p>
-    <w:bookmarkEnd w:id="156"/>
-    <w:bookmarkStart w:id="157" w:name="ref-smith2006basic"/>
+    <w:bookmarkEnd w:id="148"/>
+    <w:bookmarkStart w:id="149" w:name="ref-smith2006basic"/>
     <w:p>
       <w:pPr>
         <w:pStyle w:val="Bibliography"/>
@@ -17663,8 +17928,8 @@
         <w:t xml:space="preserve">.</w:t>
       </w:r>
     </w:p>
-    <w:bookmarkEnd w:id="157"/>
-    <w:bookmarkStart w:id="158" w:name="ref-smith1992physical"/>
+    <w:bookmarkEnd w:id="149"/>
+    <w:bookmarkStart w:id="150" w:name="ref-smith1992physical"/>
     <w:p>
       <w:pPr>
         <w:pStyle w:val="Bibliography"/>
@@ -17688,8 +17953,8 @@
         <w:t xml:space="preserve">16 (4). JSTOR: 74–91.</w:t>
       </w:r>
     </w:p>
-    <w:bookmarkEnd w:id="158"/>
-    <w:bookmarkStart w:id="159" w:name="ref-socher2014recursive"/>
+    <w:bookmarkEnd w:id="150"/>
+    <w:bookmarkStart w:id="151" w:name="ref-socher2014recursive"/>
     <w:p>
       <w:pPr>
         <w:pStyle w:val="Bibliography"/>
@@ -17698,8 +17963,8 @@
         <w:t xml:space="preserve">Socher, Richard. 2014. “Recursive Deep Learning for Natural Language Processing and Computer Vision.” Citeseer.</w:t>
       </w:r>
     </w:p>
-    <w:bookmarkEnd w:id="159"/>
-    <w:bookmarkStart w:id="160" w:name="ref-southall2016automatic"/>
+    <w:bookmarkEnd w:id="151"/>
+    <w:bookmarkStart w:id="152" w:name="ref-southall2016automatic"/>
     <w:p>
       <w:pPr>
         <w:pStyle w:val="Bibliography"/>
@@ -17720,8 +17985,8 @@
         <w:t xml:space="preserve">, 591–97.</w:t>
       </w:r>
     </w:p>
-    <w:bookmarkEnd w:id="160"/>
-    <w:bookmarkStart w:id="161" w:name="ref-stanley2007compositional"/>
+    <w:bookmarkEnd w:id="152"/>
+    <w:bookmarkStart w:id="153" w:name="ref-stanley2007compositional"/>
     <w:p>
       <w:pPr>
         <w:pStyle w:val="Bibliography"/>
@@ -17745,8 +18010,8 @@
         <w:t xml:space="preserve">8 (2). Springer: 131–62.</w:t>
       </w:r>
     </w:p>
-    <w:bookmarkEnd w:id="161"/>
-    <w:bookmarkStart w:id="162" w:name="ref-staudt2016development"/>
+    <w:bookmarkEnd w:id="153"/>
+    <w:bookmarkStart w:id="154" w:name="ref-staudt2016development"/>
     <w:p>
       <w:pPr>
         <w:pStyle w:val="Bibliography"/>
@@ -17755,8 +18020,8 @@
         <w:t xml:space="preserve">Staudt, Pascal. 2016. “Development of a Digital Musical Instrument with Embedded Sound Synthesis.”</w:t>
       </w:r>
     </w:p>
-    <w:bookmarkEnd w:id="162"/>
-    <w:bookmarkStart w:id="163" w:name="ref-theis2015generative"/>
+    <w:bookmarkEnd w:id="154"/>
+    <w:bookmarkStart w:id="155" w:name="ref-theis2015generative"/>
     <w:p>
       <w:pPr>
         <w:pStyle w:val="Bibliography"/>
@@ -17777,8 +18042,8 @@
         <w:t xml:space="preserve">, 1927–35.</w:t>
       </w:r>
     </w:p>
-    <w:bookmarkEnd w:id="163"/>
-    <w:bookmarkStart w:id="164" w:name="ref-theis2017lossy"/>
+    <w:bookmarkEnd w:id="155"/>
+    <w:bookmarkStart w:id="156" w:name="ref-theis2017lossy"/>
     <w:p>
       <w:pPr>
         <w:pStyle w:val="Bibliography"/>
@@ -17799,8 +18064,8 @@
         <w:t xml:space="preserve">.</w:t>
       </w:r>
     </w:p>
-    <w:bookmarkEnd w:id="164"/>
-    <w:bookmarkStart w:id="165" w:name="ref-toderici2015variable"/>
+    <w:bookmarkEnd w:id="156"/>
+    <w:bookmarkStart w:id="157" w:name="ref-toderici2015variable"/>
     <w:p>
       <w:pPr>
         <w:pStyle w:val="Bibliography"/>
@@ -17821,8 +18086,8 @@
         <w:t xml:space="preserve">.</w:t>
       </w:r>
     </w:p>
-    <w:bookmarkEnd w:id="165"/>
-    <w:bookmarkStart w:id="166" w:name="ref-toderici2016full"/>
+    <w:bookmarkEnd w:id="157"/>
+    <w:bookmarkStart w:id="158" w:name="ref-toderici2016full"/>
     <w:p>
       <w:pPr>
         <w:pStyle w:val="Bibliography"/>
@@ -17843,8 +18108,8 @@
         <w:t xml:space="preserve">.</w:t>
       </w:r>
     </w:p>
-    <w:bookmarkEnd w:id="166"/>
-    <w:bookmarkStart w:id="167" w:name="ref-tuohy2006evolved"/>
+    <w:bookmarkEnd w:id="158"/>
+    <w:bookmarkStart w:id="159" w:name="ref-tuohy2006evolved"/>
     <w:p>
       <w:pPr>
         <w:pStyle w:val="Bibliography"/>
@@ -17865,8 +18130,8 @@
         <w:t xml:space="preserve">.</w:t>
       </w:r>
     </w:p>
-    <w:bookmarkEnd w:id="167"/>
-    <w:bookmarkStart w:id="168" w:name="ref-veit2016residual"/>
+    <w:bookmarkEnd w:id="159"/>
+    <w:bookmarkStart w:id="160" w:name="ref-veit2016residual"/>
     <w:p>
       <w:pPr>
         <w:pStyle w:val="Bibliography"/>
@@ -17887,8 +18152,8 @@
         <w:t xml:space="preserve">, 550–58.</w:t>
       </w:r>
     </w:p>
-    <w:bookmarkEnd w:id="168"/>
-    <w:bookmarkStart w:id="169" w:name="ref-wang2015image"/>
+    <w:bookmarkEnd w:id="160"/>
+    <w:bookmarkStart w:id="161" w:name="ref-wang2015image"/>
     <w:p>
       <w:pPr>
         <w:pStyle w:val="Bibliography"/>
@@ -17912,8 +18177,8 @@
         <w:t xml:space="preserve">13 (1): 137–45.</w:t>
       </w:r>
     </w:p>
-    <w:bookmarkEnd w:id="169"/>
-    <w:bookmarkStart w:id="170" w:name="ref-widrow1960adaptive"/>
+    <w:bookmarkEnd w:id="161"/>
+    <w:bookmarkStart w:id="162" w:name="ref-widrow1960adaptive"/>
     <w:p>
       <w:pPr>
         <w:pStyle w:val="Bibliography"/>
@@ -17922,8 +18187,8 @@
         <w:t xml:space="preserve">Widrow, Bernard, and Marcian E Hoff. 1960. “Adaptive Switching Circuits.” STANFORD UNIV CA STANFORD ELECTRONICS LABS.</w:t>
       </w:r>
     </w:p>
-    <w:bookmarkEnd w:id="170"/>
-    <w:bookmarkStart w:id="171" w:name="ref-widrow199030"/>
+    <w:bookmarkEnd w:id="162"/>
+    <w:bookmarkStart w:id="163" w:name="ref-widrow199030"/>
     <w:p>
       <w:pPr>
         <w:pStyle w:val="Bibliography"/>
@@ -17947,8 +18212,8 @@
         <w:t xml:space="preserve">78 (9). IEEE: 1415–42.</w:t>
       </w:r>
     </w:p>
-    <w:bookmarkEnd w:id="171"/>
-    <w:bookmarkStart w:id="172" w:name="ref-wu2016investigating"/>
+    <w:bookmarkEnd w:id="163"/>
+    <w:bookmarkStart w:id="164" w:name="ref-wu2016investigating"/>
     <w:p>
       <w:pPr>
         <w:pStyle w:val="Bibliography"/>
@@ -17969,8 +18234,8 @@
         <w:t xml:space="preserve">, 5140–4. IEEE.</w:t>
       </w:r>
     </w:p>
-    <w:bookmarkEnd w:id="172"/>
-    <w:bookmarkStart w:id="173" w:name="ref-xu2015ccg"/>
+    <w:bookmarkEnd w:id="164"/>
+    <w:bookmarkStart w:id="165" w:name="ref-xu2015ccg"/>
     <w:p>
       <w:pPr>
         <w:pStyle w:val="Bibliography"/>
@@ -17991,8 +18256,8 @@
         <w:t xml:space="preserve">, 250–55.</w:t>
       </w:r>
     </w:p>
-    <w:bookmarkEnd w:id="173"/>
-    <w:bookmarkStart w:id="174" w:name="ref-yadav2015introduction"/>
+    <w:bookmarkEnd w:id="165"/>
+    <w:bookmarkStart w:id="166" w:name="ref-yadav2015introduction"/>
     <w:p>
       <w:pPr>
         <w:pStyle w:val="Bibliography"/>
@@ -18013,8 +18278,8 @@
         <w:t xml:space="preserve">. Springer.</w:t>
       </w:r>
     </w:p>
-    <w:bookmarkEnd w:id="174"/>
-    <w:bookmarkStart w:id="176" w:name="ref-Yang2017"/>
+    <w:bookmarkEnd w:id="166"/>
+    <w:bookmarkStart w:id="168" w:name="ref-Yang2017"/>
     <w:p>
       <w:pPr>
         <w:pStyle w:val="Bibliography"/>
@@ -18025,7 +18290,7 @@
       <w:r>
         <w:t xml:space="preserve"> </w:t>
       </w:r>
-      <w:hyperlink r:id="rId175">
+      <w:hyperlink r:id="rId167">
         <w:r>
           <w:rPr>
             <w:rStyle w:val="Hyperlink"/>
@@ -18037,8 +18302,8 @@
         <w:t xml:space="preserve">.</w:t>
       </w:r>
     </w:p>
-    <w:bookmarkEnd w:id="176"/>
-    <w:bookmarkStart w:id="177" w:name="ref-zen2015unidirectional"/>
+    <w:bookmarkEnd w:id="168"/>
+    <w:bookmarkStart w:id="169" w:name="ref-zen2015unidirectional"/>
     <w:p>
       <w:pPr>
         <w:pStyle w:val="Bibliography"/>
@@ -18059,8 +18324,8 @@
         <w:t xml:space="preserve">, 4470–4. IEEE.</w:t>
       </w:r>
     </w:p>
-    <w:bookmarkEnd w:id="177"/>
-    <w:bookmarkStart w:id="178" w:name="ref-zhang2016colorful"/>
+    <w:bookmarkEnd w:id="169"/>
+    <w:bookmarkStart w:id="170" w:name="ref-zhang2016colorful"/>
     <w:p>
       <w:pPr>
         <w:pStyle w:val="Bibliography"/>
@@ -18081,8 +18346,8 @@
         <w:t xml:space="preserve">, 649–66. Springer.</w:t>
       </w:r>
     </w:p>
-    <w:bookmarkEnd w:id="178"/>
-    <w:bookmarkStart w:id="179" w:name="ref-zhang2017towards"/>
+    <w:bookmarkEnd w:id="170"/>
+    <w:bookmarkStart w:id="171" w:name="ref-zhang2017towards"/>
     <w:p>
       <w:pPr>
         <w:pStyle w:val="Bibliography"/>
@@ -18103,8 +18368,8 @@
         <w:t xml:space="preserve">.</w:t>
       </w:r>
     </w:p>
-    <w:bookmarkEnd w:id="179"/>
-    <w:bookmarkStart w:id="180" w:name="ref-zhang2017very"/>
+    <w:bookmarkEnd w:id="171"/>
+    <w:bookmarkStart w:id="172" w:name="ref-zhang2017very"/>
     <w:p>
       <w:pPr>
         <w:pStyle w:val="Bibliography"/>
@@ -18125,8 +18390,8 @@
         <w:t xml:space="preserve">, 4845–9. IEEE.</w:t>
       </w:r>
     </w:p>
-    <w:bookmarkEnd w:id="180"/>
-    <w:bookmarkStart w:id="181" w:name="ref-zhu2016generative"/>
+    <w:bookmarkEnd w:id="172"/>
+    <w:bookmarkStart w:id="173" w:name="ref-zhu2016generative"/>
     <w:p>
       <w:pPr>
         <w:pStyle w:val="Bibliography"/>
@@ -18147,8 +18412,8 @@
         <w:t xml:space="preserve">, 597–613. Springer.</w:t>
       </w:r>
     </w:p>
-    <w:bookmarkEnd w:id="181"/>
-    <w:bookmarkStart w:id="182" w:name="ref-zweig2017advances"/>
+    <w:bookmarkEnd w:id="173"/>
+    <w:bookmarkStart w:id="174" w:name="ref-zweig2017advances"/>
     <w:p>
       <w:pPr>
         <w:pStyle w:val="Bibliography"/>
@@ -18169,8 +18434,8 @@
         <w:t xml:space="preserve">, 4805–9. IEEE.</w:t>
       </w:r>
     </w:p>
-    <w:bookmarkEnd w:id="182"/>
-    <w:bookmarkEnd w:id="183"/>
+    <w:bookmarkEnd w:id="174"/>
+    <w:bookmarkEnd w:id="175"/>
     <w:sectPr>
       <w:pgSz w:w="12240" w:h="15840"/>
       <w:pgMar w:top="1440" w:right="1440" w:bottom="1440" w:left="1440" w:header="720" w:footer="720" w:gutter="0"/>

--- a/Dissert.docx
+++ b/Dissert.docx
@@ -356,6 +356,12 @@
         <w:pStyle w:val="FirstParagraph"/>
       </w:pPr>
       <w:r>
+        <w:t xml:space="preserve">O objetivo deste trabalho é desenvolver um modelo de simulação, em tempo real, de instrumentos acústicos baseado na utilização de redes neurais artificias.</w:t>
+      </w:r>
+      <w:r>
+        <w:t xml:space="preserve"> </w:t>
+      </w:r>
+      <w:r>
         <w:t xml:space="preserve">Busca-se, desta forma, identificar técnicas baseadas no estado da arte das redes neurais artificiais que, em conjunto com abordagens tradicionais, deem suporte à modelagem de instrumentos musicais acústicos, dando origem a simulações mais realistas, principalmente do ponto de vista da percepção humana, e sobretudo mais computacionalmente eficientes.</w:t>
       </w:r>
     </w:p>
@@ -374,7 +380,13 @@
         <w:pStyle w:val="FirstParagraph"/>
       </w:pPr>
       <w:r>
-        <w:t xml:space="preserve">Limitar o trabalho à investigação de instrumentos que possam ser aproximados por um modelo de excitação impulsivo, como é o caso, possibilita excluir da observação uma subárea significativa do processamento de sinais que lida com a evolução das frequências de uma onda sonora no domínio do tempo, trazendo o volume de pesquisa a níveis razoáveis, sem uma perda substancial em termos conceituais.</w:t>
+        <w:t xml:space="preserve">O trabalho limita-se à emulação de instrumentos musicais acústicos convencionais, e não aborda a área mais subjetiva, do desenho de novos instrumentos senão tangencialmente, através de um exemplo em que um instrumento híbrido é apresentado; um tratamento razoavelmente completo do tema, pela infinidade de possibilidades que oferece (</w:t>
+      </w:r>
+      <w:r>
+        <w:t xml:space="preserve">Dalgleish, Spencer, and Foster (2014)</w:t>
+      </w:r>
+      <w:r>
+        <w:t xml:space="preserve">), está muito além do objetivo deste trabalho.</w:t>
       </w:r>
     </w:p>
     <w:p>
@@ -382,7 +394,15 @@
         <w:pStyle w:val="BodyText"/>
       </w:pPr>
       <w:r>
-        <w:t xml:space="preserve">Uma outra vantagem é de cunho técnico, já que essa escolha reduz a duração média das ondas investigadas, o que é uma escolha sensível quando alguns dos algoritmos utilizados, como a Transformada Discreta de Fourier, possuem complexidade</w:t>
+        <w:t xml:space="preserve">Adicionalmente, limitar o escopo do trabalho à investigação de instrumentos que possam ser aproximados por um modelo de excitação impulsivo, como aqui é feito, possibilita excluir da observação uma subárea significativa do processamento de sinais que lida com a evolução das frequências de uma onda sonora no domínio do tempo, trazendo o volume de pesquisa a níveis razoáveis, sem uma perda substancial em termos conceituais.</w:t>
+      </w:r>
+    </w:p>
+    <w:p>
+      <w:pPr>
+        <w:pStyle w:val="BodyText"/>
+      </w:pPr>
+      <w:r>
+        <w:t xml:space="preserve">Uma outra vantagem desse recorte é de cunho técnico, já que essa escolha reduz a duração média das ondas investigadas, o que é uma escolha sensível quando alguns dos algoritmos utilizados, como a Transformada Discreta de Fourier, possuem complexidade</w:t>
       </w:r>
       <w:r>
         <w:t xml:space="preserve"> </w:t>
@@ -412,6 +432,9 @@
         <m:r>
           <m:t>)</m:t>
         </m:r>
+        <m:r>
+          <m:t>)</m:t>
+        </m:r>
       </m:oMath>
     </w:p>
     <w:p>
@@ -434,7 +457,7 @@
         <w:t xml:space="preserve"> </w:t>
       </w:r>
       <w:r>
-        <w:t xml:space="preserve">de instrumentos acústicos, razão pela qual o foco deste trabalho é a síntese em tempo real, econômica do ponto de vista computacional. Desenvolvimentos nesse sentido podem, por exemplo, motivar implementações em plataformas mais compactas, como teclados, pianos e baterias eletrônicas, além de encontrarem aplicação em áreas em ascensão, como realidade virtual e aumentada.</w:t>
+        <w:t xml:space="preserve">de instrumentos acústicos, razão pela qual o foco deste trabalho é a síntese em tempo real. Desenvolvimentos nesse sentido podem, por exemplo, motivar implementações em plataformas mais compactas, como teclados, pianos e baterias eletrônicas, além de encontrarem aplicação em áreas em ascensão, como realidade virtual e aumentada.</w:t>
       </w:r>
     </w:p>
     <w:p>
@@ -442,7 +465,7 @@
         <w:pStyle w:val="BodyText"/>
       </w:pPr>
       <w:r>
-        <w:t xml:space="preserve">Em relação ao tratamento das redes neurais, prioridade foi dada às arquiteturas consolidadas na literatura, o que excluiu, por exemplo, uma investigação da promissora arquitetura Capsnet(</w:t>
+        <w:t xml:space="preserve">Em relação ao tratamento das redes neurais, prioridade foi dada às arquiteturas já consolidadas na literatura, o que excluiu, por exemplo, uma investigação da promissora arquitetura Capsnet(</w:t>
       </w:r>
       <w:r>
         <w:rPr>
@@ -457,7 +480,7 @@
         <w:t xml:space="preserve"> </w:t>
       </w:r>
       <w:r>
-        <w:t xml:space="preserve">A escolha é necessária devido à limitações de tempo, frente ao grande volume de pesquisas envolvendo novas arquiteturas que pode-se observar.</w:t>
+        <w:t xml:space="preserve">A escolha é necessária devido à limitações de tempo em contraste com o grande volume de pesquisas envolvendo novas arquiteturas.</w:t>
       </w:r>
     </w:p>
     <w:p>
@@ -582,6 +605,86 @@
         <w:t xml:space="preserve">Relevância socio-econômica</w:t>
       </w:r>
       <w:bookmarkEnd w:id="24"/>
+    </w:p>
+    <w:p>
+      <w:pPr>
+        <w:pStyle w:val="FirstParagraph"/>
+      </w:pPr>
+      <w:r>
+        <w:t xml:space="preserve">Os computadores introduziram a produção musical em uma nova era, permitindo, por um lado, experimentações com novos timbres e formas de interação homem máquina para a criação musical e, por outro, a emulação de instrumentos tradicionais, através de técnicas promissoras, como a modelagem acústica(</w:t>
+      </w:r>
+      <w:r>
+        <w:t xml:space="preserve">Bovermann et al. (2016)</w:t>
+      </w:r>
+      <w:r>
+        <w:t xml:space="preserve">).</w:t>
+      </w:r>
+    </w:p>
+    <w:p>
+      <w:pPr>
+        <w:pStyle w:val="BodyText"/>
+      </w:pPr>
+      <w:r>
+        <w:t xml:space="preserve">Avançar essas pesquisas significa, na medida em que, por exemplo, diminui custos de software e hardware dedicados, levando em conta ainda a crescente disponibilidade de dispositivos portáteis, como tablets e telefones celulares, oferecer a um maior número de pessoas a oportunidade de uma educação musical, e por conseguinte uma formação intelectual, mais rica.</w:t>
+      </w:r>
+    </w:p>
+    <w:p>
+      <w:pPr>
+        <w:pStyle w:val="BodyText"/>
+      </w:pPr>
+      <w:r>
+        <w:t xml:space="preserve">Algumas vantagens do acesso precoce à educação musical são delineadas no estudo de</w:t>
+      </w:r>
+      <w:r>
+        <w:t xml:space="preserve"> </w:t>
+      </w:r>
+      <w:r>
+        <w:t xml:space="preserve">Forgeard et al. (2008)</w:t>
+      </w:r>
+      <w:r>
+        <w:t xml:space="preserve">, que sugere uma maior habilidade verbal e uma maior capacidade de raciocínio não verbal em crianças que praticaram instrumentos em sua infância, na mesma linha, o trabalho de</w:t>
+      </w:r>
+      <w:r>
+        <w:t xml:space="preserve"> </w:t>
+      </w:r>
+      <w:r>
+        <w:t xml:space="preserve">Vaughn (2000)</w:t>
+      </w:r>
+      <w:r>
+        <w:t xml:space="preserve"> </w:t>
+      </w:r>
+      <w:r>
+        <w:t xml:space="preserve">aponta para uma relação entre o estudo voluntário de música e uma melhoria do desempenho matemático, a partir de uma meta análise de 20 estudos.</w:t>
+      </w:r>
+    </w:p>
+    <w:p>
+      <w:pPr>
+        <w:pStyle w:val="BodyText"/>
+      </w:pPr>
+      <w:r>
+        <w:t xml:space="preserve">Uma outra motivação importante é estimular a descentralização do capital intelectual relacionado ao campo de instrumentos virtuais, desde a década de 70 fortemente concentrado em algumas empresas japonesas, situadas em sua maioria na cidade de Hamamatsu como Yamaha e Roland (</w:t>
+      </w:r>
+      <w:r>
+        <w:t xml:space="preserve">Reiffenstein (2006)</w:t>
+      </w:r>
+      <w:r>
+        <w:t xml:space="preserve">). Que detém, exclusivamente ou parcialmente, as patentes para alguns importantes algoritmos de síntese sonora, como os</w:t>
+      </w:r>
+      <w:r>
+        <w:t xml:space="preserve"> </w:t>
+      </w:r>
+      <w:r>
+        <w:rPr>
+          <w:i/>
+        </w:rPr>
+        <w:t xml:space="preserve">waveguides</w:t>
+      </w:r>
+      <w:r>
+        <w:t xml:space="preserve"> </w:t>
+      </w:r>
+      <w:r>
+        <w:t xml:space="preserve">digitais.</w:t>
+      </w:r>
     </w:p>
     <w:p>
       <w:pPr>
@@ -1278,7 +1381,7 @@
         <w:pStyle w:val="FirstParagraph"/>
       </w:pPr>
       <w:r>
-        <w:t xml:space="preserve">A maioria dos trabalhos que investigam a aplicação de redes neurais à música, sobretudo envolvendo sua síntese, ocorrem em um nível de abstração mais alto do que a geração direta dos sons. Geralmente tomam como base a manipulação de representações musicais como partituras, por exemplo, ou representações sonoras compactas, como os espectrogramas.</w:t>
+        <w:t xml:space="preserve">A maioria dos trabalhos que investigam a aplicação de redes neurais à música, sobretudo envolvendo sua síntese, ocorrem em um nível de abstração mais alto do que a geração direta dos sons: Geralmente tomam como base a manipulação de representações musicais como partituras, por exemplo, ou representações sonoras compactas, como espectrogramas. Os motivos passam pela alta dimensionalidade dos outputs: no caso de um framerate de 441 00 samples por segundo, a qualidade encontrada em cds, por exemplo, a síntese de 10 segundos de áudio envolve a criação de mais de 4 milhões de samples.</w:t>
       </w:r>
     </w:p>
     <w:p>
@@ -1286,16 +1389,111 @@
         <w:pStyle w:val="BodyText"/>
       </w:pPr>
       <w:r>
-        <w:t xml:space="preserve">Classification</w:t>
-      </w:r>
-      <w:r>
-        <w:t xml:space="preserve"> </w:t>
-      </w:r>
-      <w:r>
-        <w:t xml:space="preserve">This task involves assigning tags, generally genre-related or emotion related, to musical pieces.</w:t>
-      </w:r>
-      <w:r>
-        <w:t xml:space="preserve"> </w:t>
+        <w:t xml:space="preserve">O trabalho desenvolvido em conjunto pelas equipes do Google Brain team e do DeepMind é um exemplo de esforço nesse sentido</w:t>
+      </w:r>
+      <w:r>
+        <w:t xml:space="preserve">(Engel et al. 2017)</w:t>
+      </w:r>
+      <w:r>
+        <w:t xml:space="preserve">. Nele, uma arquitetura desenvolvida a partir da Wavenet (aprofundada no tópico sobre discurso falado) é utilizada para a geração de ondas sonoras a partir do treinamento direto com samples de vários instrumentos musicais. Os resultados mostram que a arquitetura encoder-decoder utilizada é capaz de aprender representações no domínio da frequência para vários tipos de instrumentos diferentes e uma extensão do trabalho denominada Magenta, consistindo em um player em tempo real para os sons da rede corroboram sua aplicabilidade em tempo real.</w:t>
+      </w:r>
+    </w:p>
+    <w:p>
+      <w:pPr>
+        <w:pStyle w:val="BodyText"/>
+      </w:pPr>
+      <w:r>
+        <w:t xml:space="preserve">Equanto as camadas das arquiteturas anteriores são predominantemente convolucionais,</w:t>
+      </w:r>
+      <w:r>
+        <w:t xml:space="preserve"> </w:t>
+      </w:r>
+      <w:r>
+        <w:t xml:space="preserve">Pfalz (2018)</w:t>
+      </w:r>
+      <w:r>
+        <w:t xml:space="preserve"> </w:t>
+      </w:r>
+      <w:r>
+        <w:t xml:space="preserve">apresenta um trabalho bastante abrangente sobre o uso de redes neurais recorrentes puras para essa finalidade. Um dos primeiros trabalhos na área é, talvez, o desenvolvido por</w:t>
+      </w:r>
+      <w:r>
+        <w:t xml:space="preserve"> </w:t>
+      </w:r>
+      <w:r>
+        <w:t xml:space="preserve">(Stanley 2007)</w:t>
+      </w:r>
+      <w:r>
+        <w:t xml:space="preserve">, consistindo na investigação da capacidade de uma rede em prever sons, em analogia direta com séries temporais. Os resultados são bastante tímidos, e a uma rede capaz de prever apenas uma onda sonora, oriunda de uma nota de saxofone, é apresentada. De maneira semelhante,</w:t>
+      </w:r>
+      <w:r>
+        <w:t xml:space="preserve"> </w:t>
+      </w:r>
+      <w:r>
+        <w:t xml:space="preserve">Sarroff and Casey (2014)</w:t>
+      </w:r>
+      <w:r>
+        <w:t xml:space="preserve"> </w:t>
+      </w:r>
+      <w:r>
+        <w:t xml:space="preserve">investiga a aplicação direta de redes neurais, de arquitetura densa, na geração direta de multiplos samples de audio.</w:t>
+      </w:r>
+    </w:p>
+    <w:p>
+      <w:pPr>
+        <w:pStyle w:val="BodyText"/>
+      </w:pPr>
+      <w:r>
+        <w:t xml:space="preserve">A geração de música em níveis mais altos de abstração é, para o trabalho aqui desenvolvido, apenas marginalmente interessante, na medida em que pode oferecer insights sobre representações compactas dos sons. O trabalho de</w:t>
+      </w:r>
+      <w:r>
+        <w:t xml:space="preserve"> </w:t>
+      </w:r>
+      <w:r>
+        <w:t xml:space="preserve">(Hutchings 2017)</w:t>
+      </w:r>
+      <w:r>
+        <w:t xml:space="preserve">, por exemplo, utiliza tablaturas para a previsão de partes completas de bateria tomando como base o ritmo de uma de suas peças.</w:t>
+      </w:r>
+    </w:p>
+    <w:p>
+      <w:pPr>
+        <w:pStyle w:val="BodyText"/>
+      </w:pPr>
+      <w:r>
+        <w:t xml:space="preserve">Tomando emprestados os desenvolvimentos obtidos na área de computer vision, os trabalhos de</w:t>
+      </w:r>
+      <w:r>
+        <w:t xml:space="preserve"> </w:t>
+      </w:r>
+      <w:r>
+        <w:t xml:space="preserve">Grinstein et al. (2017)</w:t>
+      </w:r>
+      <w:r>
+        <w:t xml:space="preserve"> </w:t>
+      </w:r>
+      <w:r>
+        <w:t xml:space="preserve">e</w:t>
+      </w:r>
+      <w:r>
+        <w:t xml:space="preserve"> </w:t>
+      </w:r>
+      <w:r>
+        <w:t xml:space="preserve">Mital (2017)</w:t>
+      </w:r>
+      <w:r>
+        <w:t xml:space="preserve"> </w:t>
+      </w:r>
+      <w:r>
+        <w:t xml:space="preserve">buscam transpor os avanços alcançados no campo da transferência de estilo entre imagens para o domínio do som. O primeiro, de cunho exploratório, investiga as arquiteturas mais promissoras para a tarefa, chamando a atenção para o desempenho de arquiteturas rasas, enquanto o segundo investiga, a partir da Wavenet, representações apropriadas.</w:t>
+      </w:r>
+    </w:p>
+    <w:p>
+      <w:pPr>
+        <w:pStyle w:val="BodyText"/>
+      </w:pPr>
+      <w:r>
+        <w:t xml:space="preserve">Os esforços de classificação costumam introduzir inovações interessantes nas representações utilizadas:</w:t>
       </w:r>
       <w:r>
         <w:t xml:space="preserve">(Costa, Oliveira, and Silla 2017)</w:t>
@@ -1304,7 +1502,7 @@
         <w:t xml:space="preserve"> </w:t>
       </w:r>
       <w:r>
-        <w:t xml:space="preserve">and</w:t>
+        <w:t xml:space="preserve">e</w:t>
       </w:r>
       <w:r>
         <w:t xml:space="preserve"> </w:t>
@@ -1316,7 +1514,7 @@
         <w:t xml:space="preserve"> </w:t>
       </w:r>
       <w:r>
-        <w:t xml:space="preserve">tackles this task with a fully convolutional neural network fed, in the latter case, with music represented by a mel-spectrogram, while in</w:t>
+        <w:t xml:space="preserve">abordam a tarefa a partir de redes convolucionais; no primeiro trabalho as redes são alimentadas com música representada por um mel-spectrogram e no segundo arquiteturas convolucionais profundas são investigadas, assim como</w:t>
       </w:r>
       <w:r>
         <w:t xml:space="preserve"> </w:t>
@@ -1328,7 +1526,7 @@
         <w:t xml:space="preserve"> </w:t>
       </w:r>
       <w:r>
-        <w:t xml:space="preserve">a recurrent architecture is also explored, to exploit the temporal correlation of the inputs.</w:t>
+        <w:t xml:space="preserve">que acrescenta recorrencia às arquiteturas convolucionais, no intuito de explorar as interrelações temporais dos samples utilizados.</w:t>
       </w:r>
     </w:p>
     <w:p>
@@ -1336,13 +1534,7 @@
         <w:pStyle w:val="BodyText"/>
       </w:pPr>
       <w:r>
-        <w:t xml:space="preserve">Transcription</w:t>
-      </w:r>
-      <w:r>
-        <w:t xml:space="preserve"> </w:t>
-      </w:r>
-      <w:r>
-        <w:t xml:space="preserve">the common task in this field is to translate music parts, generally specific instruments, into a symbolic representation, like tablatures or music scores, for example. One of the first contributions to this field is seen in</w:t>
+        <w:t xml:space="preserve">Representações não canonicas também possuem importante papel nas tarefas relacionadas à transcrição musical com o uso e redes neurais onde busca-se traduzir a música em representações de nível mais alto, simbólicas, como tablaturas e partituras, por exemplo. Uma das primeiras contribuições nesse sentido pode ser vista em</w:t>
       </w:r>
       <w:r>
         <w:t xml:space="preserve"> </w:t>
@@ -1354,7 +1546,7 @@
         <w:t xml:space="preserve"> </w:t>
       </w:r>
       <w:r>
-        <w:t xml:space="preserve">via the coupling of a network and a local heuristic hill-climber applied over the results, to generate tablatures from music.</w:t>
+        <w:t xml:space="preserve">por meio de um modelo que combina redes neurais e uma heurística hill-climber.</w:t>
       </w:r>
     </w:p>
     <w:p>
@@ -1362,7 +1554,7 @@
         <w:pStyle w:val="BodyText"/>
       </w:pPr>
       <w:r>
-        <w:t xml:space="preserve">With the use of a recurrent net,</w:t>
+        <w:t xml:space="preserve">Com o uso de uma rede recorrente,</w:t>
       </w:r>
       <w:r>
         <w:t xml:space="preserve"> </w:t>
@@ -1374,7 +1566,7 @@
         <w:t xml:space="preserve"> </w:t>
       </w:r>
       <w:r>
-        <w:t xml:space="preserve">transcribes spectrograms of general musical parts into piano roll midi commands, while</w:t>
+        <w:t xml:space="preserve">transcreve, a partir de espectrogramas, diferentes partes musicais em comandos midi. Na mesma linha</w:t>
       </w:r>
       <w:r>
         <w:t xml:space="preserve"> </w:t>
@@ -1386,16 +1578,16 @@
         <w:t xml:space="preserve"> </w:t>
       </w:r>
       <w:r>
-        <w:t xml:space="preserve">offers a similar approach, restricted to polyphonic piano sound, as in the case of</w:t>
-      </w:r>
-      <w:r>
-        <w:t xml:space="preserve"> </w:t>
+        <w:t xml:space="preserve">e</w:t>
       </w:r>
       <w:r>
         <w:t xml:space="preserve">(Sigtia, Benetos, and Dixon 2016)</w:t>
       </w:r>
       <w:r>
-        <w:t xml:space="preserve">. The last work, however, uses different architectures for the acoustic, a simple network and the language, a recurrent network model. With the use of a bidirectional recurrent net fed with spectral representations,</w:t>
+        <w:t xml:space="preserve"> </w:t>
+      </w:r>
+      <w:r>
+        <w:t xml:space="preserve">introduzem trabalhos focados na transcrição de sons polifônicos produzidos por pianos. Em relação á transcrição de partes de um kit de bateria,</w:t>
       </w:r>
       <w:r>
         <w:t xml:space="preserve"> </w:t>
@@ -1404,39 +1596,10 @@
         <w:t xml:space="preserve">(Southall, Stables, and Hockman 2016)</w:t>
       </w:r>
       <w:r>
-        <w:t xml:space="preserve">, creates drum representations.</w:t>
-      </w:r>
-    </w:p>
-    <w:p>
-      <w:pPr>
-        <w:pStyle w:val="BodyText"/>
-      </w:pPr>
-      <w:r>
-        <w:t xml:space="preserve">Generation</w:t>
-      </w:r>
-      <w:r>
-        <w:t xml:space="preserve"> </w:t>
-      </w:r>
-      <w:r>
-        <w:t xml:space="preserve">Here the aim is the inverse of that in the music transcription: given a representation, audio output is generated. One of the first works in the field is seen in</w:t>
-      </w:r>
-      <w:r>
-        <w:t xml:space="preserve">(Stanley 2007)</w:t>
-      </w:r>
-      <w:r>
-        <w:t xml:space="preserve">, consisting of a compositional pattern producing network generating music on the fly based on user input.</w:t>
-      </w:r>
-      <w:r>
-        <w:t xml:space="preserve"> </w:t>
-      </w:r>
-      <w:r>
-        <w:t xml:space="preserve">(Hutchings 2017)</w:t>
-      </w:r>
-      <w:r>
-        <w:t xml:space="preserve"> </w:t>
-      </w:r>
-      <w:r>
-        <w:t xml:space="preserve">generates full drum parts based on a kick drum pattern, with a recurrent net, and investigates the quality of the results via an online survey.</w:t>
+        <w:t xml:space="preserve"> </w:t>
+      </w:r>
+      <w:r>
+        <w:t xml:space="preserve">aborda a tarefa a partir de uma arquitetura recorrente alimentada com representações espectrais.</w:t>
       </w:r>
     </w:p>
     <w:p>
@@ -1454,7 +1617,16 @@
         <w:pStyle w:val="FirstParagraph"/>
       </w:pPr>
       <w:r>
-        <w:t xml:space="preserve">Poucos trabalhos investigam a utilização de redes neurais para a síntese sonora direta. Não obstante, algumas das áreas correlatas são bastante exploradas, e podem oferecer insights interessantes.</w:t>
+        <w:t xml:space="preserve">Um dos trabalho mais notáveis, desenvolvido pela equipe de machine learning do Google, é a chamada (Wavenet)[https://deepmind.com/blog/wavenet-generative-model-raw-audio/]</w:t>
+      </w:r>
+      <w:r>
+        <w:t xml:space="preserve"> </w:t>
+      </w:r>
+      <w:r>
+        <w:t xml:space="preserve">(Van Den Oord et al. 2016)</w:t>
+      </w:r>
+      <w:r>
+        <w:t xml:space="preserve">, uma arquitetura baseada em camadas convolucionais, para a geração end-to-end de discurso. A geração dá-se sample a sample, levando em conta um grande número de inputs passados; os resultados introduzem um novo estado da arte para a tarefa.</w:t>
       </w:r>
     </w:p>
     <w:p>
@@ -1521,7 +1693,7 @@
         <w:pStyle w:val="BodyText"/>
       </w:pPr>
       <w:r>
-        <w:t xml:space="preserve">A partir de uma arquitetura hibrica, combinando um modelo fonético recorrente com um classificador acústico baseado em uma rede neural profunda,</w:t>
+        <w:t xml:space="preserve">A partir de uma arquitetura hibrida, combinando um modelo fonético recorrente com um classificador acústico baseado em uma rede neural profunda,</w:t>
       </w:r>
       <w:r>
         <w:t xml:space="preserve"> </w:t>
@@ -1756,7 +1928,7 @@
         <w:t xml:space="preserve">(Engel et al. 2017)</w:t>
       </w:r>
       <w:r>
-        <w:t xml:space="preserve">, por exemplo, busca inspiração na área de geração de imagens para elaborar uma arquitetura apropriada a síntese sonora.</w:t>
+        <w:t xml:space="preserve">, citado acima, por exemplo, busca inspiração na área de geração de imagens para elaborar uma arquitetura apropriada a síntese sonora.</w:t>
       </w:r>
       <w:r>
         <w:t xml:space="preserve"> </w:t>
@@ -16617,7 +16789,7 @@
       </w:r>
       <w:bookmarkEnd w:id="90"/>
     </w:p>
-    <w:bookmarkStart w:id="175" w:name="refs"/>
+    <w:bookmarkStart w:id="185" w:name="refs"/>
     <w:bookmarkStart w:id="91" w:name="ref-balle2016end"/>
     <w:p>
       <w:pPr>
@@ -16756,7 +16928,29 @@
       </w:r>
     </w:p>
     <w:bookmarkEnd w:id="96"/>
-    <w:bookmarkStart w:id="97" w:name="ref-bock2012polyphonic"/>
+    <w:bookmarkStart w:id="97" w:name="ref-bovermann2016musical"/>
+    <w:p>
+      <w:pPr>
+        <w:pStyle w:val="Bibliography"/>
+      </w:pPr>
+      <w:r>
+        <w:t xml:space="preserve">Bovermann, Till, Alberto de Campo, Hauke Egermann, Sarah-Indriyati Hardjowirogo, and Stefan Weinzierl. 2016.</w:t>
+      </w:r>
+      <w:r>
+        <w:t xml:space="preserve"> </w:t>
+      </w:r>
+      <w:r>
+        <w:rPr>
+          <w:i/>
+        </w:rPr>
+        <w:t xml:space="preserve">Musical Instruments in the 21st Century</w:t>
+      </w:r>
+      <w:r>
+        <w:t xml:space="preserve">. Springer.</w:t>
+      </w:r>
+    </w:p>
+    <w:bookmarkEnd w:id="97"/>
+    <w:bookmarkStart w:id="98" w:name="ref-bock2012polyphonic"/>
     <w:p>
       <w:pPr>
         <w:pStyle w:val="Bibliography"/>
@@ -16777,8 +16971,8 @@
         <w:t xml:space="preserve">, 121–24. IEEE.</w:t>
       </w:r>
     </w:p>
-    <w:bookmarkEnd w:id="97"/>
-    <w:bookmarkStart w:id="98" w:name="ref-choi2016automatic"/>
+    <w:bookmarkEnd w:id="98"/>
+    <w:bookmarkStart w:id="99" w:name="ref-choi2016automatic"/>
     <w:p>
       <w:pPr>
         <w:pStyle w:val="Bibliography"/>
@@ -16799,8 +16993,8 @@
         <w:t xml:space="preserve">.</w:t>
       </w:r>
     </w:p>
-    <w:bookmarkEnd w:id="98"/>
-    <w:bookmarkStart w:id="99" w:name="ref-choi2017convolutional"/>
+    <w:bookmarkEnd w:id="99"/>
+    <w:bookmarkStart w:id="100" w:name="ref-choi2017convolutional"/>
     <w:p>
       <w:pPr>
         <w:pStyle w:val="Bibliography"/>
@@ -16821,8 +17015,8 @@
         <w:t xml:space="preserve">, 2392–6. IEEE.</w:t>
       </w:r>
     </w:p>
-    <w:bookmarkEnd w:id="99"/>
-    <w:bookmarkStart w:id="100" w:name="ref-costa2017evaluation"/>
+    <w:bookmarkEnd w:id="100"/>
+    <w:bookmarkStart w:id="101" w:name="ref-costa2017evaluation"/>
     <w:p>
       <w:pPr>
         <w:pStyle w:val="Bibliography"/>
@@ -16846,8 +17040,18 @@
         <w:t xml:space="preserve">52. Elsevier: 28–38.</w:t>
       </w:r>
     </w:p>
-    <w:bookmarkEnd w:id="100"/>
-    <w:bookmarkStart w:id="101" w:name="ref-elman1990finding"/>
+    <w:bookmarkEnd w:id="101"/>
+    <w:bookmarkStart w:id="102" w:name="ref-dalgleish2014blurring"/>
+    <w:p>
+      <w:pPr>
+        <w:pStyle w:val="Bibliography"/>
+      </w:pPr>
+      <w:r>
+        <w:t xml:space="preserve">Dalgleish, Mathew, Steve Spencer, and Chris Foster. 2014. “BLURRING the Lines: AN Integrated Compositional Model for Digital Musical Instrument Design.” In. Proceedings of the 9th Conference on Interdisciplinary Musicology. CIM14. Berlin, Germany.</w:t>
+      </w:r>
+    </w:p>
+    <w:bookmarkEnd w:id="102"/>
+    <w:bookmarkStart w:id="103" w:name="ref-elman1990finding"/>
     <w:p>
       <w:pPr>
         <w:pStyle w:val="Bibliography"/>
@@ -16871,8 +17075,8 @@
         <w:t xml:space="preserve">14 (2). Wiley Online Library: 179–211.</w:t>
       </w:r>
     </w:p>
-    <w:bookmarkEnd w:id="101"/>
-    <w:bookmarkStart w:id="102" w:name="ref-engel2017neural"/>
+    <w:bookmarkEnd w:id="103"/>
+    <w:bookmarkStart w:id="104" w:name="ref-engel2017neural"/>
     <w:p>
       <w:pPr>
         <w:pStyle w:val="Bibliography"/>
@@ -16893,8 +17097,33 @@
         <w:t xml:space="preserve">.</w:t>
       </w:r>
     </w:p>
-    <w:bookmarkEnd w:id="102"/>
-    <w:bookmarkStart w:id="103" w:name="ref-frans2017outline"/>
+    <w:bookmarkEnd w:id="104"/>
+    <w:bookmarkStart w:id="105" w:name="ref-forgeard2008practicing"/>
+    <w:p>
+      <w:pPr>
+        <w:pStyle w:val="Bibliography"/>
+      </w:pPr>
+      <w:r>
+        <w:t xml:space="preserve">Forgeard, Marie, Ellen Winner, Andrea Norton, and Gottfried Schlaug. 2008. “Practicing a Musical Instrument in Childhood Is Associated with Enhanced Verbal Ability and Nonverbal Reasoning.”</w:t>
+      </w:r>
+      <w:r>
+        <w:t xml:space="preserve"> </w:t>
+      </w:r>
+      <w:r>
+        <w:rPr>
+          <w:i/>
+        </w:rPr>
+        <w:t xml:space="preserve">PloS One</w:t>
+      </w:r>
+      <w:r>
+        <w:t xml:space="preserve"> </w:t>
+      </w:r>
+      <w:r>
+        <w:t xml:space="preserve">3 (10). Public Library of Science: e3566.</w:t>
+      </w:r>
+    </w:p>
+    <w:bookmarkEnd w:id="105"/>
+    <w:bookmarkStart w:id="106" w:name="ref-frans2017outline"/>
     <w:p>
       <w:pPr>
         <w:pStyle w:val="Bibliography"/>
@@ -16915,8 +17144,8 @@
         <w:t xml:space="preserve">.</w:t>
       </w:r>
     </w:p>
-    <w:bookmarkEnd w:id="103"/>
-    <w:bookmarkStart w:id="104" w:name="ref-gatys2016image"/>
+    <w:bookmarkEnd w:id="106"/>
+    <w:bookmarkStart w:id="107" w:name="ref-gatys2016image"/>
     <w:p>
       <w:pPr>
         <w:pStyle w:val="Bibliography"/>
@@ -16937,8 +17166,8 @@
         <w:t xml:space="preserve">, 2414–23.</w:t>
       </w:r>
     </w:p>
-    <w:bookmarkEnd w:id="104"/>
-    <w:bookmarkStart w:id="105" w:name="ref-goldberg2016primer"/>
+    <w:bookmarkEnd w:id="107"/>
+    <w:bookmarkStart w:id="108" w:name="ref-goldberg2016primer"/>
     <w:p>
       <w:pPr>
         <w:pStyle w:val="Bibliography"/>
@@ -16962,8 +17191,8 @@
         <w:t xml:space="preserve">57: 345–420.</w:t>
       </w:r>
     </w:p>
-    <w:bookmarkEnd w:id="105"/>
-    <w:bookmarkStart w:id="107" w:name="ref-cnnmoney"/>
+    <w:bookmarkEnd w:id="108"/>
+    <w:bookmarkStart w:id="110" w:name="ref-cnnmoney"/>
     <w:p>
       <w:pPr>
         <w:pStyle w:val="Bibliography"/>
@@ -16986,7 +17215,7 @@
       <w:r>
         <w:t xml:space="preserve"> </w:t>
       </w:r>
-      <w:hyperlink r:id="rId106">
+      <w:hyperlink r:id="rId109">
         <w:r>
           <w:rPr>
             <w:rStyle w:val="Hyperlink"/>
@@ -16998,8 +17227,8 @@
         <w:t xml:space="preserve">.</w:t>
       </w:r>
     </w:p>
-    <w:bookmarkEnd w:id="107"/>
-    <w:bookmarkStart w:id="108" w:name="ref-gracia2016wave"/>
+    <w:bookmarkEnd w:id="110"/>
+    <w:bookmarkStart w:id="111" w:name="ref-gracia2016wave"/>
     <w:p>
       <w:pPr>
         <w:pStyle w:val="Bibliography"/>
@@ -17020,8 +17249,8 @@
         <w:t xml:space="preserve">.</w:t>
       </w:r>
     </w:p>
-    <w:bookmarkEnd w:id="108"/>
-    <w:bookmarkStart w:id="109" w:name="ref-graves2013speech"/>
+    <w:bookmarkEnd w:id="111"/>
+    <w:bookmarkStart w:id="112" w:name="ref-graves2013speech"/>
     <w:p>
       <w:pPr>
         <w:pStyle w:val="Bibliography"/>
@@ -17042,8 +17271,8 @@
         <w:t xml:space="preserve">, 6645–9. IEEE.</w:t>
       </w:r>
     </w:p>
-    <w:bookmarkEnd w:id="109"/>
-    <w:bookmarkStart w:id="110" w:name="ref-gregor2016towards"/>
+    <w:bookmarkEnd w:id="112"/>
+    <w:bookmarkStart w:id="113" w:name="ref-gregor2016towards"/>
     <w:p>
       <w:pPr>
         <w:pStyle w:val="Bibliography"/>
@@ -17064,8 +17293,30 @@
         <w:t xml:space="preserve">, 3549–57.</w:t>
       </w:r>
     </w:p>
-    <w:bookmarkEnd w:id="110"/>
-    <w:bookmarkStart w:id="111" w:name="ref-hagan1996neural"/>
+    <w:bookmarkEnd w:id="113"/>
+    <w:bookmarkStart w:id="114" w:name="ref-grinstein2017audio"/>
+    <w:p>
+      <w:pPr>
+        <w:pStyle w:val="Bibliography"/>
+      </w:pPr>
+      <w:r>
+        <w:t xml:space="preserve">Grinstein, Eric, Ngoc Duong, Alexey Ozerov, and Patrick Perez. 2017. “Audio Style Transfer.”</w:t>
+      </w:r>
+      <w:r>
+        <w:t xml:space="preserve"> </w:t>
+      </w:r>
+      <w:r>
+        <w:rPr>
+          <w:i/>
+        </w:rPr>
+        <w:t xml:space="preserve">arXiv Preprint arXiv:1710.11385</w:t>
+      </w:r>
+      <w:r>
+        <w:t xml:space="preserve">.</w:t>
+      </w:r>
+    </w:p>
+    <w:bookmarkEnd w:id="114"/>
+    <w:bookmarkStart w:id="115" w:name="ref-hagan1996neural"/>
     <w:p>
       <w:pPr>
         <w:pStyle w:val="Bibliography"/>
@@ -17086,8 +17337,8 @@
         <w:t xml:space="preserve">. Vol. 20. Pws Pub. Boston.</w:t>
       </w:r>
     </w:p>
-    <w:bookmarkEnd w:id="111"/>
-    <w:bookmarkStart w:id="112" w:name="ref-he2015multimodal"/>
+    <w:bookmarkEnd w:id="115"/>
+    <w:bookmarkStart w:id="116" w:name="ref-he2015multimodal"/>
     <w:p>
       <w:pPr>
         <w:pStyle w:val="Bibliography"/>
@@ -17108,8 +17359,8 @@
         <w:t xml:space="preserve">, 73–80. ACM.</w:t>
       </w:r>
     </w:p>
-    <w:bookmarkEnd w:id="112"/>
-    <w:bookmarkStart w:id="113" w:name="ref-hinton2012deep"/>
+    <w:bookmarkEnd w:id="116"/>
+    <w:bookmarkStart w:id="117" w:name="ref-hinton2012deep"/>
     <w:p>
       <w:pPr>
         <w:pStyle w:val="Bibliography"/>
@@ -17133,8 +17384,8 @@
         <w:t xml:space="preserve">29 (6). IEEE: 82–97.</w:t>
       </w:r>
     </w:p>
-    <w:bookmarkEnd w:id="113"/>
-    <w:bookmarkStart w:id="114" w:name="ref-hornik91"/>
+    <w:bookmarkEnd w:id="117"/>
+    <w:bookmarkStart w:id="118" w:name="ref-hornik91"/>
     <w:p>
       <w:pPr>
         <w:pStyle w:val="Bibliography"/>
@@ -17158,8 +17409,8 @@
         <w:t xml:space="preserve">4 (2). Elsevier: 251–57.</w:t>
       </w:r>
     </w:p>
-    <w:bookmarkEnd w:id="114"/>
-    <w:bookmarkStart w:id="115" w:name="ref-hornik89"/>
+    <w:bookmarkEnd w:id="118"/>
+    <w:bookmarkStart w:id="119" w:name="ref-hornik89"/>
     <w:p>
       <w:pPr>
         <w:pStyle w:val="Bibliography"/>
@@ -17183,8 +17434,8 @@
         <w:t xml:space="preserve">2 (5). Elsevier: 359–66.</w:t>
       </w:r>
     </w:p>
-    <w:bookmarkEnd w:id="115"/>
-    <w:bookmarkStart w:id="116" w:name="ref-hutchings2017talking"/>
+    <w:bookmarkEnd w:id="119"/>
+    <w:bookmarkStart w:id="120" w:name="ref-hutchings2017talking"/>
     <w:p>
       <w:pPr>
         <w:pStyle w:val="Bibliography"/>
@@ -17205,8 +17456,8 @@
         <w:t xml:space="preserve">.</w:t>
       </w:r>
     </w:p>
-    <w:bookmarkEnd w:id="116"/>
-    <w:bookmarkStart w:id="117" w:name="ref-hwangimage"/>
+    <w:bookmarkEnd w:id="120"/>
+    <w:bookmarkStart w:id="121" w:name="ref-hwangimage"/>
     <w:p>
       <w:pPr>
         <w:pStyle w:val="Bibliography"/>
@@ -17215,8 +17466,8 @@
         <w:t xml:space="preserve">Hwang, Jeff, and You Zhou. 2016. “Image Colorization with Deep Convolutional Neural Networks.”</w:t>
       </w:r>
     </w:p>
-    <w:bookmarkEnd w:id="117"/>
-    <w:bookmarkStart w:id="118" w:name="ref-iizuka2016let"/>
+    <w:bookmarkEnd w:id="121"/>
+    <w:bookmarkStart w:id="122" w:name="ref-iizuka2016let"/>
     <w:p>
       <w:pPr>
         <w:pStyle w:val="Bibliography"/>
@@ -17240,8 +17491,8 @@
         <w:t xml:space="preserve">35 (4). ACM: 110.</w:t>
       </w:r>
     </w:p>
-    <w:bookmarkEnd w:id="118"/>
-    <w:bookmarkStart w:id="119" w:name="ref-isola2016image"/>
+    <w:bookmarkEnd w:id="122"/>
+    <w:bookmarkStart w:id="123" w:name="ref-isola2016image"/>
     <w:p>
       <w:pPr>
         <w:pStyle w:val="Bibliography"/>
@@ -17262,8 +17513,8 @@
         <w:t xml:space="preserve">.</w:t>
       </w:r>
     </w:p>
-    <w:bookmarkEnd w:id="119"/>
-    <w:bookmarkStart w:id="120" w:name="ref-jiang1999image"/>
+    <w:bookmarkEnd w:id="123"/>
+    <w:bookmarkStart w:id="124" w:name="ref-jiang1999image"/>
     <w:p>
       <w:pPr>
         <w:pStyle w:val="Bibliography"/>
@@ -17287,8 +17538,8 @@
         <w:t xml:space="preserve">14 (9). Elsevier: 737–60.</w:t>
       </w:r>
     </w:p>
-    <w:bookmarkEnd w:id="120"/>
-    <w:bookmarkStart w:id="121" w:name="ref-johnston2017improved"/>
+    <w:bookmarkEnd w:id="124"/>
+    <w:bookmarkStart w:id="125" w:name="ref-johnston2017improved"/>
     <w:p>
       <w:pPr>
         <w:pStyle w:val="Bibliography"/>
@@ -17309,8 +17560,8 @@
         <w:t xml:space="preserve">.</w:t>
       </w:r>
     </w:p>
-    <w:bookmarkEnd w:id="121"/>
-    <w:bookmarkStart w:id="122" w:name="ref-karjalainen2004digital"/>
+    <w:bookmarkEnd w:id="125"/>
+    <w:bookmarkStart w:id="126" w:name="ref-karjalainen2004digital"/>
     <w:p>
       <w:pPr>
         <w:pStyle w:val="Bibliography"/>
@@ -17334,8 +17585,8 @@
         <w:t xml:space="preserve">2004. Hindawi Publishing Corp.: 978–89.</w:t>
       </w:r>
     </w:p>
-    <w:bookmarkEnd w:id="122"/>
-    <w:bookmarkStart w:id="123" w:name="ref-karpathy2014large"/>
+    <w:bookmarkEnd w:id="126"/>
+    <w:bookmarkStart w:id="127" w:name="ref-karpathy2014large"/>
     <w:p>
       <w:pPr>
         <w:pStyle w:val="Bibliography"/>
@@ -17356,8 +17607,8 @@
         <w:t xml:space="preserve">, 1725–32.</w:t>
       </w:r>
     </w:p>
-    <w:bookmarkEnd w:id="123"/>
-    <w:bookmarkStart w:id="124" w:name="ref-khorrami2016deep"/>
+    <w:bookmarkEnd w:id="127"/>
+    <w:bookmarkStart w:id="128" w:name="ref-khorrami2016deep"/>
     <w:p>
       <w:pPr>
         <w:pStyle w:val="Bibliography"/>
@@ -17378,8 +17629,8 @@
         <w:t xml:space="preserve">, 619–23. IEEE.</w:t>
       </w:r>
     </w:p>
-    <w:bookmarkEnd w:id="124"/>
-    <w:bookmarkStart w:id="125" w:name="ref-kulkarni2015deep"/>
+    <w:bookmarkEnd w:id="128"/>
+    <w:bookmarkStart w:id="129" w:name="ref-kulkarni2015deep"/>
     <w:p>
       <w:pPr>
         <w:pStyle w:val="Bibliography"/>
@@ -17400,8 +17651,8 @@
         <w:t xml:space="preserve">, 2539–47.</w:t>
       </w:r>
     </w:p>
-    <w:bookmarkEnd w:id="125"/>
-    <w:bookmarkStart w:id="126" w:name="ref-larsson2016learning"/>
+    <w:bookmarkEnd w:id="129"/>
+    <w:bookmarkStart w:id="130" w:name="ref-larsson2016learning"/>
     <w:p>
       <w:pPr>
         <w:pStyle w:val="Bibliography"/>
@@ -17422,8 +17673,8 @@
         <w:t xml:space="preserve">, 577–93. Springer.</w:t>
       </w:r>
     </w:p>
-    <w:bookmarkEnd w:id="126"/>
-    <w:bookmarkStart w:id="127" w:name="ref-lecun1998gradient"/>
+    <w:bookmarkEnd w:id="130"/>
+    <w:bookmarkStart w:id="131" w:name="ref-lecun1998gradient"/>
     <w:p>
       <w:pPr>
         <w:pStyle w:val="Bibliography"/>
@@ -17447,8 +17698,8 @@
         <w:t xml:space="preserve">86 (11). IEEE: 2278–2324.</w:t>
       </w:r>
     </w:p>
-    <w:bookmarkEnd w:id="127"/>
-    <w:bookmarkStart w:id="128" w:name="ref-leshno93"/>
+    <w:bookmarkEnd w:id="131"/>
+    <w:bookmarkStart w:id="132" w:name="ref-leshno93"/>
     <w:p>
       <w:pPr>
         <w:pStyle w:val="Bibliography"/>
@@ -17472,8 +17723,8 @@
         <w:t xml:space="preserve">6 (6). Elsevier: 861–67.</w:t>
       </w:r>
     </w:p>
-    <w:bookmarkEnd w:id="128"/>
-    <w:bookmarkStart w:id="129" w:name="ref-lyons2011understanding"/>
+    <w:bookmarkEnd w:id="132"/>
+    <w:bookmarkStart w:id="133" w:name="ref-lyons2011understanding"/>
     <w:p>
       <w:pPr>
         <w:pStyle w:val="Bibliography"/>
@@ -17494,8 +17745,8 @@
         <w:t xml:space="preserve">. Pearson Education India.</w:t>
       </w:r>
     </w:p>
-    <w:bookmarkEnd w:id="129"/>
-    <w:bookmarkStart w:id="130" w:name="ref-maas2013rectifier"/>
+    <w:bookmarkEnd w:id="133"/>
+    <w:bookmarkStart w:id="134" w:name="ref-maas2013rectifier"/>
     <w:p>
       <w:pPr>
         <w:pStyle w:val="Bibliography"/>
@@ -17516,8 +17767,8 @@
         <w:t xml:space="preserve">. Vol. 30. 1.</w:t>
       </w:r>
     </w:p>
-    <w:bookmarkEnd w:id="130"/>
-    <w:bookmarkStart w:id="131" w:name="ref-mcculloch1943logical"/>
+    <w:bookmarkEnd w:id="134"/>
+    <w:bookmarkStart w:id="135" w:name="ref-mcculloch1943logical"/>
     <w:p>
       <w:pPr>
         <w:pStyle w:val="Bibliography"/>
@@ -17541,8 +17792,8 @@
         <w:t xml:space="preserve">5 (4). Springer: 115–33.</w:t>
       </w:r>
     </w:p>
-    <w:bookmarkEnd w:id="131"/>
-    <w:bookmarkStart w:id="132" w:name="ref-minski1969perceptrons"/>
+    <w:bookmarkEnd w:id="135"/>
+    <w:bookmarkStart w:id="136" w:name="ref-minski1969perceptrons"/>
     <w:p>
       <w:pPr>
         <w:pStyle w:val="Bibliography"/>
@@ -17563,8 +17814,30 @@
         <w:t xml:space="preserve">.</w:t>
       </w:r>
     </w:p>
-    <w:bookmarkEnd w:id="132"/>
-    <w:bookmarkStart w:id="133" w:name="ref-mizutani2000derivation"/>
+    <w:bookmarkEnd w:id="136"/>
+    <w:bookmarkStart w:id="137" w:name="ref-mital2017time"/>
+    <w:p>
+      <w:pPr>
+        <w:pStyle w:val="Bibliography"/>
+      </w:pPr>
+      <w:r>
+        <w:t xml:space="preserve">Mital, Parag K. 2017. “Time Domain Neural Audio Style Transfer.”</w:t>
+      </w:r>
+      <w:r>
+        <w:t xml:space="preserve"> </w:t>
+      </w:r>
+      <w:r>
+        <w:rPr>
+          <w:i/>
+        </w:rPr>
+        <w:t xml:space="preserve">arXiv Preprint arXiv:1711.11160</w:t>
+      </w:r>
+      <w:r>
+        <w:t xml:space="preserve">.</w:t>
+      </w:r>
+    </w:p>
+    <w:bookmarkEnd w:id="137"/>
+    <w:bookmarkStart w:id="138" w:name="ref-mizutani2000derivation"/>
     <w:p>
       <w:pPr>
         <w:pStyle w:val="Bibliography"/>
@@ -17585,8 +17858,8 @@
         <w:t xml:space="preserve">, 2:167–72. IEEE.</w:t>
       </w:r>
     </w:p>
-    <w:bookmarkEnd w:id="133"/>
-    <w:bookmarkStart w:id="134" w:name="ref-oord2016pixel"/>
+    <w:bookmarkEnd w:id="138"/>
+    <w:bookmarkStart w:id="139" w:name="ref-oord2016pixel"/>
     <w:p>
       <w:pPr>
         <w:pStyle w:val="Bibliography"/>
@@ -17607,8 +17880,8 @@
         <w:t xml:space="preserve">.</w:t>
       </w:r>
     </w:p>
-    <w:bookmarkEnd w:id="134"/>
-    <w:bookmarkStart w:id="135" w:name="ref-pang2017convolution"/>
+    <w:bookmarkEnd w:id="139"/>
+    <w:bookmarkStart w:id="140" w:name="ref-pang2017convolution"/>
     <w:p>
       <w:pPr>
         <w:pStyle w:val="Bibliography"/>
@@ -17629,8 +17902,8 @@
         <w:t xml:space="preserve">. IEEE.</w:t>
       </w:r>
     </w:p>
-    <w:bookmarkEnd w:id="135"/>
-    <w:bookmarkStart w:id="136" w:name="ref-parker1985learning"/>
+    <w:bookmarkEnd w:id="140"/>
+    <w:bookmarkStart w:id="141" w:name="ref-parker1985learning"/>
     <w:p>
       <w:pPr>
         <w:pStyle w:val="Bibliography"/>
@@ -17639,8 +17912,18 @@
         <w:t xml:space="preserve">Parker, David B. 1985. “Learning Logic.”</w:t>
       </w:r>
     </w:p>
-    <w:bookmarkEnd w:id="136"/>
-    <w:bookmarkStart w:id="137" w:name="ref-rehman2014image"/>
+    <w:bookmarkEnd w:id="141"/>
+    <w:bookmarkStart w:id="142" w:name="ref-pfalz2018generating"/>
+    <w:p>
+      <w:pPr>
+        <w:pStyle w:val="Bibliography"/>
+      </w:pPr>
+      <w:r>
+        <w:t xml:space="preserve">Pfalz, Andrew. 2018. “Generating Audio Using Recurrent Neural Networks.”</w:t>
+      </w:r>
+    </w:p>
+    <w:bookmarkEnd w:id="142"/>
+    <w:bookmarkStart w:id="143" w:name="ref-rehman2014image"/>
     <w:p>
       <w:pPr>
         <w:pStyle w:val="Bibliography"/>
@@ -17664,8 +17947,33 @@
         <w:t xml:space="preserve">7 (4). Maxwell Science Publishing: 656–72.</w:t>
       </w:r>
     </w:p>
-    <w:bookmarkEnd w:id="137"/>
-    <w:bookmarkStart w:id="138" w:name="ref-rigaud2013parametric"/>
+    <w:bookmarkEnd w:id="143"/>
+    <w:bookmarkStart w:id="144" w:name="ref-reiffenstein2006codification"/>
+    <w:p>
+      <w:pPr>
+        <w:pStyle w:val="Bibliography"/>
+      </w:pPr>
+      <w:r>
+        <w:t xml:space="preserve">Reiffenstein, Tim. 2006. “Codification, Patents and the Geography of Knowledge Transfer in the Electronic Musical Instrument Industry.”</w:t>
+      </w:r>
+      <w:r>
+        <w:t xml:space="preserve"> </w:t>
+      </w:r>
+      <w:r>
+        <w:rPr>
+          <w:i/>
+        </w:rPr>
+        <w:t xml:space="preserve">The Canadian Geographer/Le Géographe Canadien</w:t>
+      </w:r>
+      <w:r>
+        <w:t xml:space="preserve"> </w:t>
+      </w:r>
+      <w:r>
+        <w:t xml:space="preserve">50 (3). Wiley Online Library: 298–318.</w:t>
+      </w:r>
+    </w:p>
+    <w:bookmarkEnd w:id="144"/>
+    <w:bookmarkStart w:id="145" w:name="ref-rigaud2013parametric"/>
     <w:p>
       <w:pPr>
         <w:pStyle w:val="Bibliography"/>
@@ -17689,8 +17997,8 @@
         <w:t xml:space="preserve">133 (5). ASA: 3107–18.</w:t>
       </w:r>
     </w:p>
-    <w:bookmarkEnd w:id="138"/>
-    <w:bookmarkStart w:id="139" w:name="ref-Rosenblatt57"/>
+    <w:bookmarkEnd w:id="145"/>
+    <w:bookmarkStart w:id="146" w:name="ref-Rosenblatt57"/>
     <w:p>
       <w:pPr>
         <w:pStyle w:val="Bibliography"/>
@@ -17711,8 +18019,8 @@
         <w:t xml:space="preserve">. Cornell Aeronautical Laboratory.</w:t>
       </w:r>
     </w:p>
-    <w:bookmarkEnd w:id="139"/>
-    <w:bookmarkStart w:id="140" w:name="ref-rosenblatt1958perceptron"/>
+    <w:bookmarkEnd w:id="146"/>
+    <w:bookmarkStart w:id="147" w:name="ref-rosenblatt1958perceptron"/>
     <w:p>
       <w:pPr>
         <w:pStyle w:val="Bibliography"/>
@@ -17736,8 +18044,8 @@
         <w:t xml:space="preserve">65 (6). American Psychological Association: 386.</w:t>
       </w:r>
     </w:p>
-    <w:bookmarkEnd w:id="140"/>
-    <w:bookmarkStart w:id="141" w:name="ref-rumelhart1985learning"/>
+    <w:bookmarkEnd w:id="147"/>
+    <w:bookmarkStart w:id="148" w:name="ref-rumelhart1985learning"/>
     <w:p>
       <w:pPr>
         <w:pStyle w:val="Bibliography"/>
@@ -17746,8 +18054,8 @@
         <w:t xml:space="preserve">Rumelhart, David E, Geoffrey E Hinton, and Ronald J Williams. 1985. “Learning Internal Representations by Error Propagation.” California Univ San Diego La Jolla Inst for Cognitive Science.</w:t>
       </w:r>
     </w:p>
-    <w:bookmarkEnd w:id="141"/>
-    <w:bookmarkStart w:id="142" w:name="ref-sainath2015deep"/>
+    <w:bookmarkEnd w:id="148"/>
+    <w:bookmarkStart w:id="149" w:name="ref-sainath2015deep"/>
     <w:p>
       <w:pPr>
         <w:pStyle w:val="Bibliography"/>
@@ -17771,8 +18079,8 @@
         <w:t xml:space="preserve">64. Elsevier: 39–48.</w:t>
       </w:r>
     </w:p>
-    <w:bookmarkEnd w:id="142"/>
-    <w:bookmarkStart w:id="143" w:name="ref-sak2015fast"/>
+    <w:bookmarkEnd w:id="149"/>
+    <w:bookmarkStart w:id="150" w:name="ref-sak2015fast"/>
     <w:p>
       <w:pPr>
         <w:pStyle w:val="Bibliography"/>
@@ -17793,8 +18101,8 @@
         <w:t xml:space="preserve">.</w:t>
       </w:r>
     </w:p>
-    <w:bookmarkEnd w:id="143"/>
-    <w:bookmarkStart w:id="144" w:name="ref-salsa2016partial"/>
+    <w:bookmarkEnd w:id="150"/>
+    <w:bookmarkStart w:id="151" w:name="ref-salsa2016partial"/>
     <w:p>
       <w:pPr>
         <w:pStyle w:val="Bibliography"/>
@@ -17815,8 +18123,8 @@
         <w:t xml:space="preserve">. Vol. 99. Springer.</w:t>
       </w:r>
     </w:p>
-    <w:bookmarkEnd w:id="144"/>
-    <w:bookmarkStart w:id="145" w:name="ref-sangkloy2016scribbler"/>
+    <w:bookmarkEnd w:id="151"/>
+    <w:bookmarkStart w:id="152" w:name="ref-sangkloy2016scribbler"/>
     <w:p>
       <w:pPr>
         <w:pStyle w:val="Bibliography"/>
@@ -17837,8 +18145,8 @@
         <w:t xml:space="preserve">.</w:t>
       </w:r>
     </w:p>
-    <w:bookmarkEnd w:id="145"/>
-    <w:bookmarkStart w:id="146" w:name="ref-santurkar2017generative"/>
+    <w:bookmarkEnd w:id="152"/>
+    <w:bookmarkStart w:id="153" w:name="ref-santurkar2017generative"/>
     <w:p>
       <w:pPr>
         <w:pStyle w:val="Bibliography"/>
@@ -17859,8 +18167,30 @@
         <w:t xml:space="preserve">.</w:t>
       </w:r>
     </w:p>
-    <w:bookmarkEnd w:id="146"/>
-    <w:bookmarkStart w:id="147" w:name="ref-serra2007state"/>
+    <w:bookmarkEnd w:id="153"/>
+    <w:bookmarkStart w:id="154" w:name="ref-sarroff2014musical"/>
+    <w:p>
+      <w:pPr>
+        <w:pStyle w:val="Bibliography"/>
+      </w:pPr>
+      <w:r>
+        <w:t xml:space="preserve">Sarroff, Andy M, and Michael A Casey. 2014. “Musical Audio Synthesis Using Autoencoding Neural Nets.” In</w:t>
+      </w:r>
+      <w:r>
+        <w:t xml:space="preserve"> </w:t>
+      </w:r>
+      <w:r>
+        <w:rPr>
+          <w:i/>
+        </w:rPr>
+        <w:t xml:space="preserve">ICMC</w:t>
+      </w:r>
+      <w:r>
+        <w:t xml:space="preserve">.</w:t>
+      </w:r>
+    </w:p>
+    <w:bookmarkEnd w:id="154"/>
+    <w:bookmarkStart w:id="155" w:name="ref-serra2007state"/>
     <w:p>
       <w:pPr>
         <w:pStyle w:val="Bibliography"/>
@@ -17881,8 +18211,8 @@
         <w:t xml:space="preserve">, 9–12. IEEE.</w:t>
       </w:r>
     </w:p>
-    <w:bookmarkEnd w:id="147"/>
-    <w:bookmarkStart w:id="148" w:name="ref-sigtia2016end"/>
+    <w:bookmarkEnd w:id="155"/>
+    <w:bookmarkStart w:id="156" w:name="ref-sigtia2016end"/>
     <w:p>
       <w:pPr>
         <w:pStyle w:val="Bibliography"/>
@@ -17906,8 +18236,8 @@
         <w:t xml:space="preserve">24 (5). IEEE Press: 927–39.</w:t>
       </w:r>
     </w:p>
-    <w:bookmarkEnd w:id="148"/>
-    <w:bookmarkStart w:id="149" w:name="ref-smith2006basic"/>
+    <w:bookmarkEnd w:id="156"/>
+    <w:bookmarkStart w:id="157" w:name="ref-smith2006basic"/>
     <w:p>
       <w:pPr>
         <w:pStyle w:val="Bibliography"/>
@@ -17928,8 +18258,8 @@
         <w:t xml:space="preserve">.</w:t>
       </w:r>
     </w:p>
-    <w:bookmarkEnd w:id="149"/>
-    <w:bookmarkStart w:id="150" w:name="ref-smith1992physical"/>
+    <w:bookmarkEnd w:id="157"/>
+    <w:bookmarkStart w:id="158" w:name="ref-smith1992physical"/>
     <w:p>
       <w:pPr>
         <w:pStyle w:val="Bibliography"/>
@@ -17953,8 +18283,8 @@
         <w:t xml:space="preserve">16 (4). JSTOR: 74–91.</w:t>
       </w:r>
     </w:p>
-    <w:bookmarkEnd w:id="150"/>
-    <w:bookmarkStart w:id="151" w:name="ref-socher2014recursive"/>
+    <w:bookmarkEnd w:id="158"/>
+    <w:bookmarkStart w:id="159" w:name="ref-socher2014recursive"/>
     <w:p>
       <w:pPr>
         <w:pStyle w:val="Bibliography"/>
@@ -17963,8 +18293,8 @@
         <w:t xml:space="preserve">Socher, Richard. 2014. “Recursive Deep Learning for Natural Language Processing and Computer Vision.” Citeseer.</w:t>
       </w:r>
     </w:p>
-    <w:bookmarkEnd w:id="151"/>
-    <w:bookmarkStart w:id="152" w:name="ref-southall2016automatic"/>
+    <w:bookmarkEnd w:id="159"/>
+    <w:bookmarkStart w:id="160" w:name="ref-southall2016automatic"/>
     <w:p>
       <w:pPr>
         <w:pStyle w:val="Bibliography"/>
@@ -17985,8 +18315,8 @@
         <w:t xml:space="preserve">, 591–97.</w:t>
       </w:r>
     </w:p>
-    <w:bookmarkEnd w:id="152"/>
-    <w:bookmarkStart w:id="153" w:name="ref-stanley2007compositional"/>
+    <w:bookmarkEnd w:id="160"/>
+    <w:bookmarkStart w:id="161" w:name="ref-stanley2007compositional"/>
     <w:p>
       <w:pPr>
         <w:pStyle w:val="Bibliography"/>
@@ -18010,8 +18340,8 @@
         <w:t xml:space="preserve">8 (2). Springer: 131–62.</w:t>
       </w:r>
     </w:p>
-    <w:bookmarkEnd w:id="153"/>
-    <w:bookmarkStart w:id="154" w:name="ref-staudt2016development"/>
+    <w:bookmarkEnd w:id="161"/>
+    <w:bookmarkStart w:id="162" w:name="ref-staudt2016development"/>
     <w:p>
       <w:pPr>
         <w:pStyle w:val="Bibliography"/>
@@ -18020,8 +18350,8 @@
         <w:t xml:space="preserve">Staudt, Pascal. 2016. “Development of a Digital Musical Instrument with Embedded Sound Synthesis.”</w:t>
       </w:r>
     </w:p>
-    <w:bookmarkEnd w:id="154"/>
-    <w:bookmarkStart w:id="155" w:name="ref-theis2015generative"/>
+    <w:bookmarkEnd w:id="162"/>
+    <w:bookmarkStart w:id="163" w:name="ref-theis2015generative"/>
     <w:p>
       <w:pPr>
         <w:pStyle w:val="Bibliography"/>
@@ -18042,8 +18372,8 @@
         <w:t xml:space="preserve">, 1927–35.</w:t>
       </w:r>
     </w:p>
-    <w:bookmarkEnd w:id="155"/>
-    <w:bookmarkStart w:id="156" w:name="ref-theis2017lossy"/>
+    <w:bookmarkEnd w:id="163"/>
+    <w:bookmarkStart w:id="164" w:name="ref-theis2017lossy"/>
     <w:p>
       <w:pPr>
         <w:pStyle w:val="Bibliography"/>
@@ -18064,8 +18394,8 @@
         <w:t xml:space="preserve">.</w:t>
       </w:r>
     </w:p>
-    <w:bookmarkEnd w:id="156"/>
-    <w:bookmarkStart w:id="157" w:name="ref-toderici2015variable"/>
+    <w:bookmarkEnd w:id="164"/>
+    <w:bookmarkStart w:id="165" w:name="ref-toderici2015variable"/>
     <w:p>
       <w:pPr>
         <w:pStyle w:val="Bibliography"/>
@@ -18086,8 +18416,8 @@
         <w:t xml:space="preserve">.</w:t>
       </w:r>
     </w:p>
-    <w:bookmarkEnd w:id="157"/>
-    <w:bookmarkStart w:id="158" w:name="ref-toderici2016full"/>
+    <w:bookmarkEnd w:id="165"/>
+    <w:bookmarkStart w:id="166" w:name="ref-toderici2016full"/>
     <w:p>
       <w:pPr>
         <w:pStyle w:val="Bibliography"/>
@@ -18108,8 +18438,8 @@
         <w:t xml:space="preserve">.</w:t>
       </w:r>
     </w:p>
-    <w:bookmarkEnd w:id="158"/>
-    <w:bookmarkStart w:id="159" w:name="ref-tuohy2006evolved"/>
+    <w:bookmarkEnd w:id="166"/>
+    <w:bookmarkStart w:id="167" w:name="ref-tuohy2006evolved"/>
     <w:p>
       <w:pPr>
         <w:pStyle w:val="Bibliography"/>
@@ -18130,8 +18460,55 @@
         <w:t xml:space="preserve">.</w:t>
       </w:r>
     </w:p>
-    <w:bookmarkEnd w:id="159"/>
-    <w:bookmarkStart w:id="160" w:name="ref-veit2016residual"/>
+    <w:bookmarkEnd w:id="167"/>
+    <w:bookmarkStart w:id="168" w:name="ref-van2016wavenet"/>
+    <w:p>
+      <w:pPr>
+        <w:pStyle w:val="Bibliography"/>
+      </w:pPr>
+      <w:r>
+        <w:t xml:space="preserve">Van Den Oord, Aaron, Sander Dieleman, Heiga Zen, Karen Simonyan, Oriol Vinyals, Alex Graves, Nal Kalchbrenner, Andrew Senior, and Koray Kavukcuoglu. 2016. “Wavenet: A Generative Model for Raw Audio.”</w:t>
+      </w:r>
+      <w:r>
+        <w:t xml:space="preserve"> </w:t>
+      </w:r>
+      <w:r>
+        <w:rPr>
+          <w:i/>
+        </w:rPr>
+        <w:t xml:space="preserve">arXiv Preprint arXiv:1609.03499</w:t>
+      </w:r>
+      <w:r>
+        <w:t xml:space="preserve">.</w:t>
+      </w:r>
+    </w:p>
+    <w:bookmarkEnd w:id="168"/>
+    <w:bookmarkStart w:id="169" w:name="ref-vaughn2000music"/>
+    <w:p>
+      <w:pPr>
+        <w:pStyle w:val="Bibliography"/>
+      </w:pPr>
+      <w:r>
+        <w:t xml:space="preserve">Vaughn, Kathryn. 2000. “Music and Mathematics: Modest Support for the Oft-Claimed Relationship.”</w:t>
+      </w:r>
+      <w:r>
+        <w:t xml:space="preserve"> </w:t>
+      </w:r>
+      <w:r>
+        <w:rPr>
+          <w:i/>
+        </w:rPr>
+        <w:t xml:space="preserve">Journal of Aesthetic Education</w:t>
+      </w:r>
+      <w:r>
+        <w:t xml:space="preserve"> </w:t>
+      </w:r>
+      <w:r>
+        <w:t xml:space="preserve">34 (3/4). JSTOR: 149–66.</w:t>
+      </w:r>
+    </w:p>
+    <w:bookmarkEnd w:id="169"/>
+    <w:bookmarkStart w:id="170" w:name="ref-veit2016residual"/>
     <w:p>
       <w:pPr>
         <w:pStyle w:val="Bibliography"/>
@@ -18152,8 +18529,8 @@
         <w:t xml:space="preserve">, 550–58.</w:t>
       </w:r>
     </w:p>
-    <w:bookmarkEnd w:id="160"/>
-    <w:bookmarkStart w:id="161" w:name="ref-wang2015image"/>
+    <w:bookmarkEnd w:id="170"/>
+    <w:bookmarkStart w:id="171" w:name="ref-wang2015image"/>
     <w:p>
       <w:pPr>
         <w:pStyle w:val="Bibliography"/>
@@ -18177,8 +18554,8 @@
         <w:t xml:space="preserve">13 (1): 137–45.</w:t>
       </w:r>
     </w:p>
-    <w:bookmarkEnd w:id="161"/>
-    <w:bookmarkStart w:id="162" w:name="ref-widrow1960adaptive"/>
+    <w:bookmarkEnd w:id="171"/>
+    <w:bookmarkStart w:id="172" w:name="ref-widrow1960adaptive"/>
     <w:p>
       <w:pPr>
         <w:pStyle w:val="Bibliography"/>
@@ -18187,8 +18564,8 @@
         <w:t xml:space="preserve">Widrow, Bernard, and Marcian E Hoff. 1960. “Adaptive Switching Circuits.” STANFORD UNIV CA STANFORD ELECTRONICS LABS.</w:t>
       </w:r>
     </w:p>
-    <w:bookmarkEnd w:id="162"/>
-    <w:bookmarkStart w:id="163" w:name="ref-widrow199030"/>
+    <w:bookmarkEnd w:id="172"/>
+    <w:bookmarkStart w:id="173" w:name="ref-widrow199030"/>
     <w:p>
       <w:pPr>
         <w:pStyle w:val="Bibliography"/>
@@ -18212,8 +18589,8 @@
         <w:t xml:space="preserve">78 (9). IEEE: 1415–42.</w:t>
       </w:r>
     </w:p>
-    <w:bookmarkEnd w:id="163"/>
-    <w:bookmarkStart w:id="164" w:name="ref-wu2016investigating"/>
+    <w:bookmarkEnd w:id="173"/>
+    <w:bookmarkStart w:id="174" w:name="ref-wu2016investigating"/>
     <w:p>
       <w:pPr>
         <w:pStyle w:val="Bibliography"/>
@@ -18234,8 +18611,8 @@
         <w:t xml:space="preserve">, 5140–4. IEEE.</w:t>
       </w:r>
     </w:p>
-    <w:bookmarkEnd w:id="164"/>
-    <w:bookmarkStart w:id="165" w:name="ref-xu2015ccg"/>
+    <w:bookmarkEnd w:id="174"/>
+    <w:bookmarkStart w:id="175" w:name="ref-xu2015ccg"/>
     <w:p>
       <w:pPr>
         <w:pStyle w:val="Bibliography"/>
@@ -18256,8 +18633,8 @@
         <w:t xml:space="preserve">, 250–55.</w:t>
       </w:r>
     </w:p>
-    <w:bookmarkEnd w:id="165"/>
-    <w:bookmarkStart w:id="166" w:name="ref-yadav2015introduction"/>
+    <w:bookmarkEnd w:id="175"/>
+    <w:bookmarkStart w:id="176" w:name="ref-yadav2015introduction"/>
     <w:p>
       <w:pPr>
         <w:pStyle w:val="Bibliography"/>
@@ -18278,8 +18655,8 @@
         <w:t xml:space="preserve">. Springer.</w:t>
       </w:r>
     </w:p>
-    <w:bookmarkEnd w:id="166"/>
-    <w:bookmarkStart w:id="168" w:name="ref-Yang2017"/>
+    <w:bookmarkEnd w:id="176"/>
+    <w:bookmarkStart w:id="178" w:name="ref-Yang2017"/>
     <w:p>
       <w:pPr>
         <w:pStyle w:val="Bibliography"/>
@@ -18290,7 +18667,7 @@
       <w:r>
         <w:t xml:space="preserve"> </w:t>
       </w:r>
-      <w:hyperlink r:id="rId167">
+      <w:hyperlink r:id="rId177">
         <w:r>
           <w:rPr>
             <w:rStyle w:val="Hyperlink"/>
@@ -18302,8 +18679,8 @@
         <w:t xml:space="preserve">.</w:t>
       </w:r>
     </w:p>
-    <w:bookmarkEnd w:id="168"/>
-    <w:bookmarkStart w:id="169" w:name="ref-zen2015unidirectional"/>
+    <w:bookmarkEnd w:id="178"/>
+    <w:bookmarkStart w:id="179" w:name="ref-zen2015unidirectional"/>
     <w:p>
       <w:pPr>
         <w:pStyle w:val="Bibliography"/>
@@ -18324,8 +18701,8 @@
         <w:t xml:space="preserve">, 4470–4. IEEE.</w:t>
       </w:r>
     </w:p>
-    <w:bookmarkEnd w:id="169"/>
-    <w:bookmarkStart w:id="170" w:name="ref-zhang2016colorful"/>
+    <w:bookmarkEnd w:id="179"/>
+    <w:bookmarkStart w:id="180" w:name="ref-zhang2016colorful"/>
     <w:p>
       <w:pPr>
         <w:pStyle w:val="Bibliography"/>
@@ -18346,8 +18723,8 @@
         <w:t xml:space="preserve">, 649–66. Springer.</w:t>
       </w:r>
     </w:p>
-    <w:bookmarkEnd w:id="170"/>
-    <w:bookmarkStart w:id="171" w:name="ref-zhang2017towards"/>
+    <w:bookmarkEnd w:id="180"/>
+    <w:bookmarkStart w:id="181" w:name="ref-zhang2017towards"/>
     <w:p>
       <w:pPr>
         <w:pStyle w:val="Bibliography"/>
@@ -18368,8 +18745,8 @@
         <w:t xml:space="preserve">.</w:t>
       </w:r>
     </w:p>
-    <w:bookmarkEnd w:id="171"/>
-    <w:bookmarkStart w:id="172" w:name="ref-zhang2017very"/>
+    <w:bookmarkEnd w:id="181"/>
+    <w:bookmarkStart w:id="182" w:name="ref-zhang2017very"/>
     <w:p>
       <w:pPr>
         <w:pStyle w:val="Bibliography"/>
@@ -18390,8 +18767,8 @@
         <w:t xml:space="preserve">, 4845–9. IEEE.</w:t>
       </w:r>
     </w:p>
-    <w:bookmarkEnd w:id="172"/>
-    <w:bookmarkStart w:id="173" w:name="ref-zhu2016generative"/>
+    <w:bookmarkEnd w:id="182"/>
+    <w:bookmarkStart w:id="183" w:name="ref-zhu2016generative"/>
     <w:p>
       <w:pPr>
         <w:pStyle w:val="Bibliography"/>
@@ -18412,8 +18789,8 @@
         <w:t xml:space="preserve">, 597–613. Springer.</w:t>
       </w:r>
     </w:p>
-    <w:bookmarkEnd w:id="173"/>
-    <w:bookmarkStart w:id="174" w:name="ref-zweig2017advances"/>
+    <w:bookmarkEnd w:id="183"/>
+    <w:bookmarkStart w:id="184" w:name="ref-zweig2017advances"/>
     <w:p>
       <w:pPr>
         <w:pStyle w:val="Bibliography"/>
@@ -18434,8 +18811,8 @@
         <w:t xml:space="preserve">, 4805–9. IEEE.</w:t>
       </w:r>
     </w:p>
-    <w:bookmarkEnd w:id="174"/>
-    <w:bookmarkEnd w:id="175"/>
+    <w:bookmarkEnd w:id="184"/>
+    <w:bookmarkEnd w:id="185"/>
     <w:sectPr>
       <w:pgSz w:w="12240" w:h="15840"/>
       <w:pgMar w:top="1440" w:right="1440" w:bottom="1440" w:left="1440" w:header="720" w:footer="720" w:gutter="0"/>

--- a/Dissert.docx
+++ b/Dissert.docx
@@ -1928,7 +1928,7 @@
         <w:t xml:space="preserve">(Engel et al. 2017)</w:t>
       </w:r>
       <w:r>
-        <w:t xml:space="preserve">, citado acima, por exemplo, busca inspiração na área de geração de imagens para elaborar uma arquitetura apropriada a síntese sonora.</w:t>
+        <w:t xml:space="preserve">, citado acima, batizado de Nsynth, busca inspiração na área de geração de imagens para elaborar uma arquitetura apropriada a síntese sonora.</w:t>
       </w:r>
       <w:r>
         <w:t xml:space="preserve"> </w:t>
@@ -1957,31 +1957,54 @@
         <w:pStyle w:val="BodyText"/>
       </w:pPr>
       <w:r>
-        <w:t xml:space="preserve">Image Compression</w:t>
-      </w:r>
-      <w:r>
-        <w:t xml:space="preserve"> </w:t>
-      </w:r>
-      <w:r>
-        <w:t xml:space="preserve">Despite beeing an important field in face of the communication era demands</w:t>
+        <w:t xml:space="preserve">Da mesma forma a Wavenet, antecessora do Nsynth, é uma adaptação das arquiteturas PixelRNN</w:t>
+      </w:r>
+      <w:r>
+        <w:t xml:space="preserve">(A. van den Oord, Kalchbrenner, and Kavukcuoglu 2016)</w:t>
+      </w:r>
+      <w:r>
+        <w:t xml:space="preserve"> </w:t>
+      </w:r>
+      <w:r>
+        <w:t xml:space="preserve">e PixelCNN</w:t>
+      </w:r>
+      <w:r>
+        <w:t xml:space="preserve">(A. van den Oord et al. 2016)</w:t>
+      </w:r>
+      <w:r>
+        <w:t xml:space="preserve">, desenvolvidas para a geração de imagens.</w:t>
+      </w:r>
+      <w:r>
+        <w:t xml:space="preserve"> </w:t>
+      </w:r>
+      <w:r>
+        <w:t xml:space="preserve">É interessante investigar, diante disso, algumas aplicações na área de computer vision: aplicações relacionadas à compressão de imagens nos oferecem insights sobre o potencial de geração de representações simplificadas, e são de especial interesse.</w:t>
+      </w:r>
+    </w:p>
+    <w:p>
+      <w:pPr>
+        <w:pStyle w:val="BodyText"/>
+      </w:pPr>
+      <w:r>
+        <w:t xml:space="preserve">Apesar da importancia do tema</w:t>
       </w:r>
       <w:r>
         <w:t xml:space="preserve">(Rehman, Sharif, and Raza 2014)</w:t>
       </w:r>
       <w:r>
-        <w:t xml:space="preserve">, the last review about the use of neural networks in image compression was made in 1999</w:t>
+        <w:t xml:space="preserve">, sobretudo frente ao crescente fluxo de imagens na internet, a última revisão bibliográfica sobre a aplicação de redes neurais à compressão de imagens pode ser vista em</w:t>
+      </w:r>
+      <w:r>
+        <w:t xml:space="preserve"> </w:t>
       </w:r>
       <w:r>
         <w:t xml:space="preserve">(Jiang 1999)</w:t>
       </w:r>
       <w:r>
-        <w:t xml:space="preserve">, while the last general review about the area dates from 2014</w:t>
-      </w:r>
-      <w:r>
-        <w:t xml:space="preserve">(Rehman, Sharif, and Raza 2014)</w:t>
-      </w:r>
-      <w:r>
-        <w:t xml:space="preserve">.</w:t>
+        <w:t xml:space="preserve"> </w:t>
+      </w:r>
+      <w:r>
+        <w:t xml:space="preserve">e já data de quase duas décadas.</w:t>
       </w:r>
     </w:p>
     <w:p>
@@ -1989,13 +2012,16 @@
         <w:pStyle w:val="BodyText"/>
       </w:pPr>
       <w:r>
+        <w:t xml:space="preserve">A despeito disso, alguns trabalhos vem sendo desenvolvidos, como é o caso de</w:t>
+      </w:r>
+      <w:r>
+        <w:t xml:space="preserve"> </w:t>
+      </w:r>
+      <w:r>
         <w:t xml:space="preserve">(Ballé, Laparra, and Simoncelli 2016)</w:t>
       </w:r>
       <w:r>
-        <w:t xml:space="preserve"> </w:t>
-      </w:r>
-      <w:r>
-        <w:t xml:space="preserve">proposes the use of stages of linear convolutional filters and non-linear activation functions, improving the Multiscale Structural Similarity for Image Quality Assessment(MS-SSIM) measure in all bitrates.</w:t>
+        <w:t xml:space="preserve">, que propõe um arquitetura alternando filtros convolucionais com ativações não lineares, que alcança, para todos os bitrates, uma melhora na métrica MS-SSIM (Multiscale Structural Similarity for Image Quality Assessment).</w:t>
       </w:r>
     </w:p>
     <w:p>
@@ -2003,22 +2029,72 @@
         <w:pStyle w:val="BodyText"/>
       </w:pPr>
       <w:r>
-        <w:t xml:space="preserve">Superior measurements, with the same metrics, to standard compression methods such as JPEG and WebP, were obtained by</w:t>
-      </w:r>
-      <w:r>
-        <w:t xml:space="preserve"> </w:t>
+        <w:t xml:space="preserve">Usando uma rede neural fuzzy,</w:t>
+      </w:r>
+      <w:r>
+        <w:t xml:space="preserve"> </w:t>
+      </w:r>
+      <w:r>
+        <w:t xml:space="preserve">(Wang and Gao 2015)</w:t>
+      </w:r>
+      <w:r>
+        <w:t xml:space="preserve"> </w:t>
+      </w:r>
+      <w:r>
+        <w:t xml:space="preserve">alcança melhorias na velocidade, robustez e qualidade na tarefa de compressão de imagem com perdas.</w:t>
+      </w:r>
+      <w:r>
+        <w:t xml:space="preserve"> </w:t>
+      </w:r>
+      <w:r>
+        <w:t xml:space="preserve">(Toderici et al. 2015)</w:t>
+      </w:r>
+      <w:r>
+        <w:t xml:space="preserve"> </w:t>
+      </w:r>
+      <w:r>
+        <w:t xml:space="preserve">desenvolve um método progressivo, com foco na redução de tráfego em dispositivos móveis, que permite qualidade arbitrária dependendo da quantidade de bits transferidos</w:t>
+      </w:r>
+      <w:r>
+        <w:t xml:space="preserve"> </w:t>
+      </w:r>
+      <w:r>
+        <w:t xml:space="preserve">(Toderici et al. 2016)</w:t>
+      </w:r>
+      <w:r>
+        <w:t xml:space="preserve"> </w:t>
+      </w:r>
+      <w:r>
+        <w:t xml:space="preserve">alcança resultados superiores a codecs, utilizando diferentes arquiteturas baseadas em redes recorrentes, um binarizador e uma rede neural para codificar a entropia dos dados.</w:t>
+      </w:r>
+    </w:p>
+    <w:p>
+      <w:pPr>
+        <w:pStyle w:val="BodyText"/>
+      </w:pPr>
+      <w:r>
+        <w:t xml:space="preserve">Mais recentemente, utilizando a métrica SSIM como a própria função de perda de uma arquitetura baseada em redes recorrentes e um algoritimo de alocação adaptativa de bits,</w:t>
       </w:r>
       <w:r>
         <w:t xml:space="preserve">(Johnston et al. 2017)</w:t>
       </w:r>
       <w:r>
-        <w:t xml:space="preserve">, using a recurrent architecture with SSIM loss function and adaptive bit allocation algorithm.</w:t>
-      </w:r>
-      <w:r>
-        <w:t xml:space="preserve"> </w:t>
-      </w:r>
-      <w:r>
-        <w:t xml:space="preserve">With a modified loss function,</w:t>
+        <w:t xml:space="preserve"> </w:t>
+      </w:r>
+      <w:r>
+        <w:t xml:space="preserve">supera métodos</w:t>
+      </w:r>
+      <w:r>
+        <w:t xml:space="preserve"> </w:t>
+      </w:r>
+      <w:r>
+        <w:rPr>
+          <w:i/>
+        </w:rPr>
+        <w:t xml:space="preserve">industry standard</w:t>
+      </w:r>
+      <w:r>
+        <w:t xml:space="preserve">, como JPEG e WebP. Similarmente, com uma função de perda modificada,</w:t>
       </w:r>
       <w:r>
         <w:t xml:space="preserve"> </w:t>
@@ -2030,7 +2106,7 @@
         <w:t xml:space="preserve"> </w:t>
       </w:r>
       <w:r>
-        <w:t xml:space="preserve">shows that autoencoders can achieve compressing results comparable with JPEG 2000 format.</w:t>
+        <w:t xml:space="preserve">demonstra que arquiteturas baseadas em autoencoders alcançam resultados comparáveis ao formato JPEG 2000.</w:t>
       </w:r>
     </w:p>
     <w:p>
@@ -2038,13 +2114,46 @@
         <w:pStyle w:val="BodyText"/>
       </w:pPr>
       <w:r>
-        <w:t xml:space="preserve">(Toderici et al. 2016)</w:t>
-      </w:r>
-      <w:r>
-        <w:t xml:space="preserve"> </w:t>
-      </w:r>
-      <w:r>
-        <w:t xml:space="preserve">also produces results better than standard codecs via different architectures based on recurrent neural networks, a binarizer, and a neural network for entropy coding.</w:t>
+        <w:t xml:space="preserve">O trabalho de</w:t>
+      </w:r>
+      <w:r>
+        <w:t xml:space="preserve"> </w:t>
+      </w:r>
+      <w:r>
+        <w:t xml:space="preserve">(Santurkar, Budden, and Shavit 2017)</w:t>
+      </w:r>
+      <w:r>
+        <w:t xml:space="preserve"> </w:t>
+      </w:r>
+      <w:r>
+        <w:t xml:space="preserve">investiga a resiliência da compressão baseada em redes neurais, através de um modelo generativo capaz de oferecer</w:t>
+      </w:r>
+      <w:r>
+        <w:t xml:space="preserve"> </w:t>
+      </w:r>
+      <w:r>
+        <w:rPr>
+          <w:i/>
+        </w:rPr>
+        <w:t xml:space="preserve">graceful degradation</w:t>
+      </w:r>
+      <w:r>
+        <w:t xml:space="preserve"> </w:t>
+      </w:r>
+      <w:r>
+        <w:t xml:space="preserve">às imagens comprimidas.</w:t>
+      </w:r>
+      <w:r>
+        <w:t xml:space="preserve"> </w:t>
+      </w:r>
+      <w:r>
+        <w:t xml:space="preserve">(Gregor et al. 2016)</w:t>
+      </w:r>
+      <w:r>
+        <w:t xml:space="preserve"> </w:t>
+      </w:r>
+      <w:r>
+        <w:t xml:space="preserve">investiga o conceito de compressão conceitual, uma técnica que permite que imagens sejam recuperadas de símbolos.</w:t>
       </w:r>
     </w:p>
     <w:p>
@@ -2052,52 +2161,7 @@
         <w:pStyle w:val="BodyText"/>
       </w:pPr>
       <w:r>
-        <w:t xml:space="preserve">Using a fuzzy neural network,</w:t>
-      </w:r>
-      <w:r>
-        <w:t xml:space="preserve"> </w:t>
-      </w:r>
-      <w:r>
-        <w:t xml:space="preserve">(Wang and Gao 2015)</w:t>
-      </w:r>
-      <w:r>
-        <w:t xml:space="preserve"> </w:t>
-      </w:r>
-      <w:r>
-        <w:t xml:space="preserve">achieves superior speed, robustness and quality in lossy image processing tasks.</w:t>
-      </w:r>
-      <w:r>
-        <w:t xml:space="preserve"> </w:t>
-      </w:r>
-      <w:r>
-        <w:t xml:space="preserve">(Toderici et al. 2015)</w:t>
-      </w:r>
-      <w:r>
-        <w:t xml:space="preserve"> </w:t>
-      </w:r>
-      <w:r>
-        <w:t xml:space="preserve">presents a progressive method, focused on reducing mobile phone data transfer, that allows arbitrary image quality depending on the quantity bits sent to the device.</w:t>
-      </w:r>
-      <w:r>
-        <w:t xml:space="preserve"> </w:t>
-      </w:r>
-      <w:r>
-        <w:t xml:space="preserve">(Santurkar, Budden, and Shavit 2017)</w:t>
-      </w:r>
-      <w:r>
-        <w:t xml:space="preserve"> </w:t>
-      </w:r>
-      <w:r>
-        <w:t xml:space="preserve">investigates the resilience of neural networks based compression, via a generative model capable of offering graceful degradation on the compressed images. Conceptual compressing is investigated by</w:t>
-      </w:r>
-      <w:r>
-        <w:t xml:space="preserve"> </w:t>
-      </w:r>
-      <w:r>
-        <w:t xml:space="preserve">(Gregor et al. 2016)</w:t>
-      </w:r>
-      <w:r>
-        <w:t xml:space="preserve">, a technique that allows images to be retrieved from symbols. All the literature investigate deals with lossy compression.</w:t>
+        <w:t xml:space="preserve">Os trabalhos que tem como foco a síntese de imagens a partir de representações geralmente envolvem as chamadas GANs - Generative Adversarial Networks: trata-se de uma abordagem onde uma rede é treinada para gerar imagens, enquanto outra as classifica em artificiais ou não. O objetivo da primeira rede é enganar a segunda, dando origem a imagens mais realistas, do ponto de vista da percepção humana.</w:t>
       </w:r>
     </w:p>
     <w:p>
@@ -2105,19 +2169,10 @@
         <w:pStyle w:val="BodyText"/>
       </w:pPr>
       <w:r>
-        <w:t xml:space="preserve">Síntese</w:t>
-      </w:r>
-      <w:r>
-        <w:t xml:space="preserve"> </w:t>
-      </w:r>
-      <w:r>
         <w:t xml:space="preserve">(Isola et al. 2016)</w:t>
       </w:r>
       <w:r>
-        <w:t xml:space="preserve"> </w:t>
-      </w:r>
-      <w:r>
-        <w:t xml:space="preserve">presents a method to translate images via an adversarial network, generating images from outlines, for example, or providing automatic image colorization</w:t>
+        <w:t xml:space="preserve">, por exemplo, utiliza essa técnica para gerar imagens a partir de representações de seus contornos, enquanto</w:t>
       </w:r>
       <w:r>
         <w:t xml:space="preserve"> </w:t>
@@ -2147,7 +2202,7 @@
         <w:t xml:space="preserve"> </w:t>
       </w:r>
       <w:r>
-        <w:t xml:space="preserve">and</w:t>
+        <w:t xml:space="preserve">e</w:t>
       </w:r>
       <w:r>
         <w:t xml:space="preserve"> </w:t>
@@ -2156,7 +2211,10 @@
         <w:t xml:space="preserve">(Iizuka, Simo-Serra, and Ishikawa 2016)</w:t>
       </w:r>
       <w:r>
-        <w:t xml:space="preserve">, the last focusing on automatic image colorization via a convolutional network, based on the extraction of local and global features, learned in the supervised training process.</w:t>
+        <w:t xml:space="preserve"> </w:t>
+      </w:r>
+      <w:r>
+        <w:t xml:space="preserve">abordam a tarefa de colorização automática de imagens.</w:t>
       </w:r>
     </w:p>
     <w:p>
@@ -2164,7 +2222,7 @@
         <w:pStyle w:val="BodyText"/>
       </w:pPr>
       <w:r>
-        <w:t xml:space="preserve">Also using adversarial nets,</w:t>
+        <w:t xml:space="preserve">Ainda usando redes adversariais</w:t>
       </w:r>
       <w:r>
         <w:t xml:space="preserve"> </w:t>
@@ -2176,7 +2234,7 @@
         <w:t xml:space="preserve"> </w:t>
       </w:r>
       <w:r>
-        <w:t xml:space="preserve">introduces control to the process of generating coloured images from sketches, with the use of colour maps fed into the , a concept that is further explored in</w:t>
+        <w:t xml:space="preserve">introduz controle ao processo de colorização, com a utilização de mapas de cores, que são usados como entradas para as redes, um conceito que é explorado também por</w:t>
       </w:r>
       <w:r>
         <w:t xml:space="preserve"> </w:t>
@@ -2185,7 +2243,7 @@
         <w:t xml:space="preserve">(Sangkloy et al. 2016)</w:t>
       </w:r>
       <w:r>
-        <w:t xml:space="preserve">, where user interaction and a feed-forward architecture enables real-time colorization of images via the input of colour clues via scribbles in arbitrary areas of the image.</w:t>
+        <w:t xml:space="preserve">, onde a interação do usuario e uma rede densa permitem a colorização de imagens em tempo real, através de linhas desenhadas em áreas da imagem que possuam as cores pretendidas.</w:t>
       </w:r>
     </w:p>
     <w:p>
@@ -2199,7 +2257,37 @@
         <w:t xml:space="preserve"> </w:t>
       </w:r>
       <w:r>
-        <w:t xml:space="preserve">tackles the problem of style transfer: extracting features of an image and applying to another one, without changing the semantics of the latter, with the application of a convolutional network.</w:t>
+        <w:t xml:space="preserve">propõe uma técnica de transferência de estilo, utilizando uma rede convolucional capaz de aprender características do estilo de uma imagem e transferir para outra, sem alterar o seu conteúdo semantico. Nessa linha,</w:t>
+      </w:r>
+      <w:r>
+        <w:t xml:space="preserve"> </w:t>
+      </w:r>
+      <w:r>
+        <w:t xml:space="preserve">(Kulkarni et al. 2015)</w:t>
+      </w:r>
+      <w:r>
+        <w:t xml:space="preserve"> </w:t>
+      </w:r>
+      <w:r>
+        <w:t xml:space="preserve">utiliza uma arquitetura de convolução-desconvolução para separar características de posicionamento de uma imagem, permitindo sua reconstrução posterior em outras posições e situações de iluminação, a partir de mudanças manuais nas variáveis de entrada da rede.</w:t>
+      </w:r>
+      <w:r>
+        <w:t xml:space="preserve"> </w:t>
+      </w:r>
+      <w:r>
+        <w:t xml:space="preserve">Ainda investigando a manipulação de imagens a partir de redes adversariais o trabalho de</w:t>
+      </w:r>
+      <w:r>
+        <w:t xml:space="preserve"> </w:t>
+      </w:r>
+      <w:r>
+        <w:t xml:space="preserve">(Zhu et al. 2016)</w:t>
+      </w:r>
+      <w:r>
+        <w:t xml:space="preserve"> </w:t>
+      </w:r>
+      <w:r>
+        <w:t xml:space="preserve">tem como objetivo aprender características das imagens de maneira direta.</w:t>
       </w:r>
     </w:p>
     <w:p>
@@ -2207,22 +2295,28 @@
         <w:pStyle w:val="BodyText"/>
       </w:pPr>
       <w:r>
-        <w:t xml:space="preserve">(Kulkarni et al. 2015)</w:t>
-      </w:r>
-      <w:r>
-        <w:t xml:space="preserve">, on the other hand, proposes a method that enables a convolutional-deconvolutional network to disentangle the features extracted from images, allowing the manual generation of images in different positions and lighting conditions via the tweak of variables fed to the network. Also investigating image manipulation, by means of adversarial nets,</w:t>
-      </w:r>
-      <w:r>
-        <w:t xml:space="preserve"> </w:t>
-      </w:r>
-      <w:r>
-        <w:t xml:space="preserve">(Zhu et al. 2016)</w:t>
-      </w:r>
-      <w:r>
-        <w:t xml:space="preserve"> </w:t>
-      </w:r>
-      <w:r>
-        <w:t xml:space="preserve">attempts to learn features directly from raw data.</w:t>
+        <w:t xml:space="preserve">O trabalho de</w:t>
+      </w:r>
+      <w:r>
+        <w:t xml:space="preserve"> </w:t>
+      </w:r>
+      <w:r>
+        <w:t xml:space="preserve">(A. van den Oord, Kalchbrenner, and Kavukcuoglu 2016)</w:t>
+      </w:r>
+      <w:r>
+        <w:t xml:space="preserve">, que veio a inpirar a Wavenet, propõe um topologia recorrente profunda com conexões residuais melhoradas capaz de reconstruir imagens parcialmente obstruídas, enquanto</w:t>
+      </w:r>
+      <w:r>
+        <w:t xml:space="preserve"> </w:t>
+      </w:r>
+      <w:r>
+        <w:t xml:space="preserve">(Theis and Bethge 2015)</w:t>
+      </w:r>
+      <w:r>
+        <w:t xml:space="preserve"> </w:t>
+      </w:r>
+      <w:r>
+        <w:t xml:space="preserve">investiga arquiteturas LSTM multi dimensionais no contexto da modelagem da distribuição de imagens.</w:t>
       </w:r>
     </w:p>
     <w:p>
@@ -2230,13 +2324,31 @@
         <w:pStyle w:val="BodyText"/>
       </w:pPr>
       <w:r>
-        <w:t xml:space="preserve">(Oord, Kalchbrenner, and Kavukcuoglu 2016)</w:t>
-      </w:r>
-      <w:r>
-        <w:t xml:space="preserve"> </w:t>
-      </w:r>
-      <w:r>
-        <w:t xml:space="preserve">proposes a deep recurrent topology, with improved residual connections, capable of reconstructing occluded images, that could be also used in image compression tasks.</w:t>
+        <w:t xml:space="preserve">Na área de video, que pode ser entendida como um caso geral da manipulação de imagens, com complexidades adicionais relacionadas à alta dimensionalidade dos dados e ao encadeamento temporal</w:t>
+      </w:r>
+      <w:r>
+        <w:t xml:space="preserve"> </w:t>
+      </w:r>
+      <w:r>
+        <w:t xml:space="preserve">(Karpathy et al. 2014)</w:t>
+      </w:r>
+      <w:r>
+        <w:t xml:space="preserve"> </w:t>
+      </w:r>
+      <w:r>
+        <w:t xml:space="preserve">investiga abordagens capazes de extender as redes convolucionais de forma a permitir que tirem proveito das características temporais dos dado. De forma semelhante, portando desenvolvimentos na área de reconhecimento de expressões faciais obtidos em imagens para videos,</w:t>
+      </w:r>
+      <w:r>
+        <w:t xml:space="preserve"> </w:t>
+      </w:r>
+      <w:r>
+        <w:t xml:space="preserve">(Khorrami et al. 2016)</w:t>
+      </w:r>
+      <w:r>
+        <w:t xml:space="preserve"> </w:t>
+      </w:r>
+      <w:r>
+        <w:t xml:space="preserve">combina redes recorrentes e convolucionais, medindo a importancia relativa de cada uma nos resultados finais.</w:t>
       </w:r>
     </w:p>
     <w:p>
@@ -2244,51 +2356,7 @@
         <w:pStyle w:val="BodyText"/>
       </w:pPr>
       <w:r>
-        <w:t xml:space="preserve">(Theis and Bethge 2015)</w:t>
-      </w:r>
-      <w:r>
-        <w:t xml:space="preserve"> </w:t>
-      </w:r>
-      <w:r>
-        <w:t xml:space="preserve">investigates a recurrent architecture composed of multi-dimensional long short term memory units in the context of modelling image distributions.</w:t>
-      </w:r>
-    </w:p>
-    <w:p>
-      <w:pPr>
-        <w:pStyle w:val="BodyText"/>
-      </w:pPr>
-      <w:r>
-        <w:t xml:space="preserve">Video</w:t>
-      </w:r>
-      <w:r>
-        <w:t xml:space="preserve"> </w:t>
-      </w:r>
-      <w:r>
-        <w:t xml:space="preserve">Problems in this area can be understood as a general case of aforementioned image-related tasks, with the added complexity of taking advantage of temporal correlations and a much higher data dimensionality. Motivated by this,</w:t>
-      </w:r>
-      <w:r>
-        <w:t xml:space="preserve"> </w:t>
-      </w:r>
-      <w:r>
-        <w:t xml:space="preserve">(Karpathy et al. 2014)</w:t>
-      </w:r>
-      <w:r>
-        <w:t xml:space="preserve"> </w:t>
-      </w:r>
-      <w:r>
-        <w:t xml:space="preserve">investigates approaches capable of extending convolutional neural networks in order to enable them to take advantage of temporal information in the inputted data. In a similar attempt, extending facial expression recognition to videos,</w:t>
-      </w:r>
-      <w:r>
-        <w:t xml:space="preserve"> </w:t>
-      </w:r>
-      <w:r>
-        <w:t xml:space="preserve">(Khorrami et al. 2016)</w:t>
-      </w:r>
-      <w:r>
-        <w:t xml:space="preserve"> </w:t>
-      </w:r>
-      <w:r>
-        <w:t xml:space="preserve">merges convolutional and recurrent networks, measuring the relative relevance of each one in the final results. Tackling the curse of dimensionality,</w:t>
+        <w:t xml:space="preserve">Buscando combater a alta dimensionalidade,</w:t>
       </w:r>
       <w:r>
         <w:t xml:space="preserve"> </w:t>
@@ -2300,7 +2368,7 @@
         <w:t xml:space="preserve"> </w:t>
       </w:r>
       <w:r>
-        <w:t xml:space="preserve">presents the tensor-train concept, enabling the transfer of improvements of other architectures to high dimensional sequential data.</w:t>
+        <w:t xml:space="preserve">apresenta o conceito de tensor-train, permitindo a transferência de conhecimento de outras arquiteturas para a utilização em dados sequenciais com alta dimensionalidade. O trablho de</w:t>
       </w:r>
       <w:r>
         <w:t xml:space="preserve"> </w:t>
@@ -2312,7 +2380,7 @@
         <w:t xml:space="preserve"> </w:t>
       </w:r>
       <w:r>
-        <w:t xml:space="preserve">uses a deep bidirectional long short-term memory recurrent neural net to set benchmarks in the recognition of emotions, via audio and video processing.</w:t>
+        <w:t xml:space="preserve">introduz novos benchmarks à tarefa de reconhecimento de emoções em vídeos, utilizando uma arquitetura profunda baseada em camadas LSTM bidirecionais no processamento de vídeos, incluindo seu áudio.</w:t>
       </w:r>
     </w:p>
     <w:p>
@@ -16789,7 +16857,7 @@
       </w:r>
       <w:bookmarkEnd w:id="90"/>
     </w:p>
-    <w:bookmarkStart w:id="185" w:name="refs"/>
+    <w:bookmarkStart w:id="186" w:name="refs"/>
     <w:bookmarkStart w:id="91" w:name="ref-balle2016end"/>
     <w:p>
       <w:pPr>
@@ -17881,7 +17949,29 @@
       </w:r>
     </w:p>
     <w:bookmarkEnd w:id="139"/>
-    <w:bookmarkStart w:id="140" w:name="ref-pang2017convolution"/>
+    <w:bookmarkStart w:id="140" w:name="ref-van2016conditional"/>
+    <w:p>
+      <w:pPr>
+        <w:pStyle w:val="Bibliography"/>
+      </w:pPr>
+      <w:r>
+        <w:t xml:space="preserve">Oord, Aaron van den, Nal Kalchbrenner, Lasse Espeholt, Oriol Vinyals, Alex Graves, and others. 2016. “Conditional Image Generation with Pixelcnn Decoders.” In</w:t>
+      </w:r>
+      <w:r>
+        <w:t xml:space="preserve"> </w:t>
+      </w:r>
+      <w:r>
+        <w:rPr>
+          <w:i/>
+        </w:rPr>
+        <w:t xml:space="preserve">Advances in Neural Information Processing Systems</w:t>
+      </w:r>
+      <w:r>
+        <w:t xml:space="preserve">, 4790–8.</w:t>
+      </w:r>
+    </w:p>
+    <w:bookmarkEnd w:id="140"/>
+    <w:bookmarkStart w:id="141" w:name="ref-pang2017convolution"/>
     <w:p>
       <w:pPr>
         <w:pStyle w:val="Bibliography"/>
@@ -17902,8 +17992,8 @@
         <w:t xml:space="preserve">. IEEE.</w:t>
       </w:r>
     </w:p>
-    <w:bookmarkEnd w:id="140"/>
-    <w:bookmarkStart w:id="141" w:name="ref-parker1985learning"/>
+    <w:bookmarkEnd w:id="141"/>
+    <w:bookmarkStart w:id="142" w:name="ref-parker1985learning"/>
     <w:p>
       <w:pPr>
         <w:pStyle w:val="Bibliography"/>
@@ -17912,8 +18002,8 @@
         <w:t xml:space="preserve">Parker, David B. 1985. “Learning Logic.”</w:t>
       </w:r>
     </w:p>
-    <w:bookmarkEnd w:id="141"/>
-    <w:bookmarkStart w:id="142" w:name="ref-pfalz2018generating"/>
+    <w:bookmarkEnd w:id="142"/>
+    <w:bookmarkStart w:id="143" w:name="ref-pfalz2018generating"/>
     <w:p>
       <w:pPr>
         <w:pStyle w:val="Bibliography"/>
@@ -17922,8 +18012,8 @@
         <w:t xml:space="preserve">Pfalz, Andrew. 2018. “Generating Audio Using Recurrent Neural Networks.”</w:t>
       </w:r>
     </w:p>
-    <w:bookmarkEnd w:id="142"/>
-    <w:bookmarkStart w:id="143" w:name="ref-rehman2014image"/>
+    <w:bookmarkEnd w:id="143"/>
+    <w:bookmarkStart w:id="144" w:name="ref-rehman2014image"/>
     <w:p>
       <w:pPr>
         <w:pStyle w:val="Bibliography"/>
@@ -17947,8 +18037,8 @@
         <w:t xml:space="preserve">7 (4). Maxwell Science Publishing: 656–72.</w:t>
       </w:r>
     </w:p>
-    <w:bookmarkEnd w:id="143"/>
-    <w:bookmarkStart w:id="144" w:name="ref-reiffenstein2006codification"/>
+    <w:bookmarkEnd w:id="144"/>
+    <w:bookmarkStart w:id="145" w:name="ref-reiffenstein2006codification"/>
     <w:p>
       <w:pPr>
         <w:pStyle w:val="Bibliography"/>
@@ -17972,8 +18062,8 @@
         <w:t xml:space="preserve">50 (3). Wiley Online Library: 298–318.</w:t>
       </w:r>
     </w:p>
-    <w:bookmarkEnd w:id="144"/>
-    <w:bookmarkStart w:id="145" w:name="ref-rigaud2013parametric"/>
+    <w:bookmarkEnd w:id="145"/>
+    <w:bookmarkStart w:id="146" w:name="ref-rigaud2013parametric"/>
     <w:p>
       <w:pPr>
         <w:pStyle w:val="Bibliography"/>
@@ -17997,8 +18087,8 @@
         <w:t xml:space="preserve">133 (5). ASA: 3107–18.</w:t>
       </w:r>
     </w:p>
-    <w:bookmarkEnd w:id="145"/>
-    <w:bookmarkStart w:id="146" w:name="ref-Rosenblatt57"/>
+    <w:bookmarkEnd w:id="146"/>
+    <w:bookmarkStart w:id="147" w:name="ref-Rosenblatt57"/>
     <w:p>
       <w:pPr>
         <w:pStyle w:val="Bibliography"/>
@@ -18019,8 +18109,8 @@
         <w:t xml:space="preserve">. Cornell Aeronautical Laboratory.</w:t>
       </w:r>
     </w:p>
-    <w:bookmarkEnd w:id="146"/>
-    <w:bookmarkStart w:id="147" w:name="ref-rosenblatt1958perceptron"/>
+    <w:bookmarkEnd w:id="147"/>
+    <w:bookmarkStart w:id="148" w:name="ref-rosenblatt1958perceptron"/>
     <w:p>
       <w:pPr>
         <w:pStyle w:val="Bibliography"/>
@@ -18044,8 +18134,8 @@
         <w:t xml:space="preserve">65 (6). American Psychological Association: 386.</w:t>
       </w:r>
     </w:p>
-    <w:bookmarkEnd w:id="147"/>
-    <w:bookmarkStart w:id="148" w:name="ref-rumelhart1985learning"/>
+    <w:bookmarkEnd w:id="148"/>
+    <w:bookmarkStart w:id="149" w:name="ref-rumelhart1985learning"/>
     <w:p>
       <w:pPr>
         <w:pStyle w:val="Bibliography"/>
@@ -18054,8 +18144,8 @@
         <w:t xml:space="preserve">Rumelhart, David E, Geoffrey E Hinton, and Ronald J Williams. 1985. “Learning Internal Representations by Error Propagation.” California Univ San Diego La Jolla Inst for Cognitive Science.</w:t>
       </w:r>
     </w:p>
-    <w:bookmarkEnd w:id="148"/>
-    <w:bookmarkStart w:id="149" w:name="ref-sainath2015deep"/>
+    <w:bookmarkEnd w:id="149"/>
+    <w:bookmarkStart w:id="150" w:name="ref-sainath2015deep"/>
     <w:p>
       <w:pPr>
         <w:pStyle w:val="Bibliography"/>
@@ -18079,8 +18169,8 @@
         <w:t xml:space="preserve">64. Elsevier: 39–48.</w:t>
       </w:r>
     </w:p>
-    <w:bookmarkEnd w:id="149"/>
-    <w:bookmarkStart w:id="150" w:name="ref-sak2015fast"/>
+    <w:bookmarkEnd w:id="150"/>
+    <w:bookmarkStart w:id="151" w:name="ref-sak2015fast"/>
     <w:p>
       <w:pPr>
         <w:pStyle w:val="Bibliography"/>
@@ -18101,8 +18191,8 @@
         <w:t xml:space="preserve">.</w:t>
       </w:r>
     </w:p>
-    <w:bookmarkEnd w:id="150"/>
-    <w:bookmarkStart w:id="151" w:name="ref-salsa2016partial"/>
+    <w:bookmarkEnd w:id="151"/>
+    <w:bookmarkStart w:id="152" w:name="ref-salsa2016partial"/>
     <w:p>
       <w:pPr>
         <w:pStyle w:val="Bibliography"/>
@@ -18123,8 +18213,8 @@
         <w:t xml:space="preserve">. Vol. 99. Springer.</w:t>
       </w:r>
     </w:p>
-    <w:bookmarkEnd w:id="151"/>
-    <w:bookmarkStart w:id="152" w:name="ref-sangkloy2016scribbler"/>
+    <w:bookmarkEnd w:id="152"/>
+    <w:bookmarkStart w:id="153" w:name="ref-sangkloy2016scribbler"/>
     <w:p>
       <w:pPr>
         <w:pStyle w:val="Bibliography"/>
@@ -18145,8 +18235,8 @@
         <w:t xml:space="preserve">.</w:t>
       </w:r>
     </w:p>
-    <w:bookmarkEnd w:id="152"/>
-    <w:bookmarkStart w:id="153" w:name="ref-santurkar2017generative"/>
+    <w:bookmarkEnd w:id="153"/>
+    <w:bookmarkStart w:id="154" w:name="ref-santurkar2017generative"/>
     <w:p>
       <w:pPr>
         <w:pStyle w:val="Bibliography"/>
@@ -18167,8 +18257,8 @@
         <w:t xml:space="preserve">.</w:t>
       </w:r>
     </w:p>
-    <w:bookmarkEnd w:id="153"/>
-    <w:bookmarkStart w:id="154" w:name="ref-sarroff2014musical"/>
+    <w:bookmarkEnd w:id="154"/>
+    <w:bookmarkStart w:id="155" w:name="ref-sarroff2014musical"/>
     <w:p>
       <w:pPr>
         <w:pStyle w:val="Bibliography"/>
@@ -18189,8 +18279,8 @@
         <w:t xml:space="preserve">.</w:t>
       </w:r>
     </w:p>
-    <w:bookmarkEnd w:id="154"/>
-    <w:bookmarkStart w:id="155" w:name="ref-serra2007state"/>
+    <w:bookmarkEnd w:id="155"/>
+    <w:bookmarkStart w:id="156" w:name="ref-serra2007state"/>
     <w:p>
       <w:pPr>
         <w:pStyle w:val="Bibliography"/>
@@ -18211,8 +18301,8 @@
         <w:t xml:space="preserve">, 9–12. IEEE.</w:t>
       </w:r>
     </w:p>
-    <w:bookmarkEnd w:id="155"/>
-    <w:bookmarkStart w:id="156" w:name="ref-sigtia2016end"/>
+    <w:bookmarkEnd w:id="156"/>
+    <w:bookmarkStart w:id="157" w:name="ref-sigtia2016end"/>
     <w:p>
       <w:pPr>
         <w:pStyle w:val="Bibliography"/>
@@ -18236,8 +18326,8 @@
         <w:t xml:space="preserve">24 (5). IEEE Press: 927–39.</w:t>
       </w:r>
     </w:p>
-    <w:bookmarkEnd w:id="156"/>
-    <w:bookmarkStart w:id="157" w:name="ref-smith2006basic"/>
+    <w:bookmarkEnd w:id="157"/>
+    <w:bookmarkStart w:id="158" w:name="ref-smith2006basic"/>
     <w:p>
       <w:pPr>
         <w:pStyle w:val="Bibliography"/>
@@ -18258,8 +18348,8 @@
         <w:t xml:space="preserve">.</w:t>
       </w:r>
     </w:p>
-    <w:bookmarkEnd w:id="157"/>
-    <w:bookmarkStart w:id="158" w:name="ref-smith1992physical"/>
+    <w:bookmarkEnd w:id="158"/>
+    <w:bookmarkStart w:id="159" w:name="ref-smith1992physical"/>
     <w:p>
       <w:pPr>
         <w:pStyle w:val="Bibliography"/>
@@ -18283,8 +18373,8 @@
         <w:t xml:space="preserve">16 (4). JSTOR: 74–91.</w:t>
       </w:r>
     </w:p>
-    <w:bookmarkEnd w:id="158"/>
-    <w:bookmarkStart w:id="159" w:name="ref-socher2014recursive"/>
+    <w:bookmarkEnd w:id="159"/>
+    <w:bookmarkStart w:id="160" w:name="ref-socher2014recursive"/>
     <w:p>
       <w:pPr>
         <w:pStyle w:val="Bibliography"/>
@@ -18293,8 +18383,8 @@
         <w:t xml:space="preserve">Socher, Richard. 2014. “Recursive Deep Learning for Natural Language Processing and Computer Vision.” Citeseer.</w:t>
       </w:r>
     </w:p>
-    <w:bookmarkEnd w:id="159"/>
-    <w:bookmarkStart w:id="160" w:name="ref-southall2016automatic"/>
+    <w:bookmarkEnd w:id="160"/>
+    <w:bookmarkStart w:id="161" w:name="ref-southall2016automatic"/>
     <w:p>
       <w:pPr>
         <w:pStyle w:val="Bibliography"/>
@@ -18315,8 +18405,8 @@
         <w:t xml:space="preserve">, 591–97.</w:t>
       </w:r>
     </w:p>
-    <w:bookmarkEnd w:id="160"/>
-    <w:bookmarkStart w:id="161" w:name="ref-stanley2007compositional"/>
+    <w:bookmarkEnd w:id="161"/>
+    <w:bookmarkStart w:id="162" w:name="ref-stanley2007compositional"/>
     <w:p>
       <w:pPr>
         <w:pStyle w:val="Bibliography"/>
@@ -18340,8 +18430,8 @@
         <w:t xml:space="preserve">8 (2). Springer: 131–62.</w:t>
       </w:r>
     </w:p>
-    <w:bookmarkEnd w:id="161"/>
-    <w:bookmarkStart w:id="162" w:name="ref-staudt2016development"/>
+    <w:bookmarkEnd w:id="162"/>
+    <w:bookmarkStart w:id="163" w:name="ref-staudt2016development"/>
     <w:p>
       <w:pPr>
         <w:pStyle w:val="Bibliography"/>
@@ -18350,8 +18440,8 @@
         <w:t xml:space="preserve">Staudt, Pascal. 2016. “Development of a Digital Musical Instrument with Embedded Sound Synthesis.”</w:t>
       </w:r>
     </w:p>
-    <w:bookmarkEnd w:id="162"/>
-    <w:bookmarkStart w:id="163" w:name="ref-theis2015generative"/>
+    <w:bookmarkEnd w:id="163"/>
+    <w:bookmarkStart w:id="164" w:name="ref-theis2015generative"/>
     <w:p>
       <w:pPr>
         <w:pStyle w:val="Bibliography"/>
@@ -18372,8 +18462,8 @@
         <w:t xml:space="preserve">, 1927–35.</w:t>
       </w:r>
     </w:p>
-    <w:bookmarkEnd w:id="163"/>
-    <w:bookmarkStart w:id="164" w:name="ref-theis2017lossy"/>
+    <w:bookmarkEnd w:id="164"/>
+    <w:bookmarkStart w:id="165" w:name="ref-theis2017lossy"/>
     <w:p>
       <w:pPr>
         <w:pStyle w:val="Bibliography"/>
@@ -18394,8 +18484,8 @@
         <w:t xml:space="preserve">.</w:t>
       </w:r>
     </w:p>
-    <w:bookmarkEnd w:id="164"/>
-    <w:bookmarkStart w:id="165" w:name="ref-toderici2015variable"/>
+    <w:bookmarkEnd w:id="165"/>
+    <w:bookmarkStart w:id="166" w:name="ref-toderici2015variable"/>
     <w:p>
       <w:pPr>
         <w:pStyle w:val="Bibliography"/>
@@ -18416,8 +18506,8 @@
         <w:t xml:space="preserve">.</w:t>
       </w:r>
     </w:p>
-    <w:bookmarkEnd w:id="165"/>
-    <w:bookmarkStart w:id="166" w:name="ref-toderici2016full"/>
+    <w:bookmarkEnd w:id="166"/>
+    <w:bookmarkStart w:id="167" w:name="ref-toderici2016full"/>
     <w:p>
       <w:pPr>
         <w:pStyle w:val="Bibliography"/>
@@ -18438,8 +18528,8 @@
         <w:t xml:space="preserve">.</w:t>
       </w:r>
     </w:p>
-    <w:bookmarkEnd w:id="166"/>
-    <w:bookmarkStart w:id="167" w:name="ref-tuohy2006evolved"/>
+    <w:bookmarkEnd w:id="167"/>
+    <w:bookmarkStart w:id="168" w:name="ref-tuohy2006evolved"/>
     <w:p>
       <w:pPr>
         <w:pStyle w:val="Bibliography"/>
@@ -18460,8 +18550,8 @@
         <w:t xml:space="preserve">.</w:t>
       </w:r>
     </w:p>
-    <w:bookmarkEnd w:id="167"/>
-    <w:bookmarkStart w:id="168" w:name="ref-van2016wavenet"/>
+    <w:bookmarkEnd w:id="168"/>
+    <w:bookmarkStart w:id="169" w:name="ref-van2016wavenet"/>
     <w:p>
       <w:pPr>
         <w:pStyle w:val="Bibliography"/>
@@ -18482,8 +18572,8 @@
         <w:t xml:space="preserve">.</w:t>
       </w:r>
     </w:p>
-    <w:bookmarkEnd w:id="168"/>
-    <w:bookmarkStart w:id="169" w:name="ref-vaughn2000music"/>
+    <w:bookmarkEnd w:id="169"/>
+    <w:bookmarkStart w:id="170" w:name="ref-vaughn2000music"/>
     <w:p>
       <w:pPr>
         <w:pStyle w:val="Bibliography"/>
@@ -18507,8 +18597,8 @@
         <w:t xml:space="preserve">34 (3/4). JSTOR: 149–66.</w:t>
       </w:r>
     </w:p>
-    <w:bookmarkEnd w:id="169"/>
-    <w:bookmarkStart w:id="170" w:name="ref-veit2016residual"/>
+    <w:bookmarkEnd w:id="170"/>
+    <w:bookmarkStart w:id="171" w:name="ref-veit2016residual"/>
     <w:p>
       <w:pPr>
         <w:pStyle w:val="Bibliography"/>
@@ -18529,8 +18619,8 @@
         <w:t xml:space="preserve">, 550–58.</w:t>
       </w:r>
     </w:p>
-    <w:bookmarkEnd w:id="170"/>
-    <w:bookmarkStart w:id="171" w:name="ref-wang2015image"/>
+    <w:bookmarkEnd w:id="171"/>
+    <w:bookmarkStart w:id="172" w:name="ref-wang2015image"/>
     <w:p>
       <w:pPr>
         <w:pStyle w:val="Bibliography"/>
@@ -18554,8 +18644,8 @@
         <w:t xml:space="preserve">13 (1): 137–45.</w:t>
       </w:r>
     </w:p>
-    <w:bookmarkEnd w:id="171"/>
-    <w:bookmarkStart w:id="172" w:name="ref-widrow1960adaptive"/>
+    <w:bookmarkEnd w:id="172"/>
+    <w:bookmarkStart w:id="173" w:name="ref-widrow1960adaptive"/>
     <w:p>
       <w:pPr>
         <w:pStyle w:val="Bibliography"/>
@@ -18564,8 +18654,8 @@
         <w:t xml:space="preserve">Widrow, Bernard, and Marcian E Hoff. 1960. “Adaptive Switching Circuits.” STANFORD UNIV CA STANFORD ELECTRONICS LABS.</w:t>
       </w:r>
     </w:p>
-    <w:bookmarkEnd w:id="172"/>
-    <w:bookmarkStart w:id="173" w:name="ref-widrow199030"/>
+    <w:bookmarkEnd w:id="173"/>
+    <w:bookmarkStart w:id="174" w:name="ref-widrow199030"/>
     <w:p>
       <w:pPr>
         <w:pStyle w:val="Bibliography"/>
@@ -18589,8 +18679,8 @@
         <w:t xml:space="preserve">78 (9). IEEE: 1415–42.</w:t>
       </w:r>
     </w:p>
-    <w:bookmarkEnd w:id="173"/>
-    <w:bookmarkStart w:id="174" w:name="ref-wu2016investigating"/>
+    <w:bookmarkEnd w:id="174"/>
+    <w:bookmarkStart w:id="175" w:name="ref-wu2016investigating"/>
     <w:p>
       <w:pPr>
         <w:pStyle w:val="Bibliography"/>
@@ -18611,8 +18701,8 @@
         <w:t xml:space="preserve">, 5140–4. IEEE.</w:t>
       </w:r>
     </w:p>
-    <w:bookmarkEnd w:id="174"/>
-    <w:bookmarkStart w:id="175" w:name="ref-xu2015ccg"/>
+    <w:bookmarkEnd w:id="175"/>
+    <w:bookmarkStart w:id="176" w:name="ref-xu2015ccg"/>
     <w:p>
       <w:pPr>
         <w:pStyle w:val="Bibliography"/>
@@ -18633,8 +18723,8 @@
         <w:t xml:space="preserve">, 250–55.</w:t>
       </w:r>
     </w:p>
-    <w:bookmarkEnd w:id="175"/>
-    <w:bookmarkStart w:id="176" w:name="ref-yadav2015introduction"/>
+    <w:bookmarkEnd w:id="176"/>
+    <w:bookmarkStart w:id="177" w:name="ref-yadav2015introduction"/>
     <w:p>
       <w:pPr>
         <w:pStyle w:val="Bibliography"/>
@@ -18655,8 +18745,8 @@
         <w:t xml:space="preserve">. Springer.</w:t>
       </w:r>
     </w:p>
-    <w:bookmarkEnd w:id="176"/>
-    <w:bookmarkStart w:id="178" w:name="ref-Yang2017"/>
+    <w:bookmarkEnd w:id="177"/>
+    <w:bookmarkStart w:id="179" w:name="ref-Yang2017"/>
     <w:p>
       <w:pPr>
         <w:pStyle w:val="Bibliography"/>
@@ -18667,7 +18757,7 @@
       <w:r>
         <w:t xml:space="preserve"> </w:t>
       </w:r>
-      <w:hyperlink r:id="rId177">
+      <w:hyperlink r:id="rId178">
         <w:r>
           <w:rPr>
             <w:rStyle w:val="Hyperlink"/>
@@ -18679,8 +18769,8 @@
         <w:t xml:space="preserve">.</w:t>
       </w:r>
     </w:p>
-    <w:bookmarkEnd w:id="178"/>
-    <w:bookmarkStart w:id="179" w:name="ref-zen2015unidirectional"/>
+    <w:bookmarkEnd w:id="179"/>
+    <w:bookmarkStart w:id="180" w:name="ref-zen2015unidirectional"/>
     <w:p>
       <w:pPr>
         <w:pStyle w:val="Bibliography"/>
@@ -18701,8 +18791,8 @@
         <w:t xml:space="preserve">, 4470–4. IEEE.</w:t>
       </w:r>
     </w:p>
-    <w:bookmarkEnd w:id="179"/>
-    <w:bookmarkStart w:id="180" w:name="ref-zhang2016colorful"/>
+    <w:bookmarkEnd w:id="180"/>
+    <w:bookmarkStart w:id="181" w:name="ref-zhang2016colorful"/>
     <w:p>
       <w:pPr>
         <w:pStyle w:val="Bibliography"/>
@@ -18723,8 +18813,8 @@
         <w:t xml:space="preserve">, 649–66. Springer.</w:t>
       </w:r>
     </w:p>
-    <w:bookmarkEnd w:id="180"/>
-    <w:bookmarkStart w:id="181" w:name="ref-zhang2017towards"/>
+    <w:bookmarkEnd w:id="181"/>
+    <w:bookmarkStart w:id="182" w:name="ref-zhang2017towards"/>
     <w:p>
       <w:pPr>
         <w:pStyle w:val="Bibliography"/>
@@ -18745,8 +18835,8 @@
         <w:t xml:space="preserve">.</w:t>
       </w:r>
     </w:p>
-    <w:bookmarkEnd w:id="181"/>
-    <w:bookmarkStart w:id="182" w:name="ref-zhang2017very"/>
+    <w:bookmarkEnd w:id="182"/>
+    <w:bookmarkStart w:id="183" w:name="ref-zhang2017very"/>
     <w:p>
       <w:pPr>
         <w:pStyle w:val="Bibliography"/>
@@ -18767,8 +18857,8 @@
         <w:t xml:space="preserve">, 4845–9. IEEE.</w:t>
       </w:r>
     </w:p>
-    <w:bookmarkEnd w:id="182"/>
-    <w:bookmarkStart w:id="183" w:name="ref-zhu2016generative"/>
+    <w:bookmarkEnd w:id="183"/>
+    <w:bookmarkStart w:id="184" w:name="ref-zhu2016generative"/>
     <w:p>
       <w:pPr>
         <w:pStyle w:val="Bibliography"/>
@@ -18789,8 +18879,8 @@
         <w:t xml:space="preserve">, 597–613. Springer.</w:t>
       </w:r>
     </w:p>
-    <w:bookmarkEnd w:id="183"/>
-    <w:bookmarkStart w:id="184" w:name="ref-zweig2017advances"/>
+    <w:bookmarkEnd w:id="184"/>
+    <w:bookmarkStart w:id="185" w:name="ref-zweig2017advances"/>
     <w:p>
       <w:pPr>
         <w:pStyle w:val="Bibliography"/>
@@ -18811,8 +18901,8 @@
         <w:t xml:space="preserve">, 4805–9. IEEE.</w:t>
       </w:r>
     </w:p>
-    <w:bookmarkEnd w:id="184"/>
     <w:bookmarkEnd w:id="185"/>
+    <w:bookmarkEnd w:id="186"/>
     <w:sectPr>
       <w:pgSz w:w="12240" w:h="15840"/>
       <w:pgMar w:top="1440" w:right="1440" w:bottom="1440" w:left="1440" w:header="720" w:footer="720" w:gutter="0"/>

--- a/Dissert.docx
+++ b/Dissert.docx
@@ -3889,6 +3889,23 @@
         </m:r>
       </m:oMath>
       <w:r>
+        <w:t xml:space="preserve">, obtendo a equação para quando</w:t>
+      </w:r>
+      <w:r>
+        <w:t xml:space="preserve"> </w:t>
+      </w:r>
+      <m:oMath>
+        <m:r>
+          <m:t>j</m:t>
+        </m:r>
+        <m:r>
+          <m:t>=</m:t>
+        </m:r>
+        <m:r>
+          <m:t>0</m:t>
+        </m:r>
+      </m:oMath>
+      <w:r>
         <w:t xml:space="preserve">:</w:t>
       </w:r>
     </w:p>
@@ -3914,12 +3931,6 @@
             <m:t>,</m:t>
           </m:r>
           <m:r>
-            <m:t>j</m:t>
-          </m:r>
-          <m:r>
-            <m:t>+</m:t>
-          </m:r>
-          <m:r>
             <m:t>1</m:t>
           </m:r>
           <m:r>
@@ -3941,7 +3952,7 @@
             <m:t>,</m:t>
           </m:r>
           <m:r>
-            <m:t>j</m:t>
+            <m:t>0</m:t>
           </m:r>
           <m:r>
             <m:t>]</m:t>
@@ -3998,7 +4009,7 @@
             <m:t>,</m:t>
           </m:r>
           <m:r>
-            <m:t>j</m:t>
+            <m:t>0</m:t>
           </m:r>
           <m:r>
             <m:t>]</m:t>
@@ -4022,7 +4033,7 @@
             <m:t>,</m:t>
           </m:r>
           <m:r>
-            <m:t>j</m:t>
+            <m:t>0</m:t>
           </m:r>
           <m:r>
             <m:t>]</m:t>
@@ -4049,7 +4060,7 @@
             <m:t>,</m:t>
           </m:r>
           <m:r>
-            <m:t>j</m:t>
+            <m:t>0</m:t>
           </m:r>
           <m:r>
             <m:t>]</m:t>
@@ -4062,49 +4073,10 @@
     </w:p>
     <w:p>
       <w:pPr>
-        <w:pStyle w:val="Heading3"/>
-      </w:pPr>
-      <w:bookmarkStart w:id="38" w:name="digital-waveguides"/>
-      <w:r>
-        <w:t xml:space="preserve">Digital Waveguides</w:t>
-      </w:r>
-      <w:bookmarkEnd w:id="38"/>
-    </w:p>
-    <w:p>
-      <w:pPr>
         <w:pStyle w:val="FirstParagraph"/>
       </w:pPr>
       <w:r>
-        <w:t xml:space="preserve">Apresentam uma abordagem simplificada da modelagem física, na medida em que concentram em alguns pontos discretos os calculos necessários à simulação, aumentando bastante a eficiência computacional do modelo. Conceitualmente, podem ser vistos como uma caso especial do método das diferenças finitas, e a maioria de suas implementações consistem na utilização de</w:t>
-      </w:r>
-      <w:r>
-        <w:t xml:space="preserve"> </w:t>
-      </w:r>
-      <w:r>
-        <w:rPr>
-          <w:i/>
-        </w:rPr>
-        <w:t xml:space="preserve">delay lines</w:t>
-      </w:r>
-      <w:r>
-        <w:t xml:space="preserve"> </w:t>
-      </w:r>
-      <w:r>
-        <w:t xml:space="preserve">e filtros digitais para a modelagem da propagação da onda</w:t>
-      </w:r>
-      <w:r>
-        <w:t xml:space="preserve">(Smith 2006)</w:t>
-      </w:r>
-      <w:r>
-        <w:t xml:space="preserve">.</w:t>
-      </w:r>
-    </w:p>
-    <w:p>
-      <w:pPr>
-        <w:pStyle w:val="BodyText"/>
-      </w:pPr>
-      <w:r>
-        <w:t xml:space="preserve">Se considerarmos, por exemplo, um framerate típico de 44100 frames por segundo podemos evitar desperdício computacional fazendo com que a simulação conincida com o intervalos 1/44100 entre os</w:t>
+        <w:t xml:space="preserve">É conveniente colocar a formulação em termos físicos: se considerarmos, por exemplo, um framerate típico de 44100 frames por segundo podemos evitar desperdício computacional fazendo com que a simulação coincida com o intervalos 1/44100 entre os</w:t>
       </w:r>
       <w:r>
         <w:t xml:space="preserve"> </w:t>
@@ -4375,33 +4347,2346 @@
     </w:p>
     <w:p>
       <w:pPr>
+        <w:pStyle w:val="BodyText"/>
+      </w:pPr>
+      <w:r>
+        <w:t xml:space="preserve">O fragmento de implementação abaixo ajuda a entender o funcionamento do algoritmo (o código que segue é ilustrativo; uma implementação funcional pode ser encontrada no repositório dedicado ao trabalho, no arquivo</w:t>
+      </w:r>
+      <w:r>
+        <w:t xml:space="preserve"> </w:t>
+      </w:r>
+      <w:hyperlink r:id="rId38">
+        <w:r>
+          <w:rPr>
+            <w:rStyle w:val="Hyperlink"/>
+          </w:rPr>
+          <w:t xml:space="preserve">Finite_Difference.py</w:t>
+        </w:r>
+      </w:hyperlink>
+      <w:r>
+        <w:t xml:space="preserve">):</w:t>
+      </w:r>
+    </w:p>
+    <w:p>
+      <w:pPr>
+        <w:pStyle w:val="SourceCode"/>
+      </w:pPr>
+      <w:r>
+        <w:rPr>
+          <w:rStyle w:val="NormalTok"/>
+        </w:rPr>
+        <w:t xml:space="preserve">amplitude </w:t>
+      </w:r>
+      <w:r>
+        <w:rPr>
+          <w:rStyle w:val="OperatorTok"/>
+        </w:rPr>
+        <w:t xml:space="preserve">=</w:t>
+      </w:r>
+      <w:r>
+        <w:rPr>
+          <w:rStyle w:val="NormalTok"/>
+        </w:rPr>
+        <w:t xml:space="preserve"> </w:t>
+      </w:r>
+      <w:r>
+        <w:rPr>
+          <w:rStyle w:val="FloatTok"/>
+        </w:rPr>
+        <w:t xml:space="preserve">0.005</w:t>
+      </w:r>
+      <w:r>
+        <w:rPr>
+          <w:rStyle w:val="NormalTok"/>
+        </w:rPr>
+        <w:t xml:space="preserve"> </w:t>
+      </w:r>
+      <w:r>
+        <w:rPr>
+          <w:rStyle w:val="CommentTok"/>
+        </w:rPr>
+        <w:t xml:space="preserve"># meters</w:t>
+      </w:r>
+      <w:r>
+        <w:br w:type="textWrapping"/>
+      </w:r>
+      <w:r>
+        <w:rPr>
+          <w:rStyle w:val="NormalTok"/>
+        </w:rPr>
+        <w:t xml:space="preserve">pluck_position </w:t>
+      </w:r>
+      <w:r>
+        <w:rPr>
+          <w:rStyle w:val="OperatorTok"/>
+        </w:rPr>
+        <w:t xml:space="preserve">=</w:t>
+      </w:r>
+      <w:r>
+        <w:rPr>
+          <w:rStyle w:val="NormalTok"/>
+        </w:rPr>
+        <w:t xml:space="preserve"> </w:t>
+      </w:r>
+      <w:r>
+        <w:rPr>
+          <w:rStyle w:val="FloatTok"/>
+        </w:rPr>
+        <w:t xml:space="preserve">.5</w:t>
+      </w:r>
+      <w:r>
+        <w:rPr>
+          <w:rStyle w:val="NormalTok"/>
+        </w:rPr>
+        <w:t xml:space="preserve"> </w:t>
+      </w:r>
+      <w:r>
+        <w:rPr>
+          <w:rStyle w:val="CommentTok"/>
+        </w:rPr>
+        <w:t xml:space="preserve"># fraction of L</w:t>
+      </w:r>
+      <w:r>
+        <w:br w:type="textWrapping"/>
+      </w:r>
+      <w:r>
+        <w:rPr>
+          <w:rStyle w:val="NormalTok"/>
+        </w:rPr>
+        <w:t xml:space="preserve">pickup_position </w:t>
+      </w:r>
+      <w:r>
+        <w:rPr>
+          <w:rStyle w:val="OperatorTok"/>
+        </w:rPr>
+        <w:t xml:space="preserve">=</w:t>
+      </w:r>
+      <w:r>
+        <w:rPr>
+          <w:rStyle w:val="NormalTok"/>
+        </w:rPr>
+        <w:t xml:space="preserve"> </w:t>
+      </w:r>
+      <w:r>
+        <w:rPr>
+          <w:rStyle w:val="FloatTok"/>
+        </w:rPr>
+        <w:t xml:space="preserve">.5</w:t>
+      </w:r>
+      <w:r>
+        <w:rPr>
+          <w:rStyle w:val="NormalTok"/>
+        </w:rPr>
+        <w:t xml:space="preserve"> </w:t>
+      </w:r>
+      <w:r>
+        <w:rPr>
+          <w:rStyle w:val="CommentTok"/>
+        </w:rPr>
+        <w:t xml:space="preserve"># fraction of L</w:t>
+      </w:r>
+      <w:r>
+        <w:br w:type="textWrapping"/>
+      </w:r>
+      <w:r>
+        <w:rPr>
+          <w:rStyle w:val="NormalTok"/>
+        </w:rPr>
+        <w:t xml:space="preserve">fps </w:t>
+      </w:r>
+      <w:r>
+        <w:rPr>
+          <w:rStyle w:val="OperatorTok"/>
+        </w:rPr>
+        <w:t xml:space="preserve">=</w:t>
+      </w:r>
+      <w:r>
+        <w:rPr>
+          <w:rStyle w:val="NormalTok"/>
+        </w:rPr>
+        <w:t xml:space="preserve"> </w:t>
+      </w:r>
+      <w:r>
+        <w:rPr>
+          <w:rStyle w:val="DecValTok"/>
+        </w:rPr>
+        <w:t xml:space="preserve">44100</w:t>
+      </w:r>
+      <w:r>
+        <w:rPr>
+          <w:rStyle w:val="NormalTok"/>
+        </w:rPr>
+        <w:t xml:space="preserve"> </w:t>
+      </w:r>
+      <w:r>
+        <w:rPr>
+          <w:rStyle w:val="CommentTok"/>
+        </w:rPr>
+        <w:t xml:space="preserve"># samples / second</w:t>
+      </w:r>
+      <w:r>
+        <w:br w:type="textWrapping"/>
+      </w:r>
+      <w:r>
+        <w:rPr>
+          <w:rStyle w:val="NormalTok"/>
+        </w:rPr>
+        <w:t xml:space="preserve">frequency </w:t>
+      </w:r>
+      <w:r>
+        <w:rPr>
+          <w:rStyle w:val="OperatorTok"/>
+        </w:rPr>
+        <w:t xml:space="preserve">=</w:t>
+      </w:r>
+      <w:r>
+        <w:rPr>
+          <w:rStyle w:val="NormalTok"/>
+        </w:rPr>
+        <w:t xml:space="preserve"> </w:t>
+      </w:r>
+      <w:r>
+        <w:rPr>
+          <w:rStyle w:val="DecValTok"/>
+        </w:rPr>
+        <w:t xml:space="preserve">440</w:t>
+      </w:r>
+      <w:r>
+        <w:rPr>
+          <w:rStyle w:val="NormalTok"/>
+        </w:rPr>
+        <w:t xml:space="preserve"> </w:t>
+      </w:r>
+      <w:r>
+        <w:rPr>
+          <w:rStyle w:val="CommentTok"/>
+        </w:rPr>
+        <w:t xml:space="preserve">#hz</w:t>
+      </w:r>
+      <w:r>
+        <w:br w:type="textWrapping"/>
+      </w:r>
+      <w:r>
+        <w:rPr>
+          <w:rStyle w:val="NormalTok"/>
+        </w:rPr>
+        <w:t xml:space="preserve">duration </w:t>
+      </w:r>
+      <w:r>
+        <w:rPr>
+          <w:rStyle w:val="OperatorTok"/>
+        </w:rPr>
+        <w:t xml:space="preserve">=</w:t>
+      </w:r>
+      <w:r>
+        <w:rPr>
+          <w:rStyle w:val="NormalTok"/>
+        </w:rPr>
+        <w:t xml:space="preserve"> </w:t>
+      </w:r>
+      <w:r>
+        <w:rPr>
+          <w:rStyle w:val="DecValTok"/>
+        </w:rPr>
+        <w:t xml:space="preserve">1</w:t>
+      </w:r>
+      <w:r>
+        <w:rPr>
+          <w:rStyle w:val="NormalTok"/>
+        </w:rPr>
+        <w:t xml:space="preserve"> </w:t>
+      </w:r>
+      <w:r>
+        <w:rPr>
+          <w:rStyle w:val="CommentTok"/>
+        </w:rPr>
+        <w:t xml:space="preserve"># seconds</w:t>
+      </w:r>
+      <w:r>
+        <w:br w:type="textWrapping"/>
+      </w:r>
+      <w:r>
+        <w:rPr>
+          <w:rStyle w:val="NormalTok"/>
+        </w:rPr>
+        <w:t xml:space="preserve">L </w:t>
+      </w:r>
+      <w:r>
+        <w:rPr>
+          <w:rStyle w:val="OperatorTok"/>
+        </w:rPr>
+        <w:t xml:space="preserve">=</w:t>
+      </w:r>
+      <w:r>
+        <w:rPr>
+          <w:rStyle w:val="NormalTok"/>
+        </w:rPr>
+        <w:t xml:space="preserve"> </w:t>
+      </w:r>
+      <w:r>
+        <w:rPr>
+          <w:rStyle w:val="FloatTok"/>
+        </w:rPr>
+        <w:t xml:space="preserve">0.6</w:t>
+      </w:r>
+      <w:r>
+        <w:rPr>
+          <w:rStyle w:val="NormalTok"/>
+        </w:rPr>
+        <w:t xml:space="preserve"> </w:t>
+      </w:r>
+      <w:r>
+        <w:rPr>
+          <w:rStyle w:val="CommentTok"/>
+        </w:rPr>
+        <w:t xml:space="preserve"># meters</w:t>
+      </w:r>
+      <w:r>
+        <w:br w:type="textWrapping"/>
+      </w:r>
+      <w:r>
+        <w:rPr>
+          <w:rStyle w:val="NormalTok"/>
+        </w:rPr>
+        <w:t xml:space="preserve">sustain </w:t>
+      </w:r>
+      <w:r>
+        <w:rPr>
+          <w:rStyle w:val="OperatorTok"/>
+        </w:rPr>
+        <w:t xml:space="preserve">=</w:t>
+      </w:r>
+      <w:r>
+        <w:rPr>
+          <w:rStyle w:val="NormalTok"/>
+        </w:rPr>
+        <w:t xml:space="preserve"> </w:t>
+      </w:r>
+      <w:r>
+        <w:rPr>
+          <w:rStyle w:val="FloatTok"/>
+        </w:rPr>
+        <w:t xml:space="preserve">.9998</w:t>
+      </w:r>
+      <w:r>
+        <w:br w:type="textWrapping"/>
+      </w:r>
+      <w:r>
+        <w:br w:type="textWrapping"/>
+      </w:r>
+      <w:r>
+        <w:rPr>
+          <w:rStyle w:val="NormalTok"/>
+        </w:rPr>
+        <w:t xml:space="preserve">N </w:t>
+      </w:r>
+      <w:r>
+        <w:rPr>
+          <w:rStyle w:val="OperatorTok"/>
+        </w:rPr>
+        <w:t xml:space="preserve">=</w:t>
+      </w:r>
+      <w:r>
+        <w:rPr>
+          <w:rStyle w:val="NormalTok"/>
+        </w:rPr>
+        <w:t xml:space="preserve"> </w:t>
+      </w:r>
+      <w:r>
+        <w:rPr>
+          <w:rStyle w:val="BuiltInTok"/>
+        </w:rPr>
+        <w:t xml:space="preserve">int</w:t>
+      </w:r>
+      <w:r>
+        <w:rPr>
+          <w:rStyle w:val="NormalTok"/>
+        </w:rPr>
+        <w:t xml:space="preserve">(duration </w:t>
+      </w:r>
+      <w:r>
+        <w:rPr>
+          <w:rStyle w:val="OperatorTok"/>
+        </w:rPr>
+        <w:t xml:space="preserve">*</w:t>
+      </w:r>
+      <w:r>
+        <w:rPr>
+          <w:rStyle w:val="NormalTok"/>
+        </w:rPr>
+        <w:t xml:space="preserve"> fps) </w:t>
+      </w:r>
+      <w:r>
+        <w:rPr>
+          <w:rStyle w:val="CommentTok"/>
+        </w:rPr>
+        <w:t xml:space="preserve"># number of time points</w:t>
+      </w:r>
+      <w:r>
+        <w:br w:type="textWrapping"/>
+      </w:r>
+      <w:r>
+        <w:rPr>
+          <w:rStyle w:val="NormalTok"/>
+        </w:rPr>
+        <w:t xml:space="preserve">dt </w:t>
+      </w:r>
+      <w:r>
+        <w:rPr>
+          <w:rStyle w:val="OperatorTok"/>
+        </w:rPr>
+        <w:t xml:space="preserve">=</w:t>
+      </w:r>
+      <w:r>
+        <w:rPr>
+          <w:rStyle w:val="NormalTok"/>
+        </w:rPr>
+        <w:t xml:space="preserve"> </w:t>
+      </w:r>
+      <w:r>
+        <w:rPr>
+          <w:rStyle w:val="DecValTok"/>
+        </w:rPr>
+        <w:t xml:space="preserve">1</w:t>
+      </w:r>
+      <w:r>
+        <w:rPr>
+          <w:rStyle w:val="NormalTok"/>
+        </w:rPr>
+        <w:t xml:space="preserve"> </w:t>
+      </w:r>
+      <w:r>
+        <w:rPr>
+          <w:rStyle w:val="OperatorTok"/>
+        </w:rPr>
+        <w:t xml:space="preserve">/</w:t>
+      </w:r>
+      <w:r>
+        <w:rPr>
+          <w:rStyle w:val="NormalTok"/>
+        </w:rPr>
+        <w:t xml:space="preserve"> fps </w:t>
+      </w:r>
+      <w:r>
+        <w:rPr>
+          <w:rStyle w:val="CommentTok"/>
+        </w:rPr>
+        <w:t xml:space="preserve"># spacing beetwen discrete time points</w:t>
+      </w:r>
+      <w:r>
+        <w:br w:type="textWrapping"/>
+      </w:r>
+      <w:r>
+        <w:rPr>
+          <w:rStyle w:val="NormalTok"/>
+        </w:rPr>
+        <w:t xml:space="preserve">M </w:t>
+      </w:r>
+      <w:r>
+        <w:rPr>
+          <w:rStyle w:val="OperatorTok"/>
+        </w:rPr>
+        <w:t xml:space="preserve">=</w:t>
+      </w:r>
+      <w:r>
+        <w:rPr>
+          <w:rStyle w:val="NormalTok"/>
+        </w:rPr>
+        <w:t xml:space="preserve"> </w:t>
+      </w:r>
+      <w:r>
+        <w:rPr>
+          <w:rStyle w:val="BuiltInTok"/>
+        </w:rPr>
+        <w:t xml:space="preserve">int</w:t>
+      </w:r>
+      <w:r>
+        <w:rPr>
+          <w:rStyle w:val="NormalTok"/>
+        </w:rPr>
+        <w:t xml:space="preserve">(fps </w:t>
+      </w:r>
+      <w:r>
+        <w:rPr>
+          <w:rStyle w:val="OperatorTok"/>
+        </w:rPr>
+        <w:t xml:space="preserve">/</w:t>
+      </w:r>
+      <w:r>
+        <w:rPr>
+          <w:rStyle w:val="NormalTok"/>
+        </w:rPr>
+        <w:t xml:space="preserve"> (</w:t>
+      </w:r>
+      <w:r>
+        <w:rPr>
+          <w:rStyle w:val="DecValTok"/>
+        </w:rPr>
+        <w:t xml:space="preserve">2</w:t>
+      </w:r>
+      <w:r>
+        <w:rPr>
+          <w:rStyle w:val="NormalTok"/>
+        </w:rPr>
+        <w:t xml:space="preserve"> </w:t>
+      </w:r>
+      <w:r>
+        <w:rPr>
+          <w:rStyle w:val="OperatorTok"/>
+        </w:rPr>
+        <w:t xml:space="preserve">*</w:t>
+      </w:r>
+      <w:r>
+        <w:rPr>
+          <w:rStyle w:val="NormalTok"/>
+        </w:rPr>
+        <w:t xml:space="preserve"> frequency)) </w:t>
+      </w:r>
+      <w:r>
+        <w:rPr>
+          <w:rStyle w:val="CommentTok"/>
+        </w:rPr>
+        <w:t xml:space="preserve"># number of position points</w:t>
+      </w:r>
+      <w:r>
+        <w:br w:type="textWrapping"/>
+      </w:r>
+      <w:r>
+        <w:rPr>
+          <w:rStyle w:val="NormalTok"/>
+        </w:rPr>
+        <w:t xml:space="preserve">dx </w:t>
+      </w:r>
+      <w:r>
+        <w:rPr>
+          <w:rStyle w:val="OperatorTok"/>
+        </w:rPr>
+        <w:t xml:space="preserve">=</w:t>
+      </w:r>
+      <w:r>
+        <w:rPr>
+          <w:rStyle w:val="NormalTok"/>
+        </w:rPr>
+        <w:t xml:space="preserve"> L </w:t>
+      </w:r>
+      <w:r>
+        <w:rPr>
+          <w:rStyle w:val="OperatorTok"/>
+        </w:rPr>
+        <w:t xml:space="preserve">/</w:t>
+      </w:r>
+      <w:r>
+        <w:rPr>
+          <w:rStyle w:val="NormalTok"/>
+        </w:rPr>
+        <w:t xml:space="preserve"> M </w:t>
+      </w:r>
+      <w:r>
+        <w:rPr>
+          <w:rStyle w:val="CommentTok"/>
+        </w:rPr>
+        <w:t xml:space="preserve"># spacing beetwen discrete position points</w:t>
+      </w:r>
+      <w:r>
+        <w:br w:type="textWrapping"/>
+      </w:r>
+      <w:r>
+        <w:rPr>
+          <w:rStyle w:val="NormalTok"/>
+        </w:rPr>
+        <w:t xml:space="preserve">c </w:t>
+      </w:r>
+      <w:r>
+        <w:rPr>
+          <w:rStyle w:val="OperatorTok"/>
+        </w:rPr>
+        <w:t xml:space="preserve">=</w:t>
+      </w:r>
+      <w:r>
+        <w:rPr>
+          <w:rStyle w:val="NormalTok"/>
+        </w:rPr>
+        <w:t xml:space="preserve"> frequency </w:t>
+      </w:r>
+      <w:r>
+        <w:rPr>
+          <w:rStyle w:val="OperatorTok"/>
+        </w:rPr>
+        <w:t xml:space="preserve">*</w:t>
+      </w:r>
+      <w:r>
+        <w:rPr>
+          <w:rStyle w:val="NormalTok"/>
+        </w:rPr>
+        <w:t xml:space="preserve"> </w:t>
+      </w:r>
+      <w:r>
+        <w:rPr>
+          <w:rStyle w:val="DecValTok"/>
+        </w:rPr>
+        <w:t xml:space="preserve">2</w:t>
+      </w:r>
+      <w:r>
+        <w:rPr>
+          <w:rStyle w:val="NormalTok"/>
+        </w:rPr>
+        <w:t xml:space="preserve"> </w:t>
+      </w:r>
+      <w:r>
+        <w:rPr>
+          <w:rStyle w:val="OperatorTok"/>
+        </w:rPr>
+        <w:t xml:space="preserve">*</w:t>
+      </w:r>
+      <w:r>
+        <w:rPr>
+          <w:rStyle w:val="NormalTok"/>
+        </w:rPr>
+        <w:t xml:space="preserve"> L </w:t>
+      </w:r>
+      <w:r>
+        <w:rPr>
+          <w:rStyle w:val="CommentTok"/>
+        </w:rPr>
+        <w:t xml:space="preserve"># meters / second</w:t>
+      </w:r>
+      <w:r>
+        <w:br w:type="textWrapping"/>
+      </w:r>
+      <w:r>
+        <w:rPr>
+          <w:rStyle w:val="NormalTok"/>
+        </w:rPr>
+        <w:t xml:space="preserve">C </w:t>
+      </w:r>
+      <w:r>
+        <w:rPr>
+          <w:rStyle w:val="OperatorTok"/>
+        </w:rPr>
+        <w:t xml:space="preserve">=</w:t>
+      </w:r>
+      <w:r>
+        <w:rPr>
+          <w:rStyle w:val="NormalTok"/>
+        </w:rPr>
+        <w:t xml:space="preserve"> c </w:t>
+      </w:r>
+      <w:r>
+        <w:rPr>
+          <w:rStyle w:val="OperatorTok"/>
+        </w:rPr>
+        <w:t xml:space="preserve">*</w:t>
+      </w:r>
+      <w:r>
+        <w:rPr>
+          <w:rStyle w:val="NormalTok"/>
+        </w:rPr>
+        <w:t xml:space="preserve"> dt </w:t>
+      </w:r>
+      <w:r>
+        <w:rPr>
+          <w:rStyle w:val="OperatorTok"/>
+        </w:rPr>
+        <w:t xml:space="preserve">/</w:t>
+      </w:r>
+      <w:r>
+        <w:rPr>
+          <w:rStyle w:val="NormalTok"/>
+        </w:rPr>
+        <w:t xml:space="preserve"> dx </w:t>
+      </w:r>
+      <w:r>
+        <w:rPr>
+          <w:rStyle w:val="CommentTok"/>
+        </w:rPr>
+        <w:t xml:space="preserve"># Courant number</w:t>
+      </w:r>
+      <w:r>
+        <w:br w:type="textWrapping"/>
+      </w:r>
+      <w:r>
+        <w:rPr>
+          <w:rStyle w:val="NormalTok"/>
+        </w:rPr>
+        <w:t xml:space="preserve">x </w:t>
+      </w:r>
+      <w:r>
+        <w:rPr>
+          <w:rStyle w:val="OperatorTok"/>
+        </w:rPr>
+        <w:t xml:space="preserve">=</w:t>
+      </w:r>
+      <w:r>
+        <w:rPr>
+          <w:rStyle w:val="NormalTok"/>
+        </w:rPr>
+        <w:t xml:space="preserve"> np.arange(</w:t>
+      </w:r>
+      <w:r>
+        <w:rPr>
+          <w:rStyle w:val="DecValTok"/>
+        </w:rPr>
+        <w:t xml:space="preserve">0</w:t>
+      </w:r>
+      <w:r>
+        <w:rPr>
+          <w:rStyle w:val="NormalTok"/>
+        </w:rPr>
+        <w:t xml:space="preserve">, M </w:t>
+      </w:r>
+      <w:r>
+        <w:rPr>
+          <w:rStyle w:val="OperatorTok"/>
+        </w:rPr>
+        <w:t xml:space="preserve">+</w:t>
+      </w:r>
+      <w:r>
+        <w:rPr>
+          <w:rStyle w:val="NormalTok"/>
+        </w:rPr>
+        <w:t xml:space="preserve"> </w:t>
+      </w:r>
+      <w:r>
+        <w:rPr>
+          <w:rStyle w:val="DecValTok"/>
+        </w:rPr>
+        <w:t xml:space="preserve">1</w:t>
+      </w:r>
+      <w:r>
+        <w:rPr>
+          <w:rStyle w:val="NormalTok"/>
+        </w:rPr>
+        <w:t xml:space="preserve">, </w:t>
+      </w:r>
+      <w:r>
+        <w:rPr>
+          <w:rStyle w:val="DecValTok"/>
+        </w:rPr>
+        <w:t xml:space="preserve">1</w:t>
+      </w:r>
+      <w:r>
+        <w:rPr>
+          <w:rStyle w:val="NormalTok"/>
+        </w:rPr>
+        <w:t xml:space="preserve">) </w:t>
+      </w:r>
+      <w:r>
+        <w:rPr>
+          <w:rStyle w:val="OperatorTok"/>
+        </w:rPr>
+        <w:t xml:space="preserve">*</w:t>
+      </w:r>
+      <w:r>
+        <w:rPr>
+          <w:rStyle w:val="NormalTok"/>
+        </w:rPr>
+        <w:t xml:space="preserve"> dx</w:t>
+      </w:r>
+      <w:r>
+        <w:br w:type="textWrapping"/>
+      </w:r>
+      <w:r>
+        <w:rPr>
+          <w:rStyle w:val="NormalTok"/>
+        </w:rPr>
+        <w:t xml:space="preserve">t </w:t>
+      </w:r>
+      <w:r>
+        <w:rPr>
+          <w:rStyle w:val="OperatorTok"/>
+        </w:rPr>
+        <w:t xml:space="preserve">=</w:t>
+      </w:r>
+      <w:r>
+        <w:rPr>
+          <w:rStyle w:val="NormalTok"/>
+        </w:rPr>
+        <w:t xml:space="preserve"> np.arange(</w:t>
+      </w:r>
+      <w:r>
+        <w:rPr>
+          <w:rStyle w:val="DecValTok"/>
+        </w:rPr>
+        <w:t xml:space="preserve">0</w:t>
+      </w:r>
+      <w:r>
+        <w:rPr>
+          <w:rStyle w:val="NormalTok"/>
+        </w:rPr>
+        <w:t xml:space="preserve">, N </w:t>
+      </w:r>
+      <w:r>
+        <w:rPr>
+          <w:rStyle w:val="OperatorTok"/>
+        </w:rPr>
+        <w:t xml:space="preserve">+</w:t>
+      </w:r>
+      <w:r>
+        <w:rPr>
+          <w:rStyle w:val="NormalTok"/>
+        </w:rPr>
+        <w:t xml:space="preserve"> </w:t>
+      </w:r>
+      <w:r>
+        <w:rPr>
+          <w:rStyle w:val="DecValTok"/>
+        </w:rPr>
+        <w:t xml:space="preserve">1</w:t>
+      </w:r>
+      <w:r>
+        <w:rPr>
+          <w:rStyle w:val="NormalTok"/>
+        </w:rPr>
+        <w:t xml:space="preserve">, </w:t>
+      </w:r>
+      <w:r>
+        <w:rPr>
+          <w:rStyle w:val="DecValTok"/>
+        </w:rPr>
+        <w:t xml:space="preserve">1</w:t>
+      </w:r>
+      <w:r>
+        <w:rPr>
+          <w:rStyle w:val="NormalTok"/>
+        </w:rPr>
+        <w:t xml:space="preserve">) </w:t>
+      </w:r>
+      <w:r>
+        <w:rPr>
+          <w:rStyle w:val="OperatorTok"/>
+        </w:rPr>
+        <w:t xml:space="preserve">*</w:t>
+      </w:r>
+      <w:r>
+        <w:rPr>
+          <w:rStyle w:val="NormalTok"/>
+        </w:rPr>
+        <w:t xml:space="preserve"> dt</w:t>
+      </w:r>
+      <w:r>
+        <w:br w:type="textWrapping"/>
+      </w:r>
+      <w:r>
+        <w:rPr>
+          <w:rStyle w:val="NormalTok"/>
+        </w:rPr>
+        <w:t xml:space="preserve">pickup </w:t>
+      </w:r>
+      <w:r>
+        <w:rPr>
+          <w:rStyle w:val="OperatorTok"/>
+        </w:rPr>
+        <w:t xml:space="preserve">=</w:t>
+      </w:r>
+      <w:r>
+        <w:rPr>
+          <w:rStyle w:val="NormalTok"/>
+        </w:rPr>
+        <w:t xml:space="preserve"> </w:t>
+      </w:r>
+      <w:r>
+        <w:rPr>
+          <w:rStyle w:val="BuiltInTok"/>
+        </w:rPr>
+        <w:t xml:space="preserve">int</w:t>
+      </w:r>
+      <w:r>
+        <w:rPr>
+          <w:rStyle w:val="NormalTok"/>
+        </w:rPr>
+        <w:t xml:space="preserve">(</w:t>
+      </w:r>
+      <w:r>
+        <w:rPr>
+          <w:rStyle w:val="BuiltInTok"/>
+        </w:rPr>
+        <w:t xml:space="preserve">round</w:t>
+      </w:r>
+      <w:r>
+        <w:rPr>
+          <w:rStyle w:val="NormalTok"/>
+        </w:rPr>
+        <w:t xml:space="preserve">(M </w:t>
+      </w:r>
+      <w:r>
+        <w:rPr>
+          <w:rStyle w:val="OperatorTok"/>
+        </w:rPr>
+        <w:t xml:space="preserve">*</w:t>
+      </w:r>
+      <w:r>
+        <w:rPr>
+          <w:rStyle w:val="NormalTok"/>
+        </w:rPr>
+        <w:t xml:space="preserve"> pickup_position))</w:t>
+      </w:r>
+      <w:r>
+        <w:br w:type="textWrapping"/>
+      </w:r>
+      <w:r>
+        <w:rPr>
+          <w:rStyle w:val="NormalTok"/>
+        </w:rPr>
+        <w:t xml:space="preserve">asc </w:t>
+      </w:r>
+      <w:r>
+        <w:rPr>
+          <w:rStyle w:val="OperatorTok"/>
+        </w:rPr>
+        <w:t xml:space="preserve">=</w:t>
+      </w:r>
+      <w:r>
+        <w:rPr>
+          <w:rStyle w:val="NormalTok"/>
+        </w:rPr>
+        <w:t xml:space="preserve"> </w:t>
+      </w:r>
+      <w:r>
+        <w:rPr>
+          <w:rStyle w:val="BuiltInTok"/>
+        </w:rPr>
+        <w:t xml:space="preserve">int</w:t>
+      </w:r>
+      <w:r>
+        <w:rPr>
+          <w:rStyle w:val="NormalTok"/>
+        </w:rPr>
+        <w:t xml:space="preserve">(</w:t>
+      </w:r>
+      <w:r>
+        <w:rPr>
+          <w:rStyle w:val="BuiltInTok"/>
+        </w:rPr>
+        <w:t xml:space="preserve">round</w:t>
+      </w:r>
+      <w:r>
+        <w:rPr>
+          <w:rStyle w:val="NormalTok"/>
+        </w:rPr>
+        <w:t xml:space="preserve">(M </w:t>
+      </w:r>
+      <w:r>
+        <w:rPr>
+          <w:rStyle w:val="OperatorTok"/>
+        </w:rPr>
+        <w:t xml:space="preserve">*</w:t>
+      </w:r>
+      <w:r>
+        <w:rPr>
+          <w:rStyle w:val="NormalTok"/>
+        </w:rPr>
+        <w:t xml:space="preserve"> pluck_position))</w:t>
+      </w:r>
+      <w:r>
+        <w:br w:type="textWrapping"/>
+      </w:r>
+      <w:r>
+        <w:rPr>
+          <w:rStyle w:val="NormalTok"/>
+        </w:rPr>
+        <w:t xml:space="preserve">dsc </w:t>
+      </w:r>
+      <w:r>
+        <w:rPr>
+          <w:rStyle w:val="OperatorTok"/>
+        </w:rPr>
+        <w:t xml:space="preserve">=</w:t>
+      </w:r>
+      <w:r>
+        <w:rPr>
+          <w:rStyle w:val="NormalTok"/>
+        </w:rPr>
+        <w:t xml:space="preserve"> M </w:t>
+      </w:r>
+      <w:r>
+        <w:rPr>
+          <w:rStyle w:val="OperatorTok"/>
+        </w:rPr>
+        <w:t xml:space="preserve">+</w:t>
+      </w:r>
+      <w:r>
+        <w:rPr>
+          <w:rStyle w:val="NormalTok"/>
+        </w:rPr>
+        <w:t xml:space="preserve"> </w:t>
+      </w:r>
+      <w:r>
+        <w:rPr>
+          <w:rStyle w:val="DecValTok"/>
+        </w:rPr>
+        <w:t xml:space="preserve">2</w:t>
+      </w:r>
+      <w:r>
+        <w:rPr>
+          <w:rStyle w:val="NormalTok"/>
+        </w:rPr>
+        <w:t xml:space="preserve"> </w:t>
+      </w:r>
+      <w:r>
+        <w:rPr>
+          <w:rStyle w:val="OperatorTok"/>
+        </w:rPr>
+        <w:t xml:space="preserve">-</w:t>
+      </w:r>
+      <w:r>
+        <w:rPr>
+          <w:rStyle w:val="NormalTok"/>
+        </w:rPr>
+        <w:t xml:space="preserve"> asc</w:t>
+      </w:r>
+      <w:r>
+        <w:br w:type="textWrapping"/>
+      </w:r>
+      <w:r>
+        <w:rPr>
+          <w:rStyle w:val="NormalTok"/>
+        </w:rPr>
+        <w:t xml:space="preserve">X_asc </w:t>
+      </w:r>
+      <w:r>
+        <w:rPr>
+          <w:rStyle w:val="OperatorTok"/>
+        </w:rPr>
+        <w:t xml:space="preserve">=</w:t>
+      </w:r>
+      <w:r>
+        <w:rPr>
+          <w:rStyle w:val="NormalTok"/>
+        </w:rPr>
+        <w:t xml:space="preserve"> np.linspace(</w:t>
+      </w:r>
+      <w:r>
+        <w:rPr>
+          <w:rStyle w:val="DecValTok"/>
+        </w:rPr>
+        <w:t xml:space="preserve">0</w:t>
+      </w:r>
+      <w:r>
+        <w:rPr>
+          <w:rStyle w:val="NormalTok"/>
+        </w:rPr>
+        <w:t xml:space="preserve">, </w:t>
+      </w:r>
+      <w:r>
+        <w:rPr>
+          <w:rStyle w:val="DecValTok"/>
+        </w:rPr>
+        <w:t xml:space="preserve">1</w:t>
+      </w:r>
+      <w:r>
+        <w:rPr>
+          <w:rStyle w:val="NormalTok"/>
+        </w:rPr>
+        <w:t xml:space="preserve">, asc)</w:t>
+      </w:r>
+      <w:r>
+        <w:br w:type="textWrapping"/>
+      </w:r>
+      <w:r>
+        <w:rPr>
+          <w:rStyle w:val="NormalTok"/>
+        </w:rPr>
+        <w:t xml:space="preserve">X_dsc </w:t>
+      </w:r>
+      <w:r>
+        <w:rPr>
+          <w:rStyle w:val="OperatorTok"/>
+        </w:rPr>
+        <w:t xml:space="preserve">=</w:t>
+      </w:r>
+      <w:r>
+        <w:rPr>
+          <w:rStyle w:val="NormalTok"/>
+        </w:rPr>
+        <w:t xml:space="preserve"> np.linspace(</w:t>
+      </w:r>
+      <w:r>
+        <w:rPr>
+          <w:rStyle w:val="DecValTok"/>
+        </w:rPr>
+        <w:t xml:space="preserve">0</w:t>
+      </w:r>
+      <w:r>
+        <w:rPr>
+          <w:rStyle w:val="NormalTok"/>
+        </w:rPr>
+        <w:t xml:space="preserve">, </w:t>
+      </w:r>
+      <w:r>
+        <w:rPr>
+          <w:rStyle w:val="DecValTok"/>
+        </w:rPr>
+        <w:t xml:space="preserve">1</w:t>
+      </w:r>
+      <w:r>
+        <w:rPr>
+          <w:rStyle w:val="NormalTok"/>
+        </w:rPr>
+        <w:t xml:space="preserve">, dsc)[::</w:t>
+      </w:r>
+      <w:r>
+        <w:rPr>
+          <w:rStyle w:val="OperatorTok"/>
+        </w:rPr>
+        <w:t xml:space="preserve">-</w:t>
+      </w:r>
+      <w:r>
+        <w:rPr>
+          <w:rStyle w:val="DecValTok"/>
+        </w:rPr>
+        <w:t xml:space="preserve">1</w:t>
+      </w:r>
+      <w:r>
+        <w:rPr>
+          <w:rStyle w:val="NormalTok"/>
+        </w:rPr>
+        <w:t xml:space="preserve">][</w:t>
+      </w:r>
+      <w:r>
+        <w:rPr>
+          <w:rStyle w:val="DecValTok"/>
+        </w:rPr>
+        <w:t xml:space="preserve">1</w:t>
+      </w:r>
+      <w:r>
+        <w:rPr>
+          <w:rStyle w:val="NormalTok"/>
+        </w:rPr>
+        <w:t xml:space="preserve">: ]</w:t>
+      </w:r>
+      <w:r>
+        <w:br w:type="textWrapping"/>
+      </w:r>
+      <w:r>
+        <w:rPr>
+          <w:rStyle w:val="NormalTok"/>
+        </w:rPr>
+        <w:t xml:space="preserve">y </w:t>
+      </w:r>
+      <w:r>
+        <w:rPr>
+          <w:rStyle w:val="OperatorTok"/>
+        </w:rPr>
+        <w:t xml:space="preserve">=</w:t>
+      </w:r>
+      <w:r>
+        <w:rPr>
+          <w:rStyle w:val="NormalTok"/>
+        </w:rPr>
+        <w:t xml:space="preserve"> np.zeros(M </w:t>
+      </w:r>
+      <w:r>
+        <w:rPr>
+          <w:rStyle w:val="OperatorTok"/>
+        </w:rPr>
+        <w:t xml:space="preserve">+</w:t>
+      </w:r>
+      <w:r>
+        <w:rPr>
+          <w:rStyle w:val="NormalTok"/>
+        </w:rPr>
+        <w:t xml:space="preserve"> </w:t>
+      </w:r>
+      <w:r>
+        <w:rPr>
+          <w:rStyle w:val="DecValTok"/>
+        </w:rPr>
+        <w:t xml:space="preserve">1</w:t>
+      </w:r>
+      <w:r>
+        <w:rPr>
+          <w:rStyle w:val="NormalTok"/>
+        </w:rPr>
+        <w:t xml:space="preserve">)</w:t>
+      </w:r>
+      <w:r>
+        <w:br w:type="textWrapping"/>
+      </w:r>
+      <w:r>
+        <w:rPr>
+          <w:rStyle w:val="NormalTok"/>
+        </w:rPr>
+        <w:t xml:space="preserve">y_1 </w:t>
+      </w:r>
+      <w:r>
+        <w:rPr>
+          <w:rStyle w:val="OperatorTok"/>
+        </w:rPr>
+        <w:t xml:space="preserve">=</w:t>
+      </w:r>
+      <w:r>
+        <w:rPr>
+          <w:rStyle w:val="NormalTok"/>
+        </w:rPr>
+        <w:t xml:space="preserve"> np.hstack([X_asc,X_dsc]) </w:t>
+      </w:r>
+      <w:r>
+        <w:rPr>
+          <w:rStyle w:val="OperatorTok"/>
+        </w:rPr>
+        <w:t xml:space="preserve">*</w:t>
+      </w:r>
+      <w:r>
+        <w:rPr>
+          <w:rStyle w:val="NormalTok"/>
+        </w:rPr>
+        <w:t xml:space="preserve"> amplitude </w:t>
+      </w:r>
+      <w:r>
+        <w:rPr>
+          <w:rStyle w:val="OperatorTok"/>
+        </w:rPr>
+        <w:t xml:space="preserve">*</w:t>
+      </w:r>
+      <w:r>
+        <w:rPr>
+          <w:rStyle w:val="NormalTok"/>
+        </w:rPr>
+        <w:t xml:space="preserve"> np.random.normal(</w:t>
+      </w:r>
+      <w:r>
+        <w:rPr>
+          <w:rStyle w:val="DecValTok"/>
+        </w:rPr>
+        <w:t xml:space="preserve">1</w:t>
+      </w:r>
+      <w:r>
+        <w:rPr>
+          <w:rStyle w:val="NormalTok"/>
+        </w:rPr>
+        <w:t xml:space="preserve">, </w:t>
+      </w:r>
+      <w:r>
+        <w:rPr>
+          <w:rStyle w:val="FloatTok"/>
+        </w:rPr>
+        <w:t xml:space="preserve">.01</w:t>
+      </w:r>
+      <w:r>
+        <w:rPr>
+          <w:rStyle w:val="NormalTok"/>
+        </w:rPr>
+        <w:t xml:space="preserve">, M </w:t>
+      </w:r>
+      <w:r>
+        <w:rPr>
+          <w:rStyle w:val="OperatorTok"/>
+        </w:rPr>
+        <w:t xml:space="preserve">+</w:t>
+      </w:r>
+      <w:r>
+        <w:rPr>
+          <w:rStyle w:val="NormalTok"/>
+        </w:rPr>
+        <w:t xml:space="preserve"> </w:t>
+      </w:r>
+      <w:r>
+        <w:rPr>
+          <w:rStyle w:val="DecValTok"/>
+        </w:rPr>
+        <w:t xml:space="preserve">1</w:t>
+      </w:r>
+      <w:r>
+        <w:rPr>
+          <w:rStyle w:val="NormalTok"/>
+        </w:rPr>
+        <w:t xml:space="preserve">) </w:t>
+      </w:r>
+      <w:r>
+        <w:rPr>
+          <w:rStyle w:val="CommentTok"/>
+        </w:rPr>
+        <w:t xml:space="preserve"># initial displacement shape</w:t>
+      </w:r>
+      <w:r>
+        <w:br w:type="textWrapping"/>
+      </w:r>
+      <w:r>
+        <w:rPr>
+          <w:rStyle w:val="NormalTok"/>
+        </w:rPr>
+        <w:t xml:space="preserve">y_2 </w:t>
+      </w:r>
+      <w:r>
+        <w:rPr>
+          <w:rStyle w:val="OperatorTok"/>
+        </w:rPr>
+        <w:t xml:space="preserve">=</w:t>
+      </w:r>
+      <w:r>
+        <w:rPr>
+          <w:rStyle w:val="NormalTok"/>
+        </w:rPr>
+        <w:t xml:space="preserve"> np.zeros(M </w:t>
+      </w:r>
+      <w:r>
+        <w:rPr>
+          <w:rStyle w:val="OperatorTok"/>
+        </w:rPr>
+        <w:t xml:space="preserve">+</w:t>
+      </w:r>
+      <w:r>
+        <w:rPr>
+          <w:rStyle w:val="NormalTok"/>
+        </w:rPr>
+        <w:t xml:space="preserve"> </w:t>
+      </w:r>
+      <w:r>
+        <w:rPr>
+          <w:rStyle w:val="DecValTok"/>
+        </w:rPr>
+        <w:t xml:space="preserve">1</w:t>
+      </w:r>
+      <w:r>
+        <w:rPr>
+          <w:rStyle w:val="NormalTok"/>
+        </w:rPr>
+        <w:t xml:space="preserve">)</w:t>
+      </w:r>
+      <w:r>
+        <w:br w:type="textWrapping"/>
+      </w:r>
+      <w:r>
+        <w:br w:type="textWrapping"/>
+      </w:r>
+      <w:r>
+        <w:rPr>
+          <w:rStyle w:val="NormalTok"/>
+        </w:rPr>
+        <w:t xml:space="preserve">ctr</w:t>
+      </w:r>
+      <w:r>
+        <w:rPr>
+          <w:rStyle w:val="OperatorTok"/>
+        </w:rPr>
+        <w:t xml:space="preserve">=</w:t>
+      </w:r>
+      <w:r>
+        <w:rPr>
+          <w:rStyle w:val="DecValTok"/>
+        </w:rPr>
+        <w:t xml:space="preserve">0</w:t>
+      </w:r>
+      <w:r>
+        <w:br w:type="textWrapping"/>
+      </w:r>
+      <w:r>
+        <w:rPr>
+          <w:rStyle w:val="NormalTok"/>
+        </w:rPr>
+        <w:t xml:space="preserve">w </w:t>
+      </w:r>
+      <w:r>
+        <w:rPr>
+          <w:rStyle w:val="OperatorTok"/>
+        </w:rPr>
+        <w:t xml:space="preserve">=</w:t>
+      </w:r>
+      <w:r>
+        <w:rPr>
+          <w:rStyle w:val="NormalTok"/>
+        </w:rPr>
+        <w:t xml:space="preserve"> []</w:t>
+      </w:r>
+      <w:r>
+        <w:br w:type="textWrapping"/>
+      </w:r>
+      <w:r>
+        <w:rPr>
+          <w:rStyle w:val="ControlFlowTok"/>
+        </w:rPr>
+        <w:t xml:space="preserve">for</w:t>
+      </w:r>
+      <w:r>
+        <w:rPr>
+          <w:rStyle w:val="NormalTok"/>
+        </w:rPr>
+        <w:t xml:space="preserve"> i </w:t>
+      </w:r>
+      <w:r>
+        <w:rPr>
+          <w:rStyle w:val="KeywordTok"/>
+        </w:rPr>
+        <w:t xml:space="preserve">in</w:t>
+      </w:r>
+      <w:r>
+        <w:rPr>
+          <w:rStyle w:val="NormalTok"/>
+        </w:rPr>
+        <w:t xml:space="preserve"> </w:t>
+      </w:r>
+      <w:r>
+        <w:rPr>
+          <w:rStyle w:val="BuiltInTok"/>
+        </w:rPr>
+        <w:t xml:space="preserve">range</w:t>
+      </w:r>
+      <w:r>
+        <w:rPr>
+          <w:rStyle w:val="NormalTok"/>
+        </w:rPr>
+        <w:t xml:space="preserve">(</w:t>
+      </w:r>
+      <w:r>
+        <w:rPr>
+          <w:rStyle w:val="DecValTok"/>
+        </w:rPr>
+        <w:t xml:space="preserve">1</w:t>
+      </w:r>
+      <w:r>
+        <w:rPr>
+          <w:rStyle w:val="NormalTok"/>
+        </w:rPr>
+        <w:t xml:space="preserve">, M):</w:t>
+      </w:r>
+      <w:r>
+        <w:br w:type="textWrapping"/>
+      </w:r>
+      <w:r>
+        <w:rPr>
+          <w:rStyle w:val="NormalTok"/>
+        </w:rPr>
+        <w:t xml:space="preserve">  y[i] </w:t>
+      </w:r>
+      <w:r>
+        <w:rPr>
+          <w:rStyle w:val="OperatorTok"/>
+        </w:rPr>
+        <w:t xml:space="preserve">=</w:t>
+      </w:r>
+      <w:r>
+        <w:rPr>
+          <w:rStyle w:val="NormalTok"/>
+        </w:rPr>
+        <w:t xml:space="preserve"> y_1[i] </w:t>
+      </w:r>
+      <w:r>
+        <w:rPr>
+          <w:rStyle w:val="OperatorTok"/>
+        </w:rPr>
+        <w:t xml:space="preserve">+</w:t>
+      </w:r>
+      <w:r>
+        <w:rPr>
+          <w:rStyle w:val="NormalTok"/>
+        </w:rPr>
+        <w:t xml:space="preserve"> </w:t>
+      </w:r>
+      <w:r>
+        <w:rPr>
+          <w:rStyle w:val="FloatTok"/>
+        </w:rPr>
+        <w:t xml:space="preserve">0.5</w:t>
+      </w:r>
+      <w:r>
+        <w:rPr>
+          <w:rStyle w:val="NormalTok"/>
+        </w:rPr>
+        <w:t xml:space="preserve"> </w:t>
+      </w:r>
+      <w:r>
+        <w:rPr>
+          <w:rStyle w:val="OperatorTok"/>
+        </w:rPr>
+        <w:t xml:space="preserve">*</w:t>
+      </w:r>
+      <w:r>
+        <w:rPr>
+          <w:rStyle w:val="NormalTok"/>
+        </w:rPr>
+        <w:t xml:space="preserve"> C</w:t>
+      </w:r>
+      <w:r>
+        <w:rPr>
+          <w:rStyle w:val="OperatorTok"/>
+        </w:rPr>
+        <w:t xml:space="preserve">**</w:t>
+      </w:r>
+      <w:r>
+        <w:rPr>
+          <w:rStyle w:val="DecValTok"/>
+        </w:rPr>
+        <w:t xml:space="preserve">2</w:t>
+      </w:r>
+      <w:r>
+        <w:rPr>
+          <w:rStyle w:val="NormalTok"/>
+        </w:rPr>
+        <w:t xml:space="preserve"> </w:t>
+      </w:r>
+      <w:r>
+        <w:rPr>
+          <w:rStyle w:val="OperatorTok"/>
+        </w:rPr>
+        <w:t xml:space="preserve">*</w:t>
+      </w:r>
+      <w:r>
+        <w:rPr>
+          <w:rStyle w:val="NormalTok"/>
+        </w:rPr>
+        <w:t xml:space="preserve">(y_1[i</w:t>
+      </w:r>
+      <w:r>
+        <w:rPr>
+          <w:rStyle w:val="OperatorTok"/>
+        </w:rPr>
+        <w:t xml:space="preserve">+</w:t>
+      </w:r>
+      <w:r>
+        <w:rPr>
+          <w:rStyle w:val="DecValTok"/>
+        </w:rPr>
+        <w:t xml:space="preserve">1</w:t>
+      </w:r>
+      <w:r>
+        <w:rPr>
+          <w:rStyle w:val="NormalTok"/>
+        </w:rPr>
+        <w:t xml:space="preserve">] </w:t>
+      </w:r>
+      <w:r>
+        <w:rPr>
+          <w:rStyle w:val="OperatorTok"/>
+        </w:rPr>
+        <w:t xml:space="preserve">-</w:t>
+      </w:r>
+      <w:r>
+        <w:rPr>
+          <w:rStyle w:val="NormalTok"/>
+        </w:rPr>
+        <w:t xml:space="preserve"> </w:t>
+      </w:r>
+      <w:r>
+        <w:rPr>
+          <w:rStyle w:val="DecValTok"/>
+        </w:rPr>
+        <w:t xml:space="preserve">2</w:t>
+      </w:r>
+      <w:r>
+        <w:rPr>
+          <w:rStyle w:val="OperatorTok"/>
+        </w:rPr>
+        <w:t xml:space="preserve">*</w:t>
+      </w:r>
+      <w:r>
+        <w:rPr>
+          <w:rStyle w:val="NormalTok"/>
+        </w:rPr>
+        <w:t xml:space="preserve">y_1[i] </w:t>
+      </w:r>
+      <w:r>
+        <w:rPr>
+          <w:rStyle w:val="OperatorTok"/>
+        </w:rPr>
+        <w:t xml:space="preserve">+</w:t>
+      </w:r>
+      <w:r>
+        <w:rPr>
+          <w:rStyle w:val="NormalTok"/>
+        </w:rPr>
+        <w:t xml:space="preserve"> y_1[i</w:t>
+      </w:r>
+      <w:r>
+        <w:rPr>
+          <w:rStyle w:val="DecValTok"/>
+        </w:rPr>
+        <w:t xml:space="preserve">-1</w:t>
+      </w:r>
+      <w:r>
+        <w:rPr>
+          <w:rStyle w:val="NormalTok"/>
+        </w:rPr>
+        <w:t xml:space="preserve">])</w:t>
+      </w:r>
+      <w:r>
+        <w:br w:type="textWrapping"/>
+      </w:r>
+      <w:r>
+        <w:rPr>
+          <w:rStyle w:val="NormalTok"/>
+        </w:rPr>
+        <w:t xml:space="preserve">y[</w:t>
+      </w:r>
+      <w:r>
+        <w:rPr>
+          <w:rStyle w:val="DecValTok"/>
+        </w:rPr>
+        <w:t xml:space="preserve">0</w:t>
+      </w:r>
+      <w:r>
+        <w:rPr>
+          <w:rStyle w:val="NormalTok"/>
+        </w:rPr>
+        <w:t xml:space="preserve">] </w:t>
+      </w:r>
+      <w:r>
+        <w:rPr>
+          <w:rStyle w:val="OperatorTok"/>
+        </w:rPr>
+        <w:t xml:space="preserve">=</w:t>
+      </w:r>
+      <w:r>
+        <w:rPr>
+          <w:rStyle w:val="NormalTok"/>
+        </w:rPr>
+        <w:t xml:space="preserve"> </w:t>
+      </w:r>
+      <w:r>
+        <w:rPr>
+          <w:rStyle w:val="DecValTok"/>
+        </w:rPr>
+        <w:t xml:space="preserve">0</w:t>
+      </w:r>
+      <w:r>
+        <w:br w:type="textWrapping"/>
+      </w:r>
+      <w:r>
+        <w:rPr>
+          <w:rStyle w:val="NormalTok"/>
+        </w:rPr>
+        <w:t xml:space="preserve">y[M] </w:t>
+      </w:r>
+      <w:r>
+        <w:rPr>
+          <w:rStyle w:val="OperatorTok"/>
+        </w:rPr>
+        <w:t xml:space="preserve">=</w:t>
+      </w:r>
+      <w:r>
+        <w:rPr>
+          <w:rStyle w:val="NormalTok"/>
+        </w:rPr>
+        <w:t xml:space="preserve"> </w:t>
+      </w:r>
+      <w:r>
+        <w:rPr>
+          <w:rStyle w:val="DecValTok"/>
+        </w:rPr>
+        <w:t xml:space="preserve">0</w:t>
+      </w:r>
+      <w:r>
+        <w:br w:type="textWrapping"/>
+      </w:r>
+      <w:r>
+        <w:rPr>
+          <w:rStyle w:val="NormalTok"/>
+        </w:rPr>
+        <w:t xml:space="preserve">w.append(y[pickup])</w:t>
+      </w:r>
+      <w:r>
+        <w:br w:type="textWrapping"/>
+      </w:r>
+      <w:r>
+        <w:rPr>
+          <w:rStyle w:val="NormalTok"/>
+        </w:rPr>
+        <w:t xml:space="preserve">y_2[:] </w:t>
+      </w:r>
+      <w:r>
+        <w:rPr>
+          <w:rStyle w:val="OperatorTok"/>
+        </w:rPr>
+        <w:t xml:space="preserve">=</w:t>
+      </w:r>
+      <w:r>
+        <w:rPr>
+          <w:rStyle w:val="NormalTok"/>
+        </w:rPr>
+        <w:t xml:space="preserve"> y_1</w:t>
+      </w:r>
+      <w:r>
+        <w:br w:type="textWrapping"/>
+      </w:r>
+      <w:r>
+        <w:rPr>
+          <w:rStyle w:val="NormalTok"/>
+        </w:rPr>
+        <w:t xml:space="preserve">y_1[:] </w:t>
+      </w:r>
+      <w:r>
+        <w:rPr>
+          <w:rStyle w:val="OperatorTok"/>
+        </w:rPr>
+        <w:t xml:space="preserve">=</w:t>
+      </w:r>
+      <w:r>
+        <w:rPr>
+          <w:rStyle w:val="NormalTok"/>
+        </w:rPr>
+        <w:t xml:space="preserve"> y</w:t>
+      </w:r>
+      <w:r>
+        <w:br w:type="textWrapping"/>
+      </w:r>
+      <w:r>
+        <w:rPr>
+          <w:rStyle w:val="NormalTok"/>
+        </w:rPr>
+        <w:t xml:space="preserve">ctr </w:t>
+      </w:r>
+      <w:r>
+        <w:rPr>
+          <w:rStyle w:val="OperatorTok"/>
+        </w:rPr>
+        <w:t xml:space="preserve">+=</w:t>
+      </w:r>
+      <w:r>
+        <w:rPr>
+          <w:rStyle w:val="NormalTok"/>
+        </w:rPr>
+        <w:t xml:space="preserve"> </w:t>
+      </w:r>
+      <w:r>
+        <w:rPr>
+          <w:rStyle w:val="DecValTok"/>
+        </w:rPr>
+        <w:t xml:space="preserve">1</w:t>
+      </w:r>
+      <w:r>
+        <w:br w:type="textWrapping"/>
+      </w:r>
+      <w:r>
+        <w:rPr>
+          <w:rStyle w:val="ControlFlowTok"/>
+        </w:rPr>
+        <w:t xml:space="preserve">for</w:t>
+      </w:r>
+      <w:r>
+        <w:rPr>
+          <w:rStyle w:val="NormalTok"/>
+        </w:rPr>
+        <w:t xml:space="preserve"> j </w:t>
+      </w:r>
+      <w:r>
+        <w:rPr>
+          <w:rStyle w:val="KeywordTok"/>
+        </w:rPr>
+        <w:t xml:space="preserve">in</w:t>
+      </w:r>
+      <w:r>
+        <w:rPr>
+          <w:rStyle w:val="NormalTok"/>
+        </w:rPr>
+        <w:t xml:space="preserve"> </w:t>
+      </w:r>
+      <w:r>
+        <w:rPr>
+          <w:rStyle w:val="BuiltInTok"/>
+        </w:rPr>
+        <w:t xml:space="preserve">range</w:t>
+      </w:r>
+      <w:r>
+        <w:rPr>
+          <w:rStyle w:val="NormalTok"/>
+        </w:rPr>
+        <w:t xml:space="preserve">(</w:t>
+      </w:r>
+      <w:r>
+        <w:rPr>
+          <w:rStyle w:val="DecValTok"/>
+        </w:rPr>
+        <w:t xml:space="preserve">1</w:t>
+      </w:r>
+      <w:r>
+        <w:rPr>
+          <w:rStyle w:val="NormalTok"/>
+        </w:rPr>
+        <w:t xml:space="preserve">, N):</w:t>
+      </w:r>
+      <w:r>
+        <w:br w:type="textWrapping"/>
+      </w:r>
+      <w:r>
+        <w:rPr>
+          <w:rStyle w:val="NormalTok"/>
+        </w:rPr>
+        <w:t xml:space="preserve">  </w:t>
+      </w:r>
+      <w:r>
+        <w:rPr>
+          <w:rStyle w:val="BuiltInTok"/>
+        </w:rPr>
+        <w:t xml:space="preserve">print</w:t>
+      </w:r>
+      <w:r>
+        <w:rPr>
+          <w:rStyle w:val="NormalTok"/>
+        </w:rPr>
+        <w:t xml:space="preserve">(</w:t>
+      </w:r>
+      <w:r>
+        <w:rPr>
+          <w:rStyle w:val="StringTok"/>
+        </w:rPr>
+        <w:t xml:space="preserve">'step '</w:t>
+      </w:r>
+      <w:r>
+        <w:rPr>
+          <w:rStyle w:val="NormalTok"/>
+        </w:rPr>
+        <w:t xml:space="preserve">, ctr,</w:t>
+      </w:r>
+      <w:r>
+        <w:rPr>
+          <w:rStyle w:val="StringTok"/>
+        </w:rPr>
+        <w:t xml:space="preserve">' of '</w:t>
+      </w:r>
+      <w:r>
+        <w:rPr>
+          <w:rStyle w:val="NormalTok"/>
+        </w:rPr>
+        <w:t xml:space="preserve">, N)</w:t>
+      </w:r>
+      <w:r>
+        <w:br w:type="textWrapping"/>
+      </w:r>
+      <w:r>
+        <w:rPr>
+          <w:rStyle w:val="NormalTok"/>
+        </w:rPr>
+        <w:t xml:space="preserve">  </w:t>
+      </w:r>
+      <w:r>
+        <w:rPr>
+          <w:rStyle w:val="ControlFlowTok"/>
+        </w:rPr>
+        <w:t xml:space="preserve">for</w:t>
+      </w:r>
+      <w:r>
+        <w:rPr>
+          <w:rStyle w:val="NormalTok"/>
+        </w:rPr>
+        <w:t xml:space="preserve"> i </w:t>
+      </w:r>
+      <w:r>
+        <w:rPr>
+          <w:rStyle w:val="KeywordTok"/>
+        </w:rPr>
+        <w:t xml:space="preserve">in</w:t>
+      </w:r>
+      <w:r>
+        <w:rPr>
+          <w:rStyle w:val="NormalTok"/>
+        </w:rPr>
+        <w:t xml:space="preserve"> </w:t>
+      </w:r>
+      <w:r>
+        <w:rPr>
+          <w:rStyle w:val="BuiltInTok"/>
+        </w:rPr>
+        <w:t xml:space="preserve">range</w:t>
+      </w:r>
+      <w:r>
+        <w:rPr>
+          <w:rStyle w:val="NormalTok"/>
+        </w:rPr>
+        <w:t xml:space="preserve">(</w:t>
+      </w:r>
+      <w:r>
+        <w:rPr>
+          <w:rStyle w:val="DecValTok"/>
+        </w:rPr>
+        <w:t xml:space="preserve">1</w:t>
+      </w:r>
+      <w:r>
+        <w:rPr>
+          <w:rStyle w:val="NormalTok"/>
+        </w:rPr>
+        <w:t xml:space="preserve">, M):</w:t>
+      </w:r>
+      <w:r>
+        <w:br w:type="textWrapping"/>
+      </w:r>
+      <w:r>
+        <w:rPr>
+          <w:rStyle w:val="NormalTok"/>
+        </w:rPr>
+        <w:t xml:space="preserve">    y[i] </w:t>
+      </w:r>
+      <w:r>
+        <w:rPr>
+          <w:rStyle w:val="OperatorTok"/>
+        </w:rPr>
+        <w:t xml:space="preserve">=</w:t>
+      </w:r>
+      <w:r>
+        <w:rPr>
+          <w:rStyle w:val="NormalTok"/>
+        </w:rPr>
+        <w:t xml:space="preserve"> </w:t>
+      </w:r>
+      <w:r>
+        <w:rPr>
+          <w:rStyle w:val="DecValTok"/>
+        </w:rPr>
+        <w:t xml:space="preserve">2</w:t>
+      </w:r>
+      <w:r>
+        <w:rPr>
+          <w:rStyle w:val="NormalTok"/>
+        </w:rPr>
+        <w:t xml:space="preserve"> </w:t>
+      </w:r>
+      <w:r>
+        <w:rPr>
+          <w:rStyle w:val="OperatorTok"/>
+        </w:rPr>
+        <w:t xml:space="preserve">*</w:t>
+      </w:r>
+      <w:r>
+        <w:rPr>
+          <w:rStyle w:val="NormalTok"/>
+        </w:rPr>
+        <w:t xml:space="preserve"> y_1[i] </w:t>
+      </w:r>
+      <w:r>
+        <w:rPr>
+          <w:rStyle w:val="OperatorTok"/>
+        </w:rPr>
+        <w:t xml:space="preserve">-</w:t>
+      </w:r>
+      <w:r>
+        <w:rPr>
+          <w:rStyle w:val="NormalTok"/>
+        </w:rPr>
+        <w:t xml:space="preserve"> y_2[i] </w:t>
+      </w:r>
+      <w:r>
+        <w:rPr>
+          <w:rStyle w:val="OperatorTok"/>
+        </w:rPr>
+        <w:t xml:space="preserve">+</w:t>
+      </w:r>
+      <w:r>
+        <w:rPr>
+          <w:rStyle w:val="NormalTok"/>
+        </w:rPr>
+        <w:t xml:space="preserve"> C</w:t>
+      </w:r>
+      <w:r>
+        <w:rPr>
+          <w:rStyle w:val="OperatorTok"/>
+        </w:rPr>
+        <w:t xml:space="preserve">**</w:t>
+      </w:r>
+      <w:r>
+        <w:rPr>
+          <w:rStyle w:val="DecValTok"/>
+        </w:rPr>
+        <w:t xml:space="preserve">2</w:t>
+      </w:r>
+      <w:r>
+        <w:rPr>
+          <w:rStyle w:val="NormalTok"/>
+        </w:rPr>
+        <w:t xml:space="preserve"> </w:t>
+      </w:r>
+      <w:r>
+        <w:rPr>
+          <w:rStyle w:val="OperatorTok"/>
+        </w:rPr>
+        <w:t xml:space="preserve">*</w:t>
+      </w:r>
+      <w:r>
+        <w:rPr>
+          <w:rStyle w:val="NormalTok"/>
+        </w:rPr>
+        <w:t xml:space="preserve"> (y_1[i</w:t>
+      </w:r>
+      <w:r>
+        <w:rPr>
+          <w:rStyle w:val="OperatorTok"/>
+        </w:rPr>
+        <w:t xml:space="preserve">+</w:t>
+      </w:r>
+      <w:r>
+        <w:rPr>
+          <w:rStyle w:val="DecValTok"/>
+        </w:rPr>
+        <w:t xml:space="preserve">1</w:t>
+      </w:r>
+      <w:r>
+        <w:rPr>
+          <w:rStyle w:val="NormalTok"/>
+        </w:rPr>
+        <w:t xml:space="preserve">] </w:t>
+      </w:r>
+      <w:r>
+        <w:rPr>
+          <w:rStyle w:val="OperatorTok"/>
+        </w:rPr>
+        <w:t xml:space="preserve">-</w:t>
+      </w:r>
+      <w:r>
+        <w:rPr>
+          <w:rStyle w:val="NormalTok"/>
+        </w:rPr>
+        <w:t xml:space="preserve"> </w:t>
+      </w:r>
+      <w:r>
+        <w:rPr>
+          <w:rStyle w:val="DecValTok"/>
+        </w:rPr>
+        <w:t xml:space="preserve">2</w:t>
+      </w:r>
+      <w:r>
+        <w:rPr>
+          <w:rStyle w:val="OperatorTok"/>
+        </w:rPr>
+        <w:t xml:space="preserve">*</w:t>
+      </w:r>
+      <w:r>
+        <w:rPr>
+          <w:rStyle w:val="NormalTok"/>
+        </w:rPr>
+        <w:t xml:space="preserve">y_1[i] </w:t>
+      </w:r>
+      <w:r>
+        <w:rPr>
+          <w:rStyle w:val="OperatorTok"/>
+        </w:rPr>
+        <w:t xml:space="preserve">+</w:t>
+      </w:r>
+      <w:r>
+        <w:rPr>
+          <w:rStyle w:val="NormalTok"/>
+        </w:rPr>
+        <w:t xml:space="preserve"> y_1[i</w:t>
+      </w:r>
+      <w:r>
+        <w:rPr>
+          <w:rStyle w:val="DecValTok"/>
+        </w:rPr>
+        <w:t xml:space="preserve">-1</w:t>
+      </w:r>
+      <w:r>
+        <w:rPr>
+          <w:rStyle w:val="NormalTok"/>
+        </w:rPr>
+        <w:t xml:space="preserve">])</w:t>
+      </w:r>
+      <w:r>
+        <w:br w:type="textWrapping"/>
+      </w:r>
+      <w:r>
+        <w:rPr>
+          <w:rStyle w:val="NormalTok"/>
+        </w:rPr>
+        <w:t xml:space="preserve">  y[</w:t>
+      </w:r>
+      <w:r>
+        <w:rPr>
+          <w:rStyle w:val="DecValTok"/>
+        </w:rPr>
+        <w:t xml:space="preserve">0</w:t>
+      </w:r>
+      <w:r>
+        <w:rPr>
+          <w:rStyle w:val="NormalTok"/>
+        </w:rPr>
+        <w:t xml:space="preserve">] </w:t>
+      </w:r>
+      <w:r>
+        <w:rPr>
+          <w:rStyle w:val="OperatorTok"/>
+        </w:rPr>
+        <w:t xml:space="preserve">=</w:t>
+      </w:r>
+      <w:r>
+        <w:rPr>
+          <w:rStyle w:val="NormalTok"/>
+        </w:rPr>
+        <w:t xml:space="preserve"> y[</w:t>
+      </w:r>
+      <w:r>
+        <w:rPr>
+          <w:rStyle w:val="DecValTok"/>
+        </w:rPr>
+        <w:t xml:space="preserve">0</w:t>
+      </w:r>
+      <w:r>
+        <w:rPr>
+          <w:rStyle w:val="NormalTok"/>
+        </w:rPr>
+        <w:t xml:space="preserve">] </w:t>
+      </w:r>
+      <w:r>
+        <w:rPr>
+          <w:rStyle w:val="OperatorTok"/>
+        </w:rPr>
+        <w:t xml:space="preserve">*</w:t>
+      </w:r>
+      <w:r>
+        <w:rPr>
+          <w:rStyle w:val="NormalTok"/>
+        </w:rPr>
+        <w:t xml:space="preserve"> </w:t>
+      </w:r>
+      <w:r>
+        <w:rPr>
+          <w:rStyle w:val="FloatTok"/>
+        </w:rPr>
+        <w:t xml:space="preserve">0.5</w:t>
+      </w:r>
+      <w:r>
+        <w:br w:type="textWrapping"/>
+      </w:r>
+      <w:r>
+        <w:rPr>
+          <w:rStyle w:val="NormalTok"/>
+        </w:rPr>
+        <w:t xml:space="preserve">  y[M] </w:t>
+      </w:r>
+      <w:r>
+        <w:rPr>
+          <w:rStyle w:val="OperatorTok"/>
+        </w:rPr>
+        <w:t xml:space="preserve">=</w:t>
+      </w:r>
+      <w:r>
+        <w:rPr>
+          <w:rStyle w:val="NormalTok"/>
+        </w:rPr>
+        <w:t xml:space="preserve"> y[M] </w:t>
+      </w:r>
+      <w:r>
+        <w:rPr>
+          <w:rStyle w:val="OperatorTok"/>
+        </w:rPr>
+        <w:t xml:space="preserve">*</w:t>
+      </w:r>
+      <w:r>
+        <w:rPr>
+          <w:rStyle w:val="NormalTok"/>
+        </w:rPr>
+        <w:t xml:space="preserve"> </w:t>
+      </w:r>
+      <w:r>
+        <w:rPr>
+          <w:rStyle w:val="FloatTok"/>
+        </w:rPr>
+        <w:t xml:space="preserve">0.5</w:t>
+      </w:r>
+      <w:r>
+        <w:br w:type="textWrapping"/>
+      </w:r>
+      <w:r>
+        <w:rPr>
+          <w:rStyle w:val="NormalTok"/>
+        </w:rPr>
+        <w:t xml:space="preserve">  y </w:t>
+      </w:r>
+      <w:r>
+        <w:rPr>
+          <w:rStyle w:val="OperatorTok"/>
+        </w:rPr>
+        <w:t xml:space="preserve">=</w:t>
+      </w:r>
+      <w:r>
+        <w:rPr>
+          <w:rStyle w:val="NormalTok"/>
+        </w:rPr>
+        <w:t xml:space="preserve"> y </w:t>
+      </w:r>
+      <w:r>
+        <w:rPr>
+          <w:rStyle w:val="OperatorTok"/>
+        </w:rPr>
+        <w:t xml:space="preserve">*</w:t>
+      </w:r>
+      <w:r>
+        <w:rPr>
+          <w:rStyle w:val="NormalTok"/>
+        </w:rPr>
+        <w:t xml:space="preserve"> sustain</w:t>
+      </w:r>
+      <w:r>
+        <w:br w:type="textWrapping"/>
+      </w:r>
+      <w:r>
+        <w:rPr>
+          <w:rStyle w:val="NormalTok"/>
+        </w:rPr>
+        <w:t xml:space="preserve">  w.append(y[pickup])</w:t>
+      </w:r>
+      <w:r>
+        <w:br w:type="textWrapping"/>
+      </w:r>
+      <w:r>
+        <w:rPr>
+          <w:rStyle w:val="NormalTok"/>
+        </w:rPr>
+        <w:t xml:space="preserve">  y_2[:] </w:t>
+      </w:r>
+      <w:r>
+        <w:rPr>
+          <w:rStyle w:val="OperatorTok"/>
+        </w:rPr>
+        <w:t xml:space="preserve">=</w:t>
+      </w:r>
+      <w:r>
+        <w:rPr>
+          <w:rStyle w:val="NormalTok"/>
+        </w:rPr>
+        <w:t xml:space="preserve"> y_1 </w:t>
+      </w:r>
+      <w:r>
+        <w:br w:type="textWrapping"/>
+      </w:r>
+      <w:r>
+        <w:rPr>
+          <w:rStyle w:val="NormalTok"/>
+        </w:rPr>
+        <w:t xml:space="preserve">  y_1[:] </w:t>
+      </w:r>
+      <w:r>
+        <w:rPr>
+          <w:rStyle w:val="OperatorTok"/>
+        </w:rPr>
+        <w:t xml:space="preserve">=</w:t>
+      </w:r>
+      <w:r>
+        <w:rPr>
+          <w:rStyle w:val="NormalTok"/>
+        </w:rPr>
+        <w:t xml:space="preserve"> y</w:t>
+      </w:r>
+      <w:r>
+        <w:br w:type="textWrapping"/>
+      </w:r>
+      <w:r>
+        <w:rPr>
+          <w:rStyle w:val="NormalTok"/>
+        </w:rPr>
+        <w:t xml:space="preserve">  ctr </w:t>
+      </w:r>
+      <w:r>
+        <w:rPr>
+          <w:rStyle w:val="OperatorTok"/>
+        </w:rPr>
+        <w:t xml:space="preserve">+=</w:t>
+      </w:r>
+      <w:r>
+        <w:rPr>
+          <w:rStyle w:val="NormalTok"/>
+        </w:rPr>
+        <w:t xml:space="preserve"> </w:t>
+      </w:r>
+      <w:r>
+        <w:rPr>
+          <w:rStyle w:val="DecValTok"/>
+        </w:rPr>
+        <w:t xml:space="preserve">1</w:t>
+      </w:r>
+      <w:r>
+        <w:br w:type="textWrapping"/>
+      </w:r>
+      <w:r>
+        <w:rPr>
+          <w:rStyle w:val="NormalTok"/>
+        </w:rPr>
+        <w:t xml:space="preserve">w </w:t>
+      </w:r>
+      <w:r>
+        <w:rPr>
+          <w:rStyle w:val="OperatorTok"/>
+        </w:rPr>
+        <w:t xml:space="preserve">=</w:t>
+      </w:r>
+      <w:r>
+        <w:rPr>
+          <w:rStyle w:val="NormalTok"/>
+        </w:rPr>
+        <w:t xml:space="preserve"> np.array(w) </w:t>
+      </w:r>
+      <w:r>
+        <w:rPr>
+          <w:rStyle w:val="OperatorTok"/>
+        </w:rPr>
+        <w:t xml:space="preserve">*</w:t>
+      </w:r>
+      <w:r>
+        <w:rPr>
+          <w:rStyle w:val="NormalTok"/>
+        </w:rPr>
+        <w:t xml:space="preserve"> </w:t>
+      </w:r>
+      <w:r>
+        <w:rPr>
+          <w:rStyle w:val="DecValTok"/>
+        </w:rPr>
+        <w:t xml:space="preserve">4000000</w:t>
+      </w:r>
+    </w:p>
+    <w:p>
+      <w:pPr>
+        <w:pStyle w:val="Heading3"/>
+      </w:pPr>
+      <w:bookmarkStart w:id="39" w:name="digital-waveguides"/>
+      <w:r>
+        <w:t xml:space="preserve">Digital Waveguides</w:t>
+      </w:r>
+      <w:bookmarkEnd w:id="39"/>
+    </w:p>
+    <w:p>
+      <w:pPr>
+        <w:pStyle w:val="FirstParagraph"/>
+      </w:pPr>
+      <w:r>
+        <w:t xml:space="preserve">Apresentam uma abordagem simplificada da modelagem física, na medida em que concentram em alguns pontos discretos os cálculos necessários à simulação, aumentando bastante a eficiência computacional do modelo. Conceitualmente, podem ser vistos como uma caso especial do método das diferenças finitas, e a maioria de suas implementações consistem na utilização de</w:t>
+      </w:r>
+      <w:r>
+        <w:t xml:space="preserve"> </w:t>
+      </w:r>
+      <w:r>
+        <w:rPr>
+          <w:i/>
+        </w:rPr>
+        <w:t xml:space="preserve">delay lines</w:t>
+      </w:r>
+      <w:r>
+        <w:t xml:space="preserve"> </w:t>
+      </w:r>
+      <w:r>
+        <w:t xml:space="preserve">e filtros digitais para a modelagem da propagação da onda</w:t>
+      </w:r>
+      <w:r>
+        <w:t xml:space="preserve">(Smith 2006)</w:t>
+      </w:r>
+      <w:r>
+        <w:t xml:space="preserve">.</w:t>
+      </w:r>
+    </w:p>
+    <w:p>
+      <w:pPr>
         <w:pStyle w:val="Heading2"/>
       </w:pPr>
-      <w:bookmarkStart w:id="39" w:name="acústica-e-psicoacústica"/>
+      <w:bookmarkStart w:id="40" w:name="acústica-e-psicoacústica"/>
       <w:r>
         <w:t xml:space="preserve">Acústica e Psicoacústica</w:t>
       </w:r>
-      <w:bookmarkEnd w:id="39"/>
+      <w:bookmarkEnd w:id="40"/>
     </w:p>
     <w:p>
       <w:pPr>
         <w:pStyle w:val="Heading1"/>
       </w:pPr>
-      <w:bookmarkStart w:id="40" w:name="referencial-teórico"/>
+      <w:bookmarkStart w:id="41" w:name="referencial-teórico"/>
       <w:r>
         <w:t xml:space="preserve">Referencial Teórico</w:t>
       </w:r>
-      <w:bookmarkEnd w:id="40"/>
+      <w:bookmarkEnd w:id="41"/>
     </w:p>
     <w:p>
       <w:pPr>
         <w:pStyle w:val="Heading2"/>
       </w:pPr>
-      <w:bookmarkStart w:id="41" w:name="transformada-discreta-de-fourier"/>
+      <w:bookmarkStart w:id="42" w:name="transformada-discreta-de-fourier"/>
       <w:r>
         <w:t xml:space="preserve">Transformada Discreta de Fourier</w:t>
       </w:r>
-      <w:bookmarkEnd w:id="41"/>
+      <w:bookmarkEnd w:id="42"/>
     </w:p>
     <w:p>
       <w:pPr>
@@ -5762,7 +8047,7 @@
                     </pic:cNvPicPr>
                   </pic:nvPicPr>
                   <pic:blipFill>
-                    <a:blip r:embed="rId42"/>
+                    <a:blip r:embed="rId43"/>
                     <a:stretch>
                       <a:fillRect/>
                     </a:stretch>
@@ -6311,11 +8596,11 @@
       <w:pPr>
         <w:pStyle w:val="Heading2"/>
       </w:pPr>
-      <w:bookmarkStart w:id="43" w:name="a-equação-da-onda"/>
+      <w:bookmarkStart w:id="44" w:name="a-equação-da-onda"/>
       <w:r>
         <w:t xml:space="preserve">A Equação da Onda</w:t>
       </w:r>
-      <w:bookmarkEnd w:id="43"/>
+      <w:bookmarkEnd w:id="44"/>
     </w:p>
     <w:p>
       <w:pPr>
@@ -6345,7 +8630,7 @@
                     </pic:cNvPicPr>
                   </pic:nvPicPr>
                   <pic:blipFill>
-                    <a:blip r:embed="rId44"/>
+                    <a:blip r:embed="rId45"/>
                     <a:stretch>
                       <a:fillRect/>
                     </a:stretch>
@@ -8985,11 +11270,11 @@
       <w:pPr>
         <w:pStyle w:val="Heading2"/>
       </w:pPr>
-      <w:bookmarkStart w:id="45" w:name="formalização-de-uma-rede-neural---forward-pass"/>
+      <w:bookmarkStart w:id="46" w:name="formalização-de-uma-rede-neural---forward-pass"/>
       <w:r>
         <w:t xml:space="preserve">Formalização de uma Rede Neural - Forward Pass</w:t>
       </w:r>
-      <w:bookmarkEnd w:id="45"/>
+      <w:bookmarkEnd w:id="46"/>
     </w:p>
     <w:p>
       <w:pPr>
@@ -9019,7 +11304,7 @@
                     </pic:cNvPicPr>
                   </pic:nvPicPr>
                   <pic:blipFill>
-                    <a:blip r:embed="rId46"/>
+                    <a:blip r:embed="rId47"/>
                     <a:stretch>
                       <a:fillRect/>
                     </a:stretch>
@@ -10186,11 +12471,11 @@
       <w:pPr>
         <w:pStyle w:val="Heading2"/>
       </w:pPr>
-      <w:bookmarkStart w:id="47" w:name="formalização-de-uma-rede-neural---backpropagation"/>
+      <w:bookmarkStart w:id="48" w:name="formalização-de-uma-rede-neural---backpropagation"/>
       <w:r>
         <w:t xml:space="preserve">Formalização de uma Rede Neural - Backpropagation</w:t>
       </w:r>
-      <w:bookmarkEnd w:id="47"/>
+      <w:bookmarkEnd w:id="48"/>
     </w:p>
     <w:p>
       <w:pPr>
@@ -10807,7 +13092,7 @@
                     </pic:cNvPicPr>
                   </pic:nvPicPr>
                   <pic:blipFill>
-                    <a:blip r:embed="rId48"/>
+                    <a:blip r:embed="rId49"/>
                     <a:stretch>
                       <a:fillRect/>
                     </a:stretch>
@@ -12440,21 +14725,21 @@
       <w:pPr>
         <w:pStyle w:val="Heading1"/>
       </w:pPr>
-      <w:bookmarkStart w:id="49" w:name="metodologia"/>
+      <w:bookmarkStart w:id="50" w:name="metodologia"/>
       <w:r>
         <w:t xml:space="preserve">Metodologia</w:t>
       </w:r>
-      <w:bookmarkEnd w:id="49"/>
+      <w:bookmarkEnd w:id="50"/>
     </w:p>
     <w:p>
       <w:pPr>
         <w:pStyle w:val="Heading2"/>
       </w:pPr>
-      <w:bookmarkStart w:id="50" w:name="samples-utilizados"/>
+      <w:bookmarkStart w:id="51" w:name="samples-utilizados"/>
       <w:r>
         <w:t xml:space="preserve">Samples Utilizados</w:t>
       </w:r>
-      <w:bookmarkEnd w:id="50"/>
+      <w:bookmarkEnd w:id="51"/>
     </w:p>
     <w:p>
       <w:pPr>
@@ -12488,11 +14773,11 @@
       <w:pPr>
         <w:pStyle w:val="Heading2"/>
       </w:pPr>
-      <w:bookmarkStart w:id="51" w:name="redes-densas"/>
+      <w:bookmarkStart w:id="52" w:name="redes-densas"/>
       <w:r>
         <w:t xml:space="preserve">Redes Densas</w:t>
       </w:r>
-      <w:bookmarkEnd w:id="51"/>
+      <w:bookmarkEnd w:id="52"/>
     </w:p>
     <w:p>
       <w:pPr>
@@ -13020,11 +15305,11 @@
       <w:pPr>
         <w:pStyle w:val="Heading3"/>
       </w:pPr>
-      <w:bookmarkStart w:id="52" w:name="algoritmos-de-otimização"/>
+      <w:bookmarkStart w:id="53" w:name="algoritmos-de-otimização"/>
       <w:r>
         <w:t xml:space="preserve">Algoritmos de Otimização</w:t>
       </w:r>
-      <w:bookmarkEnd w:id="52"/>
+      <w:bookmarkEnd w:id="53"/>
     </w:p>
     <w:p>
       <w:pPr>
@@ -13070,11 +15355,11 @@
       <w:pPr>
         <w:pStyle w:val="Heading3"/>
       </w:pPr>
-      <w:bookmarkStart w:id="53" w:name="grid-search-para-topologia-e-parâmetros"/>
+      <w:bookmarkStart w:id="54" w:name="grid-search-para-topologia-e-parâmetros"/>
       <w:r>
         <w:t xml:space="preserve">Grid search para topologia e parâmetros</w:t>
       </w:r>
-      <w:bookmarkEnd w:id="53"/>
+      <w:bookmarkEnd w:id="54"/>
     </w:p>
     <w:p>
       <w:pPr>
@@ -13088,11 +15373,11 @@
       <w:pPr>
         <w:pStyle w:val="Heading4"/>
       </w:pPr>
-      <w:bookmarkStart w:id="54" w:name="adagrad"/>
+      <w:bookmarkStart w:id="55" w:name="adagrad"/>
       <w:r>
         <w:t xml:space="preserve">Adagrad</w:t>
       </w:r>
-      <w:bookmarkEnd w:id="54"/>
+      <w:bookmarkEnd w:id="55"/>
     </w:p>
     <w:p>
       <w:pPr>
@@ -13156,7 +15441,7 @@
                     </pic:cNvPicPr>
                   </pic:nvPicPr>
                   <pic:blipFill>
-                    <a:blip r:embed="rId55"/>
+                    <a:blip r:embed="rId56"/>
                     <a:stretch>
                       <a:fillRect/>
                     </a:stretch>
@@ -13211,7 +15496,7 @@
                     </pic:cNvPicPr>
                   </pic:nvPicPr>
                   <pic:blipFill>
-                    <a:blip r:embed="rId56"/>
+                    <a:blip r:embed="rId57"/>
                     <a:stretch>
                       <a:fillRect/>
                     </a:stretch>
@@ -13624,11 +15909,11 @@
       <w:pPr>
         <w:pStyle w:val="Heading4"/>
       </w:pPr>
-      <w:bookmarkStart w:id="57" w:name="nadam"/>
+      <w:bookmarkStart w:id="58" w:name="nadam"/>
       <w:r>
         <w:t xml:space="preserve">Nadam</w:t>
       </w:r>
-      <w:bookmarkEnd w:id="57"/>
+      <w:bookmarkEnd w:id="58"/>
     </w:p>
     <w:p>
       <w:pPr>
@@ -13658,7 +15943,7 @@
                     </pic:cNvPicPr>
                   </pic:nvPicPr>
                   <pic:blipFill>
-                    <a:blip r:embed="rId58"/>
+                    <a:blip r:embed="rId59"/>
                     <a:stretch>
                       <a:fillRect/>
                     </a:stretch>
@@ -13713,7 +15998,7 @@
                     </pic:cNvPicPr>
                   </pic:nvPicPr>
                   <pic:blipFill>
-                    <a:blip r:embed="rId59"/>
+                    <a:blip r:embed="rId60"/>
                     <a:stretch>
                       <a:fillRect/>
                     </a:stretch>
@@ -14126,11 +16411,11 @@
       <w:pPr>
         <w:pStyle w:val="Heading4"/>
       </w:pPr>
-      <w:bookmarkStart w:id="60" w:name="ativações-e-otimizadores"/>
+      <w:bookmarkStart w:id="61" w:name="ativações-e-otimizadores"/>
       <w:r>
         <w:t xml:space="preserve">Ativações e Otimizadores</w:t>
       </w:r>
-      <w:bookmarkEnd w:id="60"/>
+      <w:bookmarkEnd w:id="61"/>
     </w:p>
     <w:p>
       <w:pPr>
@@ -14160,7 +16445,7 @@
                     </pic:cNvPicPr>
                   </pic:nvPicPr>
                   <pic:blipFill>
-                    <a:blip r:embed="rId61"/>
+                    <a:blip r:embed="rId62"/>
                     <a:stretch>
                       <a:fillRect/>
                     </a:stretch>
@@ -14207,11 +16492,11 @@
       <w:pPr>
         <w:pStyle w:val="Heading3"/>
       </w:pPr>
-      <w:bookmarkStart w:id="62" w:name="análise-dos-resultados"/>
+      <w:bookmarkStart w:id="63" w:name="análise-dos-resultados"/>
       <w:r>
         <w:t xml:space="preserve">Análise dos resultados</w:t>
       </w:r>
-      <w:bookmarkEnd w:id="62"/>
+      <w:bookmarkEnd w:id="63"/>
     </w:p>
     <w:p>
       <w:pPr>
@@ -14575,7 +16860,7 @@
       <w:r>
         <w:t xml:space="preserve"> </w:t>
       </w:r>
-      <w:hyperlink r:id="rId63">
+      <w:hyperlink r:id="rId64">
         <w:r>
           <w:rPr>
             <w:rStyle w:val="Hyperlink"/>
@@ -14610,7 +16895,7 @@
                     </pic:cNvPicPr>
                   </pic:nvPicPr>
                   <pic:blipFill>
-                    <a:blip r:embed="rId64"/>
+                    <a:blip r:embed="rId65"/>
                     <a:stretch>
                       <a:fillRect/>
                     </a:stretch>
@@ -14673,11 +16958,11 @@
       <w:pPr>
         <w:pStyle w:val="Heading2"/>
       </w:pPr>
-      <w:bookmarkStart w:id="65" w:name="redes-recorrentes-1"/>
+      <w:bookmarkStart w:id="66" w:name="redes-recorrentes-1"/>
       <w:r>
         <w:t xml:space="preserve">Redes Recorrentes</w:t>
       </w:r>
-      <w:bookmarkEnd w:id="65"/>
+      <w:bookmarkEnd w:id="66"/>
     </w:p>
     <w:p>
       <w:pPr>
@@ -14707,7 +16992,7 @@
                     </pic:cNvPicPr>
                   </pic:nvPicPr>
                   <pic:blipFill>
-                    <a:blip r:embed="rId66"/>
+                    <a:blip r:embed="rId67"/>
                     <a:stretch>
                       <a:fillRect/>
                     </a:stretch>
@@ -14770,7 +17055,7 @@
                     </pic:cNvPicPr>
                   </pic:nvPicPr>
                   <pic:blipFill>
-                    <a:blip r:embed="rId67"/>
+                    <a:blip r:embed="rId68"/>
                     <a:stretch>
                       <a:fillRect/>
                     </a:stretch>
@@ -14892,7 +17177,7 @@
                     </pic:cNvPicPr>
                   </pic:nvPicPr>
                   <pic:blipFill>
-                    <a:blip r:embed="rId68"/>
+                    <a:blip r:embed="rId69"/>
                     <a:stretch>
                       <a:fillRect/>
                     </a:stretch>
@@ -14937,7 +17222,7 @@
       <w:r>
         <w:t xml:space="preserve"> </w:t>
       </w:r>
-      <w:hyperlink r:id="rId69">
+      <w:hyperlink r:id="rId70">
         <w:r>
           <w:rPr>
             <w:rStyle w:val="Hyperlink"/>
@@ -14959,7 +17244,7 @@
       <w:r>
         <w:t xml:space="preserve"> </w:t>
       </w:r>
-      <w:hyperlink r:id="rId69">
+      <w:hyperlink r:id="rId70">
         <w:r>
           <w:rPr>
             <w:rStyle w:val="Hyperlink"/>
@@ -14994,7 +17279,7 @@
                     </pic:cNvPicPr>
                   </pic:nvPicPr>
                   <pic:blipFill>
-                    <a:blip r:embed="rId70"/>
+                    <a:blip r:embed="rId71"/>
                     <a:stretch>
                       <a:fillRect/>
                     </a:stretch>
@@ -15041,21 +17326,21 @@
       <w:pPr>
         <w:pStyle w:val="Heading2"/>
       </w:pPr>
-      <w:bookmarkStart w:id="71" w:name="redes-convolucionais-e-convolucionais-recorrentes"/>
+      <w:bookmarkStart w:id="72" w:name="redes-convolucionais-e-convolucionais-recorrentes"/>
       <w:r>
         <w:t xml:space="preserve">Redes Convolucionais e Convolucionais-Recorrentes</w:t>
       </w:r>
-      <w:bookmarkEnd w:id="71"/>
+      <w:bookmarkEnd w:id="72"/>
     </w:p>
     <w:p>
       <w:pPr>
         <w:pStyle w:val="Heading2"/>
       </w:pPr>
-      <w:bookmarkStart w:id="72" w:name="domínio-da-frequência"/>
+      <w:bookmarkStart w:id="73" w:name="domínio-da-frequência"/>
       <w:r>
         <w:t xml:space="preserve">Domínio da Frequência</w:t>
       </w:r>
-      <w:bookmarkEnd w:id="72"/>
+      <w:bookmarkEnd w:id="73"/>
     </w:p>
     <w:p>
       <w:pPr>
@@ -15101,7 +17386,7 @@
                     </pic:cNvPicPr>
                   </pic:nvPicPr>
                   <pic:blipFill>
-                    <a:blip r:embed="rId73"/>
+                    <a:blip r:embed="rId74"/>
                     <a:stretch>
                       <a:fillRect/>
                     </a:stretch>
@@ -15191,7 +17476,7 @@
                     </pic:cNvPicPr>
                   </pic:nvPicPr>
                   <pic:blipFill>
-                    <a:blip r:embed="rId74"/>
+                    <a:blip r:embed="rId75"/>
                     <a:stretch>
                       <a:fillRect/>
                     </a:stretch>
@@ -15280,7 +17565,7 @@
                     </pic:cNvPicPr>
                   </pic:nvPicPr>
                   <pic:blipFill>
-                    <a:blip r:embed="rId75"/>
+                    <a:blip r:embed="rId76"/>
                     <a:stretch>
                       <a:fillRect/>
                     </a:stretch>
@@ -15327,11 +17612,11 @@
       <w:pPr>
         <w:pStyle w:val="Heading2"/>
       </w:pPr>
-      <w:bookmarkStart w:id="76" w:name="modelo-misto"/>
+      <w:bookmarkStart w:id="77" w:name="modelo-misto"/>
       <w:r>
         <w:t xml:space="preserve">Modelo Misto</w:t>
       </w:r>
-      <w:bookmarkEnd w:id="76"/>
+      <w:bookmarkEnd w:id="77"/>
     </w:p>
     <w:p>
       <w:pPr>
@@ -15379,7 +17664,7 @@
                     </pic:cNvPicPr>
                   </pic:nvPicPr>
                   <pic:blipFill>
-                    <a:blip r:embed="rId77"/>
+                    <a:blip r:embed="rId78"/>
                     <a:stretch>
                       <a:fillRect/>
                     </a:stretch>
@@ -15480,7 +17765,7 @@
                     </pic:cNvPicPr>
                   </pic:nvPicPr>
                   <pic:blipFill>
-                    <a:blip r:embed="rId78"/>
+                    <a:blip r:embed="rId79"/>
                     <a:stretch>
                       <a:fillRect/>
                     </a:stretch>
@@ -15527,11 +17812,11 @@
       <w:pPr>
         <w:pStyle w:val="Heading3"/>
       </w:pPr>
-      <w:bookmarkStart w:id="79" w:name="frequências"/>
+      <w:bookmarkStart w:id="80" w:name="frequências"/>
       <w:r>
         <w:t xml:space="preserve">Frequências</w:t>
       </w:r>
-      <w:bookmarkEnd w:id="79"/>
+      <w:bookmarkEnd w:id="80"/>
     </w:p>
     <w:p>
       <w:pPr>
@@ -15747,7 +18032,7 @@
                     </pic:cNvPicPr>
                   </pic:nvPicPr>
                   <pic:blipFill>
-                    <a:blip r:embed="rId80"/>
+                    <a:blip r:embed="rId81"/>
                     <a:stretch>
                       <a:fillRect/>
                     </a:stretch>
@@ -15814,11 +18099,11 @@
       <w:pPr>
         <w:pStyle w:val="Heading3"/>
       </w:pPr>
-      <w:bookmarkStart w:id="81" w:name="decaimentos-e-amplitudes"/>
+      <w:bookmarkStart w:id="82" w:name="decaimentos-e-amplitudes"/>
       <w:r>
         <w:t xml:space="preserve">Decaimentos e Amplitudes</w:t>
       </w:r>
-      <w:bookmarkEnd w:id="81"/>
+      <w:bookmarkEnd w:id="82"/>
     </w:p>
     <w:p>
       <w:pPr>
@@ -16110,7 +18395,7 @@
                     </pic:cNvPicPr>
                   </pic:nvPicPr>
                   <pic:blipFill>
-                    <a:blip r:embed="rId82"/>
+                    <a:blip r:embed="rId83"/>
                     <a:stretch>
                       <a:fillRect/>
                     </a:stretch>
@@ -16163,11 +18448,11 @@
       <w:pPr>
         <w:pStyle w:val="Heading3"/>
       </w:pPr>
-      <w:bookmarkStart w:id="83" w:name="formulação-final"/>
+      <w:bookmarkStart w:id="84" w:name="formulação-final"/>
       <w:r>
         <w:t xml:space="preserve">Formulação Final</w:t>
       </w:r>
-      <w:bookmarkEnd w:id="83"/>
+      <w:bookmarkEnd w:id="84"/>
     </w:p>
     <w:p>
       <w:pPr>
@@ -16509,7 +18794,7 @@
                     </pic:cNvPicPr>
                   </pic:nvPicPr>
                   <pic:blipFill>
-                    <a:blip r:embed="rId84"/>
+                    <a:blip r:embed="rId85"/>
                     <a:stretch>
                       <a:fillRect/>
                     </a:stretch>
@@ -16567,61 +18852,6 @@
                 <pic:pic>
                   <pic:nvPicPr>
                     <pic:cNvPr descr="im/piano_max_decays.png" id="0" name="Picture"/>
-                    <pic:cNvPicPr>
-                      <a:picLocks noChangeArrowheads="1" noChangeAspect="1"/>
-                    </pic:cNvPicPr>
-                  </pic:nvPicPr>
-                  <pic:blipFill>
-                    <a:blip r:embed="rId85"/>
-                    <a:stretch>
-                      <a:fillRect/>
-                    </a:stretch>
-                  </pic:blipFill>
-                  <pic:spPr bwMode="auto">
-                    <a:xfrm>
-                      <a:off x="0" y="0"/>
-                      <a:ext cx="5943600" cy="1188720"/>
-                    </a:xfrm>
-                    <a:prstGeom prst="rect">
-                      <a:avLst/>
-                    </a:prstGeom>
-                    <a:noFill/>
-                    <a:ln w="9525">
-                      <a:noFill/>
-                      <a:headEnd/>
-                      <a:tailEnd/>
-                    </a:ln>
-                  </pic:spPr>
-                </pic:pic>
-              </a:graphicData>
-            </a:graphic>
-          </wp:inline>
-        </w:drawing>
-      </w:r>
-    </w:p>
-    <w:p>
-      <w:pPr>
-        <w:pStyle w:val="ImageCaption"/>
-      </w:pPr>
-      <w:r>
-        <w:t xml:space="preserve">Decaimentos Máximos por Notas</w:t>
-      </w:r>
-    </w:p>
-    <w:p>
-      <w:pPr>
-        <w:pStyle w:val="CaptionedFigure"/>
-      </w:pPr>
-      <w:r>
-        <w:drawing>
-          <wp:inline>
-            <wp:extent cx="5943600" cy="1188720"/>
-            <wp:effectExtent b="0" l="0" r="0" t="0"/>
-            <wp:docPr descr="Amplitudes Máximas por Notas" title="" id="1" name="Picture"/>
-            <a:graphic>
-              <a:graphicData uri="http://schemas.openxmlformats.org/drawingml/2006/picture">
-                <pic:pic>
-                  <pic:nvPicPr>
-                    <pic:cNvPr descr="im/piano_max_amps.png" id="0" name="Picture"/>
                     <pic:cNvPicPr>
                       <a:picLocks noChangeArrowheads="1" noChangeAspect="1"/>
                     </pic:cNvPicPr>
@@ -16659,6 +18889,61 @@
         <w:pStyle w:val="ImageCaption"/>
       </w:pPr>
       <w:r>
+        <w:t xml:space="preserve">Decaimentos Máximos por Notas</w:t>
+      </w:r>
+    </w:p>
+    <w:p>
+      <w:pPr>
+        <w:pStyle w:val="CaptionedFigure"/>
+      </w:pPr>
+      <w:r>
+        <w:drawing>
+          <wp:inline>
+            <wp:extent cx="5943600" cy="1188720"/>
+            <wp:effectExtent b="0" l="0" r="0" t="0"/>
+            <wp:docPr descr="Amplitudes Máximas por Notas" title="" id="1" name="Picture"/>
+            <a:graphic>
+              <a:graphicData uri="http://schemas.openxmlformats.org/drawingml/2006/picture">
+                <pic:pic>
+                  <pic:nvPicPr>
+                    <pic:cNvPr descr="im/piano_max_amps.png" id="0" name="Picture"/>
+                    <pic:cNvPicPr>
+                      <a:picLocks noChangeArrowheads="1" noChangeAspect="1"/>
+                    </pic:cNvPicPr>
+                  </pic:nvPicPr>
+                  <pic:blipFill>
+                    <a:blip r:embed="rId87"/>
+                    <a:stretch>
+                      <a:fillRect/>
+                    </a:stretch>
+                  </pic:blipFill>
+                  <pic:spPr bwMode="auto">
+                    <a:xfrm>
+                      <a:off x="0" y="0"/>
+                      <a:ext cx="5943600" cy="1188720"/>
+                    </a:xfrm>
+                    <a:prstGeom prst="rect">
+                      <a:avLst/>
+                    </a:prstGeom>
+                    <a:noFill/>
+                    <a:ln w="9525">
+                      <a:noFill/>
+                      <a:headEnd/>
+                      <a:tailEnd/>
+                    </a:ln>
+                  </pic:spPr>
+                </pic:pic>
+              </a:graphicData>
+            </a:graphic>
+          </wp:inline>
+        </w:drawing>
+      </w:r>
+    </w:p>
+    <w:p>
+      <w:pPr>
+        <w:pStyle w:val="ImageCaption"/>
+      </w:pPr>
+      <w:r>
         <w:t xml:space="preserve">Amplitudes Máximas por Notas</w:t>
       </w:r>
     </w:p>
@@ -16792,7 +19077,7 @@
                     </pic:cNvPicPr>
                   </pic:nvPicPr>
                   <pic:blipFill>
-                    <a:blip r:embed="rId87"/>
+                    <a:blip r:embed="rId88"/>
                     <a:stretch>
                       <a:fillRect/>
                     </a:stretch>
@@ -16831,34 +19116,34 @@
       <w:pPr>
         <w:pStyle w:val="Heading1"/>
       </w:pPr>
-      <w:bookmarkStart w:id="88" w:name="resultados"/>
+      <w:bookmarkStart w:id="89" w:name="resultados"/>
       <w:r>
         <w:t xml:space="preserve">Resultados</w:t>
       </w:r>
-      <w:bookmarkEnd w:id="88"/>
+      <w:bookmarkEnd w:id="89"/>
     </w:p>
     <w:p>
       <w:pPr>
         <w:pStyle w:val="Heading1"/>
       </w:pPr>
-      <w:bookmarkStart w:id="89" w:name="conclusão"/>
+      <w:bookmarkStart w:id="90" w:name="conclusão"/>
       <w:r>
         <w:t xml:space="preserve">Conclusão</w:t>
       </w:r>
-      <w:bookmarkEnd w:id="89"/>
+      <w:bookmarkEnd w:id="90"/>
     </w:p>
     <w:p>
       <w:pPr>
         <w:pStyle w:val="Heading1"/>
       </w:pPr>
-      <w:bookmarkStart w:id="90" w:name="referências"/>
+      <w:bookmarkStart w:id="91" w:name="referências"/>
       <w:r>
         <w:t xml:space="preserve">Referências</w:t>
       </w:r>
-      <w:bookmarkEnd w:id="90"/>
-    </w:p>
-    <w:bookmarkStart w:id="186" w:name="refs"/>
-    <w:bookmarkStart w:id="91" w:name="ref-balle2016end"/>
+      <w:bookmarkEnd w:id="91"/>
+    </w:p>
+    <w:bookmarkStart w:id="187" w:name="refs"/>
+    <w:bookmarkStart w:id="92" w:name="ref-balle2016end"/>
     <w:p>
       <w:pPr>
         <w:pStyle w:val="Bibliography"/>
@@ -16879,8 +19164,8 @@
         <w:t xml:space="preserve">.</w:t>
       </w:r>
     </w:p>
-    <w:bookmarkEnd w:id="91"/>
-    <w:bookmarkStart w:id="92" w:name="ref-bensa2005computational"/>
+    <w:bookmarkEnd w:id="92"/>
+    <w:bookmarkStart w:id="93" w:name="ref-bensa2005computational"/>
     <w:p>
       <w:pPr>
         <w:pStyle w:val="Bibliography"/>
@@ -16904,8 +19189,8 @@
         <w:t xml:space="preserve">91 (2). S. Hirzel Verlag: 289–98.</w:t>
       </w:r>
     </w:p>
-    <w:bookmarkEnd w:id="92"/>
-    <w:bookmarkStart w:id="93" w:name="ref-bensa2003simulation"/>
+    <w:bookmarkEnd w:id="93"/>
+    <w:bookmarkStart w:id="94" w:name="ref-bensa2003simulation"/>
     <w:p>
       <w:pPr>
         <w:pStyle w:val="Bibliography"/>
@@ -16929,8 +19214,8 @@
         <w:t xml:space="preserve">114 (2). ASA: 1095–1107.</w:t>
       </w:r>
     </w:p>
-    <w:bookmarkEnd w:id="93"/>
-    <w:bookmarkStart w:id="94" w:name="ref-bishop06"/>
+    <w:bookmarkEnd w:id="94"/>
+    <w:bookmarkStart w:id="95" w:name="ref-bishop06"/>
     <w:p>
       <w:pPr>
         <w:pStyle w:val="Bibliography"/>
@@ -16951,8 +19236,8 @@
         <w:t xml:space="preserve">. springer.</w:t>
       </w:r>
     </w:p>
-    <w:bookmarkEnd w:id="94"/>
-    <w:bookmarkStart w:id="95" w:name="ref-boulanger2013high"/>
+    <w:bookmarkEnd w:id="95"/>
+    <w:bookmarkStart w:id="96" w:name="ref-boulanger2013high"/>
     <w:p>
       <w:pPr>
         <w:pStyle w:val="Bibliography"/>
@@ -16973,8 +19258,8 @@
         <w:t xml:space="preserve">, 3178–82. IEEE.</w:t>
       </w:r>
     </w:p>
-    <w:bookmarkEnd w:id="95"/>
-    <w:bookmarkStart w:id="96" w:name="ref-boulanger2014phone"/>
+    <w:bookmarkEnd w:id="96"/>
+    <w:bookmarkStart w:id="97" w:name="ref-boulanger2014phone"/>
     <w:p>
       <w:pPr>
         <w:pStyle w:val="Bibliography"/>
@@ -16995,8 +19280,8 @@
         <w:t xml:space="preserve">, 5417–21. IEEE.</w:t>
       </w:r>
     </w:p>
-    <w:bookmarkEnd w:id="96"/>
-    <w:bookmarkStart w:id="97" w:name="ref-bovermann2016musical"/>
+    <w:bookmarkEnd w:id="97"/>
+    <w:bookmarkStart w:id="98" w:name="ref-bovermann2016musical"/>
     <w:p>
       <w:pPr>
         <w:pStyle w:val="Bibliography"/>
@@ -17017,8 +19302,8 @@
         <w:t xml:space="preserve">. Springer.</w:t>
       </w:r>
     </w:p>
-    <w:bookmarkEnd w:id="97"/>
-    <w:bookmarkStart w:id="98" w:name="ref-bock2012polyphonic"/>
+    <w:bookmarkEnd w:id="98"/>
+    <w:bookmarkStart w:id="99" w:name="ref-bock2012polyphonic"/>
     <w:p>
       <w:pPr>
         <w:pStyle w:val="Bibliography"/>
@@ -17039,8 +19324,8 @@
         <w:t xml:space="preserve">, 121–24. IEEE.</w:t>
       </w:r>
     </w:p>
-    <w:bookmarkEnd w:id="98"/>
-    <w:bookmarkStart w:id="99" w:name="ref-choi2016automatic"/>
+    <w:bookmarkEnd w:id="99"/>
+    <w:bookmarkStart w:id="100" w:name="ref-choi2016automatic"/>
     <w:p>
       <w:pPr>
         <w:pStyle w:val="Bibliography"/>
@@ -17061,8 +19346,8 @@
         <w:t xml:space="preserve">.</w:t>
       </w:r>
     </w:p>
-    <w:bookmarkEnd w:id="99"/>
-    <w:bookmarkStart w:id="100" w:name="ref-choi2017convolutional"/>
+    <w:bookmarkEnd w:id="100"/>
+    <w:bookmarkStart w:id="101" w:name="ref-choi2017convolutional"/>
     <w:p>
       <w:pPr>
         <w:pStyle w:val="Bibliography"/>
@@ -17083,8 +19368,8 @@
         <w:t xml:space="preserve">, 2392–6. IEEE.</w:t>
       </w:r>
     </w:p>
-    <w:bookmarkEnd w:id="100"/>
-    <w:bookmarkStart w:id="101" w:name="ref-costa2017evaluation"/>
+    <w:bookmarkEnd w:id="101"/>
+    <w:bookmarkStart w:id="102" w:name="ref-costa2017evaluation"/>
     <w:p>
       <w:pPr>
         <w:pStyle w:val="Bibliography"/>
@@ -17108,8 +19393,8 @@
         <w:t xml:space="preserve">52. Elsevier: 28–38.</w:t>
       </w:r>
     </w:p>
-    <w:bookmarkEnd w:id="101"/>
-    <w:bookmarkStart w:id="102" w:name="ref-dalgleish2014blurring"/>
+    <w:bookmarkEnd w:id="102"/>
+    <w:bookmarkStart w:id="103" w:name="ref-dalgleish2014blurring"/>
     <w:p>
       <w:pPr>
         <w:pStyle w:val="Bibliography"/>
@@ -17118,8 +19403,8 @@
         <w:t xml:space="preserve">Dalgleish, Mathew, Steve Spencer, and Chris Foster. 2014. “BLURRING the Lines: AN Integrated Compositional Model for Digital Musical Instrument Design.” In. Proceedings of the 9th Conference on Interdisciplinary Musicology. CIM14. Berlin, Germany.</w:t>
       </w:r>
     </w:p>
-    <w:bookmarkEnd w:id="102"/>
-    <w:bookmarkStart w:id="103" w:name="ref-elman1990finding"/>
+    <w:bookmarkEnd w:id="103"/>
+    <w:bookmarkStart w:id="104" w:name="ref-elman1990finding"/>
     <w:p>
       <w:pPr>
         <w:pStyle w:val="Bibliography"/>
@@ -17143,8 +19428,8 @@
         <w:t xml:space="preserve">14 (2). Wiley Online Library: 179–211.</w:t>
       </w:r>
     </w:p>
-    <w:bookmarkEnd w:id="103"/>
-    <w:bookmarkStart w:id="104" w:name="ref-engel2017neural"/>
+    <w:bookmarkEnd w:id="104"/>
+    <w:bookmarkStart w:id="105" w:name="ref-engel2017neural"/>
     <w:p>
       <w:pPr>
         <w:pStyle w:val="Bibliography"/>
@@ -17165,8 +19450,8 @@
         <w:t xml:space="preserve">.</w:t>
       </w:r>
     </w:p>
-    <w:bookmarkEnd w:id="104"/>
-    <w:bookmarkStart w:id="105" w:name="ref-forgeard2008practicing"/>
+    <w:bookmarkEnd w:id="105"/>
+    <w:bookmarkStart w:id="106" w:name="ref-forgeard2008practicing"/>
     <w:p>
       <w:pPr>
         <w:pStyle w:val="Bibliography"/>
@@ -17190,8 +19475,8 @@
         <w:t xml:space="preserve">3 (10). Public Library of Science: e3566.</w:t>
       </w:r>
     </w:p>
-    <w:bookmarkEnd w:id="105"/>
-    <w:bookmarkStart w:id="106" w:name="ref-frans2017outline"/>
+    <w:bookmarkEnd w:id="106"/>
+    <w:bookmarkStart w:id="107" w:name="ref-frans2017outline"/>
     <w:p>
       <w:pPr>
         <w:pStyle w:val="Bibliography"/>
@@ -17212,8 +19497,8 @@
         <w:t xml:space="preserve">.</w:t>
       </w:r>
     </w:p>
-    <w:bookmarkEnd w:id="106"/>
-    <w:bookmarkStart w:id="107" w:name="ref-gatys2016image"/>
+    <w:bookmarkEnd w:id="107"/>
+    <w:bookmarkStart w:id="108" w:name="ref-gatys2016image"/>
     <w:p>
       <w:pPr>
         <w:pStyle w:val="Bibliography"/>
@@ -17234,8 +19519,8 @@
         <w:t xml:space="preserve">, 2414–23.</w:t>
       </w:r>
     </w:p>
-    <w:bookmarkEnd w:id="107"/>
-    <w:bookmarkStart w:id="108" w:name="ref-goldberg2016primer"/>
+    <w:bookmarkEnd w:id="108"/>
+    <w:bookmarkStart w:id="109" w:name="ref-goldberg2016primer"/>
     <w:p>
       <w:pPr>
         <w:pStyle w:val="Bibliography"/>
@@ -17259,8 +19544,8 @@
         <w:t xml:space="preserve">57: 345–420.</w:t>
       </w:r>
     </w:p>
-    <w:bookmarkEnd w:id="108"/>
-    <w:bookmarkStart w:id="110" w:name="ref-cnnmoney"/>
+    <w:bookmarkEnd w:id="109"/>
+    <w:bookmarkStart w:id="111" w:name="ref-cnnmoney"/>
     <w:p>
       <w:pPr>
         <w:pStyle w:val="Bibliography"/>
@@ -17283,7 +19568,7 @@
       <w:r>
         <w:t xml:space="preserve"> </w:t>
       </w:r>
-      <w:hyperlink r:id="rId109">
+      <w:hyperlink r:id="rId110">
         <w:r>
           <w:rPr>
             <w:rStyle w:val="Hyperlink"/>
@@ -17295,8 +19580,8 @@
         <w:t xml:space="preserve">.</w:t>
       </w:r>
     </w:p>
-    <w:bookmarkEnd w:id="110"/>
-    <w:bookmarkStart w:id="111" w:name="ref-gracia2016wave"/>
+    <w:bookmarkEnd w:id="111"/>
+    <w:bookmarkStart w:id="112" w:name="ref-gracia2016wave"/>
     <w:p>
       <w:pPr>
         <w:pStyle w:val="Bibliography"/>
@@ -17317,8 +19602,8 @@
         <w:t xml:space="preserve">.</w:t>
       </w:r>
     </w:p>
-    <w:bookmarkEnd w:id="111"/>
-    <w:bookmarkStart w:id="112" w:name="ref-graves2013speech"/>
+    <w:bookmarkEnd w:id="112"/>
+    <w:bookmarkStart w:id="113" w:name="ref-graves2013speech"/>
     <w:p>
       <w:pPr>
         <w:pStyle w:val="Bibliography"/>
@@ -17339,8 +19624,8 @@
         <w:t xml:space="preserve">, 6645–9. IEEE.</w:t>
       </w:r>
     </w:p>
-    <w:bookmarkEnd w:id="112"/>
-    <w:bookmarkStart w:id="113" w:name="ref-gregor2016towards"/>
+    <w:bookmarkEnd w:id="113"/>
+    <w:bookmarkStart w:id="114" w:name="ref-gregor2016towards"/>
     <w:p>
       <w:pPr>
         <w:pStyle w:val="Bibliography"/>
@@ -17361,8 +19646,8 @@
         <w:t xml:space="preserve">, 3549–57.</w:t>
       </w:r>
     </w:p>
-    <w:bookmarkEnd w:id="113"/>
-    <w:bookmarkStart w:id="114" w:name="ref-grinstein2017audio"/>
+    <w:bookmarkEnd w:id="114"/>
+    <w:bookmarkStart w:id="115" w:name="ref-grinstein2017audio"/>
     <w:p>
       <w:pPr>
         <w:pStyle w:val="Bibliography"/>
@@ -17383,8 +19668,8 @@
         <w:t xml:space="preserve">.</w:t>
       </w:r>
     </w:p>
-    <w:bookmarkEnd w:id="114"/>
-    <w:bookmarkStart w:id="115" w:name="ref-hagan1996neural"/>
+    <w:bookmarkEnd w:id="115"/>
+    <w:bookmarkStart w:id="116" w:name="ref-hagan1996neural"/>
     <w:p>
       <w:pPr>
         <w:pStyle w:val="Bibliography"/>
@@ -17405,8 +19690,8 @@
         <w:t xml:space="preserve">. Vol. 20. Pws Pub. Boston.</w:t>
       </w:r>
     </w:p>
-    <w:bookmarkEnd w:id="115"/>
-    <w:bookmarkStart w:id="116" w:name="ref-he2015multimodal"/>
+    <w:bookmarkEnd w:id="116"/>
+    <w:bookmarkStart w:id="117" w:name="ref-he2015multimodal"/>
     <w:p>
       <w:pPr>
         <w:pStyle w:val="Bibliography"/>
@@ -17427,8 +19712,8 @@
         <w:t xml:space="preserve">, 73–80. ACM.</w:t>
       </w:r>
     </w:p>
-    <w:bookmarkEnd w:id="116"/>
-    <w:bookmarkStart w:id="117" w:name="ref-hinton2012deep"/>
+    <w:bookmarkEnd w:id="117"/>
+    <w:bookmarkStart w:id="118" w:name="ref-hinton2012deep"/>
     <w:p>
       <w:pPr>
         <w:pStyle w:val="Bibliography"/>
@@ -17452,8 +19737,8 @@
         <w:t xml:space="preserve">29 (6). IEEE: 82–97.</w:t>
       </w:r>
     </w:p>
-    <w:bookmarkEnd w:id="117"/>
-    <w:bookmarkStart w:id="118" w:name="ref-hornik91"/>
+    <w:bookmarkEnd w:id="118"/>
+    <w:bookmarkStart w:id="119" w:name="ref-hornik91"/>
     <w:p>
       <w:pPr>
         <w:pStyle w:val="Bibliography"/>
@@ -17477,8 +19762,8 @@
         <w:t xml:space="preserve">4 (2). Elsevier: 251–57.</w:t>
       </w:r>
     </w:p>
-    <w:bookmarkEnd w:id="118"/>
-    <w:bookmarkStart w:id="119" w:name="ref-hornik89"/>
+    <w:bookmarkEnd w:id="119"/>
+    <w:bookmarkStart w:id="120" w:name="ref-hornik89"/>
     <w:p>
       <w:pPr>
         <w:pStyle w:val="Bibliography"/>
@@ -17502,8 +19787,8 @@
         <w:t xml:space="preserve">2 (5). Elsevier: 359–66.</w:t>
       </w:r>
     </w:p>
-    <w:bookmarkEnd w:id="119"/>
-    <w:bookmarkStart w:id="120" w:name="ref-hutchings2017talking"/>
+    <w:bookmarkEnd w:id="120"/>
+    <w:bookmarkStart w:id="121" w:name="ref-hutchings2017talking"/>
     <w:p>
       <w:pPr>
         <w:pStyle w:val="Bibliography"/>
@@ -17524,8 +19809,8 @@
         <w:t xml:space="preserve">.</w:t>
       </w:r>
     </w:p>
-    <w:bookmarkEnd w:id="120"/>
-    <w:bookmarkStart w:id="121" w:name="ref-hwangimage"/>
+    <w:bookmarkEnd w:id="121"/>
+    <w:bookmarkStart w:id="122" w:name="ref-hwangimage"/>
     <w:p>
       <w:pPr>
         <w:pStyle w:val="Bibliography"/>
@@ -17534,8 +19819,8 @@
         <w:t xml:space="preserve">Hwang, Jeff, and You Zhou. 2016. “Image Colorization with Deep Convolutional Neural Networks.”</w:t>
       </w:r>
     </w:p>
-    <w:bookmarkEnd w:id="121"/>
-    <w:bookmarkStart w:id="122" w:name="ref-iizuka2016let"/>
+    <w:bookmarkEnd w:id="122"/>
+    <w:bookmarkStart w:id="123" w:name="ref-iizuka2016let"/>
     <w:p>
       <w:pPr>
         <w:pStyle w:val="Bibliography"/>
@@ -17559,8 +19844,8 @@
         <w:t xml:space="preserve">35 (4). ACM: 110.</w:t>
       </w:r>
     </w:p>
-    <w:bookmarkEnd w:id="122"/>
-    <w:bookmarkStart w:id="123" w:name="ref-isola2016image"/>
+    <w:bookmarkEnd w:id="123"/>
+    <w:bookmarkStart w:id="124" w:name="ref-isola2016image"/>
     <w:p>
       <w:pPr>
         <w:pStyle w:val="Bibliography"/>
@@ -17581,8 +19866,8 @@
         <w:t xml:space="preserve">.</w:t>
       </w:r>
     </w:p>
-    <w:bookmarkEnd w:id="123"/>
-    <w:bookmarkStart w:id="124" w:name="ref-jiang1999image"/>
+    <w:bookmarkEnd w:id="124"/>
+    <w:bookmarkStart w:id="125" w:name="ref-jiang1999image"/>
     <w:p>
       <w:pPr>
         <w:pStyle w:val="Bibliography"/>
@@ -17606,8 +19891,8 @@
         <w:t xml:space="preserve">14 (9). Elsevier: 737–60.</w:t>
       </w:r>
     </w:p>
-    <w:bookmarkEnd w:id="124"/>
-    <w:bookmarkStart w:id="125" w:name="ref-johnston2017improved"/>
+    <w:bookmarkEnd w:id="125"/>
+    <w:bookmarkStart w:id="126" w:name="ref-johnston2017improved"/>
     <w:p>
       <w:pPr>
         <w:pStyle w:val="Bibliography"/>
@@ -17628,8 +19913,8 @@
         <w:t xml:space="preserve">.</w:t>
       </w:r>
     </w:p>
-    <w:bookmarkEnd w:id="125"/>
-    <w:bookmarkStart w:id="126" w:name="ref-karjalainen2004digital"/>
+    <w:bookmarkEnd w:id="126"/>
+    <w:bookmarkStart w:id="127" w:name="ref-karjalainen2004digital"/>
     <w:p>
       <w:pPr>
         <w:pStyle w:val="Bibliography"/>
@@ -17653,8 +19938,8 @@
         <w:t xml:space="preserve">2004. Hindawi Publishing Corp.: 978–89.</w:t>
       </w:r>
     </w:p>
-    <w:bookmarkEnd w:id="126"/>
-    <w:bookmarkStart w:id="127" w:name="ref-karpathy2014large"/>
+    <w:bookmarkEnd w:id="127"/>
+    <w:bookmarkStart w:id="128" w:name="ref-karpathy2014large"/>
     <w:p>
       <w:pPr>
         <w:pStyle w:val="Bibliography"/>
@@ -17675,8 +19960,8 @@
         <w:t xml:space="preserve">, 1725–32.</w:t>
       </w:r>
     </w:p>
-    <w:bookmarkEnd w:id="127"/>
-    <w:bookmarkStart w:id="128" w:name="ref-khorrami2016deep"/>
+    <w:bookmarkEnd w:id="128"/>
+    <w:bookmarkStart w:id="129" w:name="ref-khorrami2016deep"/>
     <w:p>
       <w:pPr>
         <w:pStyle w:val="Bibliography"/>
@@ -17697,8 +19982,8 @@
         <w:t xml:space="preserve">, 619–23. IEEE.</w:t>
       </w:r>
     </w:p>
-    <w:bookmarkEnd w:id="128"/>
-    <w:bookmarkStart w:id="129" w:name="ref-kulkarni2015deep"/>
+    <w:bookmarkEnd w:id="129"/>
+    <w:bookmarkStart w:id="130" w:name="ref-kulkarni2015deep"/>
     <w:p>
       <w:pPr>
         <w:pStyle w:val="Bibliography"/>
@@ -17719,8 +20004,8 @@
         <w:t xml:space="preserve">, 2539–47.</w:t>
       </w:r>
     </w:p>
-    <w:bookmarkEnd w:id="129"/>
-    <w:bookmarkStart w:id="130" w:name="ref-larsson2016learning"/>
+    <w:bookmarkEnd w:id="130"/>
+    <w:bookmarkStart w:id="131" w:name="ref-larsson2016learning"/>
     <w:p>
       <w:pPr>
         <w:pStyle w:val="Bibliography"/>
@@ -17741,8 +20026,8 @@
         <w:t xml:space="preserve">, 577–93. Springer.</w:t>
       </w:r>
     </w:p>
-    <w:bookmarkEnd w:id="130"/>
-    <w:bookmarkStart w:id="131" w:name="ref-lecun1998gradient"/>
+    <w:bookmarkEnd w:id="131"/>
+    <w:bookmarkStart w:id="132" w:name="ref-lecun1998gradient"/>
     <w:p>
       <w:pPr>
         <w:pStyle w:val="Bibliography"/>
@@ -17766,8 +20051,8 @@
         <w:t xml:space="preserve">86 (11). IEEE: 2278–2324.</w:t>
       </w:r>
     </w:p>
-    <w:bookmarkEnd w:id="131"/>
-    <w:bookmarkStart w:id="132" w:name="ref-leshno93"/>
+    <w:bookmarkEnd w:id="132"/>
+    <w:bookmarkStart w:id="133" w:name="ref-leshno93"/>
     <w:p>
       <w:pPr>
         <w:pStyle w:val="Bibliography"/>
@@ -17791,8 +20076,8 @@
         <w:t xml:space="preserve">6 (6). Elsevier: 861–67.</w:t>
       </w:r>
     </w:p>
-    <w:bookmarkEnd w:id="132"/>
-    <w:bookmarkStart w:id="133" w:name="ref-lyons2011understanding"/>
+    <w:bookmarkEnd w:id="133"/>
+    <w:bookmarkStart w:id="134" w:name="ref-lyons2011understanding"/>
     <w:p>
       <w:pPr>
         <w:pStyle w:val="Bibliography"/>
@@ -17813,8 +20098,8 @@
         <w:t xml:space="preserve">. Pearson Education India.</w:t>
       </w:r>
     </w:p>
-    <w:bookmarkEnd w:id="133"/>
-    <w:bookmarkStart w:id="134" w:name="ref-maas2013rectifier"/>
+    <w:bookmarkEnd w:id="134"/>
+    <w:bookmarkStart w:id="135" w:name="ref-maas2013rectifier"/>
     <w:p>
       <w:pPr>
         <w:pStyle w:val="Bibliography"/>
@@ -17835,8 +20120,8 @@
         <w:t xml:space="preserve">. Vol. 30. 1.</w:t>
       </w:r>
     </w:p>
-    <w:bookmarkEnd w:id="134"/>
-    <w:bookmarkStart w:id="135" w:name="ref-mcculloch1943logical"/>
+    <w:bookmarkEnd w:id="135"/>
+    <w:bookmarkStart w:id="136" w:name="ref-mcculloch1943logical"/>
     <w:p>
       <w:pPr>
         <w:pStyle w:val="Bibliography"/>
@@ -17860,8 +20145,8 @@
         <w:t xml:space="preserve">5 (4). Springer: 115–33.</w:t>
       </w:r>
     </w:p>
-    <w:bookmarkEnd w:id="135"/>
-    <w:bookmarkStart w:id="136" w:name="ref-minski1969perceptrons"/>
+    <w:bookmarkEnd w:id="136"/>
+    <w:bookmarkStart w:id="137" w:name="ref-minski1969perceptrons"/>
     <w:p>
       <w:pPr>
         <w:pStyle w:val="Bibliography"/>
@@ -17882,8 +20167,8 @@
         <w:t xml:space="preserve">.</w:t>
       </w:r>
     </w:p>
-    <w:bookmarkEnd w:id="136"/>
-    <w:bookmarkStart w:id="137" w:name="ref-mital2017time"/>
+    <w:bookmarkEnd w:id="137"/>
+    <w:bookmarkStart w:id="138" w:name="ref-mital2017time"/>
     <w:p>
       <w:pPr>
         <w:pStyle w:val="Bibliography"/>
@@ -17904,8 +20189,8 @@
         <w:t xml:space="preserve">.</w:t>
       </w:r>
     </w:p>
-    <w:bookmarkEnd w:id="137"/>
-    <w:bookmarkStart w:id="138" w:name="ref-mizutani2000derivation"/>
+    <w:bookmarkEnd w:id="138"/>
+    <w:bookmarkStart w:id="139" w:name="ref-mizutani2000derivation"/>
     <w:p>
       <w:pPr>
         <w:pStyle w:val="Bibliography"/>
@@ -17926,8 +20211,8 @@
         <w:t xml:space="preserve">, 2:167–72. IEEE.</w:t>
       </w:r>
     </w:p>
-    <w:bookmarkEnd w:id="138"/>
-    <w:bookmarkStart w:id="139" w:name="ref-oord2016pixel"/>
+    <w:bookmarkEnd w:id="139"/>
+    <w:bookmarkStart w:id="140" w:name="ref-oord2016pixel"/>
     <w:p>
       <w:pPr>
         <w:pStyle w:val="Bibliography"/>
@@ -17948,8 +20233,8 @@
         <w:t xml:space="preserve">.</w:t>
       </w:r>
     </w:p>
-    <w:bookmarkEnd w:id="139"/>
-    <w:bookmarkStart w:id="140" w:name="ref-van2016conditional"/>
+    <w:bookmarkEnd w:id="140"/>
+    <w:bookmarkStart w:id="141" w:name="ref-van2016conditional"/>
     <w:p>
       <w:pPr>
         <w:pStyle w:val="Bibliography"/>
@@ -17970,8 +20255,8 @@
         <w:t xml:space="preserve">, 4790–8.</w:t>
       </w:r>
     </w:p>
-    <w:bookmarkEnd w:id="140"/>
-    <w:bookmarkStart w:id="141" w:name="ref-pang2017convolution"/>
+    <w:bookmarkEnd w:id="141"/>
+    <w:bookmarkStart w:id="142" w:name="ref-pang2017convolution"/>
     <w:p>
       <w:pPr>
         <w:pStyle w:val="Bibliography"/>
@@ -17992,8 +20277,8 @@
         <w:t xml:space="preserve">. IEEE.</w:t>
       </w:r>
     </w:p>
-    <w:bookmarkEnd w:id="141"/>
-    <w:bookmarkStart w:id="142" w:name="ref-parker1985learning"/>
+    <w:bookmarkEnd w:id="142"/>
+    <w:bookmarkStart w:id="143" w:name="ref-parker1985learning"/>
     <w:p>
       <w:pPr>
         <w:pStyle w:val="Bibliography"/>
@@ -18002,8 +20287,8 @@
         <w:t xml:space="preserve">Parker, David B. 1985. “Learning Logic.”</w:t>
       </w:r>
     </w:p>
-    <w:bookmarkEnd w:id="142"/>
-    <w:bookmarkStart w:id="143" w:name="ref-pfalz2018generating"/>
+    <w:bookmarkEnd w:id="143"/>
+    <w:bookmarkStart w:id="144" w:name="ref-pfalz2018generating"/>
     <w:p>
       <w:pPr>
         <w:pStyle w:val="Bibliography"/>
@@ -18012,8 +20297,8 @@
         <w:t xml:space="preserve">Pfalz, Andrew. 2018. “Generating Audio Using Recurrent Neural Networks.”</w:t>
       </w:r>
     </w:p>
-    <w:bookmarkEnd w:id="143"/>
-    <w:bookmarkStart w:id="144" w:name="ref-rehman2014image"/>
+    <w:bookmarkEnd w:id="144"/>
+    <w:bookmarkStart w:id="145" w:name="ref-rehman2014image"/>
     <w:p>
       <w:pPr>
         <w:pStyle w:val="Bibliography"/>
@@ -18037,8 +20322,8 @@
         <w:t xml:space="preserve">7 (4). Maxwell Science Publishing: 656–72.</w:t>
       </w:r>
     </w:p>
-    <w:bookmarkEnd w:id="144"/>
-    <w:bookmarkStart w:id="145" w:name="ref-reiffenstein2006codification"/>
+    <w:bookmarkEnd w:id="145"/>
+    <w:bookmarkStart w:id="146" w:name="ref-reiffenstein2006codification"/>
     <w:p>
       <w:pPr>
         <w:pStyle w:val="Bibliography"/>
@@ -18062,8 +20347,8 @@
         <w:t xml:space="preserve">50 (3). Wiley Online Library: 298–318.</w:t>
       </w:r>
     </w:p>
-    <w:bookmarkEnd w:id="145"/>
-    <w:bookmarkStart w:id="146" w:name="ref-rigaud2013parametric"/>
+    <w:bookmarkEnd w:id="146"/>
+    <w:bookmarkStart w:id="147" w:name="ref-rigaud2013parametric"/>
     <w:p>
       <w:pPr>
         <w:pStyle w:val="Bibliography"/>
@@ -18087,8 +20372,8 @@
         <w:t xml:space="preserve">133 (5). ASA: 3107–18.</w:t>
       </w:r>
     </w:p>
-    <w:bookmarkEnd w:id="146"/>
-    <w:bookmarkStart w:id="147" w:name="ref-Rosenblatt57"/>
+    <w:bookmarkEnd w:id="147"/>
+    <w:bookmarkStart w:id="148" w:name="ref-Rosenblatt57"/>
     <w:p>
       <w:pPr>
         <w:pStyle w:val="Bibliography"/>
@@ -18109,8 +20394,8 @@
         <w:t xml:space="preserve">. Cornell Aeronautical Laboratory.</w:t>
       </w:r>
     </w:p>
-    <w:bookmarkEnd w:id="147"/>
-    <w:bookmarkStart w:id="148" w:name="ref-rosenblatt1958perceptron"/>
+    <w:bookmarkEnd w:id="148"/>
+    <w:bookmarkStart w:id="149" w:name="ref-rosenblatt1958perceptron"/>
     <w:p>
       <w:pPr>
         <w:pStyle w:val="Bibliography"/>
@@ -18134,8 +20419,8 @@
         <w:t xml:space="preserve">65 (6). American Psychological Association: 386.</w:t>
       </w:r>
     </w:p>
-    <w:bookmarkEnd w:id="148"/>
-    <w:bookmarkStart w:id="149" w:name="ref-rumelhart1985learning"/>
+    <w:bookmarkEnd w:id="149"/>
+    <w:bookmarkStart w:id="150" w:name="ref-rumelhart1985learning"/>
     <w:p>
       <w:pPr>
         <w:pStyle w:val="Bibliography"/>
@@ -18144,8 +20429,8 @@
         <w:t xml:space="preserve">Rumelhart, David E, Geoffrey E Hinton, and Ronald J Williams. 1985. “Learning Internal Representations by Error Propagation.” California Univ San Diego La Jolla Inst for Cognitive Science.</w:t>
       </w:r>
     </w:p>
-    <w:bookmarkEnd w:id="149"/>
-    <w:bookmarkStart w:id="150" w:name="ref-sainath2015deep"/>
+    <w:bookmarkEnd w:id="150"/>
+    <w:bookmarkStart w:id="151" w:name="ref-sainath2015deep"/>
     <w:p>
       <w:pPr>
         <w:pStyle w:val="Bibliography"/>
@@ -18169,8 +20454,8 @@
         <w:t xml:space="preserve">64. Elsevier: 39–48.</w:t>
       </w:r>
     </w:p>
-    <w:bookmarkEnd w:id="150"/>
-    <w:bookmarkStart w:id="151" w:name="ref-sak2015fast"/>
+    <w:bookmarkEnd w:id="151"/>
+    <w:bookmarkStart w:id="152" w:name="ref-sak2015fast"/>
     <w:p>
       <w:pPr>
         <w:pStyle w:val="Bibliography"/>
@@ -18191,8 +20476,8 @@
         <w:t xml:space="preserve">.</w:t>
       </w:r>
     </w:p>
-    <w:bookmarkEnd w:id="151"/>
-    <w:bookmarkStart w:id="152" w:name="ref-salsa2016partial"/>
+    <w:bookmarkEnd w:id="152"/>
+    <w:bookmarkStart w:id="153" w:name="ref-salsa2016partial"/>
     <w:p>
       <w:pPr>
         <w:pStyle w:val="Bibliography"/>
@@ -18213,8 +20498,8 @@
         <w:t xml:space="preserve">. Vol. 99. Springer.</w:t>
       </w:r>
     </w:p>
-    <w:bookmarkEnd w:id="152"/>
-    <w:bookmarkStart w:id="153" w:name="ref-sangkloy2016scribbler"/>
+    <w:bookmarkEnd w:id="153"/>
+    <w:bookmarkStart w:id="154" w:name="ref-sangkloy2016scribbler"/>
     <w:p>
       <w:pPr>
         <w:pStyle w:val="Bibliography"/>
@@ -18235,8 +20520,8 @@
         <w:t xml:space="preserve">.</w:t>
       </w:r>
     </w:p>
-    <w:bookmarkEnd w:id="153"/>
-    <w:bookmarkStart w:id="154" w:name="ref-santurkar2017generative"/>
+    <w:bookmarkEnd w:id="154"/>
+    <w:bookmarkStart w:id="155" w:name="ref-santurkar2017generative"/>
     <w:p>
       <w:pPr>
         <w:pStyle w:val="Bibliography"/>
@@ -18257,8 +20542,8 @@
         <w:t xml:space="preserve">.</w:t>
       </w:r>
     </w:p>
-    <w:bookmarkEnd w:id="154"/>
-    <w:bookmarkStart w:id="155" w:name="ref-sarroff2014musical"/>
+    <w:bookmarkEnd w:id="155"/>
+    <w:bookmarkStart w:id="156" w:name="ref-sarroff2014musical"/>
     <w:p>
       <w:pPr>
         <w:pStyle w:val="Bibliography"/>
@@ -18279,8 +20564,8 @@
         <w:t xml:space="preserve">.</w:t>
       </w:r>
     </w:p>
-    <w:bookmarkEnd w:id="155"/>
-    <w:bookmarkStart w:id="156" w:name="ref-serra2007state"/>
+    <w:bookmarkEnd w:id="156"/>
+    <w:bookmarkStart w:id="157" w:name="ref-serra2007state"/>
     <w:p>
       <w:pPr>
         <w:pStyle w:val="Bibliography"/>
@@ -18301,8 +20586,8 @@
         <w:t xml:space="preserve">, 9–12. IEEE.</w:t>
       </w:r>
     </w:p>
-    <w:bookmarkEnd w:id="156"/>
-    <w:bookmarkStart w:id="157" w:name="ref-sigtia2016end"/>
+    <w:bookmarkEnd w:id="157"/>
+    <w:bookmarkStart w:id="158" w:name="ref-sigtia2016end"/>
     <w:p>
       <w:pPr>
         <w:pStyle w:val="Bibliography"/>
@@ -18326,8 +20611,8 @@
         <w:t xml:space="preserve">24 (5). IEEE Press: 927–39.</w:t>
       </w:r>
     </w:p>
-    <w:bookmarkEnd w:id="157"/>
-    <w:bookmarkStart w:id="158" w:name="ref-smith2006basic"/>
+    <w:bookmarkEnd w:id="158"/>
+    <w:bookmarkStart w:id="159" w:name="ref-smith2006basic"/>
     <w:p>
       <w:pPr>
         <w:pStyle w:val="Bibliography"/>
@@ -18348,8 +20633,8 @@
         <w:t xml:space="preserve">.</w:t>
       </w:r>
     </w:p>
-    <w:bookmarkEnd w:id="158"/>
-    <w:bookmarkStart w:id="159" w:name="ref-smith1992physical"/>
+    <w:bookmarkEnd w:id="159"/>
+    <w:bookmarkStart w:id="160" w:name="ref-smith1992physical"/>
     <w:p>
       <w:pPr>
         <w:pStyle w:val="Bibliography"/>
@@ -18373,8 +20658,8 @@
         <w:t xml:space="preserve">16 (4). JSTOR: 74–91.</w:t>
       </w:r>
     </w:p>
-    <w:bookmarkEnd w:id="159"/>
-    <w:bookmarkStart w:id="160" w:name="ref-socher2014recursive"/>
+    <w:bookmarkEnd w:id="160"/>
+    <w:bookmarkStart w:id="161" w:name="ref-socher2014recursive"/>
     <w:p>
       <w:pPr>
         <w:pStyle w:val="Bibliography"/>
@@ -18383,8 +20668,8 @@
         <w:t xml:space="preserve">Socher, Richard. 2014. “Recursive Deep Learning for Natural Language Processing and Computer Vision.” Citeseer.</w:t>
       </w:r>
     </w:p>
-    <w:bookmarkEnd w:id="160"/>
-    <w:bookmarkStart w:id="161" w:name="ref-southall2016automatic"/>
+    <w:bookmarkEnd w:id="161"/>
+    <w:bookmarkStart w:id="162" w:name="ref-southall2016automatic"/>
     <w:p>
       <w:pPr>
         <w:pStyle w:val="Bibliography"/>
@@ -18405,8 +20690,8 @@
         <w:t xml:space="preserve">, 591–97.</w:t>
       </w:r>
     </w:p>
-    <w:bookmarkEnd w:id="161"/>
-    <w:bookmarkStart w:id="162" w:name="ref-stanley2007compositional"/>
+    <w:bookmarkEnd w:id="162"/>
+    <w:bookmarkStart w:id="163" w:name="ref-stanley2007compositional"/>
     <w:p>
       <w:pPr>
         <w:pStyle w:val="Bibliography"/>
@@ -18430,8 +20715,8 @@
         <w:t xml:space="preserve">8 (2). Springer: 131–62.</w:t>
       </w:r>
     </w:p>
-    <w:bookmarkEnd w:id="162"/>
-    <w:bookmarkStart w:id="163" w:name="ref-staudt2016development"/>
+    <w:bookmarkEnd w:id="163"/>
+    <w:bookmarkStart w:id="164" w:name="ref-staudt2016development"/>
     <w:p>
       <w:pPr>
         <w:pStyle w:val="Bibliography"/>
@@ -18440,8 +20725,8 @@
         <w:t xml:space="preserve">Staudt, Pascal. 2016. “Development of a Digital Musical Instrument with Embedded Sound Synthesis.”</w:t>
       </w:r>
     </w:p>
-    <w:bookmarkEnd w:id="163"/>
-    <w:bookmarkStart w:id="164" w:name="ref-theis2015generative"/>
+    <w:bookmarkEnd w:id="164"/>
+    <w:bookmarkStart w:id="165" w:name="ref-theis2015generative"/>
     <w:p>
       <w:pPr>
         <w:pStyle w:val="Bibliography"/>
@@ -18462,8 +20747,8 @@
         <w:t xml:space="preserve">, 1927–35.</w:t>
       </w:r>
     </w:p>
-    <w:bookmarkEnd w:id="164"/>
-    <w:bookmarkStart w:id="165" w:name="ref-theis2017lossy"/>
+    <w:bookmarkEnd w:id="165"/>
+    <w:bookmarkStart w:id="166" w:name="ref-theis2017lossy"/>
     <w:p>
       <w:pPr>
         <w:pStyle w:val="Bibliography"/>
@@ -18484,8 +20769,8 @@
         <w:t xml:space="preserve">.</w:t>
       </w:r>
     </w:p>
-    <w:bookmarkEnd w:id="165"/>
-    <w:bookmarkStart w:id="166" w:name="ref-toderici2015variable"/>
+    <w:bookmarkEnd w:id="166"/>
+    <w:bookmarkStart w:id="167" w:name="ref-toderici2015variable"/>
     <w:p>
       <w:pPr>
         <w:pStyle w:val="Bibliography"/>
@@ -18506,8 +20791,8 @@
         <w:t xml:space="preserve">.</w:t>
       </w:r>
     </w:p>
-    <w:bookmarkEnd w:id="166"/>
-    <w:bookmarkStart w:id="167" w:name="ref-toderici2016full"/>
+    <w:bookmarkEnd w:id="167"/>
+    <w:bookmarkStart w:id="168" w:name="ref-toderici2016full"/>
     <w:p>
       <w:pPr>
         <w:pStyle w:val="Bibliography"/>
@@ -18528,8 +20813,8 @@
         <w:t xml:space="preserve">.</w:t>
       </w:r>
     </w:p>
-    <w:bookmarkEnd w:id="167"/>
-    <w:bookmarkStart w:id="168" w:name="ref-tuohy2006evolved"/>
+    <w:bookmarkEnd w:id="168"/>
+    <w:bookmarkStart w:id="169" w:name="ref-tuohy2006evolved"/>
     <w:p>
       <w:pPr>
         <w:pStyle w:val="Bibliography"/>
@@ -18550,8 +20835,8 @@
         <w:t xml:space="preserve">.</w:t>
       </w:r>
     </w:p>
-    <w:bookmarkEnd w:id="168"/>
-    <w:bookmarkStart w:id="169" w:name="ref-van2016wavenet"/>
+    <w:bookmarkEnd w:id="169"/>
+    <w:bookmarkStart w:id="170" w:name="ref-van2016wavenet"/>
     <w:p>
       <w:pPr>
         <w:pStyle w:val="Bibliography"/>
@@ -18572,8 +20857,8 @@
         <w:t xml:space="preserve">.</w:t>
       </w:r>
     </w:p>
-    <w:bookmarkEnd w:id="169"/>
-    <w:bookmarkStart w:id="170" w:name="ref-vaughn2000music"/>
+    <w:bookmarkEnd w:id="170"/>
+    <w:bookmarkStart w:id="171" w:name="ref-vaughn2000music"/>
     <w:p>
       <w:pPr>
         <w:pStyle w:val="Bibliography"/>
@@ -18597,8 +20882,8 @@
         <w:t xml:space="preserve">34 (3/4). JSTOR: 149–66.</w:t>
       </w:r>
     </w:p>
-    <w:bookmarkEnd w:id="170"/>
-    <w:bookmarkStart w:id="171" w:name="ref-veit2016residual"/>
+    <w:bookmarkEnd w:id="171"/>
+    <w:bookmarkStart w:id="172" w:name="ref-veit2016residual"/>
     <w:p>
       <w:pPr>
         <w:pStyle w:val="Bibliography"/>
@@ -18619,8 +20904,8 @@
         <w:t xml:space="preserve">, 550–58.</w:t>
       </w:r>
     </w:p>
-    <w:bookmarkEnd w:id="171"/>
-    <w:bookmarkStart w:id="172" w:name="ref-wang2015image"/>
+    <w:bookmarkEnd w:id="172"/>
+    <w:bookmarkStart w:id="173" w:name="ref-wang2015image"/>
     <w:p>
       <w:pPr>
         <w:pStyle w:val="Bibliography"/>
@@ -18644,8 +20929,8 @@
         <w:t xml:space="preserve">13 (1): 137–45.</w:t>
       </w:r>
     </w:p>
-    <w:bookmarkEnd w:id="172"/>
-    <w:bookmarkStart w:id="173" w:name="ref-widrow1960adaptive"/>
+    <w:bookmarkEnd w:id="173"/>
+    <w:bookmarkStart w:id="174" w:name="ref-widrow1960adaptive"/>
     <w:p>
       <w:pPr>
         <w:pStyle w:val="Bibliography"/>
@@ -18654,8 +20939,8 @@
         <w:t xml:space="preserve">Widrow, Bernard, and Marcian E Hoff. 1960. “Adaptive Switching Circuits.” STANFORD UNIV CA STANFORD ELECTRONICS LABS.</w:t>
       </w:r>
     </w:p>
-    <w:bookmarkEnd w:id="173"/>
-    <w:bookmarkStart w:id="174" w:name="ref-widrow199030"/>
+    <w:bookmarkEnd w:id="174"/>
+    <w:bookmarkStart w:id="175" w:name="ref-widrow199030"/>
     <w:p>
       <w:pPr>
         <w:pStyle w:val="Bibliography"/>
@@ -18679,8 +20964,8 @@
         <w:t xml:space="preserve">78 (9). IEEE: 1415–42.</w:t>
       </w:r>
     </w:p>
-    <w:bookmarkEnd w:id="174"/>
-    <w:bookmarkStart w:id="175" w:name="ref-wu2016investigating"/>
+    <w:bookmarkEnd w:id="175"/>
+    <w:bookmarkStart w:id="176" w:name="ref-wu2016investigating"/>
     <w:p>
       <w:pPr>
         <w:pStyle w:val="Bibliography"/>
@@ -18701,8 +20986,8 @@
         <w:t xml:space="preserve">, 5140–4. IEEE.</w:t>
       </w:r>
     </w:p>
-    <w:bookmarkEnd w:id="175"/>
-    <w:bookmarkStart w:id="176" w:name="ref-xu2015ccg"/>
+    <w:bookmarkEnd w:id="176"/>
+    <w:bookmarkStart w:id="177" w:name="ref-xu2015ccg"/>
     <w:p>
       <w:pPr>
         <w:pStyle w:val="Bibliography"/>
@@ -18723,8 +21008,8 @@
         <w:t xml:space="preserve">, 250–55.</w:t>
       </w:r>
     </w:p>
-    <w:bookmarkEnd w:id="176"/>
-    <w:bookmarkStart w:id="177" w:name="ref-yadav2015introduction"/>
+    <w:bookmarkEnd w:id="177"/>
+    <w:bookmarkStart w:id="178" w:name="ref-yadav2015introduction"/>
     <w:p>
       <w:pPr>
         <w:pStyle w:val="Bibliography"/>
@@ -18745,8 +21030,8 @@
         <w:t xml:space="preserve">. Springer.</w:t>
       </w:r>
     </w:p>
-    <w:bookmarkEnd w:id="177"/>
-    <w:bookmarkStart w:id="179" w:name="ref-Yang2017"/>
+    <w:bookmarkEnd w:id="178"/>
+    <w:bookmarkStart w:id="180" w:name="ref-Yang2017"/>
     <w:p>
       <w:pPr>
         <w:pStyle w:val="Bibliography"/>
@@ -18757,7 +21042,7 @@
       <w:r>
         <w:t xml:space="preserve"> </w:t>
       </w:r>
-      <w:hyperlink r:id="rId178">
+      <w:hyperlink r:id="rId179">
         <w:r>
           <w:rPr>
             <w:rStyle w:val="Hyperlink"/>
@@ -18769,8 +21054,8 @@
         <w:t xml:space="preserve">.</w:t>
       </w:r>
     </w:p>
-    <w:bookmarkEnd w:id="179"/>
-    <w:bookmarkStart w:id="180" w:name="ref-zen2015unidirectional"/>
+    <w:bookmarkEnd w:id="180"/>
+    <w:bookmarkStart w:id="181" w:name="ref-zen2015unidirectional"/>
     <w:p>
       <w:pPr>
         <w:pStyle w:val="Bibliography"/>
@@ -18791,8 +21076,8 @@
         <w:t xml:space="preserve">, 4470–4. IEEE.</w:t>
       </w:r>
     </w:p>
-    <w:bookmarkEnd w:id="180"/>
-    <w:bookmarkStart w:id="181" w:name="ref-zhang2016colorful"/>
+    <w:bookmarkEnd w:id="181"/>
+    <w:bookmarkStart w:id="182" w:name="ref-zhang2016colorful"/>
     <w:p>
       <w:pPr>
         <w:pStyle w:val="Bibliography"/>
@@ -18813,8 +21098,8 @@
         <w:t xml:space="preserve">, 649–66. Springer.</w:t>
       </w:r>
     </w:p>
-    <w:bookmarkEnd w:id="181"/>
-    <w:bookmarkStart w:id="182" w:name="ref-zhang2017towards"/>
+    <w:bookmarkEnd w:id="182"/>
+    <w:bookmarkStart w:id="183" w:name="ref-zhang2017towards"/>
     <w:p>
       <w:pPr>
         <w:pStyle w:val="Bibliography"/>
@@ -18835,8 +21120,8 @@
         <w:t xml:space="preserve">.</w:t>
       </w:r>
     </w:p>
-    <w:bookmarkEnd w:id="182"/>
-    <w:bookmarkStart w:id="183" w:name="ref-zhang2017very"/>
+    <w:bookmarkEnd w:id="183"/>
+    <w:bookmarkStart w:id="184" w:name="ref-zhang2017very"/>
     <w:p>
       <w:pPr>
         <w:pStyle w:val="Bibliography"/>
@@ -18857,8 +21142,8 @@
         <w:t xml:space="preserve">, 4845–9. IEEE.</w:t>
       </w:r>
     </w:p>
-    <w:bookmarkEnd w:id="183"/>
-    <w:bookmarkStart w:id="184" w:name="ref-zhu2016generative"/>
+    <w:bookmarkEnd w:id="184"/>
+    <w:bookmarkStart w:id="185" w:name="ref-zhu2016generative"/>
     <w:p>
       <w:pPr>
         <w:pStyle w:val="Bibliography"/>
@@ -18879,8 +21164,8 @@
         <w:t xml:space="preserve">, 597–613. Springer.</w:t>
       </w:r>
     </w:p>
-    <w:bookmarkEnd w:id="184"/>
-    <w:bookmarkStart w:id="185" w:name="ref-zweig2017advances"/>
+    <w:bookmarkEnd w:id="185"/>
+    <w:bookmarkStart w:id="186" w:name="ref-zweig2017advances"/>
     <w:p>
       <w:pPr>
         <w:pStyle w:val="Bibliography"/>
@@ -18901,8 +21186,8 @@
         <w:t xml:space="preserve">, 4805–9. IEEE.</w:t>
       </w:r>
     </w:p>
-    <w:bookmarkEnd w:id="185"/>
     <w:bookmarkEnd w:id="186"/>
+    <w:bookmarkEnd w:id="187"/>
     <w:sectPr>
       <w:pgSz w:w="12240" w:h="15840"/>
       <w:pgMar w:top="1440" w:right="1440" w:bottom="1440" w:left="1440" w:header="720" w:footer="720" w:gutter="0"/>

--- a/Dissert.docx
+++ b/Dissert.docx
@@ -4350,7 +4350,7 @@
         <w:pStyle w:val="BodyText"/>
       </w:pPr>
       <w:r>
-        <w:t xml:space="preserve">O fragmento de implementação abaixo ajuda a entender o funcionamento do algoritmo (o código que segue é ilustrativo; uma implementação funcional pode ser encontrada no repositório dedicado ao trabalho, no arquivo</w:t>
+        <w:t xml:space="preserve">O fragmento de implementação abaixo, na linguagem Python, ajuda a entender o funcionamento do algoritmo (o código que segue é ilustrativo; uma implementação funcional pode ser encontrada no repositório dedicado ao trabalho, no arquivo</w:t>
       </w:r>
       <w:r>
         <w:t xml:space="preserve"> </w:t>
@@ -6621,20 +6621,35 @@
     </w:p>
     <w:p>
       <w:pPr>
+        <w:pStyle w:val="FirstParagraph"/>
+      </w:pPr>
+      <w:r>
+        <w:t xml:space="preserve">Uma animação de uma onda de 440 hz criada pela implementação acima pode ser encontrado no repositório da dissertação, na pasta</w:t>
+      </w:r>
+      <w:r>
+        <w:t xml:space="preserve"> </w:t>
+      </w:r>
+      <w:hyperlink r:id="rId39"/>
+      <w:r>
+        <w:t xml:space="preserve">, junto com áudios de diversas ondas, com local de excitação e captação variados. É interessante observar o efeito da variação desses parametros no timbre da onda sonora gerada.</w:t>
+      </w:r>
+    </w:p>
+    <w:p>
+      <w:pPr>
         <w:pStyle w:val="Heading3"/>
       </w:pPr>
-      <w:bookmarkStart w:id="39" w:name="digital-waveguides"/>
+      <w:bookmarkStart w:id="40" w:name="digital-waveguides"/>
       <w:r>
         <w:t xml:space="preserve">Digital Waveguides</w:t>
       </w:r>
-      <w:bookmarkEnd w:id="39"/>
+      <w:bookmarkEnd w:id="40"/>
     </w:p>
     <w:p>
       <w:pPr>
         <w:pStyle w:val="FirstParagraph"/>
       </w:pPr>
       <w:r>
-        <w:t xml:space="preserve">Apresentam uma abordagem simplificada da modelagem física, na medida em que concentram em alguns pontos discretos os cálculos necessários à simulação, aumentando bastante a eficiência computacional do modelo. Conceitualmente, podem ser vistos como uma caso especial do método das diferenças finitas, e a maioria de suas implementações consistem na utilização de</w:t>
+        <w:t xml:space="preserve">Apresentam uma abordagem simplificada da modelagem física, na medida em que concentram em alguns pontos discretos os cálculos necessários à simulação, aumentando bastante a eficiência computacional do modelo. Conceitualmente, podem ser vistos como uma caso especial do método das diferenças finitas apresentado anteriormente, e a maioria de suas implementações consistem na utilização de</w:t>
       </w:r>
       <w:r>
         <w:t xml:space="preserve"> </w:t>
@@ -6655,38 +6670,38 @@
         <w:t xml:space="preserve">(Smith 2006)</w:t>
       </w:r>
       <w:r>
-        <w:t xml:space="preserve">.</w:t>
+        <w:t xml:space="preserve">. A discretização segue a linha descrita no contexto do método das diferenças finitas, e</w:t>
       </w:r>
     </w:p>
     <w:p>
       <w:pPr>
         <w:pStyle w:val="Heading2"/>
       </w:pPr>
-      <w:bookmarkStart w:id="40" w:name="acústica-e-psicoacústica"/>
+      <w:bookmarkStart w:id="41" w:name="acústica-e-psicoacústica"/>
       <w:r>
         <w:t xml:space="preserve">Acústica e Psicoacústica</w:t>
       </w:r>
-      <w:bookmarkEnd w:id="40"/>
+      <w:bookmarkEnd w:id="41"/>
     </w:p>
     <w:p>
       <w:pPr>
         <w:pStyle w:val="Heading1"/>
       </w:pPr>
-      <w:bookmarkStart w:id="41" w:name="referencial-teórico"/>
+      <w:bookmarkStart w:id="42" w:name="referencial-teórico"/>
       <w:r>
         <w:t xml:space="preserve">Referencial Teórico</w:t>
       </w:r>
-      <w:bookmarkEnd w:id="41"/>
+      <w:bookmarkEnd w:id="42"/>
     </w:p>
     <w:p>
       <w:pPr>
         <w:pStyle w:val="Heading2"/>
       </w:pPr>
-      <w:bookmarkStart w:id="42" w:name="transformada-discreta-de-fourier"/>
+      <w:bookmarkStart w:id="43" w:name="transformada-discreta-de-fourier"/>
       <w:r>
         <w:t xml:space="preserve">Transformada Discreta de Fourier</w:t>
       </w:r>
-      <w:bookmarkEnd w:id="42"/>
+      <w:bookmarkEnd w:id="43"/>
     </w:p>
     <w:p>
       <w:pPr>
@@ -8047,7 +8062,7 @@
                     </pic:cNvPicPr>
                   </pic:nvPicPr>
                   <pic:blipFill>
-                    <a:blip r:embed="rId43"/>
+                    <a:blip r:embed="rId44"/>
                     <a:stretch>
                       <a:fillRect/>
                     </a:stretch>
@@ -8116,491 +8131,2171 @@
       </w:pPr>
       <w:r>
         <w:rPr>
-          <w:rStyle w:val="VerbatimChar"/>
-        </w:rPr>
-        <w:t xml:space="preserve">import numpy as np</w:t>
+          <w:rStyle w:val="ImportTok"/>
+        </w:rPr>
+        <w:t xml:space="preserve">import</w:t>
+      </w:r>
+      <w:r>
+        <w:rPr>
+          <w:rStyle w:val="NormalTok"/>
+        </w:rPr>
+        <w:t xml:space="preserve"> numpy </w:t>
+      </w:r>
+      <w:r>
+        <w:rPr>
+          <w:rStyle w:val="ImportTok"/>
+        </w:rPr>
+        <w:t xml:space="preserve">as</w:t>
+      </w:r>
+      <w:r>
+        <w:rPr>
+          <w:rStyle w:val="NormalTok"/>
+        </w:rPr>
+        <w:t xml:space="preserve"> np</w:t>
       </w:r>
       <w:r>
         <w:br w:type="textWrapping"/>
       </w:r>
       <w:r>
         <w:rPr>
-          <w:rStyle w:val="VerbatimChar"/>
-        </w:rPr>
-        <w:t xml:space="preserve">import matplotlib.pyplot as plt</w:t>
+          <w:rStyle w:val="ImportTok"/>
+        </w:rPr>
+        <w:t xml:space="preserve">import</w:t>
+      </w:r>
+      <w:r>
+        <w:rPr>
+          <w:rStyle w:val="NormalTok"/>
+        </w:rPr>
+        <w:t xml:space="preserve"> matplotlib.pyplot </w:t>
+      </w:r>
+      <w:r>
+        <w:rPr>
+          <w:rStyle w:val="ImportTok"/>
+        </w:rPr>
+        <w:t xml:space="preserve">as</w:t>
+      </w:r>
+      <w:r>
+        <w:rPr>
+          <w:rStyle w:val="NormalTok"/>
+        </w:rPr>
+        <w:t xml:space="preserve"> plt</w:t>
       </w:r>
       <w:r>
         <w:br w:type="textWrapping"/>
       </w:r>
       <w:r>
         <w:rPr>
-          <w:rStyle w:val="VerbatimChar"/>
-        </w:rPr>
-        <w:t xml:space="preserve">from scipy.fftpack import fft</w:t>
+          <w:rStyle w:val="ImportTok"/>
+        </w:rPr>
+        <w:t xml:space="preserve">from</w:t>
+      </w:r>
+      <w:r>
+        <w:rPr>
+          <w:rStyle w:val="NormalTok"/>
+        </w:rPr>
+        <w:t xml:space="preserve"> scipy.fftpack </w:t>
+      </w:r>
+      <w:r>
+        <w:rPr>
+          <w:rStyle w:val="ImportTok"/>
+        </w:rPr>
+        <w:t xml:space="preserve">import</w:t>
+      </w:r>
+      <w:r>
+        <w:rPr>
+          <w:rStyle w:val="NormalTok"/>
+        </w:rPr>
+        <w:t xml:space="preserve"> fft</w:t>
       </w:r>
       <w:r>
         <w:br w:type="textWrapping"/>
       </w:r>
       <w:r>
+        <w:rPr>
+          <w:rStyle w:val="CommentTok"/>
+        </w:rPr>
+        <w:t xml:space="preserve"># Discrete Fourier Transform | Transformada Discreta de Fourier</w:t>
+      </w:r>
+      <w:r>
         <w:br w:type="textWrapping"/>
       </w:r>
       <w:r>
         <w:rPr>
-          <w:rStyle w:val="VerbatimChar"/>
-        </w:rPr>
-        <w:t xml:space="preserve"># Discrete Fourier Transform | Transformada Discreta de Fourier</w:t>
+          <w:rStyle w:val="KeywordTok"/>
+        </w:rPr>
+        <w:t xml:space="preserve">def</w:t>
+      </w:r>
+      <w:r>
+        <w:rPr>
+          <w:rStyle w:val="NormalTok"/>
+        </w:rPr>
+        <w:t xml:space="preserve"> DFT(x):</w:t>
       </w:r>
       <w:r>
         <w:br w:type="textWrapping"/>
       </w:r>
       <w:r>
         <w:rPr>
-          <w:rStyle w:val="VerbatimChar"/>
-        </w:rPr>
-        <w:t xml:space="preserve">def DFT(x):</w:t>
+          <w:rStyle w:val="NormalTok"/>
+        </w:rPr>
+        <w:t xml:space="preserve">  N </w:t>
+      </w:r>
+      <w:r>
+        <w:rPr>
+          <w:rStyle w:val="OperatorTok"/>
+        </w:rPr>
+        <w:t xml:space="preserve">=</w:t>
+      </w:r>
+      <w:r>
+        <w:rPr>
+          <w:rStyle w:val="NormalTok"/>
+        </w:rPr>
+        <w:t xml:space="preserve"> x.shape[</w:t>
+      </w:r>
+      <w:r>
+        <w:rPr>
+          <w:rStyle w:val="DecValTok"/>
+        </w:rPr>
+        <w:t xml:space="preserve">0</w:t>
+      </w:r>
+      <w:r>
+        <w:rPr>
+          <w:rStyle w:val="NormalTok"/>
+        </w:rPr>
+        <w:t xml:space="preserve">]</w:t>
       </w:r>
       <w:r>
         <w:br w:type="textWrapping"/>
       </w:r>
       <w:r>
         <w:rPr>
-          <w:rStyle w:val="VerbatimChar"/>
-        </w:rPr>
-        <w:t xml:space="preserve">  N = x.shape[0]</w:t>
+          <w:rStyle w:val="NormalTok"/>
+        </w:rPr>
+        <w:t xml:space="preserve">  </w:t>
+      </w:r>
+      <w:r>
+        <w:rPr>
+          <w:rStyle w:val="CommentTok"/>
+        </w:rPr>
+        <w:t xml:space="preserve"># cria um vetor de N entradas complexas, preenchido com zeros</w:t>
       </w:r>
       <w:r>
         <w:br w:type="textWrapping"/>
       </w:r>
       <w:r>
         <w:rPr>
-          <w:rStyle w:val="VerbatimChar"/>
-        </w:rPr>
-        <w:t xml:space="preserve">  # cria um vetor de N entradas complexas, preenchido com zeros</w:t>
+          <w:rStyle w:val="NormalTok"/>
+        </w:rPr>
+        <w:t xml:space="preserve">  X </w:t>
+      </w:r>
+      <w:r>
+        <w:rPr>
+          <w:rStyle w:val="OperatorTok"/>
+        </w:rPr>
+        <w:t xml:space="preserve">=</w:t>
+      </w:r>
+      <w:r>
+        <w:rPr>
+          <w:rStyle w:val="NormalTok"/>
+        </w:rPr>
+        <w:t xml:space="preserve"> np.zeros(N, dtype</w:t>
+      </w:r>
+      <w:r>
+        <w:rPr>
+          <w:rStyle w:val="OperatorTok"/>
+        </w:rPr>
+        <w:t xml:space="preserve">=</w:t>
+      </w:r>
+      <w:r>
+        <w:rPr>
+          <w:rStyle w:val="StringTok"/>
+        </w:rPr>
+        <w:t xml:space="preserve">'complex64'</w:t>
+      </w:r>
+      <w:r>
+        <w:rPr>
+          <w:rStyle w:val="NormalTok"/>
+        </w:rPr>
+        <w:t xml:space="preserve">)</w:t>
       </w:r>
       <w:r>
         <w:br w:type="textWrapping"/>
       </w:r>
       <w:r>
         <w:rPr>
-          <w:rStyle w:val="VerbatimChar"/>
-        </w:rPr>
-        <w:t xml:space="preserve">  X = np.zeros(N, dtype='complex64')</w:t>
+          <w:rStyle w:val="NormalTok"/>
+        </w:rPr>
+        <w:t xml:space="preserve">  n </w:t>
+      </w:r>
+      <w:r>
+        <w:rPr>
+          <w:rStyle w:val="OperatorTok"/>
+        </w:rPr>
+        <w:t xml:space="preserve">=</w:t>
+      </w:r>
+      <w:r>
+        <w:rPr>
+          <w:rStyle w:val="NormalTok"/>
+        </w:rPr>
+        <w:t xml:space="preserve"> np.array([p </w:t>
+      </w:r>
+      <w:r>
+        <w:rPr>
+          <w:rStyle w:val="ControlFlowTok"/>
+        </w:rPr>
+        <w:t xml:space="preserve">for</w:t>
+      </w:r>
+      <w:r>
+        <w:rPr>
+          <w:rStyle w:val="NormalTok"/>
+        </w:rPr>
+        <w:t xml:space="preserve"> p </w:t>
+      </w:r>
+      <w:r>
+        <w:rPr>
+          <w:rStyle w:val="KeywordTok"/>
+        </w:rPr>
+        <w:t xml:space="preserve">in</w:t>
+      </w:r>
+      <w:r>
+        <w:rPr>
+          <w:rStyle w:val="NormalTok"/>
+        </w:rPr>
+        <w:t xml:space="preserve"> </w:t>
+      </w:r>
+      <w:r>
+        <w:rPr>
+          <w:rStyle w:val="BuiltInTok"/>
+        </w:rPr>
+        <w:t xml:space="preserve">range</w:t>
+      </w:r>
+      <w:r>
+        <w:rPr>
+          <w:rStyle w:val="NormalTok"/>
+        </w:rPr>
+        <w:t xml:space="preserve">(N)]) </w:t>
+      </w:r>
+      <w:r>
+        <w:rPr>
+          <w:rStyle w:val="CommentTok"/>
+        </w:rPr>
+        <w:t xml:space="preserve"># n = {0,1,2,...,N-1}</w:t>
       </w:r>
       <w:r>
         <w:br w:type="textWrapping"/>
       </w:r>
       <w:r>
         <w:rPr>
-          <w:rStyle w:val="VerbatimChar"/>
-        </w:rPr>
-        <w:t xml:space="preserve">  n = np.array([p for p in range(N)]) # n = {0,1,2,...,N-1}</w:t>
+          <w:rStyle w:val="NormalTok"/>
+        </w:rPr>
+        <w:t xml:space="preserve">  </w:t>
+      </w:r>
+      <w:r>
+        <w:rPr>
+          <w:rStyle w:val="CommentTok"/>
+        </w:rPr>
+        <w:t xml:space="preserve"># Versão de "alta resolução" de n, usada para o gráfico apenas</w:t>
       </w:r>
       <w:r>
         <w:br w:type="textWrapping"/>
       </w:r>
       <w:r>
         <w:rPr>
-          <w:rStyle w:val="VerbatimChar"/>
-        </w:rPr>
-        <w:t xml:space="preserve">  # Versão de "alta resolução" de n, usada para o gráfico apenas</w:t>
+          <w:rStyle w:val="NormalTok"/>
+        </w:rPr>
+        <w:t xml:space="preserve">  Hn </w:t>
+      </w:r>
+      <w:r>
+        <w:rPr>
+          <w:rStyle w:val="OperatorTok"/>
+        </w:rPr>
+        <w:t xml:space="preserve">=</w:t>
+      </w:r>
+      <w:r>
+        <w:rPr>
+          <w:rStyle w:val="NormalTok"/>
+        </w:rPr>
+        <w:t xml:space="preserve"> np.linspace(</w:t>
+      </w:r>
+      <w:r>
+        <w:rPr>
+          <w:rStyle w:val="DecValTok"/>
+        </w:rPr>
+        <w:t xml:space="preserve">0</w:t>
+      </w:r>
+      <w:r>
+        <w:rPr>
+          <w:rStyle w:val="NormalTok"/>
+        </w:rPr>
+        <w:t xml:space="preserve">, N</w:t>
+      </w:r>
+      <w:r>
+        <w:rPr>
+          <w:rStyle w:val="DecValTok"/>
+        </w:rPr>
+        <w:t xml:space="preserve">-1</w:t>
+      </w:r>
+      <w:r>
+        <w:rPr>
+          <w:rStyle w:val="NormalTok"/>
+        </w:rPr>
+        <w:t xml:space="preserve">, </w:t>
+      </w:r>
+      <w:r>
+        <w:rPr>
+          <w:rStyle w:val="DecValTok"/>
+        </w:rPr>
+        <w:t xml:space="preserve">100</w:t>
+      </w:r>
+      <w:r>
+        <w:rPr>
+          <w:rStyle w:val="OperatorTok"/>
+        </w:rPr>
+        <w:t xml:space="preserve">*</w:t>
+      </w:r>
+      <w:r>
+        <w:rPr>
+          <w:rStyle w:val="NormalTok"/>
+        </w:rPr>
+        <w:t xml:space="preserve">N) </w:t>
+      </w:r>
+      <w:r>
+        <w:rPr>
+          <w:rStyle w:val="CommentTok"/>
+        </w:rPr>
+        <w:t xml:space="preserve"># Hn ={0,...,1,...,2,...,N-1}</w:t>
       </w:r>
       <w:r>
         <w:br w:type="textWrapping"/>
       </w:r>
       <w:r>
         <w:rPr>
-          <w:rStyle w:val="VerbatimChar"/>
-        </w:rPr>
-        <w:t xml:space="preserve">  Hn = np.linspace(0, N-1, 100*N) # Hn ={0,...,1,...,2,...,N-1}</w:t>
+          <w:rStyle w:val="NormalTok"/>
+        </w:rPr>
+        <w:t xml:space="preserve">  </w:t>
+      </w:r>
+      <w:r>
+        <w:rPr>
+          <w:rStyle w:val="ControlFlowTok"/>
+        </w:rPr>
+        <w:t xml:space="preserve">for</w:t>
+      </w:r>
+      <w:r>
+        <w:rPr>
+          <w:rStyle w:val="NormalTok"/>
+        </w:rPr>
+        <w:t xml:space="preserve"> m </w:t>
+      </w:r>
+      <w:r>
+        <w:rPr>
+          <w:rStyle w:val="KeywordTok"/>
+        </w:rPr>
+        <w:t xml:space="preserve">in</w:t>
+      </w:r>
+      <w:r>
+        <w:rPr>
+          <w:rStyle w:val="NormalTok"/>
+        </w:rPr>
+        <w:t xml:space="preserve"> </w:t>
+      </w:r>
+      <w:r>
+        <w:rPr>
+          <w:rStyle w:val="BuiltInTok"/>
+        </w:rPr>
+        <w:t xml:space="preserve">range</w:t>
+      </w:r>
+      <w:r>
+        <w:rPr>
+          <w:rStyle w:val="NormalTok"/>
+        </w:rPr>
+        <w:t xml:space="preserve">(N): </w:t>
+      </w:r>
+      <w:r>
+        <w:rPr>
+          <w:rStyle w:val="CommentTok"/>
+        </w:rPr>
+        <w:t xml:space="preserve"># m E {0,1,2,...,N-1}</w:t>
       </w:r>
       <w:r>
         <w:br w:type="textWrapping"/>
       </w:r>
       <w:r>
         <w:rPr>
-          <w:rStyle w:val="VerbatimChar"/>
-        </w:rPr>
-        <w:t xml:space="preserve">  for m in range(N): # m E {0,1,2,...,N-1}</w:t>
+          <w:rStyle w:val="NormalTok"/>
+        </w:rPr>
+        <w:t xml:space="preserve">    C_Si </w:t>
+      </w:r>
+      <w:r>
+        <w:rPr>
+          <w:rStyle w:val="OperatorTok"/>
+        </w:rPr>
+        <w:t xml:space="preserve">=</w:t>
+      </w:r>
+      <w:r>
+        <w:rPr>
+          <w:rStyle w:val="NormalTok"/>
+        </w:rPr>
+        <w:t xml:space="preserve"> np.exp(</w:t>
+      </w:r>
+      <w:r>
+        <w:rPr>
+          <w:rStyle w:val="OperatorTok"/>
+        </w:rPr>
+        <w:t xml:space="preserve">-</w:t>
+      </w:r>
+      <w:r>
+        <w:rPr>
+          <w:rStyle w:val="DecValTok"/>
+        </w:rPr>
+        <w:t xml:space="preserve">2</w:t>
+      </w:r>
+      <w:r>
+        <w:rPr>
+          <w:rStyle w:val="NormalTok"/>
+        </w:rPr>
+        <w:t xml:space="preserve"> </w:t>
+      </w:r>
+      <w:r>
+        <w:rPr>
+          <w:rStyle w:val="OperatorTok"/>
+        </w:rPr>
+        <w:t xml:space="preserve">*</w:t>
+      </w:r>
+      <w:r>
+        <w:rPr>
+          <w:rStyle w:val="NormalTok"/>
+        </w:rPr>
+        <w:t xml:space="preserve"> np.pi </w:t>
+      </w:r>
+      <w:r>
+        <w:rPr>
+          <w:rStyle w:val="OperatorTok"/>
+        </w:rPr>
+        <w:t xml:space="preserve">*</w:t>
+      </w:r>
+      <w:r>
+        <w:rPr>
+          <w:rStyle w:val="NormalTok"/>
+        </w:rPr>
+        <w:t xml:space="preserve"> m </w:t>
+      </w:r>
+      <w:r>
+        <w:rPr>
+          <w:rStyle w:val="OperatorTok"/>
+        </w:rPr>
+        <w:t xml:space="preserve">*</w:t>
+      </w:r>
+      <w:r>
+        <w:rPr>
+          <w:rStyle w:val="NormalTok"/>
+        </w:rPr>
+        <w:t xml:space="preserve"> n </w:t>
+      </w:r>
+      <w:r>
+        <w:rPr>
+          <w:rStyle w:val="OperatorTok"/>
+        </w:rPr>
+        <w:t xml:space="preserve">/</w:t>
+      </w:r>
+      <w:r>
+        <w:rPr>
+          <w:rStyle w:val="NormalTok"/>
+        </w:rPr>
+        <w:t xml:space="preserve"> N </w:t>
+      </w:r>
+      <w:r>
+        <w:rPr>
+          <w:rStyle w:val="OperatorTok"/>
+        </w:rPr>
+        <w:t xml:space="preserve">*</w:t>
+      </w:r>
+      <w:r>
+        <w:rPr>
+          <w:rStyle w:val="NormalTok"/>
+        </w:rPr>
+        <w:t xml:space="preserve"> 1j) </w:t>
+      </w:r>
+      <w:r>
+        <w:rPr>
+          <w:rStyle w:val="CommentTok"/>
+        </w:rPr>
+        <w:t xml:space="preserve"># C(m) - S(m) i</w:t>
       </w:r>
       <w:r>
         <w:br w:type="textWrapping"/>
       </w:r>
       <w:r>
         <w:rPr>
-          <w:rStyle w:val="VerbatimChar"/>
-        </w:rPr>
-        <w:t xml:space="preserve">    C_Si = np.exp(-2 * np.pi * m * n / N * 1j) # C(m) - S(m) i</w:t>
+          <w:rStyle w:val="NormalTok"/>
+        </w:rPr>
+        <w:t xml:space="preserve">    </w:t>
+      </w:r>
+      <w:r>
+        <w:rPr>
+          <w:rStyle w:val="CommentTok"/>
+        </w:rPr>
+        <w:t xml:space="preserve"># Versão de "alta resolução" de C_Si, usada para o gráfico apenas</w:t>
       </w:r>
       <w:r>
         <w:br w:type="textWrapping"/>
       </w:r>
       <w:r>
         <w:rPr>
-          <w:rStyle w:val="VerbatimChar"/>
-        </w:rPr>
-        <w:t xml:space="preserve">    # Versão de "alta resolução" de C_Si, usada para o gráfico apenas</w:t>
+          <w:rStyle w:val="NormalTok"/>
+        </w:rPr>
+        <w:t xml:space="preserve">    HC_Si </w:t>
+      </w:r>
+      <w:r>
+        <w:rPr>
+          <w:rStyle w:val="OperatorTok"/>
+        </w:rPr>
+        <w:t xml:space="preserve">=</w:t>
+      </w:r>
+      <w:r>
+        <w:rPr>
+          <w:rStyle w:val="NormalTok"/>
+        </w:rPr>
+        <w:t xml:space="preserve"> np.exp(</w:t>
+      </w:r>
+      <w:r>
+        <w:rPr>
+          <w:rStyle w:val="OperatorTok"/>
+        </w:rPr>
+        <w:t xml:space="preserve">-</w:t>
+      </w:r>
+      <w:r>
+        <w:rPr>
+          <w:rStyle w:val="DecValTok"/>
+        </w:rPr>
+        <w:t xml:space="preserve">2</w:t>
+      </w:r>
+      <w:r>
+        <w:rPr>
+          <w:rStyle w:val="NormalTok"/>
+        </w:rPr>
+        <w:t xml:space="preserve"> </w:t>
+      </w:r>
+      <w:r>
+        <w:rPr>
+          <w:rStyle w:val="OperatorTok"/>
+        </w:rPr>
+        <w:t xml:space="preserve">*</w:t>
+      </w:r>
+      <w:r>
+        <w:rPr>
+          <w:rStyle w:val="NormalTok"/>
+        </w:rPr>
+        <w:t xml:space="preserve"> np.pi </w:t>
+      </w:r>
+      <w:r>
+        <w:rPr>
+          <w:rStyle w:val="OperatorTok"/>
+        </w:rPr>
+        <w:t xml:space="preserve">*</w:t>
+      </w:r>
+      <w:r>
+        <w:rPr>
+          <w:rStyle w:val="NormalTok"/>
+        </w:rPr>
+        <w:t xml:space="preserve"> m </w:t>
+      </w:r>
+      <w:r>
+        <w:rPr>
+          <w:rStyle w:val="OperatorTok"/>
+        </w:rPr>
+        <w:t xml:space="preserve">*</w:t>
+      </w:r>
+      <w:r>
+        <w:rPr>
+          <w:rStyle w:val="NormalTok"/>
+        </w:rPr>
+        <w:t xml:space="preserve"> Hn </w:t>
+      </w:r>
+      <w:r>
+        <w:rPr>
+          <w:rStyle w:val="OperatorTok"/>
+        </w:rPr>
+        <w:t xml:space="preserve">/</w:t>
+      </w:r>
+      <w:r>
+        <w:rPr>
+          <w:rStyle w:val="NormalTok"/>
+        </w:rPr>
+        <w:t xml:space="preserve"> N </w:t>
+      </w:r>
+      <w:r>
+        <w:rPr>
+          <w:rStyle w:val="OperatorTok"/>
+        </w:rPr>
+        <w:t xml:space="preserve">*</w:t>
+      </w:r>
+      <w:r>
+        <w:rPr>
+          <w:rStyle w:val="NormalTok"/>
+        </w:rPr>
+        <w:t xml:space="preserve"> 1j)</w:t>
       </w:r>
       <w:r>
         <w:br w:type="textWrapping"/>
       </w:r>
       <w:r>
         <w:rPr>
-          <w:rStyle w:val="VerbatimChar"/>
-        </w:rPr>
-        <w:t xml:space="preserve">    HC_Si = np.exp(-2 * np.pi * m * Hn / N * 1j)</w:t>
+          <w:rStyle w:val="NormalTok"/>
+        </w:rPr>
+        <w:t xml:space="preserve">    X[m] </w:t>
+      </w:r>
+      <w:r>
+        <w:rPr>
+          <w:rStyle w:val="OperatorTok"/>
+        </w:rPr>
+        <w:t xml:space="preserve">=</w:t>
+      </w:r>
+      <w:r>
+        <w:rPr>
+          <w:rStyle w:val="NormalTok"/>
+        </w:rPr>
+        <w:t xml:space="preserve"> </w:t>
+      </w:r>
+      <w:r>
+        <w:rPr>
+          <w:rStyle w:val="BuiltInTok"/>
+        </w:rPr>
+        <w:t xml:space="preserve">sum</w:t>
+      </w:r>
+      <w:r>
+        <w:rPr>
+          <w:rStyle w:val="NormalTok"/>
+        </w:rPr>
+        <w:t xml:space="preserve">(np.multiply(x, C_Si)) </w:t>
+      </w:r>
+      <w:r>
+        <w:rPr>
+          <w:rStyle w:val="CommentTok"/>
+        </w:rPr>
+        <w:t xml:space="preserve"># multiplicação termo a termo</w:t>
       </w:r>
       <w:r>
         <w:br w:type="textWrapping"/>
       </w:r>
       <w:r>
         <w:rPr>
-          <w:rStyle w:val="VerbatimChar"/>
-        </w:rPr>
-        <w:t xml:space="preserve">    X[m] = sum(np.multiply(x, C_Si)) # multiplicação termo a termo</w:t>
+          <w:rStyle w:val="NormalTok"/>
+        </w:rPr>
+        <w:t xml:space="preserve">    </w:t>
+      </w:r>
+      <w:r>
+        <w:rPr>
+          <w:rStyle w:val="CommentTok"/>
+        </w:rPr>
+        <w:t xml:space="preserve"># plotando:</w:t>
       </w:r>
       <w:r>
         <w:br w:type="textWrapping"/>
       </w:r>
       <w:r>
         <w:rPr>
-          <w:rStyle w:val="VerbatimChar"/>
-        </w:rPr>
-        <w:t xml:space="preserve">    # plotando:</w:t>
+          <w:rStyle w:val="NormalTok"/>
+        </w:rPr>
+        <w:t xml:space="preserve">    plt.figure(</w:t>
+      </w:r>
+      <w:r>
+        <w:rPr>
+          <w:rStyle w:val="DecValTok"/>
+        </w:rPr>
+        <w:t xml:space="preserve">1</w:t>
+      </w:r>
+      <w:r>
+        <w:rPr>
+          <w:rStyle w:val="NormalTok"/>
+        </w:rPr>
+        <w:t xml:space="preserve">)</w:t>
       </w:r>
       <w:r>
         <w:br w:type="textWrapping"/>
       </w:r>
       <w:r>
         <w:rPr>
-          <w:rStyle w:val="VerbatimChar"/>
-        </w:rPr>
-        <w:t xml:space="preserve">    plt.figure(1)</w:t>
+          <w:rStyle w:val="NormalTok"/>
+        </w:rPr>
+        <w:t xml:space="preserve">    plt.suptitle(</w:t>
+      </w:r>
+      <w:r>
+        <w:rPr>
+          <w:rStyle w:val="StringTok"/>
+        </w:rPr>
+        <w:t xml:space="preserve">'M ='</w:t>
+      </w:r>
+      <w:r>
+        <w:rPr>
+          <w:rStyle w:val="NormalTok"/>
+        </w:rPr>
+        <w:t xml:space="preserve"> </w:t>
+      </w:r>
+      <w:r>
+        <w:rPr>
+          <w:rStyle w:val="OperatorTok"/>
+        </w:rPr>
+        <w:t xml:space="preserve">+</w:t>
+      </w:r>
+      <w:r>
+        <w:rPr>
+          <w:rStyle w:val="NormalTok"/>
+        </w:rPr>
+        <w:t xml:space="preserve"> </w:t>
+      </w:r>
+      <w:r>
+        <w:rPr>
+          <w:rStyle w:val="BuiltInTok"/>
+        </w:rPr>
+        <w:t xml:space="preserve">str</w:t>
+      </w:r>
+      <w:r>
+        <w:rPr>
+          <w:rStyle w:val="NormalTok"/>
+        </w:rPr>
+        <w:t xml:space="preserve">(m), fontsize</w:t>
+      </w:r>
+      <w:r>
+        <w:rPr>
+          <w:rStyle w:val="OperatorTok"/>
+        </w:rPr>
+        <w:t xml:space="preserve">=</w:t>
+      </w:r>
+      <w:r>
+        <w:rPr>
+          <w:rStyle w:val="DecValTok"/>
+        </w:rPr>
+        <w:t xml:space="preserve">16</w:t>
+      </w:r>
+      <w:r>
+        <w:rPr>
+          <w:rStyle w:val="NormalTok"/>
+        </w:rPr>
+        <w:t xml:space="preserve">)</w:t>
       </w:r>
       <w:r>
         <w:br w:type="textWrapping"/>
       </w:r>
       <w:r>
         <w:rPr>
-          <w:rStyle w:val="VerbatimChar"/>
-        </w:rPr>
-        <w:t xml:space="preserve">    plt.suptitle('M =' + str(m), fontsize=16)</w:t>
+          <w:rStyle w:val="NormalTok"/>
+        </w:rPr>
+        <w:t xml:space="preserve">    plt.subplot(</w:t>
+      </w:r>
+      <w:r>
+        <w:rPr>
+          <w:rStyle w:val="DecValTok"/>
+        </w:rPr>
+        <w:t xml:space="preserve">211</w:t>
+      </w:r>
+      <w:r>
+        <w:rPr>
+          <w:rStyle w:val="NormalTok"/>
+        </w:rPr>
+        <w:t xml:space="preserve">)</w:t>
       </w:r>
       <w:r>
         <w:br w:type="textWrapping"/>
       </w:r>
       <w:r>
         <w:rPr>
-          <w:rStyle w:val="VerbatimChar"/>
-        </w:rPr>
-        <w:t xml:space="preserve">    plt.subplot(211)</w:t>
+          <w:rStyle w:val="NormalTok"/>
+        </w:rPr>
+        <w:t xml:space="preserve">    plt.plot(n,x[n].real, </w:t>
+      </w:r>
+      <w:r>
+        <w:rPr>
+          <w:rStyle w:val="StringTok"/>
+        </w:rPr>
+        <w:t xml:space="preserve">'k:.'</w:t>
+      </w:r>
+      <w:r>
+        <w:rPr>
+          <w:rStyle w:val="NormalTok"/>
+        </w:rPr>
+        <w:t xml:space="preserve">, label</w:t>
+      </w:r>
+      <w:r>
+        <w:rPr>
+          <w:rStyle w:val="OperatorTok"/>
+        </w:rPr>
+        <w:t xml:space="preserve">=</w:t>
+      </w:r>
+      <w:r>
+        <w:rPr>
+          <w:rStyle w:val="StringTok"/>
+        </w:rPr>
+        <w:t xml:space="preserve">'x[n]'</w:t>
+      </w:r>
+      <w:r>
+        <w:rPr>
+          <w:rStyle w:val="NormalTok"/>
+        </w:rPr>
+        <w:t xml:space="preserve">)</w:t>
       </w:r>
       <w:r>
         <w:br w:type="textWrapping"/>
       </w:r>
       <w:r>
         <w:rPr>
-          <w:rStyle w:val="VerbatimChar"/>
-        </w:rPr>
-        <w:t xml:space="preserve">    plt.plot(n,x[n].real, 'k:.', label='x[n]')</w:t>
+          <w:rStyle w:val="NormalTok"/>
+        </w:rPr>
+        <w:t xml:space="preserve">    plt.plot(n,C_Si.real, </w:t>
+      </w:r>
+      <w:r>
+        <w:rPr>
+          <w:rStyle w:val="StringTok"/>
+        </w:rPr>
+        <w:t xml:space="preserve">'k--o'</w:t>
+      </w:r>
+      <w:r>
+        <w:rPr>
+          <w:rStyle w:val="NormalTok"/>
+        </w:rPr>
+        <w:t xml:space="preserve">, label</w:t>
+      </w:r>
+      <w:r>
+        <w:rPr>
+          <w:rStyle w:val="OperatorTok"/>
+        </w:rPr>
+        <w:t xml:space="preserve">=</w:t>
+      </w:r>
+      <w:r>
+        <w:rPr>
+          <w:rStyle w:val="StringTok"/>
+        </w:rPr>
+        <w:t xml:space="preserve">'C[n]'</w:t>
+      </w:r>
+      <w:r>
+        <w:rPr>
+          <w:rStyle w:val="NormalTok"/>
+        </w:rPr>
+        <w:t xml:space="preserve">)</w:t>
       </w:r>
       <w:r>
         <w:br w:type="textWrapping"/>
       </w:r>
       <w:r>
         <w:rPr>
-          <w:rStyle w:val="VerbatimChar"/>
-        </w:rPr>
-        <w:t xml:space="preserve">    plt.plot(n,C_Si.real, 'k--o', label='C[n]')</w:t>
+          <w:rStyle w:val="NormalTok"/>
+        </w:rPr>
+        <w:t xml:space="preserve">    plt.plot(Hn,HC_Si.real, </w:t>
+      </w:r>
+      <w:r>
+        <w:rPr>
+          <w:rStyle w:val="StringTok"/>
+        </w:rPr>
+        <w:t xml:space="preserve">'k-'</w:t>
+      </w:r>
+      <w:r>
+        <w:rPr>
+          <w:rStyle w:val="NormalTok"/>
+        </w:rPr>
+        <w:t xml:space="preserve">,label</w:t>
+      </w:r>
+      <w:r>
+        <w:rPr>
+          <w:rStyle w:val="OperatorTok"/>
+        </w:rPr>
+        <w:t xml:space="preserve">=</w:t>
+      </w:r>
+      <w:r>
+        <w:rPr>
+          <w:rStyle w:val="StringTok"/>
+        </w:rPr>
+        <w:t xml:space="preserve">'C[n] ideal'</w:t>
+      </w:r>
+      <w:r>
+        <w:rPr>
+          <w:rStyle w:val="NormalTok"/>
+        </w:rPr>
+        <w:t xml:space="preserve">)</w:t>
       </w:r>
       <w:r>
         <w:br w:type="textWrapping"/>
       </w:r>
       <w:r>
         <w:rPr>
-          <w:rStyle w:val="VerbatimChar"/>
-        </w:rPr>
-        <w:t xml:space="preserve">    plt.plot(Hn,HC_Si.real, 'k-',label='C[n] ideal')</w:t>
+          <w:rStyle w:val="NormalTok"/>
+        </w:rPr>
+        <w:t xml:space="preserve">    plt.ylabel(</w:t>
+      </w:r>
+      <w:r>
+        <w:rPr>
+          <w:rStyle w:val="StringTok"/>
+        </w:rPr>
+        <w:t xml:space="preserve">'Real'</w:t>
+      </w:r>
+      <w:r>
+        <w:rPr>
+          <w:rStyle w:val="NormalTok"/>
+        </w:rPr>
+        <w:t xml:space="preserve">, fontsize</w:t>
+      </w:r>
+      <w:r>
+        <w:rPr>
+          <w:rStyle w:val="OperatorTok"/>
+        </w:rPr>
+        <w:t xml:space="preserve">=</w:t>
+      </w:r>
+      <w:r>
+        <w:rPr>
+          <w:rStyle w:val="DecValTok"/>
+        </w:rPr>
+        <w:t xml:space="preserve">14</w:t>
+      </w:r>
+      <w:r>
+        <w:rPr>
+          <w:rStyle w:val="NormalTok"/>
+        </w:rPr>
+        <w:t xml:space="preserve">, color</w:t>
+      </w:r>
+      <w:r>
+        <w:rPr>
+          <w:rStyle w:val="OperatorTok"/>
+        </w:rPr>
+        <w:t xml:space="preserve">=</w:t>
+      </w:r>
+      <w:r>
+        <w:rPr>
+          <w:rStyle w:val="StringTok"/>
+        </w:rPr>
+        <w:t xml:space="preserve">'k'</w:t>
+      </w:r>
+      <w:r>
+        <w:rPr>
+          <w:rStyle w:val="NormalTok"/>
+        </w:rPr>
+        <w:t xml:space="preserve">)    </w:t>
       </w:r>
       <w:r>
         <w:br w:type="textWrapping"/>
       </w:r>
       <w:r>
         <w:rPr>
-          <w:rStyle w:val="VerbatimChar"/>
-        </w:rPr>
-        <w:t xml:space="preserve">    plt.ylabel('Real', fontsize=14, color='k')    </w:t>
+          <w:rStyle w:val="NormalTok"/>
+        </w:rPr>
+        <w:t xml:space="preserve">    plt.subplot(</w:t>
+      </w:r>
+      <w:r>
+        <w:rPr>
+          <w:rStyle w:val="DecValTok"/>
+        </w:rPr>
+        <w:t xml:space="preserve">212</w:t>
+      </w:r>
+      <w:r>
+        <w:rPr>
+          <w:rStyle w:val="NormalTok"/>
+        </w:rPr>
+        <w:t xml:space="preserve">)</w:t>
       </w:r>
       <w:r>
         <w:br w:type="textWrapping"/>
       </w:r>
       <w:r>
         <w:rPr>
-          <w:rStyle w:val="VerbatimChar"/>
-        </w:rPr>
-        <w:t xml:space="preserve">    plt.subplot(212)</w:t>
+          <w:rStyle w:val="NormalTok"/>
+        </w:rPr>
+        <w:t xml:space="preserve">    plt.plot(n,x[n].imag, </w:t>
+      </w:r>
+      <w:r>
+        <w:rPr>
+          <w:rStyle w:val="StringTok"/>
+        </w:rPr>
+        <w:t xml:space="preserve">'k:.'</w:t>
+      </w:r>
+      <w:r>
+        <w:rPr>
+          <w:rStyle w:val="NormalTok"/>
+        </w:rPr>
+        <w:t xml:space="preserve">, label</w:t>
+      </w:r>
+      <w:r>
+        <w:rPr>
+          <w:rStyle w:val="OperatorTok"/>
+        </w:rPr>
+        <w:t xml:space="preserve">=</w:t>
+      </w:r>
+      <w:r>
+        <w:rPr>
+          <w:rStyle w:val="StringTok"/>
+        </w:rPr>
+        <w:t xml:space="preserve">'x[n]'</w:t>
+      </w:r>
+      <w:r>
+        <w:rPr>
+          <w:rStyle w:val="NormalTok"/>
+        </w:rPr>
+        <w:t xml:space="preserve">)</w:t>
       </w:r>
       <w:r>
         <w:br w:type="textWrapping"/>
       </w:r>
       <w:r>
         <w:rPr>
-          <w:rStyle w:val="VerbatimChar"/>
-        </w:rPr>
-        <w:t xml:space="preserve">    plt.plot(n,x[n].imag, 'k:.', label='x[n]')</w:t>
+          <w:rStyle w:val="NormalTok"/>
+        </w:rPr>
+        <w:t xml:space="preserve">    plt.plot(n,C_Si.imag, </w:t>
+      </w:r>
+      <w:r>
+        <w:rPr>
+          <w:rStyle w:val="StringTok"/>
+        </w:rPr>
+        <w:t xml:space="preserve">'k--o'</w:t>
+      </w:r>
+      <w:r>
+        <w:rPr>
+          <w:rStyle w:val="NormalTok"/>
+        </w:rPr>
+        <w:t xml:space="preserve">, label</w:t>
+      </w:r>
+      <w:r>
+        <w:rPr>
+          <w:rStyle w:val="OperatorTok"/>
+        </w:rPr>
+        <w:t xml:space="preserve">=</w:t>
+      </w:r>
+      <w:r>
+        <w:rPr>
+          <w:rStyle w:val="StringTok"/>
+        </w:rPr>
+        <w:t xml:space="preserve">'C[n]'</w:t>
+      </w:r>
+      <w:r>
+        <w:rPr>
+          <w:rStyle w:val="NormalTok"/>
+        </w:rPr>
+        <w:t xml:space="preserve">)</w:t>
       </w:r>
       <w:r>
         <w:br w:type="textWrapping"/>
       </w:r>
       <w:r>
         <w:rPr>
-          <w:rStyle w:val="VerbatimChar"/>
-        </w:rPr>
-        <w:t xml:space="preserve">    plt.plot(n,C_Si.imag, 'k--o', label='C[n]')</w:t>
+          <w:rStyle w:val="NormalTok"/>
+        </w:rPr>
+        <w:t xml:space="preserve">    plt.plot(Hn,HC_Si.imag, </w:t>
+      </w:r>
+      <w:r>
+        <w:rPr>
+          <w:rStyle w:val="StringTok"/>
+        </w:rPr>
+        <w:t xml:space="preserve">'k-'</w:t>
+      </w:r>
+      <w:r>
+        <w:rPr>
+          <w:rStyle w:val="NormalTok"/>
+        </w:rPr>
+        <w:t xml:space="preserve">,label</w:t>
+      </w:r>
+      <w:r>
+        <w:rPr>
+          <w:rStyle w:val="OperatorTok"/>
+        </w:rPr>
+        <w:t xml:space="preserve">=</w:t>
+      </w:r>
+      <w:r>
+        <w:rPr>
+          <w:rStyle w:val="StringTok"/>
+        </w:rPr>
+        <w:t xml:space="preserve">'C[n] ideal'</w:t>
+      </w:r>
+      <w:r>
+        <w:rPr>
+          <w:rStyle w:val="NormalTok"/>
+        </w:rPr>
+        <w:t xml:space="preserve">)</w:t>
       </w:r>
       <w:r>
         <w:br w:type="textWrapping"/>
       </w:r>
       <w:r>
         <w:rPr>
-          <w:rStyle w:val="VerbatimChar"/>
-        </w:rPr>
-        <w:t xml:space="preserve">    plt.plot(Hn,HC_Si.imag, 'k-',label='C[n] ideal')</w:t>
+          <w:rStyle w:val="NormalTok"/>
+        </w:rPr>
+        <w:t xml:space="preserve">    plt.ylabel(</w:t>
+      </w:r>
+      <w:r>
+        <w:rPr>
+          <w:rStyle w:val="StringTok"/>
+        </w:rPr>
+        <w:t xml:space="preserve">'Imaginário'</w:t>
+      </w:r>
+      <w:r>
+        <w:rPr>
+          <w:rStyle w:val="NormalTok"/>
+        </w:rPr>
+        <w:t xml:space="preserve">, fontsize</w:t>
+      </w:r>
+      <w:r>
+        <w:rPr>
+          <w:rStyle w:val="OperatorTok"/>
+        </w:rPr>
+        <w:t xml:space="preserve">=</w:t>
+      </w:r>
+      <w:r>
+        <w:rPr>
+          <w:rStyle w:val="DecValTok"/>
+        </w:rPr>
+        <w:t xml:space="preserve">14</w:t>
+      </w:r>
+      <w:r>
+        <w:rPr>
+          <w:rStyle w:val="NormalTok"/>
+        </w:rPr>
+        <w:t xml:space="preserve">, color</w:t>
+      </w:r>
+      <w:r>
+        <w:rPr>
+          <w:rStyle w:val="OperatorTok"/>
+        </w:rPr>
+        <w:t xml:space="preserve">=</w:t>
+      </w:r>
+      <w:r>
+        <w:rPr>
+          <w:rStyle w:val="StringTok"/>
+        </w:rPr>
+        <w:t xml:space="preserve">'k'</w:t>
+      </w:r>
+      <w:r>
+        <w:rPr>
+          <w:rStyle w:val="NormalTok"/>
+        </w:rPr>
+        <w:t xml:space="preserve">)</w:t>
       </w:r>
       <w:r>
         <w:br w:type="textWrapping"/>
       </w:r>
       <w:r>
         <w:rPr>
-          <w:rStyle w:val="VerbatimChar"/>
-        </w:rPr>
-        <w:t xml:space="preserve">    plt.ylabel('Imaginário', fontsize=14, color='k')</w:t>
+          <w:rStyle w:val="NormalTok"/>
+        </w:rPr>
+        <w:t xml:space="preserve">    plt.legend()</w:t>
       </w:r>
       <w:r>
         <w:br w:type="textWrapping"/>
       </w:r>
       <w:r>
         <w:rPr>
-          <w:rStyle w:val="VerbatimChar"/>
-        </w:rPr>
-        <w:t xml:space="preserve">    plt.legend()</w:t>
+          <w:rStyle w:val="NormalTok"/>
+        </w:rPr>
+        <w:t xml:space="preserve">    plt.savefig(</w:t>
+      </w:r>
+      <w:r>
+        <w:rPr>
+          <w:rStyle w:val="StringTok"/>
+        </w:rPr>
+        <w:t xml:space="preserve">'0'</w:t>
+      </w:r>
+      <w:r>
+        <w:rPr>
+          <w:rStyle w:val="NormalTok"/>
+        </w:rPr>
+        <w:t xml:space="preserve"> </w:t>
+      </w:r>
+      <w:r>
+        <w:rPr>
+          <w:rStyle w:val="OperatorTok"/>
+        </w:rPr>
+        <w:t xml:space="preserve">+</w:t>
+      </w:r>
+      <w:r>
+        <w:rPr>
+          <w:rStyle w:val="NormalTok"/>
+        </w:rPr>
+        <w:t xml:space="preserve"> </w:t>
+      </w:r>
+      <w:r>
+        <w:rPr>
+          <w:rStyle w:val="BuiltInTok"/>
+        </w:rPr>
+        <w:t xml:space="preserve">str</w:t>
+      </w:r>
+      <w:r>
+        <w:rPr>
+          <w:rStyle w:val="NormalTok"/>
+        </w:rPr>
+        <w:t xml:space="preserve">(m) </w:t>
+      </w:r>
+      <w:r>
+        <w:rPr>
+          <w:rStyle w:val="OperatorTok"/>
+        </w:rPr>
+        <w:t xml:space="preserve">+</w:t>
+      </w:r>
+      <w:r>
+        <w:rPr>
+          <w:rStyle w:val="NormalTok"/>
+        </w:rPr>
+        <w:t xml:space="preserve"> </w:t>
+      </w:r>
+      <w:r>
+        <w:rPr>
+          <w:rStyle w:val="StringTok"/>
+        </w:rPr>
+        <w:t xml:space="preserve">'.png'</w:t>
+      </w:r>
+      <w:r>
+        <w:rPr>
+          <w:rStyle w:val="NormalTok"/>
+        </w:rPr>
+        <w:t xml:space="preserve">, dpi</w:t>
+      </w:r>
+      <w:r>
+        <w:rPr>
+          <w:rStyle w:val="OperatorTok"/>
+        </w:rPr>
+        <w:t xml:space="preserve">=</w:t>
+      </w:r>
+      <w:r>
+        <w:rPr>
+          <w:rStyle w:val="DecValTok"/>
+        </w:rPr>
+        <w:t xml:space="preserve">150</w:t>
+      </w:r>
+      <w:r>
+        <w:rPr>
+          <w:rStyle w:val="NormalTok"/>
+        </w:rPr>
+        <w:t xml:space="preserve">)</w:t>
       </w:r>
       <w:r>
         <w:br w:type="textWrapping"/>
       </w:r>
       <w:r>
         <w:rPr>
-          <w:rStyle w:val="VerbatimChar"/>
-        </w:rPr>
-        <w:t xml:space="preserve">    plt.savefig('0' + str(m) + '.png', dpi=150)</w:t>
+          <w:rStyle w:val="NormalTok"/>
+        </w:rPr>
+        <w:t xml:space="preserve">    plt.close(</w:t>
+      </w:r>
+      <w:r>
+        <w:rPr>
+          <w:rStyle w:val="StringTok"/>
+        </w:rPr>
+        <w:t xml:space="preserve">'all'</w:t>
+      </w:r>
+      <w:r>
+        <w:rPr>
+          <w:rStyle w:val="NormalTok"/>
+        </w:rPr>
+        <w:t xml:space="preserve">)</w:t>
       </w:r>
       <w:r>
         <w:br w:type="textWrapping"/>
       </w:r>
       <w:r>
         <w:rPr>
-          <w:rStyle w:val="VerbatimChar"/>
-        </w:rPr>
-        <w:t xml:space="preserve">    plt.close('all')</w:t>
+          <w:rStyle w:val="NormalTok"/>
+        </w:rPr>
+        <w:t xml:space="preserve">  </w:t>
+      </w:r>
+      <w:r>
+        <w:rPr>
+          <w:rStyle w:val="CommentTok"/>
+        </w:rPr>
+        <w:t xml:space="preserve">#calcula o erro em relação ao algoritmo da biblioteca Scipy</w:t>
       </w:r>
       <w:r>
         <w:br w:type="textWrapping"/>
       </w:r>
       <w:r>
         <w:rPr>
-          <w:rStyle w:val="VerbatimChar"/>
-        </w:rPr>
-        <w:t xml:space="preserve">  #calcula o erro em relação ao algoritmo da biblioteca Scipy</w:t>
+          <w:rStyle w:val="NormalTok"/>
+        </w:rPr>
+        <w:t xml:space="preserve">  error </w:t>
+      </w:r>
+      <w:r>
+        <w:rPr>
+          <w:rStyle w:val="OperatorTok"/>
+        </w:rPr>
+        <w:t xml:space="preserve">=</w:t>
+      </w:r>
+      <w:r>
+        <w:rPr>
+          <w:rStyle w:val="NormalTok"/>
+        </w:rPr>
+        <w:t xml:space="preserve"> </w:t>
+      </w:r>
+      <w:r>
+        <w:rPr>
+          <w:rStyle w:val="BuiltInTok"/>
+        </w:rPr>
+        <w:t xml:space="preserve">sum</w:t>
+      </w:r>
+      <w:r>
+        <w:rPr>
+          <w:rStyle w:val="NormalTok"/>
+        </w:rPr>
+        <w:t xml:space="preserve">((X</w:t>
+      </w:r>
+      <w:r>
+        <w:rPr>
+          <w:rStyle w:val="OperatorTok"/>
+        </w:rPr>
+        <w:t xml:space="preserve">-</w:t>
+      </w:r>
+      <w:r>
+        <w:rPr>
+          <w:rStyle w:val="NormalTok"/>
+        </w:rPr>
+        <w:t xml:space="preserve">fft(x))</w:t>
+      </w:r>
+      <w:r>
+        <w:rPr>
+          <w:rStyle w:val="OperatorTok"/>
+        </w:rPr>
+        <w:t xml:space="preserve">**</w:t>
+      </w:r>
+      <w:r>
+        <w:rPr>
+          <w:rStyle w:val="DecValTok"/>
+        </w:rPr>
+        <w:t xml:space="preserve">2</w:t>
+      </w:r>
+      <w:r>
+        <w:rPr>
+          <w:rStyle w:val="NormalTok"/>
+        </w:rPr>
+        <w:t xml:space="preserve">)</w:t>
       </w:r>
       <w:r>
         <w:br w:type="textWrapping"/>
       </w:r>
       <w:r>
         <w:rPr>
-          <w:rStyle w:val="VerbatimChar"/>
-        </w:rPr>
-        <w:t xml:space="preserve">  error = sum((X-fft(x))**2)</w:t>
+          <w:rStyle w:val="NormalTok"/>
+        </w:rPr>
+        <w:t xml:space="preserve">  </w:t>
+      </w:r>
+      <w:r>
+        <w:rPr>
+          <w:rStyle w:val="BuiltInTok"/>
+        </w:rPr>
+        <w:t xml:space="preserve">print</w:t>
+      </w:r>
+      <w:r>
+        <w:rPr>
+          <w:rStyle w:val="NormalTok"/>
+        </w:rPr>
+        <w:t xml:space="preserve">(</w:t>
+      </w:r>
+      <w:r>
+        <w:rPr>
+          <w:rStyle w:val="BuiltInTok"/>
+        </w:rPr>
+        <w:t xml:space="preserve">round</w:t>
+      </w:r>
+      <w:r>
+        <w:rPr>
+          <w:rStyle w:val="NormalTok"/>
+        </w:rPr>
+        <w:t xml:space="preserve">(error,</w:t>
+      </w:r>
+      <w:r>
+        <w:rPr>
+          <w:rStyle w:val="DecValTok"/>
+        </w:rPr>
+        <w:t xml:space="preserve">5</w:t>
+      </w:r>
+      <w:r>
+        <w:rPr>
+          <w:rStyle w:val="NormalTok"/>
+        </w:rPr>
+        <w:t xml:space="preserve">))</w:t>
       </w:r>
       <w:r>
         <w:br w:type="textWrapping"/>
       </w:r>
       <w:r>
         <w:rPr>
-          <w:rStyle w:val="VerbatimChar"/>
-        </w:rPr>
-        <w:t xml:space="preserve">  print(round(error,5))</w:t>
+          <w:rStyle w:val="NormalTok"/>
+        </w:rPr>
+        <w:t xml:space="preserve">  </w:t>
+      </w:r>
+      <w:r>
+        <w:rPr>
+          <w:rStyle w:val="CommentTok"/>
+        </w:rPr>
+        <w:t xml:space="preserve"># retorna a parte não redundante da transformada</w:t>
       </w:r>
       <w:r>
         <w:br w:type="textWrapping"/>
       </w:r>
       <w:r>
         <w:rPr>
-          <w:rStyle w:val="VerbatimChar"/>
-        </w:rPr>
-        <w:t xml:space="preserve">  # retorna a parte não redundante da transformada</w:t>
+          <w:rStyle w:val="NormalTok"/>
+        </w:rPr>
+        <w:t xml:space="preserve">  </w:t>
+      </w:r>
+      <w:r>
+        <w:rPr>
+          <w:rStyle w:val="ControlFlowTok"/>
+        </w:rPr>
+        <w:t xml:space="preserve">return</w:t>
+      </w:r>
+      <w:r>
+        <w:rPr>
+          <w:rStyle w:val="NormalTok"/>
+        </w:rPr>
+        <w:t xml:space="preserve"> X[</w:t>
+      </w:r>
+      <w:r>
+        <w:rPr>
+          <w:rStyle w:val="DecValTok"/>
+        </w:rPr>
+        <w:t xml:space="preserve">0</w:t>
+      </w:r>
+      <w:r>
+        <w:rPr>
+          <w:rStyle w:val="NormalTok"/>
+        </w:rPr>
+        <w:t xml:space="preserve"> : </w:t>
+      </w:r>
+      <w:r>
+        <w:rPr>
+          <w:rStyle w:val="BuiltInTok"/>
+        </w:rPr>
+        <w:t xml:space="preserve">int</w:t>
+      </w:r>
+      <w:r>
+        <w:rPr>
+          <w:rStyle w:val="NormalTok"/>
+        </w:rPr>
+        <w:t xml:space="preserve">(N</w:t>
+      </w:r>
+      <w:r>
+        <w:rPr>
+          <w:rStyle w:val="OperatorTok"/>
+        </w:rPr>
+        <w:t xml:space="preserve">/</w:t>
+      </w:r>
+      <w:r>
+        <w:rPr>
+          <w:rStyle w:val="DecValTok"/>
+        </w:rPr>
+        <w:t xml:space="preserve">2</w:t>
+      </w:r>
+      <w:r>
+        <w:rPr>
+          <w:rStyle w:val="OperatorTok"/>
+        </w:rPr>
+        <w:t xml:space="preserve">+</w:t>
+      </w:r>
+      <w:r>
+        <w:rPr>
+          <w:rStyle w:val="DecValTok"/>
+        </w:rPr>
+        <w:t xml:space="preserve">1</w:t>
+      </w:r>
+      <w:r>
+        <w:rPr>
+          <w:rStyle w:val="NormalTok"/>
+        </w:rPr>
+        <w:t xml:space="preserve">)] </w:t>
+      </w:r>
+      <w:r>
+        <w:rPr>
+          <w:rStyle w:val="ControlFlowTok"/>
+        </w:rPr>
+        <w:t xml:space="preserve">if</w:t>
+      </w:r>
+      <w:r>
+        <w:rPr>
+          <w:rStyle w:val="NormalTok"/>
+        </w:rPr>
+        <w:t xml:space="preserve"> (N </w:t>
+      </w:r>
+      <w:r>
+        <w:rPr>
+          <w:rStyle w:val="OperatorTok"/>
+        </w:rPr>
+        <w:t xml:space="preserve">%</w:t>
+      </w:r>
+      <w:r>
+        <w:rPr>
+          <w:rStyle w:val="NormalTok"/>
+        </w:rPr>
+        <w:t xml:space="preserve"> </w:t>
+      </w:r>
+      <w:r>
+        <w:rPr>
+          <w:rStyle w:val="DecValTok"/>
+        </w:rPr>
+        <w:t xml:space="preserve">2</w:t>
+      </w:r>
+      <w:r>
+        <w:rPr>
+          <w:rStyle w:val="NormalTok"/>
+        </w:rPr>
+        <w:t xml:space="preserve"> </w:t>
+      </w:r>
+      <w:r>
+        <w:rPr>
+          <w:rStyle w:val="OperatorTok"/>
+        </w:rPr>
+        <w:t xml:space="preserve">==</w:t>
+      </w:r>
+      <w:r>
+        <w:rPr>
+          <w:rStyle w:val="NormalTok"/>
+        </w:rPr>
+        <w:t xml:space="preserve"> </w:t>
+      </w:r>
+      <w:r>
+        <w:rPr>
+          <w:rStyle w:val="DecValTok"/>
+        </w:rPr>
+        <w:t xml:space="preserve">0</w:t>
+      </w:r>
+      <w:r>
+        <w:rPr>
+          <w:rStyle w:val="NormalTok"/>
+        </w:rPr>
+        <w:t xml:space="preserve">) </w:t>
+      </w:r>
+      <w:r>
+        <w:rPr>
+          <w:rStyle w:val="ControlFlowTok"/>
+        </w:rPr>
+        <w:t xml:space="preserve">else</w:t>
+      </w:r>
+      <w:r>
+        <w:rPr>
+          <w:rStyle w:val="NormalTok"/>
+        </w:rPr>
+        <w:t xml:space="preserve"> X[</w:t>
+      </w:r>
+      <w:r>
+        <w:rPr>
+          <w:rStyle w:val="DecValTok"/>
+        </w:rPr>
+        <w:t xml:space="preserve">0</w:t>
+      </w:r>
+      <w:r>
+        <w:rPr>
+          <w:rStyle w:val="NormalTok"/>
+        </w:rPr>
+        <w:t xml:space="preserve"> : </w:t>
+      </w:r>
+      <w:r>
+        <w:rPr>
+          <w:rStyle w:val="BuiltInTok"/>
+        </w:rPr>
+        <w:t xml:space="preserve">int</w:t>
+      </w:r>
+      <w:r>
+        <w:rPr>
+          <w:rStyle w:val="NormalTok"/>
+        </w:rPr>
+        <w:t xml:space="preserve">((N</w:t>
+      </w:r>
+      <w:r>
+        <w:rPr>
+          <w:rStyle w:val="OperatorTok"/>
+        </w:rPr>
+        <w:t xml:space="preserve">+</w:t>
+      </w:r>
+      <w:r>
+        <w:rPr>
+          <w:rStyle w:val="DecValTok"/>
+        </w:rPr>
+        <w:t xml:space="preserve">1</w:t>
+      </w:r>
+      <w:r>
+        <w:rPr>
+          <w:rStyle w:val="NormalTok"/>
+        </w:rPr>
+        <w:t xml:space="preserve">)</w:t>
+      </w:r>
+      <w:r>
+        <w:rPr>
+          <w:rStyle w:val="OperatorTok"/>
+        </w:rPr>
+        <w:t xml:space="preserve">/</w:t>
+      </w:r>
+      <w:r>
+        <w:rPr>
+          <w:rStyle w:val="DecValTok"/>
+        </w:rPr>
+        <w:t xml:space="preserve">2</w:t>
+      </w:r>
+      <w:r>
+        <w:rPr>
+          <w:rStyle w:val="NormalTok"/>
+        </w:rPr>
+        <w:t xml:space="preserve">)]</w:t>
       </w:r>
       <w:r>
         <w:br w:type="textWrapping"/>
       </w:r>
       <w:r>
-        <w:rPr>
-          <w:rStyle w:val="VerbatimChar"/>
-        </w:rPr>
-        <w:t xml:space="preserve">  return X[0 : int(N/2+1)] if (N % 2 == 0) else X[0 : int((N+1)/2)]</w:t>
-      </w:r>
-      <w:r>
         <w:br w:type="textWrapping"/>
       </w:r>
       <w:r>
+        <w:rPr>
+          <w:rStyle w:val="KeywordTok"/>
+        </w:rPr>
+        <w:t xml:space="preserve">def</w:t>
+      </w:r>
+      <w:r>
+        <w:rPr>
+          <w:rStyle w:val="NormalTok"/>
+        </w:rPr>
+        <w:t xml:space="preserve"> s(t):</w:t>
+      </w:r>
+      <w:r>
         <w:br w:type="textWrapping"/>
       </w:r>
       <w:r>
         <w:rPr>
-          <w:rStyle w:val="VerbatimChar"/>
-        </w:rPr>
-        <w:t xml:space="preserve">def s(t):</w:t>
+          <w:rStyle w:val="NormalTok"/>
+        </w:rPr>
+        <w:t xml:space="preserve">  </w:t>
+      </w:r>
+      <w:r>
+        <w:rPr>
+          <w:rStyle w:val="ControlFlowTok"/>
+        </w:rPr>
+        <w:t xml:space="preserve">return</w:t>
+      </w:r>
+      <w:r>
+        <w:rPr>
+          <w:rStyle w:val="NormalTok"/>
+        </w:rPr>
+        <w:t xml:space="preserve"> np.cos(</w:t>
+      </w:r>
+      <w:r>
+        <w:rPr>
+          <w:rStyle w:val="DecValTok"/>
+        </w:rPr>
+        <w:t xml:space="preserve">2</w:t>
+      </w:r>
+      <w:r>
+        <w:rPr>
+          <w:rStyle w:val="NormalTok"/>
+        </w:rPr>
+        <w:t xml:space="preserve"> </w:t>
+      </w:r>
+      <w:r>
+        <w:rPr>
+          <w:rStyle w:val="OperatorTok"/>
+        </w:rPr>
+        <w:t xml:space="preserve">*</w:t>
+      </w:r>
+      <w:r>
+        <w:rPr>
+          <w:rStyle w:val="NormalTok"/>
+        </w:rPr>
+        <w:t xml:space="preserve"> np.pi </w:t>
+      </w:r>
+      <w:r>
+        <w:rPr>
+          <w:rStyle w:val="OperatorTok"/>
+        </w:rPr>
+        <w:t xml:space="preserve">*</w:t>
+      </w:r>
+      <w:r>
+        <w:rPr>
+          <w:rStyle w:val="NormalTok"/>
+        </w:rPr>
+        <w:t xml:space="preserve"> t)</w:t>
       </w:r>
       <w:r>
         <w:br w:type="textWrapping"/>
       </w:r>
       <w:r>
-        <w:rPr>
-          <w:rStyle w:val="VerbatimChar"/>
-        </w:rPr>
-        <w:t xml:space="preserve">  return np.cos(2 * np.pi * t)</w:t>
-      </w:r>
-      <w:r>
         <w:br w:type="textWrapping"/>
       </w:r>
       <w:r>
+        <w:rPr>
+          <w:rStyle w:val="NormalTok"/>
+        </w:rPr>
+        <w:t xml:space="preserve">t </w:t>
+      </w:r>
+      <w:r>
+        <w:rPr>
+          <w:rStyle w:val="OperatorTok"/>
+        </w:rPr>
+        <w:t xml:space="preserve">=</w:t>
+      </w:r>
+      <w:r>
+        <w:rPr>
+          <w:rStyle w:val="NormalTok"/>
+        </w:rPr>
+        <w:t xml:space="preserve"> np.linspace(</w:t>
+      </w:r>
+      <w:r>
+        <w:rPr>
+          <w:rStyle w:val="DecValTok"/>
+        </w:rPr>
+        <w:t xml:space="preserve">0</w:t>
+      </w:r>
+      <w:r>
+        <w:rPr>
+          <w:rStyle w:val="NormalTok"/>
+        </w:rPr>
+        <w:t xml:space="preserve">, </w:t>
+      </w:r>
+      <w:r>
+        <w:rPr>
+          <w:rStyle w:val="DecValTok"/>
+        </w:rPr>
+        <w:t xml:space="preserve">1</w:t>
+      </w:r>
+      <w:r>
+        <w:rPr>
+          <w:rStyle w:val="NormalTok"/>
+        </w:rPr>
+        <w:t xml:space="preserve">, </w:t>
+      </w:r>
+      <w:r>
+        <w:rPr>
+          <w:rStyle w:val="DecValTok"/>
+        </w:rPr>
+        <w:t xml:space="preserve">8</w:t>
+      </w:r>
+      <w:r>
+        <w:rPr>
+          <w:rStyle w:val="NormalTok"/>
+        </w:rPr>
+        <w:t xml:space="preserve">) </w:t>
+      </w:r>
+      <w:r>
+        <w:rPr>
+          <w:rStyle w:val="CommentTok"/>
+        </w:rPr>
+        <w:t xml:space="preserve"># 8 pontos entre 0 e 1</w:t>
+      </w:r>
+      <w:r>
         <w:br w:type="textWrapping"/>
       </w:r>
       <w:r>
         <w:rPr>
-          <w:rStyle w:val="VerbatimChar"/>
-        </w:rPr>
-        <w:t xml:space="preserve">t = np.linspace(0, 1, 8) # 8 pontos entre 0 e 1</w:t>
+          <w:rStyle w:val="NormalTok"/>
+        </w:rPr>
+        <w:t xml:space="preserve">x </w:t>
+      </w:r>
+      <w:r>
+        <w:rPr>
+          <w:rStyle w:val="OperatorTok"/>
+        </w:rPr>
+        <w:t xml:space="preserve">=</w:t>
+      </w:r>
+      <w:r>
+        <w:rPr>
+          <w:rStyle w:val="NormalTok"/>
+        </w:rPr>
+        <w:t xml:space="preserve"> s(t) </w:t>
+      </w:r>
+      <w:r>
+        <w:rPr>
+          <w:rStyle w:val="CommentTok"/>
+        </w:rPr>
+        <w:t xml:space="preserve"># aplica a função ponto a ponto</w:t>
       </w:r>
       <w:r>
         <w:br w:type="textWrapping"/>
       </w:r>
       <w:r>
         <w:rPr>
-          <w:rStyle w:val="VerbatimChar"/>
-        </w:rPr>
-        <w:t xml:space="preserve">x = s(t) # aplica a função ponto a ponto</w:t>
+          <w:rStyle w:val="NormalTok"/>
+        </w:rPr>
+        <w:t xml:space="preserve">X </w:t>
+      </w:r>
+      <w:r>
+        <w:rPr>
+          <w:rStyle w:val="OperatorTok"/>
+        </w:rPr>
+        <w:t xml:space="preserve">=</w:t>
+      </w:r>
+      <w:r>
+        <w:rPr>
+          <w:rStyle w:val="NormalTok"/>
+        </w:rPr>
+        <w:t xml:space="preserve"> DFT(x)</w:t>
       </w:r>
       <w:r>
         <w:br w:type="textWrapping"/>
       </w:r>
       <w:r>
         <w:rPr>
-          <w:rStyle w:val="VerbatimChar"/>
-        </w:rPr>
-        <w:t xml:space="preserve">X = DFT(x)</w:t>
+          <w:rStyle w:val="CommentTok"/>
+        </w:rPr>
+        <w:t xml:space="preserve"># plotando:</w:t>
       </w:r>
       <w:r>
         <w:br w:type="textWrapping"/>
       </w:r>
       <w:r>
+        <w:rPr>
+          <w:rStyle w:val="NormalTok"/>
+        </w:rPr>
+        <w:t xml:space="preserve">plt.figure(</w:t>
+      </w:r>
+      <w:r>
+        <w:rPr>
+          <w:rStyle w:val="DecValTok"/>
+        </w:rPr>
+        <w:t xml:space="preserve">1</w:t>
+      </w:r>
+      <w:r>
+        <w:rPr>
+          <w:rStyle w:val="NormalTok"/>
+        </w:rPr>
+        <w:t xml:space="preserve">)</w:t>
+      </w:r>
+      <w:r>
         <w:br w:type="textWrapping"/>
       </w:r>
       <w:r>
         <w:rPr>
-          <w:rStyle w:val="VerbatimChar"/>
-        </w:rPr>
-        <w:t xml:space="preserve"># plotando:</w:t>
+          <w:rStyle w:val="NormalTok"/>
+        </w:rPr>
+        <w:t xml:space="preserve">plt.subplot(</w:t>
+      </w:r>
+      <w:r>
+        <w:rPr>
+          <w:rStyle w:val="DecValTok"/>
+        </w:rPr>
+        <w:t xml:space="preserve">211</w:t>
+      </w:r>
+      <w:r>
+        <w:rPr>
+          <w:rStyle w:val="NormalTok"/>
+        </w:rPr>
+        <w:t xml:space="preserve">)</w:t>
       </w:r>
       <w:r>
         <w:br w:type="textWrapping"/>
       </w:r>
       <w:r>
         <w:rPr>
-          <w:rStyle w:val="VerbatimChar"/>
-        </w:rPr>
-        <w:t xml:space="preserve">plt.figure(1)</w:t>
+          <w:rStyle w:val="NormalTok"/>
+        </w:rPr>
+        <w:t xml:space="preserve">plt.ylabel(</w:t>
+      </w:r>
+      <w:r>
+        <w:rPr>
+          <w:rStyle w:val="StringTok"/>
+        </w:rPr>
+        <w:t xml:space="preserve">'Real'</w:t>
+      </w:r>
+      <w:r>
+        <w:rPr>
+          <w:rStyle w:val="NormalTok"/>
+        </w:rPr>
+        <w:t xml:space="preserve">, fontsize</w:t>
+      </w:r>
+      <w:r>
+        <w:rPr>
+          <w:rStyle w:val="OperatorTok"/>
+        </w:rPr>
+        <w:t xml:space="preserve">=</w:t>
+      </w:r>
+      <w:r>
+        <w:rPr>
+          <w:rStyle w:val="DecValTok"/>
+        </w:rPr>
+        <w:t xml:space="preserve">14</w:t>
+      </w:r>
+      <w:r>
+        <w:rPr>
+          <w:rStyle w:val="NormalTok"/>
+        </w:rPr>
+        <w:t xml:space="preserve">, color</w:t>
+      </w:r>
+      <w:r>
+        <w:rPr>
+          <w:rStyle w:val="OperatorTok"/>
+        </w:rPr>
+        <w:t xml:space="preserve">=</w:t>
+      </w:r>
+      <w:r>
+        <w:rPr>
+          <w:rStyle w:val="StringTok"/>
+        </w:rPr>
+        <w:t xml:space="preserve">'k'</w:t>
+      </w:r>
+      <w:r>
+        <w:rPr>
+          <w:rStyle w:val="NormalTok"/>
+        </w:rPr>
+        <w:t xml:space="preserve">)</w:t>
       </w:r>
       <w:r>
         <w:br w:type="textWrapping"/>
       </w:r>
       <w:r>
         <w:rPr>
-          <w:rStyle w:val="VerbatimChar"/>
-        </w:rPr>
-        <w:t xml:space="preserve">plt.subplot(211)</w:t>
+          <w:rStyle w:val="NormalTok"/>
+        </w:rPr>
+        <w:t xml:space="preserve">plt.stem(X.real,linefmt</w:t>
+      </w:r>
+      <w:r>
+        <w:rPr>
+          <w:rStyle w:val="OperatorTok"/>
+        </w:rPr>
+        <w:t xml:space="preserve">=</w:t>
+      </w:r>
+      <w:r>
+        <w:rPr>
+          <w:rStyle w:val="StringTok"/>
+        </w:rPr>
+        <w:t xml:space="preserve">'k--'</w:t>
+      </w:r>
+      <w:r>
+        <w:rPr>
+          <w:rStyle w:val="NormalTok"/>
+        </w:rPr>
+        <w:t xml:space="preserve">,markerfmt</w:t>
+      </w:r>
+      <w:r>
+        <w:rPr>
+          <w:rStyle w:val="OperatorTok"/>
+        </w:rPr>
+        <w:t xml:space="preserve">=</w:t>
+      </w:r>
+      <w:r>
+        <w:rPr>
+          <w:rStyle w:val="StringTok"/>
+        </w:rPr>
+        <w:t xml:space="preserve">'ko'</w:t>
+      </w:r>
+      <w:r>
+        <w:rPr>
+          <w:rStyle w:val="NormalTok"/>
+        </w:rPr>
+        <w:t xml:space="preserve">, basefmt</w:t>
+      </w:r>
+      <w:r>
+        <w:rPr>
+          <w:rStyle w:val="OperatorTok"/>
+        </w:rPr>
+        <w:t xml:space="preserve">=</w:t>
+      </w:r>
+      <w:r>
+        <w:rPr>
+          <w:rStyle w:val="StringTok"/>
+        </w:rPr>
+        <w:t xml:space="preserve">'k--'</w:t>
+      </w:r>
+      <w:r>
+        <w:rPr>
+          <w:rStyle w:val="NormalTok"/>
+        </w:rPr>
+        <w:t xml:space="preserve">)</w:t>
       </w:r>
       <w:r>
         <w:br w:type="textWrapping"/>
       </w:r>
       <w:r>
         <w:rPr>
-          <w:rStyle w:val="VerbatimChar"/>
-        </w:rPr>
-        <w:t xml:space="preserve">plt.ylabel('Real', fontsize=14, color='k')</w:t>
+          <w:rStyle w:val="NormalTok"/>
+        </w:rPr>
+        <w:t xml:space="preserve">plt.subplot(</w:t>
+      </w:r>
+      <w:r>
+        <w:rPr>
+          <w:rStyle w:val="DecValTok"/>
+        </w:rPr>
+        <w:t xml:space="preserve">212</w:t>
+      </w:r>
+      <w:r>
+        <w:rPr>
+          <w:rStyle w:val="NormalTok"/>
+        </w:rPr>
+        <w:t xml:space="preserve">)</w:t>
       </w:r>
       <w:r>
         <w:br w:type="textWrapping"/>
       </w:r>
       <w:r>
         <w:rPr>
-          <w:rStyle w:val="VerbatimChar"/>
-        </w:rPr>
-        <w:t xml:space="preserve">plt.stem(X.real,linefmt='k--',markerfmt='ko', basefmt='k--')</w:t>
+          <w:rStyle w:val="NormalTok"/>
+        </w:rPr>
+        <w:t xml:space="preserve">plt.stem(X.imag,linefmt</w:t>
+      </w:r>
+      <w:r>
+        <w:rPr>
+          <w:rStyle w:val="OperatorTok"/>
+        </w:rPr>
+        <w:t xml:space="preserve">=</w:t>
+      </w:r>
+      <w:r>
+        <w:rPr>
+          <w:rStyle w:val="StringTok"/>
+        </w:rPr>
+        <w:t xml:space="preserve">'k--'</w:t>
+      </w:r>
+      <w:r>
+        <w:rPr>
+          <w:rStyle w:val="NormalTok"/>
+        </w:rPr>
+        <w:t xml:space="preserve">,markerfmt</w:t>
+      </w:r>
+      <w:r>
+        <w:rPr>
+          <w:rStyle w:val="OperatorTok"/>
+        </w:rPr>
+        <w:t xml:space="preserve">=</w:t>
+      </w:r>
+      <w:r>
+        <w:rPr>
+          <w:rStyle w:val="StringTok"/>
+        </w:rPr>
+        <w:t xml:space="preserve">'ks'</w:t>
+      </w:r>
+      <w:r>
+        <w:rPr>
+          <w:rStyle w:val="NormalTok"/>
+        </w:rPr>
+        <w:t xml:space="preserve">, basefmt</w:t>
+      </w:r>
+      <w:r>
+        <w:rPr>
+          <w:rStyle w:val="OperatorTok"/>
+        </w:rPr>
+        <w:t xml:space="preserve">=</w:t>
+      </w:r>
+      <w:r>
+        <w:rPr>
+          <w:rStyle w:val="StringTok"/>
+        </w:rPr>
+        <w:t xml:space="preserve">'k--'</w:t>
+      </w:r>
+      <w:r>
+        <w:rPr>
+          <w:rStyle w:val="NormalTok"/>
+        </w:rPr>
+        <w:t xml:space="preserve">)</w:t>
       </w:r>
       <w:r>
         <w:br w:type="textWrapping"/>
       </w:r>
       <w:r>
         <w:rPr>
-          <w:rStyle w:val="VerbatimChar"/>
-        </w:rPr>
-        <w:t xml:space="preserve">plt.subplot(212)</w:t>
+          <w:rStyle w:val="NormalTok"/>
+        </w:rPr>
+        <w:t xml:space="preserve">plt.ylabel(</w:t>
+      </w:r>
+      <w:r>
+        <w:rPr>
+          <w:rStyle w:val="StringTok"/>
+        </w:rPr>
+        <w:t xml:space="preserve">'Imaginário'</w:t>
+      </w:r>
+      <w:r>
+        <w:rPr>
+          <w:rStyle w:val="NormalTok"/>
+        </w:rPr>
+        <w:t xml:space="preserve">, fontsize</w:t>
+      </w:r>
+      <w:r>
+        <w:rPr>
+          <w:rStyle w:val="OperatorTok"/>
+        </w:rPr>
+        <w:t xml:space="preserve">=</w:t>
+      </w:r>
+      <w:r>
+        <w:rPr>
+          <w:rStyle w:val="DecValTok"/>
+        </w:rPr>
+        <w:t xml:space="preserve">14</w:t>
+      </w:r>
+      <w:r>
+        <w:rPr>
+          <w:rStyle w:val="NormalTok"/>
+        </w:rPr>
+        <w:t xml:space="preserve">, color</w:t>
+      </w:r>
+      <w:r>
+        <w:rPr>
+          <w:rStyle w:val="OperatorTok"/>
+        </w:rPr>
+        <w:t xml:space="preserve">=</w:t>
+      </w:r>
+      <w:r>
+        <w:rPr>
+          <w:rStyle w:val="StringTok"/>
+        </w:rPr>
+        <w:t xml:space="preserve">'k'</w:t>
+      </w:r>
+      <w:r>
+        <w:rPr>
+          <w:rStyle w:val="NormalTok"/>
+        </w:rPr>
+        <w:t xml:space="preserve">)</w:t>
       </w:r>
       <w:r>
         <w:br w:type="textWrapping"/>
       </w:r>
       <w:r>
         <w:rPr>
-          <w:rStyle w:val="VerbatimChar"/>
-        </w:rPr>
-        <w:t xml:space="preserve">plt.stem(X.imag,linefmt='k--',markerfmt='ks', basefmt='k--')</w:t>
+          <w:rStyle w:val="NormalTok"/>
+        </w:rPr>
+        <w:t xml:space="preserve">plt.savefig(</w:t>
+      </w:r>
+      <w:r>
+        <w:rPr>
+          <w:rStyle w:val="StringTok"/>
+        </w:rPr>
+        <w:t xml:space="preserve">'transform.png'</w:t>
+      </w:r>
+      <w:r>
+        <w:rPr>
+          <w:rStyle w:val="NormalTok"/>
+        </w:rPr>
+        <w:t xml:space="preserve">, dpi</w:t>
+      </w:r>
+      <w:r>
+        <w:rPr>
+          <w:rStyle w:val="OperatorTok"/>
+        </w:rPr>
+        <w:t xml:space="preserve">=</w:t>
+      </w:r>
+      <w:r>
+        <w:rPr>
+          <w:rStyle w:val="DecValTok"/>
+        </w:rPr>
+        <w:t xml:space="preserve">150</w:t>
+      </w:r>
+      <w:r>
+        <w:rPr>
+          <w:rStyle w:val="NormalTok"/>
+        </w:rPr>
+        <w:t xml:space="preserve">)</w:t>
       </w:r>
       <w:r>
         <w:br w:type="textWrapping"/>
       </w:r>
       <w:r>
         <w:rPr>
-          <w:rStyle w:val="VerbatimChar"/>
-        </w:rPr>
-        <w:t xml:space="preserve">plt.ylabel('Imaginário', fontsize=14, color='k')</w:t>
-      </w:r>
-      <w:r>
-        <w:br w:type="textWrapping"/>
-      </w:r>
-      <w:r>
-        <w:rPr>
-          <w:rStyle w:val="VerbatimChar"/>
-        </w:rPr>
-        <w:t xml:space="preserve">plt.savefig('transform.png', dpi=150)</w:t>
-      </w:r>
-      <w:r>
-        <w:br w:type="textWrapping"/>
-      </w:r>
-      <w:r>
-        <w:rPr>
-          <w:rStyle w:val="VerbatimChar"/>
-        </w:rPr>
-        <w:t xml:space="preserve">plt.close('all')</w:t>
+          <w:rStyle w:val="NormalTok"/>
+        </w:rPr>
+        <w:t xml:space="preserve">plt.close(</w:t>
+      </w:r>
+      <w:r>
+        <w:rPr>
+          <w:rStyle w:val="StringTok"/>
+        </w:rPr>
+        <w:t xml:space="preserve">'all'</w:t>
+      </w:r>
+      <w:r>
+        <w:rPr>
+          <w:rStyle w:val="NormalTok"/>
+        </w:rPr>
+        <w:t xml:space="preserve">)</w:t>
       </w:r>
     </w:p>
     <w:p>
       <w:pPr>
         <w:pStyle w:val="Heading2"/>
       </w:pPr>
-      <w:bookmarkStart w:id="44" w:name="a-equação-da-onda"/>
+      <w:bookmarkStart w:id="45" w:name="a-equação-da-onda"/>
       <w:r>
         <w:t xml:space="preserve">A Equação da Onda</w:t>
       </w:r>
-      <w:bookmarkEnd w:id="44"/>
+      <w:bookmarkEnd w:id="45"/>
     </w:p>
     <w:p>
       <w:pPr>
@@ -8630,7 +10325,7 @@
                     </pic:cNvPicPr>
                   </pic:nvPicPr>
                   <pic:blipFill>
-                    <a:blip r:embed="rId45"/>
+                    <a:blip r:embed="rId46"/>
                     <a:stretch>
                       <a:fillRect/>
                     </a:stretch>
@@ -8857,10 +10552,250 @@
       <w:pPr>
         <w:pStyle w:val="BodyText"/>
       </w:pPr>
-      <w:r>
-        <w:t xml:space="preserve">$$F(x,t) = T(x + dx,t)\sin(\theta + d\theta) - T(x,t)\sin(\theta) = \\
-T(x + dx,t)\cos(\theta + d\theta) \tan(\theta + d\theta) - T(x,t)\cos(\theta)\tan(\theta)$$</w:t>
-      </w:r>
+      <m:oMathPara>
+        <m:oMathParaPr>
+          <m:jc m:val="center"/>
+        </m:oMathParaPr>
+        <m:oMath>
+          <m:r>
+            <m:t>F</m:t>
+          </m:r>
+          <m:r>
+            <m:t>(</m:t>
+          </m:r>
+          <m:r>
+            <m:t>x</m:t>
+          </m:r>
+          <m:r>
+            <m:t>,</m:t>
+          </m:r>
+          <m:r>
+            <m:t>t</m:t>
+          </m:r>
+          <m:r>
+            <m:t>)</m:t>
+          </m:r>
+          <m:r>
+            <m:t>=</m:t>
+          </m:r>
+          <m:r>
+            <m:t>T</m:t>
+          </m:r>
+          <m:r>
+            <m:t>(</m:t>
+          </m:r>
+          <m:r>
+            <m:t>x</m:t>
+          </m:r>
+          <m:r>
+            <m:t>+</m:t>
+          </m:r>
+          <m:r>
+            <m:t>d</m:t>
+          </m:r>
+          <m:r>
+            <m:t>x</m:t>
+          </m:r>
+          <m:r>
+            <m:t>,</m:t>
+          </m:r>
+          <m:r>
+            <m:t>t</m:t>
+          </m:r>
+          <m:r>
+            <m:t>)</m:t>
+          </m:r>
+          <m:r>
+            <m:rPr>
+              <m:sty m:val="p"/>
+            </m:rPr>
+            <m:t>sin</m:t>
+          </m:r>
+          <m:r>
+            <m:t>(</m:t>
+          </m:r>
+          <m:r>
+            <m:t>θ</m:t>
+          </m:r>
+          <m:r>
+            <m:t>+</m:t>
+          </m:r>
+          <m:r>
+            <m:t>d</m:t>
+          </m:r>
+          <m:r>
+            <m:t>θ</m:t>
+          </m:r>
+          <m:r>
+            <m:t>)</m:t>
+          </m:r>
+          <m:r>
+            <m:t>−</m:t>
+          </m:r>
+          <m:r>
+            <m:t>T</m:t>
+          </m:r>
+          <m:r>
+            <m:t>(</m:t>
+          </m:r>
+          <m:r>
+            <m:t>x</m:t>
+          </m:r>
+          <m:r>
+            <m:t>,</m:t>
+          </m:r>
+          <m:r>
+            <m:t>t</m:t>
+          </m:r>
+          <m:r>
+            <m:t>)</m:t>
+          </m:r>
+          <m:r>
+            <m:rPr>
+              <m:sty m:val="p"/>
+            </m:rPr>
+            <m:t>sin</m:t>
+          </m:r>
+          <m:r>
+            <m:t>(</m:t>
+          </m:r>
+          <m:r>
+            <m:t>θ</m:t>
+          </m:r>
+          <m:r>
+            <m:t>)</m:t>
+          </m:r>
+          <m:r>
+            <m:t>=</m:t>
+          </m:r>
+          <m:r>
+            <m:t>T</m:t>
+          </m:r>
+          <m:r>
+            <m:t>(</m:t>
+          </m:r>
+          <m:r>
+            <m:t>x</m:t>
+          </m:r>
+          <m:r>
+            <m:t>+</m:t>
+          </m:r>
+          <m:r>
+            <m:t>d</m:t>
+          </m:r>
+          <m:r>
+            <m:t>x</m:t>
+          </m:r>
+          <m:r>
+            <m:t>,</m:t>
+          </m:r>
+          <m:r>
+            <m:t>t</m:t>
+          </m:r>
+          <m:r>
+            <m:t>)</m:t>
+          </m:r>
+          <m:r>
+            <m:rPr>
+              <m:sty m:val="p"/>
+            </m:rPr>
+            <m:t>cos</m:t>
+          </m:r>
+          <m:r>
+            <m:t>(</m:t>
+          </m:r>
+          <m:r>
+            <m:t>θ</m:t>
+          </m:r>
+          <m:r>
+            <m:t>+</m:t>
+          </m:r>
+          <m:r>
+            <m:t>d</m:t>
+          </m:r>
+          <m:r>
+            <m:t>θ</m:t>
+          </m:r>
+          <m:r>
+            <m:t>)</m:t>
+          </m:r>
+          <m:r>
+            <m:rPr>
+              <m:sty m:val="p"/>
+            </m:rPr>
+            <m:t>tan</m:t>
+          </m:r>
+          <m:r>
+            <m:t>(</m:t>
+          </m:r>
+          <m:r>
+            <m:t>θ</m:t>
+          </m:r>
+          <m:r>
+            <m:t>+</m:t>
+          </m:r>
+          <m:r>
+            <m:t>d</m:t>
+          </m:r>
+          <m:r>
+            <m:t>θ</m:t>
+          </m:r>
+          <m:r>
+            <m:t>)</m:t>
+          </m:r>
+          <m:r>
+            <m:t>−</m:t>
+          </m:r>
+          <m:r>
+            <m:t>T</m:t>
+          </m:r>
+          <m:r>
+            <m:t>(</m:t>
+          </m:r>
+          <m:r>
+            <m:t>x</m:t>
+          </m:r>
+          <m:r>
+            <m:t>,</m:t>
+          </m:r>
+          <m:r>
+            <m:t>t</m:t>
+          </m:r>
+          <m:r>
+            <m:t>)</m:t>
+          </m:r>
+          <m:r>
+            <m:rPr>
+              <m:sty m:val="p"/>
+            </m:rPr>
+            <m:t>cos</m:t>
+          </m:r>
+          <m:r>
+            <m:t>(</m:t>
+          </m:r>
+          <m:r>
+            <m:t>θ</m:t>
+          </m:r>
+          <m:r>
+            <m:t>)</m:t>
+          </m:r>
+          <m:r>
+            <m:rPr>
+              <m:sty m:val="p"/>
+            </m:rPr>
+            <m:t>tan</m:t>
+          </m:r>
+          <m:r>
+            <m:t>(</m:t>
+          </m:r>
+          <m:r>
+            <m:t>θ</m:t>
+          </m:r>
+          <m:r>
+            <m:t>)</m:t>
+          </m:r>
+        </m:oMath>
+      </m:oMathPara>
     </w:p>
     <w:p>
       <w:pPr>
@@ -11270,11 +13205,11 @@
       <w:pPr>
         <w:pStyle w:val="Heading2"/>
       </w:pPr>
-      <w:bookmarkStart w:id="46" w:name="formalização-de-uma-rede-neural---forward-pass"/>
+      <w:bookmarkStart w:id="47" w:name="formalização-de-uma-rede-neural---forward-pass"/>
       <w:r>
         <w:t xml:space="preserve">Formalização de uma Rede Neural - Forward Pass</w:t>
       </w:r>
-      <w:bookmarkEnd w:id="46"/>
+      <w:bookmarkEnd w:id="47"/>
     </w:p>
     <w:p>
       <w:pPr>
@@ -11304,7 +13239,7 @@
                     </pic:cNvPicPr>
                   </pic:nvPicPr>
                   <pic:blipFill>
-                    <a:blip r:embed="rId47"/>
+                    <a:blip r:embed="rId48"/>
                     <a:stretch>
                       <a:fillRect/>
                     </a:stretch>
@@ -12471,11 +14406,11 @@
       <w:pPr>
         <w:pStyle w:val="Heading2"/>
       </w:pPr>
-      <w:bookmarkStart w:id="48" w:name="formalização-de-uma-rede-neural---backpropagation"/>
+      <w:bookmarkStart w:id="49" w:name="formalização-de-uma-rede-neural---backpropagation"/>
       <w:r>
         <w:t xml:space="preserve">Formalização de uma Rede Neural - Backpropagation</w:t>
       </w:r>
-      <w:bookmarkEnd w:id="48"/>
+      <w:bookmarkEnd w:id="49"/>
     </w:p>
     <w:p>
       <w:pPr>
@@ -13092,7 +15027,7 @@
                     </pic:cNvPicPr>
                   </pic:nvPicPr>
                   <pic:blipFill>
-                    <a:blip r:embed="rId49"/>
+                    <a:blip r:embed="rId50"/>
                     <a:stretch>
                       <a:fillRect/>
                     </a:stretch>
@@ -14725,21 +16660,21 @@
       <w:pPr>
         <w:pStyle w:val="Heading1"/>
       </w:pPr>
-      <w:bookmarkStart w:id="50" w:name="metodologia"/>
+      <w:bookmarkStart w:id="51" w:name="metodologia"/>
       <w:r>
         <w:t xml:space="preserve">Metodologia</w:t>
       </w:r>
-      <w:bookmarkEnd w:id="50"/>
+      <w:bookmarkEnd w:id="51"/>
     </w:p>
     <w:p>
       <w:pPr>
         <w:pStyle w:val="Heading2"/>
       </w:pPr>
-      <w:bookmarkStart w:id="51" w:name="samples-utilizados"/>
+      <w:bookmarkStart w:id="52" w:name="samples-utilizados"/>
       <w:r>
         <w:t xml:space="preserve">Samples Utilizados</w:t>
       </w:r>
-      <w:bookmarkEnd w:id="51"/>
+      <w:bookmarkEnd w:id="52"/>
     </w:p>
     <w:p>
       <w:pPr>
@@ -14773,11 +16708,11 @@
       <w:pPr>
         <w:pStyle w:val="Heading2"/>
       </w:pPr>
-      <w:bookmarkStart w:id="52" w:name="redes-densas"/>
+      <w:bookmarkStart w:id="53" w:name="redes-densas"/>
       <w:r>
         <w:t xml:space="preserve">Redes Densas</w:t>
       </w:r>
-      <w:bookmarkEnd w:id="52"/>
+      <w:bookmarkEnd w:id="53"/>
     </w:p>
     <w:p>
       <w:pPr>
@@ -15305,11 +17240,11 @@
       <w:pPr>
         <w:pStyle w:val="Heading3"/>
       </w:pPr>
-      <w:bookmarkStart w:id="53" w:name="algoritmos-de-otimização"/>
+      <w:bookmarkStart w:id="54" w:name="algoritmos-de-otimização"/>
       <w:r>
         <w:t xml:space="preserve">Algoritmos de Otimização</w:t>
       </w:r>
-      <w:bookmarkEnd w:id="53"/>
+      <w:bookmarkEnd w:id="54"/>
     </w:p>
     <w:p>
       <w:pPr>
@@ -15355,11 +17290,11 @@
       <w:pPr>
         <w:pStyle w:val="Heading3"/>
       </w:pPr>
-      <w:bookmarkStart w:id="54" w:name="grid-search-para-topologia-e-parâmetros"/>
+      <w:bookmarkStart w:id="55" w:name="grid-search-para-topologia-e-parâmetros"/>
       <w:r>
         <w:t xml:space="preserve">Grid search para topologia e parâmetros</w:t>
       </w:r>
-      <w:bookmarkEnd w:id="54"/>
+      <w:bookmarkEnd w:id="55"/>
     </w:p>
     <w:p>
       <w:pPr>
@@ -15373,11 +17308,11 @@
       <w:pPr>
         <w:pStyle w:val="Heading4"/>
       </w:pPr>
-      <w:bookmarkStart w:id="55" w:name="adagrad"/>
+      <w:bookmarkStart w:id="56" w:name="adagrad"/>
       <w:r>
         <w:t xml:space="preserve">Adagrad</w:t>
       </w:r>
-      <w:bookmarkEnd w:id="55"/>
+      <w:bookmarkEnd w:id="56"/>
     </w:p>
     <w:p>
       <w:pPr>
@@ -15441,7 +17376,7 @@
                     </pic:cNvPicPr>
                   </pic:nvPicPr>
                   <pic:blipFill>
-                    <a:blip r:embed="rId56"/>
+                    <a:blip r:embed="rId57"/>
                     <a:stretch>
                       <a:fillRect/>
                     </a:stretch>
@@ -15496,7 +17431,7 @@
                     </pic:cNvPicPr>
                   </pic:nvPicPr>
                   <pic:blipFill>
-                    <a:blip r:embed="rId57"/>
+                    <a:blip r:embed="rId58"/>
                     <a:stretch>
                       <a:fillRect/>
                     </a:stretch>
@@ -15909,11 +17844,11 @@
       <w:pPr>
         <w:pStyle w:val="Heading4"/>
       </w:pPr>
-      <w:bookmarkStart w:id="58" w:name="nadam"/>
+      <w:bookmarkStart w:id="59" w:name="nadam"/>
       <w:r>
         <w:t xml:space="preserve">Nadam</w:t>
       </w:r>
-      <w:bookmarkEnd w:id="58"/>
+      <w:bookmarkEnd w:id="59"/>
     </w:p>
     <w:p>
       <w:pPr>
@@ -15943,7 +17878,7 @@
                     </pic:cNvPicPr>
                   </pic:nvPicPr>
                   <pic:blipFill>
-                    <a:blip r:embed="rId59"/>
+                    <a:blip r:embed="rId60"/>
                     <a:stretch>
                       <a:fillRect/>
                     </a:stretch>
@@ -15998,7 +17933,7 @@
                     </pic:cNvPicPr>
                   </pic:nvPicPr>
                   <pic:blipFill>
-                    <a:blip r:embed="rId60"/>
+                    <a:blip r:embed="rId61"/>
                     <a:stretch>
                       <a:fillRect/>
                     </a:stretch>
@@ -16411,11 +18346,11 @@
       <w:pPr>
         <w:pStyle w:val="Heading4"/>
       </w:pPr>
-      <w:bookmarkStart w:id="61" w:name="ativações-e-otimizadores"/>
+      <w:bookmarkStart w:id="62" w:name="ativações-e-otimizadores"/>
       <w:r>
         <w:t xml:space="preserve">Ativações e Otimizadores</w:t>
       </w:r>
-      <w:bookmarkEnd w:id="61"/>
+      <w:bookmarkEnd w:id="62"/>
     </w:p>
     <w:p>
       <w:pPr>
@@ -16445,7 +18380,7 @@
                     </pic:cNvPicPr>
                   </pic:nvPicPr>
                   <pic:blipFill>
-                    <a:blip r:embed="rId62"/>
+                    <a:blip r:embed="rId63"/>
                     <a:stretch>
                       <a:fillRect/>
                     </a:stretch>
@@ -16492,11 +18427,11 @@
       <w:pPr>
         <w:pStyle w:val="Heading3"/>
       </w:pPr>
-      <w:bookmarkStart w:id="63" w:name="análise-dos-resultados"/>
+      <w:bookmarkStart w:id="64" w:name="análise-dos-resultados"/>
       <w:r>
         <w:t xml:space="preserve">Análise dos resultados</w:t>
       </w:r>
-      <w:bookmarkEnd w:id="63"/>
+      <w:bookmarkEnd w:id="64"/>
     </w:p>
     <w:p>
       <w:pPr>
@@ -16860,7 +18795,7 @@
       <w:r>
         <w:t xml:space="preserve"> </w:t>
       </w:r>
-      <w:hyperlink r:id="rId64">
+      <w:hyperlink r:id="rId65">
         <w:r>
           <w:rPr>
             <w:rStyle w:val="Hyperlink"/>
@@ -16895,7 +18830,7 @@
                     </pic:cNvPicPr>
                   </pic:nvPicPr>
                   <pic:blipFill>
-                    <a:blip r:embed="rId65"/>
+                    <a:blip r:embed="rId66"/>
                     <a:stretch>
                       <a:fillRect/>
                     </a:stretch>
@@ -16958,11 +18893,11 @@
       <w:pPr>
         <w:pStyle w:val="Heading2"/>
       </w:pPr>
-      <w:bookmarkStart w:id="66" w:name="redes-recorrentes-1"/>
+      <w:bookmarkStart w:id="67" w:name="redes-recorrentes-1"/>
       <w:r>
         <w:t xml:space="preserve">Redes Recorrentes</w:t>
       </w:r>
-      <w:bookmarkEnd w:id="66"/>
+      <w:bookmarkEnd w:id="67"/>
     </w:p>
     <w:p>
       <w:pPr>
@@ -16992,7 +18927,7 @@
                     </pic:cNvPicPr>
                   </pic:nvPicPr>
                   <pic:blipFill>
-                    <a:blip r:embed="rId67"/>
+                    <a:blip r:embed="rId68"/>
                     <a:stretch>
                       <a:fillRect/>
                     </a:stretch>
@@ -17055,7 +18990,7 @@
                     </pic:cNvPicPr>
                   </pic:nvPicPr>
                   <pic:blipFill>
-                    <a:blip r:embed="rId68"/>
+                    <a:blip r:embed="rId69"/>
                     <a:stretch>
                       <a:fillRect/>
                     </a:stretch>
@@ -17177,7 +19112,7 @@
                     </pic:cNvPicPr>
                   </pic:nvPicPr>
                   <pic:blipFill>
-                    <a:blip r:embed="rId69"/>
+                    <a:blip r:embed="rId70"/>
                     <a:stretch>
                       <a:fillRect/>
                     </a:stretch>
@@ -17222,7 +19157,7 @@
       <w:r>
         <w:t xml:space="preserve"> </w:t>
       </w:r>
-      <w:hyperlink r:id="rId70">
+      <w:hyperlink r:id="rId39">
         <w:r>
           <w:rPr>
             <w:rStyle w:val="Hyperlink"/>
@@ -17244,7 +19179,7 @@
       <w:r>
         <w:t xml:space="preserve"> </w:t>
       </w:r>
-      <w:hyperlink r:id="rId70">
+      <w:hyperlink r:id="rId39">
         <w:r>
           <w:rPr>
             <w:rStyle w:val="Hyperlink"/>

--- a/Dissert.docx
+++ b/Dissert.docx
@@ -4360,7 +4360,7 @@
           <w:rPr>
             <w:rStyle w:val="Hyperlink"/>
           </w:rPr>
-          <w:t xml:space="preserve">Finite_Difference.py</w:t>
+          <w:t xml:space="preserve">resources/Finite_Difference.py</w:t>
         </w:r>
       </w:hyperlink>
       <w:r>
@@ -6629,20 +6629,302 @@
       <w:r>
         <w:t xml:space="preserve"> </w:t>
       </w:r>
-      <w:hyperlink r:id="rId39"/>
-      <w:r>
-        <w:t xml:space="preserve">, junto com áudios de diversas ondas, com local de excitação e captação variados. É interessante observar o efeito da variação desses parametros no timbre da onda sonora gerada.</w:t>
+      <w:hyperlink r:id="rId39">
+        <w:r>
+          <w:rPr>
+            <w:rStyle w:val="Hyperlink"/>
+          </w:rPr>
+          <w:t xml:space="preserve">resources/Demo Finite Difference</w:t>
+        </w:r>
+      </w:hyperlink>
+      <w:r>
+        <w:t xml:space="preserve">, junto com áudios de diversas ondas, com local de excitação e captação variados. É interessante observar o efeito da variação desses parametros no timbre da onda sonora gerada. Cabe notar que a velocidade e a escala da animação estão bastante distorcidas.</w:t>
+      </w:r>
+    </w:p>
+    <w:p>
+      <w:pPr>
+        <w:pStyle w:val="CaptionedFigure"/>
+      </w:pPr>
+      <w:r>
+        <w:drawing>
+          <wp:inline>
+            <wp:extent cx="5943600" cy="1128744"/>
+            <wp:effectExtent b="0" l="0" r="0" t="0"/>
+            <wp:docPr descr="Excitação: 0.1 - Captação: 0.1" title="" id="1" name="Picture"/>
+            <a:graphic>
+              <a:graphicData uri="http://schemas.openxmlformats.org/drawingml/2006/picture">
+                <pic:pic>
+                  <pic:nvPicPr>
+                    <pic:cNvPr descr="im/FD_440_Pluck_0-1_Pick_0-1.png" id="0" name="Picture"/>
+                    <pic:cNvPicPr>
+                      <a:picLocks noChangeArrowheads="1" noChangeAspect="1"/>
+                    </pic:cNvPicPr>
+                  </pic:nvPicPr>
+                  <pic:blipFill>
+                    <a:blip r:embed="rId40"/>
+                    <a:stretch>
+                      <a:fillRect/>
+                    </a:stretch>
+                  </pic:blipFill>
+                  <pic:spPr bwMode="auto">
+                    <a:xfrm>
+                      <a:off x="0" y="0"/>
+                      <a:ext cx="5943600" cy="1128744"/>
+                    </a:xfrm>
+                    <a:prstGeom prst="rect">
+                      <a:avLst/>
+                    </a:prstGeom>
+                    <a:noFill/>
+                    <a:ln w="9525">
+                      <a:noFill/>
+                      <a:headEnd/>
+                      <a:tailEnd/>
+                    </a:ln>
+                  </pic:spPr>
+                </pic:pic>
+              </a:graphicData>
+            </a:graphic>
+          </wp:inline>
+        </w:drawing>
+      </w:r>
+    </w:p>
+    <w:p>
+      <w:pPr>
+        <w:pStyle w:val="ImageCaption"/>
+      </w:pPr>
+      <w:r>
+        <w:t xml:space="preserve">Excitação: 0.1 - Captação: 0.1</w:t>
+      </w:r>
+    </w:p>
+    <w:p>
+      <w:pPr>
+        <w:pStyle w:val="CaptionedFigure"/>
+      </w:pPr>
+      <w:r>
+        <w:drawing>
+          <wp:inline>
+            <wp:extent cx="5943600" cy="1128744"/>
+            <wp:effectExtent b="0" l="0" r="0" t="0"/>
+            <wp:docPr descr="Excitação: 0.1 - Captação: 0.5" title="" id="1" name="Picture"/>
+            <a:graphic>
+              <a:graphicData uri="http://schemas.openxmlformats.org/drawingml/2006/picture">
+                <pic:pic>
+                  <pic:nvPicPr>
+                    <pic:cNvPr descr="im/FD_440_Pluck_0-1_Pick_0-5.png" id="0" name="Picture"/>
+                    <pic:cNvPicPr>
+                      <a:picLocks noChangeArrowheads="1" noChangeAspect="1"/>
+                    </pic:cNvPicPr>
+                  </pic:nvPicPr>
+                  <pic:blipFill>
+                    <a:blip r:embed="rId41"/>
+                    <a:stretch>
+                      <a:fillRect/>
+                    </a:stretch>
+                  </pic:blipFill>
+                  <pic:spPr bwMode="auto">
+                    <a:xfrm>
+                      <a:off x="0" y="0"/>
+                      <a:ext cx="5943600" cy="1128744"/>
+                    </a:xfrm>
+                    <a:prstGeom prst="rect">
+                      <a:avLst/>
+                    </a:prstGeom>
+                    <a:noFill/>
+                    <a:ln w="9525">
+                      <a:noFill/>
+                      <a:headEnd/>
+                      <a:tailEnd/>
+                    </a:ln>
+                  </pic:spPr>
+                </pic:pic>
+              </a:graphicData>
+            </a:graphic>
+          </wp:inline>
+        </w:drawing>
+      </w:r>
+    </w:p>
+    <w:p>
+      <w:pPr>
+        <w:pStyle w:val="ImageCaption"/>
+      </w:pPr>
+      <w:r>
+        <w:t xml:space="preserve">Excitação: 0.1 - Captação: 0.5</w:t>
+      </w:r>
+    </w:p>
+    <w:p>
+      <w:pPr>
+        <w:pStyle w:val="CaptionedFigure"/>
+      </w:pPr>
+      <w:r>
+        <w:drawing>
+          <wp:inline>
+            <wp:extent cx="5943600" cy="1128744"/>
+            <wp:effectExtent b="0" l="0" r="0" t="0"/>
+            <wp:docPr descr="Excitação: 0.3 - Captação: 0.7" title="" id="1" name="Picture"/>
+            <a:graphic>
+              <a:graphicData uri="http://schemas.openxmlformats.org/drawingml/2006/picture">
+                <pic:pic>
+                  <pic:nvPicPr>
+                    <pic:cNvPr descr="im/FD_440_Pluck_0-3_Pick_0-7.png" id="0" name="Picture"/>
+                    <pic:cNvPicPr>
+                      <a:picLocks noChangeArrowheads="1" noChangeAspect="1"/>
+                    </pic:cNvPicPr>
+                  </pic:nvPicPr>
+                  <pic:blipFill>
+                    <a:blip r:embed="rId42"/>
+                    <a:stretch>
+                      <a:fillRect/>
+                    </a:stretch>
+                  </pic:blipFill>
+                  <pic:spPr bwMode="auto">
+                    <a:xfrm>
+                      <a:off x="0" y="0"/>
+                      <a:ext cx="5943600" cy="1128744"/>
+                    </a:xfrm>
+                    <a:prstGeom prst="rect">
+                      <a:avLst/>
+                    </a:prstGeom>
+                    <a:noFill/>
+                    <a:ln w="9525">
+                      <a:noFill/>
+                      <a:headEnd/>
+                      <a:tailEnd/>
+                    </a:ln>
+                  </pic:spPr>
+                </pic:pic>
+              </a:graphicData>
+            </a:graphic>
+          </wp:inline>
+        </w:drawing>
+      </w:r>
+    </w:p>
+    <w:p>
+      <w:pPr>
+        <w:pStyle w:val="ImageCaption"/>
+      </w:pPr>
+      <w:r>
+        <w:t xml:space="preserve">Excitação: 0.3 - Captação: 0.7</w:t>
+      </w:r>
+    </w:p>
+    <w:p>
+      <w:pPr>
+        <w:pStyle w:val="CaptionedFigure"/>
+      </w:pPr>
+      <w:r>
+        <w:drawing>
+          <wp:inline>
+            <wp:extent cx="5943600" cy="1128744"/>
+            <wp:effectExtent b="0" l="0" r="0" t="0"/>
+            <wp:docPr descr="Excitação: 0.5 - Captação: 0.1" title="" id="1" name="Picture"/>
+            <a:graphic>
+              <a:graphicData uri="http://schemas.openxmlformats.org/drawingml/2006/picture">
+                <pic:pic>
+                  <pic:nvPicPr>
+                    <pic:cNvPr descr="im/FD_440_Pluck_0-5_Pick_0-1.png" id="0" name="Picture"/>
+                    <pic:cNvPicPr>
+                      <a:picLocks noChangeArrowheads="1" noChangeAspect="1"/>
+                    </pic:cNvPicPr>
+                  </pic:nvPicPr>
+                  <pic:blipFill>
+                    <a:blip r:embed="rId43"/>
+                    <a:stretch>
+                      <a:fillRect/>
+                    </a:stretch>
+                  </pic:blipFill>
+                  <pic:spPr bwMode="auto">
+                    <a:xfrm>
+                      <a:off x="0" y="0"/>
+                      <a:ext cx="5943600" cy="1128744"/>
+                    </a:xfrm>
+                    <a:prstGeom prst="rect">
+                      <a:avLst/>
+                    </a:prstGeom>
+                    <a:noFill/>
+                    <a:ln w="9525">
+                      <a:noFill/>
+                      <a:headEnd/>
+                      <a:tailEnd/>
+                    </a:ln>
+                  </pic:spPr>
+                </pic:pic>
+              </a:graphicData>
+            </a:graphic>
+          </wp:inline>
+        </w:drawing>
+      </w:r>
+    </w:p>
+    <w:p>
+      <w:pPr>
+        <w:pStyle w:val="ImageCaption"/>
+      </w:pPr>
+      <w:r>
+        <w:t xml:space="preserve">Excitação: 0.5 - Captação: 0.1</w:t>
+      </w:r>
+    </w:p>
+    <w:p>
+      <w:pPr>
+        <w:pStyle w:val="CaptionedFigure"/>
+      </w:pPr>
+      <w:r>
+        <w:drawing>
+          <wp:inline>
+            <wp:extent cx="5943600" cy="1128744"/>
+            <wp:effectExtent b="0" l="0" r="0" t="0"/>
+            <wp:docPr descr="Excitação: 0.5 - Captação: 0.5" title="" id="1" name="Picture"/>
+            <a:graphic>
+              <a:graphicData uri="http://schemas.openxmlformats.org/drawingml/2006/picture">
+                <pic:pic>
+                  <pic:nvPicPr>
+                    <pic:cNvPr descr="im/FD_440_Pluck_0-5_Pick_0-5.png" id="0" name="Picture"/>
+                    <pic:cNvPicPr>
+                      <a:picLocks noChangeArrowheads="1" noChangeAspect="1"/>
+                    </pic:cNvPicPr>
+                  </pic:nvPicPr>
+                  <pic:blipFill>
+                    <a:blip r:embed="rId44"/>
+                    <a:stretch>
+                      <a:fillRect/>
+                    </a:stretch>
+                  </pic:blipFill>
+                  <pic:spPr bwMode="auto">
+                    <a:xfrm>
+                      <a:off x="0" y="0"/>
+                      <a:ext cx="5943600" cy="1128744"/>
+                    </a:xfrm>
+                    <a:prstGeom prst="rect">
+                      <a:avLst/>
+                    </a:prstGeom>
+                    <a:noFill/>
+                    <a:ln w="9525">
+                      <a:noFill/>
+                      <a:headEnd/>
+                      <a:tailEnd/>
+                    </a:ln>
+                  </pic:spPr>
+                </pic:pic>
+              </a:graphicData>
+            </a:graphic>
+          </wp:inline>
+        </w:drawing>
+      </w:r>
+    </w:p>
+    <w:p>
+      <w:pPr>
+        <w:pStyle w:val="ImageCaption"/>
+      </w:pPr>
+      <w:r>
+        <w:t xml:space="preserve">Excitação: 0.5 - Captação: 0.5</w:t>
       </w:r>
     </w:p>
     <w:p>
       <w:pPr>
         <w:pStyle w:val="Heading3"/>
       </w:pPr>
-      <w:bookmarkStart w:id="40" w:name="digital-waveguides"/>
+      <w:bookmarkStart w:id="45" w:name="digital-waveguides"/>
       <w:r>
         <w:t xml:space="preserve">Digital Waveguides</w:t>
       </w:r>
-      <w:bookmarkEnd w:id="40"/>
+      <w:bookmarkEnd w:id="45"/>
     </w:p>
     <w:p>
       <w:pPr>
@@ -6670,38 +6952,1943 @@
         <w:t xml:space="preserve">(Smith 2006)</w:t>
       </w:r>
       <w:r>
-        <w:t xml:space="preserve">. A discretização segue a linha descrita no contexto do método das diferenças finitas, e</w:t>
-      </w:r>
-    </w:p>
+        <w:t xml:space="preserve">. O modelo também parte da equação da onda, discretizada da forma apresentada no contexto do método das diferenças finitas. O framework puramente analítico, no entanto, é abandonado, em favor de uma interpretação visual baseada na teoria de sinais digitais. A imagem abaixo apresenta a intuição dor trás do método, também para o caso de uma corda fixa em suas extremidades.</w:t>
+      </w:r>
+    </w:p>
+    <w:p>
+      <w:pPr>
+        <w:pStyle w:val="CaptionedFigure"/>
+      </w:pPr>
+      <w:r>
+        <w:drawing>
+          <wp:inline>
+            <wp:extent cx="5943600" cy="2829153"/>
+            <wp:effectExtent b="0" l="0" r="0" t="0"/>
+            <wp:docPr descr="Digital Waveguides" title="" id="1" name="Picture"/>
+            <a:graphic>
+              <a:graphicData uri="http://schemas.openxmlformats.org/drawingml/2006/picture">
+                <pic:pic>
+                  <pic:nvPicPr>
+                    <pic:cNvPr descr="im/DigitalWaveguides.png" id="0" name="Picture"/>
+                    <pic:cNvPicPr>
+                      <a:picLocks noChangeArrowheads="1" noChangeAspect="1"/>
+                    </pic:cNvPicPr>
+                  </pic:nvPicPr>
+                  <pic:blipFill>
+                    <a:blip r:embed="rId46"/>
+                    <a:stretch>
+                      <a:fillRect/>
+                    </a:stretch>
+                  </pic:blipFill>
+                  <pic:spPr bwMode="auto">
+                    <a:xfrm>
+                      <a:off x="0" y="0"/>
+                      <a:ext cx="5943600" cy="2829153"/>
+                    </a:xfrm>
+                    <a:prstGeom prst="rect">
+                      <a:avLst/>
+                    </a:prstGeom>
+                    <a:noFill/>
+                    <a:ln w="9525">
+                      <a:noFill/>
+                      <a:headEnd/>
+                      <a:tailEnd/>
+                    </a:ln>
+                  </pic:spPr>
+                </pic:pic>
+              </a:graphicData>
+            </a:graphic>
+          </wp:inline>
+        </w:drawing>
+      </w:r>
+    </w:p>
+    <w:p>
+      <w:pPr>
+        <w:pStyle w:val="ImageCaption"/>
+      </w:pPr>
+      <w:r>
+        <w:t xml:space="preserve">Digital Waveguides</w:t>
+      </w:r>
+    </w:p>
+    <w:p>
+      <w:pPr>
+        <w:pStyle w:val="BodyText"/>
+      </w:pPr>
+      <w:r>
+        <w:t xml:space="preserve">As duas linhas quadriculadas são as chamadas linhas de atraso (delay lines), por onde a onda circula, em uma direção. Ao passar de uma linha pra outra, a onda é espelhada e invertida e todos os cálculos são concatenados (lumped) nesses pontos ou, dependendo da simulação, em apenas um desses pontos, como é o caso da implementação apresentada a seguir. No modelo mais básico, somente um termo de perda é calculado, enquanto implementações mais sofisticadas fazem uso de filtros para emular a rigidez das cordas, entre muitas outras adições possíveis. O modelo pode ser extendido também para emulações bidimensionais e tridimensionais, e presta-se à implementações bastante eficientes, geralmente envolvendo uma estrutura de dados de nominada circular buffer, para a implementação das delay lines.</w:t>
+      </w:r>
+    </w:p>
+    <w:p>
+      <w:pPr>
+        <w:pStyle w:val="BodyText"/>
+      </w:pPr>
+      <w:r>
+        <w:t xml:space="preserve">A seguir, é apresentada uma implementação em Python. Observa-se que a implementação é mais simples do que a do método das diferenças finitas, e mais eficiente, como a tabela a seguir demonstra. Como antes, a versão funcional do código pode ser acessada em</w:t>
+      </w:r>
+      <w:r>
+        <w:t xml:space="preserve"> </w:t>
+      </w:r>
+      <w:hyperlink r:id="rId47">
+        <w:r>
+          <w:rPr>
+            <w:rStyle w:val="Hyperlink"/>
+          </w:rPr>
+          <w:t xml:space="preserve">resources/Digital_waveguide.py</w:t>
+        </w:r>
+      </w:hyperlink>
+      <w:r>
+        <w:t xml:space="preserve">, e uma animação ilustrando a mesma onda anterior, além dos áudios, podem ser acessados em</w:t>
+      </w:r>
+      <w:r>
+        <w:t xml:space="preserve"> </w:t>
+      </w:r>
+      <w:hyperlink r:id="rId48">
+        <w:r>
+          <w:rPr>
+            <w:rStyle w:val="Hyperlink"/>
+          </w:rPr>
+          <w:t xml:space="preserve">resources</w:t>
+        </w:r>
+        <w:r>
+          <w:rPr>
+            <w:rStyle w:val="Hyperlink"/>
+          </w:rPr>
+          <w:t xml:space="preserve">Digital Waveguide</w:t>
+        </w:r>
+      </w:hyperlink>
+    </w:p>
+    <w:p>
+      <w:pPr>
+        <w:pStyle w:val="SourceCode"/>
+      </w:pPr>
+      <w:r>
+        <w:rPr>
+          <w:rStyle w:val="NormalTok"/>
+        </w:rPr>
+        <w:t xml:space="preserve">path </w:t>
+      </w:r>
+      <w:r>
+        <w:rPr>
+          <w:rStyle w:val="OperatorTok"/>
+        </w:rPr>
+        <w:t xml:space="preserve">=</w:t>
+      </w:r>
+      <w:r>
+        <w:rPr>
+          <w:rStyle w:val="NormalTok"/>
+        </w:rPr>
+        <w:t xml:space="preserve"> </w:t>
+      </w:r>
+      <w:r>
+        <w:rPr>
+          <w:rStyle w:val="StringTok"/>
+        </w:rPr>
+        <w:t xml:space="preserve">'Demo Digital Waveguide/'</w:t>
+      </w:r>
+      <w:r>
+        <w:br w:type="textWrapping"/>
+      </w:r>
+      <w:r>
+        <w:rPr>
+          <w:rStyle w:val="NormalTok"/>
+        </w:rPr>
+        <w:t xml:space="preserve">n </w:t>
+      </w:r>
+      <w:r>
+        <w:rPr>
+          <w:rStyle w:val="OperatorTok"/>
+        </w:rPr>
+        <w:t xml:space="preserve">=</w:t>
+      </w:r>
+      <w:r>
+        <w:rPr>
+          <w:rStyle w:val="NormalTok"/>
+        </w:rPr>
+        <w:t xml:space="preserve"> </w:t>
+      </w:r>
+      <w:r>
+        <w:rPr>
+          <w:rStyle w:val="DecValTok"/>
+        </w:rPr>
+        <w:t xml:space="preserve">44100</w:t>
+      </w:r>
+      <w:r>
+        <w:br w:type="textWrapping"/>
+      </w:r>
+      <w:r>
+        <w:rPr>
+          <w:rStyle w:val="NormalTok"/>
+        </w:rPr>
+        <w:t xml:space="preserve">fps </w:t>
+      </w:r>
+      <w:r>
+        <w:rPr>
+          <w:rStyle w:val="OperatorTok"/>
+        </w:rPr>
+        <w:t xml:space="preserve">=</w:t>
+      </w:r>
+      <w:r>
+        <w:rPr>
+          <w:rStyle w:val="NormalTok"/>
+        </w:rPr>
+        <w:t xml:space="preserve"> </w:t>
+      </w:r>
+      <w:r>
+        <w:rPr>
+          <w:rStyle w:val="DecValTok"/>
+        </w:rPr>
+        <w:t xml:space="preserve">44100</w:t>
+      </w:r>
+      <w:r>
+        <w:br w:type="textWrapping"/>
+      </w:r>
+      <w:r>
+        <w:rPr>
+          <w:rStyle w:val="NormalTok"/>
+        </w:rPr>
+        <w:t xml:space="preserve">frequency </w:t>
+      </w:r>
+      <w:r>
+        <w:rPr>
+          <w:rStyle w:val="OperatorTok"/>
+        </w:rPr>
+        <w:t xml:space="preserve">=</w:t>
+      </w:r>
+      <w:r>
+        <w:rPr>
+          <w:rStyle w:val="NormalTok"/>
+        </w:rPr>
+        <w:t xml:space="preserve"> </w:t>
+      </w:r>
+      <w:r>
+        <w:rPr>
+          <w:rStyle w:val="DecValTok"/>
+        </w:rPr>
+        <w:t xml:space="preserve">440</w:t>
+      </w:r>
+      <w:r>
+        <w:br w:type="textWrapping"/>
+      </w:r>
+      <w:r>
+        <w:rPr>
+          <w:rStyle w:val="NormalTok"/>
+        </w:rPr>
+        <w:t xml:space="preserve">amplitude </w:t>
+      </w:r>
+      <w:r>
+        <w:rPr>
+          <w:rStyle w:val="OperatorTok"/>
+        </w:rPr>
+        <w:t xml:space="preserve">=</w:t>
+      </w:r>
+      <w:r>
+        <w:rPr>
+          <w:rStyle w:val="NormalTok"/>
+        </w:rPr>
+        <w:t xml:space="preserve"> </w:t>
+      </w:r>
+      <w:r>
+        <w:rPr>
+          <w:rStyle w:val="DecValTok"/>
+        </w:rPr>
+        <w:t xml:space="preserve">20000</w:t>
+      </w:r>
+      <w:r>
+        <w:br w:type="textWrapping"/>
+      </w:r>
+      <w:r>
+        <w:rPr>
+          <w:rStyle w:val="NormalTok"/>
+        </w:rPr>
+        <w:t xml:space="preserve">pluck_position </w:t>
+      </w:r>
+      <w:r>
+        <w:rPr>
+          <w:rStyle w:val="OperatorTok"/>
+        </w:rPr>
+        <w:t xml:space="preserve">=</w:t>
+      </w:r>
+      <w:r>
+        <w:rPr>
+          <w:rStyle w:val="NormalTok"/>
+        </w:rPr>
+        <w:t xml:space="preserve"> </w:t>
+      </w:r>
+      <w:r>
+        <w:rPr>
+          <w:rStyle w:val="FloatTok"/>
+        </w:rPr>
+        <w:t xml:space="preserve">.1</w:t>
+      </w:r>
+      <w:r>
+        <w:br w:type="textWrapping"/>
+      </w:r>
+      <w:r>
+        <w:rPr>
+          <w:rStyle w:val="NormalTok"/>
+        </w:rPr>
+        <w:t xml:space="preserve">pickup_position </w:t>
+      </w:r>
+      <w:r>
+        <w:rPr>
+          <w:rStyle w:val="OperatorTok"/>
+        </w:rPr>
+        <w:t xml:space="preserve">=</w:t>
+      </w:r>
+      <w:r>
+        <w:rPr>
+          <w:rStyle w:val="NormalTok"/>
+        </w:rPr>
+        <w:t xml:space="preserve"> </w:t>
+      </w:r>
+      <w:r>
+        <w:rPr>
+          <w:rStyle w:val="FloatTok"/>
+        </w:rPr>
+        <w:t xml:space="preserve">.1</w:t>
+      </w:r>
+      <w:r>
+        <w:br w:type="textWrapping"/>
+      </w:r>
+      <w:r>
+        <w:rPr>
+          <w:rStyle w:val="NormalTok"/>
+        </w:rPr>
+        <w:t xml:space="preserve">sustain </w:t>
+      </w:r>
+      <w:r>
+        <w:rPr>
+          <w:rStyle w:val="OperatorTok"/>
+        </w:rPr>
+        <w:t xml:space="preserve">=</w:t>
+      </w:r>
+      <w:r>
+        <w:rPr>
+          <w:rStyle w:val="NormalTok"/>
+        </w:rPr>
+        <w:t xml:space="preserve"> </w:t>
+      </w:r>
+      <w:r>
+        <w:rPr>
+          <w:rStyle w:val="FloatTok"/>
+        </w:rPr>
+        <w:t xml:space="preserve">.99</w:t>
+      </w:r>
+      <w:r>
+        <w:br w:type="textWrapping"/>
+      </w:r>
+      <w:r>
+        <w:rPr>
+          <w:rStyle w:val="NormalTok"/>
+        </w:rPr>
+        <w:t xml:space="preserve">smoothing </w:t>
+      </w:r>
+      <w:r>
+        <w:rPr>
+          <w:rStyle w:val="OperatorTok"/>
+        </w:rPr>
+        <w:t xml:space="preserve">=</w:t>
+      </w:r>
+      <w:r>
+        <w:rPr>
+          <w:rStyle w:val="NormalTok"/>
+        </w:rPr>
+        <w:t xml:space="preserve"> </w:t>
+      </w:r>
+      <w:r>
+        <w:rPr>
+          <w:rStyle w:val="DecValTok"/>
+        </w:rPr>
+        <w:t xml:space="preserve">3</w:t>
+      </w:r>
+      <w:r>
+        <w:br w:type="textWrapping"/>
+      </w:r>
+      <w:r>
+        <w:rPr>
+          <w:rStyle w:val="NormalTok"/>
+        </w:rPr>
+        <w:t xml:space="preserve">plot </w:t>
+      </w:r>
+      <w:r>
+        <w:rPr>
+          <w:rStyle w:val="OperatorTok"/>
+        </w:rPr>
+        <w:t xml:space="preserve">=</w:t>
+      </w:r>
+      <w:r>
+        <w:rPr>
+          <w:rStyle w:val="NormalTok"/>
+        </w:rPr>
+        <w:t xml:space="preserve"> </w:t>
+      </w:r>
+      <w:r>
+        <w:rPr>
+          <w:rStyle w:val="VariableTok"/>
+        </w:rPr>
+        <w:t xml:space="preserve">True</w:t>
+      </w:r>
+      <w:r>
+        <w:br w:type="textWrapping"/>
+      </w:r>
+      <w:r>
+        <w:br w:type="textWrapping"/>
+      </w:r>
+      <w:r>
+        <w:rPr>
+          <w:rStyle w:val="NormalTok"/>
+        </w:rPr>
+        <w:t xml:space="preserve">L </w:t>
+      </w:r>
+      <w:r>
+        <w:rPr>
+          <w:rStyle w:val="OperatorTok"/>
+        </w:rPr>
+        <w:t xml:space="preserve">=</w:t>
+      </w:r>
+      <w:r>
+        <w:rPr>
+          <w:rStyle w:val="NormalTok"/>
+        </w:rPr>
+        <w:t xml:space="preserve"> </w:t>
+      </w:r>
+      <w:r>
+        <w:rPr>
+          <w:rStyle w:val="BuiltInTok"/>
+        </w:rPr>
+        <w:t xml:space="preserve">int</w:t>
+      </w:r>
+      <w:r>
+        <w:rPr>
+          <w:rStyle w:val="NormalTok"/>
+        </w:rPr>
+        <w:t xml:space="preserve">(</w:t>
+      </w:r>
+      <w:r>
+        <w:rPr>
+          <w:rStyle w:val="BuiltInTok"/>
+        </w:rPr>
+        <w:t xml:space="preserve">round</w:t>
+      </w:r>
+      <w:r>
+        <w:rPr>
+          <w:rStyle w:val="NormalTok"/>
+        </w:rPr>
+        <w:t xml:space="preserve">(fps </w:t>
+      </w:r>
+      <w:r>
+        <w:rPr>
+          <w:rStyle w:val="OperatorTok"/>
+        </w:rPr>
+        <w:t xml:space="preserve">/</w:t>
+      </w:r>
+      <w:r>
+        <w:rPr>
+          <w:rStyle w:val="NormalTok"/>
+        </w:rPr>
+        <w:t xml:space="preserve"> (</w:t>
+      </w:r>
+      <w:r>
+        <w:rPr>
+          <w:rStyle w:val="DecValTok"/>
+        </w:rPr>
+        <w:t xml:space="preserve">2</w:t>
+      </w:r>
+      <w:r>
+        <w:rPr>
+          <w:rStyle w:val="NormalTok"/>
+        </w:rPr>
+        <w:t xml:space="preserve"> </w:t>
+      </w:r>
+      <w:r>
+        <w:rPr>
+          <w:rStyle w:val="OperatorTok"/>
+        </w:rPr>
+        <w:t xml:space="preserve">*</w:t>
+      </w:r>
+      <w:r>
+        <w:rPr>
+          <w:rStyle w:val="NormalTok"/>
+        </w:rPr>
+        <w:t xml:space="preserve"> frequency)))</w:t>
+      </w:r>
+      <w:r>
+        <w:br w:type="textWrapping"/>
+      </w:r>
+      <w:r>
+        <w:rPr>
+          <w:rStyle w:val="NormalTok"/>
+        </w:rPr>
+        <w:t xml:space="preserve">pickup </w:t>
+      </w:r>
+      <w:r>
+        <w:rPr>
+          <w:rStyle w:val="OperatorTok"/>
+        </w:rPr>
+        <w:t xml:space="preserve">=</w:t>
+      </w:r>
+      <w:r>
+        <w:rPr>
+          <w:rStyle w:val="NormalTok"/>
+        </w:rPr>
+        <w:t xml:space="preserve"> </w:t>
+      </w:r>
+      <w:r>
+        <w:rPr>
+          <w:rStyle w:val="BuiltInTok"/>
+        </w:rPr>
+        <w:t xml:space="preserve">int</w:t>
+      </w:r>
+      <w:r>
+        <w:rPr>
+          <w:rStyle w:val="NormalTok"/>
+        </w:rPr>
+        <w:t xml:space="preserve">(</w:t>
+      </w:r>
+      <w:r>
+        <w:rPr>
+          <w:rStyle w:val="BuiltInTok"/>
+        </w:rPr>
+        <w:t xml:space="preserve">round</w:t>
+      </w:r>
+      <w:r>
+        <w:rPr>
+          <w:rStyle w:val="NormalTok"/>
+        </w:rPr>
+        <w:t xml:space="preserve">(L </w:t>
+      </w:r>
+      <w:r>
+        <w:rPr>
+          <w:rStyle w:val="OperatorTok"/>
+        </w:rPr>
+        <w:t xml:space="preserve">*</w:t>
+      </w:r>
+      <w:r>
+        <w:rPr>
+          <w:rStyle w:val="NormalTok"/>
+        </w:rPr>
+        <w:t xml:space="preserve"> pickup_position))</w:t>
+      </w:r>
+      <w:r>
+        <w:br w:type="textWrapping"/>
+      </w:r>
+      <w:r>
+        <w:rPr>
+          <w:rStyle w:val="NormalTok"/>
+        </w:rPr>
+        <w:t xml:space="preserve">asc </w:t>
+      </w:r>
+      <w:r>
+        <w:rPr>
+          <w:rStyle w:val="OperatorTok"/>
+        </w:rPr>
+        <w:t xml:space="preserve">=</w:t>
+      </w:r>
+      <w:r>
+        <w:rPr>
+          <w:rStyle w:val="NormalTok"/>
+        </w:rPr>
+        <w:t xml:space="preserve"> </w:t>
+      </w:r>
+      <w:r>
+        <w:rPr>
+          <w:rStyle w:val="BuiltInTok"/>
+        </w:rPr>
+        <w:t xml:space="preserve">int</w:t>
+      </w:r>
+      <w:r>
+        <w:rPr>
+          <w:rStyle w:val="NormalTok"/>
+        </w:rPr>
+        <w:t xml:space="preserve">(</w:t>
+      </w:r>
+      <w:r>
+        <w:rPr>
+          <w:rStyle w:val="BuiltInTok"/>
+        </w:rPr>
+        <w:t xml:space="preserve">round</w:t>
+      </w:r>
+      <w:r>
+        <w:rPr>
+          <w:rStyle w:val="NormalTok"/>
+        </w:rPr>
+        <w:t xml:space="preserve">(L </w:t>
+      </w:r>
+      <w:r>
+        <w:rPr>
+          <w:rStyle w:val="OperatorTok"/>
+        </w:rPr>
+        <w:t xml:space="preserve">*</w:t>
+      </w:r>
+      <w:r>
+        <w:rPr>
+          <w:rStyle w:val="NormalTok"/>
+        </w:rPr>
+        <w:t xml:space="preserve"> pluck_position))</w:t>
+      </w:r>
+      <w:r>
+        <w:br w:type="textWrapping"/>
+      </w:r>
+      <w:r>
+        <w:rPr>
+          <w:rStyle w:val="NormalTok"/>
+        </w:rPr>
+        <w:t xml:space="preserve">dsc </w:t>
+      </w:r>
+      <w:r>
+        <w:rPr>
+          <w:rStyle w:val="OperatorTok"/>
+        </w:rPr>
+        <w:t xml:space="preserve">=</w:t>
+      </w:r>
+      <w:r>
+        <w:rPr>
+          <w:rStyle w:val="NormalTok"/>
+        </w:rPr>
+        <w:t xml:space="preserve"> L </w:t>
+      </w:r>
+      <w:r>
+        <w:rPr>
+          <w:rStyle w:val="OperatorTok"/>
+        </w:rPr>
+        <w:t xml:space="preserve">-</w:t>
+      </w:r>
+      <w:r>
+        <w:rPr>
+          <w:rStyle w:val="NormalTok"/>
+        </w:rPr>
+        <w:t xml:space="preserve"> asc</w:t>
+      </w:r>
+      <w:r>
+        <w:br w:type="textWrapping"/>
+      </w:r>
+      <w:r>
+        <w:rPr>
+          <w:rStyle w:val="NormalTok"/>
+        </w:rPr>
+        <w:t xml:space="preserve">X_asc </w:t>
+      </w:r>
+      <w:r>
+        <w:rPr>
+          <w:rStyle w:val="OperatorTok"/>
+        </w:rPr>
+        <w:t xml:space="preserve">=</w:t>
+      </w:r>
+      <w:r>
+        <w:rPr>
+          <w:rStyle w:val="NormalTok"/>
+        </w:rPr>
+        <w:t xml:space="preserve"> np.linspace(</w:t>
+      </w:r>
+      <w:r>
+        <w:rPr>
+          <w:rStyle w:val="DecValTok"/>
+        </w:rPr>
+        <w:t xml:space="preserve">0</w:t>
+      </w:r>
+      <w:r>
+        <w:rPr>
+          <w:rStyle w:val="NormalTok"/>
+        </w:rPr>
+        <w:t xml:space="preserve">, </w:t>
+      </w:r>
+      <w:r>
+        <w:rPr>
+          <w:rStyle w:val="DecValTok"/>
+        </w:rPr>
+        <w:t xml:space="preserve">1</w:t>
+      </w:r>
+      <w:r>
+        <w:rPr>
+          <w:rStyle w:val="NormalTok"/>
+        </w:rPr>
+        <w:t xml:space="preserve">, asc)</w:t>
+      </w:r>
+      <w:r>
+        <w:br w:type="textWrapping"/>
+      </w:r>
+      <w:r>
+        <w:rPr>
+          <w:rStyle w:val="NormalTok"/>
+        </w:rPr>
+        <w:t xml:space="preserve">X_dsc </w:t>
+      </w:r>
+      <w:r>
+        <w:rPr>
+          <w:rStyle w:val="OperatorTok"/>
+        </w:rPr>
+        <w:t xml:space="preserve">=</w:t>
+      </w:r>
+      <w:r>
+        <w:rPr>
+          <w:rStyle w:val="NormalTok"/>
+        </w:rPr>
+        <w:t xml:space="preserve"> np.linspace(</w:t>
+      </w:r>
+      <w:r>
+        <w:rPr>
+          <w:rStyle w:val="DecValTok"/>
+        </w:rPr>
+        <w:t xml:space="preserve">0</w:t>
+      </w:r>
+      <w:r>
+        <w:rPr>
+          <w:rStyle w:val="NormalTok"/>
+        </w:rPr>
+        <w:t xml:space="preserve">, </w:t>
+      </w:r>
+      <w:r>
+        <w:rPr>
+          <w:rStyle w:val="DecValTok"/>
+        </w:rPr>
+        <w:t xml:space="preserve">1</w:t>
+      </w:r>
+      <w:r>
+        <w:rPr>
+          <w:rStyle w:val="NormalTok"/>
+        </w:rPr>
+        <w:t xml:space="preserve">, dsc </w:t>
+      </w:r>
+      <w:r>
+        <w:rPr>
+          <w:rStyle w:val="OperatorTok"/>
+        </w:rPr>
+        <w:t xml:space="preserve">+</w:t>
+      </w:r>
+      <w:r>
+        <w:rPr>
+          <w:rStyle w:val="NormalTok"/>
+        </w:rPr>
+        <w:t xml:space="preserve"> </w:t>
+      </w:r>
+      <w:r>
+        <w:rPr>
+          <w:rStyle w:val="DecValTok"/>
+        </w:rPr>
+        <w:t xml:space="preserve">1</w:t>
+      </w:r>
+      <w:r>
+        <w:rPr>
+          <w:rStyle w:val="NormalTok"/>
+        </w:rPr>
+        <w:t xml:space="preserve">)[::</w:t>
+      </w:r>
+      <w:r>
+        <w:rPr>
+          <w:rStyle w:val="OperatorTok"/>
+        </w:rPr>
+        <w:t xml:space="preserve">-</w:t>
+      </w:r>
+      <w:r>
+        <w:rPr>
+          <w:rStyle w:val="DecValTok"/>
+        </w:rPr>
+        <w:t xml:space="preserve">1</w:t>
+      </w:r>
+      <w:r>
+        <w:rPr>
+          <w:rStyle w:val="NormalTok"/>
+        </w:rPr>
+        <w:t xml:space="preserve">][</w:t>
+      </w:r>
+      <w:r>
+        <w:rPr>
+          <w:rStyle w:val="DecValTok"/>
+        </w:rPr>
+        <w:t xml:space="preserve">1</w:t>
+      </w:r>
+      <w:r>
+        <w:rPr>
+          <w:rStyle w:val="NormalTok"/>
+        </w:rPr>
+        <w:t xml:space="preserve">: ]</w:t>
+      </w:r>
+      <w:r>
+        <w:br w:type="textWrapping"/>
+      </w:r>
+      <w:r>
+        <w:rPr>
+          <w:rStyle w:val="NormalTok"/>
+        </w:rPr>
+        <w:t xml:space="preserve">delay_r </w:t>
+      </w:r>
+      <w:r>
+        <w:rPr>
+          <w:rStyle w:val="OperatorTok"/>
+        </w:rPr>
+        <w:t xml:space="preserve">=</w:t>
+      </w:r>
+      <w:r>
+        <w:rPr>
+          <w:rStyle w:val="NormalTok"/>
+        </w:rPr>
+        <w:t xml:space="preserve"> np.hstack([X_asc,X_dsc])</w:t>
+      </w:r>
+      <w:r>
+        <w:br w:type="textWrapping"/>
+      </w:r>
+      <w:r>
+        <w:rPr>
+          <w:rStyle w:val="NormalTok"/>
+        </w:rPr>
+        <w:t xml:space="preserve">delay_l </w:t>
+      </w:r>
+      <w:r>
+        <w:rPr>
+          <w:rStyle w:val="OperatorTok"/>
+        </w:rPr>
+        <w:t xml:space="preserve">=</w:t>
+      </w:r>
+      <w:r>
+        <w:rPr>
+          <w:rStyle w:val="NormalTok"/>
+        </w:rPr>
+        <w:t xml:space="preserve"> np.zeros(L)</w:t>
+      </w:r>
+      <w:r>
+        <w:br w:type="textWrapping"/>
+      </w:r>
+      <w:r>
+        <w:br w:type="textWrapping"/>
+      </w:r>
+      <w:r>
+        <w:rPr>
+          <w:rStyle w:val="NormalTok"/>
+        </w:rPr>
+        <w:t xml:space="preserve">w </w:t>
+      </w:r>
+      <w:r>
+        <w:rPr>
+          <w:rStyle w:val="OperatorTok"/>
+        </w:rPr>
+        <w:t xml:space="preserve">=</w:t>
+      </w:r>
+      <w:r>
+        <w:rPr>
+          <w:rStyle w:val="NormalTok"/>
+        </w:rPr>
+        <w:t xml:space="preserve"> np.zeros(n)</w:t>
+      </w:r>
+      <w:r>
+        <w:br w:type="textWrapping"/>
+      </w:r>
+      <w:r>
+        <w:rPr>
+          <w:rStyle w:val="NormalTok"/>
+        </w:rPr>
+        <w:t xml:space="preserve">zeros </w:t>
+      </w:r>
+      <w:r>
+        <w:rPr>
+          <w:rStyle w:val="OperatorTok"/>
+        </w:rPr>
+        <w:t xml:space="preserve">=</w:t>
+      </w:r>
+      <w:r>
+        <w:rPr>
+          <w:rStyle w:val="NormalTok"/>
+        </w:rPr>
+        <w:t xml:space="preserve"> np.zeros(L)</w:t>
+      </w:r>
+      <w:r>
+        <w:br w:type="textWrapping"/>
+      </w:r>
+      <w:r>
+        <w:rPr>
+          <w:rStyle w:val="ControlFlowTok"/>
+        </w:rPr>
+        <w:t xml:space="preserve">for</w:t>
+      </w:r>
+      <w:r>
+        <w:rPr>
+          <w:rStyle w:val="NormalTok"/>
+        </w:rPr>
+        <w:t xml:space="preserve"> i </w:t>
+      </w:r>
+      <w:r>
+        <w:rPr>
+          <w:rStyle w:val="KeywordTok"/>
+        </w:rPr>
+        <w:t xml:space="preserve">in</w:t>
+      </w:r>
+      <w:r>
+        <w:rPr>
+          <w:rStyle w:val="NormalTok"/>
+        </w:rPr>
+        <w:t xml:space="preserve"> </w:t>
+      </w:r>
+      <w:r>
+        <w:rPr>
+          <w:rStyle w:val="BuiltInTok"/>
+        </w:rPr>
+        <w:t xml:space="preserve">range</w:t>
+      </w:r>
+      <w:r>
+        <w:rPr>
+          <w:rStyle w:val="NormalTok"/>
+        </w:rPr>
+        <w:t xml:space="preserve">(n):</w:t>
+      </w:r>
+      <w:r>
+        <w:br w:type="textWrapping"/>
+      </w:r>
+      <w:r>
+        <w:rPr>
+          <w:rStyle w:val="NormalTok"/>
+        </w:rPr>
+        <w:t xml:space="preserve">  </w:t>
+      </w:r>
+      <w:r>
+        <w:rPr>
+          <w:rStyle w:val="BuiltInTok"/>
+        </w:rPr>
+        <w:t xml:space="preserve">print</w:t>
+      </w:r>
+      <w:r>
+        <w:rPr>
+          <w:rStyle w:val="NormalTok"/>
+        </w:rPr>
+        <w:t xml:space="preserve">(</w:t>
+      </w:r>
+      <w:r>
+        <w:rPr>
+          <w:rStyle w:val="StringTok"/>
+        </w:rPr>
+        <w:t xml:space="preserve">'step '</w:t>
+      </w:r>
+      <w:r>
+        <w:rPr>
+          <w:rStyle w:val="NormalTok"/>
+        </w:rPr>
+        <w:t xml:space="preserve">, i </w:t>
+      </w:r>
+      <w:r>
+        <w:rPr>
+          <w:rStyle w:val="OperatorTok"/>
+        </w:rPr>
+        <w:t xml:space="preserve">+</w:t>
+      </w:r>
+      <w:r>
+        <w:rPr>
+          <w:rStyle w:val="NormalTok"/>
+        </w:rPr>
+        <w:t xml:space="preserve"> </w:t>
+      </w:r>
+      <w:r>
+        <w:rPr>
+          <w:rStyle w:val="DecValTok"/>
+        </w:rPr>
+        <w:t xml:space="preserve">1</w:t>
+      </w:r>
+      <w:r>
+        <w:rPr>
+          <w:rStyle w:val="NormalTok"/>
+        </w:rPr>
+        <w:t xml:space="preserve">,</w:t>
+      </w:r>
+      <w:r>
+        <w:rPr>
+          <w:rStyle w:val="StringTok"/>
+        </w:rPr>
+        <w:t xml:space="preserve">' of '</w:t>
+      </w:r>
+      <w:r>
+        <w:rPr>
+          <w:rStyle w:val="NormalTok"/>
+        </w:rPr>
+        <w:t xml:space="preserve">, n)</w:t>
+      </w:r>
+      <w:r>
+        <w:br w:type="textWrapping"/>
+      </w:r>
+      <w:r>
+        <w:rPr>
+          <w:rStyle w:val="NormalTok"/>
+        </w:rPr>
+        <w:t xml:space="preserve">  w[i] </w:t>
+      </w:r>
+      <w:r>
+        <w:rPr>
+          <w:rStyle w:val="OperatorTok"/>
+        </w:rPr>
+        <w:t xml:space="preserve">=</w:t>
+      </w:r>
+      <w:r>
+        <w:rPr>
+          <w:rStyle w:val="NormalTok"/>
+        </w:rPr>
+        <w:t xml:space="preserve"> delay_r[pickup] </w:t>
+      </w:r>
+      <w:r>
+        <w:rPr>
+          <w:rStyle w:val="OperatorTok"/>
+        </w:rPr>
+        <w:t xml:space="preserve">+</w:t>
+      </w:r>
+      <w:r>
+        <w:rPr>
+          <w:rStyle w:val="NormalTok"/>
+        </w:rPr>
+        <w:t xml:space="preserve"> delay_l[pickup]</w:t>
+      </w:r>
+      <w:r>
+        <w:br w:type="textWrapping"/>
+      </w:r>
+      <w:r>
+        <w:rPr>
+          <w:rStyle w:val="NormalTok"/>
+        </w:rPr>
+        <w:t xml:space="preserve">  to_l </w:t>
+      </w:r>
+      <w:r>
+        <w:rPr>
+          <w:rStyle w:val="OperatorTok"/>
+        </w:rPr>
+        <w:t xml:space="preserve">=</w:t>
+      </w:r>
+      <w:r>
+        <w:rPr>
+          <w:rStyle w:val="NormalTok"/>
+        </w:rPr>
+        <w:t xml:space="preserve"> </w:t>
+      </w:r>
+      <w:r>
+        <w:rPr>
+          <w:rStyle w:val="DecValTok"/>
+        </w:rPr>
+        <w:t xml:space="preserve">-1</w:t>
+      </w:r>
+      <w:r>
+        <w:rPr>
+          <w:rStyle w:val="NormalTok"/>
+        </w:rPr>
+        <w:t xml:space="preserve"> </w:t>
+      </w:r>
+      <w:r>
+        <w:rPr>
+          <w:rStyle w:val="OperatorTok"/>
+        </w:rPr>
+        <w:t xml:space="preserve">*</w:t>
+      </w:r>
+      <w:r>
+        <w:rPr>
+          <w:rStyle w:val="NormalTok"/>
+        </w:rPr>
+        <w:t xml:space="preserve"> np.average(delay_r[</w:t>
+      </w:r>
+      <w:r>
+        <w:rPr>
+          <w:rStyle w:val="OperatorTok"/>
+        </w:rPr>
+        <w:t xml:space="preserve">-</w:t>
+      </w:r>
+      <w:r>
+        <w:rPr>
+          <w:rStyle w:val="NormalTok"/>
+        </w:rPr>
+        <w:t xml:space="preserve">smoothing:]) </w:t>
+      </w:r>
+      <w:r>
+        <w:rPr>
+          <w:rStyle w:val="OperatorTok"/>
+        </w:rPr>
+        <w:t xml:space="preserve">*</w:t>
+      </w:r>
+      <w:r>
+        <w:rPr>
+          <w:rStyle w:val="NormalTok"/>
+        </w:rPr>
+        <w:t xml:space="preserve"> sustain </w:t>
+      </w:r>
+      <w:r>
+        <w:rPr>
+          <w:rStyle w:val="CommentTok"/>
+        </w:rPr>
+        <w:t xml:space="preserve"># to add in delay_l[L-1] AFTER rolling</w:t>
+      </w:r>
+      <w:r>
+        <w:br w:type="textWrapping"/>
+      </w:r>
+      <w:r>
+        <w:rPr>
+          <w:rStyle w:val="NormalTok"/>
+        </w:rPr>
+        <w:t xml:space="preserve">  delay_r </w:t>
+      </w:r>
+      <w:r>
+        <w:rPr>
+          <w:rStyle w:val="OperatorTok"/>
+        </w:rPr>
+        <w:t xml:space="preserve">=</w:t>
+      </w:r>
+      <w:r>
+        <w:rPr>
+          <w:rStyle w:val="NormalTok"/>
+        </w:rPr>
+        <w:t xml:space="preserve"> np.roll(delay_r, </w:t>
+      </w:r>
+      <w:r>
+        <w:rPr>
+          <w:rStyle w:val="DecValTok"/>
+        </w:rPr>
+        <w:t xml:space="preserve">1</w:t>
+      </w:r>
+      <w:r>
+        <w:rPr>
+          <w:rStyle w:val="NormalTok"/>
+        </w:rPr>
+        <w:t xml:space="preserve">)</w:t>
+      </w:r>
+      <w:r>
+        <w:br w:type="textWrapping"/>
+      </w:r>
+      <w:r>
+        <w:rPr>
+          <w:rStyle w:val="NormalTok"/>
+        </w:rPr>
+        <w:t xml:space="preserve">  delay_r[</w:t>
+      </w:r>
+      <w:r>
+        <w:rPr>
+          <w:rStyle w:val="DecValTok"/>
+        </w:rPr>
+        <w:t xml:space="preserve">0</w:t>
+      </w:r>
+      <w:r>
+        <w:rPr>
+          <w:rStyle w:val="NormalTok"/>
+        </w:rPr>
+        <w:t xml:space="preserve">] </w:t>
+      </w:r>
+      <w:r>
+        <w:rPr>
+          <w:rStyle w:val="OperatorTok"/>
+        </w:rPr>
+        <w:t xml:space="preserve">=</w:t>
+      </w:r>
+      <w:r>
+        <w:rPr>
+          <w:rStyle w:val="NormalTok"/>
+        </w:rPr>
+        <w:t xml:space="preserve"> </w:t>
+      </w:r>
+      <w:r>
+        <w:rPr>
+          <w:rStyle w:val="DecValTok"/>
+        </w:rPr>
+        <w:t xml:space="preserve">-1</w:t>
+      </w:r>
+      <w:r>
+        <w:rPr>
+          <w:rStyle w:val="NormalTok"/>
+        </w:rPr>
+        <w:t xml:space="preserve"> </w:t>
+      </w:r>
+      <w:r>
+        <w:rPr>
+          <w:rStyle w:val="OperatorTok"/>
+        </w:rPr>
+        <w:t xml:space="preserve">*</w:t>
+      </w:r>
+      <w:r>
+        <w:rPr>
+          <w:rStyle w:val="NormalTok"/>
+        </w:rPr>
+        <w:t xml:space="preserve"> delay_l[</w:t>
+      </w:r>
+      <w:r>
+        <w:rPr>
+          <w:rStyle w:val="DecValTok"/>
+        </w:rPr>
+        <w:t xml:space="preserve">0</w:t>
+      </w:r>
+      <w:r>
+        <w:rPr>
+          <w:rStyle w:val="NormalTok"/>
+        </w:rPr>
+        <w:t xml:space="preserve">]</w:t>
+      </w:r>
+      <w:r>
+        <w:br w:type="textWrapping"/>
+      </w:r>
+      <w:r>
+        <w:rPr>
+          <w:rStyle w:val="NormalTok"/>
+        </w:rPr>
+        <w:t xml:space="preserve">  delay_l </w:t>
+      </w:r>
+      <w:r>
+        <w:rPr>
+          <w:rStyle w:val="OperatorTok"/>
+        </w:rPr>
+        <w:t xml:space="preserve">=</w:t>
+      </w:r>
+      <w:r>
+        <w:rPr>
+          <w:rStyle w:val="NormalTok"/>
+        </w:rPr>
+        <w:t xml:space="preserve"> np.roll(delay_l, </w:t>
+      </w:r>
+      <w:r>
+        <w:rPr>
+          <w:rStyle w:val="DecValTok"/>
+        </w:rPr>
+        <w:t xml:space="preserve">-1</w:t>
+      </w:r>
+      <w:r>
+        <w:rPr>
+          <w:rStyle w:val="NormalTok"/>
+        </w:rPr>
+        <w:t xml:space="preserve">)</w:t>
+      </w:r>
+      <w:r>
+        <w:br w:type="textWrapping"/>
+      </w:r>
+      <w:r>
+        <w:rPr>
+          <w:rStyle w:val="NormalTok"/>
+        </w:rPr>
+        <w:t xml:space="preserve">  delay_l[L</w:t>
+      </w:r>
+      <w:r>
+        <w:rPr>
+          <w:rStyle w:val="DecValTok"/>
+        </w:rPr>
+        <w:t xml:space="preserve">-1</w:t>
+      </w:r>
+      <w:r>
+        <w:rPr>
+          <w:rStyle w:val="NormalTok"/>
+        </w:rPr>
+        <w:t xml:space="preserve">] </w:t>
+      </w:r>
+      <w:r>
+        <w:rPr>
+          <w:rStyle w:val="OperatorTok"/>
+        </w:rPr>
+        <w:t xml:space="preserve">=</w:t>
+      </w:r>
+      <w:r>
+        <w:rPr>
+          <w:rStyle w:val="NormalTok"/>
+        </w:rPr>
+        <w:t xml:space="preserve"> to_l</w:t>
+      </w:r>
+    </w:p>
+    <w:p>
+      <w:pPr>
+        <w:pStyle w:val="CaptionedFigure"/>
+      </w:pPr>
+      <w:r>
+        <w:drawing>
+          <wp:inline>
+            <wp:extent cx="5943600" cy="1128744"/>
+            <wp:effectExtent b="0" l="0" r="0" t="0"/>
+            <wp:docPr descr="Excitação: 0.1 - Captação: 0.1" title="" id="1" name="Picture"/>
+            <a:graphic>
+              <a:graphicData uri="http://schemas.openxmlformats.org/drawingml/2006/picture">
+                <pic:pic>
+                  <pic:nvPicPr>
+                    <pic:cNvPr descr="im/DW_440_Pluck_0-1_Pick_0-1.png" id="0" name="Picture"/>
+                    <pic:cNvPicPr>
+                      <a:picLocks noChangeArrowheads="1" noChangeAspect="1"/>
+                    </pic:cNvPicPr>
+                  </pic:nvPicPr>
+                  <pic:blipFill>
+                    <a:blip r:embed="rId49"/>
+                    <a:stretch>
+                      <a:fillRect/>
+                    </a:stretch>
+                  </pic:blipFill>
+                  <pic:spPr bwMode="auto">
+                    <a:xfrm>
+                      <a:off x="0" y="0"/>
+                      <a:ext cx="5943600" cy="1128744"/>
+                    </a:xfrm>
+                    <a:prstGeom prst="rect">
+                      <a:avLst/>
+                    </a:prstGeom>
+                    <a:noFill/>
+                    <a:ln w="9525">
+                      <a:noFill/>
+                      <a:headEnd/>
+                      <a:tailEnd/>
+                    </a:ln>
+                  </pic:spPr>
+                </pic:pic>
+              </a:graphicData>
+            </a:graphic>
+          </wp:inline>
+        </w:drawing>
+      </w:r>
+    </w:p>
+    <w:p>
+      <w:pPr>
+        <w:pStyle w:val="ImageCaption"/>
+      </w:pPr>
+      <w:r>
+        <w:t xml:space="preserve">Excitação: 0.1 - Captação: 0.1</w:t>
+      </w:r>
+    </w:p>
+    <w:p>
+      <w:pPr>
+        <w:pStyle w:val="CaptionedFigure"/>
+      </w:pPr>
+      <w:r>
+        <w:drawing>
+          <wp:inline>
+            <wp:extent cx="5943600" cy="1128744"/>
+            <wp:effectExtent b="0" l="0" r="0" t="0"/>
+            <wp:docPr descr="Excitação: 0.1 - Captação: 0.5" title="" id="1" name="Picture"/>
+            <a:graphic>
+              <a:graphicData uri="http://schemas.openxmlformats.org/drawingml/2006/picture">
+                <pic:pic>
+                  <pic:nvPicPr>
+                    <pic:cNvPr descr="im/DW_440_Pluck_0-1_Pick_0-5.png" id="0" name="Picture"/>
+                    <pic:cNvPicPr>
+                      <a:picLocks noChangeArrowheads="1" noChangeAspect="1"/>
+                    </pic:cNvPicPr>
+                  </pic:nvPicPr>
+                  <pic:blipFill>
+                    <a:blip r:embed="rId50"/>
+                    <a:stretch>
+                      <a:fillRect/>
+                    </a:stretch>
+                  </pic:blipFill>
+                  <pic:spPr bwMode="auto">
+                    <a:xfrm>
+                      <a:off x="0" y="0"/>
+                      <a:ext cx="5943600" cy="1128744"/>
+                    </a:xfrm>
+                    <a:prstGeom prst="rect">
+                      <a:avLst/>
+                    </a:prstGeom>
+                    <a:noFill/>
+                    <a:ln w="9525">
+                      <a:noFill/>
+                      <a:headEnd/>
+                      <a:tailEnd/>
+                    </a:ln>
+                  </pic:spPr>
+                </pic:pic>
+              </a:graphicData>
+            </a:graphic>
+          </wp:inline>
+        </w:drawing>
+      </w:r>
+    </w:p>
+    <w:p>
+      <w:pPr>
+        <w:pStyle w:val="ImageCaption"/>
+      </w:pPr>
+      <w:r>
+        <w:t xml:space="preserve">Excitação: 0.1 - Captação: 0.5</w:t>
+      </w:r>
+    </w:p>
+    <w:p>
+      <w:pPr>
+        <w:pStyle w:val="CaptionedFigure"/>
+      </w:pPr>
+      <w:r>
+        <w:drawing>
+          <wp:inline>
+            <wp:extent cx="5943600" cy="1128744"/>
+            <wp:effectExtent b="0" l="0" r="0" t="0"/>
+            <wp:docPr descr="Excitação: 0.3 - Captação: 0.7" title="" id="1" name="Picture"/>
+            <a:graphic>
+              <a:graphicData uri="http://schemas.openxmlformats.org/drawingml/2006/picture">
+                <pic:pic>
+                  <pic:nvPicPr>
+                    <pic:cNvPr descr="im/DW_440_Pluck_0-3_Pick_0-7.png" id="0" name="Picture"/>
+                    <pic:cNvPicPr>
+                      <a:picLocks noChangeArrowheads="1" noChangeAspect="1"/>
+                    </pic:cNvPicPr>
+                  </pic:nvPicPr>
+                  <pic:blipFill>
+                    <a:blip r:embed="rId51"/>
+                    <a:stretch>
+                      <a:fillRect/>
+                    </a:stretch>
+                  </pic:blipFill>
+                  <pic:spPr bwMode="auto">
+                    <a:xfrm>
+                      <a:off x="0" y="0"/>
+                      <a:ext cx="5943600" cy="1128744"/>
+                    </a:xfrm>
+                    <a:prstGeom prst="rect">
+                      <a:avLst/>
+                    </a:prstGeom>
+                    <a:noFill/>
+                    <a:ln w="9525">
+                      <a:noFill/>
+                      <a:headEnd/>
+                      <a:tailEnd/>
+                    </a:ln>
+                  </pic:spPr>
+                </pic:pic>
+              </a:graphicData>
+            </a:graphic>
+          </wp:inline>
+        </w:drawing>
+      </w:r>
+    </w:p>
+    <w:p>
+      <w:pPr>
+        <w:pStyle w:val="ImageCaption"/>
+      </w:pPr>
+      <w:r>
+        <w:t xml:space="preserve">Excitação: 0.3 - Captação: 0.7</w:t>
+      </w:r>
+    </w:p>
+    <w:p>
+      <w:pPr>
+        <w:pStyle w:val="CaptionedFigure"/>
+      </w:pPr>
+      <w:r>
+        <w:drawing>
+          <wp:inline>
+            <wp:extent cx="5943600" cy="1128744"/>
+            <wp:effectExtent b="0" l="0" r="0" t="0"/>
+            <wp:docPr descr="Excitação: 0.5 - Captação: 0.1" title="" id="1" name="Picture"/>
+            <a:graphic>
+              <a:graphicData uri="http://schemas.openxmlformats.org/drawingml/2006/picture">
+                <pic:pic>
+                  <pic:nvPicPr>
+                    <pic:cNvPr descr="im/DW_440_Pluck_0-5_Pick_0-1.png" id="0" name="Picture"/>
+                    <pic:cNvPicPr>
+                      <a:picLocks noChangeArrowheads="1" noChangeAspect="1"/>
+                    </pic:cNvPicPr>
+                  </pic:nvPicPr>
+                  <pic:blipFill>
+                    <a:blip r:embed="rId52"/>
+                    <a:stretch>
+                      <a:fillRect/>
+                    </a:stretch>
+                  </pic:blipFill>
+                  <pic:spPr bwMode="auto">
+                    <a:xfrm>
+                      <a:off x="0" y="0"/>
+                      <a:ext cx="5943600" cy="1128744"/>
+                    </a:xfrm>
+                    <a:prstGeom prst="rect">
+                      <a:avLst/>
+                    </a:prstGeom>
+                    <a:noFill/>
+                    <a:ln w="9525">
+                      <a:noFill/>
+                      <a:headEnd/>
+                      <a:tailEnd/>
+                    </a:ln>
+                  </pic:spPr>
+                </pic:pic>
+              </a:graphicData>
+            </a:graphic>
+          </wp:inline>
+        </w:drawing>
+      </w:r>
+    </w:p>
+    <w:p>
+      <w:pPr>
+        <w:pStyle w:val="ImageCaption"/>
+      </w:pPr>
+      <w:r>
+        <w:t xml:space="preserve">Excitação: 0.5 - Captação: 0.1</w:t>
+      </w:r>
+    </w:p>
+    <w:p>
+      <w:pPr>
+        <w:pStyle w:val="CaptionedFigure"/>
+      </w:pPr>
+      <w:r>
+        <w:drawing>
+          <wp:inline>
+            <wp:extent cx="5943600" cy="1128744"/>
+            <wp:effectExtent b="0" l="0" r="0" t="0"/>
+            <wp:docPr descr="Excitação: 0.5 - Captação: 0.5" title="" id="1" name="Picture"/>
+            <a:graphic>
+              <a:graphicData uri="http://schemas.openxmlformats.org/drawingml/2006/picture">
+                <pic:pic>
+                  <pic:nvPicPr>
+                    <pic:cNvPr descr="im/DW_440_Pluck_0-5_Pick_0-5.png" id="0" name="Picture"/>
+                    <pic:cNvPicPr>
+                      <a:picLocks noChangeArrowheads="1" noChangeAspect="1"/>
+                    </pic:cNvPicPr>
+                  </pic:nvPicPr>
+                  <pic:blipFill>
+                    <a:blip r:embed="rId53"/>
+                    <a:stretch>
+                      <a:fillRect/>
+                    </a:stretch>
+                  </pic:blipFill>
+                  <pic:spPr bwMode="auto">
+                    <a:xfrm>
+                      <a:off x="0" y="0"/>
+                      <a:ext cx="5943600" cy="1128744"/>
+                    </a:xfrm>
+                    <a:prstGeom prst="rect">
+                      <a:avLst/>
+                    </a:prstGeom>
+                    <a:noFill/>
+                    <a:ln w="9525">
+                      <a:noFill/>
+                      <a:headEnd/>
+                      <a:tailEnd/>
+                    </a:ln>
+                  </pic:spPr>
+                </pic:pic>
+              </a:graphicData>
+            </a:graphic>
+          </wp:inline>
+        </w:drawing>
+      </w:r>
+    </w:p>
+    <w:p>
+      <w:pPr>
+        <w:pStyle w:val="ImageCaption"/>
+      </w:pPr>
+      <w:r>
+        <w:t xml:space="preserve">Excitação: 0.5 - Captação: 0.5</w:t>
+      </w:r>
+    </w:p>
+    <w:p>
+      <w:pPr>
+        <w:pStyle w:val="Heading3"/>
+      </w:pPr>
+      <w:bookmarkStart w:id="54" w:name="digital-waveguides-x-diferenças-finitas"/>
+      <w:r>
+        <w:t xml:space="preserve">Digital Waveguides X Diferenças Finitas</w:t>
+      </w:r>
+      <w:bookmarkEnd w:id="54"/>
+    </w:p>
+    <w:p>
+      <w:pPr>
+        <w:pStyle w:val="FirstParagraph"/>
+      </w:pPr>
+      <w:r>
+        <w:t xml:space="preserve">Alguns exemplos de ondas equivalentes foram fornecidos, a fim de basear um julgamento subjetivo. A figura abaixo compara o primeiro frame e último das simulações da corda para os dois métodos.</w:t>
+      </w:r>
+    </w:p>
+    <w:p>
+      <w:pPr>
+        <w:pStyle w:val="CaptionedFigure"/>
+      </w:pPr>
+      <w:r>
+        <w:drawing>
+          <wp:inline>
+            <wp:extent cx="5943600" cy="2036618"/>
+            <wp:effectExtent b="0" l="0" r="0" t="0"/>
+            <wp:docPr descr="Animação da Corda - Diferenças Finital x Digital Waveguide" title="" id="1" name="Picture"/>
+            <a:graphic>
+              <a:graphicData uri="http://schemas.openxmlformats.org/drawingml/2006/picture">
+                <pic:pic>
+                  <pic:nvPicPr>
+                    <pic:cNvPr descr="im/DigitalWaveguidesXFiniteDifferences.png" id="0" name="Picture"/>
+                    <pic:cNvPicPr>
+                      <a:picLocks noChangeArrowheads="1" noChangeAspect="1"/>
+                    </pic:cNvPicPr>
+                  </pic:nvPicPr>
+                  <pic:blipFill>
+                    <a:blip r:embed="rId55"/>
+                    <a:stretch>
+                      <a:fillRect/>
+                    </a:stretch>
+                  </pic:blipFill>
+                  <pic:spPr bwMode="auto">
+                    <a:xfrm>
+                      <a:off x="0" y="0"/>
+                      <a:ext cx="5943600" cy="2036618"/>
+                    </a:xfrm>
+                    <a:prstGeom prst="rect">
+                      <a:avLst/>
+                    </a:prstGeom>
+                    <a:noFill/>
+                    <a:ln w="9525">
+                      <a:noFill/>
+                      <a:headEnd/>
+                      <a:tailEnd/>
+                    </a:ln>
+                  </pic:spPr>
+                </pic:pic>
+              </a:graphicData>
+            </a:graphic>
+          </wp:inline>
+        </w:drawing>
+      </w:r>
+    </w:p>
+    <w:p>
+      <w:pPr>
+        <w:pStyle w:val="ImageCaption"/>
+      </w:pPr>
+      <w:r>
+        <w:t xml:space="preserve">Animação da Corda - Diferenças Finital x Digital Waveguide</w:t>
+      </w:r>
+    </w:p>
+    <w:p>
+      <w:pPr>
+        <w:pStyle w:val="BodyText"/>
+      </w:pPr>
+      <w:r>
+        <w:t xml:space="preserve">A simulação baseada no método das diferenças finitas tem um caráter mais natural, enquanto é, também, mais propensa a desvios da condição de estabilidade, enquanto a simulação a partir de digital waveguides é mais robusta, porém menos rica. Em relação à eficiências, abaixo são elencados os tempos que foram necessários para a geração dos sons apresentados nos capítulos anteriores. Todos os samples tem framerate igual a 44100 FPS e duração de 1 segundo. Os tempos são apresentados em segundos</w:t>
+      </w:r>
+    </w:p>
+    <w:p>
+      <w:pPr>
+        <w:pStyle w:val="TableCaption"/>
+      </w:pPr>
+      <w:r>
+        <w:t xml:space="preserve">Latência em segundos para uma onda com 44100</w:t>
+      </w:r>
+      <w:r>
+        <w:t xml:space="preserve"> </w:t>
+      </w:r>
+      <w:r>
+        <w:rPr>
+          <w:i/>
+        </w:rPr>
+        <w:t xml:space="preserve">samples</w:t>
+      </w:r>
+    </w:p>
+    <w:tbl>
+      <w:tblPr>
+        <w:tblStyle w:val="Table"/>
+        <w:tblW w:type="pct" w:w="0.0"/>
+        <w:tblLook w:firstRow="1"/>
+        <w:tblCaption w:val="Latência em segundos para uma onda com 44100 samples"/>
+      </w:tblPr>
+      <w:tblGrid/>
+      <w:tr>
+        <w:trPr>
+          <w:cnfStyle w:firstRow="1"/>
+        </w:trPr>
+        <w:tc>
+          <w:tcPr>
+            <w:tcBorders>
+              <w:bottom w:val="single"/>
+            </w:tcBorders>
+            <w:vAlign w:val="bottom"/>
+          </w:tcPr>
+          <w:p>
+            <w:pPr>
+              <w:pStyle w:val="Compact"/>
+              <w:jc w:val="center"/>
+            </w:pPr>
+            <w:r>
+              <w:t xml:space="preserve">Excitação</w:t>
+            </w:r>
+          </w:p>
+        </w:tc>
+        <w:tc>
+          <w:tcPr>
+            <w:tcBorders>
+              <w:bottom w:val="single"/>
+            </w:tcBorders>
+            <w:vAlign w:val="bottom"/>
+          </w:tcPr>
+          <w:p>
+            <w:pPr>
+              <w:pStyle w:val="Compact"/>
+              <w:jc w:val="center"/>
+            </w:pPr>
+            <w:r>
+              <w:t xml:space="preserve">Captação</w:t>
+            </w:r>
+          </w:p>
+        </w:tc>
+        <w:tc>
+          <w:tcPr>
+            <w:tcBorders>
+              <w:bottom w:val="single"/>
+            </w:tcBorders>
+            <w:vAlign w:val="bottom"/>
+          </w:tcPr>
+          <w:p>
+            <w:pPr>
+              <w:pStyle w:val="Compact"/>
+              <w:jc w:val="center"/>
+            </w:pPr>
+            <w:r>
+              <w:t xml:space="preserve">Digital Waveguides</w:t>
+            </w:r>
+          </w:p>
+        </w:tc>
+        <w:tc>
+          <w:tcPr>
+            <w:tcBorders>
+              <w:bottom w:val="single"/>
+            </w:tcBorders>
+            <w:vAlign w:val="bottom"/>
+          </w:tcPr>
+          <w:p>
+            <w:pPr>
+              <w:pStyle w:val="Compact"/>
+              <w:jc w:val="center"/>
+            </w:pPr>
+            <w:r>
+              <w:t xml:space="preserve">Diferenças Finitas</w:t>
+            </w:r>
+          </w:p>
+        </w:tc>
+      </w:tr>
+      <w:tr>
+        <w:tc>
+          <w:p>
+            <w:pPr>
+              <w:pStyle w:val="Compact"/>
+              <w:jc w:val="center"/>
+            </w:pPr>
+            <w:r>
+              <w:t xml:space="preserve">0.1</w:t>
+            </w:r>
+          </w:p>
+        </w:tc>
+        <w:tc>
+          <w:p>
+            <w:pPr>
+              <w:pStyle w:val="Compact"/>
+              <w:jc w:val="center"/>
+            </w:pPr>
+            <w:r>
+              <w:t xml:space="preserve">0.1</w:t>
+            </w:r>
+          </w:p>
+        </w:tc>
+        <w:tc>
+          <w:p>
+            <w:pPr>
+              <w:pStyle w:val="Compact"/>
+              <w:jc w:val="center"/>
+            </w:pPr>
+            <w:r>
+              <w:t xml:space="preserve">13.811148881912231</w:t>
+            </w:r>
+          </w:p>
+        </w:tc>
+        <w:tc>
+          <w:p>
+            <w:pPr>
+              <w:pStyle w:val="Compact"/>
+              <w:jc w:val="center"/>
+            </w:pPr>
+            <w:r>
+              <w:t xml:space="preserve">16.9521381855011</w:t>
+            </w:r>
+          </w:p>
+        </w:tc>
+      </w:tr>
+      <w:tr>
+        <w:tc>
+          <w:p>
+            <w:pPr>
+              <w:pStyle w:val="Compact"/>
+              <w:jc w:val="center"/>
+            </w:pPr>
+            <w:r>
+              <w:t xml:space="preserve">0.1</w:t>
+            </w:r>
+          </w:p>
+        </w:tc>
+        <w:tc>
+          <w:p>
+            <w:pPr>
+              <w:pStyle w:val="Compact"/>
+              <w:jc w:val="center"/>
+            </w:pPr>
+            <w:r>
+              <w:t xml:space="preserve">0.5</w:t>
+            </w:r>
+          </w:p>
+        </w:tc>
+        <w:tc>
+          <w:p>
+            <w:pPr>
+              <w:pStyle w:val="Compact"/>
+              <w:jc w:val="center"/>
+            </w:pPr>
+            <w:r>
+              <w:t xml:space="preserve">13.020658254623413</w:t>
+            </w:r>
+          </w:p>
+        </w:tc>
+        <w:tc>
+          <w:p>
+            <w:pPr>
+              <w:pStyle w:val="Compact"/>
+              <w:jc w:val="center"/>
+            </w:pPr>
+            <w:r>
+              <w:t xml:space="preserve">19.620429277420044</w:t>
+            </w:r>
+          </w:p>
+        </w:tc>
+      </w:tr>
+      <w:tr>
+        <w:tc>
+          <w:p>
+            <w:pPr>
+              <w:pStyle w:val="Compact"/>
+              <w:jc w:val="center"/>
+            </w:pPr>
+            <w:r>
+              <w:t xml:space="preserve">0.3</w:t>
+            </w:r>
+          </w:p>
+        </w:tc>
+        <w:tc>
+          <w:p>
+            <w:pPr>
+              <w:pStyle w:val="Compact"/>
+              <w:jc w:val="center"/>
+            </w:pPr>
+            <w:r>
+              <w:t xml:space="preserve">0.7</w:t>
+            </w:r>
+          </w:p>
+        </w:tc>
+        <w:tc>
+          <w:p>
+            <w:pPr>
+              <w:pStyle w:val="Compact"/>
+              <w:jc w:val="center"/>
+            </w:pPr>
+            <w:r>
+              <w:t xml:space="preserve">11.332738161087036</w:t>
+            </w:r>
+          </w:p>
+        </w:tc>
+        <w:tc>
+          <w:p>
+            <w:pPr>
+              <w:pStyle w:val="Compact"/>
+              <w:jc w:val="center"/>
+            </w:pPr>
+            <w:r>
+              <w:t xml:space="preserve">24.256462335586548</w:t>
+            </w:r>
+          </w:p>
+        </w:tc>
+      </w:tr>
+      <w:tr>
+        <w:tc>
+          <w:p>
+            <w:pPr>
+              <w:pStyle w:val="Compact"/>
+              <w:jc w:val="center"/>
+            </w:pPr>
+            <w:r>
+              <w:t xml:space="preserve">0.5</w:t>
+            </w:r>
+          </w:p>
+        </w:tc>
+        <w:tc>
+          <w:p>
+            <w:pPr>
+              <w:pStyle w:val="Compact"/>
+              <w:jc w:val="center"/>
+            </w:pPr>
+            <w:r>
+              <w:t xml:space="preserve">0.1</w:t>
+            </w:r>
+          </w:p>
+        </w:tc>
+        <w:tc>
+          <w:p>
+            <w:pPr>
+              <w:pStyle w:val="Compact"/>
+              <w:jc w:val="center"/>
+            </w:pPr>
+            <w:r>
+              <w:t xml:space="preserve">12.350087404251099</w:t>
+            </w:r>
+          </w:p>
+        </w:tc>
+        <w:tc>
+          <w:p>
+            <w:pPr>
+              <w:pStyle w:val="Compact"/>
+              <w:jc w:val="center"/>
+            </w:pPr>
+            <w:r>
+              <w:t xml:space="preserve">17.89053726196289</w:t>
+            </w:r>
+          </w:p>
+        </w:tc>
+      </w:tr>
+      <w:tr>
+        <w:tc>
+          <w:p>
+            <w:pPr>
+              <w:pStyle w:val="Compact"/>
+              <w:jc w:val="center"/>
+            </w:pPr>
+            <w:r>
+              <w:t xml:space="preserve">0.5</w:t>
+            </w:r>
+          </w:p>
+        </w:tc>
+        <w:tc>
+          <w:p>
+            <w:pPr>
+              <w:pStyle w:val="Compact"/>
+              <w:jc w:val="center"/>
+            </w:pPr>
+            <w:r>
+              <w:t xml:space="preserve">0.5</w:t>
+            </w:r>
+          </w:p>
+        </w:tc>
+        <w:tc>
+          <w:p>
+            <w:pPr>
+              <w:pStyle w:val="Compact"/>
+              <w:jc w:val="center"/>
+            </w:pPr>
+            <w:r>
+              <w:t xml:space="preserve">12.122233390808105</w:t>
+            </w:r>
+          </w:p>
+        </w:tc>
+        <w:tc>
+          <w:p>
+            <w:pPr>
+              <w:pStyle w:val="Compact"/>
+              <w:jc w:val="center"/>
+            </w:pPr>
+            <w:r>
+              <w:t xml:space="preserve">18.002467393875122</w:t>
+            </w:r>
+          </w:p>
+        </w:tc>
+      </w:tr>
+    </w:tbl>
     <w:p>
       <w:pPr>
         <w:pStyle w:val="Heading2"/>
       </w:pPr>
-      <w:bookmarkStart w:id="41" w:name="acústica-e-psicoacústica"/>
+      <w:bookmarkStart w:id="56" w:name="acústica-e-psicoacústica"/>
       <w:r>
         <w:t xml:space="preserve">Acústica e Psicoacústica</w:t>
       </w:r>
-      <w:bookmarkEnd w:id="41"/>
+      <w:bookmarkEnd w:id="56"/>
     </w:p>
     <w:p>
       <w:pPr>
         <w:pStyle w:val="Heading1"/>
       </w:pPr>
-      <w:bookmarkStart w:id="42" w:name="referencial-teórico"/>
+      <w:bookmarkStart w:id="57" w:name="referencial-teórico"/>
       <w:r>
         <w:t xml:space="preserve">Referencial Teórico</w:t>
       </w:r>
-      <w:bookmarkEnd w:id="42"/>
+      <w:bookmarkEnd w:id="57"/>
     </w:p>
     <w:p>
       <w:pPr>
         <w:pStyle w:val="Heading2"/>
       </w:pPr>
-      <w:bookmarkStart w:id="43" w:name="transformada-discreta-de-fourier"/>
+      <w:bookmarkStart w:id="58" w:name="transformada-discreta-de-fourier"/>
       <w:r>
         <w:t xml:space="preserve">Transformada Discreta de Fourier</w:t>
       </w:r>
-      <w:bookmarkEnd w:id="43"/>
+      <w:bookmarkEnd w:id="58"/>
     </w:p>
     <w:p>
       <w:pPr>
@@ -8062,7 +10249,7 @@
                     </pic:cNvPicPr>
                   </pic:nvPicPr>
                   <pic:blipFill>
-                    <a:blip r:embed="rId44"/>
+                    <a:blip r:embed="rId59"/>
                     <a:stretch>
                       <a:fillRect/>
                     </a:stretch>
@@ -10291,11 +12478,11 @@
       <w:pPr>
         <w:pStyle w:val="Heading2"/>
       </w:pPr>
-      <w:bookmarkStart w:id="45" w:name="a-equação-da-onda"/>
+      <w:bookmarkStart w:id="60" w:name="a-equação-da-onda"/>
       <w:r>
         <w:t xml:space="preserve">A Equação da Onda</w:t>
       </w:r>
-      <w:bookmarkEnd w:id="45"/>
+      <w:bookmarkEnd w:id="60"/>
     </w:p>
     <w:p>
       <w:pPr>
@@ -10325,7 +12512,7 @@
                     </pic:cNvPicPr>
                   </pic:nvPicPr>
                   <pic:blipFill>
-                    <a:blip r:embed="rId46"/>
+                    <a:blip r:embed="rId61"/>
                     <a:stretch>
                       <a:fillRect/>
                     </a:stretch>
@@ -13205,11 +15392,11 @@
       <w:pPr>
         <w:pStyle w:val="Heading2"/>
       </w:pPr>
-      <w:bookmarkStart w:id="47" w:name="formalização-de-uma-rede-neural---forward-pass"/>
+      <w:bookmarkStart w:id="62" w:name="formalização-de-uma-rede-neural---forward-pass"/>
       <w:r>
         <w:t xml:space="preserve">Formalização de uma Rede Neural - Forward Pass</w:t>
       </w:r>
-      <w:bookmarkEnd w:id="47"/>
+      <w:bookmarkEnd w:id="62"/>
     </w:p>
     <w:p>
       <w:pPr>
@@ -13239,7 +15426,7 @@
                     </pic:cNvPicPr>
                   </pic:nvPicPr>
                   <pic:blipFill>
-                    <a:blip r:embed="rId48"/>
+                    <a:blip r:embed="rId63"/>
                     <a:stretch>
                       <a:fillRect/>
                     </a:stretch>
@@ -14406,11 +16593,11 @@
       <w:pPr>
         <w:pStyle w:val="Heading2"/>
       </w:pPr>
-      <w:bookmarkStart w:id="49" w:name="formalização-de-uma-rede-neural---backpropagation"/>
+      <w:bookmarkStart w:id="64" w:name="formalização-de-uma-rede-neural---backpropagation"/>
       <w:r>
         <w:t xml:space="preserve">Formalização de uma Rede Neural - Backpropagation</w:t>
       </w:r>
-      <w:bookmarkEnd w:id="49"/>
+      <w:bookmarkEnd w:id="64"/>
     </w:p>
     <w:p>
       <w:pPr>
@@ -15027,7 +17214,7 @@
                     </pic:cNvPicPr>
                   </pic:nvPicPr>
                   <pic:blipFill>
-                    <a:blip r:embed="rId50"/>
+                    <a:blip r:embed="rId65"/>
                     <a:stretch>
                       <a:fillRect/>
                     </a:stretch>
@@ -16660,21 +18847,21 @@
       <w:pPr>
         <w:pStyle w:val="Heading1"/>
       </w:pPr>
-      <w:bookmarkStart w:id="51" w:name="metodologia"/>
+      <w:bookmarkStart w:id="66" w:name="metodologia"/>
       <w:r>
         <w:t xml:space="preserve">Metodologia</w:t>
       </w:r>
-      <w:bookmarkEnd w:id="51"/>
+      <w:bookmarkEnd w:id="66"/>
     </w:p>
     <w:p>
       <w:pPr>
         <w:pStyle w:val="Heading2"/>
       </w:pPr>
-      <w:bookmarkStart w:id="52" w:name="samples-utilizados"/>
+      <w:bookmarkStart w:id="67" w:name="samples-utilizados"/>
       <w:r>
         <w:t xml:space="preserve">Samples Utilizados</w:t>
       </w:r>
-      <w:bookmarkEnd w:id="52"/>
+      <w:bookmarkEnd w:id="67"/>
     </w:p>
     <w:p>
       <w:pPr>
@@ -16708,11 +18895,11 @@
       <w:pPr>
         <w:pStyle w:val="Heading2"/>
       </w:pPr>
-      <w:bookmarkStart w:id="53" w:name="redes-densas"/>
+      <w:bookmarkStart w:id="68" w:name="redes-densas"/>
       <w:r>
         <w:t xml:space="preserve">Redes Densas</w:t>
       </w:r>
-      <w:bookmarkEnd w:id="53"/>
+      <w:bookmarkEnd w:id="68"/>
     </w:p>
     <w:p>
       <w:pPr>
@@ -17240,11 +19427,11 @@
       <w:pPr>
         <w:pStyle w:val="Heading3"/>
       </w:pPr>
-      <w:bookmarkStart w:id="54" w:name="algoritmos-de-otimização"/>
+      <w:bookmarkStart w:id="69" w:name="algoritmos-de-otimização"/>
       <w:r>
         <w:t xml:space="preserve">Algoritmos de Otimização</w:t>
       </w:r>
-      <w:bookmarkEnd w:id="54"/>
+      <w:bookmarkEnd w:id="69"/>
     </w:p>
     <w:p>
       <w:pPr>
@@ -17290,11 +19477,11 @@
       <w:pPr>
         <w:pStyle w:val="Heading3"/>
       </w:pPr>
-      <w:bookmarkStart w:id="55" w:name="grid-search-para-topologia-e-parâmetros"/>
+      <w:bookmarkStart w:id="70" w:name="grid-search-para-topologia-e-parâmetros"/>
       <w:r>
         <w:t xml:space="preserve">Grid search para topologia e parâmetros</w:t>
       </w:r>
-      <w:bookmarkEnd w:id="55"/>
+      <w:bookmarkEnd w:id="70"/>
     </w:p>
     <w:p>
       <w:pPr>
@@ -17308,11 +19495,11 @@
       <w:pPr>
         <w:pStyle w:val="Heading4"/>
       </w:pPr>
-      <w:bookmarkStart w:id="56" w:name="adagrad"/>
+      <w:bookmarkStart w:id="71" w:name="adagrad"/>
       <w:r>
         <w:t xml:space="preserve">Adagrad</w:t>
       </w:r>
-      <w:bookmarkEnd w:id="56"/>
+      <w:bookmarkEnd w:id="71"/>
     </w:p>
     <w:p>
       <w:pPr>
@@ -17376,7 +19563,7 @@
                     </pic:cNvPicPr>
                   </pic:nvPicPr>
                   <pic:blipFill>
-                    <a:blip r:embed="rId57"/>
+                    <a:blip r:embed="rId72"/>
                     <a:stretch>
                       <a:fillRect/>
                     </a:stretch>
@@ -17431,7 +19618,7 @@
                     </pic:cNvPicPr>
                   </pic:nvPicPr>
                   <pic:blipFill>
-                    <a:blip r:embed="rId58"/>
+                    <a:blip r:embed="rId73"/>
                     <a:stretch>
                       <a:fillRect/>
                     </a:stretch>
@@ -17844,11 +20031,11 @@
       <w:pPr>
         <w:pStyle w:val="Heading4"/>
       </w:pPr>
-      <w:bookmarkStart w:id="59" w:name="nadam"/>
+      <w:bookmarkStart w:id="74" w:name="nadam"/>
       <w:r>
         <w:t xml:space="preserve">Nadam</w:t>
       </w:r>
-      <w:bookmarkEnd w:id="59"/>
+      <w:bookmarkEnd w:id="74"/>
     </w:p>
     <w:p>
       <w:pPr>
@@ -17878,7 +20065,7 @@
                     </pic:cNvPicPr>
                   </pic:nvPicPr>
                   <pic:blipFill>
-                    <a:blip r:embed="rId60"/>
+                    <a:blip r:embed="rId75"/>
                     <a:stretch>
                       <a:fillRect/>
                     </a:stretch>
@@ -17933,7 +20120,7 @@
                     </pic:cNvPicPr>
                   </pic:nvPicPr>
                   <pic:blipFill>
-                    <a:blip r:embed="rId61"/>
+                    <a:blip r:embed="rId76"/>
                     <a:stretch>
                       <a:fillRect/>
                     </a:stretch>
@@ -18346,11 +20533,11 @@
       <w:pPr>
         <w:pStyle w:val="Heading4"/>
       </w:pPr>
-      <w:bookmarkStart w:id="62" w:name="ativações-e-otimizadores"/>
+      <w:bookmarkStart w:id="77" w:name="ativações-e-otimizadores"/>
       <w:r>
         <w:t xml:space="preserve">Ativações e Otimizadores</w:t>
       </w:r>
-      <w:bookmarkEnd w:id="62"/>
+      <w:bookmarkEnd w:id="77"/>
     </w:p>
     <w:p>
       <w:pPr>
@@ -18380,7 +20567,7 @@
                     </pic:cNvPicPr>
                   </pic:nvPicPr>
                   <pic:blipFill>
-                    <a:blip r:embed="rId63"/>
+                    <a:blip r:embed="rId78"/>
                     <a:stretch>
                       <a:fillRect/>
                     </a:stretch>
@@ -18427,11 +20614,11 @@
       <w:pPr>
         <w:pStyle w:val="Heading3"/>
       </w:pPr>
-      <w:bookmarkStart w:id="64" w:name="análise-dos-resultados"/>
+      <w:bookmarkStart w:id="79" w:name="análise-dos-resultados"/>
       <w:r>
         <w:t xml:space="preserve">Análise dos resultados</w:t>
       </w:r>
-      <w:bookmarkEnd w:id="64"/>
+      <w:bookmarkEnd w:id="79"/>
     </w:p>
     <w:p>
       <w:pPr>
@@ -18795,7 +20982,7 @@
       <w:r>
         <w:t xml:space="preserve"> </w:t>
       </w:r>
-      <w:hyperlink r:id="rId65">
+      <w:hyperlink r:id="rId80">
         <w:r>
           <w:rPr>
             <w:rStyle w:val="Hyperlink"/>
@@ -18830,7 +21017,7 @@
                     </pic:cNvPicPr>
                   </pic:nvPicPr>
                   <pic:blipFill>
-                    <a:blip r:embed="rId66"/>
+                    <a:blip r:embed="rId81"/>
                     <a:stretch>
                       <a:fillRect/>
                     </a:stretch>
@@ -18893,11 +21080,11 @@
       <w:pPr>
         <w:pStyle w:val="Heading2"/>
       </w:pPr>
-      <w:bookmarkStart w:id="67" w:name="redes-recorrentes-1"/>
+      <w:bookmarkStart w:id="82" w:name="redes-recorrentes-1"/>
       <w:r>
         <w:t xml:space="preserve">Redes Recorrentes</w:t>
       </w:r>
-      <w:bookmarkEnd w:id="67"/>
+      <w:bookmarkEnd w:id="82"/>
     </w:p>
     <w:p>
       <w:pPr>
@@ -18927,7 +21114,7 @@
                     </pic:cNvPicPr>
                   </pic:nvPicPr>
                   <pic:blipFill>
-                    <a:blip r:embed="rId68"/>
+                    <a:blip r:embed="rId83"/>
                     <a:stretch>
                       <a:fillRect/>
                     </a:stretch>
@@ -18990,7 +21177,7 @@
                     </pic:cNvPicPr>
                   </pic:nvPicPr>
                   <pic:blipFill>
-                    <a:blip r:embed="rId69"/>
+                    <a:blip r:embed="rId84"/>
                     <a:stretch>
                       <a:fillRect/>
                     </a:stretch>
@@ -19112,7 +21299,7 @@
                     </pic:cNvPicPr>
                   </pic:nvPicPr>
                   <pic:blipFill>
-                    <a:blip r:embed="rId70"/>
+                    <a:blip r:embed="rId85"/>
                     <a:stretch>
                       <a:fillRect/>
                     </a:stretch>
@@ -19157,7 +21344,7 @@
       <w:r>
         <w:t xml:space="preserve"> </w:t>
       </w:r>
-      <w:hyperlink r:id="rId39">
+      <w:hyperlink r:id="rId86">
         <w:r>
           <w:rPr>
             <w:rStyle w:val="Hyperlink"/>
@@ -19179,7 +21366,7 @@
       <w:r>
         <w:t xml:space="preserve"> </w:t>
       </w:r>
-      <w:hyperlink r:id="rId39">
+      <w:hyperlink r:id="rId86">
         <w:r>
           <w:rPr>
             <w:rStyle w:val="Hyperlink"/>
@@ -19214,7 +21401,7 @@
                     </pic:cNvPicPr>
                   </pic:nvPicPr>
                   <pic:blipFill>
-                    <a:blip r:embed="rId71"/>
+                    <a:blip r:embed="rId87"/>
                     <a:stretch>
                       <a:fillRect/>
                     </a:stretch>
@@ -19261,21 +21448,21 @@
       <w:pPr>
         <w:pStyle w:val="Heading2"/>
       </w:pPr>
-      <w:bookmarkStart w:id="72" w:name="redes-convolucionais-e-convolucionais-recorrentes"/>
+      <w:bookmarkStart w:id="88" w:name="redes-convolucionais-e-convolucionais-recorrentes"/>
       <w:r>
         <w:t xml:space="preserve">Redes Convolucionais e Convolucionais-Recorrentes</w:t>
       </w:r>
-      <w:bookmarkEnd w:id="72"/>
+      <w:bookmarkEnd w:id="88"/>
     </w:p>
     <w:p>
       <w:pPr>
         <w:pStyle w:val="Heading2"/>
       </w:pPr>
-      <w:bookmarkStart w:id="73" w:name="domínio-da-frequência"/>
+      <w:bookmarkStart w:id="89" w:name="domínio-da-frequência"/>
       <w:r>
         <w:t xml:space="preserve">Domínio da Frequência</w:t>
       </w:r>
-      <w:bookmarkEnd w:id="73"/>
+      <w:bookmarkEnd w:id="89"/>
     </w:p>
     <w:p>
       <w:pPr>
@@ -19321,7 +21508,7 @@
                     </pic:cNvPicPr>
                   </pic:nvPicPr>
                   <pic:blipFill>
-                    <a:blip r:embed="rId74"/>
+                    <a:blip r:embed="rId90"/>
                     <a:stretch>
                       <a:fillRect/>
                     </a:stretch>
@@ -19411,7 +21598,7 @@
                     </pic:cNvPicPr>
                   </pic:nvPicPr>
                   <pic:blipFill>
-                    <a:blip r:embed="rId75"/>
+                    <a:blip r:embed="rId91"/>
                     <a:stretch>
                       <a:fillRect/>
                     </a:stretch>
@@ -19500,7 +21687,7 @@
                     </pic:cNvPicPr>
                   </pic:nvPicPr>
                   <pic:blipFill>
-                    <a:blip r:embed="rId76"/>
+                    <a:blip r:embed="rId92"/>
                     <a:stretch>
                       <a:fillRect/>
                     </a:stretch>
@@ -19547,11 +21734,11 @@
       <w:pPr>
         <w:pStyle w:val="Heading2"/>
       </w:pPr>
-      <w:bookmarkStart w:id="77" w:name="modelo-misto"/>
+      <w:bookmarkStart w:id="93" w:name="modelo-misto"/>
       <w:r>
         <w:t xml:space="preserve">Modelo Misto</w:t>
       </w:r>
-      <w:bookmarkEnd w:id="77"/>
+      <w:bookmarkEnd w:id="93"/>
     </w:p>
     <w:p>
       <w:pPr>
@@ -19599,7 +21786,7 @@
                     </pic:cNvPicPr>
                   </pic:nvPicPr>
                   <pic:blipFill>
-                    <a:blip r:embed="rId78"/>
+                    <a:blip r:embed="rId94"/>
                     <a:stretch>
                       <a:fillRect/>
                     </a:stretch>
@@ -19700,7 +21887,7 @@
                     </pic:cNvPicPr>
                   </pic:nvPicPr>
                   <pic:blipFill>
-                    <a:blip r:embed="rId79"/>
+                    <a:blip r:embed="rId95"/>
                     <a:stretch>
                       <a:fillRect/>
                     </a:stretch>
@@ -19747,11 +21934,11 @@
       <w:pPr>
         <w:pStyle w:val="Heading3"/>
       </w:pPr>
-      <w:bookmarkStart w:id="80" w:name="frequências"/>
+      <w:bookmarkStart w:id="96" w:name="frequências"/>
       <w:r>
         <w:t xml:space="preserve">Frequências</w:t>
       </w:r>
-      <w:bookmarkEnd w:id="80"/>
+      <w:bookmarkEnd w:id="96"/>
     </w:p>
     <w:p>
       <w:pPr>
@@ -19967,7 +22154,7 @@
                     </pic:cNvPicPr>
                   </pic:nvPicPr>
                   <pic:blipFill>
-                    <a:blip r:embed="rId81"/>
+                    <a:blip r:embed="rId97"/>
                     <a:stretch>
                       <a:fillRect/>
                     </a:stretch>
@@ -20034,11 +22221,11 @@
       <w:pPr>
         <w:pStyle w:val="Heading3"/>
       </w:pPr>
-      <w:bookmarkStart w:id="82" w:name="decaimentos-e-amplitudes"/>
+      <w:bookmarkStart w:id="98" w:name="decaimentos-e-amplitudes"/>
       <w:r>
         <w:t xml:space="preserve">Decaimentos e Amplitudes</w:t>
       </w:r>
-      <w:bookmarkEnd w:id="82"/>
+      <w:bookmarkEnd w:id="98"/>
     </w:p>
     <w:p>
       <w:pPr>
@@ -20330,7 +22517,7 @@
                     </pic:cNvPicPr>
                   </pic:nvPicPr>
                   <pic:blipFill>
-                    <a:blip r:embed="rId83"/>
+                    <a:blip r:embed="rId99"/>
                     <a:stretch>
                       <a:fillRect/>
                     </a:stretch>
@@ -20383,11 +22570,11 @@
       <w:pPr>
         <w:pStyle w:val="Heading3"/>
       </w:pPr>
-      <w:bookmarkStart w:id="84" w:name="formulação-final"/>
+      <w:bookmarkStart w:id="100" w:name="formulação-final"/>
       <w:r>
         <w:t xml:space="preserve">Formulação Final</w:t>
       </w:r>
-      <w:bookmarkEnd w:id="84"/>
+      <w:bookmarkEnd w:id="100"/>
     </w:p>
     <w:p>
       <w:pPr>
@@ -20729,7 +22916,7 @@
                     </pic:cNvPicPr>
                   </pic:nvPicPr>
                   <pic:blipFill>
-                    <a:blip r:embed="rId85"/>
+                    <a:blip r:embed="rId101"/>
                     <a:stretch>
                       <a:fillRect/>
                     </a:stretch>
@@ -20792,7 +22979,7 @@
                     </pic:cNvPicPr>
                   </pic:nvPicPr>
                   <pic:blipFill>
-                    <a:blip r:embed="rId86"/>
+                    <a:blip r:embed="rId102"/>
                     <a:stretch>
                       <a:fillRect/>
                     </a:stretch>
@@ -20847,7 +23034,7 @@
                     </pic:cNvPicPr>
                   </pic:nvPicPr>
                   <pic:blipFill>
-                    <a:blip r:embed="rId87"/>
+                    <a:blip r:embed="rId103"/>
                     <a:stretch>
                       <a:fillRect/>
                     </a:stretch>
@@ -21012,7 +23199,7 @@
                     </pic:cNvPicPr>
                   </pic:nvPicPr>
                   <pic:blipFill>
-                    <a:blip r:embed="rId88"/>
+                    <a:blip r:embed="rId104"/>
                     <a:stretch>
                       <a:fillRect/>
                     </a:stretch>
@@ -21051,34 +23238,34 @@
       <w:pPr>
         <w:pStyle w:val="Heading1"/>
       </w:pPr>
-      <w:bookmarkStart w:id="89" w:name="resultados"/>
+      <w:bookmarkStart w:id="105" w:name="resultados"/>
       <w:r>
         <w:t xml:space="preserve">Resultados</w:t>
       </w:r>
-      <w:bookmarkEnd w:id="89"/>
+      <w:bookmarkEnd w:id="105"/>
     </w:p>
     <w:p>
       <w:pPr>
         <w:pStyle w:val="Heading1"/>
       </w:pPr>
-      <w:bookmarkStart w:id="90" w:name="conclusão"/>
+      <w:bookmarkStart w:id="106" w:name="conclusão"/>
       <w:r>
         <w:t xml:space="preserve">Conclusão</w:t>
       </w:r>
-      <w:bookmarkEnd w:id="90"/>
+      <w:bookmarkEnd w:id="106"/>
     </w:p>
     <w:p>
       <w:pPr>
         <w:pStyle w:val="Heading1"/>
       </w:pPr>
-      <w:bookmarkStart w:id="91" w:name="referências"/>
+      <w:bookmarkStart w:id="107" w:name="referências"/>
       <w:r>
         <w:t xml:space="preserve">Referências</w:t>
       </w:r>
-      <w:bookmarkEnd w:id="91"/>
-    </w:p>
-    <w:bookmarkStart w:id="187" w:name="refs"/>
-    <w:bookmarkStart w:id="92" w:name="ref-balle2016end"/>
+      <w:bookmarkEnd w:id="107"/>
+    </w:p>
+    <w:bookmarkStart w:id="203" w:name="refs"/>
+    <w:bookmarkStart w:id="108" w:name="ref-balle2016end"/>
     <w:p>
       <w:pPr>
         <w:pStyle w:val="Bibliography"/>
@@ -21099,8 +23286,8 @@
         <w:t xml:space="preserve">.</w:t>
       </w:r>
     </w:p>
-    <w:bookmarkEnd w:id="92"/>
-    <w:bookmarkStart w:id="93" w:name="ref-bensa2005computational"/>
+    <w:bookmarkEnd w:id="108"/>
+    <w:bookmarkStart w:id="109" w:name="ref-bensa2005computational"/>
     <w:p>
       <w:pPr>
         <w:pStyle w:val="Bibliography"/>
@@ -21124,8 +23311,8 @@
         <w:t xml:space="preserve">91 (2). S. Hirzel Verlag: 289–98.</w:t>
       </w:r>
     </w:p>
-    <w:bookmarkEnd w:id="93"/>
-    <w:bookmarkStart w:id="94" w:name="ref-bensa2003simulation"/>
+    <w:bookmarkEnd w:id="109"/>
+    <w:bookmarkStart w:id="110" w:name="ref-bensa2003simulation"/>
     <w:p>
       <w:pPr>
         <w:pStyle w:val="Bibliography"/>
@@ -21149,8 +23336,8 @@
         <w:t xml:space="preserve">114 (2). ASA: 1095–1107.</w:t>
       </w:r>
     </w:p>
-    <w:bookmarkEnd w:id="94"/>
-    <w:bookmarkStart w:id="95" w:name="ref-bishop06"/>
+    <w:bookmarkEnd w:id="110"/>
+    <w:bookmarkStart w:id="111" w:name="ref-bishop06"/>
     <w:p>
       <w:pPr>
         <w:pStyle w:val="Bibliography"/>
@@ -21171,8 +23358,8 @@
         <w:t xml:space="preserve">. springer.</w:t>
       </w:r>
     </w:p>
-    <w:bookmarkEnd w:id="95"/>
-    <w:bookmarkStart w:id="96" w:name="ref-boulanger2013high"/>
+    <w:bookmarkEnd w:id="111"/>
+    <w:bookmarkStart w:id="112" w:name="ref-boulanger2013high"/>
     <w:p>
       <w:pPr>
         <w:pStyle w:val="Bibliography"/>
@@ -21193,8 +23380,8 @@
         <w:t xml:space="preserve">, 3178–82. IEEE.</w:t>
       </w:r>
     </w:p>
-    <w:bookmarkEnd w:id="96"/>
-    <w:bookmarkStart w:id="97" w:name="ref-boulanger2014phone"/>
+    <w:bookmarkEnd w:id="112"/>
+    <w:bookmarkStart w:id="113" w:name="ref-boulanger2014phone"/>
     <w:p>
       <w:pPr>
         <w:pStyle w:val="Bibliography"/>
@@ -21215,8 +23402,8 @@
         <w:t xml:space="preserve">, 5417–21. IEEE.</w:t>
       </w:r>
     </w:p>
-    <w:bookmarkEnd w:id="97"/>
-    <w:bookmarkStart w:id="98" w:name="ref-bovermann2016musical"/>
+    <w:bookmarkEnd w:id="113"/>
+    <w:bookmarkStart w:id="114" w:name="ref-bovermann2016musical"/>
     <w:p>
       <w:pPr>
         <w:pStyle w:val="Bibliography"/>
@@ -21237,8 +23424,8 @@
         <w:t xml:space="preserve">. Springer.</w:t>
       </w:r>
     </w:p>
-    <w:bookmarkEnd w:id="98"/>
-    <w:bookmarkStart w:id="99" w:name="ref-bock2012polyphonic"/>
+    <w:bookmarkEnd w:id="114"/>
+    <w:bookmarkStart w:id="115" w:name="ref-bock2012polyphonic"/>
     <w:p>
       <w:pPr>
         <w:pStyle w:val="Bibliography"/>
@@ -21259,8 +23446,8 @@
         <w:t xml:space="preserve">, 121–24. IEEE.</w:t>
       </w:r>
     </w:p>
-    <w:bookmarkEnd w:id="99"/>
-    <w:bookmarkStart w:id="100" w:name="ref-choi2016automatic"/>
+    <w:bookmarkEnd w:id="115"/>
+    <w:bookmarkStart w:id="116" w:name="ref-choi2016automatic"/>
     <w:p>
       <w:pPr>
         <w:pStyle w:val="Bibliography"/>
@@ -21281,8 +23468,8 @@
         <w:t xml:space="preserve">.</w:t>
       </w:r>
     </w:p>
-    <w:bookmarkEnd w:id="100"/>
-    <w:bookmarkStart w:id="101" w:name="ref-choi2017convolutional"/>
+    <w:bookmarkEnd w:id="116"/>
+    <w:bookmarkStart w:id="117" w:name="ref-choi2017convolutional"/>
     <w:p>
       <w:pPr>
         <w:pStyle w:val="Bibliography"/>
@@ -21303,8 +23490,8 @@
         <w:t xml:space="preserve">, 2392–6. IEEE.</w:t>
       </w:r>
     </w:p>
-    <w:bookmarkEnd w:id="101"/>
-    <w:bookmarkStart w:id="102" w:name="ref-costa2017evaluation"/>
+    <w:bookmarkEnd w:id="117"/>
+    <w:bookmarkStart w:id="118" w:name="ref-costa2017evaluation"/>
     <w:p>
       <w:pPr>
         <w:pStyle w:val="Bibliography"/>
@@ -21328,8 +23515,8 @@
         <w:t xml:space="preserve">52. Elsevier: 28–38.</w:t>
       </w:r>
     </w:p>
-    <w:bookmarkEnd w:id="102"/>
-    <w:bookmarkStart w:id="103" w:name="ref-dalgleish2014blurring"/>
+    <w:bookmarkEnd w:id="118"/>
+    <w:bookmarkStart w:id="119" w:name="ref-dalgleish2014blurring"/>
     <w:p>
       <w:pPr>
         <w:pStyle w:val="Bibliography"/>
@@ -21338,8 +23525,8 @@
         <w:t xml:space="preserve">Dalgleish, Mathew, Steve Spencer, and Chris Foster. 2014. “BLURRING the Lines: AN Integrated Compositional Model for Digital Musical Instrument Design.” In. Proceedings of the 9th Conference on Interdisciplinary Musicology. CIM14. Berlin, Germany.</w:t>
       </w:r>
     </w:p>
-    <w:bookmarkEnd w:id="103"/>
-    <w:bookmarkStart w:id="104" w:name="ref-elman1990finding"/>
+    <w:bookmarkEnd w:id="119"/>
+    <w:bookmarkStart w:id="120" w:name="ref-elman1990finding"/>
     <w:p>
       <w:pPr>
         <w:pStyle w:val="Bibliography"/>
@@ -21363,8 +23550,8 @@
         <w:t xml:space="preserve">14 (2). Wiley Online Library: 179–211.</w:t>
       </w:r>
     </w:p>
-    <w:bookmarkEnd w:id="104"/>
-    <w:bookmarkStart w:id="105" w:name="ref-engel2017neural"/>
+    <w:bookmarkEnd w:id="120"/>
+    <w:bookmarkStart w:id="121" w:name="ref-engel2017neural"/>
     <w:p>
       <w:pPr>
         <w:pStyle w:val="Bibliography"/>
@@ -21385,8 +23572,8 @@
         <w:t xml:space="preserve">.</w:t>
       </w:r>
     </w:p>
-    <w:bookmarkEnd w:id="105"/>
-    <w:bookmarkStart w:id="106" w:name="ref-forgeard2008practicing"/>
+    <w:bookmarkEnd w:id="121"/>
+    <w:bookmarkStart w:id="122" w:name="ref-forgeard2008practicing"/>
     <w:p>
       <w:pPr>
         <w:pStyle w:val="Bibliography"/>
@@ -21410,8 +23597,8 @@
         <w:t xml:space="preserve">3 (10). Public Library of Science: e3566.</w:t>
       </w:r>
     </w:p>
-    <w:bookmarkEnd w:id="106"/>
-    <w:bookmarkStart w:id="107" w:name="ref-frans2017outline"/>
+    <w:bookmarkEnd w:id="122"/>
+    <w:bookmarkStart w:id="123" w:name="ref-frans2017outline"/>
     <w:p>
       <w:pPr>
         <w:pStyle w:val="Bibliography"/>
@@ -21432,8 +23619,8 @@
         <w:t xml:space="preserve">.</w:t>
       </w:r>
     </w:p>
-    <w:bookmarkEnd w:id="107"/>
-    <w:bookmarkStart w:id="108" w:name="ref-gatys2016image"/>
+    <w:bookmarkEnd w:id="123"/>
+    <w:bookmarkStart w:id="124" w:name="ref-gatys2016image"/>
     <w:p>
       <w:pPr>
         <w:pStyle w:val="Bibliography"/>
@@ -21454,8 +23641,8 @@
         <w:t xml:space="preserve">, 2414–23.</w:t>
       </w:r>
     </w:p>
-    <w:bookmarkEnd w:id="108"/>
-    <w:bookmarkStart w:id="109" w:name="ref-goldberg2016primer"/>
+    <w:bookmarkEnd w:id="124"/>
+    <w:bookmarkStart w:id="125" w:name="ref-goldberg2016primer"/>
     <w:p>
       <w:pPr>
         <w:pStyle w:val="Bibliography"/>
@@ -21479,8 +23666,8 @@
         <w:t xml:space="preserve">57: 345–420.</w:t>
       </w:r>
     </w:p>
-    <w:bookmarkEnd w:id="109"/>
-    <w:bookmarkStart w:id="111" w:name="ref-cnnmoney"/>
+    <w:bookmarkEnd w:id="125"/>
+    <w:bookmarkStart w:id="127" w:name="ref-cnnmoney"/>
     <w:p>
       <w:pPr>
         <w:pStyle w:val="Bibliography"/>
@@ -21503,7 +23690,7 @@
       <w:r>
         <w:t xml:space="preserve"> </w:t>
       </w:r>
-      <w:hyperlink r:id="rId110">
+      <w:hyperlink r:id="rId126">
         <w:r>
           <w:rPr>
             <w:rStyle w:val="Hyperlink"/>
@@ -21515,8 +23702,8 @@
         <w:t xml:space="preserve">.</w:t>
       </w:r>
     </w:p>
-    <w:bookmarkEnd w:id="111"/>
-    <w:bookmarkStart w:id="112" w:name="ref-gracia2016wave"/>
+    <w:bookmarkEnd w:id="127"/>
+    <w:bookmarkStart w:id="128" w:name="ref-gracia2016wave"/>
     <w:p>
       <w:pPr>
         <w:pStyle w:val="Bibliography"/>
@@ -21537,8 +23724,8 @@
         <w:t xml:space="preserve">.</w:t>
       </w:r>
     </w:p>
-    <w:bookmarkEnd w:id="112"/>
-    <w:bookmarkStart w:id="113" w:name="ref-graves2013speech"/>
+    <w:bookmarkEnd w:id="128"/>
+    <w:bookmarkStart w:id="129" w:name="ref-graves2013speech"/>
     <w:p>
       <w:pPr>
         <w:pStyle w:val="Bibliography"/>
@@ -21559,8 +23746,8 @@
         <w:t xml:space="preserve">, 6645–9. IEEE.</w:t>
       </w:r>
     </w:p>
-    <w:bookmarkEnd w:id="113"/>
-    <w:bookmarkStart w:id="114" w:name="ref-gregor2016towards"/>
+    <w:bookmarkEnd w:id="129"/>
+    <w:bookmarkStart w:id="130" w:name="ref-gregor2016towards"/>
     <w:p>
       <w:pPr>
         <w:pStyle w:val="Bibliography"/>
@@ -21581,8 +23768,8 @@
         <w:t xml:space="preserve">, 3549–57.</w:t>
       </w:r>
     </w:p>
-    <w:bookmarkEnd w:id="114"/>
-    <w:bookmarkStart w:id="115" w:name="ref-grinstein2017audio"/>
+    <w:bookmarkEnd w:id="130"/>
+    <w:bookmarkStart w:id="131" w:name="ref-grinstein2017audio"/>
     <w:p>
       <w:pPr>
         <w:pStyle w:val="Bibliography"/>
@@ -21603,8 +23790,8 @@
         <w:t xml:space="preserve">.</w:t>
       </w:r>
     </w:p>
-    <w:bookmarkEnd w:id="115"/>
-    <w:bookmarkStart w:id="116" w:name="ref-hagan1996neural"/>
+    <w:bookmarkEnd w:id="131"/>
+    <w:bookmarkStart w:id="132" w:name="ref-hagan1996neural"/>
     <w:p>
       <w:pPr>
         <w:pStyle w:val="Bibliography"/>
@@ -21625,8 +23812,8 @@
         <w:t xml:space="preserve">. Vol. 20. Pws Pub. Boston.</w:t>
       </w:r>
     </w:p>
-    <w:bookmarkEnd w:id="116"/>
-    <w:bookmarkStart w:id="117" w:name="ref-he2015multimodal"/>
+    <w:bookmarkEnd w:id="132"/>
+    <w:bookmarkStart w:id="133" w:name="ref-he2015multimodal"/>
     <w:p>
       <w:pPr>
         <w:pStyle w:val="Bibliography"/>
@@ -21647,8 +23834,8 @@
         <w:t xml:space="preserve">, 73–80. ACM.</w:t>
       </w:r>
     </w:p>
-    <w:bookmarkEnd w:id="117"/>
-    <w:bookmarkStart w:id="118" w:name="ref-hinton2012deep"/>
+    <w:bookmarkEnd w:id="133"/>
+    <w:bookmarkStart w:id="134" w:name="ref-hinton2012deep"/>
     <w:p>
       <w:pPr>
         <w:pStyle w:val="Bibliography"/>
@@ -21672,8 +23859,8 @@
         <w:t xml:space="preserve">29 (6). IEEE: 82–97.</w:t>
       </w:r>
     </w:p>
-    <w:bookmarkEnd w:id="118"/>
-    <w:bookmarkStart w:id="119" w:name="ref-hornik91"/>
+    <w:bookmarkEnd w:id="134"/>
+    <w:bookmarkStart w:id="135" w:name="ref-hornik91"/>
     <w:p>
       <w:pPr>
         <w:pStyle w:val="Bibliography"/>
@@ -21697,8 +23884,8 @@
         <w:t xml:space="preserve">4 (2). Elsevier: 251–57.</w:t>
       </w:r>
     </w:p>
-    <w:bookmarkEnd w:id="119"/>
-    <w:bookmarkStart w:id="120" w:name="ref-hornik89"/>
+    <w:bookmarkEnd w:id="135"/>
+    <w:bookmarkStart w:id="136" w:name="ref-hornik89"/>
     <w:p>
       <w:pPr>
         <w:pStyle w:val="Bibliography"/>
@@ -21722,8 +23909,8 @@
         <w:t xml:space="preserve">2 (5). Elsevier: 359–66.</w:t>
       </w:r>
     </w:p>
-    <w:bookmarkEnd w:id="120"/>
-    <w:bookmarkStart w:id="121" w:name="ref-hutchings2017talking"/>
+    <w:bookmarkEnd w:id="136"/>
+    <w:bookmarkStart w:id="137" w:name="ref-hutchings2017talking"/>
     <w:p>
       <w:pPr>
         <w:pStyle w:val="Bibliography"/>
@@ -21744,8 +23931,8 @@
         <w:t xml:space="preserve">.</w:t>
       </w:r>
     </w:p>
-    <w:bookmarkEnd w:id="121"/>
-    <w:bookmarkStart w:id="122" w:name="ref-hwangimage"/>
+    <w:bookmarkEnd w:id="137"/>
+    <w:bookmarkStart w:id="138" w:name="ref-hwangimage"/>
     <w:p>
       <w:pPr>
         <w:pStyle w:val="Bibliography"/>
@@ -21754,8 +23941,8 @@
         <w:t xml:space="preserve">Hwang, Jeff, and You Zhou. 2016. “Image Colorization with Deep Convolutional Neural Networks.”</w:t>
       </w:r>
     </w:p>
-    <w:bookmarkEnd w:id="122"/>
-    <w:bookmarkStart w:id="123" w:name="ref-iizuka2016let"/>
+    <w:bookmarkEnd w:id="138"/>
+    <w:bookmarkStart w:id="139" w:name="ref-iizuka2016let"/>
     <w:p>
       <w:pPr>
         <w:pStyle w:val="Bibliography"/>
@@ -21779,8 +23966,8 @@
         <w:t xml:space="preserve">35 (4). ACM: 110.</w:t>
       </w:r>
     </w:p>
-    <w:bookmarkEnd w:id="123"/>
-    <w:bookmarkStart w:id="124" w:name="ref-isola2016image"/>
+    <w:bookmarkEnd w:id="139"/>
+    <w:bookmarkStart w:id="140" w:name="ref-isola2016image"/>
     <w:p>
       <w:pPr>
         <w:pStyle w:val="Bibliography"/>
@@ -21801,8 +23988,8 @@
         <w:t xml:space="preserve">.</w:t>
       </w:r>
     </w:p>
-    <w:bookmarkEnd w:id="124"/>
-    <w:bookmarkStart w:id="125" w:name="ref-jiang1999image"/>
+    <w:bookmarkEnd w:id="140"/>
+    <w:bookmarkStart w:id="141" w:name="ref-jiang1999image"/>
     <w:p>
       <w:pPr>
         <w:pStyle w:val="Bibliography"/>
@@ -21826,8 +24013,8 @@
         <w:t xml:space="preserve">14 (9). Elsevier: 737–60.</w:t>
       </w:r>
     </w:p>
-    <w:bookmarkEnd w:id="125"/>
-    <w:bookmarkStart w:id="126" w:name="ref-johnston2017improved"/>
+    <w:bookmarkEnd w:id="141"/>
+    <w:bookmarkStart w:id="142" w:name="ref-johnston2017improved"/>
     <w:p>
       <w:pPr>
         <w:pStyle w:val="Bibliography"/>
@@ -21848,8 +24035,8 @@
         <w:t xml:space="preserve">.</w:t>
       </w:r>
     </w:p>
-    <w:bookmarkEnd w:id="126"/>
-    <w:bookmarkStart w:id="127" w:name="ref-karjalainen2004digital"/>
+    <w:bookmarkEnd w:id="142"/>
+    <w:bookmarkStart w:id="143" w:name="ref-karjalainen2004digital"/>
     <w:p>
       <w:pPr>
         <w:pStyle w:val="Bibliography"/>
@@ -21873,8 +24060,8 @@
         <w:t xml:space="preserve">2004. Hindawi Publishing Corp.: 978–89.</w:t>
       </w:r>
     </w:p>
-    <w:bookmarkEnd w:id="127"/>
-    <w:bookmarkStart w:id="128" w:name="ref-karpathy2014large"/>
+    <w:bookmarkEnd w:id="143"/>
+    <w:bookmarkStart w:id="144" w:name="ref-karpathy2014large"/>
     <w:p>
       <w:pPr>
         <w:pStyle w:val="Bibliography"/>
@@ -21895,8 +24082,8 @@
         <w:t xml:space="preserve">, 1725–32.</w:t>
       </w:r>
     </w:p>
-    <w:bookmarkEnd w:id="128"/>
-    <w:bookmarkStart w:id="129" w:name="ref-khorrami2016deep"/>
+    <w:bookmarkEnd w:id="144"/>
+    <w:bookmarkStart w:id="145" w:name="ref-khorrami2016deep"/>
     <w:p>
       <w:pPr>
         <w:pStyle w:val="Bibliography"/>
@@ -21917,8 +24104,8 @@
         <w:t xml:space="preserve">, 619–23. IEEE.</w:t>
       </w:r>
     </w:p>
-    <w:bookmarkEnd w:id="129"/>
-    <w:bookmarkStart w:id="130" w:name="ref-kulkarni2015deep"/>
+    <w:bookmarkEnd w:id="145"/>
+    <w:bookmarkStart w:id="146" w:name="ref-kulkarni2015deep"/>
     <w:p>
       <w:pPr>
         <w:pStyle w:val="Bibliography"/>
@@ -21939,8 +24126,8 @@
         <w:t xml:space="preserve">, 2539–47.</w:t>
       </w:r>
     </w:p>
-    <w:bookmarkEnd w:id="130"/>
-    <w:bookmarkStart w:id="131" w:name="ref-larsson2016learning"/>
+    <w:bookmarkEnd w:id="146"/>
+    <w:bookmarkStart w:id="147" w:name="ref-larsson2016learning"/>
     <w:p>
       <w:pPr>
         <w:pStyle w:val="Bibliography"/>
@@ -21961,8 +24148,8 @@
         <w:t xml:space="preserve">, 577–93. Springer.</w:t>
       </w:r>
     </w:p>
-    <w:bookmarkEnd w:id="131"/>
-    <w:bookmarkStart w:id="132" w:name="ref-lecun1998gradient"/>
+    <w:bookmarkEnd w:id="147"/>
+    <w:bookmarkStart w:id="148" w:name="ref-lecun1998gradient"/>
     <w:p>
       <w:pPr>
         <w:pStyle w:val="Bibliography"/>
@@ -21986,8 +24173,8 @@
         <w:t xml:space="preserve">86 (11). IEEE: 2278–2324.</w:t>
       </w:r>
     </w:p>
-    <w:bookmarkEnd w:id="132"/>
-    <w:bookmarkStart w:id="133" w:name="ref-leshno93"/>
+    <w:bookmarkEnd w:id="148"/>
+    <w:bookmarkStart w:id="149" w:name="ref-leshno93"/>
     <w:p>
       <w:pPr>
         <w:pStyle w:val="Bibliography"/>
@@ -22011,8 +24198,8 @@
         <w:t xml:space="preserve">6 (6). Elsevier: 861–67.</w:t>
       </w:r>
     </w:p>
-    <w:bookmarkEnd w:id="133"/>
-    <w:bookmarkStart w:id="134" w:name="ref-lyons2011understanding"/>
+    <w:bookmarkEnd w:id="149"/>
+    <w:bookmarkStart w:id="150" w:name="ref-lyons2011understanding"/>
     <w:p>
       <w:pPr>
         <w:pStyle w:val="Bibliography"/>
@@ -22033,8 +24220,8 @@
         <w:t xml:space="preserve">. Pearson Education India.</w:t>
       </w:r>
     </w:p>
-    <w:bookmarkEnd w:id="134"/>
-    <w:bookmarkStart w:id="135" w:name="ref-maas2013rectifier"/>
+    <w:bookmarkEnd w:id="150"/>
+    <w:bookmarkStart w:id="151" w:name="ref-maas2013rectifier"/>
     <w:p>
       <w:pPr>
         <w:pStyle w:val="Bibliography"/>
@@ -22055,8 +24242,8 @@
         <w:t xml:space="preserve">. Vol. 30. 1.</w:t>
       </w:r>
     </w:p>
-    <w:bookmarkEnd w:id="135"/>
-    <w:bookmarkStart w:id="136" w:name="ref-mcculloch1943logical"/>
+    <w:bookmarkEnd w:id="151"/>
+    <w:bookmarkStart w:id="152" w:name="ref-mcculloch1943logical"/>
     <w:p>
       <w:pPr>
         <w:pStyle w:val="Bibliography"/>
@@ -22080,8 +24267,8 @@
         <w:t xml:space="preserve">5 (4). Springer: 115–33.</w:t>
       </w:r>
     </w:p>
-    <w:bookmarkEnd w:id="136"/>
-    <w:bookmarkStart w:id="137" w:name="ref-minski1969perceptrons"/>
+    <w:bookmarkEnd w:id="152"/>
+    <w:bookmarkStart w:id="153" w:name="ref-minski1969perceptrons"/>
     <w:p>
       <w:pPr>
         <w:pStyle w:val="Bibliography"/>
@@ -22102,8 +24289,8 @@
         <w:t xml:space="preserve">.</w:t>
       </w:r>
     </w:p>
-    <w:bookmarkEnd w:id="137"/>
-    <w:bookmarkStart w:id="138" w:name="ref-mital2017time"/>
+    <w:bookmarkEnd w:id="153"/>
+    <w:bookmarkStart w:id="154" w:name="ref-mital2017time"/>
     <w:p>
       <w:pPr>
         <w:pStyle w:val="Bibliography"/>
@@ -22124,8 +24311,8 @@
         <w:t xml:space="preserve">.</w:t>
       </w:r>
     </w:p>
-    <w:bookmarkEnd w:id="138"/>
-    <w:bookmarkStart w:id="139" w:name="ref-mizutani2000derivation"/>
+    <w:bookmarkEnd w:id="154"/>
+    <w:bookmarkStart w:id="155" w:name="ref-mizutani2000derivation"/>
     <w:p>
       <w:pPr>
         <w:pStyle w:val="Bibliography"/>
@@ -22146,8 +24333,8 @@
         <w:t xml:space="preserve">, 2:167–72. IEEE.</w:t>
       </w:r>
     </w:p>
-    <w:bookmarkEnd w:id="139"/>
-    <w:bookmarkStart w:id="140" w:name="ref-oord2016pixel"/>
+    <w:bookmarkEnd w:id="155"/>
+    <w:bookmarkStart w:id="156" w:name="ref-oord2016pixel"/>
     <w:p>
       <w:pPr>
         <w:pStyle w:val="Bibliography"/>
@@ -22168,8 +24355,8 @@
         <w:t xml:space="preserve">.</w:t>
       </w:r>
     </w:p>
-    <w:bookmarkEnd w:id="140"/>
-    <w:bookmarkStart w:id="141" w:name="ref-van2016conditional"/>
+    <w:bookmarkEnd w:id="156"/>
+    <w:bookmarkStart w:id="157" w:name="ref-van2016conditional"/>
     <w:p>
       <w:pPr>
         <w:pStyle w:val="Bibliography"/>
@@ -22190,8 +24377,8 @@
         <w:t xml:space="preserve">, 4790–8.</w:t>
       </w:r>
     </w:p>
-    <w:bookmarkEnd w:id="141"/>
-    <w:bookmarkStart w:id="142" w:name="ref-pang2017convolution"/>
+    <w:bookmarkEnd w:id="157"/>
+    <w:bookmarkStart w:id="158" w:name="ref-pang2017convolution"/>
     <w:p>
       <w:pPr>
         <w:pStyle w:val="Bibliography"/>
@@ -22212,8 +24399,8 @@
         <w:t xml:space="preserve">. IEEE.</w:t>
       </w:r>
     </w:p>
-    <w:bookmarkEnd w:id="142"/>
-    <w:bookmarkStart w:id="143" w:name="ref-parker1985learning"/>
+    <w:bookmarkEnd w:id="158"/>
+    <w:bookmarkStart w:id="159" w:name="ref-parker1985learning"/>
     <w:p>
       <w:pPr>
         <w:pStyle w:val="Bibliography"/>
@@ -22222,8 +24409,8 @@
         <w:t xml:space="preserve">Parker, David B. 1985. “Learning Logic.”</w:t>
       </w:r>
     </w:p>
-    <w:bookmarkEnd w:id="143"/>
-    <w:bookmarkStart w:id="144" w:name="ref-pfalz2018generating"/>
+    <w:bookmarkEnd w:id="159"/>
+    <w:bookmarkStart w:id="160" w:name="ref-pfalz2018generating"/>
     <w:p>
       <w:pPr>
         <w:pStyle w:val="Bibliography"/>
@@ -22232,8 +24419,8 @@
         <w:t xml:space="preserve">Pfalz, Andrew. 2018. “Generating Audio Using Recurrent Neural Networks.”</w:t>
       </w:r>
     </w:p>
-    <w:bookmarkEnd w:id="144"/>
-    <w:bookmarkStart w:id="145" w:name="ref-rehman2014image"/>
+    <w:bookmarkEnd w:id="160"/>
+    <w:bookmarkStart w:id="161" w:name="ref-rehman2014image"/>
     <w:p>
       <w:pPr>
         <w:pStyle w:val="Bibliography"/>
@@ -22257,8 +24444,8 @@
         <w:t xml:space="preserve">7 (4). Maxwell Science Publishing: 656–72.</w:t>
       </w:r>
     </w:p>
-    <w:bookmarkEnd w:id="145"/>
-    <w:bookmarkStart w:id="146" w:name="ref-reiffenstein2006codification"/>
+    <w:bookmarkEnd w:id="161"/>
+    <w:bookmarkStart w:id="162" w:name="ref-reiffenstein2006codification"/>
     <w:p>
       <w:pPr>
         <w:pStyle w:val="Bibliography"/>
@@ -22282,8 +24469,8 @@
         <w:t xml:space="preserve">50 (3). Wiley Online Library: 298–318.</w:t>
       </w:r>
     </w:p>
-    <w:bookmarkEnd w:id="146"/>
-    <w:bookmarkStart w:id="147" w:name="ref-rigaud2013parametric"/>
+    <w:bookmarkEnd w:id="162"/>
+    <w:bookmarkStart w:id="163" w:name="ref-rigaud2013parametric"/>
     <w:p>
       <w:pPr>
         <w:pStyle w:val="Bibliography"/>
@@ -22307,8 +24494,8 @@
         <w:t xml:space="preserve">133 (5). ASA: 3107–18.</w:t>
       </w:r>
     </w:p>
-    <w:bookmarkEnd w:id="147"/>
-    <w:bookmarkStart w:id="148" w:name="ref-Rosenblatt57"/>
+    <w:bookmarkEnd w:id="163"/>
+    <w:bookmarkStart w:id="164" w:name="ref-Rosenblatt57"/>
     <w:p>
       <w:pPr>
         <w:pStyle w:val="Bibliography"/>
@@ -22329,8 +24516,8 @@
         <w:t xml:space="preserve">. Cornell Aeronautical Laboratory.</w:t>
       </w:r>
     </w:p>
-    <w:bookmarkEnd w:id="148"/>
-    <w:bookmarkStart w:id="149" w:name="ref-rosenblatt1958perceptron"/>
+    <w:bookmarkEnd w:id="164"/>
+    <w:bookmarkStart w:id="165" w:name="ref-rosenblatt1958perceptron"/>
     <w:p>
       <w:pPr>
         <w:pStyle w:val="Bibliography"/>
@@ -22354,8 +24541,8 @@
         <w:t xml:space="preserve">65 (6). American Psychological Association: 386.</w:t>
       </w:r>
     </w:p>
-    <w:bookmarkEnd w:id="149"/>
-    <w:bookmarkStart w:id="150" w:name="ref-rumelhart1985learning"/>
+    <w:bookmarkEnd w:id="165"/>
+    <w:bookmarkStart w:id="166" w:name="ref-rumelhart1985learning"/>
     <w:p>
       <w:pPr>
         <w:pStyle w:val="Bibliography"/>
@@ -22364,8 +24551,8 @@
         <w:t xml:space="preserve">Rumelhart, David E, Geoffrey E Hinton, and Ronald J Williams. 1985. “Learning Internal Representations by Error Propagation.” California Univ San Diego La Jolla Inst for Cognitive Science.</w:t>
       </w:r>
     </w:p>
-    <w:bookmarkEnd w:id="150"/>
-    <w:bookmarkStart w:id="151" w:name="ref-sainath2015deep"/>
+    <w:bookmarkEnd w:id="166"/>
+    <w:bookmarkStart w:id="167" w:name="ref-sainath2015deep"/>
     <w:p>
       <w:pPr>
         <w:pStyle w:val="Bibliography"/>
@@ -22389,8 +24576,8 @@
         <w:t xml:space="preserve">64. Elsevier: 39–48.</w:t>
       </w:r>
     </w:p>
-    <w:bookmarkEnd w:id="151"/>
-    <w:bookmarkStart w:id="152" w:name="ref-sak2015fast"/>
+    <w:bookmarkEnd w:id="167"/>
+    <w:bookmarkStart w:id="168" w:name="ref-sak2015fast"/>
     <w:p>
       <w:pPr>
         <w:pStyle w:val="Bibliography"/>
@@ -22411,8 +24598,8 @@
         <w:t xml:space="preserve">.</w:t>
       </w:r>
     </w:p>
-    <w:bookmarkEnd w:id="152"/>
-    <w:bookmarkStart w:id="153" w:name="ref-salsa2016partial"/>
+    <w:bookmarkEnd w:id="168"/>
+    <w:bookmarkStart w:id="169" w:name="ref-salsa2016partial"/>
     <w:p>
       <w:pPr>
         <w:pStyle w:val="Bibliography"/>
@@ -22433,8 +24620,8 @@
         <w:t xml:space="preserve">. Vol. 99. Springer.</w:t>
       </w:r>
     </w:p>
-    <w:bookmarkEnd w:id="153"/>
-    <w:bookmarkStart w:id="154" w:name="ref-sangkloy2016scribbler"/>
+    <w:bookmarkEnd w:id="169"/>
+    <w:bookmarkStart w:id="170" w:name="ref-sangkloy2016scribbler"/>
     <w:p>
       <w:pPr>
         <w:pStyle w:val="Bibliography"/>
@@ -22455,8 +24642,8 @@
         <w:t xml:space="preserve">.</w:t>
       </w:r>
     </w:p>
-    <w:bookmarkEnd w:id="154"/>
-    <w:bookmarkStart w:id="155" w:name="ref-santurkar2017generative"/>
+    <w:bookmarkEnd w:id="170"/>
+    <w:bookmarkStart w:id="171" w:name="ref-santurkar2017generative"/>
     <w:p>
       <w:pPr>
         <w:pStyle w:val="Bibliography"/>
@@ -22477,8 +24664,8 @@
         <w:t xml:space="preserve">.</w:t>
       </w:r>
     </w:p>
-    <w:bookmarkEnd w:id="155"/>
-    <w:bookmarkStart w:id="156" w:name="ref-sarroff2014musical"/>
+    <w:bookmarkEnd w:id="171"/>
+    <w:bookmarkStart w:id="172" w:name="ref-sarroff2014musical"/>
     <w:p>
       <w:pPr>
         <w:pStyle w:val="Bibliography"/>
@@ -22499,8 +24686,8 @@
         <w:t xml:space="preserve">.</w:t>
       </w:r>
     </w:p>
-    <w:bookmarkEnd w:id="156"/>
-    <w:bookmarkStart w:id="157" w:name="ref-serra2007state"/>
+    <w:bookmarkEnd w:id="172"/>
+    <w:bookmarkStart w:id="173" w:name="ref-serra2007state"/>
     <w:p>
       <w:pPr>
         <w:pStyle w:val="Bibliography"/>
@@ -22521,8 +24708,8 @@
         <w:t xml:space="preserve">, 9–12. IEEE.</w:t>
       </w:r>
     </w:p>
-    <w:bookmarkEnd w:id="157"/>
-    <w:bookmarkStart w:id="158" w:name="ref-sigtia2016end"/>
+    <w:bookmarkEnd w:id="173"/>
+    <w:bookmarkStart w:id="174" w:name="ref-sigtia2016end"/>
     <w:p>
       <w:pPr>
         <w:pStyle w:val="Bibliography"/>
@@ -22546,8 +24733,8 @@
         <w:t xml:space="preserve">24 (5). IEEE Press: 927–39.</w:t>
       </w:r>
     </w:p>
-    <w:bookmarkEnd w:id="158"/>
-    <w:bookmarkStart w:id="159" w:name="ref-smith2006basic"/>
+    <w:bookmarkEnd w:id="174"/>
+    <w:bookmarkStart w:id="175" w:name="ref-smith2006basic"/>
     <w:p>
       <w:pPr>
         <w:pStyle w:val="Bibliography"/>
@@ -22568,8 +24755,8 @@
         <w:t xml:space="preserve">.</w:t>
       </w:r>
     </w:p>
-    <w:bookmarkEnd w:id="159"/>
-    <w:bookmarkStart w:id="160" w:name="ref-smith1992physical"/>
+    <w:bookmarkEnd w:id="175"/>
+    <w:bookmarkStart w:id="176" w:name="ref-smith1992physical"/>
     <w:p>
       <w:pPr>
         <w:pStyle w:val="Bibliography"/>
@@ -22593,8 +24780,8 @@
         <w:t xml:space="preserve">16 (4). JSTOR: 74–91.</w:t>
       </w:r>
     </w:p>
-    <w:bookmarkEnd w:id="160"/>
-    <w:bookmarkStart w:id="161" w:name="ref-socher2014recursive"/>
+    <w:bookmarkEnd w:id="176"/>
+    <w:bookmarkStart w:id="177" w:name="ref-socher2014recursive"/>
     <w:p>
       <w:pPr>
         <w:pStyle w:val="Bibliography"/>
@@ -22603,8 +24790,8 @@
         <w:t xml:space="preserve">Socher, Richard. 2014. “Recursive Deep Learning for Natural Language Processing and Computer Vision.” Citeseer.</w:t>
       </w:r>
     </w:p>
-    <w:bookmarkEnd w:id="161"/>
-    <w:bookmarkStart w:id="162" w:name="ref-southall2016automatic"/>
+    <w:bookmarkEnd w:id="177"/>
+    <w:bookmarkStart w:id="178" w:name="ref-southall2016automatic"/>
     <w:p>
       <w:pPr>
         <w:pStyle w:val="Bibliography"/>
@@ -22625,8 +24812,8 @@
         <w:t xml:space="preserve">, 591–97.</w:t>
       </w:r>
     </w:p>
-    <w:bookmarkEnd w:id="162"/>
-    <w:bookmarkStart w:id="163" w:name="ref-stanley2007compositional"/>
+    <w:bookmarkEnd w:id="178"/>
+    <w:bookmarkStart w:id="179" w:name="ref-stanley2007compositional"/>
     <w:p>
       <w:pPr>
         <w:pStyle w:val="Bibliography"/>
@@ -22650,8 +24837,8 @@
         <w:t xml:space="preserve">8 (2). Springer: 131–62.</w:t>
       </w:r>
     </w:p>
-    <w:bookmarkEnd w:id="163"/>
-    <w:bookmarkStart w:id="164" w:name="ref-staudt2016development"/>
+    <w:bookmarkEnd w:id="179"/>
+    <w:bookmarkStart w:id="180" w:name="ref-staudt2016development"/>
     <w:p>
       <w:pPr>
         <w:pStyle w:val="Bibliography"/>
@@ -22660,8 +24847,8 @@
         <w:t xml:space="preserve">Staudt, Pascal. 2016. “Development of a Digital Musical Instrument with Embedded Sound Synthesis.”</w:t>
       </w:r>
     </w:p>
-    <w:bookmarkEnd w:id="164"/>
-    <w:bookmarkStart w:id="165" w:name="ref-theis2015generative"/>
+    <w:bookmarkEnd w:id="180"/>
+    <w:bookmarkStart w:id="181" w:name="ref-theis2015generative"/>
     <w:p>
       <w:pPr>
         <w:pStyle w:val="Bibliography"/>
@@ -22682,8 +24869,8 @@
         <w:t xml:space="preserve">, 1927–35.</w:t>
       </w:r>
     </w:p>
-    <w:bookmarkEnd w:id="165"/>
-    <w:bookmarkStart w:id="166" w:name="ref-theis2017lossy"/>
+    <w:bookmarkEnd w:id="181"/>
+    <w:bookmarkStart w:id="182" w:name="ref-theis2017lossy"/>
     <w:p>
       <w:pPr>
         <w:pStyle w:val="Bibliography"/>
@@ -22704,8 +24891,8 @@
         <w:t xml:space="preserve">.</w:t>
       </w:r>
     </w:p>
-    <w:bookmarkEnd w:id="166"/>
-    <w:bookmarkStart w:id="167" w:name="ref-toderici2015variable"/>
+    <w:bookmarkEnd w:id="182"/>
+    <w:bookmarkStart w:id="183" w:name="ref-toderici2015variable"/>
     <w:p>
       <w:pPr>
         <w:pStyle w:val="Bibliography"/>
@@ -22726,8 +24913,8 @@
         <w:t xml:space="preserve">.</w:t>
       </w:r>
     </w:p>
-    <w:bookmarkEnd w:id="167"/>
-    <w:bookmarkStart w:id="168" w:name="ref-toderici2016full"/>
+    <w:bookmarkEnd w:id="183"/>
+    <w:bookmarkStart w:id="184" w:name="ref-toderici2016full"/>
     <w:p>
       <w:pPr>
         <w:pStyle w:val="Bibliography"/>
@@ -22748,8 +24935,8 @@
         <w:t xml:space="preserve">.</w:t>
       </w:r>
     </w:p>
-    <w:bookmarkEnd w:id="168"/>
-    <w:bookmarkStart w:id="169" w:name="ref-tuohy2006evolved"/>
+    <w:bookmarkEnd w:id="184"/>
+    <w:bookmarkStart w:id="185" w:name="ref-tuohy2006evolved"/>
     <w:p>
       <w:pPr>
         <w:pStyle w:val="Bibliography"/>
@@ -22770,8 +24957,8 @@
         <w:t xml:space="preserve">.</w:t>
       </w:r>
     </w:p>
-    <w:bookmarkEnd w:id="169"/>
-    <w:bookmarkStart w:id="170" w:name="ref-van2016wavenet"/>
+    <w:bookmarkEnd w:id="185"/>
+    <w:bookmarkStart w:id="186" w:name="ref-van2016wavenet"/>
     <w:p>
       <w:pPr>
         <w:pStyle w:val="Bibliography"/>
@@ -22792,8 +24979,8 @@
         <w:t xml:space="preserve">.</w:t>
       </w:r>
     </w:p>
-    <w:bookmarkEnd w:id="170"/>
-    <w:bookmarkStart w:id="171" w:name="ref-vaughn2000music"/>
+    <w:bookmarkEnd w:id="186"/>
+    <w:bookmarkStart w:id="187" w:name="ref-vaughn2000music"/>
     <w:p>
       <w:pPr>
         <w:pStyle w:val="Bibliography"/>
@@ -22817,8 +25004,8 @@
         <w:t xml:space="preserve">34 (3/4). JSTOR: 149–66.</w:t>
       </w:r>
     </w:p>
-    <w:bookmarkEnd w:id="171"/>
-    <w:bookmarkStart w:id="172" w:name="ref-veit2016residual"/>
+    <w:bookmarkEnd w:id="187"/>
+    <w:bookmarkStart w:id="188" w:name="ref-veit2016residual"/>
     <w:p>
       <w:pPr>
         <w:pStyle w:val="Bibliography"/>
@@ -22839,8 +25026,8 @@
         <w:t xml:space="preserve">, 550–58.</w:t>
       </w:r>
     </w:p>
-    <w:bookmarkEnd w:id="172"/>
-    <w:bookmarkStart w:id="173" w:name="ref-wang2015image"/>
+    <w:bookmarkEnd w:id="188"/>
+    <w:bookmarkStart w:id="189" w:name="ref-wang2015image"/>
     <w:p>
       <w:pPr>
         <w:pStyle w:val="Bibliography"/>
@@ -22864,8 +25051,8 @@
         <w:t xml:space="preserve">13 (1): 137–45.</w:t>
       </w:r>
     </w:p>
-    <w:bookmarkEnd w:id="173"/>
-    <w:bookmarkStart w:id="174" w:name="ref-widrow1960adaptive"/>
+    <w:bookmarkEnd w:id="189"/>
+    <w:bookmarkStart w:id="190" w:name="ref-widrow1960adaptive"/>
     <w:p>
       <w:pPr>
         <w:pStyle w:val="Bibliography"/>
@@ -22874,8 +25061,8 @@
         <w:t xml:space="preserve">Widrow, Bernard, and Marcian E Hoff. 1960. “Adaptive Switching Circuits.” STANFORD UNIV CA STANFORD ELECTRONICS LABS.</w:t>
       </w:r>
     </w:p>
-    <w:bookmarkEnd w:id="174"/>
-    <w:bookmarkStart w:id="175" w:name="ref-widrow199030"/>
+    <w:bookmarkEnd w:id="190"/>
+    <w:bookmarkStart w:id="191" w:name="ref-widrow199030"/>
     <w:p>
       <w:pPr>
         <w:pStyle w:val="Bibliography"/>
@@ -22899,8 +25086,8 @@
         <w:t xml:space="preserve">78 (9). IEEE: 1415–42.</w:t>
       </w:r>
     </w:p>
-    <w:bookmarkEnd w:id="175"/>
-    <w:bookmarkStart w:id="176" w:name="ref-wu2016investigating"/>
+    <w:bookmarkEnd w:id="191"/>
+    <w:bookmarkStart w:id="192" w:name="ref-wu2016investigating"/>
     <w:p>
       <w:pPr>
         <w:pStyle w:val="Bibliography"/>
@@ -22921,8 +25108,8 @@
         <w:t xml:space="preserve">, 5140–4. IEEE.</w:t>
       </w:r>
     </w:p>
-    <w:bookmarkEnd w:id="176"/>
-    <w:bookmarkStart w:id="177" w:name="ref-xu2015ccg"/>
+    <w:bookmarkEnd w:id="192"/>
+    <w:bookmarkStart w:id="193" w:name="ref-xu2015ccg"/>
     <w:p>
       <w:pPr>
         <w:pStyle w:val="Bibliography"/>
@@ -22943,8 +25130,8 @@
         <w:t xml:space="preserve">, 250–55.</w:t>
       </w:r>
     </w:p>
-    <w:bookmarkEnd w:id="177"/>
-    <w:bookmarkStart w:id="178" w:name="ref-yadav2015introduction"/>
+    <w:bookmarkEnd w:id="193"/>
+    <w:bookmarkStart w:id="194" w:name="ref-yadav2015introduction"/>
     <w:p>
       <w:pPr>
         <w:pStyle w:val="Bibliography"/>
@@ -22965,8 +25152,8 @@
         <w:t xml:space="preserve">. Springer.</w:t>
       </w:r>
     </w:p>
-    <w:bookmarkEnd w:id="178"/>
-    <w:bookmarkStart w:id="180" w:name="ref-Yang2017"/>
+    <w:bookmarkEnd w:id="194"/>
+    <w:bookmarkStart w:id="196" w:name="ref-Yang2017"/>
     <w:p>
       <w:pPr>
         <w:pStyle w:val="Bibliography"/>
@@ -22977,7 +25164,7 @@
       <w:r>
         <w:t xml:space="preserve"> </w:t>
       </w:r>
-      <w:hyperlink r:id="rId179">
+      <w:hyperlink r:id="rId195">
         <w:r>
           <w:rPr>
             <w:rStyle w:val="Hyperlink"/>
@@ -22989,8 +25176,8 @@
         <w:t xml:space="preserve">.</w:t>
       </w:r>
     </w:p>
-    <w:bookmarkEnd w:id="180"/>
-    <w:bookmarkStart w:id="181" w:name="ref-zen2015unidirectional"/>
+    <w:bookmarkEnd w:id="196"/>
+    <w:bookmarkStart w:id="197" w:name="ref-zen2015unidirectional"/>
     <w:p>
       <w:pPr>
         <w:pStyle w:val="Bibliography"/>
@@ -23011,8 +25198,8 @@
         <w:t xml:space="preserve">, 4470–4. IEEE.</w:t>
       </w:r>
     </w:p>
-    <w:bookmarkEnd w:id="181"/>
-    <w:bookmarkStart w:id="182" w:name="ref-zhang2016colorful"/>
+    <w:bookmarkEnd w:id="197"/>
+    <w:bookmarkStart w:id="198" w:name="ref-zhang2016colorful"/>
     <w:p>
       <w:pPr>
         <w:pStyle w:val="Bibliography"/>
@@ -23033,8 +25220,8 @@
         <w:t xml:space="preserve">, 649–66. Springer.</w:t>
       </w:r>
     </w:p>
-    <w:bookmarkEnd w:id="182"/>
-    <w:bookmarkStart w:id="183" w:name="ref-zhang2017towards"/>
+    <w:bookmarkEnd w:id="198"/>
+    <w:bookmarkStart w:id="199" w:name="ref-zhang2017towards"/>
     <w:p>
       <w:pPr>
         <w:pStyle w:val="Bibliography"/>
@@ -23055,8 +25242,8 @@
         <w:t xml:space="preserve">.</w:t>
       </w:r>
     </w:p>
-    <w:bookmarkEnd w:id="183"/>
-    <w:bookmarkStart w:id="184" w:name="ref-zhang2017very"/>
+    <w:bookmarkEnd w:id="199"/>
+    <w:bookmarkStart w:id="200" w:name="ref-zhang2017very"/>
     <w:p>
       <w:pPr>
         <w:pStyle w:val="Bibliography"/>
@@ -23077,8 +25264,8 @@
         <w:t xml:space="preserve">, 4845–9. IEEE.</w:t>
       </w:r>
     </w:p>
-    <w:bookmarkEnd w:id="184"/>
-    <w:bookmarkStart w:id="185" w:name="ref-zhu2016generative"/>
+    <w:bookmarkEnd w:id="200"/>
+    <w:bookmarkStart w:id="201" w:name="ref-zhu2016generative"/>
     <w:p>
       <w:pPr>
         <w:pStyle w:val="Bibliography"/>
@@ -23099,8 +25286,8 @@
         <w:t xml:space="preserve">, 597–613. Springer.</w:t>
       </w:r>
     </w:p>
-    <w:bookmarkEnd w:id="185"/>
-    <w:bookmarkStart w:id="186" w:name="ref-zweig2017advances"/>
+    <w:bookmarkEnd w:id="201"/>
+    <w:bookmarkStart w:id="202" w:name="ref-zweig2017advances"/>
     <w:p>
       <w:pPr>
         <w:pStyle w:val="Bibliography"/>
@@ -23121,8 +25308,8 @@
         <w:t xml:space="preserve">, 4805–9. IEEE.</w:t>
       </w:r>
     </w:p>
-    <w:bookmarkEnd w:id="186"/>
-    <w:bookmarkEnd w:id="187"/>
+    <w:bookmarkEnd w:id="202"/>
+    <w:bookmarkEnd w:id="203"/>
     <w:sectPr>
       <w:pgSz w:w="12240" w:h="15840"/>
       <w:pgMar w:top="1440" w:right="1440" w:bottom="1440" w:left="1440" w:header="720" w:footer="720" w:gutter="0"/>

--- a/Dissert.docx
+++ b/Dissert.docx
@@ -23236,6 +23236,14 @@
     </w:p>
     <w:p>
       <w:pPr>
+        <w:pStyle w:val="BodyText"/>
+      </w:pPr>
+      <w:r>
+        <w:t xml:space="preserve">Podemos, assim, definir uma nova metodologia voltada à modelagem sonora de instrumentos harmonicos, batizada de Neuro-spectral Synthesis, resumida de maneira esquemática na figura a seguir.</w:t>
+      </w:r>
+    </w:p>
+    <w:p>
+      <w:pPr>
         <w:pStyle w:val="Heading1"/>
       </w:pPr>
       <w:bookmarkStart w:id="105" w:name="resultados"/>
@@ -23246,6 +23254,1622 @@
     </w:p>
     <w:p>
       <w:pPr>
+        <w:pStyle w:val="FirstParagraph"/>
+      </w:pPr>
+      <w:r>
+        <w:t xml:space="preserve">O modelo final apresenta resultados mais realistas do que as implementações baseadas no modelo de Digital Waveguides e no método das diferenças finitas, e é ao menos uma ordem de grandeza mais eficiente, nas implementações aqui apresentadas. Para efeito de comparação, levando em conta a geração de 5 ondas de 1 segundo, a 44100 FPS, o método proposto foi, em média, 17 vezes mais rápido que o método bateado em Digital Waveguides e 26 vezes mais rápido do que o método das diferenças finitas.</w:t>
+      </w:r>
+      <w:r>
+        <w:t xml:space="preserve"> </w:t>
+      </w:r>
+      <w:r>
+        <w:t xml:space="preserve">A tabela abaixo apresenta os resultados.</w:t>
+      </w:r>
+    </w:p>
+    <w:p>
+      <w:pPr>
+        <w:pStyle w:val="TableCaption"/>
+      </w:pPr>
+      <w:r>
+        <w:t xml:space="preserve">Comparação Tempo de Geração(s)</w:t>
+      </w:r>
+    </w:p>
+    <w:tbl>
+      <w:tblPr>
+        <w:tblStyle w:val="Table"/>
+        <w:tblW w:type="pct" w:w="0.0"/>
+        <w:tblLook w:firstRow="1"/>
+        <w:tblCaption w:val="Comparação Tempo de Geração(s)"/>
+      </w:tblPr>
+      <w:tblGrid/>
+      <w:tr>
+        <w:trPr>
+          <w:cnfStyle w:firstRow="1"/>
+        </w:trPr>
+        <w:tc>
+          <w:tcPr>
+            <w:tcBorders>
+              <w:bottom w:val="single"/>
+            </w:tcBorders>
+            <w:vAlign w:val="bottom"/>
+          </w:tcPr>
+          <w:p>
+            <w:pPr>
+              <w:pStyle w:val="Compact"/>
+            </w:pPr>
+          </w:p>
+        </w:tc>
+        <w:tc>
+          <w:tcPr>
+            <w:tcBorders>
+              <w:bottom w:val="single"/>
+            </w:tcBorders>
+            <w:vAlign w:val="bottom"/>
+          </w:tcPr>
+          <w:p>
+            <w:pPr>
+              <w:pStyle w:val="Compact"/>
+              <w:jc w:val="center"/>
+            </w:pPr>
+            <w:r>
+              <w:t xml:space="preserve">Finite Differences</w:t>
+            </w:r>
+          </w:p>
+        </w:tc>
+        <w:tc>
+          <w:tcPr>
+            <w:tcBorders>
+              <w:bottom w:val="single"/>
+            </w:tcBorders>
+            <w:vAlign w:val="bottom"/>
+          </w:tcPr>
+          <w:p>
+            <w:pPr>
+              <w:pStyle w:val="Compact"/>
+              <w:jc w:val="center"/>
+            </w:pPr>
+            <w:r>
+              <w:t xml:space="preserve">Digital Waveguides</w:t>
+            </w:r>
+          </w:p>
+        </w:tc>
+        <w:tc>
+          <w:tcPr>
+            <w:tcBorders>
+              <w:bottom w:val="single"/>
+            </w:tcBorders>
+            <w:vAlign w:val="bottom"/>
+          </w:tcPr>
+          <w:p>
+            <w:pPr>
+              <w:pStyle w:val="Compact"/>
+              <w:jc w:val="center"/>
+            </w:pPr>
+            <w:r>
+              <w:t xml:space="preserve">Neuro-Spectral Synthesis</w:t>
+            </w:r>
+          </w:p>
+        </w:tc>
+      </w:tr>
+      <w:tr>
+        <w:tc>
+          <w:p>
+            <w:pPr>
+              <w:pStyle w:val="Compact"/>
+              <w:jc w:val="left"/>
+            </w:pPr>
+            <w:r>
+              <w:t xml:space="preserve">1</w:t>
+            </w:r>
+          </w:p>
+        </w:tc>
+        <w:tc>
+          <w:p>
+            <w:pPr>
+              <w:pStyle w:val="Compact"/>
+              <w:jc w:val="center"/>
+            </w:pPr>
+            <w:r>
+              <w:t xml:space="preserve">16.95213819</w:t>
+            </w:r>
+          </w:p>
+        </w:tc>
+        <w:tc>
+          <w:p>
+            <w:pPr>
+              <w:pStyle w:val="Compact"/>
+              <w:jc w:val="center"/>
+            </w:pPr>
+            <w:r>
+              <w:t xml:space="preserve">13.81114888</w:t>
+            </w:r>
+          </w:p>
+        </w:tc>
+        <w:tc>
+          <w:p>
+            <w:pPr>
+              <w:pStyle w:val="Compact"/>
+              <w:jc w:val="center"/>
+            </w:pPr>
+            <w:r>
+              <w:t xml:space="preserve">0.5896253586</w:t>
+            </w:r>
+          </w:p>
+        </w:tc>
+      </w:tr>
+      <w:tr>
+        <w:tc>
+          <w:p>
+            <w:pPr>
+              <w:pStyle w:val="Compact"/>
+              <w:jc w:val="left"/>
+            </w:pPr>
+            <w:r>
+              <w:t xml:space="preserve">2</w:t>
+            </w:r>
+          </w:p>
+        </w:tc>
+        <w:tc>
+          <w:p>
+            <w:pPr>
+              <w:pStyle w:val="Compact"/>
+              <w:jc w:val="center"/>
+            </w:pPr>
+            <w:r>
+              <w:t xml:space="preserve">19.62042928</w:t>
+            </w:r>
+          </w:p>
+        </w:tc>
+        <w:tc>
+          <w:p>
+            <w:pPr>
+              <w:pStyle w:val="Compact"/>
+              <w:jc w:val="center"/>
+            </w:pPr>
+            <w:r>
+              <w:t xml:space="preserve">13.02065825</w:t>
+            </w:r>
+          </w:p>
+        </w:tc>
+        <w:tc>
+          <w:p>
+            <w:pPr>
+              <w:pStyle w:val="Compact"/>
+              <w:jc w:val="center"/>
+            </w:pPr>
+            <w:r>
+              <w:t xml:space="preserve">0.8354649544</w:t>
+            </w:r>
+          </w:p>
+        </w:tc>
+      </w:tr>
+      <w:tr>
+        <w:tc>
+          <w:p>
+            <w:pPr>
+              <w:pStyle w:val="Compact"/>
+              <w:jc w:val="left"/>
+            </w:pPr>
+            <w:r>
+              <w:t xml:space="preserve">3</w:t>
+            </w:r>
+          </w:p>
+        </w:tc>
+        <w:tc>
+          <w:p>
+            <w:pPr>
+              <w:pStyle w:val="Compact"/>
+              <w:jc w:val="center"/>
+            </w:pPr>
+            <w:r>
+              <w:t xml:space="preserve">24.25646234</w:t>
+            </w:r>
+          </w:p>
+        </w:tc>
+        <w:tc>
+          <w:p>
+            <w:pPr>
+              <w:pStyle w:val="Compact"/>
+              <w:jc w:val="center"/>
+            </w:pPr>
+            <w:r>
+              <w:t xml:space="preserve">11.33273816</w:t>
+            </w:r>
+          </w:p>
+        </w:tc>
+        <w:tc>
+          <w:p>
+            <w:pPr>
+              <w:pStyle w:val="Compact"/>
+              <w:jc w:val="center"/>
+            </w:pPr>
+            <w:r>
+              <w:t xml:space="preserve">0.7555158138</w:t>
+            </w:r>
+          </w:p>
+        </w:tc>
+      </w:tr>
+      <w:tr>
+        <w:tc>
+          <w:p>
+            <w:pPr>
+              <w:pStyle w:val="Compact"/>
+              <w:jc w:val="left"/>
+            </w:pPr>
+            <w:r>
+              <w:t xml:space="preserve">4</w:t>
+            </w:r>
+          </w:p>
+        </w:tc>
+        <w:tc>
+          <w:p>
+            <w:pPr>
+              <w:pStyle w:val="Compact"/>
+              <w:jc w:val="center"/>
+            </w:pPr>
+            <w:r>
+              <w:t xml:space="preserve">17.89053726</w:t>
+            </w:r>
+          </w:p>
+        </w:tc>
+        <w:tc>
+          <w:p>
+            <w:pPr>
+              <w:pStyle w:val="Compact"/>
+              <w:jc w:val="center"/>
+            </w:pPr>
+            <w:r>
+              <w:t xml:space="preserve">12.3500874</w:t>
+            </w:r>
+          </w:p>
+        </w:tc>
+        <w:tc>
+          <w:p>
+            <w:pPr>
+              <w:pStyle w:val="Compact"/>
+              <w:jc w:val="center"/>
+            </w:pPr>
+            <w:r>
+              <w:t xml:space="preserve">0.7475204468</w:t>
+            </w:r>
+          </w:p>
+        </w:tc>
+      </w:tr>
+      <w:tr>
+        <w:tc>
+          <w:p>
+            <w:pPr>
+              <w:pStyle w:val="Compact"/>
+              <w:jc w:val="left"/>
+            </w:pPr>
+            <w:r>
+              <w:t xml:space="preserve">5</w:t>
+            </w:r>
+          </w:p>
+        </w:tc>
+        <w:tc>
+          <w:p>
+            <w:pPr>
+              <w:pStyle w:val="Compact"/>
+              <w:jc w:val="center"/>
+            </w:pPr>
+            <w:r>
+              <w:t xml:space="preserve">18.00246739</w:t>
+            </w:r>
+          </w:p>
+        </w:tc>
+        <w:tc>
+          <w:p>
+            <w:pPr>
+              <w:pStyle w:val="Compact"/>
+              <w:jc w:val="center"/>
+            </w:pPr>
+            <w:r>
+              <w:t xml:space="preserve">12.12223339</w:t>
+            </w:r>
+          </w:p>
+        </w:tc>
+        <w:tc>
+          <w:p>
+            <w:pPr>
+              <w:pStyle w:val="Compact"/>
+              <w:jc w:val="center"/>
+            </w:pPr>
+            <w:r>
+              <w:t xml:space="preserve">0.7735056877</w:t>
+            </w:r>
+          </w:p>
+        </w:tc>
+      </w:tr>
+      <w:tr>
+        <w:tc>
+          <w:p>
+            <w:pPr>
+              <w:pStyle w:val="Compact"/>
+              <w:jc w:val="left"/>
+            </w:pPr>
+            <w:r>
+              <w:rPr>
+                <w:b/>
+              </w:rPr>
+              <w:t xml:space="preserve">Média</w:t>
+            </w:r>
+          </w:p>
+        </w:tc>
+        <w:tc>
+          <w:p>
+            <w:pPr>
+              <w:pStyle w:val="Compact"/>
+              <w:jc w:val="center"/>
+            </w:pPr>
+            <w:r>
+              <w:rPr>
+                <w:b/>
+              </w:rPr>
+              <w:t xml:space="preserve">19.34440689</w:t>
+            </w:r>
+          </w:p>
+        </w:tc>
+        <w:tc>
+          <w:p>
+            <w:pPr>
+              <w:pStyle w:val="Compact"/>
+              <w:jc w:val="center"/>
+            </w:pPr>
+            <w:r>
+              <w:rPr>
+                <w:b/>
+              </w:rPr>
+              <w:t xml:space="preserve">12.52737322</w:t>
+            </w:r>
+          </w:p>
+        </w:tc>
+        <w:tc>
+          <w:p>
+            <w:pPr>
+              <w:pStyle w:val="Compact"/>
+              <w:jc w:val="center"/>
+            </w:pPr>
+            <w:r>
+              <w:rPr>
+                <w:b/>
+              </w:rPr>
+              <w:t xml:space="preserve">0.7403264523</w:t>
+            </w:r>
+          </w:p>
+        </w:tc>
+      </w:tr>
+      <w:tr>
+        <w:tc>
+          <w:p>
+            <w:pPr>
+              <w:pStyle w:val="Compact"/>
+              <w:jc w:val="left"/>
+            </w:pPr>
+            <w:r>
+              <w:rPr>
+                <w:b/>
+              </w:rPr>
+              <w:t xml:space="preserve">Desvio Padrão</w:t>
+            </w:r>
+          </w:p>
+        </w:tc>
+        <w:tc>
+          <w:p>
+            <w:pPr>
+              <w:pStyle w:val="Compact"/>
+              <w:jc w:val="center"/>
+            </w:pPr>
+            <w:r>
+              <w:rPr>
+                <w:b/>
+              </w:rPr>
+              <w:t xml:space="preserve">2.908692366</w:t>
+            </w:r>
+          </w:p>
+        </w:tc>
+        <w:tc>
+          <w:p>
+            <w:pPr>
+              <w:pStyle w:val="Compact"/>
+              <w:jc w:val="center"/>
+            </w:pPr>
+            <w:r>
+              <w:rPr>
+                <w:b/>
+              </w:rPr>
+              <w:t xml:space="preserve">0.937300851</w:t>
+            </w:r>
+          </w:p>
+        </w:tc>
+        <w:tc>
+          <w:p>
+            <w:pPr>
+              <w:pStyle w:val="Compact"/>
+              <w:jc w:val="center"/>
+            </w:pPr>
+            <w:r>
+              <w:rPr>
+                <w:b/>
+              </w:rPr>
+              <w:t xml:space="preserve">0.09102950916</w:t>
+            </w:r>
+          </w:p>
+        </w:tc>
+      </w:tr>
+    </w:tbl>
+    <w:p>
+      <w:pPr>
+        <w:pStyle w:val="BodyText"/>
+      </w:pPr>
+      <w:r>
+        <w:t xml:space="preserve">Treinadas as redes, uma implementação final do modelo é bastante simples, e é apresentada abaixo.</w:t>
+      </w:r>
+    </w:p>
+    <w:p>
+      <w:pPr>
+        <w:pStyle w:val="SourceCode"/>
+      </w:pPr>
+      <w:r>
+        <w:rPr>
+          <w:rStyle w:val="NormalTok"/>
+        </w:rPr>
+        <w:t xml:space="preserve">key </w:t>
+      </w:r>
+      <w:r>
+        <w:rPr>
+          <w:rStyle w:val="OperatorTok"/>
+        </w:rPr>
+        <w:t xml:space="preserve">=</w:t>
+      </w:r>
+      <w:r>
+        <w:rPr>
+          <w:rStyle w:val="NormalTok"/>
+        </w:rPr>
+        <w:t xml:space="preserve"> </w:t>
+      </w:r>
+      <w:r>
+        <w:rPr>
+          <w:rStyle w:val="DecValTok"/>
+        </w:rPr>
+        <w:t xml:space="preserve">66</w:t>
+      </w:r>
+      <w:r>
+        <w:br w:type="textWrapping"/>
+      </w:r>
+      <w:r>
+        <w:rPr>
+          <w:rStyle w:val="NormalTok"/>
+        </w:rPr>
+        <w:t xml:space="preserve">partials </w:t>
+      </w:r>
+      <w:r>
+        <w:rPr>
+          <w:rStyle w:val="OperatorTok"/>
+        </w:rPr>
+        <w:t xml:space="preserve">=</w:t>
+      </w:r>
+      <w:r>
+        <w:rPr>
+          <w:rStyle w:val="NormalTok"/>
+        </w:rPr>
+        <w:t xml:space="preserve"> </w:t>
+      </w:r>
+      <w:r>
+        <w:rPr>
+          <w:rStyle w:val="DecValTok"/>
+        </w:rPr>
+        <w:t xml:space="preserve">100</w:t>
+      </w:r>
+      <w:r>
+        <w:br w:type="textWrapping"/>
+      </w:r>
+      <w:r>
+        <w:rPr>
+          <w:rStyle w:val="NormalTok"/>
+        </w:rPr>
+        <w:t xml:space="preserve">n </w:t>
+      </w:r>
+      <w:r>
+        <w:rPr>
+          <w:rStyle w:val="OperatorTok"/>
+        </w:rPr>
+        <w:t xml:space="preserve">=</w:t>
+      </w:r>
+      <w:r>
+        <w:rPr>
+          <w:rStyle w:val="NormalTok"/>
+        </w:rPr>
+        <w:t xml:space="preserve"> </w:t>
+      </w:r>
+      <w:r>
+        <w:rPr>
+          <w:rStyle w:val="DecValTok"/>
+        </w:rPr>
+        <w:t xml:space="preserve">44100</w:t>
+      </w:r>
+      <w:r>
+        <w:br w:type="textWrapping"/>
+      </w:r>
+      <w:r>
+        <w:rPr>
+          <w:rStyle w:val="NormalTok"/>
+        </w:rPr>
+        <w:t xml:space="preserve">fps </w:t>
+      </w:r>
+      <w:r>
+        <w:rPr>
+          <w:rStyle w:val="OperatorTok"/>
+        </w:rPr>
+        <w:t xml:space="preserve">=</w:t>
+      </w:r>
+      <w:r>
+        <w:rPr>
+          <w:rStyle w:val="NormalTok"/>
+        </w:rPr>
+        <w:t xml:space="preserve"> </w:t>
+      </w:r>
+      <w:r>
+        <w:rPr>
+          <w:rStyle w:val="DecValTok"/>
+        </w:rPr>
+        <w:t xml:space="preserve">44100</w:t>
+      </w:r>
+      <w:r>
+        <w:br w:type="textWrapping"/>
+      </w:r>
+      <w:r>
+        <w:br w:type="textWrapping"/>
+      </w:r>
+      <w:r>
+        <w:rPr>
+          <w:rStyle w:val="NormalTok"/>
+        </w:rPr>
+        <w:t xml:space="preserve">P </w:t>
+      </w:r>
+      <w:r>
+        <w:rPr>
+          <w:rStyle w:val="OperatorTok"/>
+        </w:rPr>
+        <w:t xml:space="preserve">=</w:t>
+      </w:r>
+      <w:r>
+        <w:rPr>
+          <w:rStyle w:val="NormalTok"/>
+        </w:rPr>
+        <w:t xml:space="preserve"> np.arange(</w:t>
+      </w:r>
+      <w:r>
+        <w:rPr>
+          <w:rStyle w:val="DecValTok"/>
+        </w:rPr>
+        <w:t xml:space="preserve">1</w:t>
+      </w:r>
+      <w:r>
+        <w:rPr>
+          <w:rStyle w:val="NormalTok"/>
+        </w:rPr>
+        <w:t xml:space="preserve">, partials </w:t>
+      </w:r>
+      <w:r>
+        <w:rPr>
+          <w:rStyle w:val="OperatorTok"/>
+        </w:rPr>
+        <w:t xml:space="preserve">+</w:t>
+      </w:r>
+      <w:r>
+        <w:rPr>
+          <w:rStyle w:val="NormalTok"/>
+        </w:rPr>
+        <w:t xml:space="preserve"> </w:t>
+      </w:r>
+      <w:r>
+        <w:rPr>
+          <w:rStyle w:val="DecValTok"/>
+        </w:rPr>
+        <w:t xml:space="preserve">1</w:t>
+      </w:r>
+      <w:r>
+        <w:rPr>
+          <w:rStyle w:val="NormalTok"/>
+        </w:rPr>
+        <w:t xml:space="preserve">, </w:t>
+      </w:r>
+      <w:r>
+        <w:rPr>
+          <w:rStyle w:val="DecValTok"/>
+        </w:rPr>
+        <w:t xml:space="preserve">1</w:t>
+      </w:r>
+      <w:r>
+        <w:rPr>
+          <w:rStyle w:val="NormalTok"/>
+        </w:rPr>
+        <w:t xml:space="preserve">)</w:t>
+      </w:r>
+      <w:r>
+        <w:br w:type="textWrapping"/>
+      </w:r>
+      <w:r>
+        <w:br w:type="textWrapping"/>
+      </w:r>
+      <w:r>
+        <w:rPr>
+          <w:rStyle w:val="NormalTok"/>
+        </w:rPr>
+        <w:t xml:space="preserve">[ma, Ma] </w:t>
+      </w:r>
+      <w:r>
+        <w:rPr>
+          <w:rStyle w:val="OperatorTok"/>
+        </w:rPr>
+        <w:t xml:space="preserve">=</w:t>
+      </w:r>
+      <w:r>
+        <w:rPr>
+          <w:rStyle w:val="NormalTok"/>
+        </w:rPr>
+        <w:t xml:space="preserve"> np.genfromtxt(</w:t>
+      </w:r>
+      <w:r>
+        <w:rPr>
+          <w:rStyle w:val="StringTok"/>
+        </w:rPr>
+        <w:t xml:space="preserve">'a_m_M.csv'</w:t>
+      </w:r>
+      <w:r>
+        <w:rPr>
+          <w:rStyle w:val="NormalTok"/>
+        </w:rPr>
+        <w:t xml:space="preserve">, delimiter</w:t>
+      </w:r>
+      <w:r>
+        <w:rPr>
+          <w:rStyle w:val="OperatorTok"/>
+        </w:rPr>
+        <w:t xml:space="preserve">=</w:t>
+      </w:r>
+      <w:r>
+        <w:rPr>
+          <w:rStyle w:val="StringTok"/>
+        </w:rPr>
+        <w:t xml:space="preserve">','</w:t>
+      </w:r>
+      <w:r>
+        <w:rPr>
+          <w:rStyle w:val="NormalTok"/>
+        </w:rPr>
+        <w:t xml:space="preserve">)</w:t>
+      </w:r>
+      <w:r>
+        <w:br w:type="textWrapping"/>
+      </w:r>
+      <w:r>
+        <w:rPr>
+          <w:rStyle w:val="NormalTok"/>
+        </w:rPr>
+        <w:t xml:space="preserve">[md, Md] </w:t>
+      </w:r>
+      <w:r>
+        <w:rPr>
+          <w:rStyle w:val="OperatorTok"/>
+        </w:rPr>
+        <w:t xml:space="preserve">=</w:t>
+      </w:r>
+      <w:r>
+        <w:rPr>
+          <w:rStyle w:val="NormalTok"/>
+        </w:rPr>
+        <w:t xml:space="preserve"> np.genfromtxt(</w:t>
+      </w:r>
+      <w:r>
+        <w:rPr>
+          <w:rStyle w:val="StringTok"/>
+        </w:rPr>
+        <w:t xml:space="preserve">'d_m_M.csv'</w:t>
+      </w:r>
+      <w:r>
+        <w:rPr>
+          <w:rStyle w:val="NormalTok"/>
+        </w:rPr>
+        <w:t xml:space="preserve">, delimiter</w:t>
+      </w:r>
+      <w:r>
+        <w:rPr>
+          <w:rStyle w:val="OperatorTok"/>
+        </w:rPr>
+        <w:t xml:space="preserve">=</w:t>
+      </w:r>
+      <w:r>
+        <w:rPr>
+          <w:rStyle w:val="StringTok"/>
+        </w:rPr>
+        <w:t xml:space="preserve">','</w:t>
+      </w:r>
+      <w:r>
+        <w:rPr>
+          <w:rStyle w:val="NormalTok"/>
+        </w:rPr>
+        <w:t xml:space="preserve">)</w:t>
+      </w:r>
+      <w:r>
+        <w:br w:type="textWrapping"/>
+      </w:r>
+      <w:r>
+        <w:rPr>
+          <w:rStyle w:val="NormalTok"/>
+        </w:rPr>
+        <w:t xml:space="preserve">[mf, Mf] </w:t>
+      </w:r>
+      <w:r>
+        <w:rPr>
+          <w:rStyle w:val="OperatorTok"/>
+        </w:rPr>
+        <w:t xml:space="preserve">=</w:t>
+      </w:r>
+      <w:r>
+        <w:rPr>
+          <w:rStyle w:val="NormalTok"/>
+        </w:rPr>
+        <w:t xml:space="preserve"> np.genfromtxt(</w:t>
+      </w:r>
+      <w:r>
+        <w:rPr>
+          <w:rStyle w:val="StringTok"/>
+        </w:rPr>
+        <w:t xml:space="preserve">'f_m_M.csv'</w:t>
+      </w:r>
+      <w:r>
+        <w:rPr>
+          <w:rStyle w:val="NormalTok"/>
+        </w:rPr>
+        <w:t xml:space="preserve">, delimiter</w:t>
+      </w:r>
+      <w:r>
+        <w:rPr>
+          <w:rStyle w:val="OperatorTok"/>
+        </w:rPr>
+        <w:t xml:space="preserve">=</w:t>
+      </w:r>
+      <w:r>
+        <w:rPr>
+          <w:rStyle w:val="StringTok"/>
+        </w:rPr>
+        <w:t xml:space="preserve">','</w:t>
+      </w:r>
+      <w:r>
+        <w:rPr>
+          <w:rStyle w:val="NormalTok"/>
+        </w:rPr>
+        <w:t xml:space="preserve">)</w:t>
+      </w:r>
+      <w:r>
+        <w:br w:type="textWrapping"/>
+      </w:r>
+      <w:r>
+        <w:br w:type="textWrapping"/>
+      </w:r>
+      <w:r>
+        <w:rPr>
+          <w:rStyle w:val="NormalTok"/>
+        </w:rPr>
+        <w:t xml:space="preserve">a_net </w:t>
+      </w:r>
+      <w:r>
+        <w:rPr>
+          <w:rStyle w:val="OperatorTok"/>
+        </w:rPr>
+        <w:t xml:space="preserve">=</w:t>
+      </w:r>
+      <w:r>
+        <w:rPr>
+          <w:rStyle w:val="NormalTok"/>
+        </w:rPr>
+        <w:t xml:space="preserve"> K.models.load_model(</w:t>
+      </w:r>
+      <w:r>
+        <w:rPr>
+          <w:rStyle w:val="StringTok"/>
+        </w:rPr>
+        <w:t xml:space="preserve">'a_model.H5'</w:t>
+      </w:r>
+      <w:r>
+        <w:rPr>
+          <w:rStyle w:val="NormalTok"/>
+        </w:rPr>
+        <w:t xml:space="preserve">, {</w:t>
+      </w:r>
+      <w:r>
+        <w:rPr>
+          <w:rStyle w:val="StringTok"/>
+        </w:rPr>
+        <w:t xml:space="preserve">'scaled_tanh'</w:t>
+      </w:r>
+      <w:r>
+        <w:rPr>
+          <w:rStyle w:val="NormalTok"/>
+        </w:rPr>
+        <w:t xml:space="preserve">: scaled_tanh})</w:t>
+      </w:r>
+      <w:r>
+        <w:br w:type="textWrapping"/>
+      </w:r>
+      <w:r>
+        <w:rPr>
+          <w:rStyle w:val="NormalTok"/>
+        </w:rPr>
+        <w:t xml:space="preserve">d_net </w:t>
+      </w:r>
+      <w:r>
+        <w:rPr>
+          <w:rStyle w:val="OperatorTok"/>
+        </w:rPr>
+        <w:t xml:space="preserve">=</w:t>
+      </w:r>
+      <w:r>
+        <w:rPr>
+          <w:rStyle w:val="NormalTok"/>
+        </w:rPr>
+        <w:t xml:space="preserve"> K.models.load_model(</w:t>
+      </w:r>
+      <w:r>
+        <w:rPr>
+          <w:rStyle w:val="StringTok"/>
+        </w:rPr>
+        <w:t xml:space="preserve">'d_model.H5'</w:t>
+      </w:r>
+      <w:r>
+        <w:rPr>
+          <w:rStyle w:val="NormalTok"/>
+        </w:rPr>
+        <w:t xml:space="preserve">, {</w:t>
+      </w:r>
+      <w:r>
+        <w:rPr>
+          <w:rStyle w:val="StringTok"/>
+        </w:rPr>
+        <w:t xml:space="preserve">'scaled_tanh'</w:t>
+      </w:r>
+      <w:r>
+        <w:rPr>
+          <w:rStyle w:val="NormalTok"/>
+        </w:rPr>
+        <w:t xml:space="preserve">: scaled_tanh})</w:t>
+      </w:r>
+      <w:r>
+        <w:br w:type="textWrapping"/>
+      </w:r>
+      <w:r>
+        <w:rPr>
+          <w:rStyle w:val="NormalTok"/>
+        </w:rPr>
+        <w:t xml:space="preserve">f_net </w:t>
+      </w:r>
+      <w:r>
+        <w:rPr>
+          <w:rStyle w:val="OperatorTok"/>
+        </w:rPr>
+        <w:t xml:space="preserve">=</w:t>
+      </w:r>
+      <w:r>
+        <w:rPr>
+          <w:rStyle w:val="NormalTok"/>
+        </w:rPr>
+        <w:t xml:space="preserve"> K.models.load_model(</w:t>
+      </w:r>
+      <w:r>
+        <w:rPr>
+          <w:rStyle w:val="StringTok"/>
+        </w:rPr>
+        <w:t xml:space="preserve">'f_model.H5'</w:t>
+      </w:r>
+      <w:r>
+        <w:rPr>
+          <w:rStyle w:val="NormalTok"/>
+        </w:rPr>
+        <w:t xml:space="preserve">, {</w:t>
+      </w:r>
+      <w:r>
+        <w:rPr>
+          <w:rStyle w:val="StringTok"/>
+        </w:rPr>
+        <w:t xml:space="preserve">'scaled_tanh'</w:t>
+      </w:r>
+      <w:r>
+        <w:rPr>
+          <w:rStyle w:val="NormalTok"/>
+        </w:rPr>
+        <w:t xml:space="preserve">: scaled_tanh})</w:t>
+      </w:r>
+      <w:r>
+        <w:br w:type="textWrapping"/>
+      </w:r>
+      <w:r>
+        <w:br w:type="textWrapping"/>
+      </w:r>
+      <w:r>
+        <w:rPr>
+          <w:rStyle w:val="NormalTok"/>
+        </w:rPr>
+        <w:t xml:space="preserve">f0 </w:t>
+      </w:r>
+      <w:r>
+        <w:rPr>
+          <w:rStyle w:val="OperatorTok"/>
+        </w:rPr>
+        <w:t xml:space="preserve">=</w:t>
+      </w:r>
+      <w:r>
+        <w:rPr>
+          <w:rStyle w:val="NormalTok"/>
+        </w:rPr>
+        <w:t xml:space="preserve"> np.power(</w:t>
+      </w:r>
+      <w:r>
+        <w:rPr>
+          <w:rStyle w:val="DecValTok"/>
+        </w:rPr>
+        <w:t xml:space="preserve">2</w:t>
+      </w:r>
+      <w:r>
+        <w:rPr>
+          <w:rStyle w:val="NormalTok"/>
+        </w:rPr>
+        <w:t xml:space="preserve">, (key </w:t>
+      </w:r>
+      <w:r>
+        <w:rPr>
+          <w:rStyle w:val="OperatorTok"/>
+        </w:rPr>
+        <w:t xml:space="preserve">-</w:t>
+      </w:r>
+      <w:r>
+        <w:rPr>
+          <w:rStyle w:val="NormalTok"/>
+        </w:rPr>
+        <w:t xml:space="preserve"> </w:t>
+      </w:r>
+      <w:r>
+        <w:rPr>
+          <w:rStyle w:val="DecValTok"/>
+        </w:rPr>
+        <w:t xml:space="preserve">49</w:t>
+      </w:r>
+      <w:r>
+        <w:rPr>
+          <w:rStyle w:val="NormalTok"/>
+        </w:rPr>
+        <w:t xml:space="preserve">) </w:t>
+      </w:r>
+      <w:r>
+        <w:rPr>
+          <w:rStyle w:val="OperatorTok"/>
+        </w:rPr>
+        <w:t xml:space="preserve">/</w:t>
+      </w:r>
+      <w:r>
+        <w:rPr>
+          <w:rStyle w:val="NormalTok"/>
+        </w:rPr>
+        <w:t xml:space="preserve"> </w:t>
+      </w:r>
+      <w:r>
+        <w:rPr>
+          <w:rStyle w:val="DecValTok"/>
+        </w:rPr>
+        <w:t xml:space="preserve">12</w:t>
+      </w:r>
+      <w:r>
+        <w:rPr>
+          <w:rStyle w:val="NormalTok"/>
+        </w:rPr>
+        <w:t xml:space="preserve">) </w:t>
+      </w:r>
+      <w:r>
+        <w:rPr>
+          <w:rStyle w:val="OperatorTok"/>
+        </w:rPr>
+        <w:t xml:space="preserve">*</w:t>
+      </w:r>
+      <w:r>
+        <w:rPr>
+          <w:rStyle w:val="NormalTok"/>
+        </w:rPr>
+        <w:t xml:space="preserve"> </w:t>
+      </w:r>
+      <w:r>
+        <w:rPr>
+          <w:rStyle w:val="DecValTok"/>
+        </w:rPr>
+        <w:t xml:space="preserve">440</w:t>
+      </w:r>
+      <w:r>
+        <w:br w:type="textWrapping"/>
+      </w:r>
+      <w:r>
+        <w:rPr>
+          <w:rStyle w:val="NormalTok"/>
+        </w:rPr>
+        <w:t xml:space="preserve">norm_key </w:t>
+      </w:r>
+      <w:r>
+        <w:rPr>
+          <w:rStyle w:val="OperatorTok"/>
+        </w:rPr>
+        <w:t xml:space="preserve">=</w:t>
+      </w:r>
+      <w:r>
+        <w:rPr>
+          <w:rStyle w:val="NormalTok"/>
+        </w:rPr>
+        <w:t xml:space="preserve"> (key </w:t>
+      </w:r>
+      <w:r>
+        <w:rPr>
+          <w:rStyle w:val="OperatorTok"/>
+        </w:rPr>
+        <w:t xml:space="preserve">-</w:t>
+      </w:r>
+      <w:r>
+        <w:rPr>
+          <w:rStyle w:val="NormalTok"/>
+        </w:rPr>
+        <w:t xml:space="preserve"> </w:t>
+      </w:r>
+      <w:r>
+        <w:rPr>
+          <w:rStyle w:val="DecValTok"/>
+        </w:rPr>
+        <w:t xml:space="preserve">1</w:t>
+      </w:r>
+      <w:r>
+        <w:rPr>
+          <w:rStyle w:val="NormalTok"/>
+        </w:rPr>
+        <w:t xml:space="preserve">) </w:t>
+      </w:r>
+      <w:r>
+        <w:rPr>
+          <w:rStyle w:val="OperatorTok"/>
+        </w:rPr>
+        <w:t xml:space="preserve">/</w:t>
+      </w:r>
+      <w:r>
+        <w:rPr>
+          <w:rStyle w:val="NormalTok"/>
+        </w:rPr>
+        <w:t xml:space="preserve"> </w:t>
+      </w:r>
+      <w:r>
+        <w:rPr>
+          <w:rStyle w:val="DecValTok"/>
+        </w:rPr>
+        <w:t xml:space="preserve">87</w:t>
+      </w:r>
+      <w:r>
+        <w:br w:type="textWrapping"/>
+      </w:r>
+      <w:r>
+        <w:rPr>
+          <w:rStyle w:val="NormalTok"/>
+        </w:rPr>
+        <w:t xml:space="preserve">ipt </w:t>
+      </w:r>
+      <w:r>
+        <w:rPr>
+          <w:rStyle w:val="OperatorTok"/>
+        </w:rPr>
+        <w:t xml:space="preserve">=</w:t>
+      </w:r>
+      <w:r>
+        <w:rPr>
+          <w:rStyle w:val="NormalTok"/>
+        </w:rPr>
+        <w:t xml:space="preserve"> np.array([[norm_key, p] </w:t>
+      </w:r>
+      <w:r>
+        <w:rPr>
+          <w:rStyle w:val="ControlFlowTok"/>
+        </w:rPr>
+        <w:t xml:space="preserve">for</w:t>
+      </w:r>
+      <w:r>
+        <w:rPr>
+          <w:rStyle w:val="NormalTok"/>
+        </w:rPr>
+        <w:t xml:space="preserve"> p </w:t>
+      </w:r>
+      <w:r>
+        <w:rPr>
+          <w:rStyle w:val="KeywordTok"/>
+        </w:rPr>
+        <w:t xml:space="preserve">in</w:t>
+      </w:r>
+      <w:r>
+        <w:rPr>
+          <w:rStyle w:val="NormalTok"/>
+        </w:rPr>
+        <w:t xml:space="preserve"> np.linspace(</w:t>
+      </w:r>
+      <w:r>
+        <w:rPr>
+          <w:rStyle w:val="DecValTok"/>
+        </w:rPr>
+        <w:t xml:space="preserve">0</w:t>
+      </w:r>
+      <w:r>
+        <w:rPr>
+          <w:rStyle w:val="NormalTok"/>
+        </w:rPr>
+        <w:t xml:space="preserve">, </w:t>
+      </w:r>
+      <w:r>
+        <w:rPr>
+          <w:rStyle w:val="DecValTok"/>
+        </w:rPr>
+        <w:t xml:space="preserve">1</w:t>
+      </w:r>
+      <w:r>
+        <w:rPr>
+          <w:rStyle w:val="NormalTok"/>
+        </w:rPr>
+        <w:t xml:space="preserve">, partials)])</w:t>
+      </w:r>
+      <w:r>
+        <w:br w:type="textWrapping"/>
+      </w:r>
+      <w:r>
+        <w:br w:type="textWrapping"/>
+      </w:r>
+      <w:r>
+        <w:rPr>
+          <w:rStyle w:val="NormalTok"/>
+        </w:rPr>
+        <w:t xml:space="preserve">A </w:t>
+      </w:r>
+      <w:r>
+        <w:rPr>
+          <w:rStyle w:val="OperatorTok"/>
+        </w:rPr>
+        <w:t xml:space="preserve">=</w:t>
+      </w:r>
+      <w:r>
+        <w:rPr>
+          <w:rStyle w:val="NormalTok"/>
+        </w:rPr>
+        <w:t xml:space="preserve"> np.ndarray.flatten(a_net.predict(ipt)) </w:t>
+      </w:r>
+      <w:r>
+        <w:rPr>
+          <w:rStyle w:val="OperatorTok"/>
+        </w:rPr>
+        <w:t xml:space="preserve">*</w:t>
+      </w:r>
+      <w:r>
+        <w:rPr>
+          <w:rStyle w:val="NormalTok"/>
+        </w:rPr>
+        <w:t xml:space="preserve"> ((Ma </w:t>
+      </w:r>
+      <w:r>
+        <w:rPr>
+          <w:rStyle w:val="OperatorTok"/>
+        </w:rPr>
+        <w:t xml:space="preserve">-</w:t>
+      </w:r>
+      <w:r>
+        <w:rPr>
+          <w:rStyle w:val="NormalTok"/>
+        </w:rPr>
+        <w:t xml:space="preserve"> ma) </w:t>
+      </w:r>
+      <w:r>
+        <w:rPr>
+          <w:rStyle w:val="OperatorTok"/>
+        </w:rPr>
+        <w:t xml:space="preserve">+</w:t>
+      </w:r>
+      <w:r>
+        <w:rPr>
+          <w:rStyle w:val="NormalTok"/>
+        </w:rPr>
+        <w:t xml:space="preserve"> ma) </w:t>
+      </w:r>
+      <w:r>
+        <w:rPr>
+          <w:rStyle w:val="OperatorTok"/>
+        </w:rPr>
+        <w:t xml:space="preserve">*</w:t>
+      </w:r>
+      <w:r>
+        <w:rPr>
+          <w:rStyle w:val="NormalTok"/>
+        </w:rPr>
+        <w:t xml:space="preserve"> </w:t>
+      </w:r>
+      <w:r>
+        <w:rPr>
+          <w:rStyle w:val="DecValTok"/>
+        </w:rPr>
+        <w:t xml:space="preserve">5000</w:t>
+      </w:r>
+      <w:r>
+        <w:br w:type="textWrapping"/>
+      </w:r>
+      <w:r>
+        <w:rPr>
+          <w:rStyle w:val="NormalTok"/>
+        </w:rPr>
+        <w:t xml:space="preserve">D </w:t>
+      </w:r>
+      <w:r>
+        <w:rPr>
+          <w:rStyle w:val="OperatorTok"/>
+        </w:rPr>
+        <w:t xml:space="preserve">=</w:t>
+      </w:r>
+      <w:r>
+        <w:rPr>
+          <w:rStyle w:val="NormalTok"/>
+        </w:rPr>
+        <w:t xml:space="preserve"> np.ndarray.flatten(d_net.predict(ipt)) </w:t>
+      </w:r>
+      <w:r>
+        <w:rPr>
+          <w:rStyle w:val="OperatorTok"/>
+        </w:rPr>
+        <w:t xml:space="preserve">*</w:t>
+      </w:r>
+      <w:r>
+        <w:rPr>
+          <w:rStyle w:val="NormalTok"/>
+        </w:rPr>
+        <w:t xml:space="preserve"> ((Md </w:t>
+      </w:r>
+      <w:r>
+        <w:rPr>
+          <w:rStyle w:val="OperatorTok"/>
+        </w:rPr>
+        <w:t xml:space="preserve">-</w:t>
+      </w:r>
+      <w:r>
+        <w:rPr>
+          <w:rStyle w:val="NormalTok"/>
+        </w:rPr>
+        <w:t xml:space="preserve"> md) </w:t>
+      </w:r>
+      <w:r>
+        <w:rPr>
+          <w:rStyle w:val="OperatorTok"/>
+        </w:rPr>
+        <w:t xml:space="preserve">+</w:t>
+      </w:r>
+      <w:r>
+        <w:rPr>
+          <w:rStyle w:val="NormalTok"/>
+        </w:rPr>
+        <w:t xml:space="preserve"> md) </w:t>
+      </w:r>
+      <w:r>
+        <w:rPr>
+          <w:rStyle w:val="OperatorTok"/>
+        </w:rPr>
+        <w:t xml:space="preserve">*</w:t>
+      </w:r>
+      <w:r>
+        <w:rPr>
+          <w:rStyle w:val="NormalTok"/>
+        </w:rPr>
+        <w:t xml:space="preserve"> </w:t>
+      </w:r>
+      <w:r>
+        <w:rPr>
+          <w:rStyle w:val="FloatTok"/>
+        </w:rPr>
+        <w:t xml:space="preserve">0.000113026536390889</w:t>
+      </w:r>
+      <w:r>
+        <w:rPr>
+          <w:rStyle w:val="NormalTok"/>
+        </w:rPr>
+        <w:t xml:space="preserve"> </w:t>
+      </w:r>
+      <w:r>
+        <w:rPr>
+          <w:rStyle w:val="CommentTok"/>
+        </w:rPr>
+        <w:t xml:space="preserve">#average decay</w:t>
+      </w:r>
+      <w:r>
+        <w:br w:type="textWrapping"/>
+      </w:r>
+      <w:r>
+        <w:rPr>
+          <w:rStyle w:val="NormalTok"/>
+        </w:rPr>
+        <w:t xml:space="preserve">F </w:t>
+      </w:r>
+      <w:r>
+        <w:rPr>
+          <w:rStyle w:val="OperatorTok"/>
+        </w:rPr>
+        <w:t xml:space="preserve">=</w:t>
+      </w:r>
+      <w:r>
+        <w:rPr>
+          <w:rStyle w:val="NormalTok"/>
+        </w:rPr>
+        <w:t xml:space="preserve"> (np.ndarray.flatten(f_net.predict(ipt)) </w:t>
+      </w:r>
+      <w:r>
+        <w:rPr>
+          <w:rStyle w:val="OperatorTok"/>
+        </w:rPr>
+        <w:t xml:space="preserve">*</w:t>
+      </w:r>
+      <w:r>
+        <w:rPr>
+          <w:rStyle w:val="NormalTok"/>
+        </w:rPr>
+        <w:t xml:space="preserve"> (Mf </w:t>
+      </w:r>
+      <w:r>
+        <w:rPr>
+          <w:rStyle w:val="OperatorTok"/>
+        </w:rPr>
+        <w:t xml:space="preserve">-</w:t>
+      </w:r>
+      <w:r>
+        <w:rPr>
+          <w:rStyle w:val="NormalTok"/>
+        </w:rPr>
+        <w:t xml:space="preserve"> mf) </w:t>
+      </w:r>
+      <w:r>
+        <w:rPr>
+          <w:rStyle w:val="OperatorTok"/>
+        </w:rPr>
+        <w:t xml:space="preserve">+</w:t>
+      </w:r>
+      <w:r>
+        <w:rPr>
+          <w:rStyle w:val="NormalTok"/>
+        </w:rPr>
+        <w:t xml:space="preserve"> mf) </w:t>
+      </w:r>
+      <w:r>
+        <w:rPr>
+          <w:rStyle w:val="OperatorTok"/>
+        </w:rPr>
+        <w:t xml:space="preserve">*</w:t>
+      </w:r>
+      <w:r>
+        <w:rPr>
+          <w:rStyle w:val="NormalTok"/>
+        </w:rPr>
+        <w:t xml:space="preserve"> P </w:t>
+      </w:r>
+      <w:r>
+        <w:rPr>
+          <w:rStyle w:val="OperatorTok"/>
+        </w:rPr>
+        <w:t xml:space="preserve">*</w:t>
+      </w:r>
+      <w:r>
+        <w:rPr>
+          <w:rStyle w:val="NormalTok"/>
+        </w:rPr>
+        <w:t xml:space="preserve"> f0</w:t>
+      </w:r>
+      <w:r>
+        <w:br w:type="textWrapping"/>
+      </w:r>
+      <w:r>
+        <w:br w:type="textWrapping"/>
+      </w:r>
+      <w:r>
+        <w:rPr>
+          <w:rStyle w:val="NormalTok"/>
+        </w:rPr>
+        <w:t xml:space="preserve">w </w:t>
+      </w:r>
+      <w:r>
+        <w:rPr>
+          <w:rStyle w:val="OperatorTok"/>
+        </w:rPr>
+        <w:t xml:space="preserve">=</w:t>
+      </w:r>
+      <w:r>
+        <w:rPr>
+          <w:rStyle w:val="NormalTok"/>
+        </w:rPr>
+        <w:t xml:space="preserve"> np.zeros(n)</w:t>
+      </w:r>
+      <w:r>
+        <w:br w:type="textWrapping"/>
+      </w:r>
+      <w:r>
+        <w:rPr>
+          <w:rStyle w:val="ControlFlowTok"/>
+        </w:rPr>
+        <w:t xml:space="preserve">for</w:t>
+      </w:r>
+      <w:r>
+        <w:rPr>
+          <w:rStyle w:val="NormalTok"/>
+        </w:rPr>
+        <w:t xml:space="preserve"> i </w:t>
+      </w:r>
+      <w:r>
+        <w:rPr>
+          <w:rStyle w:val="KeywordTok"/>
+        </w:rPr>
+        <w:t xml:space="preserve">in</w:t>
+      </w:r>
+      <w:r>
+        <w:rPr>
+          <w:rStyle w:val="NormalTok"/>
+        </w:rPr>
+        <w:t xml:space="preserve"> </w:t>
+      </w:r>
+      <w:r>
+        <w:rPr>
+          <w:rStyle w:val="BuiltInTok"/>
+        </w:rPr>
+        <w:t xml:space="preserve">range</w:t>
+      </w:r>
+      <w:r>
+        <w:rPr>
+          <w:rStyle w:val="NormalTok"/>
+        </w:rPr>
+        <w:t xml:space="preserve">(partials):</w:t>
+      </w:r>
+      <w:r>
+        <w:br w:type="textWrapping"/>
+      </w:r>
+      <w:r>
+        <w:rPr>
+          <w:rStyle w:val="NormalTok"/>
+        </w:rPr>
+        <w:t xml:space="preserve">  </w:t>
+      </w:r>
+      <w:r>
+        <w:rPr>
+          <w:rStyle w:val="BuiltInTok"/>
+        </w:rPr>
+        <w:t xml:space="preserve">print</w:t>
+      </w:r>
+      <w:r>
+        <w:rPr>
+          <w:rStyle w:val="NormalTok"/>
+        </w:rPr>
+        <w:t xml:space="preserve">(</w:t>
+      </w:r>
+      <w:r>
+        <w:rPr>
+          <w:rStyle w:val="StringTok"/>
+        </w:rPr>
+        <w:t xml:space="preserve">'partial:'</w:t>
+      </w:r>
+      <w:r>
+        <w:rPr>
+          <w:rStyle w:val="NormalTok"/>
+        </w:rPr>
+        <w:t xml:space="preserve">, i)</w:t>
+      </w:r>
+      <w:r>
+        <w:br w:type="textWrapping"/>
+      </w:r>
+      <w:r>
+        <w:rPr>
+          <w:rStyle w:val="NormalTok"/>
+        </w:rPr>
+        <w:t xml:space="preserve">  ph </w:t>
+      </w:r>
+      <w:r>
+        <w:rPr>
+          <w:rStyle w:val="OperatorTok"/>
+        </w:rPr>
+        <w:t xml:space="preserve">=</w:t>
+      </w:r>
+      <w:r>
+        <w:rPr>
+          <w:rStyle w:val="NormalTok"/>
+        </w:rPr>
+        <w:t xml:space="preserve"> np.random.uniform(</w:t>
+      </w:r>
+      <w:r>
+        <w:rPr>
+          <w:rStyle w:val="DecValTok"/>
+        </w:rPr>
+        <w:t xml:space="preserve">0</w:t>
+      </w:r>
+      <w:r>
+        <w:rPr>
+          <w:rStyle w:val="NormalTok"/>
+        </w:rPr>
+        <w:t xml:space="preserve">, </w:t>
+      </w:r>
+      <w:r>
+        <w:rPr>
+          <w:rStyle w:val="DecValTok"/>
+        </w:rPr>
+        <w:t xml:space="preserve">2</w:t>
+      </w:r>
+      <w:r>
+        <w:rPr>
+          <w:rStyle w:val="NormalTok"/>
+        </w:rPr>
+        <w:t xml:space="preserve"> </w:t>
+      </w:r>
+      <w:r>
+        <w:rPr>
+          <w:rStyle w:val="OperatorTok"/>
+        </w:rPr>
+        <w:t xml:space="preserve">*</w:t>
+      </w:r>
+      <w:r>
+        <w:rPr>
+          <w:rStyle w:val="NormalTok"/>
+        </w:rPr>
+        <w:t xml:space="preserve"> np.pi)</w:t>
+      </w:r>
+      <w:r>
+        <w:br w:type="textWrapping"/>
+      </w:r>
+      <w:r>
+        <w:rPr>
+          <w:rStyle w:val="NormalTok"/>
+        </w:rPr>
+        <w:t xml:space="preserve">  w </w:t>
+      </w:r>
+      <w:r>
+        <w:rPr>
+          <w:rStyle w:val="OperatorTok"/>
+        </w:rPr>
+        <w:t xml:space="preserve">+=</w:t>
+      </w:r>
+      <w:r>
+        <w:rPr>
+          <w:rStyle w:val="NormalTok"/>
+        </w:rPr>
+        <w:t xml:space="preserve"> create_signal(n, fps, F[i], ph, A[i], D[i])</w:t>
+      </w:r>
+    </w:p>
+    <w:p>
+      <w:pPr>
+        <w:pStyle w:val="FirstParagraph"/>
+      </w:pPr>
+      <w:r>
+        <w:t xml:space="preserve">Uma implementação como essa, funcional, mais os arquivos de definição da arquitetura das redes e seus respectivos pesos estão disponíveis no repositório preparado para este trabalho, em xxx, e ocupam aproximadamente 250kb.</w:t>
+      </w:r>
+    </w:p>
+    <w:p>
+      <w:pPr>
+        <w:pStyle w:val="BodyText"/>
+      </w:pPr>
+      <w:r>
+        <w:t xml:space="preserve">A principal limitação é que todos os parametros a serem manipulados no modelo final devem, antes, ter sido incorporados ao processo de treinamento. Os dois paradigmas de modelagem física utilizados para comparação, tanto o método das diferenças finitas quanto os digital waveguides, permitem alguma manipulação em tempo real, a posteriori, de seus parametros: nos exemplos apresentados, o ponto de excitação pode ser mudado de onda para onda e, a qualquer tempo, o ponto de captação pode ser alterado, até mesmo durante a simulação, refletindo no timbre do som gerado.</w:t>
+      </w:r>
+    </w:p>
+    <w:p>
+      <w:pPr>
+        <w:pStyle w:val="BodyText"/>
+      </w:pPr>
+      <w:r>
+        <w:t xml:space="preserve">Além disso, esses modelos prestam-se à incorporação razoavelmente trivial de uma fonte, contínua ou periódica, de excitação, e podem ser utilizados para a simulação de instrumentos de som continuo, como violinos acionados pelo arco (ao contrario do acionamento pizzicato aqui apresentado) e metais, por exemplo; esse não é o caso do modelo aqui proposto, e constitui uma possibilidade de desenvolvimento futuro interessante.</w:t>
+      </w:r>
+    </w:p>
+    <w:p>
+      <w:pPr>
+        <w:pStyle w:val="BodyText"/>
+      </w:pPr>
+      <w:r>
+        <w:t xml:space="preserve">Uma outra barreira é que o modelo aprende características sonoras a partir de exemplos e não presta-se de forma prática à exploração sonora direta; esta deve ser efetuada a partir de outra ferramenta, e então incorporada ao modelo, à época de seu treinamento.</w:t>
+      </w:r>
+    </w:p>
+    <w:p>
+      <w:pPr>
         <w:pStyle w:val="Heading1"/>
       </w:pPr>
       <w:bookmarkStart w:id="106" w:name="conclusão"/>
@@ -23253,6 +24877,38 @@
         <w:t xml:space="preserve">Conclusão</w:t>
       </w:r>
       <w:bookmarkEnd w:id="106"/>
+    </w:p>
+    <w:p>
+      <w:pPr>
+        <w:pStyle w:val="FirstParagraph"/>
+      </w:pPr>
+      <w:r>
+        <w:t xml:space="preserve">O presente trabalho, ao construir uma nova técnica de modelagem sonora, demonstra o potencial do uso de redes neurais à síntese de áudio, provando sobretudo a possibilidade desse uso em tempo real.</w:t>
+      </w:r>
+    </w:p>
+    <w:p>
+      <w:pPr>
+        <w:pStyle w:val="BodyText"/>
+      </w:pPr>
+      <w:r>
+        <w:t xml:space="preserve">Fica evidente ainda o potencial sinergético entre os desenvolvimentos na pesquisa acústica e a utilização de redes neurais para basear modelos destinados à emulação de instrumentos, ou famílias de instrumentos, específicas.</w:t>
+      </w:r>
+    </w:p>
+    <w:p>
+      <w:pPr>
+        <w:pStyle w:val="BodyText"/>
+      </w:pPr>
+      <w:r>
+        <w:t xml:space="preserve">As possibilidas desenvolvimentos futuros nesta área de intersecção são inúmeras, haja vista a escassez de investigações semelhantes: Seria interessante, por exemplo, utilizar as saídas de um modelo elaborado a partir do método das diferenças finitas, que pode ser formulado de forma a simular características como rigidez, ressonância e vários termos de perda de um dado sistema acústico, ao custo de uma alta demanda de recursos computacionais, para treinar um modelo baseado em digital waveguides que tenha uma rede neural no ponto onde as perdas e demais cálculos são efetuados.</w:t>
+      </w:r>
+    </w:p>
+    <w:p>
+      <w:pPr>
+        <w:pStyle w:val="BodyText"/>
+      </w:pPr>
+      <w:r>
+        <w:t xml:space="preserve">Devido ao alto grau de recursividade do algoritmo digital waveguides, o treinamento à partir do resultado final esperado para o modelo é bastante complexo de ser implementado; os outputs de uma simulação baseada em diferenças finitas, no entanto, são plenamente compatíveis para este treinamento, e a inserção de uma rede neural pode levar a um modelo que retenha ao menos parte da acurácia da simulação pelo método de diferenças finitas, com eficiência computacional próxima, ou até superior, à apresentada pelo algoritmo de digital waveguides.</w:t>
+      </w:r>
     </w:p>
     <w:p>
       <w:pPr>

--- a/Dissert.docx
+++ b/Dissert.docx
@@ -98,12 +98,34 @@
         </w:rPr>
         <w:t xml:space="preserve">Resumo</w:t>
       </w:r>
+      <w:r>
+        <w:t xml:space="preserve"> </w:t>
+      </w:r>
+      <w:r>
+        <w:t xml:space="preserve">O trabalho desenvolve estratégias de aplicação do estado da arte das redes neurais ao campo de modelagem acústica, tanto no domínio do tempo quanto no domínio da frequência, com foco na síntese sonora em tempo real de instrumentos musicais.</w:t>
+      </w:r>
     </w:p>
     <w:p>
       <w:pPr>
         <w:pStyle w:val="BodyText"/>
       </w:pPr>
       <w:r>
+        <w:t xml:space="preserve">Para essa finalidade, o estado da arte da pesquisa relacionada a redes neurais e suas aplicações é investigado através de uma revisão bibliográfica, que levanta também os principais algoritmos utilizados na emulação de instrumentos musicais em tempo real.</w:t>
+      </w:r>
+    </w:p>
+    <w:p>
+      <w:pPr>
+        <w:pStyle w:val="BodyText"/>
+      </w:pPr>
+      <w:r>
+        <w:t xml:space="preserve">Dois modelos são introduzidos, a partir do uso de redes neurais aplicadas à modelagem espectral. A comparação de um dos modelos com implementações apresentadas para os dois algoritmos mais utilizados na modelagem física indica que a aplicação das redes neurais na área de áudio tem o potencial de aumentar a verossimilhança das simulações, mantendo ou até mesmo reduzindo a carga computacional necessária.</w:t>
+      </w:r>
+    </w:p>
+    <w:p>
+      <w:pPr>
+        <w:pStyle w:val="BodyText"/>
+      </w:pPr>
+      <w:r>
         <w:t xml:space="preserve">Palavras-chave:</w:t>
       </w:r>
     </w:p>
@@ -125,6 +147,9 @@
       <w:r>
         <w:t xml:space="preserve">Keywords:</w:t>
       </w:r>
+      <w:r>
+        <w:t xml:space="preserve"> </w:t>
+      </w:r>
     </w:p>
     <w:p>
       <w:pPr>
@@ -181,7 +206,7 @@
         <w:pStyle w:val="FirstParagraph"/>
       </w:pPr>
       <w:r>
-        <w:t xml:space="preserve">O presente trabalho investiga, sob diferentes perspectivas, o potencial de aplicação dos recentes desenvolvimentos teóricos na área de redes neurais à modelagem de instrumentos acústicos, com vistas à síntese sonora em tempo real. Ênfase é dada a instrumentos de caráter percussivo, no sentido de sistemas em que o som é gerado por uma excitação inicial, aproximadamente impulsiva do ponto de vista físico, e a subsequente vibração livre do(s) componentes pertinentes do instrumento. Esse é o caso, por exemplo, das peças de um</w:t>
+        <w:t xml:space="preserve">O presente trabalho investiga, sob diferentes perspectivas, o potencial de aplicação dos recentes desenvolvimentos na área de redes neurais à modelagem de instrumentos acústicos, com vistas à síntese sonora em tempo real. Ênfase é dada a instrumentos de caráter percussivo, no sentido de sistemas em que o som é gerado por uma excitação inicial, aproximadamente impulsiva do ponto de vista físico, e a subsequente vibração livre do(s) componentes pertinentes do instrumento. Esse é o caso, por exemplo, das peças de um</w:t>
       </w:r>
       <w:r>
         <w:t xml:space="preserve"> </w:t>
@@ -465,88 +490,398 @@
         <w:pStyle w:val="BodyText"/>
       </w:pPr>
       <w:r>
-        <w:t xml:space="preserve">Em relação ao tratamento das redes neurais, prioridade foi dada às arquiteturas já consolidadas na literatura, o que excluiu, por exemplo, uma investigação da promissora arquitetura Capsnet(</w:t>
-      </w:r>
-      <w:r>
-        <w:rPr>
-          <w:b/>
-        </w:rPr>
-        <w:t xml:space="preserve">XXX</w:t>
+        <w:t xml:space="preserve">Em relação ao tratamento das redes neurais, prioridade foi dada às arquiteturas já consolidadas na literatura, o que excluiu, por exemplo, uma investigação da promissora arquitetura Capsnet(TODO:).</w:t>
+      </w:r>
+      <w:r>
+        <w:t xml:space="preserve"> </w:t>
+      </w:r>
+      <w:r>
+        <w:t xml:space="preserve">A escolha é necessária devido à limitações de tempo em contraste com o grande volume de pesquisas envolvendo novas arquiteturas.</w:t>
+      </w:r>
+    </w:p>
+    <w:p>
+      <w:pPr>
+        <w:pStyle w:val="Heading2"/>
+      </w:pPr>
+      <w:bookmarkStart w:id="23" w:name="estrutura-do-trabalho-e-síntese-das-etapas-de-pesquisa"/>
+      <w:r>
+        <w:t xml:space="preserve">Estrutura do Trabalho e Síntese das Etapas de Pesquisa</w:t>
+      </w:r>
+      <w:bookmarkEnd w:id="23"/>
+    </w:p>
+    <w:p>
+      <w:pPr>
+        <w:pStyle w:val="FirstParagraph"/>
+      </w:pPr>
+      <w:r>
+        <w:t xml:space="preserve">Durante a revisão bibliográfica, após um breve resumo da evolução das redes neurais do ponto de vista histórico, o trabalho apresenta as arquiteturas mais relevantes. O objetivo é introduzir o tema, inicialmente de maneira ampla, lançando as bases para as seções seguintes, que exploram o estado da arte das aplicações dessas arquiteturas à 3 áreas de interesse: Música, discurso (</w:t>
+      </w:r>
+      <w:r>
+        <w:rPr>
+          <w:i/>
+        </w:rPr>
+        <w:t xml:space="preserve">speech</w:t>
+      </w:r>
+      <w:r>
+        <w:t xml:space="preserve">) e imagens. Enquanto o interesse nas duas primeiras áreas é mais evidente, uma investigação dos desenvolvimentos em</w:t>
+      </w:r>
+      <w:r>
+        <w:t xml:space="preserve"> </w:t>
+      </w:r>
+      <w:r>
+        <w:rPr>
+          <w:i/>
+        </w:rPr>
+        <w:t xml:space="preserve">computer vision</w:t>
+      </w:r>
+      <w:r>
+        <w:t xml:space="preserve"> </w:t>
+      </w:r>
+      <w:r>
+        <w:t xml:space="preserve">oferece insights importantes; além de ser uma das áreas de</w:t>
+      </w:r>
+      <w:r>
+        <w:t xml:space="preserve"> </w:t>
+      </w:r>
+      <w:r>
+        <w:rPr>
+          <w:i/>
+        </w:rPr>
+        <w:t xml:space="preserve">machine learning</w:t>
+      </w:r>
+      <w:r>
+        <w:t xml:space="preserve"> </w:t>
+      </w:r>
+      <w:r>
+        <w:t xml:space="preserve">mais ativamente pesquisadas, alguns esforços de transposição dos desenvolvimentos nessa área para o campo da modelagem acústica tem alcançado resultados interessantes(TODO:).</w:t>
+      </w:r>
+    </w:p>
+    <w:p>
+      <w:pPr>
+        <w:pStyle w:val="BodyText"/>
+      </w:pPr>
+      <w:r>
+        <w:t xml:space="preserve">A seguir, alguns</w:t>
+      </w:r>
+      <w:r>
+        <w:t xml:space="preserve"> </w:t>
+      </w:r>
+      <w:r>
+        <w:rPr>
+          <w:i/>
+        </w:rPr>
+        <w:t xml:space="preserve">frameworks</w:t>
+      </w:r>
+      <w:r>
+        <w:t xml:space="preserve"> </w:t>
+      </w:r>
+      <w:r>
+        <w:t xml:space="preserve">disponíveis são discutidos e comparados; novamente, por limitações de tempo, ênfase foi dada aos com maior penetração tanto na indústria quanto na área acadêmica, e a escolha da plataforma utilizada nesse trabalho obedeceu mais à critérios de documentação, adoção na comunidade e flexibilidade, do que critérios relacionados diretamente à performance.</w:t>
+      </w:r>
+    </w:p>
+    <w:p>
+      <w:pPr>
+        <w:pStyle w:val="BodyText"/>
+      </w:pPr>
+      <w:r>
+        <w:t xml:space="preserve">A seção seguinte investiga a modelagem acústica convencional, com ênfase no estado da arte da síntese sonora em tempo real. Por tratar-se de uma área mais hermética, sobretudo quando comparada ao campo do</w:t>
+      </w:r>
+      <w:r>
+        <w:t xml:space="preserve"> </w:t>
+      </w:r>
+      <w:r>
+        <w:rPr>
+          <w:i/>
+        </w:rPr>
+        <w:t xml:space="preserve">machine learning</w:t>
+      </w:r>
+      <w:r>
+        <w:t xml:space="preserve"> </w:t>
+      </w:r>
+      <w:r>
+        <w:t xml:space="preserve">e sua filosofia código aberto, alguns temas relevantes são apresentados com uma maior profundidade conceitual. Por esse mesmo motivo, implementações didáticas dos dois algoritmos mais utilizados são apresentadas.</w:t>
+      </w:r>
+    </w:p>
+    <w:p>
+      <w:pPr>
+        <w:pStyle w:val="BodyText"/>
+      </w:pPr>
+      <w:r>
+        <w:t xml:space="preserve">Em seguida é apresentado um referencial teórico, onde são formalizadas algumas das bases conceituais do trabalho, como a equação da onda e o funcionamento, do ponto de vista matemático, de uma rede neural; ademais, uma interpretação geométrica para a simetria da transformada discreta de Fourier, quando aplicada a sinais no domínio dos números reais, é introduzida.</w:t>
+      </w:r>
+    </w:p>
+    <w:p>
+      <w:pPr>
+        <w:pStyle w:val="BodyText"/>
+      </w:pPr>
+      <w:r>
+        <w:t xml:space="preserve">A seguir, no capítulo dedicado à metodologia, são apresentadas as etapas executadas, desde o processo de obtenção dos samples utilizados para o treinamento, passando pelas investigações no domínio do tempo e da frequência, até a apresentação em mais detalhes do modelo final proposto, que tem seus resultados comentados na seção seguinte. Na conclusão alguns encaminhamentos futuros são apresentados.</w:t>
+      </w:r>
+    </w:p>
+    <w:p>
+      <w:pPr>
+        <w:pStyle w:val="Heading2"/>
+      </w:pPr>
+      <w:bookmarkStart w:id="24" w:name="relevância-socio-econômica"/>
+      <w:r>
+        <w:t xml:space="preserve">Relevância socio-econômica</w:t>
+      </w:r>
+      <w:bookmarkEnd w:id="24"/>
+    </w:p>
+    <w:p>
+      <w:pPr>
+        <w:pStyle w:val="FirstParagraph"/>
+      </w:pPr>
+      <w:r>
+        <w:t xml:space="preserve">Os computadores introduziram a produção musical em uma nova era, permitindo, por um lado, experimentações com novos timbres e formas de interação homem máquina para a criação musical e, por outro, a emulação de instrumentos tradicionais, através de técnicas promissoras, como a modelagem acústica(</w:t>
+      </w:r>
+      <w:r>
+        <w:t xml:space="preserve">Bovermann et al. (2016)</w:t>
       </w:r>
       <w:r>
         <w:t xml:space="preserve">).</w:t>
       </w:r>
-      <w:r>
-        <w:t xml:space="preserve"> </w:t>
-      </w:r>
-      <w:r>
-        <w:t xml:space="preserve">A escolha é necessária devido à limitações de tempo em contraste com o grande volume de pesquisas envolvendo novas arquiteturas.</w:t>
-      </w:r>
+    </w:p>
+    <w:p>
+      <w:pPr>
+        <w:pStyle w:val="BodyText"/>
+      </w:pPr>
+      <w:r>
+        <w:t xml:space="preserve">Avançar essas pesquisas significa, na medida em que, por exemplo, diminui custos de software e hardware dedicados, levando em conta ainda a crescente disponibilidade de dispositivos portáteis, como tablets e telefones celulares, oferecer a um maior número de pessoas a oportunidade de uma educação musical, e por conseguinte uma formação intelectual, mais rica.</w:t>
+      </w:r>
+    </w:p>
+    <w:p>
+      <w:pPr>
+        <w:pStyle w:val="BodyText"/>
+      </w:pPr>
+      <w:r>
+        <w:t xml:space="preserve">Algumas vantagens do acesso precoce à educação musical são delineadas no estudo de</w:t>
+      </w:r>
+      <w:r>
+        <w:t xml:space="preserve"> </w:t>
+      </w:r>
+      <w:r>
+        <w:t xml:space="preserve">Forgeard et al. (2008)</w:t>
+      </w:r>
+      <w:r>
+        <w:t xml:space="preserve">, que sugere uma maior habilidade verbal e uma maior capacidade de raciocínio não verbal em crianças que praticaram instrumentos em sua infância, na mesma linha, o trabalho de</w:t>
+      </w:r>
+      <w:r>
+        <w:t xml:space="preserve"> </w:t>
+      </w:r>
+      <w:r>
+        <w:t xml:space="preserve">Vaughn (2000)</w:t>
+      </w:r>
+      <w:r>
+        <w:t xml:space="preserve"> </w:t>
+      </w:r>
+      <w:r>
+        <w:t xml:space="preserve">aponta para uma relação entre o estudo voluntário de música e uma melhoria do desempenho matemático, a partir de uma meta análise de 20 estudos.</w:t>
+      </w:r>
+    </w:p>
+    <w:p>
+      <w:pPr>
+        <w:pStyle w:val="BodyText"/>
+      </w:pPr>
+      <w:r>
+        <w:t xml:space="preserve">Uma outra motivação importante é estimular a descentralização do capital intelectual relacionado ao campo de instrumentos virtuais, desde a década de 70 fortemente concentrado em algumas empresas japonesas, situadas em sua maioria na cidade de Hamamatsu como Yamaha e Roland (</w:t>
+      </w:r>
+      <w:r>
+        <w:t xml:space="preserve">Reiffenstein (2006)</w:t>
+      </w:r>
+      <w:r>
+        <w:t xml:space="preserve">). Que detém, exclusivamente ou parcialmente, as patentes para alguns importantes algoritmos de síntese sonora, como os</w:t>
+      </w:r>
+      <w:r>
+        <w:t xml:space="preserve"> </w:t>
+      </w:r>
+      <w:r>
+        <w:rPr>
+          <w:i/>
+        </w:rPr>
+        <w:t xml:space="preserve">waveguides</w:t>
+      </w:r>
+      <w:r>
+        <w:t xml:space="preserve"> </w:t>
+      </w:r>
+      <w:r>
+        <w:t xml:space="preserve">digitais.</w:t>
+      </w:r>
+    </w:p>
+    <w:p>
+      <w:pPr>
+        <w:pStyle w:val="Heading1"/>
+      </w:pPr>
+      <w:bookmarkStart w:id="25" w:name="revisão-bibliográfica"/>
+      <w:r>
+        <w:t xml:space="preserve">Revisão Bibliográfica</w:t>
+      </w:r>
+      <w:bookmarkEnd w:id="25"/>
     </w:p>
     <w:p>
       <w:pPr>
         <w:pStyle w:val="Heading2"/>
       </w:pPr>
-      <w:bookmarkStart w:id="23" w:name="estrutura-do-trabalho-e-síntese-das-etapas-de-pesquisa"/>
-      <w:r>
-        <w:t xml:space="preserve">Estrutura do Trabalho e Síntese das Etapas de Pesquisa</w:t>
-      </w:r>
-      <w:bookmarkEnd w:id="23"/>
+      <w:bookmarkStart w:id="26" w:name="redes-neurais-artificiais"/>
+      <w:r>
+        <w:t xml:space="preserve">Redes Neurais Artificiais</w:t>
+      </w:r>
+      <w:bookmarkEnd w:id="26"/>
     </w:p>
     <w:p>
       <w:pPr>
         <w:pStyle w:val="FirstParagraph"/>
       </w:pPr>
       <w:r>
-        <w:t xml:space="preserve">Durante a revisão bibliográfica, após um breve resumo da evolução das redes neurais do ponto de vista histórico, o trabalho apresenta as arquiteturas mais relevantes. O objetivo é introduzir o tema, inicialmente de maneira ampla, lançando as bases para as seções seguintes, que exploram o estado da arte das aplicações dessas arquiteturas à 3 áreas de interesse: Música, discurso (</w:t>
+        <w:t xml:space="preserve">No contexto mais amplo da inteligência artificial, redes neurais artificiais possuem um papel primordial, pois tem sido, em suas diversas encarnações e arquiteturas, o principal representante da inteligência artificial em diversas aplicações práticas.</w:t>
+      </w:r>
+    </w:p>
+    <w:p>
+      <w:pPr>
+        <w:pStyle w:val="BodyText"/>
+      </w:pPr>
+      <w:r>
+        <w:t xml:space="preserve">Multidisciplinar desde o nascimento, o desenvolvimento das redes neurais artificiais pode ser remontado aos primeiros esforços para sistematização teórica da forma como o cérebro humano funciona, a partir dos trabalhos de Hermann von Helmholtz, Ernst Mach e Ivan Pavlov, na virada do século 19</w:t>
+      </w:r>
+      <w:r>
+        <w:t xml:space="preserve">(Hagan et al. 1996)</w:t>
+      </w:r>
+      <w:r>
+        <w:t xml:space="preserve">.</w:t>
+      </w:r>
+    </w:p>
+    <w:p>
+      <w:pPr>
+        <w:pStyle w:val="BodyText"/>
+      </w:pPr>
+      <w:r>
+        <w:t xml:space="preserve">Em 1943, o neurofisiologista Warren McCulloch e o matemático Walter Pitts foram responsáveis por formular o primeiro modelo matemático conhecido do cérebro humano</w:t>
+      </w:r>
+      <w:r>
+        <w:t xml:space="preserve">(McCulloch and Pitts 1943)</w:t>
+      </w:r>
+      <w:r>
+        <w:t xml:space="preserve">, mostrando que topologias simples podem, em princípio, encarregar-se de operações aritméticas e lógicas</w:t>
+      </w:r>
+      <w:r>
+        <w:t xml:space="preserve">(Yadav, Yadav, and Kumar 2015)</w:t>
+      </w:r>
+      <w:r>
+        <w:t xml:space="preserve"> </w:t>
+      </w:r>
+      <w:r>
+        <w:t xml:space="preserve">complexas.</w:t>
+      </w:r>
+    </w:p>
+    <w:p>
+      <w:pPr>
+        <w:pStyle w:val="BodyText"/>
+      </w:pPr>
+      <w:r>
+        <w:t xml:space="preserve">O primeiro passo para a utilização prática das redes neurais foi dado no final da década de 1950 por Frank Rosenblatt</w:t>
+      </w:r>
+      <w:r>
+        <w:t xml:space="preserve">(Hagan et al. 1996)</w:t>
+      </w:r>
+      <w:r>
+        <w:t xml:space="preserve">, em sua proposta ao laboratório aeronáutico de Cornell de um autômato baseado em seu modelo simplificado de neurônio, o perceptron</w:t>
+      </w:r>
+      <w:r>
+        <w:t xml:space="preserve">(Rosenblatt 1957)</w:t>
+      </w:r>
+      <w:r>
+        <w:t xml:space="preserve">.</w:t>
+      </w:r>
+    </w:p>
+    <w:p>
+      <w:pPr>
+        <w:pStyle w:val="BodyText"/>
+      </w:pPr>
+      <w:r>
+        <w:t xml:space="preserve">Tomando como base também as teorias de McCulloch, Widrow desenvolveu a ADALINE (Adaptive Linear Neuron)</w:t>
+      </w:r>
+      <w:r>
+        <w:t xml:space="preserve">(Widrow and Hoff 1960)</w:t>
+      </w:r>
+      <w:r>
+        <w:t xml:space="preserve"> </w:t>
+      </w:r>
+      <w:r>
+        <w:t xml:space="preserve">bastante similar em estrutura ao modelo de Rosenblatt, e partilhando de suas limitações. O modelo de treinamento proposto, no entanto, era consideravelmente mais robusto, sendo utilizado até hoje.</w:t>
+      </w:r>
+    </w:p>
+    <w:p>
+      <w:pPr>
+        <w:pStyle w:val="BodyText"/>
+      </w:pPr>
+      <w:r>
+        <w:t xml:space="preserve">A motivação final de Rosenblatt, inspirada nas teorias sobre o funcionamento do cérebro humano apresentadas por autores como Culbertson, Von Neumann e Ashby</w:t>
+      </w:r>
+      <w:r>
+        <w:t xml:space="preserve"> </w:t>
+      </w:r>
+      <w:r>
+        <w:t xml:space="preserve">(Rosenblatt 1958)</w:t>
+      </w:r>
+      <w:r>
+        <w:t xml:space="preserve"> </w:t>
+      </w:r>
+      <w:r>
+        <w:t xml:space="preserve">era a construção de uma máquina capaz de aprender à responder diretamente à estímulos físicos externos, como sinais luminosos.</w:t>
+      </w:r>
+    </w:p>
+    <w:p>
+      <w:pPr>
+        <w:pStyle w:val="BodyText"/>
+      </w:pPr>
+      <w:r>
+        <w:t xml:space="preserve">Para tanto, tal máquina utilizaria como unidade fundamental o Perceptron, que funciona matematicamente como uma função aplicada à soma ponderada das entradas e dos viés dando origem a um classificador linear, capaz de atualizar seus pesos para aprender, através de exemplos de inputs e os correspondentes outputs desejáveis, a separar linearmente classes diferentes.</w:t>
+      </w:r>
+    </w:p>
+    <w:p>
+      <w:pPr>
+        <w:pStyle w:val="BodyText"/>
+      </w:pPr>
+      <w:r>
+        <w:t xml:space="preserve">A despeito das limitações práticas do modelo proposto, como expostas de maneira um tanto pessimista por Minsky</w:t>
+      </w:r>
+      <w:r>
+        <w:t xml:space="preserve">(Minski and Papert 1969)</w:t>
+      </w:r>
+      <w:r>
+        <w:t xml:space="preserve">, é interessante notar que muitas das características contemporâneas já estavam presentes nos trabalho seminais de Rosenblatt e Widrow, notadamente o caráter estocástico das redes neurais, a necessidade de treiná-las com base em grandes conjuntos de dados e a característica de</w:t>
+      </w:r>
+      <w:r>
+        <w:t xml:space="preserve"> </w:t>
       </w:r>
       <w:r>
         <w:rPr>
           <w:i/>
         </w:rPr>
-        <w:t xml:space="preserve">speech</w:t>
-      </w:r>
-      <w:r>
-        <w:t xml:space="preserve">) e imagens. Enquanto o interesse nas duas primeiras áreas é mais evidente, uma investigação dos desenvolvimentos em</w:t>
-      </w:r>
-      <w:r>
-        <w:t xml:space="preserve"> </w:t>
+        <w:t xml:space="preserve">black box</w:t>
+      </w:r>
+      <w:r>
+        <w:t xml:space="preserve"> </w:t>
+      </w:r>
+      <w:r>
+        <w:t xml:space="preserve">do modelo treinado.</w:t>
+      </w:r>
+    </w:p>
+    <w:p>
+      <w:pPr>
+        <w:pStyle w:val="BodyText"/>
+      </w:pPr>
+      <w:r>
+        <w:t xml:space="preserve">É interessante observar que Widrow introduziu, como forma de treinamento, uma caso restrito do algoritmo de descida em gradiente, que veio a ser amplamente responsável pelo ressurgimento do interesse em redes neurais décadas mais tarde, em conjunto com a técnica de</w:t>
       </w:r>
       <w:r>
         <w:rPr>
           <w:i/>
         </w:rPr>
-        <w:t xml:space="preserve">computer vision</w:t>
-      </w:r>
-      <w:r>
-        <w:t xml:space="preserve"> </w:t>
-      </w:r>
-      <w:r>
-        <w:t xml:space="preserve">oferece insights importantes; além de ser uma das áreas de</w:t>
-      </w:r>
-      <w:r>
-        <w:t xml:space="preserve"> </w:t>
-      </w:r>
-      <w:r>
-        <w:rPr>
-          <w:i/>
-        </w:rPr>
-        <w:t xml:space="preserve">machine learning</w:t>
-      </w:r>
-      <w:r>
-        <w:t xml:space="preserve"> </w:t>
-      </w:r>
-      <w:r>
-        <w:t xml:space="preserve">mais ativamente pesquisadas, alguns esforços de transposição dos desenvolvimentos nessa área para o campo da modelagem acústica tem alcançado resultados interessantes(</w:t>
-      </w:r>
-      <w:r>
-        <w:rPr>
-          <w:b/>
-        </w:rPr>
-        <w:t xml:space="preserve">XXX</w:t>
-      </w:r>
-      <w:r>
-        <w:t xml:space="preserve">).</w:t>
+        <w:t xml:space="preserve">backpropagatio</w:t>
+      </w:r>
+      <w:r>
+        <w:t xml:space="preserve">.</w:t>
       </w:r>
     </w:p>
     <w:p>
@@ -554,22 +889,16 @@
         <w:pStyle w:val="BodyText"/>
       </w:pPr>
       <w:r>
-        <w:t xml:space="preserve">A seguir, alguns</w:t>
-      </w:r>
-      <w:r>
-        <w:t xml:space="preserve"> </w:t>
-      </w:r>
-      <w:r>
-        <w:rPr>
-          <w:i/>
-        </w:rPr>
-        <w:t xml:space="preserve">frameworks</w:t>
-      </w:r>
-      <w:r>
-        <w:t xml:space="preserve"> </w:t>
-      </w:r>
-      <w:r>
-        <w:t xml:space="preserve">disponíveis são discutidos e comparados; novamente, por limitações de tempo, ênfase foi dada aos com maior penetração tanto na indústria quanto na área acadêmica, e a escolha da plataforma utilizada nesse trabalho obedeceu mais à critérios de documentação, adoção na comunidade e flexibilidade, do que critérios relacionados diretamente à performance.</w:t>
+        <w:t xml:space="preserve">O modelo de Rosenblat, tendo tido sua primeira implementação na forma de uma simulação em um computador IBM 704</w:t>
+      </w:r>
+      <w:r>
+        <w:t xml:space="preserve"> </w:t>
+      </w:r>
+      <w:r>
+        <w:t xml:space="preserve">(Bishop 2006)</w:t>
+      </w:r>
+      <w:r>
+        <w:t xml:space="preserve">, ao contrário da intenção inicial de utilizar hardware específico, inaugura também a prática da simulação neural.</w:t>
       </w:r>
     </w:p>
     <w:p>
@@ -577,7 +906,28 @@
         <w:pStyle w:val="BodyText"/>
       </w:pPr>
       <w:r>
-        <w:t xml:space="preserve">A seção seguinte investiga a modelagem acústica convencional, com ênfase no estado da arte da síntese sonora em tempo real. Por tratar-se de uma área mais hermética, sobretudo quando comparada ao campo do machine learning e sua filosofia código aberto, alguns temas relevantes são apresentados com uma maior profundidade conceitual. Por esse mesmo motivo, implementações didáticas dos dois algoritmos mais utilizados são apresentadas.</w:t>
+        <w:t xml:space="preserve">Enquanto uma arquitetura baseada em uma única camada de Perceptrons apresenta severas limitações, o agrupamento sucessivo dessas camadas dá origem a uma topologia, conhecida como Multilayer Perceptron, capaz de atuar como um aproximador universal</w:t>
+      </w:r>
+      <w:r>
+        <w:t xml:space="preserve"> </w:t>
+      </w:r>
+      <w:r>
+        <w:t xml:space="preserve">(Hornik 1991)</w:t>
+      </w:r>
+      <w:r>
+        <w:t xml:space="preserve">. Desde que utilize uma função de ativação não-linear</w:t>
+      </w:r>
+      <w:r>
+        <w:t xml:space="preserve">(Leshno et al. 1993)</w:t>
+      </w:r>
+      <w:r>
+        <w:t xml:space="preserve">, e dado um número suficiente de neurons na camada oculta, essa topologia é capaz de mapear qualquer conjunto de números finitos a qualquer outro com precisão arbitrária</w:t>
+      </w:r>
+      <w:r>
+        <w:t xml:space="preserve">(Hornik, Stinchcombe, and White 1989)</w:t>
+      </w:r>
+      <w:r>
+        <w:t xml:space="preserve">.</w:t>
       </w:r>
     </w:p>
     <w:p>
@@ -585,347 +935,7 @@
         <w:pStyle w:val="BodyText"/>
       </w:pPr>
       <w:r>
-        <w:t xml:space="preserve">Em seguida é apresentado um referencial teórico, onde são formalizadas algumas das bases conceituais do trabalho, como a equação da onda e o funcionamento, do ponto de vista matemático, de uma rede neural; ademais, uma interpretação geométrica para a simetria da transformada discreta de Fourier, quando aplicada a sinais no domínio dos números reais, é introduzida.</w:t>
-      </w:r>
-    </w:p>
-    <w:p>
-      <w:pPr>
-        <w:pStyle w:val="BodyText"/>
-      </w:pPr>
-      <w:r>
-        <w:t xml:space="preserve">A seguir, no capítulo dedicado à metodologia, são apresentadas as etapas executadas, desde o processo de obtenção dos samples utilizados para o treinamento, passando pelas investigações no domínio do tempo e da frequência, até a apresentação em mais detalhes do modelo final proposto, que tem seus resultados comentados na seção seguinte. Na conclusão alguns encaminhamentos futuros são apresentados.</w:t>
-      </w:r>
-    </w:p>
-    <w:p>
-      <w:pPr>
-        <w:pStyle w:val="Heading2"/>
-      </w:pPr>
-      <w:bookmarkStart w:id="24" w:name="relevância-socio-econômica"/>
-      <w:r>
-        <w:t xml:space="preserve">Relevância socio-econômica</w:t>
-      </w:r>
-      <w:bookmarkEnd w:id="24"/>
-    </w:p>
-    <w:p>
-      <w:pPr>
-        <w:pStyle w:val="FirstParagraph"/>
-      </w:pPr>
-      <w:r>
-        <w:t xml:space="preserve">Os computadores introduziram a produção musical em uma nova era, permitindo, por um lado, experimentações com novos timbres e formas de interação homem máquina para a criação musical e, por outro, a emulação de instrumentos tradicionais, através de técnicas promissoras, como a modelagem acústica(</w:t>
-      </w:r>
-      <w:r>
-        <w:t xml:space="preserve">Bovermann et al. (2016)</w:t>
-      </w:r>
-      <w:r>
-        <w:t xml:space="preserve">).</w:t>
-      </w:r>
-    </w:p>
-    <w:p>
-      <w:pPr>
-        <w:pStyle w:val="BodyText"/>
-      </w:pPr>
-      <w:r>
-        <w:t xml:space="preserve">Avançar essas pesquisas significa, na medida em que, por exemplo, diminui custos de software e hardware dedicados, levando em conta ainda a crescente disponibilidade de dispositivos portáteis, como tablets e telefones celulares, oferecer a um maior número de pessoas a oportunidade de uma educação musical, e por conseguinte uma formação intelectual, mais rica.</w:t>
-      </w:r>
-    </w:p>
-    <w:p>
-      <w:pPr>
-        <w:pStyle w:val="BodyText"/>
-      </w:pPr>
-      <w:r>
-        <w:t xml:space="preserve">Algumas vantagens do acesso precoce à educação musical são delineadas no estudo de</w:t>
-      </w:r>
-      <w:r>
-        <w:t xml:space="preserve"> </w:t>
-      </w:r>
-      <w:r>
-        <w:t xml:space="preserve">Forgeard et al. (2008)</w:t>
-      </w:r>
-      <w:r>
-        <w:t xml:space="preserve">, que sugere uma maior habilidade verbal e uma maior capacidade de raciocínio não verbal em crianças que praticaram instrumentos em sua infância, na mesma linha, o trabalho de</w:t>
-      </w:r>
-      <w:r>
-        <w:t xml:space="preserve"> </w:t>
-      </w:r>
-      <w:r>
-        <w:t xml:space="preserve">Vaughn (2000)</w:t>
-      </w:r>
-      <w:r>
-        <w:t xml:space="preserve"> </w:t>
-      </w:r>
-      <w:r>
-        <w:t xml:space="preserve">aponta para uma relação entre o estudo voluntário de música e uma melhoria do desempenho matemático, a partir de uma meta análise de 20 estudos.</w:t>
-      </w:r>
-    </w:p>
-    <w:p>
-      <w:pPr>
-        <w:pStyle w:val="BodyText"/>
-      </w:pPr>
-      <w:r>
-        <w:t xml:space="preserve">Uma outra motivação importante é estimular a descentralização do capital intelectual relacionado ao campo de instrumentos virtuais, desde a década de 70 fortemente concentrado em algumas empresas japonesas, situadas em sua maioria na cidade de Hamamatsu como Yamaha e Roland (</w:t>
-      </w:r>
-      <w:r>
-        <w:t xml:space="preserve">Reiffenstein (2006)</w:t>
-      </w:r>
-      <w:r>
-        <w:t xml:space="preserve">). Que detém, exclusivamente ou parcialmente, as patentes para alguns importantes algoritmos de síntese sonora, como os</w:t>
-      </w:r>
-      <w:r>
-        <w:t xml:space="preserve"> </w:t>
-      </w:r>
-      <w:r>
-        <w:rPr>
-          <w:i/>
-        </w:rPr>
-        <w:t xml:space="preserve">waveguides</w:t>
-      </w:r>
-      <w:r>
-        <w:t xml:space="preserve"> </w:t>
-      </w:r>
-      <w:r>
-        <w:t xml:space="preserve">digitais.</w:t>
-      </w:r>
-    </w:p>
-    <w:p>
-      <w:pPr>
-        <w:pStyle w:val="Heading1"/>
-      </w:pPr>
-      <w:bookmarkStart w:id="25" w:name="revisão-bibliográfica"/>
-      <w:r>
-        <w:t xml:space="preserve">Revisão Bibliográfica</w:t>
-      </w:r>
-      <w:bookmarkEnd w:id="25"/>
-    </w:p>
-    <w:p>
-      <w:pPr>
-        <w:pStyle w:val="Heading2"/>
-      </w:pPr>
-      <w:bookmarkStart w:id="26" w:name="redes-neurais-artificiais"/>
-      <w:r>
-        <w:t xml:space="preserve">Redes Neurais Artificiais</w:t>
-      </w:r>
-      <w:bookmarkEnd w:id="26"/>
-    </w:p>
-    <w:p>
-      <w:pPr>
-        <w:pStyle w:val="FirstParagraph"/>
-      </w:pPr>
-      <w:r>
-        <w:t xml:space="preserve">No contexto mais amplo da inteligência artificial, redes neurais artificiais possuem um papel primordial, pois tem sido, em suas diversas encarnações e arquiteturas, o principal representante da inteligência artificial em diversas aplicações práticas.</w:t>
-      </w:r>
-    </w:p>
-    <w:p>
-      <w:pPr>
-        <w:pStyle w:val="BodyText"/>
-      </w:pPr>
-      <w:r>
-        <w:t xml:space="preserve">Multidisciplinar desde o nascimento, o desenvolvimento das redes neurais artificiais pode ser remontado aos primeiros esforços para sistematização teórica da forma como o cérebro humano funciona, a partir dos trabalhos de Hermann von Helmholtz, Ernst Mach e Ivan Pavlov, na virada do século 19</w:t>
-      </w:r>
-      <w:r>
-        <w:t xml:space="preserve">(Hagan et al. 1996)</w:t>
-      </w:r>
-      <w:r>
-        <w:t xml:space="preserve">.</w:t>
-      </w:r>
-    </w:p>
-    <w:p>
-      <w:pPr>
-        <w:pStyle w:val="BodyText"/>
-      </w:pPr>
-      <w:r>
-        <w:t xml:space="preserve">Em 1943, o neurofisiologista Warren McCulloch e o matemático Walter Pitts foram responsáveis por formular o primeiro modelo matemático conhecido do cérebro humano</w:t>
-      </w:r>
-      <w:r>
-        <w:t xml:space="preserve">(McCulloch and Pitts 1943)</w:t>
-      </w:r>
-      <w:r>
-        <w:t xml:space="preserve">, mostrando que topologias simples podem, em princípio, encarregar-se de operações aritméticas e lógicas</w:t>
-      </w:r>
-      <w:r>
-        <w:t xml:space="preserve">(Yadav, Yadav, and Kumar 2015)</w:t>
-      </w:r>
-      <w:r>
-        <w:t xml:space="preserve"> </w:t>
-      </w:r>
-      <w:r>
-        <w:t xml:space="preserve">complexas.</w:t>
-      </w:r>
-    </w:p>
-    <w:p>
-      <w:pPr>
-        <w:pStyle w:val="BodyText"/>
-      </w:pPr>
-      <w:r>
-        <w:t xml:space="preserve">O primeiro passo para a utilização prática das redes neurais foi dado no final da década de 1950 por Frank Rosenblatt</w:t>
-      </w:r>
-      <w:r>
-        <w:t xml:space="preserve">(Hagan et al. 1996)</w:t>
-      </w:r>
-      <w:r>
-        <w:t xml:space="preserve">, em sua proposta ao laboratório aeronáutico de Cornell de um autômato baseado em seu modelo simplificado de neurônio, o perceptron</w:t>
-      </w:r>
-      <w:r>
-        <w:t xml:space="preserve">(Rosenblatt 1957)</w:t>
-      </w:r>
-      <w:r>
-        <w:t xml:space="preserve">.</w:t>
-      </w:r>
-    </w:p>
-    <w:p>
-      <w:pPr>
-        <w:pStyle w:val="BodyText"/>
-      </w:pPr>
-      <w:r>
-        <w:t xml:space="preserve">Tomando como base também as teorias de McCulloch, Widrow desenvolveu a ADALINE (Adaptive Linear Neuron)</w:t>
-      </w:r>
-      <w:r>
-        <w:t xml:space="preserve">(Widrow and Hoff 1960)</w:t>
-      </w:r>
-      <w:r>
-        <w:t xml:space="preserve"> </w:t>
-      </w:r>
-      <w:r>
-        <w:t xml:space="preserve">bastante similar em estrutura ao modelo de Rosenblatt, e partilhando de suas limitações. O modelo de treinamento proposto, no entanto, era consideravelmente mais robusto, sendo utilizado até hoje.</w:t>
-      </w:r>
-    </w:p>
-    <w:p>
-      <w:pPr>
-        <w:pStyle w:val="BodyText"/>
-      </w:pPr>
-      <w:r>
-        <w:t xml:space="preserve">A motivação final de Rosenblatt, inspirada nas teorias sobre o funcionamento do cérebro humano apresentadas por autores como Culbertson, Von Neumann e Ashby</w:t>
-      </w:r>
-      <w:r>
-        <w:t xml:space="preserve"> </w:t>
-      </w:r>
-      <w:r>
-        <w:t xml:space="preserve">(Rosenblatt 1958)</w:t>
-      </w:r>
-      <w:r>
-        <w:t xml:space="preserve"> </w:t>
-      </w:r>
-      <w:r>
-        <w:t xml:space="preserve">era a construção de uma máquina capaz de aprender à responder diretamente à estímulos físicos externos, como sinais luminosos.</w:t>
-      </w:r>
-    </w:p>
-    <w:p>
-      <w:pPr>
-        <w:pStyle w:val="BodyText"/>
-      </w:pPr>
-      <w:r>
-        <w:t xml:space="preserve">Para tanto, tal máquina utilizaria como unidade fundamental o Perceptron, que funciona matematicamente como uma função aplicada à soma ponderada das entradas e dos viés dando origem a um classificador linear, capaz de atualizar seus pesos para aprender, através de exemplos de inputs e os correspondentes outputs desejáveis, a separar linearmente classes diferentes.</w:t>
-      </w:r>
-    </w:p>
-    <w:p>
-      <w:pPr>
-        <w:pStyle w:val="BodyText"/>
-      </w:pPr>
-      <w:r>
-        <w:t xml:space="preserve">A despeito das limitações práticas do modelo proposto, como expostas de maneira um tanto pessimista por Minsky</w:t>
-      </w:r>
-      <w:r>
-        <w:t xml:space="preserve">(Minski and Papert 1969)</w:t>
-      </w:r>
-      <w:r>
-        <w:t xml:space="preserve">, é interessante notar que muitas das características contemporâneas já estavam presentes nos trabalho seminais de Rosenblatt e Widrow, notadamente o caráter estocástico das redes neurais, a necessidade de treiná-las com base em grandes conjuntos de dados e a característica de</w:t>
-      </w:r>
-      <w:r>
-        <w:t xml:space="preserve"> </w:t>
-      </w:r>
-      <w:r>
-        <w:rPr>
-          <w:i/>
-        </w:rPr>
-        <w:t xml:space="preserve">black box</w:t>
-      </w:r>
-      <w:r>
-        <w:t xml:space="preserve"> </w:t>
-      </w:r>
-      <w:r>
-        <w:t xml:space="preserve">do modelo treinado.</w:t>
-      </w:r>
-    </w:p>
-    <w:p>
-      <w:pPr>
-        <w:pStyle w:val="BodyText"/>
-      </w:pPr>
-      <w:r>
-        <w:t xml:space="preserve">É interessante observar que Widrow introduziu, como forma de treinamento, uma caso restrito do algoritmo de descida em gradiente, que veio a ser amplamente responsável pelo ressurgimento do interesse em redes neurais décadas mais tarde, em conjunto com a técnica de</w:t>
-      </w:r>
-      <w:r>
-        <w:rPr>
-          <w:i/>
-        </w:rPr>
-        <w:t xml:space="preserve">backpropagatio</w:t>
-      </w:r>
-      <w:r>
-        <w:t xml:space="preserve">.</w:t>
-      </w:r>
-    </w:p>
-    <w:p>
-      <w:pPr>
-        <w:pStyle w:val="BodyText"/>
-      </w:pPr>
-      <w:r>
-        <w:t xml:space="preserve">O modelo de Rosenblat, tendo tido sua primeira implementação na forma de uma simulação em um computador IBM 704</w:t>
-      </w:r>
-      <w:r>
-        <w:t xml:space="preserve"> </w:t>
-      </w:r>
-      <w:r>
-        <w:t xml:space="preserve">(Bishop 2006)</w:t>
-      </w:r>
-      <w:r>
-        <w:t xml:space="preserve">, ao contrário da intenção inicial de utilizar hardware específico, inaugura também a prática da simulação neural.</w:t>
-      </w:r>
-    </w:p>
-    <w:p>
-      <w:pPr>
-        <w:pStyle w:val="BodyText"/>
-      </w:pPr>
-      <w:r>
-        <w:t xml:space="preserve">Enquanto uma arquitetura baseada em uma única camada de Perceptrons apresenta severas limitações, o agrupamento sucessivo dessas camadas dá origem a uma topologia, conhecida como Multilayer Perceptron, capaz de atuar como um aproximador universal</w:t>
-      </w:r>
-      <w:r>
-        <w:t xml:space="preserve"> </w:t>
-      </w:r>
-      <w:r>
-        <w:t xml:space="preserve">(Hornik 1991)</w:t>
-      </w:r>
-      <w:r>
-        <w:t xml:space="preserve">. Desde que utilize uma função de ativação não-linear</w:t>
-      </w:r>
-      <w:r>
-        <w:t xml:space="preserve">(Leshno et al. 1993)</w:t>
-      </w:r>
-      <w:r>
-        <w:t xml:space="preserve">, e dado um número suficiente de neurons na camada oculta, essa topologia é capaz de mapear qualquer conjunto de números finitos a qualquer outro com precisão arbitrária</w:t>
-      </w:r>
-      <w:r>
-        <w:t xml:space="preserve">(Hornik, Stinchcombe, and White 1989)</w:t>
-      </w:r>
-      <w:r>
-        <w:t xml:space="preserve">.</w:t>
-      </w:r>
-    </w:p>
-    <w:p>
-      <w:pPr>
-        <w:pStyle w:val="BodyText"/>
-      </w:pPr>
-      <w:r>
-        <w:t xml:space="preserve">Um outro impedimento práticos do trabalhos de Rosenblatt e Widrow foi a ausência de uma metodologia eficiente para a atualização dos pesos da rede, sobretudo envolvendo múltiplas camadas de neurônios - caso não coberto pelos algoritmos iniciais tanto de Rosenblat quanto de Widrow; tal metodologia veio a ser proposta originalmente por Werbos em 1974</w:t>
-      </w:r>
-      <w:r>
-        <w:t xml:space="preserve"> </w:t>
-      </w:r>
-      <w:r>
-        <w:rPr>
-          <w:b/>
-        </w:rPr>
-        <w:t xml:space="preserve">XXX</w:t>
-      </w:r>
-      <w:r>
-        <w:t xml:space="preserve">. Contudo, essa técnica permaneceu pouco conhecida na comunidade até ser redescoberta por Parker</w:t>
+        <w:t xml:space="preserve">Um outro impedimento práticos do trabalhos de Rosenblatt e Widrow foi a ausência de uma metodologia eficiente para a atualização dos pesos da rede, sobretudo envolvendo múltiplas camadas de neurônios - caso não coberto pelos algoritmos iniciais tanto de Rosenblat quanto de Widrow; tal metodologia veio a ser proposta originalmente por Werbos em 1974 TODO:. Contudo, essa técnica permaneceu pouco conhecida na comunidade até ser redescoberta por Parker</w:t>
       </w:r>
       <w:r>
         <w:t xml:space="preserve">(Parker 1985)</w:t>
@@ -1836,16 +1846,7 @@
         <w:t xml:space="preserve"> </w:t>
       </w:r>
       <w:r>
-        <w:t xml:space="preserve">a partir de uma arquitetura combinando redes neurais convolucionais profundas com recorrência e princípios baseados no aninhamento de redes neurais (NIN, network in a network). Alguns desses princípios, notadamente a justaposição de convolução e recorrência, inspiraram a implementação apresentada no capítulo</w:t>
-      </w:r>
-      <w:r>
-        <w:t xml:space="preserve"> </w:t>
-      </w:r>
-      <w:r>
-        <w:rPr>
-          <w:b/>
-        </w:rPr>
-        <w:t xml:space="preserve">XXX</w:t>
+        <w:t xml:space="preserve">a partir de uma arquitetura combinando redes neurais convolucionais profundas com recorrência e princípios baseados no aninhamento de redes neurais (NIN, network in a network). Alguns desses princípios, notadamente a justaposição de convolução e recorrência, inspiraram a implementação apresentada no capítulo TODO:</w:t>
       </w:r>
     </w:p>
     <w:p>
@@ -4098,10 +4099,7 @@
           <m:t>C</m:t>
         </m:r>
         <m:r>
-          <m:t>&lt;</m:t>
-        </m:r>
-        <m:r>
-          <m:t>=</m:t>
+          <m:t>≤</m:t>
         </m:r>
         <m:r>
           <m:t>1</m:t>
@@ -4243,10 +4241,7 @@
           <m:t>M</m:t>
         </m:r>
         <m:r>
-          <m:t>&lt;</m:t>
-        </m:r>
-        <m:r>
-          <m:t>=</m:t>
+          <m:t>≤</m:t>
         </m:r>
         <m:f>
           <m:fPr>
@@ -9164,19 +9159,7 @@
         <w:pStyle w:val="FirstParagraph"/>
       </w:pPr>
       <w:r>
-        <w:t xml:space="preserve">Tendo sido formulada por Fourier, enquanto investigava o fenômeno da transferência de calor</w:t>
-      </w:r>
-      <w:r>
-        <w:t xml:space="preserve"> </w:t>
-      </w:r>
-      <w:r>
-        <w:rPr>
-          <w:b/>
-        </w:rPr>
-        <w:t xml:space="preserve">xxx</w:t>
-      </w:r>
-      <w:r>
-        <w:t xml:space="preserve">, trata-se de uma das ferramentas mais utilizadas na investigação de sistemas físicos</w:t>
+        <w:t xml:space="preserve">Tendo sido formulada por Fourier, enquanto investigava o fenômeno da transferência de calor TODO:, trata-se de uma das ferramentas mais utilizadas na investigação de sistemas físicos</w:t>
       </w:r>
       <w:r>
         <w:t xml:space="preserve"> </w:t>
@@ -9185,19 +9168,7 @@
         <w:t xml:space="preserve">(Lyons 2011)</w:t>
       </w:r>
       <w:r>
-        <w:t xml:space="preserve">, sendo de especial importância no campo de processamento de sinais</w:t>
-      </w:r>
-      <w:r>
-        <w:t xml:space="preserve"> </w:t>
-      </w:r>
-      <w:r>
-        <w:rPr>
-          <w:b/>
-        </w:rPr>
-        <w:t xml:space="preserve">xxx</w:t>
-      </w:r>
-      <w:r>
-        <w:t xml:space="preserve">.</w:t>
+        <w:t xml:space="preserve">, sendo de especial importância no campo de processamento de sinais TODO:.</w:t>
       </w:r>
     </w:p>
     <w:p>
@@ -9299,19 +9270,7 @@
         <w:pStyle w:val="BodyText"/>
       </w:pPr>
       <w:r>
-        <w:t xml:space="preserve">Com o advento dos computadores, e a emergência de sinais digitais, uma versão discreta foi formulada</w:t>
-      </w:r>
-      <w:r>
-        <w:t xml:space="preserve"> </w:t>
-      </w:r>
-      <w:r>
-        <w:rPr>
-          <w:b/>
-        </w:rPr>
-        <w:t xml:space="preserve">xxx</w:t>
-      </w:r>
-      <w:r>
-        <w:t xml:space="preserve">, e pode ser definida como abaixo:</w:t>
+        <w:t xml:space="preserve">Com o advento dos computadores, e a emergência de sinais digitais, uma versão discreta foi formulada TODO:, e pode ser definida como abaixo:</w:t>
       </w:r>
     </w:p>
     <w:p>
@@ -10297,19 +10256,7 @@
         <w:pStyle w:val="BodyText"/>
       </w:pPr>
       <w:r>
-        <w:t xml:space="preserve">O código em Python a seguir, utilizado para gerar os frames da imagem acima, serve para elucidar numericamente o exposto. É interessante notar que a interpretação geométrica da simetria da transformada discreta de Fourier em ondas puramente reais, até onde alcança o conhecimento do autor, é apresentada pela primeira vez neste trabalho. Cabe observar que implementações mais eficientes, como o algoritmo Fast Fourier Transform (FFT), que os são utilizadas na prática, se utilizam da simetria da transformada para economizar operações</w:t>
-      </w:r>
-      <w:r>
-        <w:t xml:space="preserve"> </w:t>
-      </w:r>
-      <w:r>
-        <w:rPr>
-          <w:b/>
-        </w:rPr>
-        <w:t xml:space="preserve">xxx</w:t>
-      </w:r>
-      <w:r>
-        <w:t xml:space="preserve">.</w:t>
+        <w:t xml:space="preserve">O código em Python a seguir, utilizado para gerar os frames da imagem acima, serve para elucidar numericamente o exposto. É interessante notar que a interpretação geométrica da simetria da transformada discreta de Fourier em ondas puramente reais, até onde alcança o conhecimento do autor, é apresentada pela primeira vez neste trabalho. Cabe observar que implementações mais eficientes, como o algoritmo Fast Fourier Transform (FFT), que os são utilizadas na prática, se utilizam da simetria da transformada para economizar operações TODO:.</w:t>
       </w:r>
     </w:p>
     <w:p>
@@ -21091,7 +21038,7 @@
         <w:pStyle w:val="FirstParagraph"/>
       </w:pPr>
       <w:r>
-        <w:t xml:space="preserve">Os resultados obtidos com a utilização de redes densas encorajam a investigação do comportamento de redes recorrentes, já que possuem o potencial de diminuir o número de parâmetros, apresentando ainda a possibilidade de generalização do tempo de duração dos sons gerados. Um escolha sensível é dividir os alvos em intervalos de 4410 samples, o que equivale a intervalos de 0.1 segundo para o sampling rate(44100 fps) dos arquivos utilizados, o que equivale à resolução temporal mínima do ouvido humano (xxx). Após alguns testes, a arquitetura recorrente apresentada na figura abaixo foi escolhida.</w:t>
+        <w:t xml:space="preserve">Os resultados obtidos com a utilização de redes densas encorajam a investigação do comportamento de redes recorrentes, já que possuem o potencial de diminuir o número de parâmetros, apresentando ainda a possibilidade de generalização do tempo de duração dos sons gerados. Um escolha sensível é dividir os alvos em intervalos de 4410 samples, o que equivale a intervalos de 0.1 segundo para o sampling rate(44100 fps) dos arquivos utilizados, o que equivale à resolução temporal mínima do ouvido humano (TODO:). Após alguns testes, a arquitetura recorrente apresentada na figura abaixo foi escolhida.</w:t>
       </w:r>
     </w:p>
     <w:p>
@@ -21477,7 +21424,7 @@
         <w:pStyle w:val="BodyText"/>
       </w:pPr>
       <w:r>
-        <w:t xml:space="preserve">No domínio do tempo, a onda é representada por N números inteiros, cada qual conservadoramente entre +/- 100000. Tomando como referência a linguagem C, na qual a maioria dos motores são implementados, cada um deles ocuparia o espaço de um long integer, ou seja, 4 bytes, para um total de 4 * N bytes por sample. No domínio da frequência, teríamos cada uma das N/2 frequências representadas por dois números reais (floats, em C), que ocupam, cada um, o mesmo espaço de 4 bytes, para um total de 8 * N/2 bytes por sample: o mesmo espaço, portanto.</w:t>
+        <w:t xml:space="preserve">A princípio, tal transformação de domínio não introduziria maior eficiência á previsão, do ponto de vista computacional, haja vista que números complexos são representados por pares de números reais. Levando em conta, contudo, que o ouvido humano não é capaz de perceber frequências fora da faixa entre 20hz e 20 khz, identificamos uma das vantagens de trabalharmos no domínio das frequências: podemos truncar o resultado da FFT à este intervalo (tomando o cuidado de traduzi-lo em termos das frequências locais da transformada).</w:t>
       </w:r>
     </w:p>
     <w:p>
@@ -21485,7 +21432,15 @@
         <w:pStyle w:val="BodyText"/>
       </w:pPr>
       <w:r>
-        <w:t xml:space="preserve">A princípio, tal transformação de domínio não introduziria maior eficiência á previsão, do ponto de vista computacional, ao menos. Levando em conta, contudo, que o ouvido humano não é capaz de perceber frequências fora da faixa entre 20hz e 20 khz, identificamos uma das vantagens de utilizarmos as frequências: podemos truncar o resultado da FFT à este intervalo (tomando o cuidado de traduzi-lo em termos das frequências locais da transformada). Além disso, trata-se de uma representação independente do tempo de duração do sample, o que no permite trabalhar com uma arquitetura densa prevendo samples de tamanhos variados. Mais a frente, serão ilustradas outras vantagens dessa abordagem, levando em conta características físicas do instrumento a ser emulado e propriedades da transformada. A imagem a seguir compara a distribuição de frequências do som gerado por um prato de bateria e o som gerado pela Dó central de um piano (tecla 49 em um piano padrão), e ajuda a entender a diferença entre os dois instrumentos, e como, mais adiante, poderemos explorar o carater bem comportado dos sons produzidos por intrumentos afinados.</w:t>
+        <w:t xml:space="preserve">Além disso, trata-se de uma representação independente do tempo de duração da onda representada, o que no permite trabalhar com uma arquitetura densa prevendo ondas de tamanhos variados. Mais a frente, serão ilustradas outras vantagens dessa abordagem, levando em conta características físicas do instrumento a ser emulado e propriedades da transformada.</w:t>
+      </w:r>
+    </w:p>
+    <w:p>
+      <w:pPr>
+        <w:pStyle w:val="BodyText"/>
+      </w:pPr>
+      <w:r>
+        <w:t xml:space="preserve">A imagem a seguir compara a distribuição de frequências do som gerado por um prato de bateria e o som gerado pela Dó central de um piano (tecla 49 em um piano padrão), e ajuda a entender a diferença entre os dois instrumentos, e como, mais adiante, poderemos explorar o carater bem comportado dos sons produzidos por intrumentos harmonicos.</w:t>
       </w:r>
     </w:p>
     <w:p>
@@ -21745,7 +21700,7 @@
         <w:pStyle w:val="FirstParagraph"/>
       </w:pPr>
       <w:r>
-        <w:t xml:space="preserve">Pudemos notar acima que instrumentos de caráter harmonico possuem um distribuição de frequências bem comportada, consistindo basicamente de picos em sua representação no domínio da frequência. Ademais, para que seu som seja considerado harmonioso, esses picos distribuem-se de forma ordenada; idealmente, são múltiplos inteiros da frequência fundamental da nota reproduzida. É importante notar que o largura da</w:t>
+        <w:t xml:space="preserve">Pudemos notar que instrumentos de caráter harmonico possuem um distribuição de frequências bem comportada, consistindo basicamente de alguns picos em sua representação no domínio da frequência. Ademais, para que seu som seja considerado harmonioso, esses picos distribuem-se de forma ordenada; idealmente, são múltiplos inteiros da frequência fundamental da nota reproduzida. É importante notar que o largura da</w:t>
       </w:r>
       <w:r>
         <w:t xml:space="preserve"> </w:t>
@@ -21763,7 +21718,7 @@
         <w:t xml:space="preserve"> </w:t>
       </w:r>
       <w:r>
-        <w:t xml:space="preserve">desses padrões de picos é proporcional ao decaimento de uma senoide pura: no extremo uma senoide perfeitamente periódica possui uma distribuição de frequências zero em todos os pontos, com excessão da sua frequência. A figura a seguir ilustra essa mecanica.</w:t>
+        <w:t xml:space="preserve">desses padrões de picos é proporcional ao decaimento de uma senoide pura: no caso extremo, uma senoide perfeitamente periódica possui uma distribuição de frequências zero em todos os pontos, com excessão da sua frequência. A figura a seguir ilustra essa relação.</w:t>
       </w:r>
     </w:p>
     <w:p>
@@ -21864,7 +21819,7 @@
         <w:pStyle w:val="BodyText"/>
       </w:pPr>
       <w:r>
-        <w:t xml:space="preserve">De posse disso podemos, então, descartar as informações sobre a fase específica de cada parcial da onda. Esse fenomeno é construtivo (XXX), de forma que a interposição de ondas não o afeta.</w:t>
+        <w:t xml:space="preserve">De posse disso podemos, então, descartar as informações sobre a fase específica de cada parcial da onda. Esse fenomeno é construtivo (TODO:), de forma que a interposição de ondas não o afeta.</w:t>
       </w:r>
     </w:p>
     <w:p>
@@ -21927,7 +21882,22 @@
         <w:pStyle w:val="BodyText"/>
       </w:pPr>
       <w:r>
-        <w:t xml:space="preserve">Resta, então, desenvolver um framework para extração das frequências principais de uma onda sonora, suas respectivas almplitudes e seus envelopes, que aqui assumiremos da forma exponencial. Se lembrarmos que a transformada de Fourier oferece a intensidade de cada uma das frequências que compõe a onda (ou mesmo a amplitude, se normalizada de forma adequada) pode-se supor que o levantamento das duas primeiras informações sobre a onda torna-se trivial. Algumas dificuldades, contudo, logo apresentam-se: elencando as frequencias de maior intensidade de uma onda arbitrária, rapidamente notamos que muitas delas fazem parte de um mesmo pico. Além disso as amplitudes referidas na transformada são as amplitudes médias da frequência em toda a onda que, além de não serem diretamente utilizáveis, não oferecem informação sobre o comportamento delas no tempo.</w:t>
+        <w:t xml:space="preserve">Resta, então, desenvolver um</w:t>
+      </w:r>
+      <w:r>
+        <w:t xml:space="preserve"> </w:t>
+      </w:r>
+      <w:r>
+        <w:rPr>
+          <w:i/>
+        </w:rPr>
+        <w:t xml:space="preserve">framework</w:t>
+      </w:r>
+      <w:r>
+        <w:t xml:space="preserve"> </w:t>
+      </w:r>
+      <w:r>
+        <w:t xml:space="preserve">para extração das frequências principais de uma onda sonora, suas respectivas almplitudes e seus envelopes, que aqui assumiremos, simplificadamente, da forma exponencial. Se lembrarmos que a transformada de Fourier oferece a intensidade de cada uma das frequências que compõe a onda (ou mesmo a amplitude, se normalizada de forma adequada) pode-se supor que o levantamento das duas primeiras informações sobre a onda torna-se trivial. Algumas dificuldades, contudo, logo apresentam-se: elencando as frequencias de maior intensidade de uma onda arbitrária, rapidamente notamos que muitas delas fazem parte de um mesmo pico. Além disso, as amplitudes referidas na transformada são as amplitudes médias da frequência em toda a onda que, além de não serem diretamente utilizáveis, não oferecem informação sobre o comportamento delas no tempo.</w:t>
       </w:r>
     </w:p>
     <w:p>
@@ -21945,7 +21915,7 @@
         <w:pStyle w:val="FirstParagraph"/>
       </w:pPr>
       <w:r>
-        <w:t xml:space="preserve">Atacando a questão das frequências, é conveniente lembrar de que, em uma onda pefeitamente harmonica, temos uma frequência principal</w:t>
+        <w:t xml:space="preserve">Atacando a questão das frequências, é conveniente lembrar de que, em uma onda pefeitamente harmonica, temos uma frequência fundamental</w:t>
       </w:r>
       <w:r>
         <w:t xml:space="preserve"> </w:t>
@@ -22105,33 +22075,7 @@
         <w:t xml:space="preserve"> </w:t>
       </w:r>
       <w:r>
-        <w:t xml:space="preserve">Podemos, então, buscar os máximos em intervalos de duas vezes o período local correspondente a</w:t>
-      </w:r>
-      <w:r>
-        <w:t xml:space="preserve"> </w:t>
-      </w:r>
-      <m:oMath>
-        <m:r>
-          <m:t>n</m:t>
-        </m:r>
-        <m:r>
-          <m:t>/</m:t>
-        </m:r>
-        <m:sSub>
-          <m:e>
-            <m:r>
-              <m:t>f</m:t>
-            </m:r>
-          </m:e>
-          <m:sub>
-            <m:r>
-              <m:t>0</m:t>
-            </m:r>
-          </m:sub>
-        </m:sSub>
-      </m:oMath>
-      <w:r>
-        <w:t xml:space="preserve">. A figura a seguir compara esse algoritmo com o simples levantamento dos maiores valores de intensidade, para uma onda correspondete ao som emitido pela tecla 35 de um piano, da qual busca-se os 30 primeiros picos.</w:t>
+        <w:t xml:space="preserve">Podemos, então, buscar os máximos nos intervalos apropriados. A figura a seguir compara esse algoritmo com o simples levantamento dos maiores valores de intensidade, para uma onda correspondete ao som emitido pela tecla 35 de um piano, da qual busca-se os 30 primeiros picos, correspondendo às 30 primeiras frequências parciais.</w:t>
       </w:r>
     </w:p>
     <w:p>
@@ -22194,7 +22138,7 @@
         <w:pStyle w:val="BodyText"/>
       </w:pPr>
       <w:r>
-        <w:t xml:space="preserve">Repara-se que simplesmente elencando os maiores valores, todos as frequências gravitam em torno as 3 primeiras parciais. Com o algoritmo de busca de picos, as verdadeiras parciais da onda são achadas, em intervalos bastante próximos à multiplos inteiros de</w:t>
+        <w:t xml:space="preserve">Repara-se que simplesmente elencando os maiores valores, todas as frequências identificadas gravitam em torno as 3 primeiras parciais. Com o algoritmo de busca de picos, as verdadeiras parciais da onda são capturadas, em intervalos bastante próximos à multiplos inteiros de</w:t>
       </w:r>
       <w:r>
         <w:t xml:space="preserve"> </w:t>
@@ -22232,7 +22176,34 @@
         <w:pStyle w:val="FirstParagraph"/>
       </w:pPr>
       <w:r>
-        <w:t xml:space="preserve">Uma abordagem possível para a investigação das frequências parciais identificadas seria a investigação iterativa, seja a partir de um algoritmo de curve fitting, seja com a utilização de redes neurais. Ambos os métodos foram investigados e limitações críticas foram identificadas: O algoritmo iterativo usado para curve fitting não apresenta garantias de convergência. Além disso, o processo iterativo deve ser utilizado para cada uma das ondas, e para cada um dos harmonicos que deseja-se extrair de cada uma delas. Mesmo tratando-se de uma etapa prévia, que não fará parte do modelo em tempo real, os custos computacionais mostraram-se proibitivos (sobretudo para ondas com vários segundos de duração). De maneira semelhante, o método baseado em redes neurais, embora não deixe de convergir, não apresenta garantias sobre a qualidade dos resultados. Além disso, os dois algoritmos são míopes, no sentido de que, na busca por minimizar suas funções objetivo, geram por vezes senoides com aplitudes e decaimentos aberrantes.</w:t>
+        <w:t xml:space="preserve">Uma abordagem possível para a investigação das frequências parciais identificadas seria a aplicação de um método iterativo, seja a partir de um algoritmo de</w:t>
+      </w:r>
+      <w:r>
+        <w:t xml:space="preserve"> </w:t>
+      </w:r>
+      <w:r>
+        <w:rPr>
+          <w:i/>
+        </w:rPr>
+        <w:t xml:space="preserve">curve fitting</w:t>
+      </w:r>
+      <w:r>
+        <w:t xml:space="preserve">, seja com a utilização de redes neurais. Ambos os métodos foram investigados e limitações críticas foram identificadas: O algoritmo iterativo usado para</w:t>
+      </w:r>
+      <w:r>
+        <w:t xml:space="preserve"> </w:t>
+      </w:r>
+      <w:r>
+        <w:rPr>
+          <w:i/>
+        </w:rPr>
+        <w:t xml:space="preserve">curve fitting</w:t>
+      </w:r>
+      <w:r>
+        <w:t xml:space="preserve"> </w:t>
+      </w:r>
+      <w:r>
+        <w:t xml:space="preserve">não apresenta garantias de convergência. Além disso, o processo iterativo deve ser utilizado para cada uma das ondas, e para cada uma das frequências parciais que deseja-se extrair de cada uma delas. Mesmo tratando-se de uma etapa prévia, que não fará parte do modelo em tempo real, os custos computacionais mostraram-se proibitivos (sobretudo para ondas com vários segundos de duração). De maneira semelhante, o método baseado em redes neurais, embora não deixe de convergir, não apresenta garantias sobre a qualidade dos resultados. Além disso, os dois algoritmos são míopes, no sentido de que, na busca por minimizar suas funções objetivo, geram por vezes senoides com aplitudes e decaimentos aberrantes.</w:t>
       </w:r>
     </w:p>
     <w:p>
@@ -22240,25 +22211,131 @@
         <w:pStyle w:val="BodyText"/>
       </w:pPr>
       <w:r>
-        <w:t xml:space="preserve">Considerando, de forma aproximada, que todos os decaimentos são exponenciais, é possível estimá-los de forma simples observando a diferença de intensidade da frequência de interesse entre intervalos arbitrários, como por exemplo a primeira e a segunda metades da onda. Tomando o cuidado de converter para as frequências locais, o somatório $ z(f) =</w:t>
-      </w:r>
-      <w:r>
-        <w:t xml:space="preserve"> </w:t>
-      </w:r>
-      <w:r>
-        <w:t xml:space="preserve">_{t-l/2}^{t+l/2}s[t] ~ e^{-2</w:t>
-      </w:r>
-      <w:r>
-        <w:t xml:space="preserve"> </w:t>
-      </w:r>
-      <w:r>
-        <w:t xml:space="preserve">t f i } dt $ nos fornece essa informação: trata-se do caso discreto da integral da multiplicação ponto a ponto do sinal de interesse</w:t>
+        <w:t xml:space="preserve">Considerando, de forma aproximada, que todos os decaimentos são exponenciais, é possível estimá-los observando a diferença de intensidade da frequência de interesse entre intervalos arbitrários, como por exemplo a primeira e a segunda metades, da onda. Tomando o cuidado de converter as frequências absolutas para as frequências locais, o somatório</w:t>
       </w:r>
       <w:r>
         <w:t xml:space="preserve"> </w:t>
       </w:r>
       <m:oMath>
         <m:r>
+          <m:t>z</m:t>
+        </m:r>
+        <m:r>
+          <m:t>(</m:t>
+        </m:r>
+        <m:r>
+          <m:t>f</m:t>
+        </m:r>
+        <m:r>
+          <m:t>)</m:t>
+        </m:r>
+        <m:r>
+          <m:t>=</m:t>
+        </m:r>
+        <m:nary>
+          <m:naryPr>
+            <m:chr m:val="∑"/>
+            <m:limLoc m:val="undOvr"/>
+            <m:subHide m:val="0"/>
+            <m:supHide m:val="0"/>
+          </m:naryPr>
+          <m:sub>
+            <m:r>
+              <m:t>t</m:t>
+            </m:r>
+            <m:r>
+              <m:t>−</m:t>
+            </m:r>
+            <m:r>
+              <m:t>l</m:t>
+            </m:r>
+            <m:r>
+              <m:t>/</m:t>
+            </m:r>
+            <m:r>
+              <m:t>2</m:t>
+            </m:r>
+          </m:sub>
+          <m:sup>
+            <m:r>
+              <m:t>t</m:t>
+            </m:r>
+            <m:r>
+              <m:t>+</m:t>
+            </m:r>
+            <m:r>
+              <m:t>l</m:t>
+            </m:r>
+            <m:r>
+              <m:t>/</m:t>
+            </m:r>
+            <m:r>
+              <m:t>2</m:t>
+            </m:r>
+          </m:sup>
+          <m:e>
+            <m:r>
+              <m:t>s</m:t>
+            </m:r>
+          </m:e>
+        </m:nary>
+        <m:r>
+          <m:t>[</m:t>
+        </m:r>
+        <m:r>
+          <m:t>t</m:t>
+        </m:r>
+        <m:r>
+          <m:t>]</m:t>
+        </m:r>
+        <m:r>
+          <m:t> </m:t>
+        </m:r>
+        <m:sSup>
+          <m:e>
+            <m:r>
+              <m:t>e</m:t>
+            </m:r>
+          </m:e>
+          <m:sup>
+            <m:r>
+              <m:t>−</m:t>
+            </m:r>
+            <m:r>
+              <m:t>2</m:t>
+            </m:r>
+            <m:r>
+              <m:t>π</m:t>
+            </m:r>
+            <m:r>
+              <m:t>t</m:t>
+            </m:r>
+            <m:r>
+              <m:t>f</m:t>
+            </m:r>
+            <m:r>
+              <m:t>i</m:t>
+            </m:r>
+          </m:sup>
+        </m:sSup>
+        <m:r>
+          <m:t>d</m:t>
+        </m:r>
+        <m:r>
+          <m:t>t</m:t>
+        </m:r>
+      </m:oMath>
+      <w:r>
+        <w:t xml:space="preserve"> </w:t>
+      </w:r>
+      <w:r>
+        <w:t xml:space="preserve">nos fornece essa informação: trata-se do caso discreto da integral da multiplicação ponto a ponto do sinal de interesse</w:t>
+      </w:r>
+      <w:r>
+        <w:t xml:space="preserve"> </w:t>
+      </w:r>
+      <m:oMath>
+        <m:r>
           <m:t>s</m:t>
         </m:r>
         <m:r>
@@ -22320,7 +22397,15 @@
         <w:t xml:space="preserve"> </w:t>
       </w:r>
       <w:r>
-        <w:t xml:space="preserve">fornece também a fase média no intervalo). Poderíamos utilizar um número arbitrário de intervelos; dois, no entanto, provaram-se suficientes empiricamente: o decaimento pode ser estimado, então, como</w:t>
+        <w:t xml:space="preserve">fornece também a fase média no intervalo, que não nos é útil, como será visto). Poderíamos utilizar um número arbitrário de intervalos; dois, no entanto, provaram-se suficientes empiricamente.</w:t>
+      </w:r>
+    </w:p>
+    <w:p>
+      <w:pPr>
+        <w:pStyle w:val="BodyText"/>
+      </w:pPr>
+      <w:r>
+        <w:t xml:space="preserve">O decaimento pode ser estimado, então, a partir da igualdade</w:t>
       </w:r>
       <w:r>
         <w:t xml:space="preserve"> </w:t>
@@ -22557,7 +22642,7 @@
         <w:pStyle w:val="BodyText"/>
       </w:pPr>
       <w:r>
-        <w:t xml:space="preserve">Cabe observar que nos casos dos sons do piano ilustrados nos 5 primeiros retangulos acima o decaimento estimado é para uma das muitas frequências, a de maior intesidade no caso, que compõe a onda. No último retangulo, o decaimento coincide com o envelope da onda, que é composta por apenas uma frequência.</w:t>
+        <w:t xml:space="preserve">Cabe observar que nos casos dos sons do piano ilustrados nos 5 primeiros retangulos da image o decaimento estimado é para uma das muitas frequências quecompõe a onda, especificamente a de maior intensidade, que compõe a onda. No último retangulo, o decaimento coincide com o envelope da onda, já que esta é composta por apenas uma frequência.</w:t>
       </w:r>
       <w:r>
         <w:t xml:space="preserve"> </w:t>
@@ -23074,7 +23159,7 @@
         <w:pStyle w:val="BodyText"/>
       </w:pPr>
       <w:r>
-        <w:t xml:space="preserve">Tendo sido observado que, de posse de uma estimativa do decaimento das frequências parciais, as fases de cada uma dela tem pouco impacto na reconstrução da onda, optou-se por randomizar as fases, de forma a conferir um resultado mais orgânico e variado à sintese executada pelo modelo final. Outra opção seria dar-lhes uma valor arbitrário (como zero, por exemplo).</w:t>
+        <w:t xml:space="preserve">Tendo sido observado que, de posse de uma estimativa do decaimento das frequências parciais, as fases de cada uma delas tem pouco impacto na reconstrução da onda, optou-se por randomizar as fases: Essa decisão confere uma vantagem dupla, diminuindo a quantidade de previsões realizadas pelo modelo e, por conseguinte, o volume de treinamento e posterior processamento necessários econferindo um resultado mais orgânico e variado à sintese executada pelo modelo final, na medida em que nenhuma onda gerada será exatamente igual á qualquer uma outra. Outra opção, menos interessante, seria ainda dar às fases uma valor arbitrário (como zero, por exemplo).</w:t>
       </w:r>
     </w:p>
     <w:p>
@@ -23176,7 +23261,34 @@
         </m:r>
       </m:oMath>
       <w:r>
-        <w:t xml:space="preserve">. Além disso, o método de inicialização de pesos proposto por (xxxlecun_normal) ofereceu uma melhora considerável no tempo de convergência das redes, e foi utilizado na versão final do modelo. As redes responsáveis pelas amplitudes e decaimentos possuem 50 neuronios em cada uma das camadas ocultas, e um total de 5 301 parametros treináveis, com aproximadamente 100kb de espaço em disco. Sua arquitetura é apresentada abaixo. Para as frequências, o número de neuronios foi reduzido para 10, para evitar overfitting, o que gera um total de 261 parametros treináveis e aproximadamente metade do tamanho em disco. A figura a seguir compara os dados originais com os produzidos pelo modelo.</w:t>
+        <w:t xml:space="preserve">. Além disso, o método de inicialização de pesos proposto por (TODO:lecun_normal) ofereceu uma melhora considerável no tempo de convergência das redes, e foi a inicialização utilizado na versão final do modelo, tanto para os</w:t>
+      </w:r>
+      <w:r>
+        <w:t xml:space="preserve"> </w:t>
+      </w:r>
+      <w:r>
+        <w:rPr>
+          <w:i/>
+        </w:rPr>
+        <w:t xml:space="preserve">neurons</w:t>
+      </w:r>
+      <w:r>
+        <w:t xml:space="preserve"> </w:t>
+      </w:r>
+      <w:r>
+        <w:t xml:space="preserve">quanto para os</w:t>
+      </w:r>
+      <w:r>
+        <w:t xml:space="preserve"> </w:t>
+      </w:r>
+      <w:r>
+        <w:rPr>
+          <w:i/>
+        </w:rPr>
+        <w:t xml:space="preserve">biases</w:t>
+      </w:r>
+      <w:r>
+        <w:t xml:space="preserve">. As redes responsáveis pelas amplitudes e decaimentos possuem 50 neuronios em cada uma das camadas ocultas, e um total de 5 301 parametros treináveis, com aproximadamente 100kb de espaço em disco. Sua arquitetura é apresentada abaixo. Para as frequências, o número de neuronios foi reduzido para 10, para evitar overfitting, o que gera um total de 261 parametros treináveis e aproximadamente metade do tamanho em disco. A figura a seguir compara os dados originais com os produzidos pelo modelo.</w:t>
       </w:r>
     </w:p>
     <w:p>
@@ -23239,25 +23351,70 @@
         <w:pStyle w:val="BodyText"/>
       </w:pPr>
       <w:r>
+        <w:t xml:space="preserve">Na pasta</w:t>
+      </w:r>
+      <w:r>
+        <w:t xml:space="preserve"> </w:t>
+      </w:r>
+      <w:hyperlink r:id="rId105">
+        <w:r>
+          <w:rPr>
+            <w:rStyle w:val="Hyperlink"/>
+          </w:rPr>
+          <w:t xml:space="preserve">resources/05 Modelo Final/02_predictions/piano/</w:t>
+        </w:r>
+      </w:hyperlink>
+      <w:r>
+        <w:t xml:space="preserve"> </w:t>
+      </w:r>
+      <w:r>
+        <w:t xml:space="preserve">do repositório preparado para este trabalho podem ser observadas imagens semlhantes, para outros números de neurons em todas as camadas ocultas, incluindo alguns exemplos em que ocorre</w:t>
+      </w:r>
+      <w:r>
+        <w:t xml:space="preserve"> </w:t>
+      </w:r>
+      <w:r>
+        <w:rPr>
+          <w:i/>
+        </w:rPr>
+        <w:t xml:space="preserve">overfitting</w:t>
+      </w:r>
+      <w:r>
+        <w:t xml:space="preserve">.</w:t>
+      </w:r>
+    </w:p>
+    <w:p>
+      <w:pPr>
+        <w:pStyle w:val="BodyText"/>
+      </w:pPr>
+      <w:r>
         <w:t xml:space="preserve">Podemos, assim, definir uma nova metodologia voltada à modelagem sonora de instrumentos harmonicos, batizada de Neuro-spectral Synthesis, resumida de maneira esquemática na figura a seguir.</w:t>
       </w:r>
     </w:p>
     <w:p>
       <w:pPr>
+        <w:pStyle w:val="BodyText"/>
+      </w:pPr>
+      <w:r>
+        <w:t xml:space="preserve">TODO:inserir figura esquemática do modelo final</w:t>
+      </w:r>
+    </w:p>
+    <w:p>
+      <w:pPr>
         <w:pStyle w:val="Heading1"/>
       </w:pPr>
-      <w:bookmarkStart w:id="105" w:name="resultados"/>
+      <w:bookmarkStart w:id="106" w:name="resultados"/>
       <w:r>
         <w:t xml:space="preserve">Resultados</w:t>
       </w:r>
-      <w:bookmarkEnd w:id="105"/>
+      <w:bookmarkEnd w:id="106"/>
     </w:p>
     <w:p>
       <w:pPr>
         <w:pStyle w:val="FirstParagraph"/>
       </w:pPr>
       <w:r>
-        <w:t xml:space="preserve">O modelo final apresenta resultados mais realistas do que as implementações baseadas no modelo de Digital Waveguides e no método das diferenças finitas, e é ao menos uma ordem de grandeza mais eficiente, nas implementações aqui apresentadas. Para efeito de comparação, levando em conta a geração de 5 ondas de 1 segundo, a 44100 FPS, o método proposto foi, em média, 17 vezes mais rápido que o método bateado em Digital Waveguides e 26 vezes mais rápido do que o método das diferenças finitas.</w:t>
+        <w:t xml:space="preserve">O modelo final apresenta resultados mais realistas do que as implementações baseadas no modelo de Digital Waveguides e no método das diferenças finitas, e é ao menos uma ordem de grandeza mais eficiente, nas implementações aqui apresentadas. Para efeito de comparação, levando em conta a geração de 5 ondas de 1 segundo, a 44100 FPS, o método proposto foi, em média, 17 vezes mais rápido que o método baseado em Digital Waveguides e 26 vezes mais rápido do que o método das diferenças finitas.</w:t>
       </w:r>
       <w:r>
         <w:t xml:space="preserve"> </w:t>
@@ -24841,7 +24998,21 @@
         <w:pStyle w:val="FirstParagraph"/>
       </w:pPr>
       <w:r>
-        <w:t xml:space="preserve">Uma implementação como essa, funcional, mais os arquivos de definição da arquitetura das redes e seus respectivos pesos estão disponíveis no repositório preparado para este trabalho, em xxx, e ocupam aproximadamente 250kb.</w:t>
+        <w:t xml:space="preserve">Uma implementação como essa, funcional, mais os arquivos de definição da arquitetura das redes e seus respectivos pesos estão disponíveis no repositório preparado para este trabalho, em</w:t>
+      </w:r>
+      <w:r>
+        <w:t xml:space="preserve"> </w:t>
+      </w:r>
+      <w:hyperlink r:id="rId107">
+        <w:r>
+          <w:rPr>
+            <w:rStyle w:val="Hyperlink"/>
+          </w:rPr>
+          <w:t xml:space="preserve">resources/06 Tempo Real/</w:t>
+        </w:r>
+      </w:hyperlink>
+      <w:r>
+        <w:t xml:space="preserve">, e ocupam aproximadamente 250kb. No repositório podem ser encontradas alguns áudios gerados pelo modelo.</w:t>
       </w:r>
     </w:p>
     <w:p>
@@ -24849,7 +25020,7 @@
         <w:pStyle w:val="BodyText"/>
       </w:pPr>
       <w:r>
-        <w:t xml:space="preserve">A principal limitação é que todos os parametros a serem manipulados no modelo final devem, antes, ter sido incorporados ao processo de treinamento. Os dois paradigmas de modelagem física utilizados para comparação, tanto o método das diferenças finitas quanto os digital waveguides, permitem alguma manipulação em tempo real, a posteriori, de seus parametros: nos exemplos apresentados, o ponto de excitação pode ser mudado de onda para onda e, a qualquer tempo, o ponto de captação pode ser alterado, até mesmo durante a simulação, refletindo no timbre do som gerado.</w:t>
+        <w:t xml:space="preserve">Sua principal limitação é que todos os parametros a serem manipulados no modelo final devem, antes, ter sido incorporados ao processo de treinamento. Os dois paradigmas de modelagem física utilizados para comparação, tanto o método das diferenças finitas quanto os digital waveguides, permitem alguma manipulação em tempo real, a posteriori, de seus parametros: nos exemplos apresentados, o ponto de excitação pode ser mudado de onda para onda e, a qualquer tempo, o ponto de captação pode ser alterado, até mesmo durante a simulação, refletindo no timbre do som gerado.</w:t>
       </w:r>
     </w:p>
     <w:p>
@@ -24870,20 +25041,39 @@
     </w:p>
     <w:p>
       <w:pPr>
+        <w:pStyle w:val="BodyText"/>
+      </w:pPr>
+      <w:r>
+        <w:t xml:space="preserve">Para ilustração, algumas músicas criadas com os sons gerados pelos modelos propostos, treinados para emular um kit regular de bateria, um piano e um híbrido entre baixo acústico, cello e violino podem ser ouvidos em</w:t>
+      </w:r>
+      <w:r>
+        <w:t xml:space="preserve"> </w:t>
+      </w:r>
+      <w:hyperlink r:id="rId108">
+        <w:r>
+          <w:rPr>
+            <w:rStyle w:val="Hyperlink"/>
+          </w:rPr>
+          <w:t xml:space="preserve">soundcloud.com/carlos-tarjano/sets/spectral-neural-synthesis</w:t>
+        </w:r>
+      </w:hyperlink>
+    </w:p>
+    <w:p>
+      <w:pPr>
         <w:pStyle w:val="Heading1"/>
       </w:pPr>
-      <w:bookmarkStart w:id="106" w:name="conclusão"/>
+      <w:bookmarkStart w:id="109" w:name="conclusão"/>
       <w:r>
         <w:t xml:space="preserve">Conclusão</w:t>
       </w:r>
-      <w:bookmarkEnd w:id="106"/>
+      <w:bookmarkEnd w:id="109"/>
     </w:p>
     <w:p>
       <w:pPr>
         <w:pStyle w:val="FirstParagraph"/>
       </w:pPr>
       <w:r>
-        <w:t xml:space="preserve">O presente trabalho, ao construir uma nova técnica de modelagem sonora, demonstra o potencial do uso de redes neurais à síntese de áudio, provando sobretudo a possibilidade desse uso em tempo real.</w:t>
+        <w:t xml:space="preserve">O presente trabalho, ao desenvolver uma nova técnica de modelagem sonora, demonstra o potencial do uso de redes neurais à síntese de áudio, provando sobretudo a possibilidade desse uso em tempo real.</w:t>
       </w:r>
     </w:p>
     <w:p>
@@ -24891,7 +25081,7 @@
         <w:pStyle w:val="BodyText"/>
       </w:pPr>
       <w:r>
-        <w:t xml:space="preserve">Fica evidente ainda o potencial sinergético entre os desenvolvimentos na pesquisa acústica e a utilização de redes neurais para basear modelos destinados à emulação de instrumentos, ou famílias de instrumentos, específicas.</w:t>
+        <w:t xml:space="preserve">Fica evidente ainda o potencial sinergético entre os desenvolvimentos na pesquisa sobre a acústica de intrumentos musicais e a utilização de redes neurais para basear modelos destinados à emulação desses instrumentos, ou famílias de instrumentos, específicos.</w:t>
       </w:r>
     </w:p>
     <w:p>
@@ -24914,14 +25104,14 @@
       <w:pPr>
         <w:pStyle w:val="Heading1"/>
       </w:pPr>
-      <w:bookmarkStart w:id="107" w:name="referências"/>
+      <w:bookmarkStart w:id="110" w:name="referências"/>
       <w:r>
         <w:t xml:space="preserve">Referências</w:t>
       </w:r>
-      <w:bookmarkEnd w:id="107"/>
-    </w:p>
-    <w:bookmarkStart w:id="203" w:name="refs"/>
-    <w:bookmarkStart w:id="108" w:name="ref-balle2016end"/>
+      <w:bookmarkEnd w:id="110"/>
+    </w:p>
+    <w:bookmarkStart w:id="206" w:name="refs"/>
+    <w:bookmarkStart w:id="111" w:name="ref-balle2016end"/>
     <w:p>
       <w:pPr>
         <w:pStyle w:val="Bibliography"/>
@@ -24942,8 +25132,8 @@
         <w:t xml:space="preserve">.</w:t>
       </w:r>
     </w:p>
-    <w:bookmarkEnd w:id="108"/>
-    <w:bookmarkStart w:id="109" w:name="ref-bensa2005computational"/>
+    <w:bookmarkEnd w:id="111"/>
+    <w:bookmarkStart w:id="112" w:name="ref-bensa2005computational"/>
     <w:p>
       <w:pPr>
         <w:pStyle w:val="Bibliography"/>
@@ -24967,8 +25157,8 @@
         <w:t xml:space="preserve">91 (2). S. Hirzel Verlag: 289–98.</w:t>
       </w:r>
     </w:p>
-    <w:bookmarkEnd w:id="109"/>
-    <w:bookmarkStart w:id="110" w:name="ref-bensa2003simulation"/>
+    <w:bookmarkEnd w:id="112"/>
+    <w:bookmarkStart w:id="113" w:name="ref-bensa2003simulation"/>
     <w:p>
       <w:pPr>
         <w:pStyle w:val="Bibliography"/>
@@ -24992,8 +25182,8 @@
         <w:t xml:space="preserve">114 (2). ASA: 1095–1107.</w:t>
       </w:r>
     </w:p>
-    <w:bookmarkEnd w:id="110"/>
-    <w:bookmarkStart w:id="111" w:name="ref-bishop06"/>
+    <w:bookmarkEnd w:id="113"/>
+    <w:bookmarkStart w:id="114" w:name="ref-bishop06"/>
     <w:p>
       <w:pPr>
         <w:pStyle w:val="Bibliography"/>
@@ -25014,8 +25204,8 @@
         <w:t xml:space="preserve">. springer.</w:t>
       </w:r>
     </w:p>
-    <w:bookmarkEnd w:id="111"/>
-    <w:bookmarkStart w:id="112" w:name="ref-boulanger2013high"/>
+    <w:bookmarkEnd w:id="114"/>
+    <w:bookmarkStart w:id="115" w:name="ref-boulanger2013high"/>
     <w:p>
       <w:pPr>
         <w:pStyle w:val="Bibliography"/>
@@ -25036,8 +25226,8 @@
         <w:t xml:space="preserve">, 3178–82. IEEE.</w:t>
       </w:r>
     </w:p>
-    <w:bookmarkEnd w:id="112"/>
-    <w:bookmarkStart w:id="113" w:name="ref-boulanger2014phone"/>
+    <w:bookmarkEnd w:id="115"/>
+    <w:bookmarkStart w:id="116" w:name="ref-boulanger2014phone"/>
     <w:p>
       <w:pPr>
         <w:pStyle w:val="Bibliography"/>
@@ -25058,8 +25248,8 @@
         <w:t xml:space="preserve">, 5417–21. IEEE.</w:t>
       </w:r>
     </w:p>
-    <w:bookmarkEnd w:id="113"/>
-    <w:bookmarkStart w:id="114" w:name="ref-bovermann2016musical"/>
+    <w:bookmarkEnd w:id="116"/>
+    <w:bookmarkStart w:id="117" w:name="ref-bovermann2016musical"/>
     <w:p>
       <w:pPr>
         <w:pStyle w:val="Bibliography"/>
@@ -25080,8 +25270,8 @@
         <w:t xml:space="preserve">. Springer.</w:t>
       </w:r>
     </w:p>
-    <w:bookmarkEnd w:id="114"/>
-    <w:bookmarkStart w:id="115" w:name="ref-bock2012polyphonic"/>
+    <w:bookmarkEnd w:id="117"/>
+    <w:bookmarkStart w:id="118" w:name="ref-bock2012polyphonic"/>
     <w:p>
       <w:pPr>
         <w:pStyle w:val="Bibliography"/>
@@ -25102,8 +25292,8 @@
         <w:t xml:space="preserve">, 121–24. IEEE.</w:t>
       </w:r>
     </w:p>
-    <w:bookmarkEnd w:id="115"/>
-    <w:bookmarkStart w:id="116" w:name="ref-choi2016automatic"/>
+    <w:bookmarkEnd w:id="118"/>
+    <w:bookmarkStart w:id="119" w:name="ref-choi2016automatic"/>
     <w:p>
       <w:pPr>
         <w:pStyle w:val="Bibliography"/>
@@ -25124,8 +25314,8 @@
         <w:t xml:space="preserve">.</w:t>
       </w:r>
     </w:p>
-    <w:bookmarkEnd w:id="116"/>
-    <w:bookmarkStart w:id="117" w:name="ref-choi2017convolutional"/>
+    <w:bookmarkEnd w:id="119"/>
+    <w:bookmarkStart w:id="120" w:name="ref-choi2017convolutional"/>
     <w:p>
       <w:pPr>
         <w:pStyle w:val="Bibliography"/>
@@ -25146,8 +25336,8 @@
         <w:t xml:space="preserve">, 2392–6. IEEE.</w:t>
       </w:r>
     </w:p>
-    <w:bookmarkEnd w:id="117"/>
-    <w:bookmarkStart w:id="118" w:name="ref-costa2017evaluation"/>
+    <w:bookmarkEnd w:id="120"/>
+    <w:bookmarkStart w:id="121" w:name="ref-costa2017evaluation"/>
     <w:p>
       <w:pPr>
         <w:pStyle w:val="Bibliography"/>
@@ -25171,8 +25361,8 @@
         <w:t xml:space="preserve">52. Elsevier: 28–38.</w:t>
       </w:r>
     </w:p>
-    <w:bookmarkEnd w:id="118"/>
-    <w:bookmarkStart w:id="119" w:name="ref-dalgleish2014blurring"/>
+    <w:bookmarkEnd w:id="121"/>
+    <w:bookmarkStart w:id="122" w:name="ref-dalgleish2014blurring"/>
     <w:p>
       <w:pPr>
         <w:pStyle w:val="Bibliography"/>
@@ -25181,8 +25371,8 @@
         <w:t xml:space="preserve">Dalgleish, Mathew, Steve Spencer, and Chris Foster. 2014. “BLURRING the Lines: AN Integrated Compositional Model for Digital Musical Instrument Design.” In. Proceedings of the 9th Conference on Interdisciplinary Musicology. CIM14. Berlin, Germany.</w:t>
       </w:r>
     </w:p>
-    <w:bookmarkEnd w:id="119"/>
-    <w:bookmarkStart w:id="120" w:name="ref-elman1990finding"/>
+    <w:bookmarkEnd w:id="122"/>
+    <w:bookmarkStart w:id="123" w:name="ref-elman1990finding"/>
     <w:p>
       <w:pPr>
         <w:pStyle w:val="Bibliography"/>
@@ -25206,8 +25396,8 @@
         <w:t xml:space="preserve">14 (2). Wiley Online Library: 179–211.</w:t>
       </w:r>
     </w:p>
-    <w:bookmarkEnd w:id="120"/>
-    <w:bookmarkStart w:id="121" w:name="ref-engel2017neural"/>
+    <w:bookmarkEnd w:id="123"/>
+    <w:bookmarkStart w:id="124" w:name="ref-engel2017neural"/>
     <w:p>
       <w:pPr>
         <w:pStyle w:val="Bibliography"/>
@@ -25228,8 +25418,8 @@
         <w:t xml:space="preserve">.</w:t>
       </w:r>
     </w:p>
-    <w:bookmarkEnd w:id="121"/>
-    <w:bookmarkStart w:id="122" w:name="ref-forgeard2008practicing"/>
+    <w:bookmarkEnd w:id="124"/>
+    <w:bookmarkStart w:id="125" w:name="ref-forgeard2008practicing"/>
     <w:p>
       <w:pPr>
         <w:pStyle w:val="Bibliography"/>
@@ -25253,8 +25443,8 @@
         <w:t xml:space="preserve">3 (10). Public Library of Science: e3566.</w:t>
       </w:r>
     </w:p>
-    <w:bookmarkEnd w:id="122"/>
-    <w:bookmarkStart w:id="123" w:name="ref-frans2017outline"/>
+    <w:bookmarkEnd w:id="125"/>
+    <w:bookmarkStart w:id="126" w:name="ref-frans2017outline"/>
     <w:p>
       <w:pPr>
         <w:pStyle w:val="Bibliography"/>
@@ -25275,8 +25465,8 @@
         <w:t xml:space="preserve">.</w:t>
       </w:r>
     </w:p>
-    <w:bookmarkEnd w:id="123"/>
-    <w:bookmarkStart w:id="124" w:name="ref-gatys2016image"/>
+    <w:bookmarkEnd w:id="126"/>
+    <w:bookmarkStart w:id="127" w:name="ref-gatys2016image"/>
     <w:p>
       <w:pPr>
         <w:pStyle w:val="Bibliography"/>
@@ -25297,8 +25487,8 @@
         <w:t xml:space="preserve">, 2414–23.</w:t>
       </w:r>
     </w:p>
-    <w:bookmarkEnd w:id="124"/>
-    <w:bookmarkStart w:id="125" w:name="ref-goldberg2016primer"/>
+    <w:bookmarkEnd w:id="127"/>
+    <w:bookmarkStart w:id="128" w:name="ref-goldberg2016primer"/>
     <w:p>
       <w:pPr>
         <w:pStyle w:val="Bibliography"/>
@@ -25322,8 +25512,8 @@
         <w:t xml:space="preserve">57: 345–420.</w:t>
       </w:r>
     </w:p>
-    <w:bookmarkEnd w:id="125"/>
-    <w:bookmarkStart w:id="127" w:name="ref-cnnmoney"/>
+    <w:bookmarkEnd w:id="128"/>
+    <w:bookmarkStart w:id="130" w:name="ref-cnnmoney"/>
     <w:p>
       <w:pPr>
         <w:pStyle w:val="Bibliography"/>
@@ -25346,7 +25536,7 @@
       <w:r>
         <w:t xml:space="preserve"> </w:t>
       </w:r>
-      <w:hyperlink r:id="rId126">
+      <w:hyperlink r:id="rId129">
         <w:r>
           <w:rPr>
             <w:rStyle w:val="Hyperlink"/>
@@ -25358,8 +25548,8 @@
         <w:t xml:space="preserve">.</w:t>
       </w:r>
     </w:p>
-    <w:bookmarkEnd w:id="127"/>
-    <w:bookmarkStart w:id="128" w:name="ref-gracia2016wave"/>
+    <w:bookmarkEnd w:id="130"/>
+    <w:bookmarkStart w:id="131" w:name="ref-gracia2016wave"/>
     <w:p>
       <w:pPr>
         <w:pStyle w:val="Bibliography"/>
@@ -25380,8 +25570,8 @@
         <w:t xml:space="preserve">.</w:t>
       </w:r>
     </w:p>
-    <w:bookmarkEnd w:id="128"/>
-    <w:bookmarkStart w:id="129" w:name="ref-graves2013speech"/>
+    <w:bookmarkEnd w:id="131"/>
+    <w:bookmarkStart w:id="132" w:name="ref-graves2013speech"/>
     <w:p>
       <w:pPr>
         <w:pStyle w:val="Bibliography"/>
@@ -25402,8 +25592,8 @@
         <w:t xml:space="preserve">, 6645–9. IEEE.</w:t>
       </w:r>
     </w:p>
-    <w:bookmarkEnd w:id="129"/>
-    <w:bookmarkStart w:id="130" w:name="ref-gregor2016towards"/>
+    <w:bookmarkEnd w:id="132"/>
+    <w:bookmarkStart w:id="133" w:name="ref-gregor2016towards"/>
     <w:p>
       <w:pPr>
         <w:pStyle w:val="Bibliography"/>
@@ -25424,8 +25614,8 @@
         <w:t xml:space="preserve">, 3549–57.</w:t>
       </w:r>
     </w:p>
-    <w:bookmarkEnd w:id="130"/>
-    <w:bookmarkStart w:id="131" w:name="ref-grinstein2017audio"/>
+    <w:bookmarkEnd w:id="133"/>
+    <w:bookmarkStart w:id="134" w:name="ref-grinstein2017audio"/>
     <w:p>
       <w:pPr>
         <w:pStyle w:val="Bibliography"/>
@@ -25446,8 +25636,8 @@
         <w:t xml:space="preserve">.</w:t>
       </w:r>
     </w:p>
-    <w:bookmarkEnd w:id="131"/>
-    <w:bookmarkStart w:id="132" w:name="ref-hagan1996neural"/>
+    <w:bookmarkEnd w:id="134"/>
+    <w:bookmarkStart w:id="135" w:name="ref-hagan1996neural"/>
     <w:p>
       <w:pPr>
         <w:pStyle w:val="Bibliography"/>
@@ -25468,8 +25658,8 @@
         <w:t xml:space="preserve">. Vol. 20. Pws Pub. Boston.</w:t>
       </w:r>
     </w:p>
-    <w:bookmarkEnd w:id="132"/>
-    <w:bookmarkStart w:id="133" w:name="ref-he2015multimodal"/>
+    <w:bookmarkEnd w:id="135"/>
+    <w:bookmarkStart w:id="136" w:name="ref-he2015multimodal"/>
     <w:p>
       <w:pPr>
         <w:pStyle w:val="Bibliography"/>
@@ -25490,8 +25680,8 @@
         <w:t xml:space="preserve">, 73–80. ACM.</w:t>
       </w:r>
     </w:p>
-    <w:bookmarkEnd w:id="133"/>
-    <w:bookmarkStart w:id="134" w:name="ref-hinton2012deep"/>
+    <w:bookmarkEnd w:id="136"/>
+    <w:bookmarkStart w:id="137" w:name="ref-hinton2012deep"/>
     <w:p>
       <w:pPr>
         <w:pStyle w:val="Bibliography"/>
@@ -25515,8 +25705,8 @@
         <w:t xml:space="preserve">29 (6). IEEE: 82–97.</w:t>
       </w:r>
     </w:p>
-    <w:bookmarkEnd w:id="134"/>
-    <w:bookmarkStart w:id="135" w:name="ref-hornik91"/>
+    <w:bookmarkEnd w:id="137"/>
+    <w:bookmarkStart w:id="138" w:name="ref-hornik91"/>
     <w:p>
       <w:pPr>
         <w:pStyle w:val="Bibliography"/>
@@ -25540,8 +25730,8 @@
         <w:t xml:space="preserve">4 (2). Elsevier: 251–57.</w:t>
       </w:r>
     </w:p>
-    <w:bookmarkEnd w:id="135"/>
-    <w:bookmarkStart w:id="136" w:name="ref-hornik89"/>
+    <w:bookmarkEnd w:id="138"/>
+    <w:bookmarkStart w:id="139" w:name="ref-hornik89"/>
     <w:p>
       <w:pPr>
         <w:pStyle w:val="Bibliography"/>
@@ -25565,8 +25755,8 @@
         <w:t xml:space="preserve">2 (5). Elsevier: 359–66.</w:t>
       </w:r>
     </w:p>
-    <w:bookmarkEnd w:id="136"/>
-    <w:bookmarkStart w:id="137" w:name="ref-hutchings2017talking"/>
+    <w:bookmarkEnd w:id="139"/>
+    <w:bookmarkStart w:id="140" w:name="ref-hutchings2017talking"/>
     <w:p>
       <w:pPr>
         <w:pStyle w:val="Bibliography"/>
@@ -25587,8 +25777,8 @@
         <w:t xml:space="preserve">.</w:t>
       </w:r>
     </w:p>
-    <w:bookmarkEnd w:id="137"/>
-    <w:bookmarkStart w:id="138" w:name="ref-hwangimage"/>
+    <w:bookmarkEnd w:id="140"/>
+    <w:bookmarkStart w:id="141" w:name="ref-hwangimage"/>
     <w:p>
       <w:pPr>
         <w:pStyle w:val="Bibliography"/>
@@ -25597,8 +25787,8 @@
         <w:t xml:space="preserve">Hwang, Jeff, and You Zhou. 2016. “Image Colorization with Deep Convolutional Neural Networks.”</w:t>
       </w:r>
     </w:p>
-    <w:bookmarkEnd w:id="138"/>
-    <w:bookmarkStart w:id="139" w:name="ref-iizuka2016let"/>
+    <w:bookmarkEnd w:id="141"/>
+    <w:bookmarkStart w:id="142" w:name="ref-iizuka2016let"/>
     <w:p>
       <w:pPr>
         <w:pStyle w:val="Bibliography"/>
@@ -25622,8 +25812,8 @@
         <w:t xml:space="preserve">35 (4). ACM: 110.</w:t>
       </w:r>
     </w:p>
-    <w:bookmarkEnd w:id="139"/>
-    <w:bookmarkStart w:id="140" w:name="ref-isola2016image"/>
+    <w:bookmarkEnd w:id="142"/>
+    <w:bookmarkStart w:id="143" w:name="ref-isola2016image"/>
     <w:p>
       <w:pPr>
         <w:pStyle w:val="Bibliography"/>
@@ -25644,8 +25834,8 @@
         <w:t xml:space="preserve">.</w:t>
       </w:r>
     </w:p>
-    <w:bookmarkEnd w:id="140"/>
-    <w:bookmarkStart w:id="141" w:name="ref-jiang1999image"/>
+    <w:bookmarkEnd w:id="143"/>
+    <w:bookmarkStart w:id="144" w:name="ref-jiang1999image"/>
     <w:p>
       <w:pPr>
         <w:pStyle w:val="Bibliography"/>
@@ -25669,8 +25859,8 @@
         <w:t xml:space="preserve">14 (9). Elsevier: 737–60.</w:t>
       </w:r>
     </w:p>
-    <w:bookmarkEnd w:id="141"/>
-    <w:bookmarkStart w:id="142" w:name="ref-johnston2017improved"/>
+    <w:bookmarkEnd w:id="144"/>
+    <w:bookmarkStart w:id="145" w:name="ref-johnston2017improved"/>
     <w:p>
       <w:pPr>
         <w:pStyle w:val="Bibliography"/>
@@ -25691,8 +25881,8 @@
         <w:t xml:space="preserve">.</w:t>
       </w:r>
     </w:p>
-    <w:bookmarkEnd w:id="142"/>
-    <w:bookmarkStart w:id="143" w:name="ref-karjalainen2004digital"/>
+    <w:bookmarkEnd w:id="145"/>
+    <w:bookmarkStart w:id="146" w:name="ref-karjalainen2004digital"/>
     <w:p>
       <w:pPr>
         <w:pStyle w:val="Bibliography"/>
@@ -25716,8 +25906,8 @@
         <w:t xml:space="preserve">2004. Hindawi Publishing Corp.: 978–89.</w:t>
       </w:r>
     </w:p>
-    <w:bookmarkEnd w:id="143"/>
-    <w:bookmarkStart w:id="144" w:name="ref-karpathy2014large"/>
+    <w:bookmarkEnd w:id="146"/>
+    <w:bookmarkStart w:id="147" w:name="ref-karpathy2014large"/>
     <w:p>
       <w:pPr>
         <w:pStyle w:val="Bibliography"/>
@@ -25738,8 +25928,8 @@
         <w:t xml:space="preserve">, 1725–32.</w:t>
       </w:r>
     </w:p>
-    <w:bookmarkEnd w:id="144"/>
-    <w:bookmarkStart w:id="145" w:name="ref-khorrami2016deep"/>
+    <w:bookmarkEnd w:id="147"/>
+    <w:bookmarkStart w:id="148" w:name="ref-khorrami2016deep"/>
     <w:p>
       <w:pPr>
         <w:pStyle w:val="Bibliography"/>
@@ -25760,8 +25950,8 @@
         <w:t xml:space="preserve">, 619–23. IEEE.</w:t>
       </w:r>
     </w:p>
-    <w:bookmarkEnd w:id="145"/>
-    <w:bookmarkStart w:id="146" w:name="ref-kulkarni2015deep"/>
+    <w:bookmarkEnd w:id="148"/>
+    <w:bookmarkStart w:id="149" w:name="ref-kulkarni2015deep"/>
     <w:p>
       <w:pPr>
         <w:pStyle w:val="Bibliography"/>
@@ -25782,8 +25972,8 @@
         <w:t xml:space="preserve">, 2539–47.</w:t>
       </w:r>
     </w:p>
-    <w:bookmarkEnd w:id="146"/>
-    <w:bookmarkStart w:id="147" w:name="ref-larsson2016learning"/>
+    <w:bookmarkEnd w:id="149"/>
+    <w:bookmarkStart w:id="150" w:name="ref-larsson2016learning"/>
     <w:p>
       <w:pPr>
         <w:pStyle w:val="Bibliography"/>
@@ -25804,8 +25994,8 @@
         <w:t xml:space="preserve">, 577–93. Springer.</w:t>
       </w:r>
     </w:p>
-    <w:bookmarkEnd w:id="147"/>
-    <w:bookmarkStart w:id="148" w:name="ref-lecun1998gradient"/>
+    <w:bookmarkEnd w:id="150"/>
+    <w:bookmarkStart w:id="151" w:name="ref-lecun1998gradient"/>
     <w:p>
       <w:pPr>
         <w:pStyle w:val="Bibliography"/>
@@ -25829,8 +26019,8 @@
         <w:t xml:space="preserve">86 (11). IEEE: 2278–2324.</w:t>
       </w:r>
     </w:p>
-    <w:bookmarkEnd w:id="148"/>
-    <w:bookmarkStart w:id="149" w:name="ref-leshno93"/>
+    <w:bookmarkEnd w:id="151"/>
+    <w:bookmarkStart w:id="152" w:name="ref-leshno93"/>
     <w:p>
       <w:pPr>
         <w:pStyle w:val="Bibliography"/>
@@ -25854,8 +26044,8 @@
         <w:t xml:space="preserve">6 (6). Elsevier: 861–67.</w:t>
       </w:r>
     </w:p>
-    <w:bookmarkEnd w:id="149"/>
-    <w:bookmarkStart w:id="150" w:name="ref-lyons2011understanding"/>
+    <w:bookmarkEnd w:id="152"/>
+    <w:bookmarkStart w:id="153" w:name="ref-lyons2011understanding"/>
     <w:p>
       <w:pPr>
         <w:pStyle w:val="Bibliography"/>
@@ -25876,8 +26066,8 @@
         <w:t xml:space="preserve">. Pearson Education India.</w:t>
       </w:r>
     </w:p>
-    <w:bookmarkEnd w:id="150"/>
-    <w:bookmarkStart w:id="151" w:name="ref-maas2013rectifier"/>
+    <w:bookmarkEnd w:id="153"/>
+    <w:bookmarkStart w:id="154" w:name="ref-maas2013rectifier"/>
     <w:p>
       <w:pPr>
         <w:pStyle w:val="Bibliography"/>
@@ -25898,8 +26088,8 @@
         <w:t xml:space="preserve">. Vol. 30. 1.</w:t>
       </w:r>
     </w:p>
-    <w:bookmarkEnd w:id="151"/>
-    <w:bookmarkStart w:id="152" w:name="ref-mcculloch1943logical"/>
+    <w:bookmarkEnd w:id="154"/>
+    <w:bookmarkStart w:id="155" w:name="ref-mcculloch1943logical"/>
     <w:p>
       <w:pPr>
         <w:pStyle w:val="Bibliography"/>
@@ -25923,8 +26113,8 @@
         <w:t xml:space="preserve">5 (4). Springer: 115–33.</w:t>
       </w:r>
     </w:p>
-    <w:bookmarkEnd w:id="152"/>
-    <w:bookmarkStart w:id="153" w:name="ref-minski1969perceptrons"/>
+    <w:bookmarkEnd w:id="155"/>
+    <w:bookmarkStart w:id="156" w:name="ref-minski1969perceptrons"/>
     <w:p>
       <w:pPr>
         <w:pStyle w:val="Bibliography"/>
@@ -25945,8 +26135,8 @@
         <w:t xml:space="preserve">.</w:t>
       </w:r>
     </w:p>
-    <w:bookmarkEnd w:id="153"/>
-    <w:bookmarkStart w:id="154" w:name="ref-mital2017time"/>
+    <w:bookmarkEnd w:id="156"/>
+    <w:bookmarkStart w:id="157" w:name="ref-mital2017time"/>
     <w:p>
       <w:pPr>
         <w:pStyle w:val="Bibliography"/>
@@ -25967,8 +26157,8 @@
         <w:t xml:space="preserve">.</w:t>
       </w:r>
     </w:p>
-    <w:bookmarkEnd w:id="154"/>
-    <w:bookmarkStart w:id="155" w:name="ref-mizutani2000derivation"/>
+    <w:bookmarkEnd w:id="157"/>
+    <w:bookmarkStart w:id="158" w:name="ref-mizutani2000derivation"/>
     <w:p>
       <w:pPr>
         <w:pStyle w:val="Bibliography"/>
@@ -25989,8 +26179,8 @@
         <w:t xml:space="preserve">, 2:167–72. IEEE.</w:t>
       </w:r>
     </w:p>
-    <w:bookmarkEnd w:id="155"/>
-    <w:bookmarkStart w:id="156" w:name="ref-oord2016pixel"/>
+    <w:bookmarkEnd w:id="158"/>
+    <w:bookmarkStart w:id="159" w:name="ref-oord2016pixel"/>
     <w:p>
       <w:pPr>
         <w:pStyle w:val="Bibliography"/>
@@ -26011,8 +26201,8 @@
         <w:t xml:space="preserve">.</w:t>
       </w:r>
     </w:p>
-    <w:bookmarkEnd w:id="156"/>
-    <w:bookmarkStart w:id="157" w:name="ref-van2016conditional"/>
+    <w:bookmarkEnd w:id="159"/>
+    <w:bookmarkStart w:id="160" w:name="ref-van2016conditional"/>
     <w:p>
       <w:pPr>
         <w:pStyle w:val="Bibliography"/>
@@ -26033,8 +26223,8 @@
         <w:t xml:space="preserve">, 4790–8.</w:t>
       </w:r>
     </w:p>
-    <w:bookmarkEnd w:id="157"/>
-    <w:bookmarkStart w:id="158" w:name="ref-pang2017convolution"/>
+    <w:bookmarkEnd w:id="160"/>
+    <w:bookmarkStart w:id="161" w:name="ref-pang2017convolution"/>
     <w:p>
       <w:pPr>
         <w:pStyle w:val="Bibliography"/>
@@ -26055,8 +26245,8 @@
         <w:t xml:space="preserve">. IEEE.</w:t>
       </w:r>
     </w:p>
-    <w:bookmarkEnd w:id="158"/>
-    <w:bookmarkStart w:id="159" w:name="ref-parker1985learning"/>
+    <w:bookmarkEnd w:id="161"/>
+    <w:bookmarkStart w:id="162" w:name="ref-parker1985learning"/>
     <w:p>
       <w:pPr>
         <w:pStyle w:val="Bibliography"/>
@@ -26065,8 +26255,8 @@
         <w:t xml:space="preserve">Parker, David B. 1985. “Learning Logic.”</w:t>
       </w:r>
     </w:p>
-    <w:bookmarkEnd w:id="159"/>
-    <w:bookmarkStart w:id="160" w:name="ref-pfalz2018generating"/>
+    <w:bookmarkEnd w:id="162"/>
+    <w:bookmarkStart w:id="163" w:name="ref-pfalz2018generating"/>
     <w:p>
       <w:pPr>
         <w:pStyle w:val="Bibliography"/>
@@ -26075,8 +26265,8 @@
         <w:t xml:space="preserve">Pfalz, Andrew. 2018. “Generating Audio Using Recurrent Neural Networks.”</w:t>
       </w:r>
     </w:p>
-    <w:bookmarkEnd w:id="160"/>
-    <w:bookmarkStart w:id="161" w:name="ref-rehman2014image"/>
+    <w:bookmarkEnd w:id="163"/>
+    <w:bookmarkStart w:id="164" w:name="ref-rehman2014image"/>
     <w:p>
       <w:pPr>
         <w:pStyle w:val="Bibliography"/>
@@ -26100,8 +26290,8 @@
         <w:t xml:space="preserve">7 (4). Maxwell Science Publishing: 656–72.</w:t>
       </w:r>
     </w:p>
-    <w:bookmarkEnd w:id="161"/>
-    <w:bookmarkStart w:id="162" w:name="ref-reiffenstein2006codification"/>
+    <w:bookmarkEnd w:id="164"/>
+    <w:bookmarkStart w:id="165" w:name="ref-reiffenstein2006codification"/>
     <w:p>
       <w:pPr>
         <w:pStyle w:val="Bibliography"/>
@@ -26125,8 +26315,8 @@
         <w:t xml:space="preserve">50 (3). Wiley Online Library: 298–318.</w:t>
       </w:r>
     </w:p>
-    <w:bookmarkEnd w:id="162"/>
-    <w:bookmarkStart w:id="163" w:name="ref-rigaud2013parametric"/>
+    <w:bookmarkEnd w:id="165"/>
+    <w:bookmarkStart w:id="166" w:name="ref-rigaud2013parametric"/>
     <w:p>
       <w:pPr>
         <w:pStyle w:val="Bibliography"/>
@@ -26150,8 +26340,8 @@
         <w:t xml:space="preserve">133 (5). ASA: 3107–18.</w:t>
       </w:r>
     </w:p>
-    <w:bookmarkEnd w:id="163"/>
-    <w:bookmarkStart w:id="164" w:name="ref-Rosenblatt57"/>
+    <w:bookmarkEnd w:id="166"/>
+    <w:bookmarkStart w:id="167" w:name="ref-Rosenblatt57"/>
     <w:p>
       <w:pPr>
         <w:pStyle w:val="Bibliography"/>
@@ -26172,8 +26362,8 @@
         <w:t xml:space="preserve">. Cornell Aeronautical Laboratory.</w:t>
       </w:r>
     </w:p>
-    <w:bookmarkEnd w:id="164"/>
-    <w:bookmarkStart w:id="165" w:name="ref-rosenblatt1958perceptron"/>
+    <w:bookmarkEnd w:id="167"/>
+    <w:bookmarkStart w:id="168" w:name="ref-rosenblatt1958perceptron"/>
     <w:p>
       <w:pPr>
         <w:pStyle w:val="Bibliography"/>
@@ -26197,8 +26387,8 @@
         <w:t xml:space="preserve">65 (6). American Psychological Association: 386.</w:t>
       </w:r>
     </w:p>
-    <w:bookmarkEnd w:id="165"/>
-    <w:bookmarkStart w:id="166" w:name="ref-rumelhart1985learning"/>
+    <w:bookmarkEnd w:id="168"/>
+    <w:bookmarkStart w:id="169" w:name="ref-rumelhart1985learning"/>
     <w:p>
       <w:pPr>
         <w:pStyle w:val="Bibliography"/>
@@ -26207,8 +26397,8 @@
         <w:t xml:space="preserve">Rumelhart, David E, Geoffrey E Hinton, and Ronald J Williams. 1985. “Learning Internal Representations by Error Propagation.” California Univ San Diego La Jolla Inst for Cognitive Science.</w:t>
       </w:r>
     </w:p>
-    <w:bookmarkEnd w:id="166"/>
-    <w:bookmarkStart w:id="167" w:name="ref-sainath2015deep"/>
+    <w:bookmarkEnd w:id="169"/>
+    <w:bookmarkStart w:id="170" w:name="ref-sainath2015deep"/>
     <w:p>
       <w:pPr>
         <w:pStyle w:val="Bibliography"/>
@@ -26232,8 +26422,8 @@
         <w:t xml:space="preserve">64. Elsevier: 39–48.</w:t>
       </w:r>
     </w:p>
-    <w:bookmarkEnd w:id="167"/>
-    <w:bookmarkStart w:id="168" w:name="ref-sak2015fast"/>
+    <w:bookmarkEnd w:id="170"/>
+    <w:bookmarkStart w:id="171" w:name="ref-sak2015fast"/>
     <w:p>
       <w:pPr>
         <w:pStyle w:val="Bibliography"/>
@@ -26254,8 +26444,8 @@
         <w:t xml:space="preserve">.</w:t>
       </w:r>
     </w:p>
-    <w:bookmarkEnd w:id="168"/>
-    <w:bookmarkStart w:id="169" w:name="ref-salsa2016partial"/>
+    <w:bookmarkEnd w:id="171"/>
+    <w:bookmarkStart w:id="172" w:name="ref-salsa2016partial"/>
     <w:p>
       <w:pPr>
         <w:pStyle w:val="Bibliography"/>
@@ -26276,8 +26466,8 @@
         <w:t xml:space="preserve">. Vol. 99. Springer.</w:t>
       </w:r>
     </w:p>
-    <w:bookmarkEnd w:id="169"/>
-    <w:bookmarkStart w:id="170" w:name="ref-sangkloy2016scribbler"/>
+    <w:bookmarkEnd w:id="172"/>
+    <w:bookmarkStart w:id="173" w:name="ref-sangkloy2016scribbler"/>
     <w:p>
       <w:pPr>
         <w:pStyle w:val="Bibliography"/>
@@ -26298,8 +26488,8 @@
         <w:t xml:space="preserve">.</w:t>
       </w:r>
     </w:p>
-    <w:bookmarkEnd w:id="170"/>
-    <w:bookmarkStart w:id="171" w:name="ref-santurkar2017generative"/>
+    <w:bookmarkEnd w:id="173"/>
+    <w:bookmarkStart w:id="174" w:name="ref-santurkar2017generative"/>
     <w:p>
       <w:pPr>
         <w:pStyle w:val="Bibliography"/>
@@ -26320,8 +26510,8 @@
         <w:t xml:space="preserve">.</w:t>
       </w:r>
     </w:p>
-    <w:bookmarkEnd w:id="171"/>
-    <w:bookmarkStart w:id="172" w:name="ref-sarroff2014musical"/>
+    <w:bookmarkEnd w:id="174"/>
+    <w:bookmarkStart w:id="175" w:name="ref-sarroff2014musical"/>
     <w:p>
       <w:pPr>
         <w:pStyle w:val="Bibliography"/>
@@ -26342,8 +26532,8 @@
         <w:t xml:space="preserve">.</w:t>
       </w:r>
     </w:p>
-    <w:bookmarkEnd w:id="172"/>
-    <w:bookmarkStart w:id="173" w:name="ref-serra2007state"/>
+    <w:bookmarkEnd w:id="175"/>
+    <w:bookmarkStart w:id="176" w:name="ref-serra2007state"/>
     <w:p>
       <w:pPr>
         <w:pStyle w:val="Bibliography"/>
@@ -26364,8 +26554,8 @@
         <w:t xml:space="preserve">, 9–12. IEEE.</w:t>
       </w:r>
     </w:p>
-    <w:bookmarkEnd w:id="173"/>
-    <w:bookmarkStart w:id="174" w:name="ref-sigtia2016end"/>
+    <w:bookmarkEnd w:id="176"/>
+    <w:bookmarkStart w:id="177" w:name="ref-sigtia2016end"/>
     <w:p>
       <w:pPr>
         <w:pStyle w:val="Bibliography"/>
@@ -26389,8 +26579,8 @@
         <w:t xml:space="preserve">24 (5). IEEE Press: 927–39.</w:t>
       </w:r>
     </w:p>
-    <w:bookmarkEnd w:id="174"/>
-    <w:bookmarkStart w:id="175" w:name="ref-smith2006basic"/>
+    <w:bookmarkEnd w:id="177"/>
+    <w:bookmarkStart w:id="178" w:name="ref-smith2006basic"/>
     <w:p>
       <w:pPr>
         <w:pStyle w:val="Bibliography"/>
@@ -26411,8 +26601,8 @@
         <w:t xml:space="preserve">.</w:t>
       </w:r>
     </w:p>
-    <w:bookmarkEnd w:id="175"/>
-    <w:bookmarkStart w:id="176" w:name="ref-smith1992physical"/>
+    <w:bookmarkEnd w:id="178"/>
+    <w:bookmarkStart w:id="179" w:name="ref-smith1992physical"/>
     <w:p>
       <w:pPr>
         <w:pStyle w:val="Bibliography"/>
@@ -26436,8 +26626,8 @@
         <w:t xml:space="preserve">16 (4). JSTOR: 74–91.</w:t>
       </w:r>
     </w:p>
-    <w:bookmarkEnd w:id="176"/>
-    <w:bookmarkStart w:id="177" w:name="ref-socher2014recursive"/>
+    <w:bookmarkEnd w:id="179"/>
+    <w:bookmarkStart w:id="180" w:name="ref-socher2014recursive"/>
     <w:p>
       <w:pPr>
         <w:pStyle w:val="Bibliography"/>
@@ -26446,8 +26636,8 @@
         <w:t xml:space="preserve">Socher, Richard. 2014. “Recursive Deep Learning for Natural Language Processing and Computer Vision.” Citeseer.</w:t>
       </w:r>
     </w:p>
-    <w:bookmarkEnd w:id="177"/>
-    <w:bookmarkStart w:id="178" w:name="ref-southall2016automatic"/>
+    <w:bookmarkEnd w:id="180"/>
+    <w:bookmarkStart w:id="181" w:name="ref-southall2016automatic"/>
     <w:p>
       <w:pPr>
         <w:pStyle w:val="Bibliography"/>
@@ -26468,8 +26658,8 @@
         <w:t xml:space="preserve">, 591–97.</w:t>
       </w:r>
     </w:p>
-    <w:bookmarkEnd w:id="178"/>
-    <w:bookmarkStart w:id="179" w:name="ref-stanley2007compositional"/>
+    <w:bookmarkEnd w:id="181"/>
+    <w:bookmarkStart w:id="182" w:name="ref-stanley2007compositional"/>
     <w:p>
       <w:pPr>
         <w:pStyle w:val="Bibliography"/>
@@ -26493,8 +26683,8 @@
         <w:t xml:space="preserve">8 (2). Springer: 131–62.</w:t>
       </w:r>
     </w:p>
-    <w:bookmarkEnd w:id="179"/>
-    <w:bookmarkStart w:id="180" w:name="ref-staudt2016development"/>
+    <w:bookmarkEnd w:id="182"/>
+    <w:bookmarkStart w:id="183" w:name="ref-staudt2016development"/>
     <w:p>
       <w:pPr>
         <w:pStyle w:val="Bibliography"/>
@@ -26503,8 +26693,8 @@
         <w:t xml:space="preserve">Staudt, Pascal. 2016. “Development of a Digital Musical Instrument with Embedded Sound Synthesis.”</w:t>
       </w:r>
     </w:p>
-    <w:bookmarkEnd w:id="180"/>
-    <w:bookmarkStart w:id="181" w:name="ref-theis2015generative"/>
+    <w:bookmarkEnd w:id="183"/>
+    <w:bookmarkStart w:id="184" w:name="ref-theis2015generative"/>
     <w:p>
       <w:pPr>
         <w:pStyle w:val="Bibliography"/>
@@ -26525,8 +26715,8 @@
         <w:t xml:space="preserve">, 1927–35.</w:t>
       </w:r>
     </w:p>
-    <w:bookmarkEnd w:id="181"/>
-    <w:bookmarkStart w:id="182" w:name="ref-theis2017lossy"/>
+    <w:bookmarkEnd w:id="184"/>
+    <w:bookmarkStart w:id="185" w:name="ref-theis2017lossy"/>
     <w:p>
       <w:pPr>
         <w:pStyle w:val="Bibliography"/>
@@ -26547,8 +26737,8 @@
         <w:t xml:space="preserve">.</w:t>
       </w:r>
     </w:p>
-    <w:bookmarkEnd w:id="182"/>
-    <w:bookmarkStart w:id="183" w:name="ref-toderici2015variable"/>
+    <w:bookmarkEnd w:id="185"/>
+    <w:bookmarkStart w:id="186" w:name="ref-toderici2015variable"/>
     <w:p>
       <w:pPr>
         <w:pStyle w:val="Bibliography"/>
@@ -26569,8 +26759,8 @@
         <w:t xml:space="preserve">.</w:t>
       </w:r>
     </w:p>
-    <w:bookmarkEnd w:id="183"/>
-    <w:bookmarkStart w:id="184" w:name="ref-toderici2016full"/>
+    <w:bookmarkEnd w:id="186"/>
+    <w:bookmarkStart w:id="187" w:name="ref-toderici2016full"/>
     <w:p>
       <w:pPr>
         <w:pStyle w:val="Bibliography"/>
@@ -26591,8 +26781,8 @@
         <w:t xml:space="preserve">.</w:t>
       </w:r>
     </w:p>
-    <w:bookmarkEnd w:id="184"/>
-    <w:bookmarkStart w:id="185" w:name="ref-tuohy2006evolved"/>
+    <w:bookmarkEnd w:id="187"/>
+    <w:bookmarkStart w:id="188" w:name="ref-tuohy2006evolved"/>
     <w:p>
       <w:pPr>
         <w:pStyle w:val="Bibliography"/>
@@ -26613,8 +26803,8 @@
         <w:t xml:space="preserve">.</w:t>
       </w:r>
     </w:p>
-    <w:bookmarkEnd w:id="185"/>
-    <w:bookmarkStart w:id="186" w:name="ref-van2016wavenet"/>
+    <w:bookmarkEnd w:id="188"/>
+    <w:bookmarkStart w:id="189" w:name="ref-van2016wavenet"/>
     <w:p>
       <w:pPr>
         <w:pStyle w:val="Bibliography"/>
@@ -26635,8 +26825,8 @@
         <w:t xml:space="preserve">.</w:t>
       </w:r>
     </w:p>
-    <w:bookmarkEnd w:id="186"/>
-    <w:bookmarkStart w:id="187" w:name="ref-vaughn2000music"/>
+    <w:bookmarkEnd w:id="189"/>
+    <w:bookmarkStart w:id="190" w:name="ref-vaughn2000music"/>
     <w:p>
       <w:pPr>
         <w:pStyle w:val="Bibliography"/>
@@ -26660,8 +26850,8 @@
         <w:t xml:space="preserve">34 (3/4). JSTOR: 149–66.</w:t>
       </w:r>
     </w:p>
-    <w:bookmarkEnd w:id="187"/>
-    <w:bookmarkStart w:id="188" w:name="ref-veit2016residual"/>
+    <w:bookmarkEnd w:id="190"/>
+    <w:bookmarkStart w:id="191" w:name="ref-veit2016residual"/>
     <w:p>
       <w:pPr>
         <w:pStyle w:val="Bibliography"/>
@@ -26682,8 +26872,8 @@
         <w:t xml:space="preserve">, 550–58.</w:t>
       </w:r>
     </w:p>
-    <w:bookmarkEnd w:id="188"/>
-    <w:bookmarkStart w:id="189" w:name="ref-wang2015image"/>
+    <w:bookmarkEnd w:id="191"/>
+    <w:bookmarkStart w:id="192" w:name="ref-wang2015image"/>
     <w:p>
       <w:pPr>
         <w:pStyle w:val="Bibliography"/>
@@ -26707,8 +26897,8 @@
         <w:t xml:space="preserve">13 (1): 137–45.</w:t>
       </w:r>
     </w:p>
-    <w:bookmarkEnd w:id="189"/>
-    <w:bookmarkStart w:id="190" w:name="ref-widrow1960adaptive"/>
+    <w:bookmarkEnd w:id="192"/>
+    <w:bookmarkStart w:id="193" w:name="ref-widrow1960adaptive"/>
     <w:p>
       <w:pPr>
         <w:pStyle w:val="Bibliography"/>
@@ -26717,8 +26907,8 @@
         <w:t xml:space="preserve">Widrow, Bernard, and Marcian E Hoff. 1960. “Adaptive Switching Circuits.” STANFORD UNIV CA STANFORD ELECTRONICS LABS.</w:t>
       </w:r>
     </w:p>
-    <w:bookmarkEnd w:id="190"/>
-    <w:bookmarkStart w:id="191" w:name="ref-widrow199030"/>
+    <w:bookmarkEnd w:id="193"/>
+    <w:bookmarkStart w:id="194" w:name="ref-widrow199030"/>
     <w:p>
       <w:pPr>
         <w:pStyle w:val="Bibliography"/>
@@ -26742,8 +26932,8 @@
         <w:t xml:space="preserve">78 (9). IEEE: 1415–42.</w:t>
       </w:r>
     </w:p>
-    <w:bookmarkEnd w:id="191"/>
-    <w:bookmarkStart w:id="192" w:name="ref-wu2016investigating"/>
+    <w:bookmarkEnd w:id="194"/>
+    <w:bookmarkStart w:id="195" w:name="ref-wu2016investigating"/>
     <w:p>
       <w:pPr>
         <w:pStyle w:val="Bibliography"/>
@@ -26764,8 +26954,8 @@
         <w:t xml:space="preserve">, 5140–4. IEEE.</w:t>
       </w:r>
     </w:p>
-    <w:bookmarkEnd w:id="192"/>
-    <w:bookmarkStart w:id="193" w:name="ref-xu2015ccg"/>
+    <w:bookmarkEnd w:id="195"/>
+    <w:bookmarkStart w:id="196" w:name="ref-xu2015ccg"/>
     <w:p>
       <w:pPr>
         <w:pStyle w:val="Bibliography"/>
@@ -26786,8 +26976,8 @@
         <w:t xml:space="preserve">, 250–55.</w:t>
       </w:r>
     </w:p>
-    <w:bookmarkEnd w:id="193"/>
-    <w:bookmarkStart w:id="194" w:name="ref-yadav2015introduction"/>
+    <w:bookmarkEnd w:id="196"/>
+    <w:bookmarkStart w:id="197" w:name="ref-yadav2015introduction"/>
     <w:p>
       <w:pPr>
         <w:pStyle w:val="Bibliography"/>
@@ -26808,8 +26998,8 @@
         <w:t xml:space="preserve">. Springer.</w:t>
       </w:r>
     </w:p>
-    <w:bookmarkEnd w:id="194"/>
-    <w:bookmarkStart w:id="196" w:name="ref-Yang2017"/>
+    <w:bookmarkEnd w:id="197"/>
+    <w:bookmarkStart w:id="199" w:name="ref-Yang2017"/>
     <w:p>
       <w:pPr>
         <w:pStyle w:val="Bibliography"/>
@@ -26820,7 +27010,7 @@
       <w:r>
         <w:t xml:space="preserve"> </w:t>
       </w:r>
-      <w:hyperlink r:id="rId195">
+      <w:hyperlink r:id="rId198">
         <w:r>
           <w:rPr>
             <w:rStyle w:val="Hyperlink"/>
@@ -26832,8 +27022,8 @@
         <w:t xml:space="preserve">.</w:t>
       </w:r>
     </w:p>
-    <w:bookmarkEnd w:id="196"/>
-    <w:bookmarkStart w:id="197" w:name="ref-zen2015unidirectional"/>
+    <w:bookmarkEnd w:id="199"/>
+    <w:bookmarkStart w:id="200" w:name="ref-zen2015unidirectional"/>
     <w:p>
       <w:pPr>
         <w:pStyle w:val="Bibliography"/>
@@ -26854,8 +27044,8 @@
         <w:t xml:space="preserve">, 4470–4. IEEE.</w:t>
       </w:r>
     </w:p>
-    <w:bookmarkEnd w:id="197"/>
-    <w:bookmarkStart w:id="198" w:name="ref-zhang2016colorful"/>
+    <w:bookmarkEnd w:id="200"/>
+    <w:bookmarkStart w:id="201" w:name="ref-zhang2016colorful"/>
     <w:p>
       <w:pPr>
         <w:pStyle w:val="Bibliography"/>
@@ -26876,8 +27066,8 @@
         <w:t xml:space="preserve">, 649–66. Springer.</w:t>
       </w:r>
     </w:p>
-    <w:bookmarkEnd w:id="198"/>
-    <w:bookmarkStart w:id="199" w:name="ref-zhang2017towards"/>
+    <w:bookmarkEnd w:id="201"/>
+    <w:bookmarkStart w:id="202" w:name="ref-zhang2017towards"/>
     <w:p>
       <w:pPr>
         <w:pStyle w:val="Bibliography"/>
@@ -26898,8 +27088,8 @@
         <w:t xml:space="preserve">.</w:t>
       </w:r>
     </w:p>
-    <w:bookmarkEnd w:id="199"/>
-    <w:bookmarkStart w:id="200" w:name="ref-zhang2017very"/>
+    <w:bookmarkEnd w:id="202"/>
+    <w:bookmarkStart w:id="203" w:name="ref-zhang2017very"/>
     <w:p>
       <w:pPr>
         <w:pStyle w:val="Bibliography"/>
@@ -26920,8 +27110,8 @@
         <w:t xml:space="preserve">, 4845–9. IEEE.</w:t>
       </w:r>
     </w:p>
-    <w:bookmarkEnd w:id="200"/>
-    <w:bookmarkStart w:id="201" w:name="ref-zhu2016generative"/>
+    <w:bookmarkEnd w:id="203"/>
+    <w:bookmarkStart w:id="204" w:name="ref-zhu2016generative"/>
     <w:p>
       <w:pPr>
         <w:pStyle w:val="Bibliography"/>
@@ -26942,8 +27132,8 @@
         <w:t xml:space="preserve">, 597–613. Springer.</w:t>
       </w:r>
     </w:p>
-    <w:bookmarkEnd w:id="201"/>
-    <w:bookmarkStart w:id="202" w:name="ref-zweig2017advances"/>
+    <w:bookmarkEnd w:id="204"/>
+    <w:bookmarkStart w:id="205" w:name="ref-zweig2017advances"/>
     <w:p>
       <w:pPr>
         <w:pStyle w:val="Bibliography"/>
@@ -26964,8 +27154,8 @@
         <w:t xml:space="preserve">, 4805–9. IEEE.</w:t>
       </w:r>
     </w:p>
-    <w:bookmarkEnd w:id="202"/>
-    <w:bookmarkEnd w:id="203"/>
+    <w:bookmarkEnd w:id="205"/>
+    <w:bookmarkEnd w:id="206"/>
     <w:sectPr>
       <w:pgSz w:w="12240" w:h="15840"/>
       <w:pgMar w:top="1440" w:right="1440" w:bottom="1440" w:left="1440" w:header="720" w:footer="720" w:gutter="0"/>

--- a/Dissert.docx
+++ b/Dissert.docx
@@ -20491,7 +20491,19 @@
         <w:pStyle w:val="FirstParagraph"/>
       </w:pPr>
       <w:r>
-        <w:t xml:space="preserve">A performance dos dois, para 2000 steps, é comparada abaixo; também é comparado o impacto da função de ativação softsign, em relação à tanh utilizada até agora.</w:t>
+        <w:t xml:space="preserve">A performance dos dois, para 2000</w:t>
+      </w:r>
+      <w:r>
+        <w:t xml:space="preserve"> </w:t>
+      </w:r>
+      <w:r>
+        <w:rPr>
+          <w:i/>
+        </w:rPr>
+        <w:t xml:space="preserve">steps</w:t>
+      </w:r>
+      <w:r>
+        <w:t xml:space="preserve">, é comparada abaixo; também é comparado o impacto da função de ativação softsign, em relação à tanh utilizada até agora.</w:t>
       </w:r>
     </w:p>
     <w:p>
@@ -25028,7 +25040,22 @@
         <w:pStyle w:val="BodyText"/>
       </w:pPr>
       <w:r>
-        <w:t xml:space="preserve">Além disso, esses modelos prestam-se à incorporação razoavelmente trivial de uma fonte, contínua ou periódica, de excitação, e podem ser utilizados para a simulação de instrumentos de som continuo, como violinos acionados pelo arco (ao contrario do acionamento pizzicato aqui apresentado) e metais, por exemplo; esse não é o caso do modelo aqui proposto, e constitui uma possibilidade de desenvolvimento futuro interessante.</w:t>
+        <w:t xml:space="preserve">Além disso, esses modelos prestam-se à incorporação razoavelmente trivial de uma fonte, contínua ou periódica, de excitação, e podem ser utilizados para a simulação de instrumentos de som continuo, como violinos acionados pelo arco (ao contrario do acionamento</w:t>
+      </w:r>
+      <w:r>
+        <w:t xml:space="preserve"> </w:t>
+      </w:r>
+      <w:r>
+        <w:rPr>
+          <w:i/>
+        </w:rPr>
+        <w:t xml:space="preserve">pizzicato</w:t>
+      </w:r>
+      <w:r>
+        <w:t xml:space="preserve"> </w:t>
+      </w:r>
+      <w:r>
+        <w:t xml:space="preserve">aqui apresentado) e metais, por exemplo; esse não é o caso do modelo aqui proposto, e constitui uma possibilidade de desenvolvimento futuro interessante.</w:t>
       </w:r>
     </w:p>
     <w:p>
@@ -25075,21 +25102,53 @@
       <w:r>
         <w:t xml:space="preserve">O presente trabalho, ao desenvolver uma nova técnica de modelagem sonora, demonstra o potencial do uso de redes neurais à síntese de áudio, provando sobretudo a possibilidade desse uso em tempo real.</w:t>
       </w:r>
+      <w:r>
+        <w:t xml:space="preserve"> </w:t>
+      </w:r>
+      <w:r>
+        <w:t xml:space="preserve">O segundo modelo introduzido apresenta resultados mais verossímeis do que o algoritmo de modelagem acústica em tempo real mais utilizado e eficiente encontrado na literatura, à um custo computacional bastante inferior.</w:t>
+      </w:r>
     </w:p>
     <w:p>
       <w:pPr>
         <w:pStyle w:val="BodyText"/>
       </w:pPr>
       <w:r>
+        <w:t xml:space="preserve">O modelo apresentado, ao ser treinado para a simulação de um piano, demonstra também uma gama de aplicações maior do que o algoritmo digital waveguides, mais aplicável à simulação de instrumentos de corda e sopro TODO:.</w:t>
+      </w:r>
+    </w:p>
+    <w:p>
+      <w:pPr>
+        <w:pStyle w:val="BodyText"/>
+      </w:pPr>
+      <w:r>
         <w:t xml:space="preserve">Fica evidente ainda o potencial sinergético entre os desenvolvimentos na pesquisa sobre a acústica de intrumentos musicais e a utilização de redes neurais para basear modelos destinados à emulação desses instrumentos, ou famílias de instrumentos, específicos.</w:t>
       </w:r>
     </w:p>
     <w:p>
       <w:pPr>
+        <w:pStyle w:val="Heading2"/>
+      </w:pPr>
+      <w:bookmarkStart w:id="110" w:name="desenvolvimentos-futuros"/>
+      <w:r>
+        <w:t xml:space="preserve">Desenvolvimentos Futuros</w:t>
+      </w:r>
+      <w:bookmarkEnd w:id="110"/>
+    </w:p>
+    <w:p>
+      <w:pPr>
+        <w:pStyle w:val="FirstParagraph"/>
+      </w:pPr>
+      <w:r>
+        <w:t xml:space="preserve">As possibilidas desenvolvimentos futuros nesta área de intersecção são inúmeras, haja vista a escassez de investigações semelhantes: Seria interessante, por exemplo, utilizar as saídas de um modelo elaborado a partir do método das diferenças finitas, que pode ser formulado de forma a simular características como rigidez, ressonância e vários termos de perda de um dado sistema acústico, ao custo de uma alta demanda de recursos computacionais, para treinar um modelo baseado em digital waveguides que tenha uma rede neural no ponto onde as perdas e demais cálculos são efetuados.</w:t>
+      </w:r>
+    </w:p>
+    <w:p>
+      <w:pPr>
         <w:pStyle w:val="BodyText"/>
       </w:pPr>
       <w:r>
-        <w:t xml:space="preserve">As possibilidas desenvolvimentos futuros nesta área de intersecção são inúmeras, haja vista a escassez de investigações semelhantes: Seria interessante, por exemplo, utilizar as saídas de um modelo elaborado a partir do método das diferenças finitas, que pode ser formulado de forma a simular características como rigidez, ressonância e vários termos de perda de um dado sistema acústico, ao custo de uma alta demanda de recursos computacionais, para treinar um modelo baseado em digital waveguides que tenha uma rede neural no ponto onde as perdas e demais cálculos são efetuados.</w:t>
+        <w:t xml:space="preserve">Devido ao alto grau de recursividade do algoritmo digital waveguides, o treinamento à partir do resultado final esperado para o modelo é bastante complexo de ser implementado; os outputs de uma simulação baseada em diferenças finitas, no entanto, são plenamente compatíveis para este treinamento, e a inserção de uma rede neural pode levar a um modelo que retenha ao menos parte da acurácia da simulação pelo método de diferenças finitas, com eficiência computacional próxima, ou até superior, à apresentada pelo algoritmo de digital waveguides.</w:t>
       </w:r>
     </w:p>
     <w:p>
@@ -25097,21 +25156,52 @@
         <w:pStyle w:val="BodyText"/>
       </w:pPr>
       <w:r>
-        <w:t xml:space="preserve">Devido ao alto grau de recursividade do algoritmo digital waveguides, o treinamento à partir do resultado final esperado para o modelo é bastante complexo de ser implementado; os outputs de uma simulação baseada em diferenças finitas, no entanto, são plenamente compatíveis para este treinamento, e a inserção de uma rede neural pode levar a um modelo que retenha ao menos parte da acurácia da simulação pelo método de diferenças finitas, com eficiência computacional próxima, ou até superior, à apresentada pelo algoritmo de digital waveguides.</w:t>
+        <w:t xml:space="preserve">Relaxar a simplificação adotada durante o trabalho em relação à decaimentos exponenciais é um outro desenvolvimento futuro com potencial interessante: para algumas categorias de som, como a voz humana por exemplo, o envelope do som apresenta importância maior do que as próprias frequências contidas em relação à características como inteligibilidade TODO:.</w:t>
+      </w:r>
+    </w:p>
+    <w:p>
+      <w:pPr>
+        <w:pStyle w:val="BodyText"/>
+      </w:pPr>
+      <w:r>
+        <w:t xml:space="preserve">Estimar os envelopes com a técnica utilizada no segundo modelo, para mais de dois pontos da onda e utilizar uma rede, possivelmente recorrente, para aprender as características desse envelope para um conjunto de sons de determinado instrumento (possivelmente de excitação continuada), ou mesmo a voz humana, constitui uma interessante direção a ser investigada.</w:t>
+      </w:r>
+    </w:p>
+    <w:p>
+      <w:pPr>
+        <w:pStyle w:val="BodyText"/>
+      </w:pPr>
+      <w:r>
+        <w:t xml:space="preserve">Além disso, uma implementação em uma linguagem de programação mais eficiente, como C ou C++, somada à uma interface visual e compatibilidade com controladores MIDI pode gerar uma linha de produtos comercialmente viável, a ser comercializado em formato standalone e/ou em formato de</w:t>
+      </w:r>
+      <w:r>
+        <w:t xml:space="preserve"> </w:t>
+      </w:r>
+      <w:r>
+        <w:rPr>
+          <w:i/>
+        </w:rPr>
+        <w:t xml:space="preserve">plugin</w:t>
+      </w:r>
+      <w:r>
+        <w:t xml:space="preserve"> </w:t>
+      </w:r>
+      <w:r>
+        <w:t xml:space="preserve">VST (Virtual Studio Technology), em que um módulo inicial pode ser oferecido e bancos adicionais, consistindo de novas arquiteturas e pesos, podem ser criados e comercializdos mediante a demanda dos usuários ou o desenvolvimento da técnica.</w:t>
       </w:r>
     </w:p>
     <w:p>
       <w:pPr>
         <w:pStyle w:val="Heading1"/>
       </w:pPr>
-      <w:bookmarkStart w:id="110" w:name="referências"/>
+      <w:bookmarkStart w:id="111" w:name="referências"/>
       <w:r>
         <w:t xml:space="preserve">Referências</w:t>
       </w:r>
-      <w:bookmarkEnd w:id="110"/>
-    </w:p>
-    <w:bookmarkStart w:id="206" w:name="refs"/>
-    <w:bookmarkStart w:id="111" w:name="ref-balle2016end"/>
+      <w:bookmarkEnd w:id="111"/>
+    </w:p>
+    <w:bookmarkStart w:id="207" w:name="refs"/>
+    <w:bookmarkStart w:id="112" w:name="ref-balle2016end"/>
     <w:p>
       <w:pPr>
         <w:pStyle w:val="Bibliography"/>
@@ -25132,8 +25222,8 @@
         <w:t xml:space="preserve">.</w:t>
       </w:r>
     </w:p>
-    <w:bookmarkEnd w:id="111"/>
-    <w:bookmarkStart w:id="112" w:name="ref-bensa2005computational"/>
+    <w:bookmarkEnd w:id="112"/>
+    <w:bookmarkStart w:id="113" w:name="ref-bensa2005computational"/>
     <w:p>
       <w:pPr>
         <w:pStyle w:val="Bibliography"/>
@@ -25157,8 +25247,8 @@
         <w:t xml:space="preserve">91 (2). S. Hirzel Verlag: 289–98.</w:t>
       </w:r>
     </w:p>
-    <w:bookmarkEnd w:id="112"/>
-    <w:bookmarkStart w:id="113" w:name="ref-bensa2003simulation"/>
+    <w:bookmarkEnd w:id="113"/>
+    <w:bookmarkStart w:id="114" w:name="ref-bensa2003simulation"/>
     <w:p>
       <w:pPr>
         <w:pStyle w:val="Bibliography"/>
@@ -25182,8 +25272,8 @@
         <w:t xml:space="preserve">114 (2). ASA: 1095–1107.</w:t>
       </w:r>
     </w:p>
-    <w:bookmarkEnd w:id="113"/>
-    <w:bookmarkStart w:id="114" w:name="ref-bishop06"/>
+    <w:bookmarkEnd w:id="114"/>
+    <w:bookmarkStart w:id="115" w:name="ref-bishop06"/>
     <w:p>
       <w:pPr>
         <w:pStyle w:val="Bibliography"/>
@@ -25204,8 +25294,8 @@
         <w:t xml:space="preserve">. springer.</w:t>
       </w:r>
     </w:p>
-    <w:bookmarkEnd w:id="114"/>
-    <w:bookmarkStart w:id="115" w:name="ref-boulanger2013high"/>
+    <w:bookmarkEnd w:id="115"/>
+    <w:bookmarkStart w:id="116" w:name="ref-boulanger2013high"/>
     <w:p>
       <w:pPr>
         <w:pStyle w:val="Bibliography"/>
@@ -25226,8 +25316,8 @@
         <w:t xml:space="preserve">, 3178–82. IEEE.</w:t>
       </w:r>
     </w:p>
-    <w:bookmarkEnd w:id="115"/>
-    <w:bookmarkStart w:id="116" w:name="ref-boulanger2014phone"/>
+    <w:bookmarkEnd w:id="116"/>
+    <w:bookmarkStart w:id="117" w:name="ref-boulanger2014phone"/>
     <w:p>
       <w:pPr>
         <w:pStyle w:val="Bibliography"/>
@@ -25248,8 +25338,8 @@
         <w:t xml:space="preserve">, 5417–21. IEEE.</w:t>
       </w:r>
     </w:p>
-    <w:bookmarkEnd w:id="116"/>
-    <w:bookmarkStart w:id="117" w:name="ref-bovermann2016musical"/>
+    <w:bookmarkEnd w:id="117"/>
+    <w:bookmarkStart w:id="118" w:name="ref-bovermann2016musical"/>
     <w:p>
       <w:pPr>
         <w:pStyle w:val="Bibliography"/>
@@ -25270,8 +25360,8 @@
         <w:t xml:space="preserve">. Springer.</w:t>
       </w:r>
     </w:p>
-    <w:bookmarkEnd w:id="117"/>
-    <w:bookmarkStart w:id="118" w:name="ref-bock2012polyphonic"/>
+    <w:bookmarkEnd w:id="118"/>
+    <w:bookmarkStart w:id="119" w:name="ref-bock2012polyphonic"/>
     <w:p>
       <w:pPr>
         <w:pStyle w:val="Bibliography"/>
@@ -25292,8 +25382,8 @@
         <w:t xml:space="preserve">, 121–24. IEEE.</w:t>
       </w:r>
     </w:p>
-    <w:bookmarkEnd w:id="118"/>
-    <w:bookmarkStart w:id="119" w:name="ref-choi2016automatic"/>
+    <w:bookmarkEnd w:id="119"/>
+    <w:bookmarkStart w:id="120" w:name="ref-choi2016automatic"/>
     <w:p>
       <w:pPr>
         <w:pStyle w:val="Bibliography"/>
@@ -25314,8 +25404,8 @@
         <w:t xml:space="preserve">.</w:t>
       </w:r>
     </w:p>
-    <w:bookmarkEnd w:id="119"/>
-    <w:bookmarkStart w:id="120" w:name="ref-choi2017convolutional"/>
+    <w:bookmarkEnd w:id="120"/>
+    <w:bookmarkStart w:id="121" w:name="ref-choi2017convolutional"/>
     <w:p>
       <w:pPr>
         <w:pStyle w:val="Bibliography"/>
@@ -25336,8 +25426,8 @@
         <w:t xml:space="preserve">, 2392–6. IEEE.</w:t>
       </w:r>
     </w:p>
-    <w:bookmarkEnd w:id="120"/>
-    <w:bookmarkStart w:id="121" w:name="ref-costa2017evaluation"/>
+    <w:bookmarkEnd w:id="121"/>
+    <w:bookmarkStart w:id="122" w:name="ref-costa2017evaluation"/>
     <w:p>
       <w:pPr>
         <w:pStyle w:val="Bibliography"/>
@@ -25361,8 +25451,8 @@
         <w:t xml:space="preserve">52. Elsevier: 28–38.</w:t>
       </w:r>
     </w:p>
-    <w:bookmarkEnd w:id="121"/>
-    <w:bookmarkStart w:id="122" w:name="ref-dalgleish2014blurring"/>
+    <w:bookmarkEnd w:id="122"/>
+    <w:bookmarkStart w:id="123" w:name="ref-dalgleish2014blurring"/>
     <w:p>
       <w:pPr>
         <w:pStyle w:val="Bibliography"/>
@@ -25371,8 +25461,8 @@
         <w:t xml:space="preserve">Dalgleish, Mathew, Steve Spencer, and Chris Foster. 2014. “BLURRING the Lines: AN Integrated Compositional Model for Digital Musical Instrument Design.” In. Proceedings of the 9th Conference on Interdisciplinary Musicology. CIM14. Berlin, Germany.</w:t>
       </w:r>
     </w:p>
-    <w:bookmarkEnd w:id="122"/>
-    <w:bookmarkStart w:id="123" w:name="ref-elman1990finding"/>
+    <w:bookmarkEnd w:id="123"/>
+    <w:bookmarkStart w:id="124" w:name="ref-elman1990finding"/>
     <w:p>
       <w:pPr>
         <w:pStyle w:val="Bibliography"/>
@@ -25396,8 +25486,8 @@
         <w:t xml:space="preserve">14 (2). Wiley Online Library: 179–211.</w:t>
       </w:r>
     </w:p>
-    <w:bookmarkEnd w:id="123"/>
-    <w:bookmarkStart w:id="124" w:name="ref-engel2017neural"/>
+    <w:bookmarkEnd w:id="124"/>
+    <w:bookmarkStart w:id="125" w:name="ref-engel2017neural"/>
     <w:p>
       <w:pPr>
         <w:pStyle w:val="Bibliography"/>
@@ -25418,8 +25508,8 @@
         <w:t xml:space="preserve">.</w:t>
       </w:r>
     </w:p>
-    <w:bookmarkEnd w:id="124"/>
-    <w:bookmarkStart w:id="125" w:name="ref-forgeard2008practicing"/>
+    <w:bookmarkEnd w:id="125"/>
+    <w:bookmarkStart w:id="126" w:name="ref-forgeard2008practicing"/>
     <w:p>
       <w:pPr>
         <w:pStyle w:val="Bibliography"/>
@@ -25443,8 +25533,8 @@
         <w:t xml:space="preserve">3 (10). Public Library of Science: e3566.</w:t>
       </w:r>
     </w:p>
-    <w:bookmarkEnd w:id="125"/>
-    <w:bookmarkStart w:id="126" w:name="ref-frans2017outline"/>
+    <w:bookmarkEnd w:id="126"/>
+    <w:bookmarkStart w:id="127" w:name="ref-frans2017outline"/>
     <w:p>
       <w:pPr>
         <w:pStyle w:val="Bibliography"/>
@@ -25465,8 +25555,8 @@
         <w:t xml:space="preserve">.</w:t>
       </w:r>
     </w:p>
-    <w:bookmarkEnd w:id="126"/>
-    <w:bookmarkStart w:id="127" w:name="ref-gatys2016image"/>
+    <w:bookmarkEnd w:id="127"/>
+    <w:bookmarkStart w:id="128" w:name="ref-gatys2016image"/>
     <w:p>
       <w:pPr>
         <w:pStyle w:val="Bibliography"/>
@@ -25487,8 +25577,8 @@
         <w:t xml:space="preserve">, 2414–23.</w:t>
       </w:r>
     </w:p>
-    <w:bookmarkEnd w:id="127"/>
-    <w:bookmarkStart w:id="128" w:name="ref-goldberg2016primer"/>
+    <w:bookmarkEnd w:id="128"/>
+    <w:bookmarkStart w:id="129" w:name="ref-goldberg2016primer"/>
     <w:p>
       <w:pPr>
         <w:pStyle w:val="Bibliography"/>
@@ -25512,8 +25602,8 @@
         <w:t xml:space="preserve">57: 345–420.</w:t>
       </w:r>
     </w:p>
-    <w:bookmarkEnd w:id="128"/>
-    <w:bookmarkStart w:id="130" w:name="ref-cnnmoney"/>
+    <w:bookmarkEnd w:id="129"/>
+    <w:bookmarkStart w:id="131" w:name="ref-cnnmoney"/>
     <w:p>
       <w:pPr>
         <w:pStyle w:val="Bibliography"/>
@@ -25536,7 +25626,7 @@
       <w:r>
         <w:t xml:space="preserve"> </w:t>
       </w:r>
-      <w:hyperlink r:id="rId129">
+      <w:hyperlink r:id="rId130">
         <w:r>
           <w:rPr>
             <w:rStyle w:val="Hyperlink"/>
@@ -25548,8 +25638,8 @@
         <w:t xml:space="preserve">.</w:t>
       </w:r>
     </w:p>
-    <w:bookmarkEnd w:id="130"/>
-    <w:bookmarkStart w:id="131" w:name="ref-gracia2016wave"/>
+    <w:bookmarkEnd w:id="131"/>
+    <w:bookmarkStart w:id="132" w:name="ref-gracia2016wave"/>
     <w:p>
       <w:pPr>
         <w:pStyle w:val="Bibliography"/>
@@ -25570,8 +25660,8 @@
         <w:t xml:space="preserve">.</w:t>
       </w:r>
     </w:p>
-    <w:bookmarkEnd w:id="131"/>
-    <w:bookmarkStart w:id="132" w:name="ref-graves2013speech"/>
+    <w:bookmarkEnd w:id="132"/>
+    <w:bookmarkStart w:id="133" w:name="ref-graves2013speech"/>
     <w:p>
       <w:pPr>
         <w:pStyle w:val="Bibliography"/>
@@ -25592,8 +25682,8 @@
         <w:t xml:space="preserve">, 6645–9. IEEE.</w:t>
       </w:r>
     </w:p>
-    <w:bookmarkEnd w:id="132"/>
-    <w:bookmarkStart w:id="133" w:name="ref-gregor2016towards"/>
+    <w:bookmarkEnd w:id="133"/>
+    <w:bookmarkStart w:id="134" w:name="ref-gregor2016towards"/>
     <w:p>
       <w:pPr>
         <w:pStyle w:val="Bibliography"/>
@@ -25614,8 +25704,8 @@
         <w:t xml:space="preserve">, 3549–57.</w:t>
       </w:r>
     </w:p>
-    <w:bookmarkEnd w:id="133"/>
-    <w:bookmarkStart w:id="134" w:name="ref-grinstein2017audio"/>
+    <w:bookmarkEnd w:id="134"/>
+    <w:bookmarkStart w:id="135" w:name="ref-grinstein2017audio"/>
     <w:p>
       <w:pPr>
         <w:pStyle w:val="Bibliography"/>
@@ -25636,8 +25726,8 @@
         <w:t xml:space="preserve">.</w:t>
       </w:r>
     </w:p>
-    <w:bookmarkEnd w:id="134"/>
-    <w:bookmarkStart w:id="135" w:name="ref-hagan1996neural"/>
+    <w:bookmarkEnd w:id="135"/>
+    <w:bookmarkStart w:id="136" w:name="ref-hagan1996neural"/>
     <w:p>
       <w:pPr>
         <w:pStyle w:val="Bibliography"/>
@@ -25658,8 +25748,8 @@
         <w:t xml:space="preserve">. Vol. 20. Pws Pub. Boston.</w:t>
       </w:r>
     </w:p>
-    <w:bookmarkEnd w:id="135"/>
-    <w:bookmarkStart w:id="136" w:name="ref-he2015multimodal"/>
+    <w:bookmarkEnd w:id="136"/>
+    <w:bookmarkStart w:id="137" w:name="ref-he2015multimodal"/>
     <w:p>
       <w:pPr>
         <w:pStyle w:val="Bibliography"/>
@@ -25680,8 +25770,8 @@
         <w:t xml:space="preserve">, 73–80. ACM.</w:t>
       </w:r>
     </w:p>
-    <w:bookmarkEnd w:id="136"/>
-    <w:bookmarkStart w:id="137" w:name="ref-hinton2012deep"/>
+    <w:bookmarkEnd w:id="137"/>
+    <w:bookmarkStart w:id="138" w:name="ref-hinton2012deep"/>
     <w:p>
       <w:pPr>
         <w:pStyle w:val="Bibliography"/>
@@ -25705,8 +25795,8 @@
         <w:t xml:space="preserve">29 (6). IEEE: 82–97.</w:t>
       </w:r>
     </w:p>
-    <w:bookmarkEnd w:id="137"/>
-    <w:bookmarkStart w:id="138" w:name="ref-hornik91"/>
+    <w:bookmarkEnd w:id="138"/>
+    <w:bookmarkStart w:id="139" w:name="ref-hornik91"/>
     <w:p>
       <w:pPr>
         <w:pStyle w:val="Bibliography"/>
@@ -25730,8 +25820,8 @@
         <w:t xml:space="preserve">4 (2). Elsevier: 251–57.</w:t>
       </w:r>
     </w:p>
-    <w:bookmarkEnd w:id="138"/>
-    <w:bookmarkStart w:id="139" w:name="ref-hornik89"/>
+    <w:bookmarkEnd w:id="139"/>
+    <w:bookmarkStart w:id="140" w:name="ref-hornik89"/>
     <w:p>
       <w:pPr>
         <w:pStyle w:val="Bibliography"/>
@@ -25755,8 +25845,8 @@
         <w:t xml:space="preserve">2 (5). Elsevier: 359–66.</w:t>
       </w:r>
     </w:p>
-    <w:bookmarkEnd w:id="139"/>
-    <w:bookmarkStart w:id="140" w:name="ref-hutchings2017talking"/>
+    <w:bookmarkEnd w:id="140"/>
+    <w:bookmarkStart w:id="141" w:name="ref-hutchings2017talking"/>
     <w:p>
       <w:pPr>
         <w:pStyle w:val="Bibliography"/>
@@ -25777,8 +25867,8 @@
         <w:t xml:space="preserve">.</w:t>
       </w:r>
     </w:p>
-    <w:bookmarkEnd w:id="140"/>
-    <w:bookmarkStart w:id="141" w:name="ref-hwangimage"/>
+    <w:bookmarkEnd w:id="141"/>
+    <w:bookmarkStart w:id="142" w:name="ref-hwangimage"/>
     <w:p>
       <w:pPr>
         <w:pStyle w:val="Bibliography"/>
@@ -25787,8 +25877,8 @@
         <w:t xml:space="preserve">Hwang, Jeff, and You Zhou. 2016. “Image Colorization with Deep Convolutional Neural Networks.”</w:t>
       </w:r>
     </w:p>
-    <w:bookmarkEnd w:id="141"/>
-    <w:bookmarkStart w:id="142" w:name="ref-iizuka2016let"/>
+    <w:bookmarkEnd w:id="142"/>
+    <w:bookmarkStart w:id="143" w:name="ref-iizuka2016let"/>
     <w:p>
       <w:pPr>
         <w:pStyle w:val="Bibliography"/>
@@ -25812,8 +25902,8 @@
         <w:t xml:space="preserve">35 (4). ACM: 110.</w:t>
       </w:r>
     </w:p>
-    <w:bookmarkEnd w:id="142"/>
-    <w:bookmarkStart w:id="143" w:name="ref-isola2016image"/>
+    <w:bookmarkEnd w:id="143"/>
+    <w:bookmarkStart w:id="144" w:name="ref-isola2016image"/>
     <w:p>
       <w:pPr>
         <w:pStyle w:val="Bibliography"/>
@@ -25834,8 +25924,8 @@
         <w:t xml:space="preserve">.</w:t>
       </w:r>
     </w:p>
-    <w:bookmarkEnd w:id="143"/>
-    <w:bookmarkStart w:id="144" w:name="ref-jiang1999image"/>
+    <w:bookmarkEnd w:id="144"/>
+    <w:bookmarkStart w:id="145" w:name="ref-jiang1999image"/>
     <w:p>
       <w:pPr>
         <w:pStyle w:val="Bibliography"/>
@@ -25859,8 +25949,8 @@
         <w:t xml:space="preserve">14 (9). Elsevier: 737–60.</w:t>
       </w:r>
     </w:p>
-    <w:bookmarkEnd w:id="144"/>
-    <w:bookmarkStart w:id="145" w:name="ref-johnston2017improved"/>
+    <w:bookmarkEnd w:id="145"/>
+    <w:bookmarkStart w:id="146" w:name="ref-johnston2017improved"/>
     <w:p>
       <w:pPr>
         <w:pStyle w:val="Bibliography"/>
@@ -25881,8 +25971,8 @@
         <w:t xml:space="preserve">.</w:t>
       </w:r>
     </w:p>
-    <w:bookmarkEnd w:id="145"/>
-    <w:bookmarkStart w:id="146" w:name="ref-karjalainen2004digital"/>
+    <w:bookmarkEnd w:id="146"/>
+    <w:bookmarkStart w:id="147" w:name="ref-karjalainen2004digital"/>
     <w:p>
       <w:pPr>
         <w:pStyle w:val="Bibliography"/>
@@ -25906,8 +25996,8 @@
         <w:t xml:space="preserve">2004. Hindawi Publishing Corp.: 978–89.</w:t>
       </w:r>
     </w:p>
-    <w:bookmarkEnd w:id="146"/>
-    <w:bookmarkStart w:id="147" w:name="ref-karpathy2014large"/>
+    <w:bookmarkEnd w:id="147"/>
+    <w:bookmarkStart w:id="148" w:name="ref-karpathy2014large"/>
     <w:p>
       <w:pPr>
         <w:pStyle w:val="Bibliography"/>
@@ -25928,8 +26018,8 @@
         <w:t xml:space="preserve">, 1725–32.</w:t>
       </w:r>
     </w:p>
-    <w:bookmarkEnd w:id="147"/>
-    <w:bookmarkStart w:id="148" w:name="ref-khorrami2016deep"/>
+    <w:bookmarkEnd w:id="148"/>
+    <w:bookmarkStart w:id="149" w:name="ref-khorrami2016deep"/>
     <w:p>
       <w:pPr>
         <w:pStyle w:val="Bibliography"/>
@@ -25950,8 +26040,8 @@
         <w:t xml:space="preserve">, 619–23. IEEE.</w:t>
       </w:r>
     </w:p>
-    <w:bookmarkEnd w:id="148"/>
-    <w:bookmarkStart w:id="149" w:name="ref-kulkarni2015deep"/>
+    <w:bookmarkEnd w:id="149"/>
+    <w:bookmarkStart w:id="150" w:name="ref-kulkarni2015deep"/>
     <w:p>
       <w:pPr>
         <w:pStyle w:val="Bibliography"/>
@@ -25972,8 +26062,8 @@
         <w:t xml:space="preserve">, 2539–47.</w:t>
       </w:r>
     </w:p>
-    <w:bookmarkEnd w:id="149"/>
-    <w:bookmarkStart w:id="150" w:name="ref-larsson2016learning"/>
+    <w:bookmarkEnd w:id="150"/>
+    <w:bookmarkStart w:id="151" w:name="ref-larsson2016learning"/>
     <w:p>
       <w:pPr>
         <w:pStyle w:val="Bibliography"/>
@@ -25994,8 +26084,8 @@
         <w:t xml:space="preserve">, 577–93. Springer.</w:t>
       </w:r>
     </w:p>
-    <w:bookmarkEnd w:id="150"/>
-    <w:bookmarkStart w:id="151" w:name="ref-lecun1998gradient"/>
+    <w:bookmarkEnd w:id="151"/>
+    <w:bookmarkStart w:id="152" w:name="ref-lecun1998gradient"/>
     <w:p>
       <w:pPr>
         <w:pStyle w:val="Bibliography"/>
@@ -26019,8 +26109,8 @@
         <w:t xml:space="preserve">86 (11). IEEE: 2278–2324.</w:t>
       </w:r>
     </w:p>
-    <w:bookmarkEnd w:id="151"/>
-    <w:bookmarkStart w:id="152" w:name="ref-leshno93"/>
+    <w:bookmarkEnd w:id="152"/>
+    <w:bookmarkStart w:id="153" w:name="ref-leshno93"/>
     <w:p>
       <w:pPr>
         <w:pStyle w:val="Bibliography"/>
@@ -26044,8 +26134,8 @@
         <w:t xml:space="preserve">6 (6). Elsevier: 861–67.</w:t>
       </w:r>
     </w:p>
-    <w:bookmarkEnd w:id="152"/>
-    <w:bookmarkStart w:id="153" w:name="ref-lyons2011understanding"/>
+    <w:bookmarkEnd w:id="153"/>
+    <w:bookmarkStart w:id="154" w:name="ref-lyons2011understanding"/>
     <w:p>
       <w:pPr>
         <w:pStyle w:val="Bibliography"/>
@@ -26066,8 +26156,8 @@
         <w:t xml:space="preserve">. Pearson Education India.</w:t>
       </w:r>
     </w:p>
-    <w:bookmarkEnd w:id="153"/>
-    <w:bookmarkStart w:id="154" w:name="ref-maas2013rectifier"/>
+    <w:bookmarkEnd w:id="154"/>
+    <w:bookmarkStart w:id="155" w:name="ref-maas2013rectifier"/>
     <w:p>
       <w:pPr>
         <w:pStyle w:val="Bibliography"/>
@@ -26088,8 +26178,8 @@
         <w:t xml:space="preserve">. Vol. 30. 1.</w:t>
       </w:r>
     </w:p>
-    <w:bookmarkEnd w:id="154"/>
-    <w:bookmarkStart w:id="155" w:name="ref-mcculloch1943logical"/>
+    <w:bookmarkEnd w:id="155"/>
+    <w:bookmarkStart w:id="156" w:name="ref-mcculloch1943logical"/>
     <w:p>
       <w:pPr>
         <w:pStyle w:val="Bibliography"/>
@@ -26113,8 +26203,8 @@
         <w:t xml:space="preserve">5 (4). Springer: 115–33.</w:t>
       </w:r>
     </w:p>
-    <w:bookmarkEnd w:id="155"/>
-    <w:bookmarkStart w:id="156" w:name="ref-minski1969perceptrons"/>
+    <w:bookmarkEnd w:id="156"/>
+    <w:bookmarkStart w:id="157" w:name="ref-minski1969perceptrons"/>
     <w:p>
       <w:pPr>
         <w:pStyle w:val="Bibliography"/>
@@ -26135,8 +26225,8 @@
         <w:t xml:space="preserve">.</w:t>
       </w:r>
     </w:p>
-    <w:bookmarkEnd w:id="156"/>
-    <w:bookmarkStart w:id="157" w:name="ref-mital2017time"/>
+    <w:bookmarkEnd w:id="157"/>
+    <w:bookmarkStart w:id="158" w:name="ref-mital2017time"/>
     <w:p>
       <w:pPr>
         <w:pStyle w:val="Bibliography"/>
@@ -26157,8 +26247,8 @@
         <w:t xml:space="preserve">.</w:t>
       </w:r>
     </w:p>
-    <w:bookmarkEnd w:id="157"/>
-    <w:bookmarkStart w:id="158" w:name="ref-mizutani2000derivation"/>
+    <w:bookmarkEnd w:id="158"/>
+    <w:bookmarkStart w:id="159" w:name="ref-mizutani2000derivation"/>
     <w:p>
       <w:pPr>
         <w:pStyle w:val="Bibliography"/>
@@ -26179,8 +26269,8 @@
         <w:t xml:space="preserve">, 2:167–72. IEEE.</w:t>
       </w:r>
     </w:p>
-    <w:bookmarkEnd w:id="158"/>
-    <w:bookmarkStart w:id="159" w:name="ref-oord2016pixel"/>
+    <w:bookmarkEnd w:id="159"/>
+    <w:bookmarkStart w:id="160" w:name="ref-oord2016pixel"/>
     <w:p>
       <w:pPr>
         <w:pStyle w:val="Bibliography"/>
@@ -26201,8 +26291,8 @@
         <w:t xml:space="preserve">.</w:t>
       </w:r>
     </w:p>
-    <w:bookmarkEnd w:id="159"/>
-    <w:bookmarkStart w:id="160" w:name="ref-van2016conditional"/>
+    <w:bookmarkEnd w:id="160"/>
+    <w:bookmarkStart w:id="161" w:name="ref-van2016conditional"/>
     <w:p>
       <w:pPr>
         <w:pStyle w:val="Bibliography"/>
@@ -26223,8 +26313,8 @@
         <w:t xml:space="preserve">, 4790–8.</w:t>
       </w:r>
     </w:p>
-    <w:bookmarkEnd w:id="160"/>
-    <w:bookmarkStart w:id="161" w:name="ref-pang2017convolution"/>
+    <w:bookmarkEnd w:id="161"/>
+    <w:bookmarkStart w:id="162" w:name="ref-pang2017convolution"/>
     <w:p>
       <w:pPr>
         <w:pStyle w:val="Bibliography"/>
@@ -26245,8 +26335,8 @@
         <w:t xml:space="preserve">. IEEE.</w:t>
       </w:r>
     </w:p>
-    <w:bookmarkEnd w:id="161"/>
-    <w:bookmarkStart w:id="162" w:name="ref-parker1985learning"/>
+    <w:bookmarkEnd w:id="162"/>
+    <w:bookmarkStart w:id="163" w:name="ref-parker1985learning"/>
     <w:p>
       <w:pPr>
         <w:pStyle w:val="Bibliography"/>
@@ -26255,8 +26345,8 @@
         <w:t xml:space="preserve">Parker, David B. 1985. “Learning Logic.”</w:t>
       </w:r>
     </w:p>
-    <w:bookmarkEnd w:id="162"/>
-    <w:bookmarkStart w:id="163" w:name="ref-pfalz2018generating"/>
+    <w:bookmarkEnd w:id="163"/>
+    <w:bookmarkStart w:id="164" w:name="ref-pfalz2018generating"/>
     <w:p>
       <w:pPr>
         <w:pStyle w:val="Bibliography"/>
@@ -26265,8 +26355,8 @@
         <w:t xml:space="preserve">Pfalz, Andrew. 2018. “Generating Audio Using Recurrent Neural Networks.”</w:t>
       </w:r>
     </w:p>
-    <w:bookmarkEnd w:id="163"/>
-    <w:bookmarkStart w:id="164" w:name="ref-rehman2014image"/>
+    <w:bookmarkEnd w:id="164"/>
+    <w:bookmarkStart w:id="165" w:name="ref-rehman2014image"/>
     <w:p>
       <w:pPr>
         <w:pStyle w:val="Bibliography"/>
@@ -26290,8 +26380,8 @@
         <w:t xml:space="preserve">7 (4). Maxwell Science Publishing: 656–72.</w:t>
       </w:r>
     </w:p>
-    <w:bookmarkEnd w:id="164"/>
-    <w:bookmarkStart w:id="165" w:name="ref-reiffenstein2006codification"/>
+    <w:bookmarkEnd w:id="165"/>
+    <w:bookmarkStart w:id="166" w:name="ref-reiffenstein2006codification"/>
     <w:p>
       <w:pPr>
         <w:pStyle w:val="Bibliography"/>
@@ -26315,8 +26405,8 @@
         <w:t xml:space="preserve">50 (3). Wiley Online Library: 298–318.</w:t>
       </w:r>
     </w:p>
-    <w:bookmarkEnd w:id="165"/>
-    <w:bookmarkStart w:id="166" w:name="ref-rigaud2013parametric"/>
+    <w:bookmarkEnd w:id="166"/>
+    <w:bookmarkStart w:id="167" w:name="ref-rigaud2013parametric"/>
     <w:p>
       <w:pPr>
         <w:pStyle w:val="Bibliography"/>
@@ -26340,8 +26430,8 @@
         <w:t xml:space="preserve">133 (5). ASA: 3107–18.</w:t>
       </w:r>
     </w:p>
-    <w:bookmarkEnd w:id="166"/>
-    <w:bookmarkStart w:id="167" w:name="ref-Rosenblatt57"/>
+    <w:bookmarkEnd w:id="167"/>
+    <w:bookmarkStart w:id="168" w:name="ref-Rosenblatt57"/>
     <w:p>
       <w:pPr>
         <w:pStyle w:val="Bibliography"/>
@@ -26362,8 +26452,8 @@
         <w:t xml:space="preserve">. Cornell Aeronautical Laboratory.</w:t>
       </w:r>
     </w:p>
-    <w:bookmarkEnd w:id="167"/>
-    <w:bookmarkStart w:id="168" w:name="ref-rosenblatt1958perceptron"/>
+    <w:bookmarkEnd w:id="168"/>
+    <w:bookmarkStart w:id="169" w:name="ref-rosenblatt1958perceptron"/>
     <w:p>
       <w:pPr>
         <w:pStyle w:val="Bibliography"/>
@@ -26387,8 +26477,8 @@
         <w:t xml:space="preserve">65 (6). American Psychological Association: 386.</w:t>
       </w:r>
     </w:p>
-    <w:bookmarkEnd w:id="168"/>
-    <w:bookmarkStart w:id="169" w:name="ref-rumelhart1985learning"/>
+    <w:bookmarkEnd w:id="169"/>
+    <w:bookmarkStart w:id="170" w:name="ref-rumelhart1985learning"/>
     <w:p>
       <w:pPr>
         <w:pStyle w:val="Bibliography"/>
@@ -26397,8 +26487,8 @@
         <w:t xml:space="preserve">Rumelhart, David E, Geoffrey E Hinton, and Ronald J Williams. 1985. “Learning Internal Representations by Error Propagation.” California Univ San Diego La Jolla Inst for Cognitive Science.</w:t>
       </w:r>
     </w:p>
-    <w:bookmarkEnd w:id="169"/>
-    <w:bookmarkStart w:id="170" w:name="ref-sainath2015deep"/>
+    <w:bookmarkEnd w:id="170"/>
+    <w:bookmarkStart w:id="171" w:name="ref-sainath2015deep"/>
     <w:p>
       <w:pPr>
         <w:pStyle w:val="Bibliography"/>
@@ -26422,8 +26512,8 @@
         <w:t xml:space="preserve">64. Elsevier: 39–48.</w:t>
       </w:r>
     </w:p>
-    <w:bookmarkEnd w:id="170"/>
-    <w:bookmarkStart w:id="171" w:name="ref-sak2015fast"/>
+    <w:bookmarkEnd w:id="171"/>
+    <w:bookmarkStart w:id="172" w:name="ref-sak2015fast"/>
     <w:p>
       <w:pPr>
         <w:pStyle w:val="Bibliography"/>
@@ -26444,8 +26534,8 @@
         <w:t xml:space="preserve">.</w:t>
       </w:r>
     </w:p>
-    <w:bookmarkEnd w:id="171"/>
-    <w:bookmarkStart w:id="172" w:name="ref-salsa2016partial"/>
+    <w:bookmarkEnd w:id="172"/>
+    <w:bookmarkStart w:id="173" w:name="ref-salsa2016partial"/>
     <w:p>
       <w:pPr>
         <w:pStyle w:val="Bibliography"/>
@@ -26466,8 +26556,8 @@
         <w:t xml:space="preserve">. Vol. 99. Springer.</w:t>
       </w:r>
     </w:p>
-    <w:bookmarkEnd w:id="172"/>
-    <w:bookmarkStart w:id="173" w:name="ref-sangkloy2016scribbler"/>
+    <w:bookmarkEnd w:id="173"/>
+    <w:bookmarkStart w:id="174" w:name="ref-sangkloy2016scribbler"/>
     <w:p>
       <w:pPr>
         <w:pStyle w:val="Bibliography"/>
@@ -26488,8 +26578,8 @@
         <w:t xml:space="preserve">.</w:t>
       </w:r>
     </w:p>
-    <w:bookmarkEnd w:id="173"/>
-    <w:bookmarkStart w:id="174" w:name="ref-santurkar2017generative"/>
+    <w:bookmarkEnd w:id="174"/>
+    <w:bookmarkStart w:id="175" w:name="ref-santurkar2017generative"/>
     <w:p>
       <w:pPr>
         <w:pStyle w:val="Bibliography"/>
@@ -26510,8 +26600,8 @@
         <w:t xml:space="preserve">.</w:t>
       </w:r>
     </w:p>
-    <w:bookmarkEnd w:id="174"/>
-    <w:bookmarkStart w:id="175" w:name="ref-sarroff2014musical"/>
+    <w:bookmarkEnd w:id="175"/>
+    <w:bookmarkStart w:id="176" w:name="ref-sarroff2014musical"/>
     <w:p>
       <w:pPr>
         <w:pStyle w:val="Bibliography"/>
@@ -26532,8 +26622,8 @@
         <w:t xml:space="preserve">.</w:t>
       </w:r>
     </w:p>
-    <w:bookmarkEnd w:id="175"/>
-    <w:bookmarkStart w:id="176" w:name="ref-serra2007state"/>
+    <w:bookmarkEnd w:id="176"/>
+    <w:bookmarkStart w:id="177" w:name="ref-serra2007state"/>
     <w:p>
       <w:pPr>
         <w:pStyle w:val="Bibliography"/>
@@ -26554,8 +26644,8 @@
         <w:t xml:space="preserve">, 9–12. IEEE.</w:t>
       </w:r>
     </w:p>
-    <w:bookmarkEnd w:id="176"/>
-    <w:bookmarkStart w:id="177" w:name="ref-sigtia2016end"/>
+    <w:bookmarkEnd w:id="177"/>
+    <w:bookmarkStart w:id="178" w:name="ref-sigtia2016end"/>
     <w:p>
       <w:pPr>
         <w:pStyle w:val="Bibliography"/>
@@ -26579,8 +26669,8 @@
         <w:t xml:space="preserve">24 (5). IEEE Press: 927–39.</w:t>
       </w:r>
     </w:p>
-    <w:bookmarkEnd w:id="177"/>
-    <w:bookmarkStart w:id="178" w:name="ref-smith2006basic"/>
+    <w:bookmarkEnd w:id="178"/>
+    <w:bookmarkStart w:id="179" w:name="ref-smith2006basic"/>
     <w:p>
       <w:pPr>
         <w:pStyle w:val="Bibliography"/>
@@ -26601,8 +26691,8 @@
         <w:t xml:space="preserve">.</w:t>
       </w:r>
     </w:p>
-    <w:bookmarkEnd w:id="178"/>
-    <w:bookmarkStart w:id="179" w:name="ref-smith1992physical"/>
+    <w:bookmarkEnd w:id="179"/>
+    <w:bookmarkStart w:id="180" w:name="ref-smith1992physical"/>
     <w:p>
       <w:pPr>
         <w:pStyle w:val="Bibliography"/>
@@ -26626,8 +26716,8 @@
         <w:t xml:space="preserve">16 (4). JSTOR: 74–91.</w:t>
       </w:r>
     </w:p>
-    <w:bookmarkEnd w:id="179"/>
-    <w:bookmarkStart w:id="180" w:name="ref-socher2014recursive"/>
+    <w:bookmarkEnd w:id="180"/>
+    <w:bookmarkStart w:id="181" w:name="ref-socher2014recursive"/>
     <w:p>
       <w:pPr>
         <w:pStyle w:val="Bibliography"/>
@@ -26636,8 +26726,8 @@
         <w:t xml:space="preserve">Socher, Richard. 2014. “Recursive Deep Learning for Natural Language Processing and Computer Vision.” Citeseer.</w:t>
       </w:r>
     </w:p>
-    <w:bookmarkEnd w:id="180"/>
-    <w:bookmarkStart w:id="181" w:name="ref-southall2016automatic"/>
+    <w:bookmarkEnd w:id="181"/>
+    <w:bookmarkStart w:id="182" w:name="ref-southall2016automatic"/>
     <w:p>
       <w:pPr>
         <w:pStyle w:val="Bibliography"/>
@@ -26658,8 +26748,8 @@
         <w:t xml:space="preserve">, 591–97.</w:t>
       </w:r>
     </w:p>
-    <w:bookmarkEnd w:id="181"/>
-    <w:bookmarkStart w:id="182" w:name="ref-stanley2007compositional"/>
+    <w:bookmarkEnd w:id="182"/>
+    <w:bookmarkStart w:id="183" w:name="ref-stanley2007compositional"/>
     <w:p>
       <w:pPr>
         <w:pStyle w:val="Bibliography"/>
@@ -26683,8 +26773,8 @@
         <w:t xml:space="preserve">8 (2). Springer: 131–62.</w:t>
       </w:r>
     </w:p>
-    <w:bookmarkEnd w:id="182"/>
-    <w:bookmarkStart w:id="183" w:name="ref-staudt2016development"/>
+    <w:bookmarkEnd w:id="183"/>
+    <w:bookmarkStart w:id="184" w:name="ref-staudt2016development"/>
     <w:p>
       <w:pPr>
         <w:pStyle w:val="Bibliography"/>
@@ -26693,8 +26783,8 @@
         <w:t xml:space="preserve">Staudt, Pascal. 2016. “Development of a Digital Musical Instrument with Embedded Sound Synthesis.”</w:t>
       </w:r>
     </w:p>
-    <w:bookmarkEnd w:id="183"/>
-    <w:bookmarkStart w:id="184" w:name="ref-theis2015generative"/>
+    <w:bookmarkEnd w:id="184"/>
+    <w:bookmarkStart w:id="185" w:name="ref-theis2015generative"/>
     <w:p>
       <w:pPr>
         <w:pStyle w:val="Bibliography"/>
@@ -26715,8 +26805,8 @@
         <w:t xml:space="preserve">, 1927–35.</w:t>
       </w:r>
     </w:p>
-    <w:bookmarkEnd w:id="184"/>
-    <w:bookmarkStart w:id="185" w:name="ref-theis2017lossy"/>
+    <w:bookmarkEnd w:id="185"/>
+    <w:bookmarkStart w:id="186" w:name="ref-theis2017lossy"/>
     <w:p>
       <w:pPr>
         <w:pStyle w:val="Bibliography"/>
@@ -26737,8 +26827,8 @@
         <w:t xml:space="preserve">.</w:t>
       </w:r>
     </w:p>
-    <w:bookmarkEnd w:id="185"/>
-    <w:bookmarkStart w:id="186" w:name="ref-toderici2015variable"/>
+    <w:bookmarkEnd w:id="186"/>
+    <w:bookmarkStart w:id="187" w:name="ref-toderici2015variable"/>
     <w:p>
       <w:pPr>
         <w:pStyle w:val="Bibliography"/>
@@ -26759,8 +26849,8 @@
         <w:t xml:space="preserve">.</w:t>
       </w:r>
     </w:p>
-    <w:bookmarkEnd w:id="186"/>
-    <w:bookmarkStart w:id="187" w:name="ref-toderici2016full"/>
+    <w:bookmarkEnd w:id="187"/>
+    <w:bookmarkStart w:id="188" w:name="ref-toderici2016full"/>
     <w:p>
       <w:pPr>
         <w:pStyle w:val="Bibliography"/>
@@ -26781,8 +26871,8 @@
         <w:t xml:space="preserve">.</w:t>
       </w:r>
     </w:p>
-    <w:bookmarkEnd w:id="187"/>
-    <w:bookmarkStart w:id="188" w:name="ref-tuohy2006evolved"/>
+    <w:bookmarkEnd w:id="188"/>
+    <w:bookmarkStart w:id="189" w:name="ref-tuohy2006evolved"/>
     <w:p>
       <w:pPr>
         <w:pStyle w:val="Bibliography"/>
@@ -26803,8 +26893,8 @@
         <w:t xml:space="preserve">.</w:t>
       </w:r>
     </w:p>
-    <w:bookmarkEnd w:id="188"/>
-    <w:bookmarkStart w:id="189" w:name="ref-van2016wavenet"/>
+    <w:bookmarkEnd w:id="189"/>
+    <w:bookmarkStart w:id="190" w:name="ref-van2016wavenet"/>
     <w:p>
       <w:pPr>
         <w:pStyle w:val="Bibliography"/>
@@ -26825,8 +26915,8 @@
         <w:t xml:space="preserve">.</w:t>
       </w:r>
     </w:p>
-    <w:bookmarkEnd w:id="189"/>
-    <w:bookmarkStart w:id="190" w:name="ref-vaughn2000music"/>
+    <w:bookmarkEnd w:id="190"/>
+    <w:bookmarkStart w:id="191" w:name="ref-vaughn2000music"/>
     <w:p>
       <w:pPr>
         <w:pStyle w:val="Bibliography"/>
@@ -26850,8 +26940,8 @@
         <w:t xml:space="preserve">34 (3/4). JSTOR: 149–66.</w:t>
       </w:r>
     </w:p>
-    <w:bookmarkEnd w:id="190"/>
-    <w:bookmarkStart w:id="191" w:name="ref-veit2016residual"/>
+    <w:bookmarkEnd w:id="191"/>
+    <w:bookmarkStart w:id="192" w:name="ref-veit2016residual"/>
     <w:p>
       <w:pPr>
         <w:pStyle w:val="Bibliography"/>
@@ -26872,8 +26962,8 @@
         <w:t xml:space="preserve">, 550–58.</w:t>
       </w:r>
     </w:p>
-    <w:bookmarkEnd w:id="191"/>
-    <w:bookmarkStart w:id="192" w:name="ref-wang2015image"/>
+    <w:bookmarkEnd w:id="192"/>
+    <w:bookmarkStart w:id="193" w:name="ref-wang2015image"/>
     <w:p>
       <w:pPr>
         <w:pStyle w:val="Bibliography"/>
@@ -26897,8 +26987,8 @@
         <w:t xml:space="preserve">13 (1): 137–45.</w:t>
       </w:r>
     </w:p>
-    <w:bookmarkEnd w:id="192"/>
-    <w:bookmarkStart w:id="193" w:name="ref-widrow1960adaptive"/>
+    <w:bookmarkEnd w:id="193"/>
+    <w:bookmarkStart w:id="194" w:name="ref-widrow1960adaptive"/>
     <w:p>
       <w:pPr>
         <w:pStyle w:val="Bibliography"/>
@@ -26907,8 +26997,8 @@
         <w:t xml:space="preserve">Widrow, Bernard, and Marcian E Hoff. 1960. “Adaptive Switching Circuits.” STANFORD UNIV CA STANFORD ELECTRONICS LABS.</w:t>
       </w:r>
     </w:p>
-    <w:bookmarkEnd w:id="193"/>
-    <w:bookmarkStart w:id="194" w:name="ref-widrow199030"/>
+    <w:bookmarkEnd w:id="194"/>
+    <w:bookmarkStart w:id="195" w:name="ref-widrow199030"/>
     <w:p>
       <w:pPr>
         <w:pStyle w:val="Bibliography"/>
@@ -26932,8 +27022,8 @@
         <w:t xml:space="preserve">78 (9). IEEE: 1415–42.</w:t>
       </w:r>
     </w:p>
-    <w:bookmarkEnd w:id="194"/>
-    <w:bookmarkStart w:id="195" w:name="ref-wu2016investigating"/>
+    <w:bookmarkEnd w:id="195"/>
+    <w:bookmarkStart w:id="196" w:name="ref-wu2016investigating"/>
     <w:p>
       <w:pPr>
         <w:pStyle w:val="Bibliography"/>
@@ -26954,8 +27044,8 @@
         <w:t xml:space="preserve">, 5140–4. IEEE.</w:t>
       </w:r>
     </w:p>
-    <w:bookmarkEnd w:id="195"/>
-    <w:bookmarkStart w:id="196" w:name="ref-xu2015ccg"/>
+    <w:bookmarkEnd w:id="196"/>
+    <w:bookmarkStart w:id="197" w:name="ref-xu2015ccg"/>
     <w:p>
       <w:pPr>
         <w:pStyle w:val="Bibliography"/>
@@ -26976,8 +27066,8 @@
         <w:t xml:space="preserve">, 250–55.</w:t>
       </w:r>
     </w:p>
-    <w:bookmarkEnd w:id="196"/>
-    <w:bookmarkStart w:id="197" w:name="ref-yadav2015introduction"/>
+    <w:bookmarkEnd w:id="197"/>
+    <w:bookmarkStart w:id="198" w:name="ref-yadav2015introduction"/>
     <w:p>
       <w:pPr>
         <w:pStyle w:val="Bibliography"/>
@@ -26998,8 +27088,8 @@
         <w:t xml:space="preserve">. Springer.</w:t>
       </w:r>
     </w:p>
-    <w:bookmarkEnd w:id="197"/>
-    <w:bookmarkStart w:id="199" w:name="ref-Yang2017"/>
+    <w:bookmarkEnd w:id="198"/>
+    <w:bookmarkStart w:id="200" w:name="ref-Yang2017"/>
     <w:p>
       <w:pPr>
         <w:pStyle w:val="Bibliography"/>
@@ -27010,7 +27100,7 @@
       <w:r>
         <w:t xml:space="preserve"> </w:t>
       </w:r>
-      <w:hyperlink r:id="rId198">
+      <w:hyperlink r:id="rId199">
         <w:r>
           <w:rPr>
             <w:rStyle w:val="Hyperlink"/>
@@ -27022,8 +27112,8 @@
         <w:t xml:space="preserve">.</w:t>
       </w:r>
     </w:p>
-    <w:bookmarkEnd w:id="199"/>
-    <w:bookmarkStart w:id="200" w:name="ref-zen2015unidirectional"/>
+    <w:bookmarkEnd w:id="200"/>
+    <w:bookmarkStart w:id="201" w:name="ref-zen2015unidirectional"/>
     <w:p>
       <w:pPr>
         <w:pStyle w:val="Bibliography"/>
@@ -27044,8 +27134,8 @@
         <w:t xml:space="preserve">, 4470–4. IEEE.</w:t>
       </w:r>
     </w:p>
-    <w:bookmarkEnd w:id="200"/>
-    <w:bookmarkStart w:id="201" w:name="ref-zhang2016colorful"/>
+    <w:bookmarkEnd w:id="201"/>
+    <w:bookmarkStart w:id="202" w:name="ref-zhang2016colorful"/>
     <w:p>
       <w:pPr>
         <w:pStyle w:val="Bibliography"/>
@@ -27066,8 +27156,8 @@
         <w:t xml:space="preserve">, 649–66. Springer.</w:t>
       </w:r>
     </w:p>
-    <w:bookmarkEnd w:id="201"/>
-    <w:bookmarkStart w:id="202" w:name="ref-zhang2017towards"/>
+    <w:bookmarkEnd w:id="202"/>
+    <w:bookmarkStart w:id="203" w:name="ref-zhang2017towards"/>
     <w:p>
       <w:pPr>
         <w:pStyle w:val="Bibliography"/>
@@ -27088,8 +27178,8 @@
         <w:t xml:space="preserve">.</w:t>
       </w:r>
     </w:p>
-    <w:bookmarkEnd w:id="202"/>
-    <w:bookmarkStart w:id="203" w:name="ref-zhang2017very"/>
+    <w:bookmarkEnd w:id="203"/>
+    <w:bookmarkStart w:id="204" w:name="ref-zhang2017very"/>
     <w:p>
       <w:pPr>
         <w:pStyle w:val="Bibliography"/>
@@ -27110,8 +27200,8 @@
         <w:t xml:space="preserve">, 4845–9. IEEE.</w:t>
       </w:r>
     </w:p>
-    <w:bookmarkEnd w:id="203"/>
-    <w:bookmarkStart w:id="204" w:name="ref-zhu2016generative"/>
+    <w:bookmarkEnd w:id="204"/>
+    <w:bookmarkStart w:id="205" w:name="ref-zhu2016generative"/>
     <w:p>
       <w:pPr>
         <w:pStyle w:val="Bibliography"/>
@@ -27132,8 +27222,8 @@
         <w:t xml:space="preserve">, 597–613. Springer.</w:t>
       </w:r>
     </w:p>
-    <w:bookmarkEnd w:id="204"/>
-    <w:bookmarkStart w:id="205" w:name="ref-zweig2017advances"/>
+    <w:bookmarkEnd w:id="205"/>
+    <w:bookmarkStart w:id="206" w:name="ref-zweig2017advances"/>
     <w:p>
       <w:pPr>
         <w:pStyle w:val="Bibliography"/>
@@ -27154,8 +27244,8 @@
         <w:t xml:space="preserve">, 4805–9. IEEE.</w:t>
       </w:r>
     </w:p>
-    <w:bookmarkEnd w:id="205"/>
     <w:bookmarkEnd w:id="206"/>
+    <w:bookmarkEnd w:id="207"/>
     <w:sectPr>
       <w:pgSz w:w="12240" w:h="15840"/>
       <w:pgMar w:top="1440" w:right="1440" w:bottom="1440" w:left="1440" w:header="720" w:footer="720" w:gutter="0"/>

--- a/Dissert.docx
+++ b/Dissert.docx
@@ -21178,9 +21178,21 @@
       <w:r>
         <w:t xml:space="preserve">Os testes psicoacústicos revelam, porém, que as pequenas descontinuidades entre duas previsões subsequentes (não visíveis na figura acima) traduzem-se em um som de batidas, o que compromete a qualidade do som gerado pela rede.</w:t>
       </w:r>
-      <w:r>
-        <w:t xml:space="preserve"> </w:t>
-      </w:r>
+    </w:p>
+    <w:p>
+      <w:pPr>
+        <w:pStyle w:val="Heading2"/>
+      </w:pPr>
+      <w:bookmarkStart w:id="85" w:name="redes-convolucionais-e-convolucionais-recorrentes"/>
+      <w:r>
+        <w:t xml:space="preserve">Redes Convolucionais e Convolucionais-Recorrentes</w:t>
+      </w:r>
+      <w:bookmarkEnd w:id="85"/>
+    </w:p>
+    <w:p>
+      <w:pPr>
+        <w:pStyle w:val="FirstParagraph"/>
+      </w:pPr>
       <w:r>
         <w:t xml:space="preserve">Uma estratégia adotada para contornar o problema, inspirada no funcionamento das redes convolucionais, foi adotar um overlap entre previsões subsequentes da rede; essa região seria ao fim convolucionada com uma função smoothstep decrescente, da forma</w:t>
       </w:r>
@@ -21258,7 +21270,7 @@
                     </pic:cNvPicPr>
                   </pic:nvPicPr>
                   <pic:blipFill>
-                    <a:blip r:embed="rId85"/>
+                    <a:blip r:embed="rId86"/>
                     <a:stretch>
                       <a:fillRect/>
                     </a:stretch>
@@ -21303,7 +21315,7 @@
       <w:r>
         <w:t xml:space="preserve"> </w:t>
       </w:r>
-      <w:hyperlink r:id="rId86">
+      <w:hyperlink r:id="rId87">
         <w:r>
           <w:rPr>
             <w:rStyle w:val="Hyperlink"/>
@@ -21312,7 +21324,7 @@
         </w:r>
       </w:hyperlink>
       <w:r>
-        <w:t xml:space="preserve">, as entradas recebem o mesmo vetor do input inicial em cada passo, ou um vetor nulo, por limitações técnicas. Após o primeiro passo, no entanto, a rede aprende a ignorar essas entradas adicionais). Todas as frações geradas, com exceção da última, possuem um overlap com o início da fração seguinte, e a influência de cada uma das previsões no resultado final dá-se a partir dos pesos retirados da função smoothstep: O primeiro ponto da região de overlap é determinado, portanto, inteiramente pela previsão mais antiga enquanto o último o é totalmente pela previsão mais recente. A influência majoritária nos pontos internos passa gradativamente, de maneira suave, da previsão mais antiga para a mais nova.</w:t>
+        <w:t xml:space="preserve">, as entradas recebem o mesmo vetor do input inicial em cada passo, ou um vetor nulo, por limitações técnicas. Após o primeiro passo, no entanto, a rede aprende a ignorar essas entradas adicionais).</w:t>
       </w:r>
     </w:p>
     <w:p>
@@ -21320,12 +21332,73 @@
         <w:pStyle w:val="BodyText"/>
       </w:pPr>
       <w:r>
-        <w:t xml:space="preserve">Contudo, nos resultados alisados persiste ainda um problema relacionado, principalmente, ao transiente no meio onda propaga-se a perturabação, uma etapa bastante mal comportada que ocorre logo após o impulso inicial ser aplicada à corda, membrana ou prato e durante a qual o regime (quasi) periódico não foi ainda alcançado. Isso resulta, do ponto de vista da onda, em uma etapa curta, no início do gráfico, que apresenta vibrações aberrantes em frequências diferentese maiores do que frequência fundamental do sistema. Essas frequências são capturadas pela rede recorrente, e erroneamente aplicadas no início de cada um dos seus passos (e não só ao primeiro). A figura abaixo, um detalhe aumentado da onda correspondente ao sample 111 que captura a fronteira entre duas previsões subsequentes, ilustra esse efeito na coluna da direita, enquanto as descontinuidades não tratadas podem ser vistas na coluna da esquerda. As consequências sonoras podem ser ouvido no repositório do</w:t>
-      </w:r>
-      <w:r>
-        <w:t xml:space="preserve"> </w:t>
-      </w:r>
-      <w:hyperlink r:id="rId86">
+        <w:t xml:space="preserve">Todas as frações de onda geradas, com exceção da última, possuem um</w:t>
+      </w:r>
+      <w:r>
+        <w:t xml:space="preserve"> </w:t>
+      </w:r>
+      <w:r>
+        <w:rPr>
+          <w:i/>
+        </w:rPr>
+        <w:t xml:space="preserve">overlap</w:t>
+      </w:r>
+      <w:r>
+        <w:t xml:space="preserve"> </w:t>
+      </w:r>
+      <w:r>
+        <w:t xml:space="preserve">com o início da fração seguinte, e a influência de cada uma das previsões no resultado final dá-se a partir dos pesos retirados da função smoothstep: O primeiro ponto da região de</w:t>
+      </w:r>
+      <w:r>
+        <w:t xml:space="preserve"> </w:t>
+      </w:r>
+      <w:r>
+        <w:rPr>
+          <w:i/>
+        </w:rPr>
+        <w:t xml:space="preserve">overlap</w:t>
+      </w:r>
+      <w:r>
+        <w:t xml:space="preserve"> </w:t>
+      </w:r>
+      <w:r>
+        <w:t xml:space="preserve">é determinado, portanto, inteiramente pela previsão mais antiga enquanto o último o é totalmente pela previsão mais recente. A influência majoritária nos pontos internos passa gradativamente, de maneira suave, da previsão mais antiga para a mais nova.</w:t>
+      </w:r>
+    </w:p>
+    <w:p>
+      <w:pPr>
+        <w:pStyle w:val="BodyText"/>
+      </w:pPr>
+      <w:r>
+        <w:t xml:space="preserve">Contudo, nos resultados alisados persiste ainda um problema relacionado, principalmente, ao transiente no meio onde propaga-se a perturbação, uma etapa bastante mal comportada que ocorre logo após o impulso inicial ser aplicada à corda, membrana ou prato e durante a qual o regime (quasi) periódico não foi ainda alcançado. Isso resulta, do ponto de vista da onda, em uma etapa curta, que pode ser vista no início do gráfico, e que apresenta vibrações aberrantes em frequências diferentes e maiores do que frequência fundamental do sistema.</w:t>
+      </w:r>
+    </w:p>
+    <w:p>
+      <w:pPr>
+        <w:pStyle w:val="BodyText"/>
+      </w:pPr>
+      <w:r>
+        <w:t xml:space="preserve">Essas frequências são capturadas pela rede recorrente, e erroneamente aplicadas no início de cada um dos seus passos (e não só ao primeiro). A figura abaixo, um detalhe aumentado da onda correspondente ao</w:t>
+      </w:r>
+      <w:r>
+        <w:t xml:space="preserve"> </w:t>
+      </w:r>
+      <w:r>
+        <w:rPr>
+          <w:i/>
+        </w:rPr>
+        <w:t xml:space="preserve">sample</w:t>
+      </w:r>
+      <w:r>
+        <w:t xml:space="preserve"> </w:t>
+      </w:r>
+      <w:r>
+        <w:t xml:space="preserve">111 onde é capturada a fronteira entre duas previsões subsequentes, ilustra esse efeito na coluna da direita, enquanto as descontinuidades não tratadas podem ser vistas na coluna da esquerda. As consequências sonoras podem ser ouvido no repositório do</w:t>
+      </w:r>
+      <w:r>
+        <w:t xml:space="preserve"> </w:t>
+      </w:r>
+      <w:hyperlink r:id="rId87">
         <w:r>
           <w:rPr>
             <w:rStyle w:val="Hyperlink"/>
@@ -21360,7 +21433,7 @@
                     </pic:cNvPicPr>
                   </pic:nvPicPr>
                   <pic:blipFill>
-                    <a:blip r:embed="rId87"/>
+                    <a:blip r:embed="rId88"/>
                     <a:stretch>
                       <a:fillRect/>
                     </a:stretch>
@@ -21400,28 +21473,44 @@
         <w:pStyle w:val="BodyText"/>
       </w:pPr>
       <w:r>
-        <w:t xml:space="preserve">O problema é tratável, e um dos encaminhamentos possíveis é distribuir o esforço de previsão entre mais de uma rede, por exemplo, ocupando cada uma de prever uma faixa de frequências. Observou-se, no caso dos samples utilizados até agora, que aproximadamente 4 faixas seriam necessárias, refletindo-se em 4 redes por família de peças, em um total de 16 redes. As exatas fronteiras entre as faixas dependem tanto da arquitetura quanto das características do instrumento a ser emulado e requerem uma investigação empírica bastante extensa que deixou de ser desenvolvida neste trabalho, por limitações de tempo.</w:t>
+        <w:t xml:space="preserve">O problema é tratável, e um dos encaminhamentos possíveis, tomando como inspiração o algoritmo dos banded digital waveguides TODO: é distribuir o esforço de previsão entre mais de uma rede, por exemplo, ocupando cada uma de prever uma faixa de frequências. Observou-se, no caso dos samples utilizados até agora, que aproximadamente 4 faixas seriam necessárias, refletindo-se em 4 redes por família de peças, em um total de 16 redes. As exatas fronteiras entre as faixas dependem tanto da arquitetura quanto das características do instrumento a ser emulado e requerem uma investigação empírica bastante extensa que deixou de ser desenvolvida neste trabalho, por limitações de tempo.</w:t>
+      </w:r>
+    </w:p>
+    <w:p>
+      <w:pPr>
+        <w:pStyle w:val="BodyText"/>
+      </w:pPr>
+      <w:r>
+        <w:t xml:space="preserve">Uma outra abordagem seria reservar à uma rede densa a previsão dos transientes, deixando sob responsabilidade de uma rede recorrente o período estacionário, mais bem comportado.</w:t>
       </w:r>
     </w:p>
     <w:p>
       <w:pPr>
         <w:pStyle w:val="Heading2"/>
       </w:pPr>
-      <w:bookmarkStart w:id="88" w:name="redes-convolucionais-e-convolucionais-recorrentes"/>
-      <w:r>
-        <w:t xml:space="preserve">Redes Convolucionais e Convolucionais-Recorrentes</w:t>
-      </w:r>
-      <w:bookmarkEnd w:id="88"/>
+      <w:bookmarkStart w:id="89" w:name="autoencoders"/>
+      <w:r>
+        <w:t xml:space="preserve">Autoencoders</w:t>
+      </w:r>
+      <w:bookmarkEnd w:id="89"/>
+    </w:p>
+    <w:p>
+      <w:pPr>
+        <w:pStyle w:val="FirstParagraph"/>
+      </w:pPr>
+      <w:r>
+        <w:t xml:space="preserve">TODO:</w:t>
+      </w:r>
     </w:p>
     <w:p>
       <w:pPr>
         <w:pStyle w:val="Heading2"/>
       </w:pPr>
-      <w:bookmarkStart w:id="89" w:name="domínio-da-frequência"/>
+      <w:bookmarkStart w:id="90" w:name="domínio-da-frequência"/>
       <w:r>
         <w:t xml:space="preserve">Domínio da Frequência</w:t>
       </w:r>
-      <w:bookmarkEnd w:id="89"/>
+      <w:bookmarkEnd w:id="90"/>
     </w:p>
     <w:p>
       <w:pPr>
@@ -21475,7 +21564,7 @@
                     </pic:cNvPicPr>
                   </pic:nvPicPr>
                   <pic:blipFill>
-                    <a:blip r:embed="rId90"/>
+                    <a:blip r:embed="rId91"/>
                     <a:stretch>
                       <a:fillRect/>
                     </a:stretch>
@@ -21565,7 +21654,7 @@
                     </pic:cNvPicPr>
                   </pic:nvPicPr>
                   <pic:blipFill>
-                    <a:blip r:embed="rId91"/>
+                    <a:blip r:embed="rId92"/>
                     <a:stretch>
                       <a:fillRect/>
                     </a:stretch>
@@ -21654,7 +21743,7 @@
                     </pic:cNvPicPr>
                   </pic:nvPicPr>
                   <pic:blipFill>
-                    <a:blip r:embed="rId92"/>
+                    <a:blip r:embed="rId93"/>
                     <a:stretch>
                       <a:fillRect/>
                     </a:stretch>
@@ -21701,11 +21790,11 @@
       <w:pPr>
         <w:pStyle w:val="Heading2"/>
       </w:pPr>
-      <w:bookmarkStart w:id="93" w:name="modelo-misto"/>
+      <w:bookmarkStart w:id="94" w:name="modelo-misto"/>
       <w:r>
         <w:t xml:space="preserve">Modelo Misto</w:t>
       </w:r>
-      <w:bookmarkEnd w:id="93"/>
+      <w:bookmarkEnd w:id="94"/>
     </w:p>
     <w:p>
       <w:pPr>
@@ -21753,7 +21842,7 @@
                     </pic:cNvPicPr>
                   </pic:nvPicPr>
                   <pic:blipFill>
-                    <a:blip r:embed="rId94"/>
+                    <a:blip r:embed="rId95"/>
                     <a:stretch>
                       <a:fillRect/>
                     </a:stretch>
@@ -21854,7 +21943,7 @@
                     </pic:cNvPicPr>
                   </pic:nvPicPr>
                   <pic:blipFill>
-                    <a:blip r:embed="rId95"/>
+                    <a:blip r:embed="rId96"/>
                     <a:stretch>
                       <a:fillRect/>
                     </a:stretch>
@@ -21916,11 +22005,11 @@
       <w:pPr>
         <w:pStyle w:val="Heading3"/>
       </w:pPr>
-      <w:bookmarkStart w:id="96" w:name="frequências"/>
+      <w:bookmarkStart w:id="97" w:name="frequências"/>
       <w:r>
         <w:t xml:space="preserve">Frequências</w:t>
       </w:r>
-      <w:bookmarkEnd w:id="96"/>
+      <w:bookmarkEnd w:id="97"/>
     </w:p>
     <w:p>
       <w:pPr>
@@ -22110,7 +22199,7 @@
                     </pic:cNvPicPr>
                   </pic:nvPicPr>
                   <pic:blipFill>
-                    <a:blip r:embed="rId97"/>
+                    <a:blip r:embed="rId98"/>
                     <a:stretch>
                       <a:fillRect/>
                     </a:stretch>
@@ -22177,11 +22266,11 @@
       <w:pPr>
         <w:pStyle w:val="Heading3"/>
       </w:pPr>
-      <w:bookmarkStart w:id="98" w:name="decaimentos-e-amplitudes"/>
+      <w:bookmarkStart w:id="99" w:name="decaimentos-e-amplitudes"/>
       <w:r>
         <w:t xml:space="preserve">Decaimentos e Amplitudes</w:t>
       </w:r>
-      <w:bookmarkEnd w:id="98"/>
+      <w:bookmarkEnd w:id="99"/>
     </w:p>
     <w:p>
       <w:pPr>
@@ -22614,7 +22703,7 @@
                     </pic:cNvPicPr>
                   </pic:nvPicPr>
                   <pic:blipFill>
-                    <a:blip r:embed="rId99"/>
+                    <a:blip r:embed="rId100"/>
                     <a:stretch>
                       <a:fillRect/>
                     </a:stretch>
@@ -22667,11 +22756,11 @@
       <w:pPr>
         <w:pStyle w:val="Heading3"/>
       </w:pPr>
-      <w:bookmarkStart w:id="100" w:name="formulação-final"/>
+      <w:bookmarkStart w:id="101" w:name="formulação-final"/>
       <w:r>
         <w:t xml:space="preserve">Formulação Final</w:t>
       </w:r>
-      <w:bookmarkEnd w:id="100"/>
+      <w:bookmarkEnd w:id="101"/>
     </w:p>
     <w:p>
       <w:pPr>
@@ -23013,7 +23102,7 @@
                     </pic:cNvPicPr>
                   </pic:nvPicPr>
                   <pic:blipFill>
-                    <a:blip r:embed="rId101"/>
+                    <a:blip r:embed="rId102"/>
                     <a:stretch>
                       <a:fillRect/>
                     </a:stretch>
@@ -23071,61 +23160,6 @@
                 <pic:pic>
                   <pic:nvPicPr>
                     <pic:cNvPr descr="im/piano_max_decays.png" id="0" name="Picture"/>
-                    <pic:cNvPicPr>
-                      <a:picLocks noChangeArrowheads="1" noChangeAspect="1"/>
-                    </pic:cNvPicPr>
-                  </pic:nvPicPr>
-                  <pic:blipFill>
-                    <a:blip r:embed="rId102"/>
-                    <a:stretch>
-                      <a:fillRect/>
-                    </a:stretch>
-                  </pic:blipFill>
-                  <pic:spPr bwMode="auto">
-                    <a:xfrm>
-                      <a:off x="0" y="0"/>
-                      <a:ext cx="5943600" cy="1188720"/>
-                    </a:xfrm>
-                    <a:prstGeom prst="rect">
-                      <a:avLst/>
-                    </a:prstGeom>
-                    <a:noFill/>
-                    <a:ln w="9525">
-                      <a:noFill/>
-                      <a:headEnd/>
-                      <a:tailEnd/>
-                    </a:ln>
-                  </pic:spPr>
-                </pic:pic>
-              </a:graphicData>
-            </a:graphic>
-          </wp:inline>
-        </w:drawing>
-      </w:r>
-    </w:p>
-    <w:p>
-      <w:pPr>
-        <w:pStyle w:val="ImageCaption"/>
-      </w:pPr>
-      <w:r>
-        <w:t xml:space="preserve">Decaimentos Máximos por Notas</w:t>
-      </w:r>
-    </w:p>
-    <w:p>
-      <w:pPr>
-        <w:pStyle w:val="CaptionedFigure"/>
-      </w:pPr>
-      <w:r>
-        <w:drawing>
-          <wp:inline>
-            <wp:extent cx="5943600" cy="1188720"/>
-            <wp:effectExtent b="0" l="0" r="0" t="0"/>
-            <wp:docPr descr="Amplitudes Máximas por Notas" title="" id="1" name="Picture"/>
-            <a:graphic>
-              <a:graphicData uri="http://schemas.openxmlformats.org/drawingml/2006/picture">
-                <pic:pic>
-                  <pic:nvPicPr>
-                    <pic:cNvPr descr="im/piano_max_amps.png" id="0" name="Picture"/>
                     <pic:cNvPicPr>
                       <a:picLocks noChangeArrowheads="1" noChangeAspect="1"/>
                     </pic:cNvPicPr>
@@ -23163,6 +23197,61 @@
         <w:pStyle w:val="ImageCaption"/>
       </w:pPr>
       <w:r>
+        <w:t xml:space="preserve">Decaimentos Máximos por Notas</w:t>
+      </w:r>
+    </w:p>
+    <w:p>
+      <w:pPr>
+        <w:pStyle w:val="CaptionedFigure"/>
+      </w:pPr>
+      <w:r>
+        <w:drawing>
+          <wp:inline>
+            <wp:extent cx="5943600" cy="1188720"/>
+            <wp:effectExtent b="0" l="0" r="0" t="0"/>
+            <wp:docPr descr="Amplitudes Máximas por Notas" title="" id="1" name="Picture"/>
+            <a:graphic>
+              <a:graphicData uri="http://schemas.openxmlformats.org/drawingml/2006/picture">
+                <pic:pic>
+                  <pic:nvPicPr>
+                    <pic:cNvPr descr="im/piano_max_amps.png" id="0" name="Picture"/>
+                    <pic:cNvPicPr>
+                      <a:picLocks noChangeArrowheads="1" noChangeAspect="1"/>
+                    </pic:cNvPicPr>
+                  </pic:nvPicPr>
+                  <pic:blipFill>
+                    <a:blip r:embed="rId104"/>
+                    <a:stretch>
+                      <a:fillRect/>
+                    </a:stretch>
+                  </pic:blipFill>
+                  <pic:spPr bwMode="auto">
+                    <a:xfrm>
+                      <a:off x="0" y="0"/>
+                      <a:ext cx="5943600" cy="1188720"/>
+                    </a:xfrm>
+                    <a:prstGeom prst="rect">
+                      <a:avLst/>
+                    </a:prstGeom>
+                    <a:noFill/>
+                    <a:ln w="9525">
+                      <a:noFill/>
+                      <a:headEnd/>
+                      <a:tailEnd/>
+                    </a:ln>
+                  </pic:spPr>
+                </pic:pic>
+              </a:graphicData>
+            </a:graphic>
+          </wp:inline>
+        </w:drawing>
+      </w:r>
+    </w:p>
+    <w:p>
+      <w:pPr>
+        <w:pStyle w:val="ImageCaption"/>
+      </w:pPr>
+      <w:r>
         <w:t xml:space="preserve">Amplitudes Máximas por Notas</w:t>
       </w:r>
     </w:p>
@@ -23323,7 +23412,7 @@
                     </pic:cNvPicPr>
                   </pic:nvPicPr>
                   <pic:blipFill>
-                    <a:blip r:embed="rId104"/>
+                    <a:blip r:embed="rId105"/>
                     <a:stretch>
                       <a:fillRect/>
                     </a:stretch>
@@ -23368,7 +23457,7 @@
       <w:r>
         <w:t xml:space="preserve"> </w:t>
       </w:r>
-      <w:hyperlink r:id="rId105">
+      <w:hyperlink r:id="rId106">
         <w:r>
           <w:rPr>
             <w:rStyle w:val="Hyperlink"/>
@@ -23415,11 +23504,11 @@
       <w:pPr>
         <w:pStyle w:val="Heading1"/>
       </w:pPr>
-      <w:bookmarkStart w:id="106" w:name="resultados"/>
+      <w:bookmarkStart w:id="107" w:name="resultados"/>
       <w:r>
         <w:t xml:space="preserve">Resultados</w:t>
       </w:r>
-      <w:bookmarkEnd w:id="106"/>
+      <w:bookmarkEnd w:id="107"/>
     </w:p>
     <w:p>
       <w:pPr>
@@ -25015,7 +25104,7 @@
       <w:r>
         <w:t xml:space="preserve"> </w:t>
       </w:r>
-      <w:hyperlink r:id="rId107">
+      <w:hyperlink r:id="rId108">
         <w:r>
           <w:rPr>
             <w:rStyle w:val="Hyperlink"/>
@@ -25076,7 +25165,7 @@
       <w:r>
         <w:t xml:space="preserve"> </w:t>
       </w:r>
-      <w:hyperlink r:id="rId108">
+      <w:hyperlink r:id="rId109">
         <w:r>
           <w:rPr>
             <w:rStyle w:val="Hyperlink"/>
@@ -25087,13 +25176,50 @@
     </w:p>
     <w:p>
       <w:pPr>
+        <w:pStyle w:val="BodyText"/>
+      </w:pPr>
+      <w:r>
+        <w:t xml:space="preserve">Do ponto de vista conceitual, o trabalho apresenta alguns</w:t>
+      </w:r>
+      <w:r>
+        <w:t xml:space="preserve"> </w:t>
+      </w:r>
+      <w:r>
+        <w:rPr>
+          <w:i/>
+        </w:rPr>
+        <w:t xml:space="preserve">insights</w:t>
+      </w:r>
+      <w:r>
+        <w:t xml:space="preserve"> </w:t>
+      </w:r>
+      <w:r>
+        <w:t xml:space="preserve">sobre a transformada discreta de Fourier que, até onde alcança o conhecimento do autor, não foram anteriormente explorados na literatura: A Interpretação geométrica da simetria da transformada discreta de Fourier aplicada à sinais no domínio real, embora não se preste à uma aplicação direta, ajuda no entendimento deste algoritmo e pode vir a ser explorada em desenvolvimentos futuros.</w:t>
+      </w:r>
+    </w:p>
+    <w:p>
+      <w:pPr>
+        <w:pStyle w:val="BodyText"/>
+      </w:pPr>
+      <w:r>
+        <w:t xml:space="preserve">A relação entre o envelope de uma onda, no domínio do tempo, e o formato de seus picos de frequência no domínio</w:t>
+      </w:r>
+      <w:r>
+        <w:t xml:space="preserve"> </w:t>
+      </w:r>
+      <w:r>
+        <w:t xml:space="preserve">da frequência, por outro lado, possibilitou a formulação do modelo fisicamente informado, e pode ser explorada futuramente de maneira mais profunda, potencialmente baseando um método mais acurado de identificação de envelopes em ondas sonoras.</w:t>
+      </w:r>
+    </w:p>
+    <w:p>
+      <w:pPr>
         <w:pStyle w:val="Heading1"/>
       </w:pPr>
-      <w:bookmarkStart w:id="109" w:name="conclusão"/>
+      <w:bookmarkStart w:id="110" w:name="conclusão"/>
       <w:r>
         <w:t xml:space="preserve">Conclusão</w:t>
       </w:r>
-      <w:bookmarkEnd w:id="109"/>
+      <w:bookmarkEnd w:id="110"/>
     </w:p>
     <w:p>
       <w:pPr>
@@ -25122,6 +25248,14 @@
         <w:pStyle w:val="BodyText"/>
       </w:pPr>
       <w:r>
+        <w:t xml:space="preserve">Uma outra vantagem frente aos modelos baseados em simulação física é que ele pode aprender características importantes do som que tem origem em partes do sistema difíceis de serem modeladas fisicamente, como a influência de ressonadores de geometria complexa.</w:t>
+      </w:r>
+    </w:p>
+    <w:p>
+      <w:pPr>
+        <w:pStyle w:val="BodyText"/>
+      </w:pPr>
+      <w:r>
         <w:t xml:space="preserve">Fica evidente ainda o potencial sinergético entre os desenvolvimentos na pesquisa sobre a acústica de intrumentos musicais e a utilização de redes neurais para basear modelos destinados à emulação desses instrumentos, ou famílias de instrumentos, específicos.</w:t>
       </w:r>
     </w:p>
@@ -25129,18 +25263,18 @@
       <w:pPr>
         <w:pStyle w:val="Heading2"/>
       </w:pPr>
-      <w:bookmarkStart w:id="110" w:name="desenvolvimentos-futuros"/>
+      <w:bookmarkStart w:id="111" w:name="desenvolvimentos-futuros"/>
       <w:r>
         <w:t xml:space="preserve">Desenvolvimentos Futuros</w:t>
       </w:r>
-      <w:bookmarkEnd w:id="110"/>
+      <w:bookmarkEnd w:id="111"/>
     </w:p>
     <w:p>
       <w:pPr>
         <w:pStyle w:val="FirstParagraph"/>
       </w:pPr>
       <w:r>
-        <w:t xml:space="preserve">As possibilidas desenvolvimentos futuros nesta área de intersecção são inúmeras, haja vista a escassez de investigações semelhantes: Seria interessante, por exemplo, utilizar as saídas de um modelo elaborado a partir do método das diferenças finitas, que pode ser formulado de forma a simular características como rigidez, ressonância e vários termos de perda de um dado sistema acústico, ao custo de uma alta demanda de recursos computacionais, para treinar um modelo baseado em digital waveguides que tenha uma rede neural no ponto onde as perdas e demais cálculos são efetuados.</w:t>
+        <w:t xml:space="preserve">As possibilidades de desenvolvimentos futuros nesta área de intersecção entre redes neurais e acústica são inúmeras, haja vista a escassez de investigações semelhantes: Seria interessante, por exemplo, utilizar as saídas de um modelo elaborado a partir do método das diferenças finitas, que pode ser formulado de forma a simular características como rigidez, ressonância e vários termos de perda de um dado sistema acústico, ao custo de uma alta demanda de recursos computacionais, para treinar um modelo baseado em digital waveguides que tenha uma rede neural no ponto onde as perdas e demais cálculos são efetuados.</w:t>
       </w:r>
     </w:p>
     <w:p>
@@ -25172,7 +25306,7 @@
         <w:pStyle w:val="BodyText"/>
       </w:pPr>
       <w:r>
-        <w:t xml:space="preserve">Além disso, uma implementação em uma linguagem de programação mais eficiente, como C ou C++, somada à uma interface visual e compatibilidade com controladores MIDI pode gerar uma linha de produtos comercialmente viável, a ser comercializado em formato standalone e/ou em formato de</w:t>
+        <w:t xml:space="preserve">Além disso, um algoritmo eficiente de extração de envelope permitiria retomar a abordagem baseada em</w:t>
       </w:r>
       <w:r>
         <w:t xml:space="preserve"> </w:t>
@@ -25181,6 +25315,29 @@
         <w:rPr>
           <w:i/>
         </w:rPr>
+        <w:t xml:space="preserve">autoencoders</w:t>
+      </w:r>
+      <w:r>
+        <w:t xml:space="preserve"> </w:t>
+      </w:r>
+      <w:r>
+        <w:t xml:space="preserve">que, alimentados com um senoide pura modelada pelo envelope da onda, teriam maior possibilidade de aprender a reconstruir a onda original de maneira verossímil, em uma abordagem inspirada nas técnicas de transferência de estilo utilizadas no campo da visão de computadores.</w:t>
+      </w:r>
+    </w:p>
+    <w:p>
+      <w:pPr>
+        <w:pStyle w:val="BodyText"/>
+      </w:pPr>
+      <w:r>
+        <w:t xml:space="preserve">Um outro desenvolvimento seria produzir uma implementação em uma linguagem de programação mais eficiente, como C ou C++, somada à uma interface visual e compatibilidade com controladores MIDI pode gerar uma linha de produtos comercialmente viável, a ser comercializado em formato standalone e/ou em formato de</w:t>
+      </w:r>
+      <w:r>
+        <w:t xml:space="preserve"> </w:t>
+      </w:r>
+      <w:r>
+        <w:rPr>
+          <w:i/>
+        </w:rPr>
         <w:t xml:space="preserve">plugin</w:t>
       </w:r>
       <w:r>
@@ -25194,14 +25351,14 @@
       <w:pPr>
         <w:pStyle w:val="Heading1"/>
       </w:pPr>
-      <w:bookmarkStart w:id="111" w:name="referências"/>
+      <w:bookmarkStart w:id="112" w:name="referências"/>
       <w:r>
         <w:t xml:space="preserve">Referências</w:t>
       </w:r>
-      <w:bookmarkEnd w:id="111"/>
-    </w:p>
-    <w:bookmarkStart w:id="207" w:name="refs"/>
-    <w:bookmarkStart w:id="112" w:name="ref-balle2016end"/>
+      <w:bookmarkEnd w:id="112"/>
+    </w:p>
+    <w:bookmarkStart w:id="208" w:name="refs"/>
+    <w:bookmarkStart w:id="113" w:name="ref-balle2016end"/>
     <w:p>
       <w:pPr>
         <w:pStyle w:val="Bibliography"/>
@@ -25222,8 +25379,8 @@
         <w:t xml:space="preserve">.</w:t>
       </w:r>
     </w:p>
-    <w:bookmarkEnd w:id="112"/>
-    <w:bookmarkStart w:id="113" w:name="ref-bensa2005computational"/>
+    <w:bookmarkEnd w:id="113"/>
+    <w:bookmarkStart w:id="114" w:name="ref-bensa2005computational"/>
     <w:p>
       <w:pPr>
         <w:pStyle w:val="Bibliography"/>
@@ -25247,8 +25404,8 @@
         <w:t xml:space="preserve">91 (2). S. Hirzel Verlag: 289–98.</w:t>
       </w:r>
     </w:p>
-    <w:bookmarkEnd w:id="113"/>
-    <w:bookmarkStart w:id="114" w:name="ref-bensa2003simulation"/>
+    <w:bookmarkEnd w:id="114"/>
+    <w:bookmarkStart w:id="115" w:name="ref-bensa2003simulation"/>
     <w:p>
       <w:pPr>
         <w:pStyle w:val="Bibliography"/>
@@ -25272,8 +25429,8 @@
         <w:t xml:space="preserve">114 (2). ASA: 1095–1107.</w:t>
       </w:r>
     </w:p>
-    <w:bookmarkEnd w:id="114"/>
-    <w:bookmarkStart w:id="115" w:name="ref-bishop06"/>
+    <w:bookmarkEnd w:id="115"/>
+    <w:bookmarkStart w:id="116" w:name="ref-bishop06"/>
     <w:p>
       <w:pPr>
         <w:pStyle w:val="Bibliography"/>
@@ -25294,8 +25451,8 @@
         <w:t xml:space="preserve">. springer.</w:t>
       </w:r>
     </w:p>
-    <w:bookmarkEnd w:id="115"/>
-    <w:bookmarkStart w:id="116" w:name="ref-boulanger2013high"/>
+    <w:bookmarkEnd w:id="116"/>
+    <w:bookmarkStart w:id="117" w:name="ref-boulanger2013high"/>
     <w:p>
       <w:pPr>
         <w:pStyle w:val="Bibliography"/>
@@ -25316,8 +25473,8 @@
         <w:t xml:space="preserve">, 3178–82. IEEE.</w:t>
       </w:r>
     </w:p>
-    <w:bookmarkEnd w:id="116"/>
-    <w:bookmarkStart w:id="117" w:name="ref-boulanger2014phone"/>
+    <w:bookmarkEnd w:id="117"/>
+    <w:bookmarkStart w:id="118" w:name="ref-boulanger2014phone"/>
     <w:p>
       <w:pPr>
         <w:pStyle w:val="Bibliography"/>
@@ -25338,8 +25495,8 @@
         <w:t xml:space="preserve">, 5417–21. IEEE.</w:t>
       </w:r>
     </w:p>
-    <w:bookmarkEnd w:id="117"/>
-    <w:bookmarkStart w:id="118" w:name="ref-bovermann2016musical"/>
+    <w:bookmarkEnd w:id="118"/>
+    <w:bookmarkStart w:id="119" w:name="ref-bovermann2016musical"/>
     <w:p>
       <w:pPr>
         <w:pStyle w:val="Bibliography"/>
@@ -25360,8 +25517,8 @@
         <w:t xml:space="preserve">. Springer.</w:t>
       </w:r>
     </w:p>
-    <w:bookmarkEnd w:id="118"/>
-    <w:bookmarkStart w:id="119" w:name="ref-bock2012polyphonic"/>
+    <w:bookmarkEnd w:id="119"/>
+    <w:bookmarkStart w:id="120" w:name="ref-bock2012polyphonic"/>
     <w:p>
       <w:pPr>
         <w:pStyle w:val="Bibliography"/>
@@ -25382,8 +25539,8 @@
         <w:t xml:space="preserve">, 121–24. IEEE.</w:t>
       </w:r>
     </w:p>
-    <w:bookmarkEnd w:id="119"/>
-    <w:bookmarkStart w:id="120" w:name="ref-choi2016automatic"/>
+    <w:bookmarkEnd w:id="120"/>
+    <w:bookmarkStart w:id="121" w:name="ref-choi2016automatic"/>
     <w:p>
       <w:pPr>
         <w:pStyle w:val="Bibliography"/>
@@ -25404,8 +25561,8 @@
         <w:t xml:space="preserve">.</w:t>
       </w:r>
     </w:p>
-    <w:bookmarkEnd w:id="120"/>
-    <w:bookmarkStart w:id="121" w:name="ref-choi2017convolutional"/>
+    <w:bookmarkEnd w:id="121"/>
+    <w:bookmarkStart w:id="122" w:name="ref-choi2017convolutional"/>
     <w:p>
       <w:pPr>
         <w:pStyle w:val="Bibliography"/>
@@ -25426,8 +25583,8 @@
         <w:t xml:space="preserve">, 2392–6. IEEE.</w:t>
       </w:r>
     </w:p>
-    <w:bookmarkEnd w:id="121"/>
-    <w:bookmarkStart w:id="122" w:name="ref-costa2017evaluation"/>
+    <w:bookmarkEnd w:id="122"/>
+    <w:bookmarkStart w:id="123" w:name="ref-costa2017evaluation"/>
     <w:p>
       <w:pPr>
         <w:pStyle w:val="Bibliography"/>
@@ -25451,8 +25608,8 @@
         <w:t xml:space="preserve">52. Elsevier: 28–38.</w:t>
       </w:r>
     </w:p>
-    <w:bookmarkEnd w:id="122"/>
-    <w:bookmarkStart w:id="123" w:name="ref-dalgleish2014blurring"/>
+    <w:bookmarkEnd w:id="123"/>
+    <w:bookmarkStart w:id="124" w:name="ref-dalgleish2014blurring"/>
     <w:p>
       <w:pPr>
         <w:pStyle w:val="Bibliography"/>
@@ -25461,8 +25618,8 @@
         <w:t xml:space="preserve">Dalgleish, Mathew, Steve Spencer, and Chris Foster. 2014. “BLURRING the Lines: AN Integrated Compositional Model for Digital Musical Instrument Design.” In. Proceedings of the 9th Conference on Interdisciplinary Musicology. CIM14. Berlin, Germany.</w:t>
       </w:r>
     </w:p>
-    <w:bookmarkEnd w:id="123"/>
-    <w:bookmarkStart w:id="124" w:name="ref-elman1990finding"/>
+    <w:bookmarkEnd w:id="124"/>
+    <w:bookmarkStart w:id="125" w:name="ref-elman1990finding"/>
     <w:p>
       <w:pPr>
         <w:pStyle w:val="Bibliography"/>
@@ -25486,8 +25643,8 @@
         <w:t xml:space="preserve">14 (2). Wiley Online Library: 179–211.</w:t>
       </w:r>
     </w:p>
-    <w:bookmarkEnd w:id="124"/>
-    <w:bookmarkStart w:id="125" w:name="ref-engel2017neural"/>
+    <w:bookmarkEnd w:id="125"/>
+    <w:bookmarkStart w:id="126" w:name="ref-engel2017neural"/>
     <w:p>
       <w:pPr>
         <w:pStyle w:val="Bibliography"/>
@@ -25508,8 +25665,8 @@
         <w:t xml:space="preserve">.</w:t>
       </w:r>
     </w:p>
-    <w:bookmarkEnd w:id="125"/>
-    <w:bookmarkStart w:id="126" w:name="ref-forgeard2008practicing"/>
+    <w:bookmarkEnd w:id="126"/>
+    <w:bookmarkStart w:id="127" w:name="ref-forgeard2008practicing"/>
     <w:p>
       <w:pPr>
         <w:pStyle w:val="Bibliography"/>
@@ -25533,8 +25690,8 @@
         <w:t xml:space="preserve">3 (10). Public Library of Science: e3566.</w:t>
       </w:r>
     </w:p>
-    <w:bookmarkEnd w:id="126"/>
-    <w:bookmarkStart w:id="127" w:name="ref-frans2017outline"/>
+    <w:bookmarkEnd w:id="127"/>
+    <w:bookmarkStart w:id="128" w:name="ref-frans2017outline"/>
     <w:p>
       <w:pPr>
         <w:pStyle w:val="Bibliography"/>
@@ -25555,8 +25712,8 @@
         <w:t xml:space="preserve">.</w:t>
       </w:r>
     </w:p>
-    <w:bookmarkEnd w:id="127"/>
-    <w:bookmarkStart w:id="128" w:name="ref-gatys2016image"/>
+    <w:bookmarkEnd w:id="128"/>
+    <w:bookmarkStart w:id="129" w:name="ref-gatys2016image"/>
     <w:p>
       <w:pPr>
         <w:pStyle w:val="Bibliography"/>
@@ -25577,8 +25734,8 @@
         <w:t xml:space="preserve">, 2414–23.</w:t>
       </w:r>
     </w:p>
-    <w:bookmarkEnd w:id="128"/>
-    <w:bookmarkStart w:id="129" w:name="ref-goldberg2016primer"/>
+    <w:bookmarkEnd w:id="129"/>
+    <w:bookmarkStart w:id="130" w:name="ref-goldberg2016primer"/>
     <w:p>
       <w:pPr>
         <w:pStyle w:val="Bibliography"/>
@@ -25602,8 +25759,8 @@
         <w:t xml:space="preserve">57: 345–420.</w:t>
       </w:r>
     </w:p>
-    <w:bookmarkEnd w:id="129"/>
-    <w:bookmarkStart w:id="131" w:name="ref-cnnmoney"/>
+    <w:bookmarkEnd w:id="130"/>
+    <w:bookmarkStart w:id="132" w:name="ref-cnnmoney"/>
     <w:p>
       <w:pPr>
         <w:pStyle w:val="Bibliography"/>
@@ -25626,7 +25783,7 @@
       <w:r>
         <w:t xml:space="preserve"> </w:t>
       </w:r>
-      <w:hyperlink r:id="rId130">
+      <w:hyperlink r:id="rId131">
         <w:r>
           <w:rPr>
             <w:rStyle w:val="Hyperlink"/>
@@ -25638,8 +25795,8 @@
         <w:t xml:space="preserve">.</w:t>
       </w:r>
     </w:p>
-    <w:bookmarkEnd w:id="131"/>
-    <w:bookmarkStart w:id="132" w:name="ref-gracia2016wave"/>
+    <w:bookmarkEnd w:id="132"/>
+    <w:bookmarkStart w:id="133" w:name="ref-gracia2016wave"/>
     <w:p>
       <w:pPr>
         <w:pStyle w:val="Bibliography"/>
@@ -25660,8 +25817,8 @@
         <w:t xml:space="preserve">.</w:t>
       </w:r>
     </w:p>
-    <w:bookmarkEnd w:id="132"/>
-    <w:bookmarkStart w:id="133" w:name="ref-graves2013speech"/>
+    <w:bookmarkEnd w:id="133"/>
+    <w:bookmarkStart w:id="134" w:name="ref-graves2013speech"/>
     <w:p>
       <w:pPr>
         <w:pStyle w:val="Bibliography"/>
@@ -25682,8 +25839,8 @@
         <w:t xml:space="preserve">, 6645–9. IEEE.</w:t>
       </w:r>
     </w:p>
-    <w:bookmarkEnd w:id="133"/>
-    <w:bookmarkStart w:id="134" w:name="ref-gregor2016towards"/>
+    <w:bookmarkEnd w:id="134"/>
+    <w:bookmarkStart w:id="135" w:name="ref-gregor2016towards"/>
     <w:p>
       <w:pPr>
         <w:pStyle w:val="Bibliography"/>
@@ -25704,8 +25861,8 @@
         <w:t xml:space="preserve">, 3549–57.</w:t>
       </w:r>
     </w:p>
-    <w:bookmarkEnd w:id="134"/>
-    <w:bookmarkStart w:id="135" w:name="ref-grinstein2017audio"/>
+    <w:bookmarkEnd w:id="135"/>
+    <w:bookmarkStart w:id="136" w:name="ref-grinstein2017audio"/>
     <w:p>
       <w:pPr>
         <w:pStyle w:val="Bibliography"/>
@@ -25726,8 +25883,8 @@
         <w:t xml:space="preserve">.</w:t>
       </w:r>
     </w:p>
-    <w:bookmarkEnd w:id="135"/>
-    <w:bookmarkStart w:id="136" w:name="ref-hagan1996neural"/>
+    <w:bookmarkEnd w:id="136"/>
+    <w:bookmarkStart w:id="137" w:name="ref-hagan1996neural"/>
     <w:p>
       <w:pPr>
         <w:pStyle w:val="Bibliography"/>
@@ -25748,8 +25905,8 @@
         <w:t xml:space="preserve">. Vol. 20. Pws Pub. Boston.</w:t>
       </w:r>
     </w:p>
-    <w:bookmarkEnd w:id="136"/>
-    <w:bookmarkStart w:id="137" w:name="ref-he2015multimodal"/>
+    <w:bookmarkEnd w:id="137"/>
+    <w:bookmarkStart w:id="138" w:name="ref-he2015multimodal"/>
     <w:p>
       <w:pPr>
         <w:pStyle w:val="Bibliography"/>
@@ -25770,8 +25927,8 @@
         <w:t xml:space="preserve">, 73–80. ACM.</w:t>
       </w:r>
     </w:p>
-    <w:bookmarkEnd w:id="137"/>
-    <w:bookmarkStart w:id="138" w:name="ref-hinton2012deep"/>
+    <w:bookmarkEnd w:id="138"/>
+    <w:bookmarkStart w:id="139" w:name="ref-hinton2012deep"/>
     <w:p>
       <w:pPr>
         <w:pStyle w:val="Bibliography"/>
@@ -25795,8 +25952,8 @@
         <w:t xml:space="preserve">29 (6). IEEE: 82–97.</w:t>
       </w:r>
     </w:p>
-    <w:bookmarkEnd w:id="138"/>
-    <w:bookmarkStart w:id="139" w:name="ref-hornik91"/>
+    <w:bookmarkEnd w:id="139"/>
+    <w:bookmarkStart w:id="140" w:name="ref-hornik91"/>
     <w:p>
       <w:pPr>
         <w:pStyle w:val="Bibliography"/>
@@ -25820,8 +25977,8 @@
         <w:t xml:space="preserve">4 (2). Elsevier: 251–57.</w:t>
       </w:r>
     </w:p>
-    <w:bookmarkEnd w:id="139"/>
-    <w:bookmarkStart w:id="140" w:name="ref-hornik89"/>
+    <w:bookmarkEnd w:id="140"/>
+    <w:bookmarkStart w:id="141" w:name="ref-hornik89"/>
     <w:p>
       <w:pPr>
         <w:pStyle w:val="Bibliography"/>
@@ -25845,8 +26002,8 @@
         <w:t xml:space="preserve">2 (5). Elsevier: 359–66.</w:t>
       </w:r>
     </w:p>
-    <w:bookmarkEnd w:id="140"/>
-    <w:bookmarkStart w:id="141" w:name="ref-hutchings2017talking"/>
+    <w:bookmarkEnd w:id="141"/>
+    <w:bookmarkStart w:id="142" w:name="ref-hutchings2017talking"/>
     <w:p>
       <w:pPr>
         <w:pStyle w:val="Bibliography"/>
@@ -25867,8 +26024,8 @@
         <w:t xml:space="preserve">.</w:t>
       </w:r>
     </w:p>
-    <w:bookmarkEnd w:id="141"/>
-    <w:bookmarkStart w:id="142" w:name="ref-hwangimage"/>
+    <w:bookmarkEnd w:id="142"/>
+    <w:bookmarkStart w:id="143" w:name="ref-hwangimage"/>
     <w:p>
       <w:pPr>
         <w:pStyle w:val="Bibliography"/>
@@ -25877,8 +26034,8 @@
         <w:t xml:space="preserve">Hwang, Jeff, and You Zhou. 2016. “Image Colorization with Deep Convolutional Neural Networks.”</w:t>
       </w:r>
     </w:p>
-    <w:bookmarkEnd w:id="142"/>
-    <w:bookmarkStart w:id="143" w:name="ref-iizuka2016let"/>
+    <w:bookmarkEnd w:id="143"/>
+    <w:bookmarkStart w:id="144" w:name="ref-iizuka2016let"/>
     <w:p>
       <w:pPr>
         <w:pStyle w:val="Bibliography"/>
@@ -25902,8 +26059,8 @@
         <w:t xml:space="preserve">35 (4). ACM: 110.</w:t>
       </w:r>
     </w:p>
-    <w:bookmarkEnd w:id="143"/>
-    <w:bookmarkStart w:id="144" w:name="ref-isola2016image"/>
+    <w:bookmarkEnd w:id="144"/>
+    <w:bookmarkStart w:id="145" w:name="ref-isola2016image"/>
     <w:p>
       <w:pPr>
         <w:pStyle w:val="Bibliography"/>
@@ -25924,8 +26081,8 @@
         <w:t xml:space="preserve">.</w:t>
       </w:r>
     </w:p>
-    <w:bookmarkEnd w:id="144"/>
-    <w:bookmarkStart w:id="145" w:name="ref-jiang1999image"/>
+    <w:bookmarkEnd w:id="145"/>
+    <w:bookmarkStart w:id="146" w:name="ref-jiang1999image"/>
     <w:p>
       <w:pPr>
         <w:pStyle w:val="Bibliography"/>
@@ -25949,8 +26106,8 @@
         <w:t xml:space="preserve">14 (9). Elsevier: 737–60.</w:t>
       </w:r>
     </w:p>
-    <w:bookmarkEnd w:id="145"/>
-    <w:bookmarkStart w:id="146" w:name="ref-johnston2017improved"/>
+    <w:bookmarkEnd w:id="146"/>
+    <w:bookmarkStart w:id="147" w:name="ref-johnston2017improved"/>
     <w:p>
       <w:pPr>
         <w:pStyle w:val="Bibliography"/>
@@ -25971,8 +26128,8 @@
         <w:t xml:space="preserve">.</w:t>
       </w:r>
     </w:p>
-    <w:bookmarkEnd w:id="146"/>
-    <w:bookmarkStart w:id="147" w:name="ref-karjalainen2004digital"/>
+    <w:bookmarkEnd w:id="147"/>
+    <w:bookmarkStart w:id="148" w:name="ref-karjalainen2004digital"/>
     <w:p>
       <w:pPr>
         <w:pStyle w:val="Bibliography"/>
@@ -25996,8 +26153,8 @@
         <w:t xml:space="preserve">2004. Hindawi Publishing Corp.: 978–89.</w:t>
       </w:r>
     </w:p>
-    <w:bookmarkEnd w:id="147"/>
-    <w:bookmarkStart w:id="148" w:name="ref-karpathy2014large"/>
+    <w:bookmarkEnd w:id="148"/>
+    <w:bookmarkStart w:id="149" w:name="ref-karpathy2014large"/>
     <w:p>
       <w:pPr>
         <w:pStyle w:val="Bibliography"/>
@@ -26018,8 +26175,8 @@
         <w:t xml:space="preserve">, 1725–32.</w:t>
       </w:r>
     </w:p>
-    <w:bookmarkEnd w:id="148"/>
-    <w:bookmarkStart w:id="149" w:name="ref-khorrami2016deep"/>
+    <w:bookmarkEnd w:id="149"/>
+    <w:bookmarkStart w:id="150" w:name="ref-khorrami2016deep"/>
     <w:p>
       <w:pPr>
         <w:pStyle w:val="Bibliography"/>
@@ -26040,8 +26197,8 @@
         <w:t xml:space="preserve">, 619–23. IEEE.</w:t>
       </w:r>
     </w:p>
-    <w:bookmarkEnd w:id="149"/>
-    <w:bookmarkStart w:id="150" w:name="ref-kulkarni2015deep"/>
+    <w:bookmarkEnd w:id="150"/>
+    <w:bookmarkStart w:id="151" w:name="ref-kulkarni2015deep"/>
     <w:p>
       <w:pPr>
         <w:pStyle w:val="Bibliography"/>
@@ -26062,8 +26219,8 @@
         <w:t xml:space="preserve">, 2539–47.</w:t>
       </w:r>
     </w:p>
-    <w:bookmarkEnd w:id="150"/>
-    <w:bookmarkStart w:id="151" w:name="ref-larsson2016learning"/>
+    <w:bookmarkEnd w:id="151"/>
+    <w:bookmarkStart w:id="152" w:name="ref-larsson2016learning"/>
     <w:p>
       <w:pPr>
         <w:pStyle w:val="Bibliography"/>
@@ -26084,8 +26241,8 @@
         <w:t xml:space="preserve">, 577–93. Springer.</w:t>
       </w:r>
     </w:p>
-    <w:bookmarkEnd w:id="151"/>
-    <w:bookmarkStart w:id="152" w:name="ref-lecun1998gradient"/>
+    <w:bookmarkEnd w:id="152"/>
+    <w:bookmarkStart w:id="153" w:name="ref-lecun1998gradient"/>
     <w:p>
       <w:pPr>
         <w:pStyle w:val="Bibliography"/>
@@ -26109,8 +26266,8 @@
         <w:t xml:space="preserve">86 (11). IEEE: 2278–2324.</w:t>
       </w:r>
     </w:p>
-    <w:bookmarkEnd w:id="152"/>
-    <w:bookmarkStart w:id="153" w:name="ref-leshno93"/>
+    <w:bookmarkEnd w:id="153"/>
+    <w:bookmarkStart w:id="154" w:name="ref-leshno93"/>
     <w:p>
       <w:pPr>
         <w:pStyle w:val="Bibliography"/>
@@ -26134,8 +26291,8 @@
         <w:t xml:space="preserve">6 (6). Elsevier: 861–67.</w:t>
       </w:r>
     </w:p>
-    <w:bookmarkEnd w:id="153"/>
-    <w:bookmarkStart w:id="154" w:name="ref-lyons2011understanding"/>
+    <w:bookmarkEnd w:id="154"/>
+    <w:bookmarkStart w:id="155" w:name="ref-lyons2011understanding"/>
     <w:p>
       <w:pPr>
         <w:pStyle w:val="Bibliography"/>
@@ -26156,8 +26313,8 @@
         <w:t xml:space="preserve">. Pearson Education India.</w:t>
       </w:r>
     </w:p>
-    <w:bookmarkEnd w:id="154"/>
-    <w:bookmarkStart w:id="155" w:name="ref-maas2013rectifier"/>
+    <w:bookmarkEnd w:id="155"/>
+    <w:bookmarkStart w:id="156" w:name="ref-maas2013rectifier"/>
     <w:p>
       <w:pPr>
         <w:pStyle w:val="Bibliography"/>
@@ -26178,8 +26335,8 @@
         <w:t xml:space="preserve">. Vol. 30. 1.</w:t>
       </w:r>
     </w:p>
-    <w:bookmarkEnd w:id="155"/>
-    <w:bookmarkStart w:id="156" w:name="ref-mcculloch1943logical"/>
+    <w:bookmarkEnd w:id="156"/>
+    <w:bookmarkStart w:id="157" w:name="ref-mcculloch1943logical"/>
     <w:p>
       <w:pPr>
         <w:pStyle w:val="Bibliography"/>
@@ -26203,8 +26360,8 @@
         <w:t xml:space="preserve">5 (4). Springer: 115–33.</w:t>
       </w:r>
     </w:p>
-    <w:bookmarkEnd w:id="156"/>
-    <w:bookmarkStart w:id="157" w:name="ref-minski1969perceptrons"/>
+    <w:bookmarkEnd w:id="157"/>
+    <w:bookmarkStart w:id="158" w:name="ref-minski1969perceptrons"/>
     <w:p>
       <w:pPr>
         <w:pStyle w:val="Bibliography"/>
@@ -26225,8 +26382,8 @@
         <w:t xml:space="preserve">.</w:t>
       </w:r>
     </w:p>
-    <w:bookmarkEnd w:id="157"/>
-    <w:bookmarkStart w:id="158" w:name="ref-mital2017time"/>
+    <w:bookmarkEnd w:id="158"/>
+    <w:bookmarkStart w:id="159" w:name="ref-mital2017time"/>
     <w:p>
       <w:pPr>
         <w:pStyle w:val="Bibliography"/>
@@ -26247,8 +26404,8 @@
         <w:t xml:space="preserve">.</w:t>
       </w:r>
     </w:p>
-    <w:bookmarkEnd w:id="158"/>
-    <w:bookmarkStart w:id="159" w:name="ref-mizutani2000derivation"/>
+    <w:bookmarkEnd w:id="159"/>
+    <w:bookmarkStart w:id="160" w:name="ref-mizutani2000derivation"/>
     <w:p>
       <w:pPr>
         <w:pStyle w:val="Bibliography"/>
@@ -26269,8 +26426,8 @@
         <w:t xml:space="preserve">, 2:167–72. IEEE.</w:t>
       </w:r>
     </w:p>
-    <w:bookmarkEnd w:id="159"/>
-    <w:bookmarkStart w:id="160" w:name="ref-oord2016pixel"/>
+    <w:bookmarkEnd w:id="160"/>
+    <w:bookmarkStart w:id="161" w:name="ref-oord2016pixel"/>
     <w:p>
       <w:pPr>
         <w:pStyle w:val="Bibliography"/>
@@ -26291,8 +26448,8 @@
         <w:t xml:space="preserve">.</w:t>
       </w:r>
     </w:p>
-    <w:bookmarkEnd w:id="160"/>
-    <w:bookmarkStart w:id="161" w:name="ref-van2016conditional"/>
+    <w:bookmarkEnd w:id="161"/>
+    <w:bookmarkStart w:id="162" w:name="ref-van2016conditional"/>
     <w:p>
       <w:pPr>
         <w:pStyle w:val="Bibliography"/>
@@ -26313,8 +26470,8 @@
         <w:t xml:space="preserve">, 4790–8.</w:t>
       </w:r>
     </w:p>
-    <w:bookmarkEnd w:id="161"/>
-    <w:bookmarkStart w:id="162" w:name="ref-pang2017convolution"/>
+    <w:bookmarkEnd w:id="162"/>
+    <w:bookmarkStart w:id="163" w:name="ref-pang2017convolution"/>
     <w:p>
       <w:pPr>
         <w:pStyle w:val="Bibliography"/>
@@ -26335,8 +26492,8 @@
         <w:t xml:space="preserve">. IEEE.</w:t>
       </w:r>
     </w:p>
-    <w:bookmarkEnd w:id="162"/>
-    <w:bookmarkStart w:id="163" w:name="ref-parker1985learning"/>
+    <w:bookmarkEnd w:id="163"/>
+    <w:bookmarkStart w:id="164" w:name="ref-parker1985learning"/>
     <w:p>
       <w:pPr>
         <w:pStyle w:val="Bibliography"/>
@@ -26345,8 +26502,8 @@
         <w:t xml:space="preserve">Parker, David B. 1985. “Learning Logic.”</w:t>
       </w:r>
     </w:p>
-    <w:bookmarkEnd w:id="163"/>
-    <w:bookmarkStart w:id="164" w:name="ref-pfalz2018generating"/>
+    <w:bookmarkEnd w:id="164"/>
+    <w:bookmarkStart w:id="165" w:name="ref-pfalz2018generating"/>
     <w:p>
       <w:pPr>
         <w:pStyle w:val="Bibliography"/>
@@ -26355,8 +26512,8 @@
         <w:t xml:space="preserve">Pfalz, Andrew. 2018. “Generating Audio Using Recurrent Neural Networks.”</w:t>
       </w:r>
     </w:p>
-    <w:bookmarkEnd w:id="164"/>
-    <w:bookmarkStart w:id="165" w:name="ref-rehman2014image"/>
+    <w:bookmarkEnd w:id="165"/>
+    <w:bookmarkStart w:id="166" w:name="ref-rehman2014image"/>
     <w:p>
       <w:pPr>
         <w:pStyle w:val="Bibliography"/>
@@ -26380,8 +26537,8 @@
         <w:t xml:space="preserve">7 (4). Maxwell Science Publishing: 656–72.</w:t>
       </w:r>
     </w:p>
-    <w:bookmarkEnd w:id="165"/>
-    <w:bookmarkStart w:id="166" w:name="ref-reiffenstein2006codification"/>
+    <w:bookmarkEnd w:id="166"/>
+    <w:bookmarkStart w:id="167" w:name="ref-reiffenstein2006codification"/>
     <w:p>
       <w:pPr>
         <w:pStyle w:val="Bibliography"/>
@@ -26405,8 +26562,8 @@
         <w:t xml:space="preserve">50 (3). Wiley Online Library: 298–318.</w:t>
       </w:r>
     </w:p>
-    <w:bookmarkEnd w:id="166"/>
-    <w:bookmarkStart w:id="167" w:name="ref-rigaud2013parametric"/>
+    <w:bookmarkEnd w:id="167"/>
+    <w:bookmarkStart w:id="168" w:name="ref-rigaud2013parametric"/>
     <w:p>
       <w:pPr>
         <w:pStyle w:val="Bibliography"/>
@@ -26430,8 +26587,8 @@
         <w:t xml:space="preserve">133 (5). ASA: 3107–18.</w:t>
       </w:r>
     </w:p>
-    <w:bookmarkEnd w:id="167"/>
-    <w:bookmarkStart w:id="168" w:name="ref-Rosenblatt57"/>
+    <w:bookmarkEnd w:id="168"/>
+    <w:bookmarkStart w:id="169" w:name="ref-Rosenblatt57"/>
     <w:p>
       <w:pPr>
         <w:pStyle w:val="Bibliography"/>
@@ -26452,8 +26609,8 @@
         <w:t xml:space="preserve">. Cornell Aeronautical Laboratory.</w:t>
       </w:r>
     </w:p>
-    <w:bookmarkEnd w:id="168"/>
-    <w:bookmarkStart w:id="169" w:name="ref-rosenblatt1958perceptron"/>
+    <w:bookmarkEnd w:id="169"/>
+    <w:bookmarkStart w:id="170" w:name="ref-rosenblatt1958perceptron"/>
     <w:p>
       <w:pPr>
         <w:pStyle w:val="Bibliography"/>
@@ -26477,8 +26634,8 @@
         <w:t xml:space="preserve">65 (6). American Psychological Association: 386.</w:t>
       </w:r>
     </w:p>
-    <w:bookmarkEnd w:id="169"/>
-    <w:bookmarkStart w:id="170" w:name="ref-rumelhart1985learning"/>
+    <w:bookmarkEnd w:id="170"/>
+    <w:bookmarkStart w:id="171" w:name="ref-rumelhart1985learning"/>
     <w:p>
       <w:pPr>
         <w:pStyle w:val="Bibliography"/>
@@ -26487,8 +26644,8 @@
         <w:t xml:space="preserve">Rumelhart, David E, Geoffrey E Hinton, and Ronald J Williams. 1985. “Learning Internal Representations by Error Propagation.” California Univ San Diego La Jolla Inst for Cognitive Science.</w:t>
       </w:r>
     </w:p>
-    <w:bookmarkEnd w:id="170"/>
-    <w:bookmarkStart w:id="171" w:name="ref-sainath2015deep"/>
+    <w:bookmarkEnd w:id="171"/>
+    <w:bookmarkStart w:id="172" w:name="ref-sainath2015deep"/>
     <w:p>
       <w:pPr>
         <w:pStyle w:val="Bibliography"/>
@@ -26512,8 +26669,8 @@
         <w:t xml:space="preserve">64. Elsevier: 39–48.</w:t>
       </w:r>
     </w:p>
-    <w:bookmarkEnd w:id="171"/>
-    <w:bookmarkStart w:id="172" w:name="ref-sak2015fast"/>
+    <w:bookmarkEnd w:id="172"/>
+    <w:bookmarkStart w:id="173" w:name="ref-sak2015fast"/>
     <w:p>
       <w:pPr>
         <w:pStyle w:val="Bibliography"/>
@@ -26534,8 +26691,8 @@
         <w:t xml:space="preserve">.</w:t>
       </w:r>
     </w:p>
-    <w:bookmarkEnd w:id="172"/>
-    <w:bookmarkStart w:id="173" w:name="ref-salsa2016partial"/>
+    <w:bookmarkEnd w:id="173"/>
+    <w:bookmarkStart w:id="174" w:name="ref-salsa2016partial"/>
     <w:p>
       <w:pPr>
         <w:pStyle w:val="Bibliography"/>
@@ -26556,8 +26713,8 @@
         <w:t xml:space="preserve">. Vol. 99. Springer.</w:t>
       </w:r>
     </w:p>
-    <w:bookmarkEnd w:id="173"/>
-    <w:bookmarkStart w:id="174" w:name="ref-sangkloy2016scribbler"/>
+    <w:bookmarkEnd w:id="174"/>
+    <w:bookmarkStart w:id="175" w:name="ref-sangkloy2016scribbler"/>
     <w:p>
       <w:pPr>
         <w:pStyle w:val="Bibliography"/>
@@ -26578,8 +26735,8 @@
         <w:t xml:space="preserve">.</w:t>
       </w:r>
     </w:p>
-    <w:bookmarkEnd w:id="174"/>
-    <w:bookmarkStart w:id="175" w:name="ref-santurkar2017generative"/>
+    <w:bookmarkEnd w:id="175"/>
+    <w:bookmarkStart w:id="176" w:name="ref-santurkar2017generative"/>
     <w:p>
       <w:pPr>
         <w:pStyle w:val="Bibliography"/>
@@ -26600,8 +26757,8 @@
         <w:t xml:space="preserve">.</w:t>
       </w:r>
     </w:p>
-    <w:bookmarkEnd w:id="175"/>
-    <w:bookmarkStart w:id="176" w:name="ref-sarroff2014musical"/>
+    <w:bookmarkEnd w:id="176"/>
+    <w:bookmarkStart w:id="177" w:name="ref-sarroff2014musical"/>
     <w:p>
       <w:pPr>
         <w:pStyle w:val="Bibliography"/>
@@ -26622,8 +26779,8 @@
         <w:t xml:space="preserve">.</w:t>
       </w:r>
     </w:p>
-    <w:bookmarkEnd w:id="176"/>
-    <w:bookmarkStart w:id="177" w:name="ref-serra2007state"/>
+    <w:bookmarkEnd w:id="177"/>
+    <w:bookmarkStart w:id="178" w:name="ref-serra2007state"/>
     <w:p>
       <w:pPr>
         <w:pStyle w:val="Bibliography"/>
@@ -26644,8 +26801,8 @@
         <w:t xml:space="preserve">, 9–12. IEEE.</w:t>
       </w:r>
     </w:p>
-    <w:bookmarkEnd w:id="177"/>
-    <w:bookmarkStart w:id="178" w:name="ref-sigtia2016end"/>
+    <w:bookmarkEnd w:id="178"/>
+    <w:bookmarkStart w:id="179" w:name="ref-sigtia2016end"/>
     <w:p>
       <w:pPr>
         <w:pStyle w:val="Bibliography"/>
@@ -26669,8 +26826,8 @@
         <w:t xml:space="preserve">24 (5). IEEE Press: 927–39.</w:t>
       </w:r>
     </w:p>
-    <w:bookmarkEnd w:id="178"/>
-    <w:bookmarkStart w:id="179" w:name="ref-smith2006basic"/>
+    <w:bookmarkEnd w:id="179"/>
+    <w:bookmarkStart w:id="180" w:name="ref-smith2006basic"/>
     <w:p>
       <w:pPr>
         <w:pStyle w:val="Bibliography"/>
@@ -26691,8 +26848,8 @@
         <w:t xml:space="preserve">.</w:t>
       </w:r>
     </w:p>
-    <w:bookmarkEnd w:id="179"/>
-    <w:bookmarkStart w:id="180" w:name="ref-smith1992physical"/>
+    <w:bookmarkEnd w:id="180"/>
+    <w:bookmarkStart w:id="181" w:name="ref-smith1992physical"/>
     <w:p>
       <w:pPr>
         <w:pStyle w:val="Bibliography"/>
@@ -26716,8 +26873,8 @@
         <w:t xml:space="preserve">16 (4). JSTOR: 74–91.</w:t>
       </w:r>
     </w:p>
-    <w:bookmarkEnd w:id="180"/>
-    <w:bookmarkStart w:id="181" w:name="ref-socher2014recursive"/>
+    <w:bookmarkEnd w:id="181"/>
+    <w:bookmarkStart w:id="182" w:name="ref-socher2014recursive"/>
     <w:p>
       <w:pPr>
         <w:pStyle w:val="Bibliography"/>
@@ -26726,8 +26883,8 @@
         <w:t xml:space="preserve">Socher, Richard. 2014. “Recursive Deep Learning for Natural Language Processing and Computer Vision.” Citeseer.</w:t>
       </w:r>
     </w:p>
-    <w:bookmarkEnd w:id="181"/>
-    <w:bookmarkStart w:id="182" w:name="ref-southall2016automatic"/>
+    <w:bookmarkEnd w:id="182"/>
+    <w:bookmarkStart w:id="183" w:name="ref-southall2016automatic"/>
     <w:p>
       <w:pPr>
         <w:pStyle w:val="Bibliography"/>
@@ -26748,8 +26905,8 @@
         <w:t xml:space="preserve">, 591–97.</w:t>
       </w:r>
     </w:p>
-    <w:bookmarkEnd w:id="182"/>
-    <w:bookmarkStart w:id="183" w:name="ref-stanley2007compositional"/>
+    <w:bookmarkEnd w:id="183"/>
+    <w:bookmarkStart w:id="184" w:name="ref-stanley2007compositional"/>
     <w:p>
       <w:pPr>
         <w:pStyle w:val="Bibliography"/>
@@ -26773,8 +26930,8 @@
         <w:t xml:space="preserve">8 (2). Springer: 131–62.</w:t>
       </w:r>
     </w:p>
-    <w:bookmarkEnd w:id="183"/>
-    <w:bookmarkStart w:id="184" w:name="ref-staudt2016development"/>
+    <w:bookmarkEnd w:id="184"/>
+    <w:bookmarkStart w:id="185" w:name="ref-staudt2016development"/>
     <w:p>
       <w:pPr>
         <w:pStyle w:val="Bibliography"/>
@@ -26783,8 +26940,8 @@
         <w:t xml:space="preserve">Staudt, Pascal. 2016. “Development of a Digital Musical Instrument with Embedded Sound Synthesis.”</w:t>
       </w:r>
     </w:p>
-    <w:bookmarkEnd w:id="184"/>
-    <w:bookmarkStart w:id="185" w:name="ref-theis2015generative"/>
+    <w:bookmarkEnd w:id="185"/>
+    <w:bookmarkStart w:id="186" w:name="ref-theis2015generative"/>
     <w:p>
       <w:pPr>
         <w:pStyle w:val="Bibliography"/>
@@ -26805,8 +26962,8 @@
         <w:t xml:space="preserve">, 1927–35.</w:t>
       </w:r>
     </w:p>
-    <w:bookmarkEnd w:id="185"/>
-    <w:bookmarkStart w:id="186" w:name="ref-theis2017lossy"/>
+    <w:bookmarkEnd w:id="186"/>
+    <w:bookmarkStart w:id="187" w:name="ref-theis2017lossy"/>
     <w:p>
       <w:pPr>
         <w:pStyle w:val="Bibliography"/>
@@ -26827,8 +26984,8 @@
         <w:t xml:space="preserve">.</w:t>
       </w:r>
     </w:p>
-    <w:bookmarkEnd w:id="186"/>
-    <w:bookmarkStart w:id="187" w:name="ref-toderici2015variable"/>
+    <w:bookmarkEnd w:id="187"/>
+    <w:bookmarkStart w:id="188" w:name="ref-toderici2015variable"/>
     <w:p>
       <w:pPr>
         <w:pStyle w:val="Bibliography"/>
@@ -26849,8 +27006,8 @@
         <w:t xml:space="preserve">.</w:t>
       </w:r>
     </w:p>
-    <w:bookmarkEnd w:id="187"/>
-    <w:bookmarkStart w:id="188" w:name="ref-toderici2016full"/>
+    <w:bookmarkEnd w:id="188"/>
+    <w:bookmarkStart w:id="189" w:name="ref-toderici2016full"/>
     <w:p>
       <w:pPr>
         <w:pStyle w:val="Bibliography"/>
@@ -26871,8 +27028,8 @@
         <w:t xml:space="preserve">.</w:t>
       </w:r>
     </w:p>
-    <w:bookmarkEnd w:id="188"/>
-    <w:bookmarkStart w:id="189" w:name="ref-tuohy2006evolved"/>
+    <w:bookmarkEnd w:id="189"/>
+    <w:bookmarkStart w:id="190" w:name="ref-tuohy2006evolved"/>
     <w:p>
       <w:pPr>
         <w:pStyle w:val="Bibliography"/>
@@ -26893,8 +27050,8 @@
         <w:t xml:space="preserve">.</w:t>
       </w:r>
     </w:p>
-    <w:bookmarkEnd w:id="189"/>
-    <w:bookmarkStart w:id="190" w:name="ref-van2016wavenet"/>
+    <w:bookmarkEnd w:id="190"/>
+    <w:bookmarkStart w:id="191" w:name="ref-van2016wavenet"/>
     <w:p>
       <w:pPr>
         <w:pStyle w:val="Bibliography"/>
@@ -26915,8 +27072,8 @@
         <w:t xml:space="preserve">.</w:t>
       </w:r>
     </w:p>
-    <w:bookmarkEnd w:id="190"/>
-    <w:bookmarkStart w:id="191" w:name="ref-vaughn2000music"/>
+    <w:bookmarkEnd w:id="191"/>
+    <w:bookmarkStart w:id="192" w:name="ref-vaughn2000music"/>
     <w:p>
       <w:pPr>
         <w:pStyle w:val="Bibliography"/>
@@ -26940,8 +27097,8 @@
         <w:t xml:space="preserve">34 (3/4). JSTOR: 149–66.</w:t>
       </w:r>
     </w:p>
-    <w:bookmarkEnd w:id="191"/>
-    <w:bookmarkStart w:id="192" w:name="ref-veit2016residual"/>
+    <w:bookmarkEnd w:id="192"/>
+    <w:bookmarkStart w:id="193" w:name="ref-veit2016residual"/>
     <w:p>
       <w:pPr>
         <w:pStyle w:val="Bibliography"/>
@@ -26962,8 +27119,8 @@
         <w:t xml:space="preserve">, 550–58.</w:t>
       </w:r>
     </w:p>
-    <w:bookmarkEnd w:id="192"/>
-    <w:bookmarkStart w:id="193" w:name="ref-wang2015image"/>
+    <w:bookmarkEnd w:id="193"/>
+    <w:bookmarkStart w:id="194" w:name="ref-wang2015image"/>
     <w:p>
       <w:pPr>
         <w:pStyle w:val="Bibliography"/>
@@ -26987,8 +27144,8 @@
         <w:t xml:space="preserve">13 (1): 137–45.</w:t>
       </w:r>
     </w:p>
-    <w:bookmarkEnd w:id="193"/>
-    <w:bookmarkStart w:id="194" w:name="ref-widrow1960adaptive"/>
+    <w:bookmarkEnd w:id="194"/>
+    <w:bookmarkStart w:id="195" w:name="ref-widrow1960adaptive"/>
     <w:p>
       <w:pPr>
         <w:pStyle w:val="Bibliography"/>
@@ -26997,8 +27154,8 @@
         <w:t xml:space="preserve">Widrow, Bernard, and Marcian E Hoff. 1960. “Adaptive Switching Circuits.” STANFORD UNIV CA STANFORD ELECTRONICS LABS.</w:t>
       </w:r>
     </w:p>
-    <w:bookmarkEnd w:id="194"/>
-    <w:bookmarkStart w:id="195" w:name="ref-widrow199030"/>
+    <w:bookmarkEnd w:id="195"/>
+    <w:bookmarkStart w:id="196" w:name="ref-widrow199030"/>
     <w:p>
       <w:pPr>
         <w:pStyle w:val="Bibliography"/>
@@ -27022,8 +27179,8 @@
         <w:t xml:space="preserve">78 (9). IEEE: 1415–42.</w:t>
       </w:r>
     </w:p>
-    <w:bookmarkEnd w:id="195"/>
-    <w:bookmarkStart w:id="196" w:name="ref-wu2016investigating"/>
+    <w:bookmarkEnd w:id="196"/>
+    <w:bookmarkStart w:id="197" w:name="ref-wu2016investigating"/>
     <w:p>
       <w:pPr>
         <w:pStyle w:val="Bibliography"/>
@@ -27044,8 +27201,8 @@
         <w:t xml:space="preserve">, 5140–4. IEEE.</w:t>
       </w:r>
     </w:p>
-    <w:bookmarkEnd w:id="196"/>
-    <w:bookmarkStart w:id="197" w:name="ref-xu2015ccg"/>
+    <w:bookmarkEnd w:id="197"/>
+    <w:bookmarkStart w:id="198" w:name="ref-xu2015ccg"/>
     <w:p>
       <w:pPr>
         <w:pStyle w:val="Bibliography"/>
@@ -27066,8 +27223,8 @@
         <w:t xml:space="preserve">, 250–55.</w:t>
       </w:r>
     </w:p>
-    <w:bookmarkEnd w:id="197"/>
-    <w:bookmarkStart w:id="198" w:name="ref-yadav2015introduction"/>
+    <w:bookmarkEnd w:id="198"/>
+    <w:bookmarkStart w:id="199" w:name="ref-yadav2015introduction"/>
     <w:p>
       <w:pPr>
         <w:pStyle w:val="Bibliography"/>
@@ -27088,8 +27245,8 @@
         <w:t xml:space="preserve">. Springer.</w:t>
       </w:r>
     </w:p>
-    <w:bookmarkEnd w:id="198"/>
-    <w:bookmarkStart w:id="200" w:name="ref-Yang2017"/>
+    <w:bookmarkEnd w:id="199"/>
+    <w:bookmarkStart w:id="201" w:name="ref-Yang2017"/>
     <w:p>
       <w:pPr>
         <w:pStyle w:val="Bibliography"/>
@@ -27100,7 +27257,7 @@
       <w:r>
         <w:t xml:space="preserve"> </w:t>
       </w:r>
-      <w:hyperlink r:id="rId199">
+      <w:hyperlink r:id="rId200">
         <w:r>
           <w:rPr>
             <w:rStyle w:val="Hyperlink"/>
@@ -27112,8 +27269,8 @@
         <w:t xml:space="preserve">.</w:t>
       </w:r>
     </w:p>
-    <w:bookmarkEnd w:id="200"/>
-    <w:bookmarkStart w:id="201" w:name="ref-zen2015unidirectional"/>
+    <w:bookmarkEnd w:id="201"/>
+    <w:bookmarkStart w:id="202" w:name="ref-zen2015unidirectional"/>
     <w:p>
       <w:pPr>
         <w:pStyle w:val="Bibliography"/>
@@ -27134,8 +27291,8 @@
         <w:t xml:space="preserve">, 4470–4. IEEE.</w:t>
       </w:r>
     </w:p>
-    <w:bookmarkEnd w:id="201"/>
-    <w:bookmarkStart w:id="202" w:name="ref-zhang2016colorful"/>
+    <w:bookmarkEnd w:id="202"/>
+    <w:bookmarkStart w:id="203" w:name="ref-zhang2016colorful"/>
     <w:p>
       <w:pPr>
         <w:pStyle w:val="Bibliography"/>
@@ -27156,8 +27313,8 @@
         <w:t xml:space="preserve">, 649–66. Springer.</w:t>
       </w:r>
     </w:p>
-    <w:bookmarkEnd w:id="202"/>
-    <w:bookmarkStart w:id="203" w:name="ref-zhang2017towards"/>
+    <w:bookmarkEnd w:id="203"/>
+    <w:bookmarkStart w:id="204" w:name="ref-zhang2017towards"/>
     <w:p>
       <w:pPr>
         <w:pStyle w:val="Bibliography"/>
@@ -27178,8 +27335,8 @@
         <w:t xml:space="preserve">.</w:t>
       </w:r>
     </w:p>
-    <w:bookmarkEnd w:id="203"/>
-    <w:bookmarkStart w:id="204" w:name="ref-zhang2017very"/>
+    <w:bookmarkEnd w:id="204"/>
+    <w:bookmarkStart w:id="205" w:name="ref-zhang2017very"/>
     <w:p>
       <w:pPr>
         <w:pStyle w:val="Bibliography"/>
@@ -27200,8 +27357,8 @@
         <w:t xml:space="preserve">, 4845–9. IEEE.</w:t>
       </w:r>
     </w:p>
-    <w:bookmarkEnd w:id="204"/>
-    <w:bookmarkStart w:id="205" w:name="ref-zhu2016generative"/>
+    <w:bookmarkEnd w:id="205"/>
+    <w:bookmarkStart w:id="206" w:name="ref-zhu2016generative"/>
     <w:p>
       <w:pPr>
         <w:pStyle w:val="Bibliography"/>
@@ -27222,8 +27379,8 @@
         <w:t xml:space="preserve">, 597–613. Springer.</w:t>
       </w:r>
     </w:p>
-    <w:bookmarkEnd w:id="205"/>
-    <w:bookmarkStart w:id="206" w:name="ref-zweig2017advances"/>
+    <w:bookmarkEnd w:id="206"/>
+    <w:bookmarkStart w:id="207" w:name="ref-zweig2017advances"/>
     <w:p>
       <w:pPr>
         <w:pStyle w:val="Bibliography"/>
@@ -27244,8 +27401,8 @@
         <w:t xml:space="preserve">, 4805–9. IEEE.</w:t>
       </w:r>
     </w:p>
-    <w:bookmarkEnd w:id="206"/>
     <w:bookmarkEnd w:id="207"/>
+    <w:bookmarkEnd w:id="208"/>
     <w:sectPr>
       <w:pgSz w:w="12240" w:h="15840"/>
       <w:pgMar w:top="1440" w:right="1440" w:bottom="1440" w:left="1440" w:header="720" w:footer="720" w:gutter="0"/>

--- a/Dissert.docx
+++ b/Dissert.docx
@@ -4,105 +4,56 @@
   <w:body>
     <w:p>
       <w:pPr>
-        <w:pStyle w:val="Title"/>
-      </w:pPr>
-      <w:r>
-        <w:t xml:space="preserve">Redes</w:t>
-      </w:r>
-      <w:r>
-        <w:t xml:space="preserve"> </w:t>
-      </w:r>
-      <w:r>
-        <w:t xml:space="preserve">Neurais</w:t>
-      </w:r>
-      <w:r>
-        <w:t xml:space="preserve"> </w:t>
-      </w:r>
-      <w:r>
-        <w:t xml:space="preserve">Aplicadas</w:t>
-      </w:r>
-      <w:r>
-        <w:t xml:space="preserve"> </w:t>
-      </w:r>
-      <w:r>
-        <w:t xml:space="preserve">à</w:t>
-      </w:r>
-      <w:r>
-        <w:t xml:space="preserve"> </w:t>
-      </w:r>
-      <w:r>
-        <w:t xml:space="preserve">Modelagem</w:t>
-      </w:r>
-      <w:r>
-        <w:t xml:space="preserve"> </w:t>
-      </w:r>
-      <w:r>
-        <w:t xml:space="preserve">de</w:t>
-      </w:r>
-      <w:r>
-        <w:t xml:space="preserve"> </w:t>
-      </w:r>
-      <w:r>
-        <w:t xml:space="preserve">Instrumentos</w:t>
-      </w:r>
-      <w:r>
-        <w:t xml:space="preserve"> </w:t>
-      </w:r>
-      <w:r>
-        <w:t xml:space="preserve">Acústicos</w:t>
-      </w:r>
-      <w:r>
-        <w:t xml:space="preserve"> </w:t>
-      </w:r>
-      <w:r>
-        <w:t xml:space="preserve">para</w:t>
-      </w:r>
-      <w:r>
-        <w:t xml:space="preserve"> </w:t>
-      </w:r>
-      <w:r>
-        <w:t xml:space="preserve">Síntese</w:t>
-      </w:r>
-      <w:r>
-        <w:t xml:space="preserve"> </w:t>
-      </w:r>
-      <w:r>
-        <w:t xml:space="preserve">Sonora</w:t>
-      </w:r>
-      <w:r>
-        <w:t xml:space="preserve"> </w:t>
-      </w:r>
-      <w:r>
-        <w:t xml:space="preserve">em</w:t>
-      </w:r>
-      <w:r>
-        <w:t xml:space="preserve"> </w:t>
-      </w:r>
-      <w:r>
-        <w:t xml:space="preserve">Tempo</w:t>
-      </w:r>
-      <w:r>
-        <w:t xml:space="preserve"> </w:t>
-      </w:r>
-      <w:r>
-        <w:t xml:space="preserve">Real</w:t>
-      </w:r>
+        <w:pStyle w:val="Heading1"/>
+      </w:pPr>
+      <w:bookmarkStart w:id="20" w:name="introdução"/>
+      <w:r>
+        <w:t xml:space="preserve">Introdução</w:t>
+      </w:r>
+      <w:bookmarkEnd w:id="20"/>
     </w:p>
     <w:p>
       <w:pPr>
         <w:pStyle w:val="FirstParagraph"/>
       </w:pPr>
       <w:r>
-        <w:rPr>
-          <w:b/>
-        </w:rPr>
-        <w:t xml:space="preserve">Resumo</w:t>
-      </w:r>
-      <w:r>
-        <w:t xml:space="preserve"> </w:t>
-      </w:r>
-      <w:r>
-        <w:t xml:space="preserve">O trabalho desenvolve estratégias de aplicação do estado da arte das redes neurais ao campo de modelagem acústica, tanto no domínio do tempo quanto no domínio da frequência, com foco na síntese sonora em tempo real de instrumentos musicais.</w:t>
+        <w:t xml:space="preserve">A área denominada Inteligência Artificial é um dos campos da ciência mais explorados na atualidade, estando presente em uma gama crescente de aplicações que vão desde o entretenimento</w:t>
+      </w:r>
+      <w:r>
+        <w:t xml:space="preserve"> </w:t>
+      </w:r>
+      <w:r>
+        <w:t xml:space="preserve">(Risi and Togelius 2017)</w:t>
+      </w:r>
+      <w:r>
+        <w:t xml:space="preserve"> </w:t>
+      </w:r>
+      <w:r>
+        <w:t xml:space="preserve">à saúde</w:t>
+      </w:r>
+      <w:r>
+        <w:t xml:space="preserve"> </w:t>
+      </w:r>
+      <w:r>
+        <w:t xml:space="preserve">(Esteva et al. 2017)</w:t>
+      </w:r>
+      <w:r>
+        <w:t xml:space="preserve">, passando por campos como segurança digital</w:t>
+      </w:r>
+      <w:r>
+        <w:t xml:space="preserve"> </w:t>
+      </w:r>
+      <w:r>
+        <w:t xml:space="preserve">(Aljumah and Ahamad 2016)</w:t>
+      </w:r>
+      <w:r>
+        <w:t xml:space="preserve"> </w:t>
+      </w:r>
+      <w:r>
+        <w:t xml:space="preserve">(Omar, Johari, and Smith 2017)</w:t>
+      </w:r>
+      <w:r>
+        <w:t xml:space="preserve">.</w:t>
       </w:r>
     </w:p>
     <w:p>
@@ -110,7 +61,82 @@
         <w:pStyle w:val="BodyText"/>
       </w:pPr>
       <w:r>
-        <w:t xml:space="preserve">Para essa finalidade, o estado da arte da pesquisa relacionada a redes neurais e suas aplicações é investigado através de uma revisão bibliográfica, que levanta também os principais algoritmos utilizados na emulação de instrumentos musicais em tempo real.</w:t>
+        <w:t xml:space="preserve">Sundar Pichai, CEO do Google desde 2015, afirmou recentemente em um discurso no Fórum Econômico Mundial de 2018 que a inteligência artificial é provavelmente a área mais importante na qual a humanidade já trabalhou, equiparando sua importância à eletricidade e ao fogo e declarando ainda que esta tecnologia é o coração do Google</w:t>
+      </w:r>
+      <w:r>
+        <w:t xml:space="preserve"> </w:t>
+      </w:r>
+      <w:r>
+        <w:t xml:space="preserve">(Parker 2018)</w:t>
+      </w:r>
+      <w:r>
+        <w:t xml:space="preserve">. Dave Coplin,</w:t>
+      </w:r>
+      <w:r>
+        <w:t xml:space="preserve"> </w:t>
+      </w:r>
+      <w:r>
+        <w:rPr>
+          <w:i/>
+        </w:rPr>
+        <w:t xml:space="preserve">Chief Envisioning Officer</w:t>
+      </w:r>
+      <w:r>
+        <w:t xml:space="preserve"> </w:t>
+      </w:r>
+      <w:r>
+        <w:t xml:space="preserve">da Microsoft, afirmou no</w:t>
+      </w:r>
+      <w:r>
+        <w:t xml:space="preserve"> </w:t>
+      </w:r>
+      <w:r>
+        <w:rPr>
+          <w:i/>
+        </w:rPr>
+        <w:t xml:space="preserve">AI Summit</w:t>
+      </w:r>
+      <w:r>
+        <w:t xml:space="preserve"> </w:t>
+      </w:r>
+      <w:r>
+        <w:t xml:space="preserve">de 2016, que AI é a tecnologia mais importante em que todos estão trabalhando no momento</w:t>
+      </w:r>
+      <w:r>
+        <w:t xml:space="preserve"> </w:t>
+      </w:r>
+      <w:r>
+        <w:t xml:space="preserve">(Shead 2016)</w:t>
+      </w:r>
+      <w:r>
+        <w:t xml:space="preserve">. Um das páginas</w:t>
+      </w:r>
+      <w:r>
+        <w:t xml:space="preserve"> </w:t>
+      </w:r>
+      <w:r>
+        <w:t xml:space="preserve">(“What Is Artificial Intelligence (Ai)? - Amazon Web Services,” n.d.)</w:t>
+      </w:r>
+      <w:r>
+        <w:t xml:space="preserve"> </w:t>
+      </w:r>
+      <w:r>
+        <w:t xml:space="preserve">do website da Amazon é dedicada à explicar o que é Inteligência Artificial, e deixa clara a importância do</w:t>
+      </w:r>
+      <w:r>
+        <w:t xml:space="preserve"> </w:t>
+      </w:r>
+      <w:r>
+        <w:rPr>
+          <w:i/>
+        </w:rPr>
+        <w:t xml:space="preserve">machine learning</w:t>
+      </w:r>
+      <w:r>
+        <w:t xml:space="preserve"> </w:t>
+      </w:r>
+      <w:r>
+        <w:t xml:space="preserve">em algumas das competências essenciais da companhia.</w:t>
       </w:r>
     </w:p>
     <w:p>
@@ -118,7 +144,7 @@
         <w:pStyle w:val="BodyText"/>
       </w:pPr>
       <w:r>
-        <w:t xml:space="preserve">Dois modelos são introduzidos, a partir do uso de redes neurais aplicadas à modelagem espectral. A comparação de um dos modelos com implementações apresentadas para os dois algoritmos mais utilizados na modelagem física indica que a aplicação das redes neurais na área de áudio tem o potencial de aumentar a verossimilhança das simulações, mantendo ou até mesmo reduzindo a carga computacional necessária.</w:t>
+        <w:t xml:space="preserve">Isso ajuda a entender a centralidade da área no modelo de negócios de algumas das maiores empresas do mundo, já que essa tendência é acompanhada por outras gigantes da tecnologia, como Apple e Facebook. Na contramão desse movimento, no entanto, observa-se uma escassa penetração dessa tecnologia no mercado de instrumentos virtuais, acompanhado de um baixo volume de pesquisas ne área; Um levantamento bibliográfico na base Scopus revela que trabalhos relacionados à utilização de redes neurais aplicadas a simulação de instrumentos musicais ainda são bastante escassos, a despeito do sucesso desta ferramenta em áreas afins.</w:t>
       </w:r>
     </w:p>
     <w:p>
@@ -126,7 +152,19 @@
         <w:pStyle w:val="BodyText"/>
       </w:pPr>
       <w:r>
-        <w:t xml:space="preserve">Palavras-chave:</w:t>
+        <w:t xml:space="preserve">O potencial de inovação nesse campo é sugerido pelo papel central (muitas vezes representando o estado da arte) que as redes neurais artificiais vem desempenhando em áreas diretamente correlatas, com o campo de síntese de voz, ou ainda em campos menos obviamente relacionados, à exemplo dos grandes avanços na área de</w:t>
+      </w:r>
+      <w:r>
+        <w:t xml:space="preserve"> </w:t>
+      </w:r>
+      <w:r>
+        <w:rPr>
+          <w:i/>
+        </w:rPr>
+        <w:t xml:space="preserve">computer vision</w:t>
+      </w:r>
+      <w:r>
+        <w:t xml:space="preserve">, como a geração de imagens e vídeos.</w:t>
       </w:r>
     </w:p>
     <w:p>
@@ -134,10 +172,22 @@
         <w:pStyle w:val="BodyText"/>
       </w:pPr>
       <w:r>
-        <w:rPr>
-          <w:b/>
-        </w:rPr>
-        <w:t xml:space="preserve">Abstract</w:t>
+        <w:t xml:space="preserve">Esses resultados estimulam a transposição de algumas dessas técnicas e</w:t>
+      </w:r>
+      <w:r>
+        <w:t xml:space="preserve"> </w:t>
+      </w:r>
+      <w:r>
+        <w:rPr>
+          <w:i/>
+        </w:rPr>
+        <w:t xml:space="preserve">insights</w:t>
+      </w:r>
+      <w:r>
+        <w:t xml:space="preserve"> </w:t>
+      </w:r>
+      <w:r>
+        <w:t xml:space="preserve">para o contexto da síntese sonora, além do desenvolvimento de novas abordagens. Nesse contexto, o presente trabalho investiga, a partir de diferentes perspectivas, o potencial de aplicação dos recentes desenvolvimentos na área de redes neurais à modelagem de instrumentos acústicos, com vistas à síntese sonora em tempo real.</w:t>
       </w:r>
     </w:p>
     <w:p>
@@ -145,10 +195,22 @@
         <w:pStyle w:val="BodyText"/>
       </w:pPr>
       <w:r>
-        <w:t xml:space="preserve">Keywords:</w:t>
-      </w:r>
-      <w:r>
-        <w:t xml:space="preserve"> </w:t>
+        <w:t xml:space="preserve">Ênfase é dada a instrumentos de caráter percussivo, no sentido de sistemas em que o som é gerado por uma excitação inicial, aproximadamente impulsiva do ponto de vista físico, e a subsequente vibração livre do(s) componentes pertinentes do instrumento. Esse é o caso, por exemplo, das peças de um</w:t>
+      </w:r>
+      <w:r>
+        <w:t xml:space="preserve"> </w:t>
+      </w:r>
+      <w:r>
+        <w:rPr>
+          <w:i/>
+        </w:rPr>
+        <w:t xml:space="preserve">kit</w:t>
+      </w:r>
+      <w:r>
+        <w:t xml:space="preserve"> </w:t>
+      </w:r>
+      <w:r>
+        <w:t xml:space="preserve">de bateria excitadas por uma baqueta, das cordas ou conjuntos de cordas de um piano acionadas pelo martelo ao ser alavancado pelo pressionar das teclas e, com um maior grau de aproximação, a excitação causada pelos dedos ou palheta em instrumentos de corda.</w:t>
       </w:r>
     </w:p>
     <w:p>
@@ -156,7 +218,154 @@
         <w:pStyle w:val="BodyText"/>
       </w:pPr>
       <w:r>
-        <w:t xml:space="preserve">Lista de Quadros</w:t>
+        <w:t xml:space="preserve">Do ponto de vista da indústria, embora o interesse por instrumentos musicais digitais FIXME:(DMIs) tenha crescido bastante na última década</w:t>
+      </w:r>
+      <w:r>
+        <w:t xml:space="preserve"> </w:t>
+      </w:r>
+      <w:r>
+        <w:t xml:space="preserve">(Staudt 2016)</w:t>
+      </w:r>
+      <w:r>
+        <w:t xml:space="preserve">, os instrumentos virtuais considerados</w:t>
+      </w:r>
+      <w:r>
+        <w:t xml:space="preserve"> </w:t>
+      </w:r>
+      <w:r>
+        <w:rPr>
+          <w:i/>
+        </w:rPr>
+        <w:t xml:space="preserve">industry standard</w:t>
+      </w:r>
+      <w:r>
+        <w:t xml:space="preserve"> </w:t>
+      </w:r>
+      <w:r>
+        <w:t xml:space="preserve">ainda baseiam-se prioritariamente em coleções de</w:t>
+      </w:r>
+      <w:r>
+        <w:t xml:space="preserve"> </w:t>
+      </w:r>
+      <w:r>
+        <w:rPr>
+          <w:i/>
+        </w:rPr>
+        <w:t xml:space="preserve">samples</w:t>
+      </w:r>
+      <w:r>
+        <w:t xml:space="preserve"> </w:t>
+      </w:r>
+      <w:r>
+        <w:t xml:space="preserve">(Smith 2008)</w:t>
+      </w:r>
+      <w:r>
+        <w:t xml:space="preserve">, demandando uma alta quantidade de memória e poder de processamento do</w:t>
+      </w:r>
+      <w:r>
+        <w:t xml:space="preserve"> </w:t>
+      </w:r>
+      <w:r>
+        <w:rPr>
+          <w:i/>
+        </w:rPr>
+        <w:t xml:space="preserve">hardware</w:t>
+      </w:r>
+      <w:r>
+        <w:t xml:space="preserve"> </w:t>
+      </w:r>
+      <w:r>
+        <w:t xml:space="preserve">utilizado. Em plataformas onde o poder de processamento e armazenamento são limitados, como é o caso de teclados digitais e baterias eletrônicas, por exemplo, é comum que esses instrumentos sejam guarnecidos com bibliotecas de menor tamanho e qualidade, suficientes apenas para a prática do instrumento; a qualidade de produção é alcançada conectando-se o instrumento à um computador, e usando-o como controlador de um FIXME:VST de forma a acessar técnicas de manipulação de coleções de amostras de som de melhor qualidade.</w:t>
+      </w:r>
+    </w:p>
+    <w:p>
+      <w:pPr>
+        <w:pStyle w:val="Heading2"/>
+      </w:pPr>
+      <w:bookmarkStart w:id="21" w:name="questão-de-pesquisa"/>
+      <w:r>
+        <w:t xml:space="preserve">Questão de pesquisa</w:t>
+      </w:r>
+      <w:bookmarkEnd w:id="21"/>
+    </w:p>
+    <w:p>
+      <w:pPr>
+        <w:pStyle w:val="FirstParagraph"/>
+      </w:pPr>
+      <w:r>
+        <w:t xml:space="preserve">O objetivo geral deste trabalho é desenvolver um modelo de simulação em tempo real de instrumentos acústicos que tire proveito do estado da arte relacionado à redes neurais artificias para exibir maior eficiência, quando comparado aos algoritmos tradicionais, dando origem a simulações mais realistas, principalmente do ponto de vista da percepção humana, e menos intensivas computacionalmente. A lista abaixo enumera os objetivos específicos necessários à essa finalidade:</w:t>
+      </w:r>
+    </w:p>
+    <w:p>
+      <w:pPr>
+        <w:pStyle w:val="Compact"/>
+        <w:numPr>
+          <w:numId w:val="1001"/>
+          <w:ilvl w:val="0"/>
+        </w:numPr>
+      </w:pPr>
+      <w:r>
+        <w:t xml:space="preserve">Identificar técnicas baseadas no estado da arte das redes neurais artificiais que possam ser utilizadas na modelagem acústica;</w:t>
+      </w:r>
+    </w:p>
+    <w:p>
+      <w:pPr>
+        <w:pStyle w:val="Compact"/>
+        <w:numPr>
+          <w:numId w:val="1001"/>
+          <w:ilvl w:val="0"/>
+        </w:numPr>
+      </w:pPr>
+      <w:r>
+        <w:t xml:space="preserve">Identificar formas de compactas de representação das ondas sonoras mais adequadas à predição/generalização via redes neurais;</w:t>
+      </w:r>
+    </w:p>
+    <w:p>
+      <w:pPr>
+        <w:pStyle w:val="Compact"/>
+        <w:numPr>
+          <w:numId w:val="1001"/>
+          <w:ilvl w:val="0"/>
+        </w:numPr>
+      </w:pPr>
+      <w:r>
+        <w:t xml:space="preserve">Tendo em vista o foco na síntese em tempo real, identificar as arquiteturas e hiperparametros neurais mais eficientes,</w:t>
+      </w:r>
+    </w:p>
+    <w:p>
+      <w:pPr>
+        <w:pStyle w:val="Compact"/>
+        <w:numPr>
+          <w:numId w:val="1001"/>
+          <w:ilvl w:val="0"/>
+        </w:numPr>
+      </w:pPr>
+      <w:r>
+        <w:t xml:space="preserve">Identificar na literatura sobre modelos acústicos de instrumentos musicais ferramentas que possam ser utilizadas para simplificação e aumento de eficiência, tanto do modelo quanto das representações.</w:t>
+      </w:r>
+    </w:p>
+    <w:p>
+      <w:pPr>
+        <w:pStyle w:val="Heading2"/>
+      </w:pPr>
+      <w:bookmarkStart w:id="22" w:name="escopo"/>
+      <w:r>
+        <w:t xml:space="preserve">Escopo</w:t>
+      </w:r>
+      <w:bookmarkEnd w:id="22"/>
+    </w:p>
+    <w:p>
+      <w:pPr>
+        <w:pStyle w:val="FirstParagraph"/>
+      </w:pPr>
+      <w:r>
+        <w:t xml:space="preserve">O trabalho limita-se à emulação de instrumentos musicais acústicos convencionais, e não aborda a área mais subjetiva de desenho de novos instrumentos senão tangencialmente, através de um exemplo em que um instrumento híbrido é apresentado; um tratamento razoavelmente completo do tema, pela infinidade de possibilidades que oferece (</w:t>
+      </w:r>
+      <w:r>
+        <w:t xml:space="preserve">Dalgleish, Spencer, and Foster (2014)</w:t>
+      </w:r>
+      <w:r>
+        <w:t xml:space="preserve">), está além do objetivo deste trabalho.</w:t>
       </w:r>
     </w:p>
     <w:p>
@@ -164,7 +373,7 @@
         <w:pStyle w:val="BodyText"/>
       </w:pPr>
       <w:r>
-        <w:t xml:space="preserve">Lista de Figuras</w:t>
+        <w:t xml:space="preserve">Adicionalmente, limitar o escopo do trabalho à investigação de instrumentos que possam ser aproximados por um modelo de excitação impulsivo, como aqui é feito, possibilita excluir da observação uma subárea significativa do processamento de sinais que lida com a evolução das frequências de uma onda sonora no domínio do tempo, trazendo o volume de pesquisa a níveis práticos, sem uma perda substancial em termos conceituais.</w:t>
       </w:r>
     </w:p>
     <w:p>
@@ -172,7 +381,7 @@
         <w:pStyle w:val="BodyText"/>
       </w:pPr>
       <w:r>
-        <w:t xml:space="preserve">Lista de Tabelas</w:t>
+        <w:t xml:space="preserve">Uma outra vantagem desse recorte é de cunho técnico, já que essa escolha reduz a duração média das ondas investigadas; investigações do comportamento de arquiteturas neurais densas e profundas, por exemplo, tornam-se computacionalmente custosas quando uma dimensionalidade muito grande é envolvida. Esse também é o caso de alguns dos algoritmos utilizados durante o trabalho, como a Transformada Discreta de Fourier.</w:t>
       </w:r>
     </w:p>
     <w:p>
@@ -180,7 +389,7 @@
         <w:pStyle w:val="BodyText"/>
       </w:pPr>
       <w:r>
-        <w:t xml:space="preserve">Lista de Siglas</w:t>
+        <w:t xml:space="preserve">O foco em algoritmos neurais voltados à síntese em tempo real tem origem tanto na escassez de pesquisas sobre o tema quanto nas possibilidades mercadológicas: Aumentos de eficiência e redução do tamanho em memória ocupado pelo modelo podem, por exemplo, basear implementações mais verossímeis e baratas em plataformas compactas, como teclados e pianos digitais, além de baterias eletrônicas.</w:t>
       </w:r>
     </w:p>
     <w:p>
@@ -188,40 +397,396 @@
         <w:pStyle w:val="BodyText"/>
       </w:pPr>
       <w:r>
-        <w:t xml:space="preserve">Sumário</w:t>
+        <w:t xml:space="preserve">Em relação ao tratamento das redes neurais, prioridade foi dada às arquiteturas já consolidadas na literatura, o que excluiu, por exemplo, uma investigação da promissora arquitetura Capsnet (</w:t>
+      </w:r>
+      <w:r>
+        <w:t xml:space="preserve">(Sabour, Frosst, and Hinton 2017)</w:t>
+      </w:r>
+      <w:r>
+        <w:t xml:space="preserve"> </w:t>
+      </w:r>
+      <w:r>
+        <w:t xml:space="preserve">(Hinton, Sabour, and Frosst 2018)</w:t>
+      </w:r>
+      <w:r>
+        <w:t xml:space="preserve">).</w:t>
+      </w:r>
+      <w:r>
+        <w:t xml:space="preserve"> </w:t>
+      </w:r>
+      <w:r>
+        <w:t xml:space="preserve">A escolha é necessária devido à limitações de tempo frente ao grande volume de pesquisas envolvendo novas arquiteturas.</w:t>
+      </w:r>
+    </w:p>
+    <w:p>
+      <w:pPr>
+        <w:pStyle w:val="Heading2"/>
+      </w:pPr>
+      <w:bookmarkStart w:id="23" w:name="estrutura-do-trabalho-e-síntese-das-etapas-de-pesquisa"/>
+      <w:r>
+        <w:t xml:space="preserve">Estrutura do Trabalho e Síntese das Etapas de Pesquisa</w:t>
+      </w:r>
+      <w:bookmarkEnd w:id="23"/>
+    </w:p>
+    <w:p>
+      <w:pPr>
+        <w:pStyle w:val="FirstParagraph"/>
+      </w:pPr>
+      <w:r>
+        <w:t xml:space="preserve">Durante a revisão bibliográfica, após um breve resumo da evolução das redes neurais do ponto de vista histórico, o trabalho apresenta as arquiteturas mais relevantes encontradas na literatura. O objetivo é introduzir o tema, inicialmente de maneira ampla, lançando as bases para as seções seguintes, que exploram o estado da arte das aplicações dessas arquiteturas à 3 áreas de interesse: Música, discurso (</w:t>
+      </w:r>
+      <w:r>
+        <w:rPr>
+          <w:i/>
+        </w:rPr>
+        <w:t xml:space="preserve">speech</w:t>
+      </w:r>
+      <w:r>
+        <w:t xml:space="preserve">) e imagens. Enquanto o interesse nas duas primeiras áreas é mais evidente, uma investigação dos desenvolvimentos em</w:t>
+      </w:r>
+      <w:r>
+        <w:t xml:space="preserve"> </w:t>
+      </w:r>
+      <w:r>
+        <w:rPr>
+          <w:i/>
+        </w:rPr>
+        <w:t xml:space="preserve">computer vision</w:t>
+      </w:r>
+      <w:r>
+        <w:t xml:space="preserve"> </w:t>
+      </w:r>
+      <w:r>
+        <w:t xml:space="preserve">oferece insights importantes; além de ser uma das áreas de</w:t>
+      </w:r>
+      <w:r>
+        <w:t xml:space="preserve"> </w:t>
+      </w:r>
+      <w:r>
+        <w:rPr>
+          <w:i/>
+        </w:rPr>
+        <w:t xml:space="preserve">machine learning</w:t>
+      </w:r>
+      <w:r>
+        <w:t xml:space="preserve"> </w:t>
+      </w:r>
+      <w:r>
+        <w:t xml:space="preserve">mais ativamente pesquisadas, alguns esforços de transposição dos desenvolvimentos nessa área para o campo da modelagem acústica tem alcançado resultados interessantes.</w:t>
+      </w:r>
+    </w:p>
+    <w:p>
+      <w:pPr>
+        <w:pStyle w:val="BodyText"/>
+      </w:pPr>
+      <w:r>
+        <w:t xml:space="preserve">A seguir, alguns</w:t>
+      </w:r>
+      <w:r>
+        <w:t xml:space="preserve"> </w:t>
+      </w:r>
+      <w:r>
+        <w:rPr>
+          <w:i/>
+        </w:rPr>
+        <w:t xml:space="preserve">frameworks</w:t>
+      </w:r>
+      <w:r>
+        <w:t xml:space="preserve"> </w:t>
+      </w:r>
+      <w:r>
+        <w:t xml:space="preserve">disponíveis são discutidos e comparados; novamente, por limitações de tempo, ênfase foi dada aos com maior penetração tanto na indústria quanto na academia, e a escolha da plataforma utilizada nesse trabalho obedeceu mais à critérios de documentação, adoção na comunidade e flexibilidade, do que critérios relacionados diretamente à performance.</w:t>
+      </w:r>
+    </w:p>
+    <w:p>
+      <w:pPr>
+        <w:pStyle w:val="BodyText"/>
+      </w:pPr>
+      <w:r>
+        <w:t xml:space="preserve">A seção seguinte investiga a modelagem acústica convencional, com ênfase no estado da arte da síntese sonora em tempo real. Por tratar-se de uma área mais hermética, sobretudo quando comparada ao campo do</w:t>
+      </w:r>
+      <w:r>
+        <w:t xml:space="preserve"> </w:t>
+      </w:r>
+      <w:r>
+        <w:rPr>
+          <w:i/>
+        </w:rPr>
+        <w:t xml:space="preserve">machine learning</w:t>
+      </w:r>
+      <w:r>
+        <w:t xml:space="preserve"> </w:t>
+      </w:r>
+      <w:r>
+        <w:t xml:space="preserve">e sua filosofia código aberto, alguns temas relevantes são apresentados com uma maior profundidade conceitual. Por esse mesmo motivo, implementações didáticas dos dois algoritmos mais utilizados são apresentadas.</w:t>
+      </w:r>
+    </w:p>
+    <w:p>
+      <w:pPr>
+        <w:pStyle w:val="BodyText"/>
+      </w:pPr>
+      <w:r>
+        <w:t xml:space="preserve">Em seguida é apresentado um referencial teórico, onde são formalizadas algumas das bases conceituais do trabalho, como a equação da onda e o funcionamento, do ponto de vista matemático, de uma rede neural; ademais, uma interpretação geométrica para a simetria da transformada discreta de Fourier, quando aplicada a sinais no domínio dos números reais, é introduzida.</w:t>
+      </w:r>
+    </w:p>
+    <w:p>
+      <w:pPr>
+        <w:pStyle w:val="BodyText"/>
+      </w:pPr>
+      <w:r>
+        <w:t xml:space="preserve">A seguir, no capítulo dedicado à metodologia, são apresentadas as etapas executadas, desde o processo de obtenção dos</w:t>
+      </w:r>
+      <w:r>
+        <w:t xml:space="preserve"> </w:t>
+      </w:r>
+      <w:r>
+        <w:rPr>
+          <w:i/>
+        </w:rPr>
+        <w:t xml:space="preserve">samples</w:t>
+      </w:r>
+      <w:r>
+        <w:t xml:space="preserve"> </w:t>
+      </w:r>
+      <w:r>
+        <w:t xml:space="preserve">utilizados para o treinamento, passando pelas investigações no domínio do tempo e da frequência, até a apresentação em mais detalhes do modelo final proposto, que tem seus resultados comentados na seção seguinte. Na conclusão algumas possibilidades de encaminhamentos futuros são apresentados.</w:t>
+      </w:r>
+    </w:p>
+    <w:p>
+      <w:pPr>
+        <w:pStyle w:val="Heading2"/>
+      </w:pPr>
+      <w:bookmarkStart w:id="24" w:name="relevância-socio-econômica"/>
+      <w:r>
+        <w:t xml:space="preserve">Relevância socio-econômica</w:t>
+      </w:r>
+      <w:bookmarkEnd w:id="24"/>
+    </w:p>
+    <w:p>
+      <w:pPr>
+        <w:pStyle w:val="FirstParagraph"/>
+      </w:pPr>
+      <w:r>
+        <w:t xml:space="preserve">Os computadores introduziram a produção musical em uma nova era, permitindo, por um lado, experimentações com novos timbres e formas de interação homem máquina para a criação musical e, por outro, a emulação de instrumentos tradicionais, através de técnicas promissoras, como a modelagem acústica (</w:t>
+      </w:r>
+      <w:r>
+        <w:t xml:space="preserve">Bovermann et al. (2016)</w:t>
+      </w:r>
+      <w:r>
+        <w:t xml:space="preserve">).</w:t>
+      </w:r>
+    </w:p>
+    <w:p>
+      <w:pPr>
+        <w:pStyle w:val="BodyText"/>
+      </w:pPr>
+      <w:r>
+        <w:t xml:space="preserve">Avançar essas pesquisas significa, na medida em que, por exemplo, diminui custos de</w:t>
+      </w:r>
+      <w:r>
+        <w:t xml:space="preserve"> </w:t>
+      </w:r>
+      <w:r>
+        <w:rPr>
+          <w:i/>
+        </w:rPr>
+        <w:t xml:space="preserve">software</w:t>
+      </w:r>
+      <w:r>
+        <w:t xml:space="preserve"> </w:t>
+      </w:r>
+      <w:r>
+        <w:t xml:space="preserve">e</w:t>
+      </w:r>
+      <w:r>
+        <w:t xml:space="preserve"> </w:t>
+      </w:r>
+      <w:r>
+        <w:rPr>
+          <w:i/>
+        </w:rPr>
+        <w:t xml:space="preserve">hardware</w:t>
+      </w:r>
+      <w:r>
+        <w:t xml:space="preserve"> </w:t>
+      </w:r>
+      <w:r>
+        <w:t xml:space="preserve">dedicados, oferecer a um maior número de pessoas a oportunidade de uma educação musical, e por conseguinte uma formação intelectual, mais rica.</w:t>
+      </w:r>
+    </w:p>
+    <w:p>
+      <w:pPr>
+        <w:pStyle w:val="BodyText"/>
+      </w:pPr>
+      <w:r>
+        <w:t xml:space="preserve">Algumas vantagens do acesso precoce à educação musical são delineadas no estudo de</w:t>
+      </w:r>
+      <w:r>
+        <w:t xml:space="preserve"> </w:t>
+      </w:r>
+      <w:r>
+        <w:t xml:space="preserve">Forgeard et al. (2008)</w:t>
+      </w:r>
+      <w:r>
+        <w:t xml:space="preserve">, que sugere uma maior habilidade verbal e uma maior capacidade de raciocínio não verbal em crianças que praticaram instrumentos em sua infância. Na mesma linha, o trabalho de</w:t>
+      </w:r>
+      <w:r>
+        <w:t xml:space="preserve"> </w:t>
+      </w:r>
+      <w:r>
+        <w:t xml:space="preserve">Vaughn (2000)</w:t>
+      </w:r>
+      <w:r>
+        <w:t xml:space="preserve"> </w:t>
+      </w:r>
+      <w:r>
+        <w:t xml:space="preserve">aponta para uma relação entre o estudo voluntário de música e uma melhoria do desempenho matemático, a partir de uma meta análise de 20 estudos.</w:t>
+      </w:r>
+    </w:p>
+    <w:p>
+      <w:pPr>
+        <w:pStyle w:val="BodyText"/>
+      </w:pPr>
+      <w:r>
+        <w:t xml:space="preserve">Uma outra motivação é estimular a descentralização do capital intelectual relacionado ao campo de instrumentos virtuais, desde a década de 70 fortemente concentrado em algumas empresas japonesas, situadas em sua maioria na cidade de Hamamatsu como Yamaha e Roland (</w:t>
+      </w:r>
+      <w:r>
+        <w:t xml:space="preserve">Reiffenstein (2006)</w:t>
+      </w:r>
+      <w:r>
+        <w:t xml:space="preserve">). Essas empresas detém, exclusivamente ou parcialmente, as patentes para alguns importantes algoritmos de síntese sonora, como os</w:t>
+      </w:r>
+      <w:r>
+        <w:t xml:space="preserve"> </w:t>
+      </w:r>
+      <w:r>
+        <w:rPr>
+          <w:i/>
+        </w:rPr>
+        <w:t xml:space="preserve">waveguides</w:t>
+      </w:r>
+      <w:r>
+        <w:t xml:space="preserve"> </w:t>
+      </w:r>
+      <w:r>
+        <w:t xml:space="preserve">digitais.</w:t>
       </w:r>
     </w:p>
     <w:p>
       <w:pPr>
         <w:pStyle w:val="Heading1"/>
       </w:pPr>
-      <w:bookmarkStart w:id="20" w:name="introdução"/>
-      <w:r>
-        <w:t xml:space="preserve">Introdução</w:t>
-      </w:r>
-      <w:bookmarkEnd w:id="20"/>
+      <w:bookmarkStart w:id="25" w:name="revisão-bibliográfica"/>
+      <w:r>
+        <w:t xml:space="preserve">Revisão Bibliográfica</w:t>
+      </w:r>
+      <w:bookmarkEnd w:id="25"/>
+    </w:p>
+    <w:p>
+      <w:pPr>
+        <w:pStyle w:val="Heading2"/>
+      </w:pPr>
+      <w:bookmarkStart w:id="26" w:name="redes-neurais-artificiais"/>
+      <w:r>
+        <w:t xml:space="preserve">Redes Neurais Artificiais</w:t>
+      </w:r>
+      <w:bookmarkEnd w:id="26"/>
     </w:p>
     <w:p>
       <w:pPr>
         <w:pStyle w:val="FirstParagraph"/>
       </w:pPr>
       <w:r>
-        <w:t xml:space="preserve">O presente trabalho investiga, sob diferentes perspectivas, o potencial de aplicação dos recentes desenvolvimentos na área de redes neurais à modelagem de instrumentos acústicos, com vistas à síntese sonora em tempo real. Ênfase é dada a instrumentos de caráter percussivo, no sentido de sistemas em que o som é gerado por uma excitação inicial, aproximadamente impulsiva do ponto de vista físico, e a subsequente vibração livre do(s) componentes pertinentes do instrumento. Esse é o caso, por exemplo, das peças de um</w:t>
-      </w:r>
-      <w:r>
-        <w:t xml:space="preserve"> </w:t>
+        <w:t xml:space="preserve">Multidisciplinar desde o nascimento, o desenvolvimento das redes neurais artificiais pode ser remontado aos primeiros esforços para sistematização teórica da forma como o cérebro humano funciona, a partir dos trabalhos de Hermann von Helmholtz, Ernst Mach e Ivan Pavlov, na virada do século 19</w:t>
+      </w:r>
+      <w:r>
+        <w:t xml:space="preserve"> </w:t>
+      </w:r>
+      <w:r>
+        <w:t xml:space="preserve">(Hagan et al. 1996)</w:t>
+      </w:r>
+      <w:r>
+        <w:t xml:space="preserve">.</w:t>
+      </w:r>
+    </w:p>
+    <w:p>
+      <w:pPr>
+        <w:pStyle w:val="BodyText"/>
+      </w:pPr>
+      <w:r>
+        <w:t xml:space="preserve">Em 1943, o neurofisiologista Warren McCulloch e o matemático Walter Pitts foram responsáveis por formular o primeiro modelo matemático conhecido do cérebro humano</w:t>
+      </w:r>
+      <w:r>
+        <w:t xml:space="preserve"> </w:t>
+      </w:r>
+      <w:r>
+        <w:t xml:space="preserve">(McCulloch and Pitts 1943)</w:t>
+      </w:r>
+      <w:r>
+        <w:t xml:space="preserve">, mostrando que topologias simples podem, em princípio, encarregar-se de operações aritméticas e lógicas</w:t>
+      </w:r>
+      <w:r>
+        <w:t xml:space="preserve"> </w:t>
+      </w:r>
+      <w:r>
+        <w:t xml:space="preserve">(Yadav, Yadav, and Kumar 2015)</w:t>
+      </w:r>
+      <w:r>
+        <w:t xml:space="preserve"> </w:t>
+      </w:r>
+      <w:r>
+        <w:t xml:space="preserve">complexas. O trabalho desses autores é considerado o início da pesquisa na área de redes neurais artificiais [russell2016artificial].</w:t>
+      </w:r>
+    </w:p>
+    <w:p>
+      <w:pPr>
+        <w:pStyle w:val="BodyText"/>
+      </w:pPr>
+      <w:r>
+        <w:t xml:space="preserve">O termo Inteligência Artificial foi cunhado em 1956 por John McCarthy em uma conferência no Dartmouth College (</w:t>
+      </w:r>
+      <w:r>
+        <w:t xml:space="preserve">(Coppin 2004)</w:t>
+      </w:r>
+      <w:r>
+        <w:t xml:space="preserve">), da qual participaram muitos dos primeiros pesquisadores influentes na área (</w:t>
+      </w:r>
+      <w:r>
+        <w:t xml:space="preserve">(Brunette, Flemmer, and Flemmer 2009)</w:t>
+      </w:r>
+      <w:r>
+        <w:t xml:space="preserve">).</w:t>
+      </w:r>
+    </w:p>
+    <w:p>
+      <w:pPr>
+        <w:pStyle w:val="BodyText"/>
+      </w:pPr>
+      <w:r>
+        <w:t xml:space="preserve">Esse termo, assim como o próprio termo inteligência, não se presta a uma definição fácil; para o propósito deste trabalho, no entanto, pode ser entendido como um termo guarda-chuva sob o qual algoritmos que buscam emular aspectos da inteligência humana estão abrigados.</w:t>
+      </w:r>
+    </w:p>
+    <w:p>
+      <w:pPr>
+        <w:pStyle w:val="BodyText"/>
+      </w:pPr>
+      <w:r>
+        <w:t xml:space="preserve">O termo aprendizado de máquinas(</w:t>
       </w:r>
       <w:r>
         <w:rPr>
           <w:i/>
         </w:rPr>
-        <w:t xml:space="preserve">kit</w:t>
-      </w:r>
-      <w:r>
-        <w:t xml:space="preserve"> </w:t>
-      </w:r>
-      <w:r>
-        <w:t xml:space="preserve">de bateria excitadas por uma baqueta, das cordas ou conjuntos de cordas de um piano acionadas pelo martelo ao ser alavancado pelo pressionar das teclas e, com um maior grau de aproximação, a excitação causada pelos dedos ou palheta em instrumentos de corda.</w:t>
+        <w:t xml:space="preserve">machine learning</w:t>
+      </w:r>
+      <w:r>
+        <w:t xml:space="preserve">), por sua vez, é utilizado para denominar um subgrupo da área de inteligência artificial, do qual fazem parte as redes neurais, quem tem como objeto técnicas que permitam que máquinas resolvam problemas sem que sejam explicitamente programadas para tal (</w:t>
+      </w:r>
+      <w:r>
+        <w:t xml:space="preserve">(Raschka 2015)</w:t>
+      </w:r>
+      <w:r>
+        <w:t xml:space="preserve">).</w:t>
       </w:r>
     </w:p>
     <w:p>
@@ -229,25 +794,25 @@
         <w:pStyle w:val="BodyText"/>
       </w:pPr>
       <w:r>
-        <w:t xml:space="preserve">A grande área denominada Inteligência artificial é um dos campos da ciência mais explorados na atualidade, sendo utilizada em uma gama crescente de aplicações que cobrem desde o entretenimento à saúde, passando por campos como segurança e políticas públicas. Sundar Pichai, atual CEO do Google, afirmou recentemente em um discurso no Fórum Econômico Mundial que a</w:t>
-      </w:r>
-      <w:r>
-        <w:t xml:space="preserve"> </w:t>
-      </w:r>
-      <w:r>
-        <w:t xml:space="preserve">“</w:t>
-      </w:r>
-      <w:r>
-        <w:t xml:space="preserve">inteligência artificial é provavelmente a coisa mais importante na qual a humanidade já trabalhou</w:t>
-      </w:r>
-      <w:r>
-        <w:t xml:space="preserve">”</w:t>
-      </w:r>
-      <w:r>
-        <w:t xml:space="preserve">, equiparando sua importância à eletricidade e ao fogo e declarando ainda que esta tecnologia é o coração do Google</w:t>
-      </w:r>
-      <w:r>
-        <w:t xml:space="preserve">(“Google Ceo Sundar Pichai: Artificial Intelligence More ’Profound Than Electricity or Fire’,” n.d.)</w:t>
+        <w:t xml:space="preserve">Na área mais ampla denominada de Inteligência Artificial, redes neurais artificiais possuem um papel primordial pois tem sido, em suas diversas encarnações e arquiteturas, o principal representante do Aprendizado de Máquina (</w:t>
+      </w:r>
+      <w:r>
+        <w:rPr>
+          <w:i/>
+        </w:rPr>
+        <w:t xml:space="preserve">Machine Learning</w:t>
+      </w:r>
+      <w:r>
+        <w:t xml:space="preserve">) em diversas aplicações comerciais</w:t>
+      </w:r>
+      <w:r>
+        <w:t xml:space="preserve"> </w:t>
+      </w:r>
+      <w:r>
+        <w:t xml:space="preserve">(Goodfellow et al. 2016)</w:t>
+      </w:r>
+      <w:r>
+        <w:t xml:space="preserve">.</w:t>
       </w:r>
     </w:p>
     <w:p>
@@ -255,7 +820,25 @@
         <w:pStyle w:val="BodyText"/>
       </w:pPr>
       <w:r>
-        <w:t xml:space="preserve">O comentário ilustra, excluídos superlativos midiáticos, a centralidade do tema no modelo de negócios de uma das maiores empresas do mundo, tendência acompanhada por outros gigantes da tecnologia, como Apple e Microsoft. Na contramão desse movimento, no entanto, observa-se uma escassa penetração dessa tecnologia na área de instrumentos virtuais, talvez motivada pelo baixo volume de pesquisas ne área; Um levantamento bibliográfico revela que trabalhos relacionados à utilização de redes neurais para a simulação de instrumentos musicais ainda são bastante escassos, a despeito do sucesso desta ferramenta em áreas afins.</w:t>
+        <w:t xml:space="preserve">O primeiro passo para a utilização prática das redes neurais foi dado no final da década de 1950 por Frank Rosenblatt</w:t>
+      </w:r>
+      <w:r>
+        <w:t xml:space="preserve"> </w:t>
+      </w:r>
+      <w:r>
+        <w:t xml:space="preserve">(Hagan et al. 1996)</w:t>
+      </w:r>
+      <w:r>
+        <w:t xml:space="preserve">, em sua proposta ao laboratório aeronáutico de Cornell de um autômato baseado em seu modelo simplificado de neurônio, o perceptron</w:t>
+      </w:r>
+      <w:r>
+        <w:t xml:space="preserve"> </w:t>
+      </w:r>
+      <w:r>
+        <w:t xml:space="preserve">(Rosenblatt 1957)</w:t>
+      </w:r>
+      <w:r>
+        <w:t xml:space="preserve">.</w:t>
       </w:r>
     </w:p>
     <w:p>
@@ -263,28 +846,90 @@
         <w:pStyle w:val="BodyText"/>
       </w:pPr>
       <w:r>
-        <w:t xml:space="preserve">O potencial de inovação desse campo é comprovado pelo papel central (muitas vezes representando o estado da arte) que as redes neurais artificiais vem desempenhando em áreas diretamente correlatas, com o campo de síntese de voz (</w:t>
+        <w:t xml:space="preserve">Tomando como base também as teorias de McCulloch, Widrow desenvolveu a ADALINE (Adaptive Linear Neuron)</w:t>
+      </w:r>
+      <w:r>
+        <w:t xml:space="preserve">(Widrow and Hoff 1960)</w:t>
+      </w:r>
+      <w:r>
+        <w:t xml:space="preserve"> </w:t>
+      </w:r>
+      <w:r>
+        <w:t xml:space="preserve">bastante similar em estrutura ao modelo de Rosenblatt, e partilhando de suas limitações. O modelo de treinamento proposto, no entanto, era consideravelmente mais robusto, sendo utilizado até hoje.</w:t>
+      </w:r>
+    </w:p>
+    <w:p>
+      <w:pPr>
+        <w:pStyle w:val="BodyText"/>
+      </w:pPr>
+      <w:r>
+        <w:t xml:space="preserve">A motivação final de Rosenblatt, inspirada nas teorias sobre o funcionamento do cérebro humano apresentadas por autores como Culbertson, Von Neumann e Ashby</w:t>
+      </w:r>
+      <w:r>
+        <w:t xml:space="preserve"> </w:t>
+      </w:r>
+      <w:r>
+        <w:t xml:space="preserve">(Rosenblatt 1958)</w:t>
+      </w:r>
+      <w:r>
+        <w:t xml:space="preserve"> </w:t>
+      </w:r>
+      <w:r>
+        <w:t xml:space="preserve">era a construção de uma máquina capaz de aprender à responder diretamente à estímulos físicos externos, como sinais luminosos.</w:t>
+      </w:r>
+    </w:p>
+    <w:p>
+      <w:pPr>
+        <w:pStyle w:val="BodyText"/>
+      </w:pPr>
+      <w:r>
+        <w:t xml:space="preserve">Para tanto, tal máquina utilizaria como unidade fundamental o Perceptron, que funciona matematicamente como uma função aplicada à soma ponderada das entradas e dos viés dando origem a um classificador linear, capaz de atualizar seus pesos para aprender, através de exemplos de inputs e os correspondentes outputs desejáveis, a separar linearmente classes diferentes.</w:t>
+      </w:r>
+    </w:p>
+    <w:p>
+      <w:pPr>
+        <w:pStyle w:val="BodyText"/>
+      </w:pPr>
+      <w:r>
+        <w:t xml:space="preserve">A despeito das limitações práticas do modelo proposto, como expostas de maneira um tanto pessimista por Minsky</w:t>
+      </w:r>
+      <w:r>
+        <w:t xml:space="preserve">(Minski and Papert 1969)</w:t>
+      </w:r>
+      <w:r>
+        <w:t xml:space="preserve">, é interessante notar que muitas das características contemporâneas já estavam presentes nos trabalho seminais de Rosenblatt e Widrow, notadamente o caráter estocástico das redes neurais, a necessidade de treiná-las com base em grandes conjuntos de dados e a característica de</w:t>
+      </w:r>
+      <w:r>
+        <w:t xml:space="preserve"> </w:t>
       </w:r>
       <w:r>
         <w:rPr>
           <w:i/>
         </w:rPr>
-        <w:t xml:space="preserve">text-to-speech</w:t>
-      </w:r>
-      <w:r>
-        <w:t xml:space="preserve">), ou ainda em campos menos obviamente relacionados, à exemplo dos grandes avanços na área de</w:t>
-      </w:r>
-      <w:r>
-        <w:t xml:space="preserve"> </w:t>
+        <w:t xml:space="preserve">black box</w:t>
+      </w:r>
+      <w:r>
+        <w:t xml:space="preserve"> </w:t>
+      </w:r>
+      <w:r>
+        <w:t xml:space="preserve">do modelo treinado.</w:t>
+      </w:r>
+    </w:p>
+    <w:p>
+      <w:pPr>
+        <w:pStyle w:val="BodyText"/>
+      </w:pPr>
+      <w:r>
+        <w:t xml:space="preserve">É interessante observar que Widrow introduziu, como forma de treinamento, uma caso restrito do algoritmo de descida em gradiente, que veio a ser amplamente responsável pelo ressurgimento do interesse em redes neurais décadas mais tarde, em conjunto com a técnica de</w:t>
       </w:r>
       <w:r>
         <w:rPr>
           <w:i/>
         </w:rPr>
-        <w:t xml:space="preserve">computer vision</w:t>
-      </w:r>
-      <w:r>
-        <w:t xml:space="preserve">, como a geração de imagens e vídeos, transferência de estilos, e mais recentemente rostos, entre essas mídias, colorização automática ou semi-automática de imagens em preto e branco e a constante investigação e refinamento de novas arquiteturas e métodos aplicados à essas finalidades.</w:t>
+        <w:t xml:space="preserve">backpropagatio</w:t>
+      </w:r>
+      <w:r>
+        <w:t xml:space="preserve">.</w:t>
       </w:r>
     </w:p>
     <w:p>
@@ -292,7 +937,109 @@
         <w:pStyle w:val="BodyText"/>
       </w:pPr>
       <w:r>
-        <w:t xml:space="preserve">Esses resultados estimulam a transposição de algumas dessas técnicas e</w:t>
+        <w:t xml:space="preserve">O modelo de Rosenblat, tendo tido sua primeira implementação na forma de uma simulação em um computador IBM 704</w:t>
+      </w:r>
+      <w:r>
+        <w:t xml:space="preserve"> </w:t>
+      </w:r>
+      <w:r>
+        <w:t xml:space="preserve">(Bishop 2006)</w:t>
+      </w:r>
+      <w:r>
+        <w:t xml:space="preserve">, ao contrário da intenção inicial de utilizar hardware específico, inaugura também a prática da simulação neural.</w:t>
+      </w:r>
+    </w:p>
+    <w:p>
+      <w:pPr>
+        <w:pStyle w:val="BodyText"/>
+      </w:pPr>
+      <w:r>
+        <w:t xml:space="preserve">Enquanto uma arquitetura baseada em uma única camada de Perceptrons apresenta severas limitações, o agrupamento sucessivo dessas camadas dá origem a uma topologia, conhecida como Multilayer Perceptron, capaz de atuar como um aproximador universal</w:t>
+      </w:r>
+      <w:r>
+        <w:t xml:space="preserve"> </w:t>
+      </w:r>
+      <w:r>
+        <w:t xml:space="preserve">(Hornik 1991)</w:t>
+      </w:r>
+      <w:r>
+        <w:t xml:space="preserve">. Desde que utilize uma função de ativação não-linear</w:t>
+      </w:r>
+      <w:r>
+        <w:t xml:space="preserve"> </w:t>
+      </w:r>
+      <w:r>
+        <w:t xml:space="preserve">(Leshno et al. 1993)</w:t>
+      </w:r>
+      <w:r>
+        <w:t xml:space="preserve">, e dado um número suficiente de neurons na camada oculta, essa topologia é capaz de mapear qualquer conjunto de números finitos a qualquer outro com precisão arbitrária</w:t>
+      </w:r>
+      <w:r>
+        <w:t xml:space="preserve">(Hornik, Stinchcombe, and White 1989)</w:t>
+      </w:r>
+      <w:r>
+        <w:t xml:space="preserve">.</w:t>
+      </w:r>
+    </w:p>
+    <w:p>
+      <w:pPr>
+        <w:pStyle w:val="BodyText"/>
+      </w:pPr>
+      <w:r>
+        <w:t xml:space="preserve">Um outro impedimento práticos do trabalhos de Rosenblatt e Widrow foi a ausência de uma metodologia eficiente para a atualização dos pesos da rede, sobretudo envolvendo múltiplas camadas de neurônios - caso não coberto pelos algoritmos iniciais tanto de Rosenblat quanto de Widrow; tal metodologia veio a ser proposta originalmente por Werbos em 1974</w:t>
+      </w:r>
+      <w:r>
+        <w:t xml:space="preserve"> </w:t>
+      </w:r>
+      <w:r>
+        <w:t xml:space="preserve">(Werbos 1974)</w:t>
+      </w:r>
+      <w:r>
+        <w:t xml:space="preserve">. Contudo, essa técnica permaneceu pouco conhecida na comunidade até ser redescoberta por Parker</w:t>
+      </w:r>
+      <w:r>
+        <w:t xml:space="preserve"> </w:t>
+      </w:r>
+      <w:r>
+        <w:t xml:space="preserve">(Parker 1985)</w:t>
+      </w:r>
+      <w:r>
+        <w:t xml:space="preserve"> </w:t>
+      </w:r>
+      <w:r>
+        <w:t xml:space="preserve">e, pouco tempo depois, Rumelhart</w:t>
+      </w:r>
+      <w:r>
+        <w:t xml:space="preserve">(Rumelhart, Hinton, and Williams 1985)</w:t>
+      </w:r>
+      <w:r>
+        <w:t xml:space="preserve"> </w:t>
+      </w:r>
+      <w:r>
+        <w:t xml:space="preserve">na segunda metade da década de 1980</w:t>
+      </w:r>
+      <w:r>
+        <w:t xml:space="preserve"> </w:t>
+      </w:r>
+      <w:r>
+        <w:t xml:space="preserve">(Mizutani, Dreyfus, and Nishio 2000)</w:t>
+      </w:r>
+      <w:r>
+        <w:t xml:space="preserve"> </w:t>
+      </w:r>
+      <w:r>
+        <w:t xml:space="preserve">(Widrow and Lehr 1990)</w:t>
+      </w:r>
+      <w:r>
+        <w:t xml:space="preserve">.</w:t>
+      </w:r>
+    </w:p>
+    <w:p>
+      <w:pPr>
+        <w:pStyle w:val="BodyText"/>
+      </w:pPr>
+      <w:r>
+        <w:t xml:space="preserve">O algoritmo, que é conhecido como</w:t>
       </w:r>
       <w:r>
         <w:t xml:space="preserve"> </w:t>
@@ -301,13 +1048,55 @@
         <w:rPr>
           <w:i/>
         </w:rPr>
-        <w:t xml:space="preserve">insights</w:t>
-      </w:r>
-      <w:r>
-        <w:t xml:space="preserve"> </w:t>
-      </w:r>
-      <w:r>
-        <w:t xml:space="preserve">para o caso da síntese sonora, principalmente quando percebemos que o tratamento da representação do som em forma digital, comumente representado na forma de um vetor unidimensional representando posições da onda sonora original, contínua, em relação ao tempo, é um caso específico da representação de imagens por vetores bi ou tridimensionais.</w:t>
+        <w:t xml:space="preserve">backpropagation</w:t>
+      </w:r>
+      <w:r>
+        <w:t xml:space="preserve">, foi um dos responsáveis por reaquecer o interesse no campo</w:t>
+      </w:r>
+      <w:r>
+        <w:t xml:space="preserve">(Hagan et al. 1996)</w:t>
+      </w:r>
+      <w:r>
+        <w:t xml:space="preserve"> </w:t>
+      </w:r>
+      <w:r>
+        <w:t xml:space="preserve">na época, inaugurando sua fase atual, com o surgimento dos principais congressos sobre o assunto, como o</w:t>
+      </w:r>
+      <w:r>
+        <w:t xml:space="preserve"> </w:t>
+      </w:r>
+      <w:r>
+        <w:rPr>
+          <w:i/>
+        </w:rPr>
+        <w:t xml:space="preserve">IEEE International Conference on Neural Networks</w:t>
+      </w:r>
+      <w:r>
+        <w:t xml:space="preserve"> </w:t>
+      </w:r>
+      <w:r>
+        <w:t xml:space="preserve">e periódicos, a exemplo do</w:t>
+      </w:r>
+      <w:r>
+        <w:t xml:space="preserve"> </w:t>
+      </w:r>
+      <w:r>
+        <w:rPr>
+          <w:i/>
+        </w:rPr>
+        <w:t xml:space="preserve">INNS Neural Networks</w:t>
+      </w:r>
+      <w:r>
+        <w:t xml:space="preserve">, ao fim da década de 1980</w:t>
+      </w:r>
+      <w:r>
+        <w:t xml:space="preserve"> </w:t>
+      </w:r>
+      <w:r>
+        <w:t xml:space="preserve">(Yadav, Yadav, and Kumar 2015)</w:t>
+      </w:r>
+      <w:r>
+        <w:t xml:space="preserve">.</w:t>
       </w:r>
     </w:p>
     <w:p>
@@ -315,722 +1104,7 @@
         <w:pStyle w:val="BodyText"/>
       </w:pPr>
       <w:r>
-        <w:t xml:space="preserve">Do ponto de vista da indústria, embora o interesse por instrumentos musicais digitais (DMIs) tenha crescido bastante na última década</w:t>
-      </w:r>
-      <w:r>
-        <w:t xml:space="preserve">(Staudt 2016)</w:t>
-      </w:r>
-      <w:r>
-        <w:t xml:space="preserve">, os instrumentos virtuais considerados</w:t>
-      </w:r>
-      <w:r>
-        <w:t xml:space="preserve"> </w:t>
-      </w:r>
-      <w:r>
-        <w:rPr>
-          <w:i/>
-        </w:rPr>
-        <w:t xml:space="preserve">industry standard</w:t>
-      </w:r>
-      <w:r>
-        <w:t xml:space="preserve"> </w:t>
-      </w:r>
-      <w:r>
-        <w:t xml:space="preserve">ainda baseiam-se prioritariamente em extensas coleções de</w:t>
-      </w:r>
-      <w:r>
-        <w:t xml:space="preserve"> </w:t>
-      </w:r>
-      <w:r>
-        <w:rPr>
-          <w:i/>
-        </w:rPr>
-        <w:t xml:space="preserve">samples</w:t>
-      </w:r>
-      <w:r>
-        <w:t xml:space="preserve">, demandando uma alta quantidade de memória e poder de processamento do</w:t>
-      </w:r>
-      <w:r>
-        <w:t xml:space="preserve"> </w:t>
-      </w:r>
-      <w:r>
-        <w:rPr>
-          <w:i/>
-        </w:rPr>
-        <w:t xml:space="preserve">hardware</w:t>
-      </w:r>
-      <w:r>
-        <w:t xml:space="preserve"> </w:t>
-      </w:r>
-      <w:r>
-        <w:t xml:space="preserve">utilizado.</w:t>
-      </w:r>
-    </w:p>
-    <w:p>
-      <w:pPr>
-        <w:pStyle w:val="Heading2"/>
-      </w:pPr>
-      <w:bookmarkStart w:id="21" w:name="questão-de-pesquisa"/>
-      <w:r>
-        <w:t xml:space="preserve">Questão de pesquisa</w:t>
-      </w:r>
-      <w:bookmarkEnd w:id="21"/>
-    </w:p>
-    <w:p>
-      <w:pPr>
-        <w:pStyle w:val="FirstParagraph"/>
-      </w:pPr>
-      <w:r>
-        <w:t xml:space="preserve">O objetivo deste trabalho é desenvolver um modelo de simulação, em tempo real, de instrumentos acústicos baseado na utilização de redes neurais artificias.</w:t>
-      </w:r>
-      <w:r>
-        <w:t xml:space="preserve"> </w:t>
-      </w:r>
-      <w:r>
-        <w:t xml:space="preserve">Busca-se, desta forma, identificar técnicas baseadas no estado da arte das redes neurais artificiais que, em conjunto com abordagens tradicionais, deem suporte à modelagem de instrumentos musicais acústicos, dando origem a simulações mais realistas, principalmente do ponto de vista da percepção humana, e sobretudo mais computacionalmente eficientes.</w:t>
-      </w:r>
-    </w:p>
-    <w:p>
-      <w:pPr>
-        <w:pStyle w:val="Heading2"/>
-      </w:pPr>
-      <w:bookmarkStart w:id="22" w:name="escopo"/>
-      <w:r>
-        <w:t xml:space="preserve">Escopo</w:t>
-      </w:r>
-      <w:bookmarkEnd w:id="22"/>
-    </w:p>
-    <w:p>
-      <w:pPr>
-        <w:pStyle w:val="FirstParagraph"/>
-      </w:pPr>
-      <w:r>
-        <w:t xml:space="preserve">O trabalho limita-se à emulação de instrumentos musicais acústicos convencionais, e não aborda a área mais subjetiva, do desenho de novos instrumentos senão tangencialmente, através de um exemplo em que um instrumento híbrido é apresentado; um tratamento razoavelmente completo do tema, pela infinidade de possibilidades que oferece (</w:t>
-      </w:r>
-      <w:r>
-        <w:t xml:space="preserve">Dalgleish, Spencer, and Foster (2014)</w:t>
-      </w:r>
-      <w:r>
-        <w:t xml:space="preserve">), está muito além do objetivo deste trabalho.</w:t>
-      </w:r>
-    </w:p>
-    <w:p>
-      <w:pPr>
-        <w:pStyle w:val="BodyText"/>
-      </w:pPr>
-      <w:r>
-        <w:t xml:space="preserve">Adicionalmente, limitar o escopo do trabalho à investigação de instrumentos que possam ser aproximados por um modelo de excitação impulsivo, como aqui é feito, possibilita excluir da observação uma subárea significativa do processamento de sinais que lida com a evolução das frequências de uma onda sonora no domínio do tempo, trazendo o volume de pesquisa a níveis razoáveis, sem uma perda substancial em termos conceituais.</w:t>
-      </w:r>
-    </w:p>
-    <w:p>
-      <w:pPr>
-        <w:pStyle w:val="BodyText"/>
-      </w:pPr>
-      <w:r>
-        <w:t xml:space="preserve">Uma outra vantagem desse recorte é de cunho técnico, já que essa escolha reduz a duração média das ondas investigadas, o que é uma escolha sensível quando alguns dos algoritmos utilizados, como a Transformada Discreta de Fourier, possuem complexidade</w:t>
-      </w:r>
-      <w:r>
-        <w:t xml:space="preserve"> </w:t>
-      </w:r>
-      <m:oMath>
-        <m:r>
-          <m:t>O</m:t>
-        </m:r>
-        <m:r>
-          <m:t>(</m:t>
-        </m:r>
-        <m:r>
-          <m:t>n</m:t>
-        </m:r>
-        <m:r>
-          <m:rPr>
-            <m:sty m:val="p"/>
-          </m:rPr>
-          <m:t>log</m:t>
-        </m:r>
-        <m:r>
-          <m:t>(</m:t>
-        </m:r>
-        <m:r>
-          <m:t>n</m:t>
-        </m:r>
-        <m:r>
-          <m:t>)</m:t>
-        </m:r>
-        <m:r>
-          <m:t>)</m:t>
-        </m:r>
-      </m:oMath>
-    </w:p>
-    <w:p>
-      <w:pPr>
-        <w:pStyle w:val="BodyText"/>
-      </w:pPr>
-      <w:r>
-        <w:t xml:space="preserve">Os algoritmos e técnicas convencionais, ainda que de forma muitas vezes ineficiente, prestam-se de maneira razoável à simulação</w:t>
-      </w:r>
-      <w:r>
-        <w:t xml:space="preserve"> </w:t>
-      </w:r>
-      <w:r>
-        <w:rPr>
-          <w:i/>
-        </w:rPr>
-        <w:t xml:space="preserve">off-line</w:t>
-      </w:r>
-      <w:r>
-        <w:t xml:space="preserve"> </w:t>
-      </w:r>
-      <w:r>
-        <w:t xml:space="preserve">de instrumentos acústicos, razão pela qual o foco deste trabalho é a síntese em tempo real. Desenvolvimentos nesse sentido podem, por exemplo, motivar implementações em plataformas mais compactas, como teclados, pianos e baterias eletrônicas, além de encontrarem aplicação em áreas em ascensão, como realidade virtual e aumentada.</w:t>
-      </w:r>
-    </w:p>
-    <w:p>
-      <w:pPr>
-        <w:pStyle w:val="BodyText"/>
-      </w:pPr>
-      <w:r>
-        <w:t xml:space="preserve">Em relação ao tratamento das redes neurais, prioridade foi dada às arquiteturas já consolidadas na literatura, o que excluiu, por exemplo, uma investigação da promissora arquitetura Capsnet(TODO:).</w:t>
-      </w:r>
-      <w:r>
-        <w:t xml:space="preserve"> </w:t>
-      </w:r>
-      <w:r>
-        <w:t xml:space="preserve">A escolha é necessária devido à limitações de tempo em contraste com o grande volume de pesquisas envolvendo novas arquiteturas.</w:t>
-      </w:r>
-    </w:p>
-    <w:p>
-      <w:pPr>
-        <w:pStyle w:val="Heading2"/>
-      </w:pPr>
-      <w:bookmarkStart w:id="23" w:name="estrutura-do-trabalho-e-síntese-das-etapas-de-pesquisa"/>
-      <w:r>
-        <w:t xml:space="preserve">Estrutura do Trabalho e Síntese das Etapas de Pesquisa</w:t>
-      </w:r>
-      <w:bookmarkEnd w:id="23"/>
-    </w:p>
-    <w:p>
-      <w:pPr>
-        <w:pStyle w:val="FirstParagraph"/>
-      </w:pPr>
-      <w:r>
-        <w:t xml:space="preserve">Durante a revisão bibliográfica, após um breve resumo da evolução das redes neurais do ponto de vista histórico, o trabalho apresenta as arquiteturas mais relevantes. O objetivo é introduzir o tema, inicialmente de maneira ampla, lançando as bases para as seções seguintes, que exploram o estado da arte das aplicações dessas arquiteturas à 3 áreas de interesse: Música, discurso (</w:t>
-      </w:r>
-      <w:r>
-        <w:rPr>
-          <w:i/>
-        </w:rPr>
-        <w:t xml:space="preserve">speech</w:t>
-      </w:r>
-      <w:r>
-        <w:t xml:space="preserve">) e imagens. Enquanto o interesse nas duas primeiras áreas é mais evidente, uma investigação dos desenvolvimentos em</w:t>
-      </w:r>
-      <w:r>
-        <w:t xml:space="preserve"> </w:t>
-      </w:r>
-      <w:r>
-        <w:rPr>
-          <w:i/>
-        </w:rPr>
-        <w:t xml:space="preserve">computer vision</w:t>
-      </w:r>
-      <w:r>
-        <w:t xml:space="preserve"> </w:t>
-      </w:r>
-      <w:r>
-        <w:t xml:space="preserve">oferece insights importantes; além de ser uma das áreas de</w:t>
-      </w:r>
-      <w:r>
-        <w:t xml:space="preserve"> </w:t>
-      </w:r>
-      <w:r>
-        <w:rPr>
-          <w:i/>
-        </w:rPr>
-        <w:t xml:space="preserve">machine learning</w:t>
-      </w:r>
-      <w:r>
-        <w:t xml:space="preserve"> </w:t>
-      </w:r>
-      <w:r>
-        <w:t xml:space="preserve">mais ativamente pesquisadas, alguns esforços de transposição dos desenvolvimentos nessa área para o campo da modelagem acústica tem alcançado resultados interessantes(TODO:).</w:t>
-      </w:r>
-    </w:p>
-    <w:p>
-      <w:pPr>
-        <w:pStyle w:val="BodyText"/>
-      </w:pPr>
-      <w:r>
-        <w:t xml:space="preserve">A seguir, alguns</w:t>
-      </w:r>
-      <w:r>
-        <w:t xml:space="preserve"> </w:t>
-      </w:r>
-      <w:r>
-        <w:rPr>
-          <w:i/>
-        </w:rPr>
-        <w:t xml:space="preserve">frameworks</w:t>
-      </w:r>
-      <w:r>
-        <w:t xml:space="preserve"> </w:t>
-      </w:r>
-      <w:r>
-        <w:t xml:space="preserve">disponíveis são discutidos e comparados; novamente, por limitações de tempo, ênfase foi dada aos com maior penetração tanto na indústria quanto na área acadêmica, e a escolha da plataforma utilizada nesse trabalho obedeceu mais à critérios de documentação, adoção na comunidade e flexibilidade, do que critérios relacionados diretamente à performance.</w:t>
-      </w:r>
-    </w:p>
-    <w:p>
-      <w:pPr>
-        <w:pStyle w:val="BodyText"/>
-      </w:pPr>
-      <w:r>
-        <w:t xml:space="preserve">A seção seguinte investiga a modelagem acústica convencional, com ênfase no estado da arte da síntese sonora em tempo real. Por tratar-se de uma área mais hermética, sobretudo quando comparada ao campo do</w:t>
-      </w:r>
-      <w:r>
-        <w:t xml:space="preserve"> </w:t>
-      </w:r>
-      <w:r>
-        <w:rPr>
-          <w:i/>
-        </w:rPr>
-        <w:t xml:space="preserve">machine learning</w:t>
-      </w:r>
-      <w:r>
-        <w:t xml:space="preserve"> </w:t>
-      </w:r>
-      <w:r>
-        <w:t xml:space="preserve">e sua filosofia código aberto, alguns temas relevantes são apresentados com uma maior profundidade conceitual. Por esse mesmo motivo, implementações didáticas dos dois algoritmos mais utilizados são apresentadas.</w:t>
-      </w:r>
-    </w:p>
-    <w:p>
-      <w:pPr>
-        <w:pStyle w:val="BodyText"/>
-      </w:pPr>
-      <w:r>
-        <w:t xml:space="preserve">Em seguida é apresentado um referencial teórico, onde são formalizadas algumas das bases conceituais do trabalho, como a equação da onda e o funcionamento, do ponto de vista matemático, de uma rede neural; ademais, uma interpretação geométrica para a simetria da transformada discreta de Fourier, quando aplicada a sinais no domínio dos números reais, é introduzida.</w:t>
-      </w:r>
-    </w:p>
-    <w:p>
-      <w:pPr>
-        <w:pStyle w:val="BodyText"/>
-      </w:pPr>
-      <w:r>
-        <w:t xml:space="preserve">A seguir, no capítulo dedicado à metodologia, são apresentadas as etapas executadas, desde o processo de obtenção dos samples utilizados para o treinamento, passando pelas investigações no domínio do tempo e da frequência, até a apresentação em mais detalhes do modelo final proposto, que tem seus resultados comentados na seção seguinte. Na conclusão alguns encaminhamentos futuros são apresentados.</w:t>
-      </w:r>
-    </w:p>
-    <w:p>
-      <w:pPr>
-        <w:pStyle w:val="Heading2"/>
-      </w:pPr>
-      <w:bookmarkStart w:id="24" w:name="relevância-socio-econômica"/>
-      <w:r>
-        <w:t xml:space="preserve">Relevância socio-econômica</w:t>
-      </w:r>
-      <w:bookmarkEnd w:id="24"/>
-    </w:p>
-    <w:p>
-      <w:pPr>
-        <w:pStyle w:val="FirstParagraph"/>
-      </w:pPr>
-      <w:r>
-        <w:t xml:space="preserve">Os computadores introduziram a produção musical em uma nova era, permitindo, por um lado, experimentações com novos timbres e formas de interação homem máquina para a criação musical e, por outro, a emulação de instrumentos tradicionais, através de técnicas promissoras, como a modelagem acústica(</w:t>
-      </w:r>
-      <w:r>
-        <w:t xml:space="preserve">Bovermann et al. (2016)</w:t>
-      </w:r>
-      <w:r>
-        <w:t xml:space="preserve">).</w:t>
-      </w:r>
-    </w:p>
-    <w:p>
-      <w:pPr>
-        <w:pStyle w:val="BodyText"/>
-      </w:pPr>
-      <w:r>
-        <w:t xml:space="preserve">Avançar essas pesquisas significa, na medida em que, por exemplo, diminui custos de software e hardware dedicados, levando em conta ainda a crescente disponibilidade de dispositivos portáteis, como tablets e telefones celulares, oferecer a um maior número de pessoas a oportunidade de uma educação musical, e por conseguinte uma formação intelectual, mais rica.</w:t>
-      </w:r>
-    </w:p>
-    <w:p>
-      <w:pPr>
-        <w:pStyle w:val="BodyText"/>
-      </w:pPr>
-      <w:r>
-        <w:t xml:space="preserve">Algumas vantagens do acesso precoce à educação musical são delineadas no estudo de</w:t>
-      </w:r>
-      <w:r>
-        <w:t xml:space="preserve"> </w:t>
-      </w:r>
-      <w:r>
-        <w:t xml:space="preserve">Forgeard et al. (2008)</w:t>
-      </w:r>
-      <w:r>
-        <w:t xml:space="preserve">, que sugere uma maior habilidade verbal e uma maior capacidade de raciocínio não verbal em crianças que praticaram instrumentos em sua infância, na mesma linha, o trabalho de</w:t>
-      </w:r>
-      <w:r>
-        <w:t xml:space="preserve"> </w:t>
-      </w:r>
-      <w:r>
-        <w:t xml:space="preserve">Vaughn (2000)</w:t>
-      </w:r>
-      <w:r>
-        <w:t xml:space="preserve"> </w:t>
-      </w:r>
-      <w:r>
-        <w:t xml:space="preserve">aponta para uma relação entre o estudo voluntário de música e uma melhoria do desempenho matemático, a partir de uma meta análise de 20 estudos.</w:t>
-      </w:r>
-    </w:p>
-    <w:p>
-      <w:pPr>
-        <w:pStyle w:val="BodyText"/>
-      </w:pPr>
-      <w:r>
-        <w:t xml:space="preserve">Uma outra motivação importante é estimular a descentralização do capital intelectual relacionado ao campo de instrumentos virtuais, desde a década de 70 fortemente concentrado em algumas empresas japonesas, situadas em sua maioria na cidade de Hamamatsu como Yamaha e Roland (</w:t>
-      </w:r>
-      <w:r>
-        <w:t xml:space="preserve">Reiffenstein (2006)</w:t>
-      </w:r>
-      <w:r>
-        <w:t xml:space="preserve">). Que detém, exclusivamente ou parcialmente, as patentes para alguns importantes algoritmos de síntese sonora, como os</w:t>
-      </w:r>
-      <w:r>
-        <w:t xml:space="preserve"> </w:t>
-      </w:r>
-      <w:r>
-        <w:rPr>
-          <w:i/>
-        </w:rPr>
-        <w:t xml:space="preserve">waveguides</w:t>
-      </w:r>
-      <w:r>
-        <w:t xml:space="preserve"> </w:t>
-      </w:r>
-      <w:r>
-        <w:t xml:space="preserve">digitais.</w:t>
-      </w:r>
-    </w:p>
-    <w:p>
-      <w:pPr>
-        <w:pStyle w:val="Heading1"/>
-      </w:pPr>
-      <w:bookmarkStart w:id="25" w:name="revisão-bibliográfica"/>
-      <w:r>
-        <w:t xml:space="preserve">Revisão Bibliográfica</w:t>
-      </w:r>
-      <w:bookmarkEnd w:id="25"/>
-    </w:p>
-    <w:p>
-      <w:pPr>
-        <w:pStyle w:val="Heading2"/>
-      </w:pPr>
-      <w:bookmarkStart w:id="26" w:name="redes-neurais-artificiais"/>
-      <w:r>
-        <w:t xml:space="preserve">Redes Neurais Artificiais</w:t>
-      </w:r>
-      <w:bookmarkEnd w:id="26"/>
-    </w:p>
-    <w:p>
-      <w:pPr>
-        <w:pStyle w:val="FirstParagraph"/>
-      </w:pPr>
-      <w:r>
-        <w:t xml:space="preserve">No contexto mais amplo da inteligência artificial, redes neurais artificiais possuem um papel primordial, pois tem sido, em suas diversas encarnações e arquiteturas, o principal representante da inteligência artificial em diversas aplicações práticas.</w:t>
-      </w:r>
-    </w:p>
-    <w:p>
-      <w:pPr>
-        <w:pStyle w:val="BodyText"/>
-      </w:pPr>
-      <w:r>
-        <w:t xml:space="preserve">Multidisciplinar desde o nascimento, o desenvolvimento das redes neurais artificiais pode ser remontado aos primeiros esforços para sistematização teórica da forma como o cérebro humano funciona, a partir dos trabalhos de Hermann von Helmholtz, Ernst Mach e Ivan Pavlov, na virada do século 19</w:t>
-      </w:r>
-      <w:r>
-        <w:t xml:space="preserve">(Hagan et al. 1996)</w:t>
-      </w:r>
-      <w:r>
-        <w:t xml:space="preserve">.</w:t>
-      </w:r>
-    </w:p>
-    <w:p>
-      <w:pPr>
-        <w:pStyle w:val="BodyText"/>
-      </w:pPr>
-      <w:r>
-        <w:t xml:space="preserve">Em 1943, o neurofisiologista Warren McCulloch e o matemático Walter Pitts foram responsáveis por formular o primeiro modelo matemático conhecido do cérebro humano</w:t>
-      </w:r>
-      <w:r>
-        <w:t xml:space="preserve">(McCulloch and Pitts 1943)</w:t>
-      </w:r>
-      <w:r>
-        <w:t xml:space="preserve">, mostrando que topologias simples podem, em princípio, encarregar-se de operações aritméticas e lógicas</w:t>
-      </w:r>
-      <w:r>
-        <w:t xml:space="preserve">(Yadav, Yadav, and Kumar 2015)</w:t>
-      </w:r>
-      <w:r>
-        <w:t xml:space="preserve"> </w:t>
-      </w:r>
-      <w:r>
-        <w:t xml:space="preserve">complexas.</w:t>
-      </w:r>
-    </w:p>
-    <w:p>
-      <w:pPr>
-        <w:pStyle w:val="BodyText"/>
-      </w:pPr>
-      <w:r>
-        <w:t xml:space="preserve">O primeiro passo para a utilização prática das redes neurais foi dado no final da década de 1950 por Frank Rosenblatt</w:t>
-      </w:r>
-      <w:r>
-        <w:t xml:space="preserve">(Hagan et al. 1996)</w:t>
-      </w:r>
-      <w:r>
-        <w:t xml:space="preserve">, em sua proposta ao laboratório aeronáutico de Cornell de um autômato baseado em seu modelo simplificado de neurônio, o perceptron</w:t>
-      </w:r>
-      <w:r>
-        <w:t xml:space="preserve">(Rosenblatt 1957)</w:t>
-      </w:r>
-      <w:r>
-        <w:t xml:space="preserve">.</w:t>
-      </w:r>
-    </w:p>
-    <w:p>
-      <w:pPr>
-        <w:pStyle w:val="BodyText"/>
-      </w:pPr>
-      <w:r>
-        <w:t xml:space="preserve">Tomando como base também as teorias de McCulloch, Widrow desenvolveu a ADALINE (Adaptive Linear Neuron)</w:t>
-      </w:r>
-      <w:r>
-        <w:t xml:space="preserve">(Widrow and Hoff 1960)</w:t>
-      </w:r>
-      <w:r>
-        <w:t xml:space="preserve"> </w:t>
-      </w:r>
-      <w:r>
-        <w:t xml:space="preserve">bastante similar em estrutura ao modelo de Rosenblatt, e partilhando de suas limitações. O modelo de treinamento proposto, no entanto, era consideravelmente mais robusto, sendo utilizado até hoje.</w:t>
-      </w:r>
-    </w:p>
-    <w:p>
-      <w:pPr>
-        <w:pStyle w:val="BodyText"/>
-      </w:pPr>
-      <w:r>
-        <w:t xml:space="preserve">A motivação final de Rosenblatt, inspirada nas teorias sobre o funcionamento do cérebro humano apresentadas por autores como Culbertson, Von Neumann e Ashby</w:t>
-      </w:r>
-      <w:r>
-        <w:t xml:space="preserve"> </w:t>
-      </w:r>
-      <w:r>
-        <w:t xml:space="preserve">(Rosenblatt 1958)</w:t>
-      </w:r>
-      <w:r>
-        <w:t xml:space="preserve"> </w:t>
-      </w:r>
-      <w:r>
-        <w:t xml:space="preserve">era a construção de uma máquina capaz de aprender à responder diretamente à estímulos físicos externos, como sinais luminosos.</w:t>
-      </w:r>
-    </w:p>
-    <w:p>
-      <w:pPr>
-        <w:pStyle w:val="BodyText"/>
-      </w:pPr>
-      <w:r>
-        <w:t xml:space="preserve">Para tanto, tal máquina utilizaria como unidade fundamental o Perceptron, que funciona matematicamente como uma função aplicada à soma ponderada das entradas e dos viés dando origem a um classificador linear, capaz de atualizar seus pesos para aprender, através de exemplos de inputs e os correspondentes outputs desejáveis, a separar linearmente classes diferentes.</w:t>
-      </w:r>
-    </w:p>
-    <w:p>
-      <w:pPr>
-        <w:pStyle w:val="BodyText"/>
-      </w:pPr>
-      <w:r>
-        <w:t xml:space="preserve">A despeito das limitações práticas do modelo proposto, como expostas de maneira um tanto pessimista por Minsky</w:t>
-      </w:r>
-      <w:r>
-        <w:t xml:space="preserve">(Minski and Papert 1969)</w:t>
-      </w:r>
-      <w:r>
-        <w:t xml:space="preserve">, é interessante notar que muitas das características contemporâneas já estavam presentes nos trabalho seminais de Rosenblatt e Widrow, notadamente o caráter estocástico das redes neurais, a necessidade de treiná-las com base em grandes conjuntos de dados e a característica de</w:t>
-      </w:r>
-      <w:r>
-        <w:t xml:space="preserve"> </w:t>
-      </w:r>
-      <w:r>
-        <w:rPr>
-          <w:i/>
-        </w:rPr>
-        <w:t xml:space="preserve">black box</w:t>
-      </w:r>
-      <w:r>
-        <w:t xml:space="preserve"> </w:t>
-      </w:r>
-      <w:r>
-        <w:t xml:space="preserve">do modelo treinado.</w:t>
-      </w:r>
-    </w:p>
-    <w:p>
-      <w:pPr>
-        <w:pStyle w:val="BodyText"/>
-      </w:pPr>
-      <w:r>
-        <w:t xml:space="preserve">É interessante observar que Widrow introduziu, como forma de treinamento, uma caso restrito do algoritmo de descida em gradiente, que veio a ser amplamente responsável pelo ressurgimento do interesse em redes neurais décadas mais tarde, em conjunto com a técnica de</w:t>
-      </w:r>
-      <w:r>
-        <w:rPr>
-          <w:i/>
-        </w:rPr>
-        <w:t xml:space="preserve">backpropagatio</w:t>
-      </w:r>
-      <w:r>
-        <w:t xml:space="preserve">.</w:t>
-      </w:r>
-    </w:p>
-    <w:p>
-      <w:pPr>
-        <w:pStyle w:val="BodyText"/>
-      </w:pPr>
-      <w:r>
-        <w:t xml:space="preserve">O modelo de Rosenblat, tendo tido sua primeira implementação na forma de uma simulação em um computador IBM 704</w:t>
-      </w:r>
-      <w:r>
-        <w:t xml:space="preserve"> </w:t>
-      </w:r>
-      <w:r>
-        <w:t xml:space="preserve">(Bishop 2006)</w:t>
-      </w:r>
-      <w:r>
-        <w:t xml:space="preserve">, ao contrário da intenção inicial de utilizar hardware específico, inaugura também a prática da simulação neural.</w:t>
-      </w:r>
-    </w:p>
-    <w:p>
-      <w:pPr>
-        <w:pStyle w:val="BodyText"/>
-      </w:pPr>
-      <w:r>
-        <w:t xml:space="preserve">Enquanto uma arquitetura baseada em uma única camada de Perceptrons apresenta severas limitações, o agrupamento sucessivo dessas camadas dá origem a uma topologia, conhecida como Multilayer Perceptron, capaz de atuar como um aproximador universal</w:t>
-      </w:r>
-      <w:r>
-        <w:t xml:space="preserve"> </w:t>
-      </w:r>
-      <w:r>
-        <w:t xml:space="preserve">(Hornik 1991)</w:t>
-      </w:r>
-      <w:r>
-        <w:t xml:space="preserve">. Desde que utilize uma função de ativação não-linear</w:t>
-      </w:r>
-      <w:r>
-        <w:t xml:space="preserve">(Leshno et al. 1993)</w:t>
-      </w:r>
-      <w:r>
-        <w:t xml:space="preserve">, e dado um número suficiente de neurons na camada oculta, essa topologia é capaz de mapear qualquer conjunto de números finitos a qualquer outro com precisão arbitrária</w:t>
-      </w:r>
-      <w:r>
-        <w:t xml:space="preserve">(Hornik, Stinchcombe, and White 1989)</w:t>
-      </w:r>
-      <w:r>
-        <w:t xml:space="preserve">.</w:t>
-      </w:r>
-    </w:p>
-    <w:p>
-      <w:pPr>
-        <w:pStyle w:val="BodyText"/>
-      </w:pPr>
-      <w:r>
-        <w:t xml:space="preserve">Um outro impedimento práticos do trabalhos de Rosenblatt e Widrow foi a ausência de uma metodologia eficiente para a atualização dos pesos da rede, sobretudo envolvendo múltiplas camadas de neurônios - caso não coberto pelos algoritmos iniciais tanto de Rosenblat quanto de Widrow; tal metodologia veio a ser proposta originalmente por Werbos em 1974 TODO:. Contudo, essa técnica permaneceu pouco conhecida na comunidade até ser redescoberta por Parker</w:t>
-      </w:r>
-      <w:r>
-        <w:t xml:space="preserve">(Parker 1985)</w:t>
-      </w:r>
-      <w:r>
-        <w:t xml:space="preserve"> </w:t>
-      </w:r>
-      <w:r>
-        <w:t xml:space="preserve">e, pouco tempo depois, Rumelhart</w:t>
-      </w:r>
-      <w:r>
-        <w:t xml:space="preserve">(Rumelhart, Hinton, and Williams 1985)</w:t>
-      </w:r>
-      <w:r>
-        <w:t xml:space="preserve"> </w:t>
-      </w:r>
-      <w:r>
-        <w:t xml:space="preserve">na segunda metade da década de 1980</w:t>
-      </w:r>
-      <w:r>
-        <w:t xml:space="preserve"> </w:t>
-      </w:r>
-      <w:r>
-        <w:t xml:space="preserve">(Mizutani, Dreyfus, and Nishio 2000)</w:t>
-      </w:r>
-      <w:r>
-        <w:t xml:space="preserve"> </w:t>
-      </w:r>
-      <w:r>
-        <w:t xml:space="preserve">(Widrow and Lehr 1990)</w:t>
-      </w:r>
-      <w:r>
-        <w:t xml:space="preserve">. O algoritmo, que é conhecido como</w:t>
-      </w:r>
-      <w:r>
-        <w:t xml:space="preserve"> </w:t>
-      </w:r>
-      <w:r>
-        <w:rPr>
-          <w:i/>
-        </w:rPr>
-        <w:t xml:space="preserve">backpropagation</w:t>
-      </w:r>
-      <w:r>
-        <w:t xml:space="preserve">, foi um dos responsáveis por reaquecer o interesse no campo</w:t>
-      </w:r>
-      <w:r>
-        <w:t xml:space="preserve">(Hagan et al. 1996)</w:t>
-      </w:r>
-      <w:r>
-        <w:t xml:space="preserve"> </w:t>
-      </w:r>
-      <w:r>
-        <w:t xml:space="preserve">na época, inaugurando sua fase atual, com o surgimento dos principais congressos sobre o assunto, como o</w:t>
-      </w:r>
-      <w:r>
-        <w:t xml:space="preserve"> </w:t>
-      </w:r>
-      <w:r>
-        <w:rPr>
-          <w:i/>
-        </w:rPr>
-        <w:t xml:space="preserve">IEEE International Conference on Neural Networks</w:t>
-      </w:r>
-      <w:r>
-        <w:t xml:space="preserve"> </w:t>
-      </w:r>
-      <w:r>
-        <w:t xml:space="preserve">e periódicos, a exemplo do</w:t>
-      </w:r>
-      <w:r>
-        <w:t xml:space="preserve"> </w:t>
-      </w:r>
-      <w:r>
-        <w:rPr>
-          <w:i/>
-        </w:rPr>
-        <w:t xml:space="preserve">INNS Neural Networks</w:t>
-      </w:r>
-      <w:r>
-        <w:t xml:space="preserve">, ao fim da década de 1980</w:t>
-      </w:r>
-      <w:r>
-        <w:t xml:space="preserve">(Yadav, Yadav, and Kumar 2015)</w:t>
-      </w:r>
-      <w:r>
-        <w:t xml:space="preserve">.</w:t>
-      </w:r>
-    </w:p>
-    <w:p>
-      <w:pPr>
-        <w:pStyle w:val="BodyText"/>
-      </w:pPr>
-      <w:r>
-        <w:t xml:space="preserve">Nos anos seguintes, observou-se uma profusão de novas arquiteturas, que foram aprofundando-se na media em que a utilização de mais camadas ocultas fora possibilitadas pelos avanços no</w:t>
+        <w:t xml:space="preserve">Nos anos seguintes, observou-se uma profusão de novas arquiteturas, que foram aprofundando-se na media em que a utilização de um maior número de camadas ocultas foi possibilitada pelos avanços no</w:t>
       </w:r>
       <w:r>
         <w:t xml:space="preserve"> </w:t>
@@ -1250,6 +1324,9 @@
         <w:t xml:space="preserve">A grande vantagem desta topologia foi sua capacidade automática de extração de dos componentes descritivos dos dados, um trabalho que ficava a cargo dos pesquisadores anteriormente</w:t>
       </w:r>
       <w:r>
+        <w:t xml:space="preserve"> </w:t>
+      </w:r>
+      <w:r>
         <w:t xml:space="preserve">(Socher 2014)</w:t>
       </w:r>
       <w:r>
@@ -1271,7 +1348,22 @@
         <w:pStyle w:val="FirstParagraph"/>
       </w:pPr>
       <w:r>
-        <w:t xml:space="preserve">Em redes recorrentes os neurons são parcialmente alimentados com seus próprios estados anteriores, emulando um efeito similar à utilização de ligações entre neurons de uma camada abaixo com neurons de uma camada acima não adjacente</w:t>
+        <w:t xml:space="preserve">As redes recorrentes são representações compactas, do ponto de vista técnico, arquiteturas profundas</w:t>
+      </w:r>
+      <w:r>
+        <w:t xml:space="preserve"> </w:t>
+      </w:r>
+      <w:r>
+        <w:t xml:space="preserve">(Schmidhuber 2015)</w:t>
+      </w:r>
+      <w:r>
+        <w:t xml:space="preserve">, devido ao seu caráter recursivo.</w:t>
+      </w:r>
+      <w:r>
+        <w:t xml:space="preserve"> </w:t>
+      </w:r>
+      <w:r>
+        <w:t xml:space="preserve">Nestas redes os neurons são parcialmente alimentados com seus próprios estados anteriores, emulando um efeito similar à utilização de ligações entre neurons de uma camada anterior com neurons de uma camada posterior não adjacente</w:t>
       </w:r>
       <w:r>
         <w:t xml:space="preserve"> </w:t>
@@ -1391,7 +1483,19 @@
         <w:pStyle w:val="FirstParagraph"/>
       </w:pPr>
       <w:r>
-        <w:t xml:space="preserve">A maioria dos trabalhos que investigam a aplicação de redes neurais à música, sobretudo envolvendo sua síntese, ocorrem em um nível de abstração mais alto do que a geração direta dos sons: Geralmente tomam como base a manipulação de representações musicais como partituras, por exemplo, ou representações sonoras compactas, como espectrogramas. Os motivos passam pela alta dimensionalidade dos outputs: no caso de um framerate de 441 00 samples por segundo, a qualidade encontrada em cds, por exemplo, a síntese de 10 segundos de áudio envolve a criação de mais de 4 milhões de samples.</w:t>
+        <w:t xml:space="preserve">A maioria dos trabalhos que investigam a aplicação de redes neurais à música, sobretudo envolvendo sua síntese, ocorrem em um nível de abstração mais alto do que a geração direta dos sons: Geralmente tomam como base a manipulação de representações musicais como partituras, por exemplo, ou representações sonoras compactas, como espectrogramas. Os motivos passam pela alta dimensionalidade dos outputs: no caso de um FIXME:</w:t>
+      </w:r>
+      <w:r>
+        <w:rPr>
+          <w:i/>
+        </w:rPr>
+        <w:t xml:space="preserve">framerate</w:t>
+      </w:r>
+      <w:r>
+        <w:t xml:space="preserve"> </w:t>
+      </w:r>
+      <w:r>
+        <w:t xml:space="preserve">de 44100 samples por segundo, a qualidade encontrada em cds, por exemplo, a síntese de 10 segundos de áudio envolve a criação de mais de 4 milhões de samples.</w:t>
       </w:r>
     </w:p>
     <w:p>
@@ -1402,10 +1506,13 @@
         <w:t xml:space="preserve">O trabalho desenvolvido em conjunto pelas equipes do Google Brain team e do DeepMind é um exemplo de esforço nesse sentido</w:t>
       </w:r>
       <w:r>
+        <w:t xml:space="preserve"> </w:t>
+      </w:r>
+      <w:r>
         <w:t xml:space="preserve">(Engel et al. 2017)</w:t>
       </w:r>
       <w:r>
-        <w:t xml:space="preserve">. Nele, uma arquitetura desenvolvida a partir da Wavenet (aprofundada no tópico sobre discurso falado) é utilizada para a geração de ondas sonoras a partir do treinamento direto com samples de vários instrumentos musicais. Os resultados mostram que a arquitetura encoder-decoder utilizada é capaz de aprender representações no domínio da frequência para vários tipos de instrumentos diferentes e uma extensão do trabalho denominada Magenta, consistindo em um player em tempo real para os sons da rede corroboram sua aplicabilidade em tempo real.</w:t>
+        <w:t xml:space="preserve">. Nele, uma arquitetura desenvolvida a partir da Wavenet (aprofundada no tópico sobre discurso falado) é utilizada para a geração de ondas sonoras a partir do treinamento direto com amostras de áudio de vários instrumentos musicais. Os resultados mostram que a arquitetura baseada em várias camadas convolucionais utilizada é capaz de aprender representações no domínio do tempo para vários tipos de instrumentos diferentes.</w:t>
       </w:r>
     </w:p>
     <w:p>
@@ -1413,7 +1520,89 @@
         <w:pStyle w:val="BodyText"/>
       </w:pPr>
       <w:r>
-        <w:t xml:space="preserve">Equanto as camadas das arquiteturas anteriores são predominantemente convolucionais,</w:t>
+        <w:t xml:space="preserve">Uma extensão experimental desse trabalho, denominada de Magenta (</w:t>
+      </w:r>
+      <w:r>
+        <w:t xml:space="preserve">(“Magenta,” n.d.)</w:t>
+      </w:r>
+      <w:r>
+        <w:t xml:space="preserve">), investiga representações latentes</w:t>
+      </w:r>
+      <w:r>
+        <w:t xml:space="preserve"> </w:t>
+      </w:r>
+      <w:r>
+        <w:t xml:space="preserve">para sequências musicais no domínio do tempo, a partir de uma abordagem probabilística (</w:t>
+      </w:r>
+      <w:r>
+        <w:t xml:space="preserve">Roberts, Engel, Oore, et al. (2018)</w:t>
+      </w:r>
+      <w:r>
+        <w:t xml:space="preserve"> </w:t>
+      </w:r>
+      <w:r>
+        <w:t xml:space="preserve">Roberts, Engel, Raffel, et al. (2018)</w:t>
+      </w:r>
+      <w:r>
+        <w:t xml:space="preserve">).</w:t>
+      </w:r>
+    </w:p>
+    <w:p>
+      <w:pPr>
+        <w:pStyle w:val="BodyText"/>
+      </w:pPr>
+      <w:r>
+        <w:t xml:space="preserve">Uma plataforma física para a manipulação e reprodução dos sons gerados pela rede, na forma de um</w:t>
+      </w:r>
+      <w:r>
+        <w:t xml:space="preserve"> </w:t>
+      </w:r>
+      <w:r>
+        <w:rPr>
+          <w:i/>
+        </w:rPr>
+        <w:t xml:space="preserve">harware</w:t>
+      </w:r>
+      <w:r>
+        <w:t xml:space="preserve"> </w:t>
+      </w:r>
+      <w:r>
+        <w:t xml:space="preserve">código aberto denominado</w:t>
+      </w:r>
+      <w:r>
+        <w:t xml:space="preserve"> </w:t>
+      </w:r>
+      <w:r>
+        <w:rPr>
+          <w:i/>
+        </w:rPr>
+        <w:t xml:space="preserve">Nsynth Super</w:t>
+      </w:r>
+      <w:r>
+        <w:t xml:space="preserve"> </w:t>
+      </w:r>
+      <w:r>
+        <w:t xml:space="preserve">(</w:t>
+      </w:r>
+      <w:r>
+        <w:t xml:space="preserve">(n.d.)</w:t>
+      </w:r>
+      <w:r>
+        <w:t xml:space="preserve"> </w:t>
+      </w:r>
+      <w:r>
+        <w:t xml:space="preserve">(Eck 2018)</w:t>
+      </w:r>
+      <w:r>
+        <w:t xml:space="preserve">) é introduzida pela equipe do projeto. Embora não fique claro se a etapa de síntese ocorre diretamente na plataforma, os esforços corroboram o interesse aplicação de redes neurais para a síntese sonora em tempo real.</w:t>
+      </w:r>
+    </w:p>
+    <w:p>
+      <w:pPr>
+        <w:pStyle w:val="BodyText"/>
+      </w:pPr>
+      <w:r>
+        <w:t xml:space="preserve">Enquanto as camadas das arquiteturas anteriores são predominantemente convolucionais,</w:t>
       </w:r>
       <w:r>
         <w:t xml:space="preserve"> </w:t>
@@ -1434,7 +1623,7 @@
         <w:t xml:space="preserve">(Stanley 2007)</w:t>
       </w:r>
       <w:r>
-        <w:t xml:space="preserve">, consistindo na investigação da capacidade de uma rede em prever sons, em analogia direta com séries temporais. Os resultados são bastante tímidos, e a uma rede capaz de prever apenas uma onda sonora, oriunda de uma nota de saxofone, é apresentada. De maneira semelhante,</w:t>
+        <w:t xml:space="preserve">, consistindo na investigação da capacidade de uma rede em prever sons, em analogia direta com séries temporais. Os resultados são bastante tímidos, e uma rede capaz de prever apenas uma onda sonora, oriunda de uma nota de saxofone, é apresentada. De maneira semelhante,</w:t>
       </w:r>
       <w:r>
         <w:t xml:space="preserve"> </w:t>
@@ -1446,7 +1635,7 @@
         <w:t xml:space="preserve"> </w:t>
       </w:r>
       <w:r>
-        <w:t xml:space="preserve">investiga a aplicação direta de redes neurais, de arquitetura densa, na geração direta de multiplos samples de audio.</w:t>
+        <w:t xml:space="preserve">investiga a aplicação direta de redes neurais, de arquitetura densa, na geração direta de múltiplas amostras de áudio</w:t>
       </w:r>
     </w:p>
     <w:p>
@@ -1454,7 +1643,7 @@
         <w:pStyle w:val="BodyText"/>
       </w:pPr>
       <w:r>
-        <w:t xml:space="preserve">A geração de música em níveis mais altos de abstração é, para o trabalho aqui desenvolvido, apenas marginalmente interessante, na medida em que pode oferecer insights sobre representações compactas dos sons. O trabalho de</w:t>
+        <w:t xml:space="preserve">A geração de música em níveis mais altos de abstração é, para o trabalho aqui desenvolvido, apenas marginalmente interessante, na medida em que pode oferecer inspiração sobre representações compactas dos sons. O trabalho de</w:t>
       </w:r>
       <w:r>
         <w:t xml:space="preserve"> </w:t>
@@ -1471,7 +1660,19 @@
         <w:pStyle w:val="BodyText"/>
       </w:pPr>
       <w:r>
-        <w:t xml:space="preserve">Tomando emprestados os desenvolvimentos obtidos na área de computer vision, os trabalhos de</w:t>
+        <w:t xml:space="preserve">Tomando emprestados os desenvolvimentos obtidos na área de</w:t>
+      </w:r>
+      <w:r>
+        <w:t xml:space="preserve"> </w:t>
+      </w:r>
+      <w:r>
+        <w:rPr>
+          <w:i/>
+        </w:rPr>
+        <w:t xml:space="preserve">computer vision</w:t>
+      </w:r>
+      <w:r>
+        <w:t xml:space="preserve">, os trabalhos de</w:t>
       </w:r>
       <w:r>
         <w:t xml:space="preserve"> </w:t>
@@ -1524,7 +1725,22 @@
         <w:t xml:space="preserve"> </w:t>
       </w:r>
       <w:r>
-        <w:t xml:space="preserve">abordam a tarefa a partir de redes convolucionais; no primeiro trabalho as redes são alimentadas com música representada por um mel-spectrogram e no segundo arquiteturas convolucionais profundas são investigadas, assim como</w:t>
+        <w:t xml:space="preserve">abordam a tarefa a partir de redes convolucionais; no primeiro trabalho as redes são alimentadas com música representada por um</w:t>
+      </w:r>
+      <w:r>
+        <w:t xml:space="preserve"> </w:t>
+      </w:r>
+      <w:r>
+        <w:rPr>
+          <w:i/>
+        </w:rPr>
+        <w:t xml:space="preserve">mel-spectrogram</w:t>
+      </w:r>
+      <w:r>
+        <w:t xml:space="preserve"> </w:t>
+      </w:r>
+      <w:r>
+        <w:t xml:space="preserve">e no segundo arquiteturas convolucionais profundas são investigadas, assim como em</w:t>
       </w:r>
       <w:r>
         <w:t xml:space="preserve"> </w:t>
@@ -1536,7 +1752,7 @@
         <w:t xml:space="preserve"> </w:t>
       </w:r>
       <w:r>
-        <w:t xml:space="preserve">que acrescenta recorrencia às arquiteturas convolucionais, no intuito de explorar as interrelações temporais dos samples utilizados.</w:t>
+        <w:t xml:space="preserve">que acrescenta recorrencia às arquiteturas convolucionais, no intuito de explorar as inter-relações temporais das amostras sonoras utilizadas.</w:t>
       </w:r>
     </w:p>
     <w:p>
@@ -1544,7 +1760,7 @@
         <w:pStyle w:val="BodyText"/>
       </w:pPr>
       <w:r>
-        <w:t xml:space="preserve">Representações não canonicas também possuem importante papel nas tarefas relacionadas à transcrição musical com o uso e redes neurais onde busca-se traduzir a música em representações de nível mais alto, simbólicas, como tablaturas e partituras, por exemplo. Uma das primeiras contribuições nesse sentido pode ser vista em</w:t>
+        <w:t xml:space="preserve">Representações não canônicas também possuem importante papel nas tarefas relacionadas à transcrição musical a partir do uso de redes neurais, onde busca-se traduzir amostras sonoras em representações de nível mais alto, simbólicas, como tablaturas e partituras, por exemplo. Uma das primeiras contribuições nesse sentido pode ser vista em</w:t>
       </w:r>
       <w:r>
         <w:t xml:space="preserve"> </w:t>
@@ -1556,7 +1772,19 @@
         <w:t xml:space="preserve"> </w:t>
       </w:r>
       <w:r>
-        <w:t xml:space="preserve">por meio de um modelo que combina redes neurais e uma heurística hill-climber.</w:t>
+        <w:t xml:space="preserve">por meio de um modelo que combina redes neurais e uma heurística</w:t>
+      </w:r>
+      <w:r>
+        <w:t xml:space="preserve"> </w:t>
+      </w:r>
+      <w:r>
+        <w:rPr>
+          <w:i/>
+        </w:rPr>
+        <w:t xml:space="preserve">hill-climber</w:t>
+      </w:r>
+      <w:r>
+        <w:t xml:space="preserve">.</w:t>
       </w:r>
     </w:p>
     <w:p>
@@ -1576,7 +1804,7 @@
         <w:t xml:space="preserve"> </w:t>
       </w:r>
       <w:r>
-        <w:t xml:space="preserve">transcreve, a partir de espectrogramas, diferentes partes musicais em comandos midi. Na mesma linha</w:t>
+        <w:t xml:space="preserve">transcreve, a partir de espectrogramas, diferentes partes musicais em comandos FIXME:midi. Na mesma linha</w:t>
       </w:r>
       <w:r>
         <w:t xml:space="preserve"> </w:t>
@@ -1591,13 +1819,31 @@
         <w:t xml:space="preserve">e</w:t>
       </w:r>
       <w:r>
+        <w:t xml:space="preserve"> </w:t>
+      </w:r>
+      <w:r>
         <w:t xml:space="preserve">(Sigtia, Benetos, and Dixon 2016)</w:t>
       </w:r>
       <w:r>
         <w:t xml:space="preserve"> </w:t>
       </w:r>
       <w:r>
-        <w:t xml:space="preserve">introduzem trabalhos focados na transcrição de sons polifônicos produzidos por pianos. Em relação á transcrição de partes de um kit de bateria,</w:t>
+        <w:t xml:space="preserve">introduzem trabalhos focados na transcrição de sons polifônicos produzidos por pianos. Em relação á transcrição de partes de um</w:t>
+      </w:r>
+      <w:r>
+        <w:t xml:space="preserve"> </w:t>
+      </w:r>
+      <w:r>
+        <w:rPr>
+          <w:i/>
+        </w:rPr>
+        <w:t xml:space="preserve">kit</w:t>
+      </w:r>
+      <w:r>
+        <w:t xml:space="preserve"> </w:t>
+      </w:r>
+      <w:r>
+        <w:t xml:space="preserve">de bateria,</w:t>
       </w:r>
       <w:r>
         <w:t xml:space="preserve"> </w:t>
@@ -1627,16 +1873,25 @@
         <w:pStyle w:val="FirstParagraph"/>
       </w:pPr>
       <w:r>
-        <w:t xml:space="preserve">Um dos trabalho mais notáveis, desenvolvido pela equipe de machine learning do Google, é a chamada (Wavenet)[https://deepmind.com/blog/wavenet-generative-model-raw-audio/]</w:t>
-      </w:r>
-      <w:r>
-        <w:t xml:space="preserve"> </w:t>
-      </w:r>
-      <w:r>
-        <w:t xml:space="preserve">(Van Den Oord et al. 2016)</w:t>
-      </w:r>
-      <w:r>
-        <w:t xml:space="preserve">, uma arquitetura baseada em camadas convolucionais, para a geração end-to-end de discurso. A geração dá-se sample a sample, levando em conta um grande número de inputs passados; os resultados introduzem um novo estado da arte para a tarefa.</w:t>
+        <w:t xml:space="preserve">Um dos trabalho mais notáveis, desenvolvido pela equipe de machine learning do Google, é a chamada Wavenet</w:t>
+      </w:r>
+      <w:r>
+        <w:t xml:space="preserve"> </w:t>
+      </w:r>
+      <w:r>
+        <w:t xml:space="preserve">(“WaveNet: A Generative Model for Raw Audio,” n.d.,</w:t>
+      </w:r>
+      <w:r>
+        <w:t xml:space="preserve"> </w:t>
+      </w:r>
+      <w:r>
+        <w:t xml:space="preserve">@van2016wavenet</w:t>
+      </w:r>
+      <w:r>
+        <w:t xml:space="preserve">)</w:t>
+      </w:r>
+      <w:r>
+        <w:t xml:space="preserve">, uma arquitetura baseada em camadas convolucionais, para a geração ponta aponta de voz. A geração dá-se sample a sample, levando em conta um grande número de inputs passados; os resultados introduzem um novo estado da arte para a tarefa. Os desenvolvimentos dessa arquitetura na área musical foram apresentados na seção anterior.</w:t>
       </w:r>
     </w:p>
     <w:p>
@@ -1674,7 +1929,7 @@
         <w:t xml:space="preserve">TIMIT phoneme recognition benchmark</w:t>
       </w:r>
       <w:r>
-        <w:t xml:space="preserve">, com a aplicação de redes recorrentes profundas, que estabelem o novo estado da arte,enquanto</w:t>
+        <w:t xml:space="preserve">, com a aplicação de redes recorrentes profundas, que estabelecem o novo estado da arte, enquanto</w:t>
       </w:r>
       <w:r>
         <w:t xml:space="preserve"> </w:t>
@@ -1774,7 +2029,7 @@
         <w:t xml:space="preserve"> </w:t>
       </w:r>
       <w:r>
-        <w:t xml:space="preserve">investiga a otimização dos hyperparametros dessas redes, além de estratégias de</w:t>
+        <w:t xml:space="preserve">investiga a otimização dos hiperparametros dessas redes, além de estratégias de</w:t>
       </w:r>
       <w:r>
         <w:t xml:space="preserve"> </w:t>
@@ -1866,7 +2121,7 @@
         <w:t xml:space="preserve"> </w:t>
       </w:r>
       <w:r>
-        <w:t xml:space="preserve">aborda a tarefa a partir de uma rede recorrente com camadas LSTM (long short-term memory), enquanto</w:t>
+        <w:t xml:space="preserve">aborda a tarefa a partir de uma rede recorrente com camadas FIXME:LSTM (long short-term memory), enquanto</w:t>
       </w:r>
       <w:r>
         <w:t xml:space="preserve"> </w:t>
@@ -1935,7 +2190,248 @@
         <w:t xml:space="preserve"> </w:t>
       </w:r>
       <w:r>
-        <w:t xml:space="preserve">Ainda em paralelo com a área de relacionada à imagens, o autor propõe um base de dados sonora, Nsynth, à luz de</w:t>
+        <w:t xml:space="preserve">Ainda em paralelo com a área de relacionada à imagens, o autor propõe um base de dados sonora à luz de bases de dados clássicas no campo de visão de computadores, como o FIXME:MNIST, em um esforço para alavancar pesquisas nessa direção.</w:t>
+      </w:r>
+    </w:p>
+    <w:p>
+      <w:pPr>
+        <w:pStyle w:val="BodyText"/>
+      </w:pPr>
+      <w:r>
+        <w:t xml:space="preserve">Da mesma forma a Wavenet, antecessora do Nsynth, é uma adaptação das arquiteturas PixelRNN</w:t>
+      </w:r>
+      <w:r>
+        <w:t xml:space="preserve">(A. van den Oord, Kalchbrenner, and Kavukcuoglu 2016)</w:t>
+      </w:r>
+      <w:r>
+        <w:t xml:space="preserve"> </w:t>
+      </w:r>
+      <w:r>
+        <w:t xml:space="preserve">e PixelCNN</w:t>
+      </w:r>
+      <w:r>
+        <w:t xml:space="preserve">(A. van den Oord et al. 2016)</w:t>
+      </w:r>
+      <w:r>
+        <w:t xml:space="preserve">, desenvolvidas para a geração de imagens.</w:t>
+      </w:r>
+    </w:p>
+    <w:p>
+      <w:pPr>
+        <w:pStyle w:val="BodyText"/>
+      </w:pPr>
+      <w:r>
+        <w:t xml:space="preserve">Os trabalhos que tem como foco a síntese de imagens a partir de representações geralmente envolvem as chamadas GANs - Generative Adversarial Networks: trata-se de uma abordagem onde uma rede é treinada para gerar imagens, enquanto outra as classifica em artificiais ou não. O objetivo da primeira rede é enganar a segunda, dando origem a imagens mais realistas, do ponto de vista da percepção humana.</w:t>
+      </w:r>
+    </w:p>
+    <w:p>
+      <w:pPr>
+        <w:pStyle w:val="BodyText"/>
+      </w:pPr>
+      <w:r>
+        <w:t xml:space="preserve">(Isola et al. 2016)</w:t>
+      </w:r>
+      <w:r>
+        <w:t xml:space="preserve">, por exemplo, utiliza essa técnica para gerar imagens a partir de representações de seus contornos, enquanto</w:t>
+      </w:r>
+      <w:r>
+        <w:t xml:space="preserve"> </w:t>
+      </w:r>
+      <w:r>
+        <w:t xml:space="preserve">(Hwang and Zhou 2016)</w:t>
+      </w:r>
+      <w:r>
+        <w:t xml:space="preserve">,</w:t>
+      </w:r>
+      <w:r>
+        <w:t xml:space="preserve"> </w:t>
+      </w:r>
+      <w:r>
+        <w:t xml:space="preserve">(Zhang, Isola, and Efros 2016)</w:t>
+      </w:r>
+      <w:r>
+        <w:t xml:space="preserve">,</w:t>
+      </w:r>
+      <w:r>
+        <w:t xml:space="preserve"> </w:t>
+      </w:r>
+      <w:r>
+        <w:t xml:space="preserve">(Larsson, Maire, and Shakhnarovich 2016)</w:t>
+      </w:r>
+      <w:r>
+        <w:t xml:space="preserve"> </w:t>
+      </w:r>
+      <w:r>
+        <w:t xml:space="preserve">e</w:t>
+      </w:r>
+      <w:r>
+        <w:t xml:space="preserve"> </w:t>
+      </w:r>
+      <w:r>
+        <w:t xml:space="preserve">(Iizuka, Simo-Serra, and Ishikawa 2016)</w:t>
+      </w:r>
+      <w:r>
+        <w:t xml:space="preserve"> </w:t>
+      </w:r>
+      <w:r>
+        <w:t xml:space="preserve">abordam a tarefa de colorização automática de imagens.</w:t>
+      </w:r>
+    </w:p>
+    <w:p>
+      <w:pPr>
+        <w:pStyle w:val="BodyText"/>
+      </w:pPr>
+      <w:r>
+        <w:t xml:space="preserve">Ainda usando redes adversariais</w:t>
+      </w:r>
+      <w:r>
+        <w:t xml:space="preserve"> </w:t>
+      </w:r>
+      <w:r>
+        <w:t xml:space="preserve">(Frans 2017)</w:t>
+      </w:r>
+      <w:r>
+        <w:t xml:space="preserve"> </w:t>
+      </w:r>
+      <w:r>
+        <w:t xml:space="preserve">introduz controle ao processo de colorização, com a utilização de mapas de cores, que são usados como entradas para as redes, um conceito que é explorado também por</w:t>
+      </w:r>
+      <w:r>
+        <w:t xml:space="preserve"> </w:t>
+      </w:r>
+      <w:r>
+        <w:t xml:space="preserve">(Sangkloy et al. 2016)</w:t>
+      </w:r>
+      <w:r>
+        <w:t xml:space="preserve">, onde a interação do usuario e uma rede densa permitem a colorização de imagens em tempo real, através de linhas desenhadas em áreas da imagem que possuam as cores pretendidas.</w:t>
+      </w:r>
+    </w:p>
+    <w:p>
+      <w:pPr>
+        <w:pStyle w:val="BodyText"/>
+      </w:pPr>
+      <w:r>
+        <w:t xml:space="preserve">(Gatys, Ecker, and Bethge 2016)</w:t>
+      </w:r>
+      <w:r>
+        <w:t xml:space="preserve"> </w:t>
+      </w:r>
+      <w:r>
+        <w:t xml:space="preserve">propõe uma técnica de transferência de estilo, utilizando uma rede convolucional capaz de aprender características do estilo de uma imagem e transferir para outra, sem alterar o seu conteúdo semântico. Nessa linha,</w:t>
+      </w:r>
+      <w:r>
+        <w:t xml:space="preserve"> </w:t>
+      </w:r>
+      <w:r>
+        <w:t xml:space="preserve">(Kulkarni et al. 2015)</w:t>
+      </w:r>
+      <w:r>
+        <w:t xml:space="preserve"> </w:t>
+      </w:r>
+      <w:r>
+        <w:t xml:space="preserve">utiliza uma arquitetura de convolução-desconvolução para separar características de posicionamento de uma imagem, permitindo sua reconstrução posterior em outras posições e situações de iluminação, a partir de mudanças manuais nas variáveis de entrada da rede.</w:t>
+      </w:r>
+      <w:r>
+        <w:t xml:space="preserve"> </w:t>
+      </w:r>
+      <w:r>
+        <w:t xml:space="preserve">Ainda investigando a manipulação de imagens a partir de redes adversariais o trabalho de</w:t>
+      </w:r>
+      <w:r>
+        <w:t xml:space="preserve"> </w:t>
+      </w:r>
+      <w:r>
+        <w:t xml:space="preserve">(Zhu et al. 2016)</w:t>
+      </w:r>
+      <w:r>
+        <w:t xml:space="preserve"> </w:t>
+      </w:r>
+      <w:r>
+        <w:t xml:space="preserve">tem como objetivo aprender características das imagens de maneira direta.</w:t>
+      </w:r>
+    </w:p>
+    <w:p>
+      <w:pPr>
+        <w:pStyle w:val="BodyText"/>
+      </w:pPr>
+      <w:r>
+        <w:t xml:space="preserve">O trabalho de</w:t>
+      </w:r>
+      <w:r>
+        <w:t xml:space="preserve"> </w:t>
+      </w:r>
+      <w:r>
+        <w:t xml:space="preserve">(A. van den Oord, Kalchbrenner, and Kavukcuoglu 2016)</w:t>
+      </w:r>
+      <w:r>
+        <w:t xml:space="preserve">, que veio a inspirar a Wavenet, propõe um topologia recorrente profunda com conexões residuais melhoradas capaz de reconstruir imagens parcialmente obstruídas, enquanto</w:t>
+      </w:r>
+      <w:r>
+        <w:t xml:space="preserve"> </w:t>
+      </w:r>
+      <w:r>
+        <w:t xml:space="preserve">(Theis and Bethge 2015)</w:t>
+      </w:r>
+      <w:r>
+        <w:t xml:space="preserve"> </w:t>
+      </w:r>
+      <w:r>
+        <w:t xml:space="preserve">investiga arquiteturas LSTM multi dimensionais no contexto da modelagem da distribuição de imagens.</w:t>
+      </w:r>
+    </w:p>
+    <w:p>
+      <w:pPr>
+        <w:pStyle w:val="BodyText"/>
+      </w:pPr>
+      <w:r>
+        <w:t xml:space="preserve">Na área de vídeo, que pode ser entendida como um caso geral da manipulação de imagens, com complexidades adicionais relacionadas à alta dimensionalidade dos dados e ao encadeamento temporal</w:t>
+      </w:r>
+      <w:r>
+        <w:t xml:space="preserve"> </w:t>
+      </w:r>
+      <w:r>
+        <w:t xml:space="preserve">(Karpathy et al. 2014)</w:t>
+      </w:r>
+      <w:r>
+        <w:t xml:space="preserve">,</w:t>
+      </w:r>
+      <w:r>
+        <w:t xml:space="preserve"> </w:t>
+      </w:r>
+      <w:r>
+        <w:t xml:space="preserve">investiga abordagens capazes de estender as redes convolucionais de forma a permitir que tirem proveito das características temporais dos dados de entrada. De forma semelhante, portando desenvolvimentos na área de reconhecimento de expressões faciais obtidos em imagens para vídeos,</w:t>
+      </w:r>
+      <w:r>
+        <w:t xml:space="preserve"> </w:t>
+      </w:r>
+      <w:r>
+        <w:t xml:space="preserve">(Khorrami et al. 2016)</w:t>
+      </w:r>
+      <w:r>
+        <w:t xml:space="preserve"> </w:t>
+      </w:r>
+      <w:r>
+        <w:t xml:space="preserve">combina redes recorrentes e convolucionais, medindo a importância relativa de cada uma nos resultados finais.</w:t>
+      </w:r>
+    </w:p>
+    <w:p>
+      <w:pPr>
+        <w:pStyle w:val="BodyText"/>
+      </w:pPr>
+      <w:r>
+        <w:t xml:space="preserve">Buscando combater a alta dimensionalidade,</w:t>
+      </w:r>
+      <w:r>
+        <w:t xml:space="preserve"> </w:t>
+      </w:r>
+      <w:r>
+        <w:t xml:space="preserve">(Yang, Krompass, and Tresp 2017)</w:t>
+      </w:r>
+      <w:r>
+        <w:t xml:space="preserve"> </w:t>
+      </w:r>
+      <w:r>
+        <w:t xml:space="preserve">apresenta o conceito de</w:t>
       </w:r>
       <w:r>
         <w:t xml:space="preserve"> </w:t>
@@ -1944,13 +2440,55 @@
         <w:rPr>
           <w:i/>
         </w:rPr>
-        <w:t xml:space="preserve">datasets</w:t>
-      </w:r>
-      <w:r>
-        <w:t xml:space="preserve"> </w:t>
-      </w:r>
-      <w:r>
-        <w:t xml:space="preserve">clássicos de imagens, como o MNIST, como uma forma de alavancar pesquisas nessa direção.</w:t>
+        <w:t xml:space="preserve">tensor-train</w:t>
+      </w:r>
+      <w:r>
+        <w:t xml:space="preserve">, permitindo a transferência de conhecimento de outras arquiteturas para a utilização em dados sequenciais com alta dimensionalidade. O trabalho de</w:t>
+      </w:r>
+      <w:r>
+        <w:t xml:space="preserve"> </w:t>
+      </w:r>
+      <w:r>
+        <w:t xml:space="preserve">(He et al. 2015)</w:t>
+      </w:r>
+      <w:r>
+        <w:t xml:space="preserve"> </w:t>
+      </w:r>
+      <w:r>
+        <w:t xml:space="preserve">introduz novos benchmarks à tarefa de reconhecimento de emoções em vídeos, utilizando uma arquitetura profunda baseada em camadas LSTM bidirecionais no processamento de vídeos, incluindo seu áudio.</w:t>
+      </w:r>
+    </w:p>
+    <w:p>
+      <w:pPr>
+        <w:pStyle w:val="Heading2"/>
+      </w:pPr>
+      <w:bookmarkStart w:id="35" w:name="redes-neurais---ferramentas-e-frameworks"/>
+      <w:r>
+        <w:t xml:space="preserve">Redes Neurais - Ferramentas e Frameworks</w:t>
+      </w:r>
+      <w:bookmarkEnd w:id="35"/>
+    </w:p>
+    <w:p>
+      <w:pPr>
+        <w:pStyle w:val="FirstParagraph"/>
+      </w:pPr>
+      <w:r>
+        <w:t xml:space="preserve">A área de machine learning encontra-se muito ativa atualmente, tanto no âmbito da academia quanto no da industria, com várias grandes empresas de tecnologia incorporando essa tecnologia em suas competências essenciais. Dessa forma, assistimos à uma proliferação de ferramentas e</w:t>
+      </w:r>
+      <w:r>
+        <w:t xml:space="preserve"> </w:t>
+      </w:r>
+      <w:r>
+        <w:rPr>
+          <w:i/>
+        </w:rPr>
+        <w:t xml:space="preserve">frameworks</w:t>
+      </w:r>
+      <w:r>
+        <w:t xml:space="preserve"> </w:t>
+      </w:r>
+      <w:r>
+        <w:t xml:space="preserve">focados em diferentes aspectos da área, muitos deles desenvolvidos ou endossados por essas empresas, como Microsoft, Google e Amazon. Somando-se a isso o fato de que, em maior ou menor grau, todos eles apresentam uma curva de aprendizado significativa, fica evidente que uma comparação direta de todos, ou mesmo da maioria das ferramentas disponíveis, encontra-se além do escopo deste trabalho.</w:t>
       </w:r>
     </w:p>
     <w:p>
@@ -1958,28 +2496,73 @@
         <w:pStyle w:val="BodyText"/>
       </w:pPr>
       <w:r>
-        <w:t xml:space="preserve">Da mesma forma a Wavenet, antecessora do Nsynth, é uma adaptação das arquiteturas PixelRNN</w:t>
-      </w:r>
-      <w:r>
-        <w:t xml:space="preserve">(A. van den Oord, Kalchbrenner, and Kavukcuoglu 2016)</w:t>
-      </w:r>
-      <w:r>
-        <w:t xml:space="preserve"> </w:t>
-      </w:r>
-      <w:r>
-        <w:t xml:space="preserve">e PixelCNN</w:t>
-      </w:r>
-      <w:r>
-        <w:t xml:space="preserve">(A. van den Oord et al. 2016)</w:t>
-      </w:r>
-      <w:r>
-        <w:t xml:space="preserve">, desenvolvidas para a geração de imagens.</w:t>
-      </w:r>
-      <w:r>
-        <w:t xml:space="preserve"> </w:t>
-      </w:r>
-      <w:r>
-        <w:t xml:space="preserve">É interessante investigar, diante disso, algumas aplicações na área de computer vision: aplicações relacionadas à compressão de imagens nos oferecem insights sobre o potencial de geração de representações simplificadas, e são de especial interesse.</w:t>
+        <w:t xml:space="preserve">Algum direcionamento, contudo, pode ser obtido a partir da literatura disponível.</w:t>
+      </w:r>
+      <w:r>
+        <w:t xml:space="preserve"> </w:t>
+      </w:r>
+      <w:r>
+        <w:t xml:space="preserve">Bahrampour et al. (2016)</w:t>
+      </w:r>
+      <w:r>
+        <w:t xml:space="preserve">, por exemplo, compara quatro ferramentas: Caffe</w:t>
+      </w:r>
+      <w:r>
+        <w:t xml:space="preserve"> </w:t>
+      </w:r>
+      <w:r>
+        <w:t xml:space="preserve">(“Caffe,” n.d.)</w:t>
+      </w:r>
+      <w:r>
+        <w:t xml:space="preserve"> </w:t>
+      </w:r>
+      <w:r>
+        <w:t xml:space="preserve">desenvolvida pelo grupo de pesquisas em inteligência artificial de Berkeley</w:t>
+      </w:r>
+      <w:r>
+        <w:t xml:space="preserve"> </w:t>
+      </w:r>
+      <w:r>
+        <w:t xml:space="preserve">(“Berkeley Artificial Intelligence Research Lab,” n.d.)</w:t>
+      </w:r>
+      <w:r>
+        <w:t xml:space="preserve">, Neon</w:t>
+      </w:r>
+      <w:r>
+        <w:t xml:space="preserve"> </w:t>
+      </w:r>
+      <w:r>
+        <w:t xml:space="preserve">(“Neon,” n.d.)</w:t>
+      </w:r>
+      <w:r>
+        <w:t xml:space="preserve"> </w:t>
+      </w:r>
+      <w:r>
+        <w:t xml:space="preserve">desenvolvido pelo setor de inteligência artificial da Intel, Torch</w:t>
+      </w:r>
+      <w:r>
+        <w:t xml:space="preserve"> </w:t>
+      </w:r>
+      <w:r>
+        <w:t xml:space="preserve">(“Scientific Computing for Luajit.” n.d.)</w:t>
+      </w:r>
+      <w:r>
+        <w:t xml:space="preserve"> </w:t>
+      </w:r>
+      <w:r>
+        <w:t xml:space="preserve">e Theano</w:t>
+      </w:r>
+      <w:r>
+        <w:t xml:space="preserve"> </w:t>
+      </w:r>
+      <w:r>
+        <w:t xml:space="preserve">(“Welcome¶,” n.d.)</w:t>
+      </w:r>
+      <w:r>
+        <w:t xml:space="preserve"> </w:t>
+      </w:r>
+      <w:r>
+        <w:t xml:space="preserve">os dois últimos sem afiliações diretas com grandes empresas. O autor conclui pela superioridade do framework Theano, em termos de velocidade em geral e flexibilidade, chamando atenção para sua capacidade de auto-diferenciação.</w:t>
       </w:r>
     </w:p>
     <w:p>
@@ -1987,25 +2570,58 @@
         <w:pStyle w:val="BodyText"/>
       </w:pPr>
       <w:r>
-        <w:t xml:space="preserve">Apesar da importancia do tema</w:t>
-      </w:r>
-      <w:r>
-        <w:t xml:space="preserve">(Rehman, Sharif, and Raza 2014)</w:t>
-      </w:r>
-      <w:r>
-        <w:t xml:space="preserve">, sobretudo frente ao crescente fluxo de imagens na internet, a última revisão bibliográfica sobre a aplicação de redes neurais à compressão de imagens pode ser vista em</w:t>
-      </w:r>
-      <w:r>
-        <w:t xml:space="preserve"> </w:t>
-      </w:r>
-      <w:r>
-        <w:t xml:space="preserve">(Jiang 1999)</w:t>
-      </w:r>
-      <w:r>
-        <w:t xml:space="preserve"> </w:t>
-      </w:r>
-      <w:r>
-        <w:t xml:space="preserve">e já data de quase duas décadas.</w:t>
+        <w:t xml:space="preserve">Embora o time principal de desenvolvedores tenha abandonado o desenvolvimento da ferramenta no final de 2017 a plataforma Tensorflow</w:t>
+      </w:r>
+      <w:r>
+        <w:t xml:space="preserve"> </w:t>
+      </w:r>
+      <w:r>
+        <w:t xml:space="preserve">(“TensorFlow,” n.d.)</w:t>
+      </w:r>
+      <w:r>
+        <w:t xml:space="preserve">, introduzida por pesquisadores do</w:t>
+      </w:r>
+      <w:r>
+        <w:t xml:space="preserve"> </w:t>
+      </w:r>
+      <w:r>
+        <w:rPr>
+          <w:i/>
+        </w:rPr>
+        <w:t xml:space="preserve">Google Brain Team</w:t>
+      </w:r>
+      <w:r>
+        <w:t xml:space="preserve"> </w:t>
+      </w:r>
+      <w:r>
+        <w:t xml:space="preserve">em 2015 é, em muitos aspectos, sucessora do Theano, conservando a maioria de suas características.</w:t>
+      </w:r>
+      <w:r>
+        <w:t xml:space="preserve"> </w:t>
+      </w:r>
+      <w:r>
+        <w:t xml:space="preserve">Se um estudo realizado pelo mesmo autor em 2015</w:t>
+      </w:r>
+      <w:r>
+        <w:t xml:space="preserve"> </w:t>
+      </w:r>
+      <w:r>
+        <w:t xml:space="preserve">Bahrampour et al. (2015)</w:t>
+      </w:r>
+      <w:r>
+        <w:t xml:space="preserve"> </w:t>
+      </w:r>
+      <w:r>
+        <w:t xml:space="preserve">indica alguma ineficiência da plataforma, à época ainda em sua infância, o trabalho de</w:t>
+      </w:r>
+      <w:r>
+        <w:t xml:space="preserve"> </w:t>
+      </w:r>
+      <w:r>
+        <w:t xml:space="preserve">Shi et al. (2016)</w:t>
+      </w:r>
+      <w:r>
+        <w:t xml:space="preserve">, ao comparar 5 plataformas, conclui que a situação 1 ano depois é diferente, e que não há uma plataforma sensivelmente superior às outras em termos gerais.</w:t>
       </w:r>
     </w:p>
     <w:p>
@@ -2013,16 +2629,100 @@
         <w:pStyle w:val="BodyText"/>
       </w:pPr>
       <w:r>
-        <w:t xml:space="preserve">A despeito disso, alguns trabalhos vem sendo desenvolvidos, como é o caso de</w:t>
-      </w:r>
-      <w:r>
-        <w:t xml:space="preserve"> </w:t>
-      </w:r>
-      <w:r>
-        <w:t xml:space="preserve">(Ballé, Laparra, and Simoncelli 2016)</w:t>
-      </w:r>
-      <w:r>
-        <w:t xml:space="preserve">, que propõe um arquitetura alternando filtros convolucionais com ativações não lineares, que alcança, para todos os bitrates, uma melhora na métrica MS-SSIM (Multiscale Structural Similarity for Image Quality Assessment).</w:t>
+        <w:t xml:space="preserve">O trabalho de</w:t>
+      </w:r>
+      <w:r>
+        <w:t xml:space="preserve"> </w:t>
+      </w:r>
+      <w:r>
+        <w:t xml:space="preserve">Erickson et al. (2017)</w:t>
+      </w:r>
+      <w:r>
+        <w:t xml:space="preserve"> </w:t>
+      </w:r>
+      <w:r>
+        <w:t xml:space="preserve">é ainda mais abrangente, comparando 12</w:t>
+      </w:r>
+      <w:r>
+        <w:t xml:space="preserve"> </w:t>
+      </w:r>
+      <w:r>
+        <w:rPr>
+          <w:i/>
+        </w:rPr>
+        <w:t xml:space="preserve">frameworks</w:t>
+      </w:r>
+      <w:r>
+        <w:t xml:space="preserve">, e chamando atenção para a importância das habilidades prévias e características da pesquisa na escolha da ferramenta mais apropriada. Na mesma linha,</w:t>
+      </w:r>
+      <w:r>
+        <w:t xml:space="preserve"> </w:t>
+      </w:r>
+      <w:r>
+        <w:t xml:space="preserve">Parvat et al. (2017)</w:t>
+      </w:r>
+      <w:r>
+        <w:t xml:space="preserve"> </w:t>
+      </w:r>
+      <w:r>
+        <w:t xml:space="preserve">compara 5</w:t>
+      </w:r>
+      <w:r>
+        <w:t xml:space="preserve"> </w:t>
+      </w:r>
+      <w:r>
+        <w:rPr>
+          <w:i/>
+        </w:rPr>
+        <w:t xml:space="preserve">frameworks</w:t>
+      </w:r>
+      <w:r>
+        <w:t xml:space="preserve">, chamando atenção para as potenciais, em termos do tamanho do código e rapidez na criação de protótipos, vantagens da utilização de bibliotecas de nível de abstração mais alto, como a biblioteca Keras</w:t>
+      </w:r>
+      <w:r>
+        <w:t xml:space="preserve"> </w:t>
+      </w:r>
+      <w:r>
+        <w:t xml:space="preserve">(“Keras: The Python Deep Learning Library,” n.d.)</w:t>
+      </w:r>
+      <w:r>
+        <w:t xml:space="preserve">, no topo dessas ferramentas.</w:t>
+      </w:r>
+    </w:p>
+    <w:p>
+      <w:pPr>
+        <w:pStyle w:val="Heading2"/>
+      </w:pPr>
+      <w:bookmarkStart w:id="36" w:name="síntese-sonora-em-tempo-real"/>
+      <w:r>
+        <w:t xml:space="preserve">Síntese Sonora em Tempo Real</w:t>
+      </w:r>
+      <w:bookmarkEnd w:id="36"/>
+    </w:p>
+    <w:p>
+      <w:pPr>
+        <w:pStyle w:val="FirstParagraph"/>
+      </w:pPr>
+      <w:r>
+        <w:t xml:space="preserve">Excluídas as técnicas baseadas em manipulação de amostras pré gravadas de sons, talvez a abordagem mais utilizada</w:t>
+      </w:r>
+      <w:r>
+        <w:t xml:space="preserve"> </w:t>
+      </w:r>
+      <w:r>
+        <w:t xml:space="preserve">(Bilbao 2009)</w:t>
+      </w:r>
+      <w:r>
+        <w:t xml:space="preserve"> </w:t>
+      </w:r>
+      <w:r>
+        <w:t xml:space="preserve">atualmente, podemos dividir área de síntese sonora propriamente em duas escolas, na medida em que ocupa-se em modelar os processos físicos que dão origem ao som (Modelagem Física - Physical Modelling) ou diretamente as características das ondas sonoras (Modelagem Espectral - spectral modelling)</w:t>
+      </w:r>
+      <w:r>
+        <w:t xml:space="preserve">(Serra 2007)</w:t>
+      </w:r>
+      <w:r>
+        <w:t xml:space="preserve">.</w:t>
       </w:r>
     </w:p>
     <w:p>
@@ -2030,43 +2730,7 @@
         <w:pStyle w:val="BodyText"/>
       </w:pPr>
       <w:r>
-        <w:t xml:space="preserve">Usando uma rede neural fuzzy,</w:t>
-      </w:r>
-      <w:r>
-        <w:t xml:space="preserve"> </w:t>
-      </w:r>
-      <w:r>
-        <w:t xml:space="preserve">(Wang and Gao 2015)</w:t>
-      </w:r>
-      <w:r>
-        <w:t xml:space="preserve"> </w:t>
-      </w:r>
-      <w:r>
-        <w:t xml:space="preserve">alcança melhorias na velocidade, robustez e qualidade na tarefa de compressão de imagem com perdas.</w:t>
-      </w:r>
-      <w:r>
-        <w:t xml:space="preserve"> </w:t>
-      </w:r>
-      <w:r>
-        <w:t xml:space="preserve">(Toderici et al. 2015)</w:t>
-      </w:r>
-      <w:r>
-        <w:t xml:space="preserve"> </w:t>
-      </w:r>
-      <w:r>
-        <w:t xml:space="preserve">desenvolve um método progressivo, com foco na redução de tráfego em dispositivos móveis, que permite qualidade arbitrária dependendo da quantidade de bits transferidos</w:t>
-      </w:r>
-      <w:r>
-        <w:t xml:space="preserve"> </w:t>
-      </w:r>
-      <w:r>
-        <w:t xml:space="preserve">(Toderici et al. 2016)</w:t>
-      </w:r>
-      <w:r>
-        <w:t xml:space="preserve"> </w:t>
-      </w:r>
-      <w:r>
-        <w:t xml:space="preserve">alcança resultados superiores a codecs, utilizando diferentes arquiteturas baseadas em redes recorrentes, um binarizador e uma rede neural para codificar a entropia dos dados.</w:t>
+        <w:t xml:space="preserve">Dessas escolas, a modelagem física é a mais proeminente tanto do ponto de vista da pesquisa quanto de aplicações; a área de modelagem espectral parece ter despertado pouco interesse dos pesquisadores nas últimas duas décadas, encontrando a maioria de suas aplicações recentes em áreas fora da síntese musical. A modelagem física apresenta como principais vantagens um menor número de parâmetros, que costumam ser mais intuitivos, na medida em que são diretamente relacionados à grandezas existentes no mundo real.</w:t>
       </w:r>
     </w:p>
     <w:p>
@@ -2074,16 +2738,25 @@
         <w:pStyle w:val="BodyText"/>
       </w:pPr>
       <w:r>
-        <w:t xml:space="preserve">Mais recentemente, utilizando a métrica SSIM como a própria função de perda de uma arquitetura baseada em redes recorrentes e um algoritimo de alocação adaptativa de bits,</w:t>
-      </w:r>
-      <w:r>
-        <w:t xml:space="preserve">(Johnston et al. 2017)</w:t>
-      </w:r>
-      <w:r>
-        <w:t xml:space="preserve"> </w:t>
-      </w:r>
-      <w:r>
-        <w:t xml:space="preserve">supera métodos</w:t>
+        <w:t xml:space="preserve">A modelagem física ocupa-se majoritariamente em formular modelos discretos baseados em descrições matemáticas dos instrumentos, como por exemplo a solução de D’alembert para a equação da onda</w:t>
+      </w:r>
+      <w:r>
+        <w:t xml:space="preserve"> </w:t>
+      </w:r>
+      <w:r>
+        <w:t xml:space="preserve">(Karjalainen and Erkut 2004)</w:t>
+      </w:r>
+      <w:r>
+        <w:t xml:space="preserve">, normalmente incorporando ao modelo termos relacionados por exemplo à rigidez exibida por cordas não ideais, que modelem características relevantes ao timbre do instrumento representado</w:t>
+      </w:r>
+      <w:r>
+        <w:t xml:space="preserve"> </w:t>
+      </w:r>
+      <w:r>
+        <w:t xml:space="preserve">(Bensa et al. 2003)</w:t>
+      </w:r>
+      <w:r>
+        <w:t xml:space="preserve">. Destacam-se, nessa escola, duas abordagens: o método das diferenças finitas, acurado e computacionalmente intensivo, e os</w:t>
       </w:r>
       <w:r>
         <w:t xml:space="preserve"> </w:t>
@@ -2092,413 +2765,40 @@
         <w:rPr>
           <w:i/>
         </w:rPr>
-        <w:t xml:space="preserve">industry standard</w:t>
-      </w:r>
-      <w:r>
-        <w:t xml:space="preserve">, como JPEG e WebP. Similarmente, com uma função de perda modificada,</w:t>
-      </w:r>
-      <w:r>
-        <w:t xml:space="preserve"> </w:t>
-      </w:r>
-      <w:r>
-        <w:t xml:space="preserve">(Theis et al. 2017)</w:t>
-      </w:r>
-      <w:r>
-        <w:t xml:space="preserve"> </w:t>
-      </w:r>
-      <w:r>
-        <w:t xml:space="preserve">demonstra que arquiteturas baseadas em autoencoders alcançam resultados comparáveis ao formato JPEG 2000.</w:t>
-      </w:r>
-    </w:p>
-    <w:p>
-      <w:pPr>
-        <w:pStyle w:val="BodyText"/>
-      </w:pPr>
-      <w:r>
-        <w:t xml:space="preserve">O trabalho de</w:t>
-      </w:r>
-      <w:r>
-        <w:t xml:space="preserve"> </w:t>
-      </w:r>
-      <w:r>
-        <w:t xml:space="preserve">(Santurkar, Budden, and Shavit 2017)</w:t>
-      </w:r>
-      <w:r>
-        <w:t xml:space="preserve"> </w:t>
-      </w:r>
-      <w:r>
-        <w:t xml:space="preserve">investiga a resiliência da compressão baseada em redes neurais, através de um modelo generativo capaz de oferecer</w:t>
-      </w:r>
-      <w:r>
-        <w:t xml:space="preserve"> </w:t>
-      </w:r>
-      <w:r>
-        <w:rPr>
-          <w:i/>
-        </w:rPr>
-        <w:t xml:space="preserve">graceful degradation</w:t>
-      </w:r>
-      <w:r>
-        <w:t xml:space="preserve"> </w:t>
-      </w:r>
-      <w:r>
-        <w:t xml:space="preserve">às imagens comprimidas.</w:t>
-      </w:r>
-      <w:r>
-        <w:t xml:space="preserve"> </w:t>
-      </w:r>
-      <w:r>
-        <w:t xml:space="preserve">(Gregor et al. 2016)</w:t>
-      </w:r>
-      <w:r>
-        <w:t xml:space="preserve"> </w:t>
-      </w:r>
-      <w:r>
-        <w:t xml:space="preserve">investiga o conceito de compressão conceitual, uma técnica que permite que imagens sejam recuperadas de símbolos.</w:t>
-      </w:r>
-    </w:p>
-    <w:p>
-      <w:pPr>
-        <w:pStyle w:val="BodyText"/>
-      </w:pPr>
-      <w:r>
-        <w:t xml:space="preserve">Os trabalhos que tem como foco a síntese de imagens a partir de representações geralmente envolvem as chamadas GANs - Generative Adversarial Networks: trata-se de uma abordagem onde uma rede é treinada para gerar imagens, enquanto outra as classifica em artificiais ou não. O objetivo da primeira rede é enganar a segunda, dando origem a imagens mais realistas, do ponto de vista da percepção humana.</w:t>
-      </w:r>
-    </w:p>
-    <w:p>
-      <w:pPr>
-        <w:pStyle w:val="BodyText"/>
-      </w:pPr>
-      <w:r>
-        <w:t xml:space="preserve">(Isola et al. 2016)</w:t>
-      </w:r>
-      <w:r>
-        <w:t xml:space="preserve">, por exemplo, utiliza essa técnica para gerar imagens a partir de representações de seus contornos, enquanto</w:t>
-      </w:r>
-      <w:r>
-        <w:t xml:space="preserve"> </w:t>
-      </w:r>
-      <w:r>
-        <w:t xml:space="preserve">(Hwang and Zhou 2016)</w:t>
-      </w:r>
-      <w:r>
-        <w:t xml:space="preserve">,</w:t>
-      </w:r>
-      <w:r>
-        <w:t xml:space="preserve"> </w:t>
-      </w:r>
-      <w:r>
-        <w:t xml:space="preserve">(Zhang, Isola, and Efros 2016)</w:t>
-      </w:r>
-      <w:r>
-        <w:t xml:space="preserve">,</w:t>
-      </w:r>
-      <w:r>
-        <w:t xml:space="preserve"> </w:t>
-      </w:r>
-      <w:r>
-        <w:t xml:space="preserve">(Larsson, Maire, and Shakhnarovich 2016)</w:t>
-      </w:r>
-      <w:r>
-        <w:t xml:space="preserve"> </w:t>
-      </w:r>
-      <w:r>
-        <w:t xml:space="preserve">e</w:t>
-      </w:r>
-      <w:r>
-        <w:t xml:space="preserve"> </w:t>
-      </w:r>
-      <w:r>
-        <w:t xml:space="preserve">(Iizuka, Simo-Serra, and Ishikawa 2016)</w:t>
-      </w:r>
-      <w:r>
-        <w:t xml:space="preserve"> </w:t>
-      </w:r>
-      <w:r>
-        <w:t xml:space="preserve">abordam a tarefa de colorização automática de imagens.</w:t>
-      </w:r>
-    </w:p>
-    <w:p>
-      <w:pPr>
-        <w:pStyle w:val="BodyText"/>
-      </w:pPr>
-      <w:r>
-        <w:t xml:space="preserve">Ainda usando redes adversariais</w:t>
-      </w:r>
-      <w:r>
-        <w:t xml:space="preserve"> </w:t>
-      </w:r>
-      <w:r>
-        <w:t xml:space="preserve">(Frans 2017)</w:t>
-      </w:r>
-      <w:r>
-        <w:t xml:space="preserve"> </w:t>
-      </w:r>
-      <w:r>
-        <w:t xml:space="preserve">introduz controle ao processo de colorização, com a utilização de mapas de cores, que são usados como entradas para as redes, um conceito que é explorado também por</w:t>
-      </w:r>
-      <w:r>
-        <w:t xml:space="preserve"> </w:t>
-      </w:r>
-      <w:r>
-        <w:t xml:space="preserve">(Sangkloy et al. 2016)</w:t>
-      </w:r>
-      <w:r>
-        <w:t xml:space="preserve">, onde a interação do usuario e uma rede densa permitem a colorização de imagens em tempo real, através de linhas desenhadas em áreas da imagem que possuam as cores pretendidas.</w:t>
-      </w:r>
-    </w:p>
-    <w:p>
-      <w:pPr>
-        <w:pStyle w:val="BodyText"/>
-      </w:pPr>
-      <w:r>
-        <w:t xml:space="preserve">(Gatys, Ecker, and Bethge 2016)</w:t>
-      </w:r>
-      <w:r>
-        <w:t xml:space="preserve"> </w:t>
-      </w:r>
-      <w:r>
-        <w:t xml:space="preserve">propõe uma técnica de transferência de estilo, utilizando uma rede convolucional capaz de aprender características do estilo de uma imagem e transferir para outra, sem alterar o seu conteúdo semantico. Nessa linha,</w:t>
-      </w:r>
-      <w:r>
-        <w:t xml:space="preserve"> </w:t>
-      </w:r>
-      <w:r>
-        <w:t xml:space="preserve">(Kulkarni et al. 2015)</w:t>
-      </w:r>
-      <w:r>
-        <w:t xml:space="preserve"> </w:t>
-      </w:r>
-      <w:r>
-        <w:t xml:space="preserve">utiliza uma arquitetura de convolução-desconvolução para separar características de posicionamento de uma imagem, permitindo sua reconstrução posterior em outras posições e situações de iluminação, a partir de mudanças manuais nas variáveis de entrada da rede.</w:t>
-      </w:r>
-      <w:r>
-        <w:t xml:space="preserve"> </w:t>
-      </w:r>
-      <w:r>
-        <w:t xml:space="preserve">Ainda investigando a manipulação de imagens a partir de redes adversariais o trabalho de</w:t>
-      </w:r>
-      <w:r>
-        <w:t xml:space="preserve"> </w:t>
-      </w:r>
-      <w:r>
-        <w:t xml:space="preserve">(Zhu et al. 2016)</w:t>
-      </w:r>
-      <w:r>
-        <w:t xml:space="preserve"> </w:t>
-      </w:r>
-      <w:r>
-        <w:t xml:space="preserve">tem como objetivo aprender características das imagens de maneira direta.</w:t>
-      </w:r>
-    </w:p>
-    <w:p>
-      <w:pPr>
-        <w:pStyle w:val="BodyText"/>
-      </w:pPr>
-      <w:r>
-        <w:t xml:space="preserve">O trabalho de</w:t>
-      </w:r>
-      <w:r>
-        <w:t xml:space="preserve"> </w:t>
-      </w:r>
-      <w:r>
-        <w:t xml:space="preserve">(A. van den Oord, Kalchbrenner, and Kavukcuoglu 2016)</w:t>
-      </w:r>
-      <w:r>
-        <w:t xml:space="preserve">, que veio a inpirar a Wavenet, propõe um topologia recorrente profunda com conexões residuais melhoradas capaz de reconstruir imagens parcialmente obstruídas, enquanto</w:t>
-      </w:r>
-      <w:r>
-        <w:t xml:space="preserve"> </w:t>
-      </w:r>
-      <w:r>
-        <w:t xml:space="preserve">(Theis and Bethge 2015)</w:t>
-      </w:r>
-      <w:r>
-        <w:t xml:space="preserve"> </w:t>
-      </w:r>
-      <w:r>
-        <w:t xml:space="preserve">investiga arquiteturas LSTM multi dimensionais no contexto da modelagem da distribuição de imagens.</w:t>
-      </w:r>
-    </w:p>
-    <w:p>
-      <w:pPr>
-        <w:pStyle w:val="BodyText"/>
-      </w:pPr>
-      <w:r>
-        <w:t xml:space="preserve">Na área de video, que pode ser entendida como um caso geral da manipulação de imagens, com complexidades adicionais relacionadas à alta dimensionalidade dos dados e ao encadeamento temporal</w:t>
-      </w:r>
-      <w:r>
-        <w:t xml:space="preserve"> </w:t>
-      </w:r>
-      <w:r>
-        <w:t xml:space="preserve">(Karpathy et al. 2014)</w:t>
-      </w:r>
-      <w:r>
-        <w:t xml:space="preserve"> </w:t>
-      </w:r>
-      <w:r>
-        <w:t xml:space="preserve">investiga abordagens capazes de extender as redes convolucionais de forma a permitir que tirem proveito das características temporais dos dado. De forma semelhante, portando desenvolvimentos na área de reconhecimento de expressões faciais obtidos em imagens para videos,</w:t>
-      </w:r>
-      <w:r>
-        <w:t xml:space="preserve"> </w:t>
-      </w:r>
-      <w:r>
-        <w:t xml:space="preserve">(Khorrami et al. 2016)</w:t>
-      </w:r>
-      <w:r>
-        <w:t xml:space="preserve"> </w:t>
-      </w:r>
-      <w:r>
-        <w:t xml:space="preserve">combina redes recorrentes e convolucionais, medindo a importancia relativa de cada uma nos resultados finais.</w:t>
-      </w:r>
-    </w:p>
-    <w:p>
-      <w:pPr>
-        <w:pStyle w:val="BodyText"/>
-      </w:pPr>
-      <w:r>
-        <w:t xml:space="preserve">Buscando combater a alta dimensionalidade,</w:t>
-      </w:r>
-      <w:r>
-        <w:t xml:space="preserve"> </w:t>
-      </w:r>
-      <w:r>
-        <w:t xml:space="preserve">(Yang, Krompass, and Tresp 2017)</w:t>
-      </w:r>
-      <w:r>
-        <w:t xml:space="preserve"> </w:t>
-      </w:r>
-      <w:r>
-        <w:t xml:space="preserve">apresenta o conceito de tensor-train, permitindo a transferência de conhecimento de outras arquiteturas para a utilização em dados sequenciais com alta dimensionalidade. O trablho de</w:t>
-      </w:r>
-      <w:r>
-        <w:t xml:space="preserve"> </w:t>
-      </w:r>
-      <w:r>
-        <w:t xml:space="preserve">(He et al. 2015)</w:t>
-      </w:r>
-      <w:r>
-        <w:t xml:space="preserve"> </w:t>
-      </w:r>
-      <w:r>
-        <w:t xml:space="preserve">introduz novos benchmarks à tarefa de reconhecimento de emoções em vídeos, utilizando uma arquitetura profunda baseada em camadas LSTM bidirecionais no processamento de vídeos, incluindo seu áudio.</w:t>
-      </w:r>
-    </w:p>
-    <w:p>
-      <w:pPr>
-        <w:pStyle w:val="Heading2"/>
-      </w:pPr>
-      <w:bookmarkStart w:id="35" w:name="redes-neurais---ferramentas-e-frameworks"/>
-      <w:r>
-        <w:t xml:space="preserve">Redes Neurais - Ferramentas e Frameworks</w:t>
-      </w:r>
-      <w:bookmarkEnd w:id="35"/>
+        <w:t xml:space="preserve">Digital Waveguides</w:t>
+      </w:r>
+      <w:r>
+        <w:t xml:space="preserve">, um modelo bastante eficiente</w:t>
+      </w:r>
+      <w:r>
+        <w:t xml:space="preserve"> </w:t>
+      </w:r>
+      <w:r>
+        <w:t xml:space="preserve">(Bensa et al. 2005)</w:t>
+      </w:r>
+      <w:r>
+        <w:t xml:space="preserve"> </w:t>
+      </w:r>
+      <w:r>
+        <w:t xml:space="preserve">e elegante que é, talvez, o mais utilizado para a emulação em tempo real de instrumentos acústicos.</w:t>
+      </w:r>
+    </w:p>
+    <w:p>
+      <w:pPr>
+        <w:pStyle w:val="Heading3"/>
+      </w:pPr>
+      <w:bookmarkStart w:id="37" w:name="método-das-diferenças-finitas-finite-difference"/>
+      <w:r>
+        <w:t xml:space="preserve">Método das Diferenças Finitas (Finite difference)</w:t>
+      </w:r>
+      <w:bookmarkEnd w:id="37"/>
     </w:p>
     <w:p>
       <w:pPr>
         <w:pStyle w:val="FirstParagraph"/>
       </w:pPr>
       <w:r>
-        <w:t xml:space="preserve">A área de machine learning encontra-se muito ativa atualmente, tanto no âmbito da pesquisa quanto no empresarial, com várias grandes empresas de tecnologia incorporando essa tecnologia em suas competências essenciais. Dessa forma, assistimos à uma proliferação de ferramentas e frameworks focados em diferentes aspectos da área, muitos deles desenvolvidos ou endossados por essas empresas, como Microsoft, Google e Amazon. Somando-se a isso o fato de que, em maior ou menor grau, todos eles apresentam uma curva de aprendizado significativa, fica evidente que uma comparação direta de todos, ou mesmo da maioria das ferramentas disponíveis, torna-se impraticável em um horizonte de tempo razoável.</w:t>
-      </w:r>
-    </w:p>
-    <w:p>
-      <w:pPr>
-        <w:pStyle w:val="BodyText"/>
-      </w:pPr>
-      <w:r>
-        <w:t xml:space="preserve">A literatura disponível sobre o tema é bastante escassa, talvez pela volatilidade do tema.</w:t>
-      </w:r>
-    </w:p>
-    <w:p>
-      <w:pPr>
-        <w:pStyle w:val="Heading2"/>
-      </w:pPr>
-      <w:bookmarkStart w:id="36" w:name="síntese-sonora-em-tempo-real"/>
-      <w:r>
-        <w:t xml:space="preserve">Síntese Sonora em Tempo Real</w:t>
-      </w:r>
-      <w:bookmarkEnd w:id="36"/>
-    </w:p>
-    <w:p>
-      <w:pPr>
-        <w:pStyle w:val="FirstParagraph"/>
-      </w:pPr>
-      <w:r>
-        <w:t xml:space="preserve">A área de síntese sonora propriamente pode ser dividida em duas escolas, na medida em que ocupa-se em modelar os processos físicos que dão origem aos som (physical modelling) ou diretamente as características das ondas sonoras (spectral modelling)</w:t>
-      </w:r>
-      <w:r>
-        <w:t xml:space="preserve">(Serra 2007)</w:t>
-      </w:r>
-      <w:r>
-        <w:t xml:space="preserve">.</w:t>
-      </w:r>
-    </w:p>
-    <w:p>
-      <w:pPr>
-        <w:pStyle w:val="BodyText"/>
-      </w:pPr>
-      <w:r>
-        <w:t xml:space="preserve">Dessas escolas, a modelagem física é, de longe, a mais proeminente tanto do ponto de vista da pesquisa quanto de aplicações; a área de modelagem espectral parece ter despertado pouco interesse dos pesquisadores nas últimas duas décadas, encontrando a maioria de suas aplicações recentes em áreas fora da síntese musical.</w:t>
-      </w:r>
-    </w:p>
-    <w:p>
-      <w:pPr>
-        <w:pStyle w:val="BodyText"/>
-      </w:pPr>
-      <w:r>
-        <w:t xml:space="preserve">A modelagem física ocupa-se majoritariamente em formular modelos discretos baseados na solução de D’alembert para a equação da onda</w:t>
-      </w:r>
-      <w:r>
-        <w:t xml:space="preserve">(Karjalainen and Erkut 2004)</w:t>
-      </w:r>
-      <w:r>
-        <w:t xml:space="preserve">, incorporando ao modelo outros termos, como termos oriundos da rigidez das cordas, que modelem características relevantes ao timbre do instrumento que deseja-se representar</w:t>
-      </w:r>
-      <w:r>
-        <w:t xml:space="preserve">(Bensa et al. 2003)</w:t>
-      </w:r>
-      <w:r>
-        <w:t xml:space="preserve">. Destacam-se, nessa escola, duas abordagens: o método das diferenças finitas, mais acurado e computacionalmente intensivo, e os</w:t>
-      </w:r>
-      <w:r>
-        <w:t xml:space="preserve"> </w:t>
-      </w:r>
-      <w:r>
-        <w:rPr>
-          <w:i/>
-        </w:rPr>
-        <w:t xml:space="preserve">Digital Waveguides</w:t>
-      </w:r>
-      <w:r>
-        <w:t xml:space="preserve">, um modelo bastante eficiente</w:t>
-      </w:r>
-      <w:r>
-        <w:t xml:space="preserve">(Bensa et al. 2005)</w:t>
-      </w:r>
-      <w:r>
-        <w:t xml:space="preserve"> </w:t>
-      </w:r>
-      <w:r>
-        <w:t xml:space="preserve">e elegante que é, talvez, o mais utilizado para a emulação em tempo real de instrumentos acústicos.</w:t>
-      </w:r>
-    </w:p>
-    <w:p>
-      <w:pPr>
-        <w:pStyle w:val="Heading3"/>
-      </w:pPr>
-      <w:bookmarkStart w:id="37" w:name="método-das-diferenças-finitas-finite-difference"/>
-      <w:r>
-        <w:t xml:space="preserve">Método das Diferenças Finitas (Finite difference)</w:t>
-      </w:r>
-      <w:bookmarkEnd w:id="37"/>
-    </w:p>
-    <w:p>
-      <w:pPr>
-        <w:pStyle w:val="FirstParagraph"/>
-      </w:pPr>
-      <w:r>
-        <w:t xml:space="preserve">O método consiste na resolução da equação da onda propagando-se em uma corda ideal, introduzida abaixo e derivada com mais detalhes na seção seguinte.</w:t>
+        <w:t xml:space="preserve">A formulação mais básica desse método consiste na resolução da equação da onda propagando-se em uma corda ideal, introduzida abaixo e derivada com mais detalhes na seção seguinte.</w:t>
       </w:r>
     </w:p>
     <w:p>
@@ -3371,7 +3671,7 @@
         </m:f>
       </m:oMath>
       <w:r>
-        <w:t xml:space="preserve">, denominado número de Courant, todos os parâmetros que governam a qualidade da simulação. Para garantir sua estabilidade, os parametros devem ser fixados de modo que</w:t>
+        <w:t xml:space="preserve">, denominado número de Courant, todos os parâmetros que governam a qualidade da simulação. Para garantir sua estabilidade, os parâmetros devem ser fixados de modo que</w:t>
       </w:r>
       <w:r>
         <w:t xml:space="preserve"> </w:t>
@@ -3393,7 +3693,7 @@
         <w:pStyle w:val="BodyText"/>
       </w:pPr>
       <w:r>
-        <w:t xml:space="preserve">Repare que $ y[i,j+1]$ é calculado com base no ultimo e penultimo momentos discretos, o que demanda, para o primeiro passo da simulação em</w:t>
+        <w:t xml:space="preserve">Repare que $ y[i,j+1]$ é calculado com base no ultimo e penúltimo momentos discretos, o que demanda, para o primeiro passo da simulação em</w:t>
       </w:r>
       <w:r>
         <w:t xml:space="preserve"> </w:t>
@@ -3410,7 +3710,7 @@
         </m:r>
       </m:oMath>
       <w:r>
-        <w:t xml:space="preserve">, a definição do estado do sistema em</w:t>
+        <w:t xml:space="preserve">, a definição do estado inicial do sistema em</w:t>
       </w:r>
       <w:r>
         <w:t xml:space="preserve"> </w:t>
@@ -3427,10 +3727,7 @@
         </m:r>
       </m:oMath>
       <w:r>
-        <w:t xml:space="preserve">, que é seu estado inicial, e informações sobre o sistema no momento discreto</w:t>
-      </w:r>
-      <w:r>
-        <w:t xml:space="preserve"> </w:t>
+        <w:t xml:space="preserve">, e informações sobre o sistema no momento discreto indefinido</w:t>
       </w:r>
       <m:oMath>
         <m:r>
@@ -3447,7 +3744,7 @@
         </m:r>
       </m:oMath>
       <w:r>
-        <w:t xml:space="preserve">, que é indefinido.</w:t>
+        <w:t xml:space="preserve">. Essa última dificuldade será atacada a partir de outras considerações sobre o sistema.</w:t>
       </w:r>
     </w:p>
     <w:p>
@@ -4077,7 +4374,113 @@
         <w:pStyle w:val="FirstParagraph"/>
       </w:pPr>
       <w:r>
-        <w:t xml:space="preserve">É conveniente colocar a formulação em termos físicos: se considerarmos, por exemplo, um framerate típico de 44100 frames por segundo podemos evitar desperdício computacional fazendo com que a simulação coincida com o intervalos 1/44100 entre os</w:t>
+        <w:t xml:space="preserve">Em relação à segunda condição, devemos reforças o fato de que</w:t>
+      </w:r>
+      <w:r>
+        <w:t xml:space="preserve"> </w:t>
+      </w:r>
+      <m:oMath>
+        <m:r>
+          <m:t>y</m:t>
+        </m:r>
+        <m:r>
+          <m:t>[</m:t>
+        </m:r>
+        <m:r>
+          <m:t>0</m:t>
+        </m:r>
+        <m:r>
+          <m:t>,</m:t>
+        </m:r>
+        <m:r>
+          <m:t>j</m:t>
+        </m:r>
+        <m:r>
+          <m:t>]</m:t>
+        </m:r>
+        <m:r>
+          <m:t>=</m:t>
+        </m:r>
+        <m:r>
+          <m:t>y</m:t>
+        </m:r>
+        <m:r>
+          <m:t>[</m:t>
+        </m:r>
+        <m:r>
+          <m:t>L</m:t>
+        </m:r>
+        <m:r>
+          <m:t>,</m:t>
+        </m:r>
+        <m:r>
+          <m:t>j</m:t>
+        </m:r>
+        <m:r>
+          <m:t>]</m:t>
+        </m:r>
+        <m:r>
+          <m:t>=</m:t>
+        </m:r>
+        <m:r>
+          <m:t>0</m:t>
+        </m:r>
+        <m:r>
+          <m:t> </m:t>
+        </m:r>
+        <m:r>
+          <m:t>∀</m:t>
+        </m:r>
+        <m:r>
+          <m:t> </m:t>
+        </m:r>
+        <m:r>
+          <m:t>j</m:t>
+        </m:r>
+        <m:r>
+          <m:t>∈</m:t>
+        </m:r>
+        <m:r>
+          <m:t>{</m:t>
+        </m:r>
+        <m:r>
+          <m:t>0</m:t>
+        </m:r>
+        <m:r>
+          <m:t>,</m:t>
+        </m:r>
+        <m:r>
+          <m:t>1</m:t>
+        </m:r>
+        <m:r>
+          <m:t>,</m:t>
+        </m:r>
+        <m:r>
+          <m:t>.</m:t>
+        </m:r>
+        <m:r>
+          <m:t>.</m:t>
+        </m:r>
+        <m:r>
+          <m:t>.</m:t>
+        </m:r>
+        <m:r>
+          <m:t>,</m:t>
+        </m:r>
+        <m:r>
+          <m:t>N</m:t>
+        </m:r>
+        <m:r>
+          <m:t>}</m:t>
+        </m:r>
+      </m:oMath>
+    </w:p>
+    <w:p>
+      <w:pPr>
+        <w:pStyle w:val="BodyText"/>
+      </w:pPr>
+      <w:r>
+        <w:t xml:space="preserve">É conveniente colocar a formulação em termos físicos: se considerarmos, por exemplo, um</w:t>
       </w:r>
       <w:r>
         <w:t xml:space="preserve"> </w:t>
@@ -4086,10 +4489,13 @@
         <w:rPr>
           <w:i/>
         </w:rPr>
-        <w:t xml:space="preserve">samples</w:t>
-      </w:r>
-      <w:r>
-        <w:t xml:space="preserve">. De modo geral, levando em conta que</w:t>
+        <w:t xml:space="preserve">framerate</w:t>
+      </w:r>
+      <w:r>
+        <w:t xml:space="preserve"> </w:t>
+      </w:r>
+      <w:r>
+        <w:t xml:space="preserve">típico de 44100 amostras por segundo podemos evitar desperdício computacional fazendo com que a simulação coincida com o intervalos 1/44100 entre os pontos amostrados. De modo geral, levando em conta que</w:t>
       </w:r>
       <w:r>
         <w:t xml:space="preserve"> </w:t>
@@ -4115,7 +4521,7 @@
         <w:rPr>
           <w:i/>
         </w:rPr>
-        <w:t xml:space="preserve">sampling rate</w:t>
+        <w:t xml:space="preserve">framerate</w:t>
       </w:r>
       <w:r>
         <w:t xml:space="preserve"> </w:t>
@@ -4345,21 +4751,42 @@
         <w:pStyle w:val="BodyText"/>
       </w:pPr>
       <w:r>
-        <w:t xml:space="preserve">O fragmento de implementação abaixo, na linguagem Python, ajuda a entender o funcionamento do algoritmo (o código que segue é ilustrativo; uma implementação funcional pode ser encontrada no repositório dedicado ao trabalho, no arquivo</w:t>
+        <w:t xml:space="preserve">O fragmento de implementação abaixo, na linguagem Python, faz as vezes de pseudocódigo e ajuda a ilustrar o funcionamento do algoritmo. A versão completa do código, com a possibilidade da geração do gráfico da onda, pode ser encontrada em</w:t>
+      </w:r>
+      <w:r>
+        <w:t xml:space="preserve"> </w:t>
+      </w:r>
+      <w:r>
+        <w:t xml:space="preserve">Tesserato (2018)</w:t>
+      </w:r>
+      <w:r>
+        <w:t xml:space="preserve">, no caminho</w:t>
       </w:r>
       <w:r>
         <w:t xml:space="preserve"> </w:t>
       </w:r>
       <w:hyperlink r:id="rId38">
+        <w:r>
+          <w:rPr>
+            <w:rStyle w:val="Hyperlink"/>
+          </w:rPr>
+          <w:t xml:space="preserve">“</w:t>
+        </w:r>
         <w:r>
           <w:rPr>
             <w:rStyle w:val="Hyperlink"/>
           </w:rPr>
           <w:t xml:space="preserve">resources/Finite_Difference.py</w:t>
         </w:r>
+        <w:r>
+          <w:rPr>
+            <w:rStyle w:val="Hyperlink"/>
+          </w:rPr>
+          <w:t xml:space="preserve">”</w:t>
+        </w:r>
       </w:hyperlink>
       <w:r>
-        <w:t xml:space="preserve">):</w:t>
+        <w:t xml:space="preserve">.</w:t>
       </w:r>
     </w:p>
     <w:p>
@@ -6619,7 +7046,16 @@
         <w:pStyle w:val="FirstParagraph"/>
       </w:pPr>
       <w:r>
-        <w:t xml:space="preserve">Uma animação de uma onda de 440 hz criada pela implementação acima pode ser encontrado no repositório da dissertação, na pasta</w:t>
+        <w:t xml:space="preserve">Uma animação relativa a uma onda de 440 Hz criada pela implementação acima pode ser encontrado no repositório da dissertação</w:t>
+      </w:r>
+      <w:r>
+        <w:t xml:space="preserve"> </w:t>
+      </w:r>
+      <w:r>
+        <w:t xml:space="preserve">Tesserato (2018)</w:t>
+      </w:r>
+      <w:r>
+        <w:t xml:space="preserve">, no campinho</w:t>
       </w:r>
       <w:r>
         <w:t xml:space="preserve"> </w:t>
@@ -6629,11 +7065,23 @@
           <w:rPr>
             <w:rStyle w:val="Hyperlink"/>
           </w:rPr>
-          <w:t xml:space="preserve">resources/Demo Finite Difference</w:t>
+          <w:t xml:space="preserve">“</w:t>
+        </w:r>
+        <w:r>
+          <w:rPr>
+            <w:rStyle w:val="Hyperlink"/>
+          </w:rPr>
+          <w:t xml:space="preserve">resources/Demo Finite Difference/</w:t>
+        </w:r>
+        <w:r>
+          <w:rPr>
+            <w:rStyle w:val="Hyperlink"/>
+          </w:rPr>
+          <w:t xml:space="preserve">”</w:t>
         </w:r>
       </w:hyperlink>
       <w:r>
-        <w:t xml:space="preserve">, junto com áudios de diversas ondas, com local de excitação e captação variados. É interessante observar o efeito da variação desses parametros no timbre da onda sonora gerada. Cabe notar que a velocidade e a escala da animação estão bastante distorcidas.</w:t>
+        <w:t xml:space="preserve">, junto com áudios de diversas ondas, com local de excitação e captação variados. É interessante observar o efeito da variação desses parametros no timbre da onda sonora gerada. Cabe notar que a velocidade e a escala da animação estão bastante distorcidas, para facilitar a visualização.</w:t>
       </w:r>
     </w:p>
     <w:p>
@@ -6926,7 +7374,28 @@
         <w:pStyle w:val="FirstParagraph"/>
       </w:pPr>
       <w:r>
-        <w:t xml:space="preserve">Apresentam uma abordagem simplificada da modelagem física, na medida em que concentram em alguns pontos discretos os cálculos necessários à simulação, aumentando bastante a eficiência computacional do modelo. Conceitualmente, podem ser vistos como uma caso especial do método das diferenças finitas apresentado anteriormente, e a maioria de suas implementações consistem na utilização de</w:t>
+        <w:t xml:space="preserve">Esse algoritmo consiste em uma abordagem simplificada da modelagem física, na medida em que concentra em alguns pontos discretos os cálculos necessários à simulação, aumentando bastante a eficiência computacional do modelo</w:t>
+      </w:r>
+      <w:r>
+        <w:t xml:space="preserve"> </w:t>
+      </w:r>
+      <w:r>
+        <w:t xml:space="preserve">(Van Duyne and Smith 1995)</w:t>
+      </w:r>
+      <w:r>
+        <w:t xml:space="preserve">. Conceitualmente, podem ser vistos como uma caso especial do método das diferenças finitas</w:t>
+      </w:r>
+      <w:r>
+        <w:t xml:space="preserve"> </w:t>
+      </w:r>
+      <w:r>
+        <w:t xml:space="preserve">(Van Duyne and Smith 1993)</w:t>
+      </w:r>
+      <w:r>
+        <w:t xml:space="preserve"> </w:t>
+      </w:r>
+      <w:r>
+        <w:t xml:space="preserve">apresentado anteriormente, e a maioria de suas implementações consistem na utilização de</w:t>
       </w:r>
       <w:r>
         <w:t xml:space="preserve"> </w:t>
@@ -6944,10 +7413,22 @@
         <w:t xml:space="preserve">e filtros digitais para a modelagem da propagação da onda</w:t>
       </w:r>
       <w:r>
+        <w:t xml:space="preserve"> </w:t>
+      </w:r>
+      <w:r>
         <w:t xml:space="preserve">(Smith 2006)</w:t>
       </w:r>
       <w:r>
-        <w:t xml:space="preserve">. O modelo também parte da equação da onda, discretizada da forma apresentada no contexto do método das diferenças finitas. O framework puramente analítico, no entanto, é abandonado, em favor de uma interpretação visual baseada na teoria de sinais digitais. A imagem abaixo apresenta a intuição dor trás do método, também para o caso de uma corda fixa em suas extremidades.</w:t>
+        <w:t xml:space="preserve">. O modelo também parte da equação da onda, discretizada da forma apresentada no contexto do método das diferenças finitas. A formulação analítica, no entanto, é abandonada, em favor de uma interpretação mais diretamente baseada na solução das ondas viajando. A imagem abaixo apresenta a intuição dor trás do método, que representa ainda hoje o estado da arte da modelagem física</w:t>
+      </w:r>
+      <w:r>
+        <w:t xml:space="preserve"> </w:t>
+      </w:r>
+      <w:r>
+        <w:t xml:space="preserve">(Bilbao 2009)</w:t>
+      </w:r>
+      <w:r>
+        <w:t xml:space="preserve">.</w:t>
       </w:r>
     </w:p>
     <w:p>
@@ -7010,7 +7491,49 @@
         <w:pStyle w:val="BodyText"/>
       </w:pPr>
       <w:r>
-        <w:t xml:space="preserve">As duas linhas quadriculadas são as chamadas linhas de atraso (delay lines), por onde a onda circula, em uma direção. Ao passar de uma linha pra outra, a onda é espelhada e invertida e todos os cálculos são concatenados (lumped) nesses pontos ou, dependendo da simulação, em apenas um desses pontos, como é o caso da implementação apresentada a seguir. No modelo mais básico, somente um termo de perda é calculado, enquanto implementações mais sofisticadas fazem uso de filtros para emular a rigidez das cordas, entre muitas outras adições possíveis. O modelo pode ser extendido também para emulações bidimensionais e tridimensionais, e presta-se à implementações bastante eficientes, geralmente envolvendo uma estrutura de dados de nominada circular buffer, para a implementação das delay lines.</w:t>
+        <w:t xml:space="preserve">As duas linhas quadriculadas são as chamadas linhas de atraso (delay lines), por onde a onda circula, em uma direção. Elas representam uma corda fixa em suas extremidades, por onde a onda viaja inalterada. Ao passar de uma linha pra outra, a onda é espelhada e invertida e todos os cálculos são concatenados (lumped) nesses pontos ou, dependendo da simulação, em apenas um desses pontos, como é o caso da implementação apresentada a TODO:seguir. No modelo mais básico, um termo de perda é calculado durante a transição de uma linha para outra, enquanto implementações mais sofisticadas fazem uso de filtros para emular a rigidez das cordas, entre muitas outras adições possíveis. O modelo pode ser extendido também para emulações</w:t>
+      </w:r>
+      <w:r>
+        <w:t xml:space="preserve"> </w:t>
+      </w:r>
+      <w:r>
+        <w:t xml:space="preserve">(Mullen 2006)</w:t>
+      </w:r>
+      <w:r>
+        <w:t xml:space="preserve"> </w:t>
+      </w:r>
+      <w:r>
+        <w:t xml:space="preserve">e tridimensionais</w:t>
+      </w:r>
+      <w:r>
+        <w:t xml:space="preserve"> </w:t>
+      </w:r>
+      <w:r>
+        <w:t xml:space="preserve">(Fontana, Rocchesso, and Apollonio 2000)</w:t>
+      </w:r>
+      <w:r>
+        <w:t xml:space="preserve"> </w:t>
+      </w:r>
+      <w:r>
+        <w:t xml:space="preserve">(Laird 2001)</w:t>
+      </w:r>
+      <w:r>
+        <w:t xml:space="preserve"> </w:t>
+      </w:r>
+      <w:r>
+        <w:t xml:space="preserve">[speed2012voice] , e presta-se à implementações bastante eficientes, geralmente envolvendo uma estrutura de dados denominada</w:t>
+      </w:r>
+      <w:r>
+        <w:t xml:space="preserve"> </w:t>
+      </w:r>
+      <w:r>
+        <w:rPr>
+          <w:i/>
+        </w:rPr>
+        <w:t xml:space="preserve">circular buffer</w:t>
+      </w:r>
+      <w:r>
+        <w:t xml:space="preserve">, para a implementação das linhas de atraso.</w:t>
       </w:r>
     </w:p>
     <w:p>
@@ -7018,21 +7541,42 @@
         <w:pStyle w:val="BodyText"/>
       </w:pPr>
       <w:r>
-        <w:t xml:space="preserve">A seguir, é apresentada uma implementação em Python. Observa-se que a implementação é mais simples do que a do método das diferenças finitas, e mais eficiente, como a tabela a seguir demonstra. Como antes, a versão funcional do código pode ser acessada em</w:t>
+        <w:t xml:space="preserve">A seguir, é apresentada uma implementação em Python, à guisa de pseudocódigo. Observa-se que a implementação é mais simples do que a do método das diferenças finitas, e mais eficiente, como a tabela a TODO:seguir demonstra. Como antes, a versão funcional do código pode ser acessada em</w:t>
+      </w:r>
+      <w:r>
+        <w:t xml:space="preserve"> </w:t>
+      </w:r>
+      <w:r>
+        <w:t xml:space="preserve">Tesserato (2018)</w:t>
+      </w:r>
+      <w:r>
+        <w:t xml:space="preserve">, no caminho</w:t>
       </w:r>
       <w:r>
         <w:t xml:space="preserve"> </w:t>
       </w:r>
       <w:hyperlink r:id="rId47">
+        <w:r>
+          <w:rPr>
+            <w:rStyle w:val="Hyperlink"/>
+          </w:rPr>
+          <w:t xml:space="preserve">“</w:t>
+        </w:r>
         <w:r>
           <w:rPr>
             <w:rStyle w:val="Hyperlink"/>
           </w:rPr>
           <w:t xml:space="preserve">resources/Digital_waveguide.py</w:t>
         </w:r>
+        <w:r>
+          <w:rPr>
+            <w:rStyle w:val="Hyperlink"/>
+          </w:rPr>
+          <w:t xml:space="preserve">”</w:t>
+        </w:r>
       </w:hyperlink>
       <w:r>
-        <w:t xml:space="preserve">, e uma animação ilustrando a mesma onda anterior, além dos áudios, podem ser acessados em</w:t>
+        <w:t xml:space="preserve">, e uma animação ilustrando uma onda gerada pelo método, além dos com diferentes valores para o ponto de excitação e captação áudios, podem ser acessados em</w:t>
       </w:r>
       <w:r>
         <w:t xml:space="preserve"> </w:t>
@@ -7042,13 +7586,19 @@
           <w:rPr>
             <w:rStyle w:val="Hyperlink"/>
           </w:rPr>
-          <w:t xml:space="preserve">resources</w:t>
+          <w:t xml:space="preserve">“</w:t>
         </w:r>
         <w:r>
           <w:rPr>
             <w:rStyle w:val="Hyperlink"/>
           </w:rPr>
-          <w:t xml:space="preserve">Digital Waveguide</w:t>
+          <w:t xml:space="preserve">resources/Demo Digital Waveguide/</w:t>
+        </w:r>
+        <w:r>
+          <w:rPr>
+            <w:rStyle w:val="Hyperlink"/>
+          </w:rPr>
+          <w:t xml:space="preserve">”</w:t>
         </w:r>
       </w:hyperlink>
     </w:p>
@@ -8523,7 +9073,22 @@
         <w:pStyle w:val="BodyText"/>
       </w:pPr>
       <w:r>
-        <w:t xml:space="preserve">A simulação baseada no método das diferenças finitas tem um caráter mais natural, enquanto é, também, mais propensa a desvios da condição de estabilidade, enquanto a simulação a partir de digital waveguides é mais robusta, porém menos rica. Em relação à eficiências, abaixo são elencados os tempos que foram necessários para a geração dos sons apresentados nos capítulos anteriores. Todos os samples tem framerate igual a 44100 FPS e duração de 1 segundo. Os tempos são apresentados em segundos</w:t>
+        <w:t xml:space="preserve">A movimentação da onda produzida a partir do método das diferenças finitas tem um caráter mais organico, enquanto é, também, mais propensa a desvios da condição de estabilidade, enquanto a simulação a partir do algoritmo de digital waveguides é mais robusta, porém mais mecanica. Em relação à eficiências, abaixo são elencados os tempos que foram necessários para a geração dos sons apresentados nos TODO:capítulos anteriores. Todos as amostras tem</w:t>
+      </w:r>
+      <w:r>
+        <w:t xml:space="preserve"> </w:t>
+      </w:r>
+      <w:r>
+        <w:rPr>
+          <w:i/>
+        </w:rPr>
+        <w:t xml:space="preserve">framerate</w:t>
+      </w:r>
+      <w:r>
+        <w:t xml:space="preserve"> </w:t>
+      </w:r>
+      <w:r>
+        <w:t xml:space="preserve">igual a 44100 FPS e duração de 1 segundo. Os tempos são apresentados em segundos.</w:t>
       </w:r>
     </w:p>
     <w:p>
@@ -8857,33 +9422,31 @@
     </w:tbl>
     <w:p>
       <w:pPr>
+        <w:pStyle w:val="Heading1"/>
+      </w:pPr>
+      <w:bookmarkStart w:id="56" w:name="referencial-teórico"/>
+      <w:r>
+        <w:t xml:space="preserve">Referencial Teórico</w:t>
+      </w:r>
+      <w:bookmarkEnd w:id="56"/>
+    </w:p>
+    <w:p>
+      <w:pPr>
+        <w:pStyle w:val="FirstParagraph"/>
+      </w:pPr>
+      <w:r>
+        <w:t xml:space="preserve">O objetivo deste capítulo é oferecer uma definição mais formal das principais ferramentas utilizadas neste trabalho.</w:t>
+      </w:r>
+    </w:p>
+    <w:p>
+      <w:pPr>
         <w:pStyle w:val="Heading2"/>
       </w:pPr>
-      <w:bookmarkStart w:id="56" w:name="acústica-e-psicoacústica"/>
-      <w:r>
-        <w:t xml:space="preserve">Acústica e Psicoacústica</w:t>
-      </w:r>
-      <w:bookmarkEnd w:id="56"/>
-    </w:p>
-    <w:p>
-      <w:pPr>
-        <w:pStyle w:val="Heading1"/>
-      </w:pPr>
-      <w:bookmarkStart w:id="57" w:name="referencial-teórico"/>
-      <w:r>
-        <w:t xml:space="preserve">Referencial Teórico</w:t>
+      <w:bookmarkStart w:id="57" w:name="transformada-discreta-de-fourier"/>
+      <w:r>
+        <w:t xml:space="preserve">Transformada Discreta de Fourier</w:t>
       </w:r>
       <w:bookmarkEnd w:id="57"/>
-    </w:p>
-    <w:p>
-      <w:pPr>
-        <w:pStyle w:val="Heading2"/>
-      </w:pPr>
-      <w:bookmarkStart w:id="58" w:name="transformada-discreta-de-fourier"/>
-      <w:r>
-        <w:t xml:space="preserve">Transformada Discreta de Fourier</w:t>
-      </w:r>
-      <w:bookmarkEnd w:id="58"/>
     </w:p>
     <w:p>
       <w:pPr>
@@ -9159,7 +9722,16 @@
         <w:pStyle w:val="FirstParagraph"/>
       </w:pPr>
       <w:r>
-        <w:t xml:space="preserve">Tendo sido formulada por Fourier, enquanto investigava o fenômeno da transferência de calor TODO:, trata-se de uma das ferramentas mais utilizadas na investigação de sistemas físicos</w:t>
+        <w:t xml:space="preserve">Tendo sido formulada por Fourier, enquanto investigava o fenômeno da transferência de calor</w:t>
+      </w:r>
+      <w:r>
+        <w:t xml:space="preserve"> </w:t>
+      </w:r>
+      <w:r>
+        <w:t xml:space="preserve">(Stein and Shakarchi 2003)</w:t>
+      </w:r>
+      <w:r>
+        <w:t xml:space="preserve">, trata-se de uma das ferramentas mais utilizadas na investigação de sistemas físicos</w:t>
       </w:r>
       <w:r>
         <w:t xml:space="preserve"> </w:t>
@@ -9168,7 +9740,13 @@
         <w:t xml:space="preserve">(Lyons 2011)</w:t>
       </w:r>
       <w:r>
-        <w:t xml:space="preserve">, sendo de especial importância no campo de processamento de sinais TODO:.</w:t>
+        <w:t xml:space="preserve"> </w:t>
+      </w:r>
+      <w:r>
+        <w:t xml:space="preserve">(Olson and Levitt 2017)</w:t>
+      </w:r>
+      <w:r>
+        <w:t xml:space="preserve">.</w:t>
       </w:r>
     </w:p>
     <w:p>
@@ -9176,7 +9754,19 @@
         <w:pStyle w:val="BodyText"/>
       </w:pPr>
       <w:r>
-        <w:t xml:space="preserve">Esta ferramenta permite que a descrição de um sinal</w:t>
+        <w:t xml:space="preserve">Esta ferramenta parte da premissa de que qualquer sinal contínuo e periódico pode ser representado a partir de uma soma de senoides</w:t>
+      </w:r>
+      <w:r>
+        <w:t xml:space="preserve"> </w:t>
+      </w:r>
+      <w:r>
+        <w:t xml:space="preserve">(Smith and others 1997)</w:t>
+      </w:r>
+      <w:r>
+        <w:t xml:space="preserve"> </w:t>
+      </w:r>
+      <w:r>
+        <w:t xml:space="preserve">permitindo que a descrição de um sinal</w:t>
       </w:r>
       <w:r>
         <w:t xml:space="preserve"> </w:t>
@@ -9196,7 +9786,7 @@
         </m:r>
       </m:oMath>
       <w:r>
-        <w:t xml:space="preserve">, em relação ao tempo, seja transformada em uma representação deste mesmo sinal no domínio da frequência, na forma</w:t>
+        <w:t xml:space="preserve">, em relação ao tempo, seja transformada em uma representação deste mesmo sinal em termos das frequências que o compõe, na forma</w:t>
       </w:r>
       <w:r>
         <w:t xml:space="preserve"> </w:t>
@@ -9214,9 +9804,37 @@
         <m:r>
           <m:t>)</m:t>
         </m:r>
+        <m:r>
+          <m:t>=</m:t>
+        </m:r>
+        <m:r>
+          <m:rPr>
+            <m:sty m:val="p"/>
+            <m:scr m:val="double-struck"/>
+          </m:rPr>
+          <m:t>F</m:t>
+        </m:r>
+        <m:r>
+          <m:t>{</m:t>
+        </m:r>
+        <m:r>
+          <m:t>x</m:t>
+        </m:r>
+        <m:r>
+          <m:t>(</m:t>
+        </m:r>
+        <m:r>
+          <m:t>t</m:t>
+        </m:r>
+        <m:r>
+          <m:t>)</m:t>
+        </m:r>
+        <m:r>
+          <m:t>}</m:t>
+        </m:r>
       </m:oMath>
       <w:r>
-        <w:t xml:space="preserve">;</w:t>
+        <w:t xml:space="preserve">FIXME:;</w:t>
       </w:r>
       <w:r>
         <w:t xml:space="preserve"> </w:t>
@@ -9270,7 +9888,40 @@
         <w:pStyle w:val="BodyText"/>
       </w:pPr>
       <w:r>
-        <w:t xml:space="preserve">Com o advento dos computadores, e a emergência de sinais digitais, uma versão discreta foi formulada TODO:, e pode ser definida como abaixo:</w:t>
+        <w:t xml:space="preserve">A versão discreta da transformada de Fourier (DFT FIXME:), apresentada abaixo, é uma das ferramentas mais importantes e utilizadas no campo de processamento de sinais</w:t>
+      </w:r>
+      <w:r>
+        <w:t xml:space="preserve"> </w:t>
+      </w:r>
+      <w:r>
+        <w:t xml:space="preserve">(Gazi 2018)</w:t>
+      </w:r>
+      <w:r>
+        <w:t xml:space="preserve">; contribui para essa penetração a descoberta de um algoritmo eficiente , denominado de</w:t>
+      </w:r>
+      <w:r>
+        <w:t xml:space="preserve"> </w:t>
+      </w:r>
+      <w:r>
+        <w:rPr>
+          <w:i/>
+        </w:rPr>
+        <w:t xml:space="preserve">Fast Fourier Transform</w:t>
+      </w:r>
+      <w:r>
+        <w:t xml:space="preserve"> </w:t>
+      </w:r>
+      <w:r>
+        <w:t xml:space="preserve">(FFT), que diminuiu consideravelmente o número de operações necessárias ao cômputo da transformada discreta de Fourier</w:t>
+      </w:r>
+      <w:r>
+        <w:t xml:space="preserve"> </w:t>
+      </w:r>
+      <w:r>
+        <w:t xml:space="preserve">(Pereyra and Ward 2012)</w:t>
+      </w:r>
+      <w:r>
+        <w:t xml:space="preserve">.</w:t>
       </w:r>
     </w:p>
     <w:p>
@@ -9852,13 +10503,27 @@
         <w:t xml:space="preserve"> </w:t>
       </w:r>
       <w:r>
-        <w:t xml:space="preserve">é feita a multiplicação, elemento a elemento, das N posições do impulso</w:t>
+        <w:t xml:space="preserve">é feita a multiplicação, elemento a elemento, das</w:t>
       </w:r>
       <w:r>
         <w:t xml:space="preserve"> </w:t>
       </w:r>
       <m:oMath>
         <m:r>
+          <m:t>N</m:t>
+        </m:r>
+      </m:oMath>
+      <w:r>
+        <w:t xml:space="preserve"> </w:t>
+      </w:r>
+      <w:r>
+        <w:t xml:space="preserve">posições do impulso</w:t>
+      </w:r>
+      <w:r>
+        <w:t xml:space="preserve"> </w:t>
+      </w:r>
+      <m:oMath>
+        <m:r>
           <m:t>x</m:t>
         </m:r>
       </m:oMath>
@@ -10007,7 +10672,80 @@
         </m:r>
       </m:oMath>
       <w:r>
-        <w:t xml:space="preserve">) acima definidas estão contidos no espaço dos N pontos utilizados na transformada e não pode, per-se, ser relacionada à frequência física da onda.</w:t>
+        <w:t xml:space="preserve">) acima definidas estão contidos no espaço dos</w:t>
+      </w:r>
+      <w:r>
+        <w:t xml:space="preserve"> </w:t>
+      </w:r>
+      <m:oMath>
+        <m:r>
+          <m:t>N</m:t>
+        </m:r>
+      </m:oMath>
+      <w:r>
+        <w:t xml:space="preserve"> </w:t>
+      </w:r>
+      <w:r>
+        <w:t xml:space="preserve">pontos utilizados na transformada e não corresponde diretamente à frequência física da onda; essa relação é regida por</w:t>
+      </w:r>
+      <w:r>
+        <w:t xml:space="preserve"> </w:t>
+      </w:r>
+      <m:oMath>
+        <m:sSub>
+          <m:e>
+            <m:r>
+              <m:t>f</m:t>
+            </m:r>
+          </m:e>
+          <m:sub>
+            <m:r>
+              <m:t>l</m:t>
+            </m:r>
+          </m:sub>
+        </m:sSub>
+        <m:r>
+          <m:t>=</m:t>
+        </m:r>
+        <m:f>
+          <m:fPr>
+            <m:type m:val="bar"/>
+          </m:fPr>
+          <m:num>
+            <m:sSub>
+              <m:e>
+                <m:r>
+                  <m:t>f</m:t>
+                </m:r>
+              </m:e>
+              <m:sub>
+                <m:r>
+                  <m:t>r</m:t>
+                </m:r>
+              </m:sub>
+            </m:sSub>
+          </m:num>
+          <m:den>
+            <m:r>
+              <m:t>F</m:t>
+            </m:r>
+            <m:r>
+              <m:t>P</m:t>
+            </m:r>
+            <m:r>
+              <m:t>S</m:t>
+            </m:r>
+            <m:r>
+              <m:t>.</m:t>
+            </m:r>
+            <m:r>
+              <m:t>N</m:t>
+            </m:r>
+          </m:den>
+        </m:f>
+      </m:oMath>
+      <w:r>
+        <w:t xml:space="preserve">.</w:t>
       </w:r>
     </w:p>
     <w:p>
@@ -10015,7 +10753,7 @@
         <w:pStyle w:val="BodyText"/>
       </w:pPr>
       <w:r>
-        <w:t xml:space="preserve">Para o caso de sinais que, no domínio do tempo, consistem de uma sequência finita de números reais, que são os considerados neste trabalho, pode-se, à luz da definição acima, derivar uma interessante e útil propriedade do algoritmo: A descrição do sinal no domínio da frequência é simétrica, de forma que</w:t>
+        <w:t xml:space="preserve">Para o caso de sinais que, no domínio do tempo, consistem de uma sequência finita de números reais, a totalidade dos considerados neste trabalho, pode-se, à luz da definição acima, derivar uma interessante e útil propriedade do algoritmo: A descrição do sinal no domínio da frequência é conjugado-simétrica, de forma que</w:t>
       </w:r>
       <w:r>
         <w:t xml:space="preserve"> </w:t>
@@ -10185,7 +10923,7 @@
         <w:t xml:space="preserve"> </w:t>
       </w:r>
       <w:r>
-        <w:t xml:space="preserve">seja ímpar. A imagem abaixo ilustra este processo.</w:t>
+        <w:t xml:space="preserve">seja ímpar. A imagem abaixo FIXME: ilustra geometricamente essa propriedade.</w:t>
       </w:r>
     </w:p>
     <w:p>
@@ -10197,7 +10935,7 @@
           <wp:inline>
             <wp:extent cx="5943600" cy="2300173"/>
             <wp:effectExtent b="0" l="0" r="0" t="0"/>
-            <wp:docPr descr="Transformada Discreta de Fourier" title="" id="1" name="Picture"/>
+            <wp:docPr descr="Transformada Discreta de Fourier - Interpretação Geométrica" title="" id="1" name="Picture"/>
             <a:graphic>
               <a:graphicData uri="http://schemas.openxmlformats.org/drawingml/2006/picture">
                 <pic:pic>
@@ -10208,7 +10946,7 @@
                     </pic:cNvPicPr>
                   </pic:nvPicPr>
                   <pic:blipFill>
-                    <a:blip r:embed="rId59"/>
+                    <a:blip r:embed="rId58"/>
                     <a:stretch>
                       <a:fillRect/>
                     </a:stretch>
@@ -10240,7 +10978,7 @@
         <w:pStyle w:val="ImageCaption"/>
       </w:pPr>
       <w:r>
-        <w:t xml:space="preserve">Transformada Discreta de Fourier</w:t>
+        <w:t xml:space="preserve">Transformada Discreta de Fourier - Interpretação Geométrica</w:t>
       </w:r>
     </w:p>
     <w:p>
@@ -10248,7 +10986,7 @@
         <w:pStyle w:val="BodyText"/>
       </w:pPr>
       <w:r>
-        <w:t xml:space="preserve">Trata-se de uma transformada de uma onda composta por 8 samples, que pode ser vista no retangulo inferior da imagens. Os outros retangulos ilustram os respectivos passos e a simetria entre passos equidistantes de n/2. O motivo da simetria, causado pela perda de informação ao tomar apenas alguns pontos, torna-se explícito quando observado do ponto de vista geométrico: os 8 pontos equidistantes tomados como amostra, por exemplo, de uma senoide com frequência igual a 2 coincidem com os retirados de uma senois com frequência igual a 6, já que partes do ciclo são ignorados.</w:t>
+        <w:t xml:space="preserve">FIXME: Trata-se da transformada discreta de uma onda composta por 8 amostras, que pode ser vista no retangulo inferior da imagem. Os outros retangulos ilustram os respectivos passos e a simetria entre passos equidistantes de n/2. O motivo da simetria, causado pela perda de informação ao tomar apenas alguns pontos, torna-se explícito quando observado do ponto de vista geométrico: os 8 pontos equidistantes tomados como amostra, por exemplo, de uma senoide com frequência igual a 2 coincidem com os retirados de uma senois com frequência igual a 6, já que partes do ciclo são ignorados.</w:t>
       </w:r>
     </w:p>
     <w:p>
@@ -10256,7 +10994,16 @@
         <w:pStyle w:val="BodyText"/>
       </w:pPr>
       <w:r>
-        <w:t xml:space="preserve">O código em Python a seguir, utilizado para gerar os frames da imagem acima, serve para elucidar numericamente o exposto. É interessante notar que a interpretação geométrica da simetria da transformada discreta de Fourier em ondas puramente reais, até onde alcança o conhecimento do autor, é apresentada pela primeira vez neste trabalho. Cabe observar que implementações mais eficientes, como o algoritmo Fast Fourier Transform (FFT), que os são utilizadas na prática, se utilizam da simetria da transformada para economizar operações TODO:.</w:t>
+        <w:t xml:space="preserve">O código em Python a seguir, utilizado para gerar os quadros da imagem FIXME:, serve para elucidar numericamente o exposto. É interessante notar que a interpretação geométrica da simetria da transformada discreta de Fourier aplicada em ondas puramente reais, até onde alcança o conhecimento do autor, é apresentada pela primeira vez neste trabalho. Cabe observar que implementações mais eficientes, como o referido algoritmo Fast Fourier Transform (FFT), utilizadas na prática, tiram proveito da simetria da transformada para economizar operações</w:t>
+      </w:r>
+      <w:r>
+        <w:t xml:space="preserve"> </w:t>
+      </w:r>
+      <w:r>
+        <w:t xml:space="preserve">(Sorensen et al. 1987)</w:t>
+      </w:r>
+      <w:r>
+        <w:t xml:space="preserve">.</w:t>
       </w:r>
     </w:p>
     <w:p>
@@ -12425,11 +13172,11 @@
       <w:pPr>
         <w:pStyle w:val="Heading2"/>
       </w:pPr>
-      <w:bookmarkStart w:id="60" w:name="a-equação-da-onda"/>
+      <w:bookmarkStart w:id="59" w:name="a-equação-da-onda"/>
       <w:r>
         <w:t xml:space="preserve">A Equação da Onda</w:t>
       </w:r>
-      <w:bookmarkEnd w:id="60"/>
+      <w:bookmarkEnd w:id="59"/>
     </w:p>
     <w:p>
       <w:pPr>
@@ -12459,7 +13206,7 @@
                     </pic:cNvPicPr>
                   </pic:nvPicPr>
                   <pic:blipFill>
-                    <a:blip r:embed="rId61"/>
+                    <a:blip r:embed="rId60"/>
                     <a:stretch>
                       <a:fillRect/>
                     </a:stretch>
@@ -13936,7 +14683,7 @@
         <w:pStyle w:val="FirstParagraph"/>
       </w:pPr>
       <w:r>
-        <w:t xml:space="preserve">Essa equação pode ser intepretada como dois pulsos viajando em sentidos opostos em uma corda infinita com velocidade</w:t>
+        <w:t xml:space="preserve">Essa equação pode ser intepretada como dois pulsos viajando em sentidos opostos em uma corda ideal com velocidade</w:t>
       </w:r>
       <w:r>
         <w:t xml:space="preserve"> </w:t>
@@ -15339,11 +16086,11 @@
       <w:pPr>
         <w:pStyle w:val="Heading2"/>
       </w:pPr>
-      <w:bookmarkStart w:id="62" w:name="formalização-de-uma-rede-neural---forward-pass"/>
+      <w:bookmarkStart w:id="61" w:name="formalização-de-uma-rede-neural---forward-pass"/>
       <w:r>
         <w:t xml:space="preserve">Formalização de uma Rede Neural - Forward Pass</w:t>
       </w:r>
-      <w:bookmarkEnd w:id="62"/>
+      <w:bookmarkEnd w:id="61"/>
     </w:p>
     <w:p>
       <w:pPr>
@@ -15373,7 +16120,7 @@
                     </pic:cNvPicPr>
                   </pic:nvPicPr>
                   <pic:blipFill>
-                    <a:blip r:embed="rId63"/>
+                    <a:blip r:embed="rId62"/>
                     <a:stretch>
                       <a:fillRect/>
                     </a:stretch>
@@ -16527,24 +17274,24 @@
         <w:pStyle w:val="BodyText"/>
       </w:pPr>
       <w:r>
-        <w:t xml:space="preserve">De posse das definições acima, somos capazes de definir de forma compacta, em notação matricial, o movimento de predição (forward pass) de uma camada, como será visto. E, por extensão, de uma rede, na medida em que estas podem ser trivialmente obtidas pela justaposição de um número arbitrários de camadas. O mesmo pensamento, de forma simétrica, presta-se à definição do movimento que atualizará os pesos (backward pass), e que é formalizado na próxima seção. Dessa forma, derivaremos a seguir a forma básica do algoritmo de backpropagation.</w:t>
-      </w:r>
-      <w:r>
-        <w:t xml:space="preserve"> </w:t>
-      </w:r>
-      <w:r>
-        <w:t xml:space="preserve">Além de introduzir o referencial matemático, isso permitirá que as extensões desse algoritmo, como Adam e Adagrad, utilizadas adiante, possam ser mais rigorosamente compreendidas.</w:t>
+        <w:t xml:space="preserve">De posse das definições acima, somos capazes de representar de forma compacta, em notação matricial, o movimento de predição (forward pass) de uma camada, como será visto. E, por extensão, de uma rede, na medida em que estas podem ser obtidas pela justaposição de um número arbitrários de camadas. O mesmo pensamento, de forma simétrica, presta-se à definição do movimento que atualizará os pesos (backward pass), e que é formalizado na próxima seção. Assim, derivaremos a seguir a forma básica do algoritmo de backpropagation.</w:t>
+      </w:r>
+      <w:r>
+        <w:t xml:space="preserve"> </w:t>
+      </w:r>
+      <w:r>
+        <w:t xml:space="preserve">Além de introduzir o referencial matemático, isso permitirá que as extensões desse algoritmo, como Adam e Adagrad, utilizadas adiante, possam ser melhor compreendidas.</w:t>
       </w:r>
     </w:p>
     <w:p>
       <w:pPr>
         <w:pStyle w:val="Heading2"/>
       </w:pPr>
-      <w:bookmarkStart w:id="64" w:name="formalização-de-uma-rede-neural---backpropagation"/>
+      <w:bookmarkStart w:id="63" w:name="formalização-de-uma-rede-neural---backpropagation"/>
       <w:r>
         <w:t xml:space="preserve">Formalização de uma Rede Neural - Backpropagation</w:t>
       </w:r>
-      <w:bookmarkEnd w:id="64"/>
+      <w:bookmarkEnd w:id="63"/>
     </w:p>
     <w:p>
       <w:pPr>
@@ -17161,7 +17908,7 @@
                     </pic:cNvPicPr>
                   </pic:nvPicPr>
                   <pic:blipFill>
-                    <a:blip r:embed="rId65"/>
+                    <a:blip r:embed="rId64"/>
                     <a:stretch>
                       <a:fillRect/>
                     </a:stretch>
@@ -18794,59 +19541,59 @@
       <w:pPr>
         <w:pStyle w:val="Heading1"/>
       </w:pPr>
-      <w:bookmarkStart w:id="66" w:name="metodologia"/>
+      <w:bookmarkStart w:id="65" w:name="metodologia"/>
       <w:r>
         <w:t xml:space="preserve">Metodologia</w:t>
       </w:r>
+      <w:bookmarkEnd w:id="65"/>
+    </w:p>
+    <w:p>
+      <w:pPr>
+        <w:pStyle w:val="Heading2"/>
+      </w:pPr>
+      <w:bookmarkStart w:id="66" w:name="samples-utilizados"/>
+      <w:r>
+        <w:t xml:space="preserve">Samples Utilizados</w:t>
+      </w:r>
       <w:bookmarkEnd w:id="66"/>
     </w:p>
     <w:p>
       <w:pPr>
+        <w:pStyle w:val="FirstParagraph"/>
+      </w:pPr>
+      <w:r>
+        <w:t xml:space="preserve">Para a busca da coleção de samples a serem utilizados para o treinamento da rede, algumas características são essenciais. Em primeiro lugar, uma licença permissiva, que não limite a utilização, modificação e posterior divulgação dos resultados obtidos. Além disso, para o caso da bateria, todas as peças de um kit ordinário devem estar presentes, e idealmente, organizadas de maneira inteligível, enquanto que para instrumentos temperados é bastante útil algum tipo de indicação da frequência fundamental de cada um dos samples. É desejável também que, para cada peça, samples representando várias dinâmicas tenham sido gravados, com especial atenção à intensidade com que cada peça é golpeada (velocity). Interessante ainda é a presença dos chamados</w:t>
+      </w:r>
+      <w:r>
+        <w:t xml:space="preserve"> </w:t>
+      </w:r>
+      <w:r>
+        <w:rPr>
+          <w:i/>
+        </w:rPr>
+        <w:t xml:space="preserve">round-robins</w:t>
+      </w:r>
+      <w:r>
+        <w:t xml:space="preserve">: gravações redundantes de cada um dos samples, que apresentam uma imagem de como fatores aleatórios influenciam no som produzido pelo instrumento.</w:t>
+      </w:r>
+    </w:p>
+    <w:p>
+      <w:pPr>
+        <w:pStyle w:val="BodyText"/>
+      </w:pPr>
+      <w:r>
+        <w:t xml:space="preserve">Com isso em mente, procedeu-se à busca, em sites e blogs especializados, de indicações sobre trabalhos disponíveis que pudessem enquadrar-se nas condições citadas. No caso do kit de bateria, dois em especial foram selecionados: o primeiro é um esforço de disponibilizar, através da plataforma Github, uma coleção open source de sons de bateria. Mais detalhes podem ser encontrados em https://github.com/crabacus/the-open-source-drumkit. Trata-se de uma coleção de samples em formato .wav, separadas em pastas e nomeadas de acordo com a intensidade do golpe, e as peças específicas de um kit de bateria convencional, apresentando uma média de 10 articulações por peça. O segundo é um esforço para a elaboração de um instrumento virtual de bateria, como descrito em https://www.drumgizmo.org e apresenta samples gravadas a partir de 5 kits. O número de articulações é bem maior, girando em torno de 20 por kit, e as gravações apresentam múltiplos microfones, com pelo menos um microfone por peça e são, em geral, de melhor qualidade. Além disso, a maioria dos kits adere à licença Creative Commons Attribution 4.0 International que permite o livre uso e adaptação do material disponibilizado em trabalhos derivados.</w:t>
+      </w:r>
+    </w:p>
+    <w:p>
+      <w:pPr>
         <w:pStyle w:val="Heading2"/>
       </w:pPr>
-      <w:bookmarkStart w:id="67" w:name="samples-utilizados"/>
-      <w:r>
-        <w:t xml:space="preserve">Samples Utilizados</w:t>
+      <w:bookmarkStart w:id="67" w:name="redes-densas"/>
+      <w:r>
+        <w:t xml:space="preserve">Redes Densas</w:t>
       </w:r>
       <w:bookmarkEnd w:id="67"/>
-    </w:p>
-    <w:p>
-      <w:pPr>
-        <w:pStyle w:val="FirstParagraph"/>
-      </w:pPr>
-      <w:r>
-        <w:t xml:space="preserve">Para a busca da coleção de samples a serem utilizados para o treinamento da rede, algumas características são essenciais. Em primeiro lugar, uma licença permissiva, que não limite a utilização, modificação e posterior divulgação dos resultados obtidos. Além disso, para o caso da bateria, todas as peças de um kit ordinário devem estar presentes, e idealmente, organizadas de maneira inteligível, enquanto que para instrumentos temperados é bastante útil algum tipo de indicação da frequência fundamental de cada um dos samples. É desejável também que, para cada peça, samples representando várias dinâmicas tenham sido gravados, com especial atenção à intensidade com que cada peça é golpeada (velocity). Interessante ainda é a presença dos chamados</w:t>
-      </w:r>
-      <w:r>
-        <w:t xml:space="preserve"> </w:t>
-      </w:r>
-      <w:r>
-        <w:rPr>
-          <w:i/>
-        </w:rPr>
-        <w:t xml:space="preserve">round-robins</w:t>
-      </w:r>
-      <w:r>
-        <w:t xml:space="preserve">: gravações redundantes de cada um dos samples, que apresentam uma imagem de como fatores aleatórios influenciam no som produzido pelo instrumento.</w:t>
-      </w:r>
-    </w:p>
-    <w:p>
-      <w:pPr>
-        <w:pStyle w:val="BodyText"/>
-      </w:pPr>
-      <w:r>
-        <w:t xml:space="preserve">Com isso em mente, procedeu-se à busca, em sites e blogs especializados, de indicações sobre trabalhos disponíveis que pudessem enquadrar-se nas condições citadas. No caso do kit de bateria, dois em especial foram selecionados: o primeiro é um esforço de disponibilizar, através da plataforma Github, uma coleção open source de sons de bateria. Mais detalhes podem ser encontrados em https://github.com/crabacus/the-open-source-drumkit. Trata-se de uma coleção de samples em formato .wav, separadas em pastas e nomeadas de acordo com a intensidade do golpe, e as peças específicas de um kit de bateria convencional, apresentando uma média de 10 articulações por peça. O segundo é um esforço para a elaboração de um instrumento virtual de bateria, como descrito em https://www.drumgizmo.org e apresenta samples gravadas a partir de 5 kits. O número de articulações é bem maior, girando em torno de 20 por kit, e as gravações apresentam múltiplos microfones, com pelo menos um microfone por peça e são, em geral, de melhor qualidade. Além disso, a maioria dos kits adere à licença Creative Commons Attribution 4.0 International que permite o livre uso e adaptação do material disponibilizado em trabalhos derivados.</w:t>
-      </w:r>
-    </w:p>
-    <w:p>
-      <w:pPr>
-        <w:pStyle w:val="Heading2"/>
-      </w:pPr>
-      <w:bookmarkStart w:id="68" w:name="redes-densas"/>
-      <w:r>
-        <w:t xml:space="preserve">Redes Densas</w:t>
-      </w:r>
-      <w:bookmarkEnd w:id="68"/>
     </w:p>
     <w:p>
       <w:pPr>
@@ -19374,10 +20121,60 @@
       <w:pPr>
         <w:pStyle w:val="Heading3"/>
       </w:pPr>
-      <w:bookmarkStart w:id="69" w:name="algoritmos-de-otimização"/>
+      <w:bookmarkStart w:id="68" w:name="algoritmos-de-otimização"/>
       <w:r>
         <w:t xml:space="preserve">Algoritmos de Otimização</w:t>
       </w:r>
+      <w:bookmarkEnd w:id="68"/>
+    </w:p>
+    <w:p>
+      <w:pPr>
+        <w:pStyle w:val="FirstParagraph"/>
+      </w:pPr>
+      <w:r>
+        <w:t xml:space="preserve">Utilizando os 100 samples processados como descrito, buscou-se investigar os hiperparâmetros mais adequados; essa é uma etapa importante, pois vários parametros aqui definidos serão assumidos como ótimos e utilizados em etapas posteriores, em arquiteturas diferentes. A razão disso é simplesmente a falta de tempo e poder computacional para realizar novos testes dessa magnitude para cada uma das arquiteturas investigadas. A plataforma escolhida foi o Keras, como acima descrito. Em primeiro lugar, é conveniente investigar o melhor algoritmo de atualização dos pesos: embora, conceitualmente, mesmo a versão pura da descida em gradiente, utilizando uma taxa de aprendizado adequada, leve à eventual convergência da rede, na prática a velocidade dessa convergência varia consideravelmente dependendo do método utilizado, e um algoritmo eficiente permite a realização de mais testes no mesmo intervalo de tempo. A literatura disponível, embora esclarecedora, não é unanime ao apontar uma técnica universal, de forma que uma investigação empírica faz-se necessária, e é descrita a seguir.</w:t>
+      </w:r>
+    </w:p>
+    <w:p>
+      <w:pPr>
+        <w:pStyle w:val="BodyText"/>
+      </w:pPr>
+      <w:r>
+        <w:t xml:space="preserve">testou-se, em uma rede com uma camada oculta composta por 100 neurons, em minibatches de 100 inputs e durante 500 épocas os seguintes algoritmos de otimização: descida em gradiente (standard gradient descent - sgd) com taxa de aprendizado (learning rate - lr) de 0,01, o algoritmo experimental RMSProp, os otimizadores Adam, Adagrad, Adadelta, Adamax e Nadam. A função de ativação utilizada em todas as camadas foi a tangente hiperbólica (tanh), e a função de perda foi a média dos quadrados dos erros. Foi tomado cuidado para que todos os testes iniciassem em condições pseudo-randomicas idênticas.</w:t>
+      </w:r>
+    </w:p>
+    <w:p>
+      <w:pPr>
+        <w:pStyle w:val="BodyText"/>
+      </w:pPr>
+      <w:r>
+        <w:t xml:space="preserve">Sgd e Adadelta ofereceram resultados bastante semelhantes, e aquém dos outros. Todos os outros convergiram de forma semelhante, sendo o Adagrad o mais rápido de todos, e Nadam o mais eficaz em diminuição da função de perda (loss).</w:t>
+      </w:r>
+    </w:p>
+    <w:p>
+      <w:pPr>
+        <w:pStyle w:val="BodyText"/>
+      </w:pPr>
+      <w:r>
+        <w:t xml:space="preserve">A comparação por tempo relativo, disponível a partir do Tensorboard, permite visualizar a superioridade do algoritmo Nadam: com 2,57 minutos de treino, o tempo em que o treinamento foi concluído com o algoritmo Adagrad, ele proporcionou o menor valor da função objetivo.</w:t>
+      </w:r>
+    </w:p>
+    <w:p>
+      <w:pPr>
+        <w:pStyle w:val="BodyText"/>
+      </w:pPr>
+      <w:r>
+        <w:t xml:space="preserve">Convém investigar, dessa forma, o comportamento da rede treinada com ambos os algoritmos, já que o parâmetro mais importante é a rapidez com que a rede alcança um nível de erro capaz de gerar samples com qualidade satisfatória. Após essa comparação exploratória, mais profunda, poderemos identificar tanto o valor limite da função de perda, quanto o tempo em que a rede mais eficiente leva para alcançá-lo, utilizando essas informações como parâmetros para investigações posteriores, inclusive de outras arquiteturas.</w:t>
+      </w:r>
+    </w:p>
+    <w:p>
+      <w:pPr>
+        <w:pStyle w:val="Heading3"/>
+      </w:pPr>
+      <w:bookmarkStart w:id="69" w:name="grid-search-para-topologia-e-parâmetros"/>
+      <w:r>
+        <w:t xml:space="preserve">Grid search para topologia e parâmetros</w:t>
+      </w:r>
       <w:bookmarkEnd w:id="69"/>
     </w:p>
     <w:p>
@@ -19385,68 +20182,18 @@
         <w:pStyle w:val="FirstParagraph"/>
       </w:pPr>
       <w:r>
-        <w:t xml:space="preserve">Utilizando os 100 samples processados como descrito, buscou-se investigar os hiperparâmetros mais adequados; essa é uma etapa importante, pois vários parametros aqui definidos serão assumidos como ótimos e utilizados em etapas posteriores, em arquiteturas diferentes. A razão disso é simplesmente a falta de tempo e poder computacional para realizar novos testes dessa magnitude para cada uma das arquiteturas investigadas. A plataforma escolhida foi o Keras, como acima descrito. Em primeiro lugar, é conveniente investigar o melhor algoritmo de atualização dos pesos: embora, conceitualmente, mesmo a versão pura da descida em gradiente, utilizando uma taxa de aprendizado adequada, leve à eventual convergência da rede, na prática a velocidade dessa convergência varia consideravelmente dependendo do método utilizado, e um algoritmo eficiente permite a realização de mais testes no mesmo intervalo de tempo. A literatura disponível, embora esclarecedora, não é unanime ao apontar uma técnica universal, de forma que uma investigação empírica faz-se necessária, e é descrita a seguir.</w:t>
-      </w:r>
-    </w:p>
-    <w:p>
-      <w:pPr>
-        <w:pStyle w:val="BodyText"/>
-      </w:pPr>
-      <w:r>
-        <w:t xml:space="preserve">testou-se, em uma rede com uma camada oculta composta por 100 neurons, em minibatches de 100 inputs e durante 500 épocas os seguintes algoritmos de otimização: descida em gradiente (standard gradient descent - sgd) com taxa de aprendizado (learning rate - lr) de 0,01, o algoritmo experimental RMSProp, os otimizadores Adam, Adagrad, Adadelta, Adamax e Nadam. A função de ativação utilizada em todas as camadas foi a tangente hiperbólica (tanh), e a função de perda foi a média dos quadrados dos erros. Foi tomado cuidado para que todos os testes iniciassem em condições pseudo-randomicas idênticas.</w:t>
-      </w:r>
-    </w:p>
-    <w:p>
-      <w:pPr>
-        <w:pStyle w:val="BodyText"/>
-      </w:pPr>
-      <w:r>
-        <w:t xml:space="preserve">Sgd e Adadelta ofereceram resultados bastante semelhantes, e aquém dos outros. Todos os outros convergiram de forma semelhante, sendo o Adagrad o mais rápido de todos, e Nadam o mais eficaz em diminuição da função de perda (loss).</w:t>
-      </w:r>
-    </w:p>
-    <w:p>
-      <w:pPr>
-        <w:pStyle w:val="BodyText"/>
-      </w:pPr>
-      <w:r>
-        <w:t xml:space="preserve">A comparação por tempo relativo, disponível a partir do Tensorboard, permite visualizar a superioridade do algoritmo Nadam: com 2,57 minutos de treino, o tempo em que o treinamento foi concluído com o algoritmo Adagrad, ele proporcionou o menor valor da função objetivo.</w:t>
-      </w:r>
-    </w:p>
-    <w:p>
-      <w:pPr>
-        <w:pStyle w:val="BodyText"/>
-      </w:pPr>
-      <w:r>
-        <w:t xml:space="preserve">Convém investigar, dessa forma, o comportamento da rede treinada com ambos os algoritmos, já que o parâmetro mais importante é a rapidez com que a rede alcança um nível de erro capaz de gerar samples com qualidade satisfatória. Após essa comparação exploratória, mais profunda, poderemos identificar tanto o valor limite da função de perda, quanto o tempo em que a rede mais eficiente leva para alcançá-lo, utilizando essas informações como parâmetros para investigações posteriores, inclusive de outras arquiteturas.</w:t>
-      </w:r>
-    </w:p>
-    <w:p>
-      <w:pPr>
-        <w:pStyle w:val="Heading3"/>
-      </w:pPr>
-      <w:bookmarkStart w:id="70" w:name="grid-search-para-topologia-e-parâmetros"/>
-      <w:r>
-        <w:t xml:space="preserve">Grid search para topologia e parâmetros</w:t>
+        <w:t xml:space="preserve">Fixado os potenciais algoritmos de otimização, procedeu-se a um grid search, para investigar o número de camadas ocultas, respectivos neurons e o efeitos dos batch sizes na rede, tanto em relação ao tempo de treinamento quanto à velocidade (e limite) de convergência.</w:t>
+      </w:r>
+    </w:p>
+    <w:p>
+      <w:pPr>
+        <w:pStyle w:val="Heading4"/>
+      </w:pPr>
+      <w:bookmarkStart w:id="70" w:name="adagrad"/>
+      <w:r>
+        <w:t xml:space="preserve">Adagrad</w:t>
       </w:r>
       <w:bookmarkEnd w:id="70"/>
-    </w:p>
-    <w:p>
-      <w:pPr>
-        <w:pStyle w:val="FirstParagraph"/>
-      </w:pPr>
-      <w:r>
-        <w:t xml:space="preserve">Fixado os potenciais algoritmos de otimização, procedeu-se a um grid search, para investigar o número de camadas ocultas, respectivos neurons e o efeitos dos batch sizes na rede, tanto em relação ao tempo de treinamento quanto à velocidade (e limite) de convergência.</w:t>
-      </w:r>
-    </w:p>
-    <w:p>
-      <w:pPr>
-        <w:pStyle w:val="Heading4"/>
-      </w:pPr>
-      <w:bookmarkStart w:id="71" w:name="adagrad"/>
-      <w:r>
-        <w:t xml:space="preserve">Adagrad</w:t>
-      </w:r>
-      <w:bookmarkEnd w:id="71"/>
     </w:p>
     <w:p>
       <w:pPr>
@@ -19510,7 +20257,7 @@
                     </pic:cNvPicPr>
                   </pic:nvPicPr>
                   <pic:blipFill>
-                    <a:blip r:embed="rId72"/>
+                    <a:blip r:embed="rId71"/>
                     <a:stretch>
                       <a:fillRect/>
                     </a:stretch>
@@ -19565,7 +20312,7 @@
                     </pic:cNvPicPr>
                   </pic:nvPicPr>
                   <pic:blipFill>
-                    <a:blip r:embed="rId73"/>
+                    <a:blip r:embed="rId72"/>
                     <a:stretch>
                       <a:fillRect/>
                     </a:stretch>
@@ -19978,11 +20725,11 @@
       <w:pPr>
         <w:pStyle w:val="Heading4"/>
       </w:pPr>
-      <w:bookmarkStart w:id="74" w:name="nadam"/>
+      <w:bookmarkStart w:id="73" w:name="nadam"/>
       <w:r>
         <w:t xml:space="preserve">Nadam</w:t>
       </w:r>
-      <w:bookmarkEnd w:id="74"/>
+      <w:bookmarkEnd w:id="73"/>
     </w:p>
     <w:p>
       <w:pPr>
@@ -20012,7 +20759,7 @@
                     </pic:cNvPicPr>
                   </pic:nvPicPr>
                   <pic:blipFill>
-                    <a:blip r:embed="rId75"/>
+                    <a:blip r:embed="rId74"/>
                     <a:stretch>
                       <a:fillRect/>
                     </a:stretch>
@@ -20067,7 +20814,7 @@
                     </pic:cNvPicPr>
                   </pic:nvPicPr>
                   <pic:blipFill>
-                    <a:blip r:embed="rId76"/>
+                    <a:blip r:embed="rId75"/>
                     <a:stretch>
                       <a:fillRect/>
                     </a:stretch>
@@ -20480,11 +21227,11 @@
       <w:pPr>
         <w:pStyle w:val="Heading4"/>
       </w:pPr>
-      <w:bookmarkStart w:id="77" w:name="ativações-e-otimizadores"/>
+      <w:bookmarkStart w:id="76" w:name="ativações-e-otimizadores"/>
       <w:r>
         <w:t xml:space="preserve">Ativações e Otimizadores</w:t>
       </w:r>
-      <w:bookmarkEnd w:id="77"/>
+      <w:bookmarkEnd w:id="76"/>
     </w:p>
     <w:p>
       <w:pPr>
@@ -20526,7 +21273,7 @@
                     </pic:cNvPicPr>
                   </pic:nvPicPr>
                   <pic:blipFill>
-                    <a:blip r:embed="rId78"/>
+                    <a:blip r:embed="rId77"/>
                     <a:stretch>
                       <a:fillRect/>
                     </a:stretch>
@@ -20573,11 +21320,11 @@
       <w:pPr>
         <w:pStyle w:val="Heading3"/>
       </w:pPr>
-      <w:bookmarkStart w:id="79" w:name="análise-dos-resultados"/>
+      <w:bookmarkStart w:id="78" w:name="análise-dos-resultados"/>
       <w:r>
         <w:t xml:space="preserve">Análise dos resultados</w:t>
       </w:r>
-      <w:bookmarkEnd w:id="79"/>
+      <w:bookmarkEnd w:id="78"/>
     </w:p>
     <w:p>
       <w:pPr>
@@ -20941,7 +21688,7 @@
       <w:r>
         <w:t xml:space="preserve"> </w:t>
       </w:r>
-      <w:hyperlink r:id="rId80">
+      <w:hyperlink r:id="rId79">
         <w:r>
           <w:rPr>
             <w:rStyle w:val="Hyperlink"/>
@@ -20976,7 +21723,7 @@
                     </pic:cNvPicPr>
                   </pic:nvPicPr>
                   <pic:blipFill>
-                    <a:blip r:embed="rId81"/>
+                    <a:blip r:embed="rId80"/>
                     <a:stretch>
                       <a:fillRect/>
                     </a:stretch>
@@ -21039,11 +21786,11 @@
       <w:pPr>
         <w:pStyle w:val="Heading2"/>
       </w:pPr>
-      <w:bookmarkStart w:id="82" w:name="redes-recorrentes-1"/>
+      <w:bookmarkStart w:id="81" w:name="redes-recorrentes-1"/>
       <w:r>
         <w:t xml:space="preserve">Redes Recorrentes</w:t>
       </w:r>
-      <w:bookmarkEnd w:id="82"/>
+      <w:bookmarkEnd w:id="81"/>
     </w:p>
     <w:p>
       <w:pPr>
@@ -21073,7 +21820,7 @@
                     </pic:cNvPicPr>
                   </pic:nvPicPr>
                   <pic:blipFill>
-                    <a:blip r:embed="rId83"/>
+                    <a:blip r:embed="rId82"/>
                     <a:stretch>
                       <a:fillRect/>
                     </a:stretch>
@@ -21136,7 +21883,7 @@
                     </pic:cNvPicPr>
                   </pic:nvPicPr>
                   <pic:blipFill>
-                    <a:blip r:embed="rId84"/>
+                    <a:blip r:embed="rId83"/>
                     <a:stretch>
                       <a:fillRect/>
                     </a:stretch>
@@ -21183,11 +21930,11 @@
       <w:pPr>
         <w:pStyle w:val="Heading2"/>
       </w:pPr>
-      <w:bookmarkStart w:id="85" w:name="redes-convolucionais-e-convolucionais-recorrentes"/>
+      <w:bookmarkStart w:id="84" w:name="redes-convolucionais-e-convolucionais-recorrentes"/>
       <w:r>
         <w:t xml:space="preserve">Redes Convolucionais e Convolucionais-Recorrentes</w:t>
       </w:r>
-      <w:bookmarkEnd w:id="85"/>
+      <w:bookmarkEnd w:id="84"/>
     </w:p>
     <w:p>
       <w:pPr>
@@ -21270,7 +22017,7 @@
                     </pic:cNvPicPr>
                   </pic:nvPicPr>
                   <pic:blipFill>
-                    <a:blip r:embed="rId86"/>
+                    <a:blip r:embed="rId85"/>
                     <a:stretch>
                       <a:fillRect/>
                     </a:stretch>
@@ -21315,7 +22062,7 @@
       <w:r>
         <w:t xml:space="preserve"> </w:t>
       </w:r>
-      <w:hyperlink r:id="rId87">
+      <w:hyperlink r:id="rId86">
         <w:r>
           <w:rPr>
             <w:rStyle w:val="Hyperlink"/>
@@ -21398,7 +22145,7 @@
       <w:r>
         <w:t xml:space="preserve"> </w:t>
       </w:r>
-      <w:hyperlink r:id="rId87">
+      <w:hyperlink r:id="rId86">
         <w:r>
           <w:rPr>
             <w:rStyle w:val="Hyperlink"/>
@@ -21433,7 +22180,7 @@
                     </pic:cNvPicPr>
                   </pic:nvPicPr>
                   <pic:blipFill>
-                    <a:blip r:embed="rId88"/>
+                    <a:blip r:embed="rId87"/>
                     <a:stretch>
                       <a:fillRect/>
                     </a:stretch>
@@ -21488,29 +22235,29 @@
       <w:pPr>
         <w:pStyle w:val="Heading2"/>
       </w:pPr>
-      <w:bookmarkStart w:id="89" w:name="autoencoders"/>
+      <w:bookmarkStart w:id="88" w:name="autoencoders"/>
       <w:r>
         <w:t xml:space="preserve">Autoencoders</w:t>
       </w:r>
+      <w:bookmarkEnd w:id="88"/>
+    </w:p>
+    <w:p>
+      <w:pPr>
+        <w:pStyle w:val="FirstParagraph"/>
+      </w:pPr>
+      <w:r>
+        <w:t xml:space="preserve">TODO:</w:t>
+      </w:r>
+    </w:p>
+    <w:p>
+      <w:pPr>
+        <w:pStyle w:val="Heading2"/>
+      </w:pPr>
+      <w:bookmarkStart w:id="89" w:name="domínio-da-frequência"/>
+      <w:r>
+        <w:t xml:space="preserve">Domínio da Frequência</w:t>
+      </w:r>
       <w:bookmarkEnd w:id="89"/>
-    </w:p>
-    <w:p>
-      <w:pPr>
-        <w:pStyle w:val="FirstParagraph"/>
-      </w:pPr>
-      <w:r>
-        <w:t xml:space="preserve">TODO:</w:t>
-      </w:r>
-    </w:p>
-    <w:p>
-      <w:pPr>
-        <w:pStyle w:val="Heading2"/>
-      </w:pPr>
-      <w:bookmarkStart w:id="90" w:name="domínio-da-frequência"/>
-      <w:r>
-        <w:t xml:space="preserve">Domínio da Frequência</w:t>
-      </w:r>
-      <w:bookmarkEnd w:id="90"/>
     </w:p>
     <w:p>
       <w:pPr>
@@ -21564,7 +22311,7 @@
                     </pic:cNvPicPr>
                   </pic:nvPicPr>
                   <pic:blipFill>
-                    <a:blip r:embed="rId91"/>
+                    <a:blip r:embed="rId90"/>
                     <a:stretch>
                       <a:fillRect/>
                     </a:stretch>
@@ -21654,7 +22401,7 @@
                     </pic:cNvPicPr>
                   </pic:nvPicPr>
                   <pic:blipFill>
-                    <a:blip r:embed="rId92"/>
+                    <a:blip r:embed="rId91"/>
                     <a:stretch>
                       <a:fillRect/>
                     </a:stretch>
@@ -21743,7 +22490,7 @@
                     </pic:cNvPicPr>
                   </pic:nvPicPr>
                   <pic:blipFill>
-                    <a:blip r:embed="rId93"/>
+                    <a:blip r:embed="rId92"/>
                     <a:stretch>
                       <a:fillRect/>
                     </a:stretch>
@@ -21790,11 +22537,11 @@
       <w:pPr>
         <w:pStyle w:val="Heading2"/>
       </w:pPr>
-      <w:bookmarkStart w:id="94" w:name="modelo-misto"/>
+      <w:bookmarkStart w:id="93" w:name="modelo-misto"/>
       <w:r>
         <w:t xml:space="preserve">Modelo Misto</w:t>
       </w:r>
-      <w:bookmarkEnd w:id="94"/>
+      <w:bookmarkEnd w:id="93"/>
     </w:p>
     <w:p>
       <w:pPr>
@@ -21842,7 +22589,7 @@
                     </pic:cNvPicPr>
                   </pic:nvPicPr>
                   <pic:blipFill>
-                    <a:blip r:embed="rId95"/>
+                    <a:blip r:embed="rId94"/>
                     <a:stretch>
                       <a:fillRect/>
                     </a:stretch>
@@ -21943,7 +22690,7 @@
                     </pic:cNvPicPr>
                   </pic:nvPicPr>
                   <pic:blipFill>
-                    <a:blip r:embed="rId96"/>
+                    <a:blip r:embed="rId95"/>
                     <a:stretch>
                       <a:fillRect/>
                     </a:stretch>
@@ -22005,11 +22752,11 @@
       <w:pPr>
         <w:pStyle w:val="Heading3"/>
       </w:pPr>
-      <w:bookmarkStart w:id="97" w:name="frequências"/>
+      <w:bookmarkStart w:id="96" w:name="frequências"/>
       <w:r>
         <w:t xml:space="preserve">Frequências</w:t>
       </w:r>
-      <w:bookmarkEnd w:id="97"/>
+      <w:bookmarkEnd w:id="96"/>
     </w:p>
     <w:p>
       <w:pPr>
@@ -22199,7 +22946,7 @@
                     </pic:cNvPicPr>
                   </pic:nvPicPr>
                   <pic:blipFill>
-                    <a:blip r:embed="rId98"/>
+                    <a:blip r:embed="rId97"/>
                     <a:stretch>
                       <a:fillRect/>
                     </a:stretch>
@@ -22266,11 +23013,11 @@
       <w:pPr>
         <w:pStyle w:val="Heading3"/>
       </w:pPr>
-      <w:bookmarkStart w:id="99" w:name="decaimentos-e-amplitudes"/>
+      <w:bookmarkStart w:id="98" w:name="decaimentos-e-amplitudes"/>
       <w:r>
         <w:t xml:space="preserve">Decaimentos e Amplitudes</w:t>
       </w:r>
-      <w:bookmarkEnd w:id="99"/>
+      <w:bookmarkEnd w:id="98"/>
     </w:p>
     <w:p>
       <w:pPr>
@@ -22703,7 +23450,7 @@
                     </pic:cNvPicPr>
                   </pic:nvPicPr>
                   <pic:blipFill>
-                    <a:blip r:embed="rId100"/>
+                    <a:blip r:embed="rId99"/>
                     <a:stretch>
                       <a:fillRect/>
                     </a:stretch>
@@ -22756,11 +23503,11 @@
       <w:pPr>
         <w:pStyle w:val="Heading3"/>
       </w:pPr>
-      <w:bookmarkStart w:id="101" w:name="formulação-final"/>
+      <w:bookmarkStart w:id="100" w:name="formulação-final"/>
       <w:r>
         <w:t xml:space="preserve">Formulação Final</w:t>
       </w:r>
-      <w:bookmarkEnd w:id="101"/>
+      <w:bookmarkEnd w:id="100"/>
     </w:p>
     <w:p>
       <w:pPr>
@@ -23102,7 +23849,7 @@
                     </pic:cNvPicPr>
                   </pic:nvPicPr>
                   <pic:blipFill>
-                    <a:blip r:embed="rId102"/>
+                    <a:blip r:embed="rId101"/>
                     <a:stretch>
                       <a:fillRect/>
                     </a:stretch>
@@ -23160,6 +23907,61 @@
                 <pic:pic>
                   <pic:nvPicPr>
                     <pic:cNvPr descr="im/piano_max_decays.png" id="0" name="Picture"/>
+                    <pic:cNvPicPr>
+                      <a:picLocks noChangeArrowheads="1" noChangeAspect="1"/>
+                    </pic:cNvPicPr>
+                  </pic:nvPicPr>
+                  <pic:blipFill>
+                    <a:blip r:embed="rId102"/>
+                    <a:stretch>
+                      <a:fillRect/>
+                    </a:stretch>
+                  </pic:blipFill>
+                  <pic:spPr bwMode="auto">
+                    <a:xfrm>
+                      <a:off x="0" y="0"/>
+                      <a:ext cx="5943600" cy="1188720"/>
+                    </a:xfrm>
+                    <a:prstGeom prst="rect">
+                      <a:avLst/>
+                    </a:prstGeom>
+                    <a:noFill/>
+                    <a:ln w="9525">
+                      <a:noFill/>
+                      <a:headEnd/>
+                      <a:tailEnd/>
+                    </a:ln>
+                  </pic:spPr>
+                </pic:pic>
+              </a:graphicData>
+            </a:graphic>
+          </wp:inline>
+        </w:drawing>
+      </w:r>
+    </w:p>
+    <w:p>
+      <w:pPr>
+        <w:pStyle w:val="ImageCaption"/>
+      </w:pPr>
+      <w:r>
+        <w:t xml:space="preserve">Decaimentos Máximos por Notas</w:t>
+      </w:r>
+    </w:p>
+    <w:p>
+      <w:pPr>
+        <w:pStyle w:val="CaptionedFigure"/>
+      </w:pPr>
+      <w:r>
+        <w:drawing>
+          <wp:inline>
+            <wp:extent cx="5943600" cy="1188720"/>
+            <wp:effectExtent b="0" l="0" r="0" t="0"/>
+            <wp:docPr descr="Amplitudes Máximas por Notas" title="" id="1" name="Picture"/>
+            <a:graphic>
+              <a:graphicData uri="http://schemas.openxmlformats.org/drawingml/2006/picture">
+                <pic:pic>
+                  <pic:nvPicPr>
+                    <pic:cNvPr descr="im/piano_max_amps.png" id="0" name="Picture"/>
                     <pic:cNvPicPr>
                       <a:picLocks noChangeArrowheads="1" noChangeAspect="1"/>
                     </pic:cNvPicPr>
@@ -23197,61 +23999,6 @@
         <w:pStyle w:val="ImageCaption"/>
       </w:pPr>
       <w:r>
-        <w:t xml:space="preserve">Decaimentos Máximos por Notas</w:t>
-      </w:r>
-    </w:p>
-    <w:p>
-      <w:pPr>
-        <w:pStyle w:val="CaptionedFigure"/>
-      </w:pPr>
-      <w:r>
-        <w:drawing>
-          <wp:inline>
-            <wp:extent cx="5943600" cy="1188720"/>
-            <wp:effectExtent b="0" l="0" r="0" t="0"/>
-            <wp:docPr descr="Amplitudes Máximas por Notas" title="" id="1" name="Picture"/>
-            <a:graphic>
-              <a:graphicData uri="http://schemas.openxmlformats.org/drawingml/2006/picture">
-                <pic:pic>
-                  <pic:nvPicPr>
-                    <pic:cNvPr descr="im/piano_max_amps.png" id="0" name="Picture"/>
-                    <pic:cNvPicPr>
-                      <a:picLocks noChangeArrowheads="1" noChangeAspect="1"/>
-                    </pic:cNvPicPr>
-                  </pic:nvPicPr>
-                  <pic:blipFill>
-                    <a:blip r:embed="rId104"/>
-                    <a:stretch>
-                      <a:fillRect/>
-                    </a:stretch>
-                  </pic:blipFill>
-                  <pic:spPr bwMode="auto">
-                    <a:xfrm>
-                      <a:off x="0" y="0"/>
-                      <a:ext cx="5943600" cy="1188720"/>
-                    </a:xfrm>
-                    <a:prstGeom prst="rect">
-                      <a:avLst/>
-                    </a:prstGeom>
-                    <a:noFill/>
-                    <a:ln w="9525">
-                      <a:noFill/>
-                      <a:headEnd/>
-                      <a:tailEnd/>
-                    </a:ln>
-                  </pic:spPr>
-                </pic:pic>
-              </a:graphicData>
-            </a:graphic>
-          </wp:inline>
-        </w:drawing>
-      </w:r>
-    </w:p>
-    <w:p>
-      <w:pPr>
-        <w:pStyle w:val="ImageCaption"/>
-      </w:pPr>
-      <w:r>
         <w:t xml:space="preserve">Amplitudes Máximas por Notas</w:t>
       </w:r>
     </w:p>
@@ -23412,7 +24159,7 @@
                     </pic:cNvPicPr>
                   </pic:nvPicPr>
                   <pic:blipFill>
-                    <a:blip r:embed="rId105"/>
+                    <a:blip r:embed="rId104"/>
                     <a:stretch>
                       <a:fillRect/>
                     </a:stretch>
@@ -23457,7 +24204,7 @@
       <w:r>
         <w:t xml:space="preserve"> </w:t>
       </w:r>
-      <w:hyperlink r:id="rId106">
+      <w:hyperlink r:id="rId105">
         <w:r>
           <w:rPr>
             <w:rStyle w:val="Hyperlink"/>
@@ -23504,11 +24251,11 @@
       <w:pPr>
         <w:pStyle w:val="Heading1"/>
       </w:pPr>
-      <w:bookmarkStart w:id="107" w:name="resultados"/>
+      <w:bookmarkStart w:id="106" w:name="resultados"/>
       <w:r>
         <w:t xml:space="preserve">Resultados</w:t>
       </w:r>
-      <w:bookmarkEnd w:id="107"/>
+      <w:bookmarkEnd w:id="106"/>
     </w:p>
     <w:p>
       <w:pPr>
@@ -25104,7 +25851,7 @@
       <w:r>
         <w:t xml:space="preserve"> </w:t>
       </w:r>
-      <w:hyperlink r:id="rId108">
+      <w:hyperlink r:id="rId107">
         <w:r>
           <w:rPr>
             <w:rStyle w:val="Hyperlink"/>
@@ -25165,7 +25912,7 @@
       <w:r>
         <w:t xml:space="preserve"> </w:t>
       </w:r>
-      <w:hyperlink r:id="rId109">
+      <w:hyperlink r:id="rId108">
         <w:r>
           <w:rPr>
             <w:rStyle w:val="Hyperlink"/>
@@ -25215,10 +25962,58 @@
       <w:pPr>
         <w:pStyle w:val="Heading1"/>
       </w:pPr>
-      <w:bookmarkStart w:id="110" w:name="conclusão"/>
+      <w:bookmarkStart w:id="109" w:name="conclusão"/>
       <w:r>
         <w:t xml:space="preserve">Conclusão</w:t>
       </w:r>
+      <w:bookmarkEnd w:id="109"/>
+    </w:p>
+    <w:p>
+      <w:pPr>
+        <w:pStyle w:val="FirstParagraph"/>
+      </w:pPr>
+      <w:r>
+        <w:t xml:space="preserve">O presente trabalho, ao desenvolver uma nova técnica de modelagem sonora, demonstra o potencial do uso de redes neurais à síntese de áudio, provando sobretudo a possibilidade desse uso em tempo real.</w:t>
+      </w:r>
+      <w:r>
+        <w:t xml:space="preserve"> </w:t>
+      </w:r>
+      <w:r>
+        <w:t xml:space="preserve">O segundo modelo introduzido apresenta resultados mais verossímeis do que o algoritmo de modelagem acústica em tempo real mais utilizado e eficiente encontrado na literatura, à um custo computacional bastante inferior.</w:t>
+      </w:r>
+    </w:p>
+    <w:p>
+      <w:pPr>
+        <w:pStyle w:val="BodyText"/>
+      </w:pPr>
+      <w:r>
+        <w:t xml:space="preserve">O modelo apresentado, ao ser treinado para a simulação de um piano, demonstra também uma gama de aplicações maior do que o algoritmo digital waveguides, mais aplicável à simulação de instrumentos de corda e sopro TODO:.</w:t>
+      </w:r>
+    </w:p>
+    <w:p>
+      <w:pPr>
+        <w:pStyle w:val="BodyText"/>
+      </w:pPr>
+      <w:r>
+        <w:t xml:space="preserve">Uma outra vantagem frente aos modelos baseados em simulação física é que ele pode aprender características importantes do som que tem origem em partes do sistema difíceis de serem modeladas fisicamente, como a influência de ressonadores de geometria complexa.</w:t>
+      </w:r>
+    </w:p>
+    <w:p>
+      <w:pPr>
+        <w:pStyle w:val="BodyText"/>
+      </w:pPr>
+      <w:r>
+        <w:t xml:space="preserve">Fica evidente ainda o potencial sinergético entre os desenvolvimentos na pesquisa sobre a acústica de intrumentos musicais e a utilização de redes neurais para basear modelos destinados à emulação desses instrumentos, ou famílias de instrumentos, específicos.</w:t>
+      </w:r>
+    </w:p>
+    <w:p>
+      <w:pPr>
+        <w:pStyle w:val="Heading2"/>
+      </w:pPr>
+      <w:bookmarkStart w:id="110" w:name="desenvolvimentos-futuros"/>
+      <w:r>
+        <w:t xml:space="preserve">Desenvolvimentos Futuros</w:t>
+      </w:r>
       <w:bookmarkEnd w:id="110"/>
     </w:p>
     <w:p>
@@ -25226,13 +26021,7 @@
         <w:pStyle w:val="FirstParagraph"/>
       </w:pPr>
       <w:r>
-        <w:t xml:space="preserve">O presente trabalho, ao desenvolver uma nova técnica de modelagem sonora, demonstra o potencial do uso de redes neurais à síntese de áudio, provando sobretudo a possibilidade desse uso em tempo real.</w:t>
-      </w:r>
-      <w:r>
-        <w:t xml:space="preserve"> </w:t>
-      </w:r>
-      <w:r>
-        <w:t xml:space="preserve">O segundo modelo introduzido apresenta resultados mais verossímeis do que o algoritmo de modelagem acústica em tempo real mais utilizado e eficiente encontrado na literatura, à um custo computacional bastante inferior.</w:t>
+        <w:t xml:space="preserve">As possibilidades de desenvolvimentos futuros nesta área de intersecção entre redes neurais e acústica são inúmeras, haja vista a escassez de investigações semelhantes: Seria interessante, por exemplo, utilizar as saídas de um modelo elaborado a partir do método das diferenças finitas, que pode ser formulado de forma a simular características como rigidez, ressonância e vários termos de perda de um dado sistema acústico, ao custo de uma alta demanda de recursos computacionais, para treinar um modelo baseado em digital waveguides que tenha uma rede neural no ponto onde as perdas e demais cálculos são efetuados.</w:t>
       </w:r>
     </w:p>
     <w:p>
@@ -25240,7 +26029,19 @@
         <w:pStyle w:val="BodyText"/>
       </w:pPr>
       <w:r>
-        <w:t xml:space="preserve">O modelo apresentado, ao ser treinado para a simulação de um piano, demonstra também uma gama de aplicações maior do que o algoritmo digital waveguides, mais aplicável à simulação de instrumentos de corda e sopro TODO:.</w:t>
+        <w:t xml:space="preserve">Devido ao alto grau de recursividade do algoritmo digital waveguides, o treinamento à partir do resultado final esperado para o modelo é bastante complexo de ser implementado; os outputs de uma simulação baseada em diferenças finitas, no entanto, são plenamente compatíveis para este treinamento, e a inserção de uma rede neural pode levar a um modelo que retenha ao menos parte da acurácia da simulação pelo método de diferenças finitas, com eficiência computacional próxima, ou até superior, à apresentada pelo algoritmo de digital waveguides. Em</w:t>
+      </w:r>
+      <w:r>
+        <w:t xml:space="preserve"> </w:t>
+      </w:r>
+      <w:r>
+        <w:t xml:space="preserve">(Gully et al. 2017)</w:t>
+      </w:r>
+      <w:r>
+        <w:t xml:space="preserve"> </w:t>
+      </w:r>
+      <w:r>
+        <w:t xml:space="preserve">encontramos um exemplo de trabalho nesse sentido, que explora o uso de redes neurais para a identificação de parametros relevantes à uma simulação por digital waveguides do trato vocal humano.</w:t>
       </w:r>
     </w:p>
     <w:p>
@@ -25248,7 +26049,7 @@
         <w:pStyle w:val="BodyText"/>
       </w:pPr>
       <w:r>
-        <w:t xml:space="preserve">Uma outra vantagem frente aos modelos baseados em simulação física é que ele pode aprender características importantes do som que tem origem em partes do sistema difíceis de serem modeladas fisicamente, como a influência de ressonadores de geometria complexa.</w:t>
+        <w:t xml:space="preserve">Relaxar a simplificação adotada durante o trabalho em relação à decaimentos exponenciais é um outro desenvolvimento futuro com potencial interessante: para algumas categorias de som, como a voz humana por exemplo, o envelope do som apresenta importância maior do que as próprias frequências contidas em relação à características como inteligibilidade TODO:.</w:t>
       </w:r>
     </w:p>
     <w:p>
@@ -25256,57 +26057,73 @@
         <w:pStyle w:val="BodyText"/>
       </w:pPr>
       <w:r>
-        <w:t xml:space="preserve">Fica evidente ainda o potencial sinergético entre os desenvolvimentos na pesquisa sobre a acústica de intrumentos musicais e a utilização de redes neurais para basear modelos destinados à emulação desses instrumentos, ou famílias de instrumentos, específicos.</w:t>
-      </w:r>
-    </w:p>
-    <w:p>
-      <w:pPr>
-        <w:pStyle w:val="Heading2"/>
-      </w:pPr>
-      <w:bookmarkStart w:id="111" w:name="desenvolvimentos-futuros"/>
-      <w:r>
-        <w:t xml:space="preserve">Desenvolvimentos Futuros</w:t>
+        <w:t xml:space="preserve">Estimar os envelopes com a técnica utilizada no segundo modelo, para mais de dois pontos da onda e utilizar uma rede, possivelmente recorrente, para aprender as características desse envelope para um conjunto de sons de determinado instrumento (possivelmente de excitação continuada), ou mesmo a voz humana, constitui uma interessante direção a ser investigada.</w:t>
+      </w:r>
+    </w:p>
+    <w:p>
+      <w:pPr>
+        <w:pStyle w:val="BodyText"/>
+      </w:pPr>
+      <w:r>
+        <w:t xml:space="preserve">Além disso, um algoritmo eficiente de extração de envelope permitiria retomar a abordagem baseada em</w:t>
+      </w:r>
+      <w:r>
+        <w:t xml:space="preserve"> </w:t>
+      </w:r>
+      <w:r>
+        <w:rPr>
+          <w:i/>
+        </w:rPr>
+        <w:t xml:space="preserve">autoencoders</w:t>
+      </w:r>
+      <w:r>
+        <w:t xml:space="preserve"> </w:t>
+      </w:r>
+      <w:r>
+        <w:t xml:space="preserve">que, alimentados com um senoide pura modelada pelo envelope da onda, teriam maior possibilidade de aprender a reconstruir a onda original de maneira verossímil, em uma abordagem inspirada nas técnicas de transferência de estilo utilizadas no campo da visão de computadores.</w:t>
+      </w:r>
+    </w:p>
+    <w:p>
+      <w:pPr>
+        <w:pStyle w:val="BodyText"/>
+      </w:pPr>
+      <w:r>
+        <w:t xml:space="preserve">Um outro desenvolvimento seria produzir uma implementação em uma linguagem de programação mais eficiente, como C ou C++, somada à uma interface visual e compatibilidade com controladores MIDI pode gerar uma linha de produtos comercialmente viável, a ser comercializado em formato standalone e/ou em formato de</w:t>
+      </w:r>
+      <w:r>
+        <w:t xml:space="preserve"> </w:t>
+      </w:r>
+      <w:r>
+        <w:rPr>
+          <w:i/>
+        </w:rPr>
+        <w:t xml:space="preserve">plugin</w:t>
+      </w:r>
+      <w:r>
+        <w:t xml:space="preserve"> </w:t>
+      </w:r>
+      <w:r>
+        <w:t xml:space="preserve">VST (Virtual Studio Technology), em que um módulo inicial pode ser oferecido e bancos adicionais, consistindo de novas arquiteturas e pesos, podem ser criados e comercializdos mediante a demanda dos usuários ou o desenvolvimento da técnica.</w:t>
+      </w:r>
+    </w:p>
+    <w:p>
+      <w:pPr>
+        <w:pStyle w:val="Heading1"/>
+      </w:pPr>
+      <w:bookmarkStart w:id="111" w:name="referências"/>
+      <w:r>
+        <w:t xml:space="preserve">Referências</w:t>
       </w:r>
       <w:bookmarkEnd w:id="111"/>
     </w:p>
-    <w:p>
-      <w:pPr>
-        <w:pStyle w:val="FirstParagraph"/>
-      </w:pPr>
-      <w:r>
-        <w:t xml:space="preserve">As possibilidades de desenvolvimentos futuros nesta área de intersecção entre redes neurais e acústica são inúmeras, haja vista a escassez de investigações semelhantes: Seria interessante, por exemplo, utilizar as saídas de um modelo elaborado a partir do método das diferenças finitas, que pode ser formulado de forma a simular características como rigidez, ressonância e vários termos de perda de um dado sistema acústico, ao custo de uma alta demanda de recursos computacionais, para treinar um modelo baseado em digital waveguides que tenha uma rede neural no ponto onde as perdas e demais cálculos são efetuados.</w:t>
-      </w:r>
-    </w:p>
-    <w:p>
-      <w:pPr>
-        <w:pStyle w:val="BodyText"/>
-      </w:pPr>
-      <w:r>
-        <w:t xml:space="preserve">Devido ao alto grau de recursividade do algoritmo digital waveguides, o treinamento à partir do resultado final esperado para o modelo é bastante complexo de ser implementado; os outputs de uma simulação baseada em diferenças finitas, no entanto, são plenamente compatíveis para este treinamento, e a inserção de uma rede neural pode levar a um modelo que retenha ao menos parte da acurácia da simulação pelo método de diferenças finitas, com eficiência computacional próxima, ou até superior, à apresentada pelo algoritmo de digital waveguides.</w:t>
-      </w:r>
-    </w:p>
-    <w:p>
-      <w:pPr>
-        <w:pStyle w:val="BodyText"/>
-      </w:pPr>
-      <w:r>
-        <w:t xml:space="preserve">Relaxar a simplificação adotada durante o trabalho em relação à decaimentos exponenciais é um outro desenvolvimento futuro com potencial interessante: para algumas categorias de som, como a voz humana por exemplo, o envelope do som apresenta importância maior do que as próprias frequências contidas em relação à características como inteligibilidade TODO:.</w:t>
-      </w:r>
-    </w:p>
-    <w:p>
-      <w:pPr>
-        <w:pStyle w:val="BodyText"/>
-      </w:pPr>
-      <w:r>
-        <w:t xml:space="preserve">Estimar os envelopes com a técnica utilizada no segundo modelo, para mais de dois pontos da onda e utilizar uma rede, possivelmente recorrente, para aprender as características desse envelope para um conjunto de sons de determinado instrumento (possivelmente de excitação continuada), ou mesmo a voz humana, constitui uma interessante direção a ser investigada.</w:t>
-      </w:r>
-    </w:p>
-    <w:p>
-      <w:pPr>
-        <w:pStyle w:val="BodyText"/>
-      </w:pPr>
-      <w:r>
-        <w:t xml:space="preserve">Além disso, um algoritmo eficiente de extração de envelope permitiria retomar a abordagem baseada em</w:t>
+    <w:bookmarkStart w:id="258" w:name="refs"/>
+    <w:bookmarkStart w:id="112" w:name="ref-aljumah2016novel"/>
+    <w:p>
+      <w:pPr>
+        <w:pStyle w:val="Bibliography"/>
+      </w:pPr>
+      <w:r>
+        <w:t xml:space="preserve">Aljumah, Abdullah, and Tariq Ahamad. 2016. “A Novel Approach for Detecting Ddos Using Artificial Neural Networks.”</w:t>
       </w:r>
       <w:r>
         <w:t xml:space="preserve"> </w:t>
@@ -25315,21 +26132,23 @@
         <w:rPr>
           <w:i/>
         </w:rPr>
-        <w:t xml:space="preserve">autoencoders</w:t>
-      </w:r>
-      <w:r>
-        <w:t xml:space="preserve"> </w:t>
-      </w:r>
-      <w:r>
-        <w:t xml:space="preserve">que, alimentados com um senoide pura modelada pelo envelope da onda, teriam maior possibilidade de aprender a reconstruir a onda original de maneira verossímil, em uma abordagem inspirada nas técnicas de transferência de estilo utilizadas no campo da visão de computadores.</w:t>
-      </w:r>
-    </w:p>
-    <w:p>
-      <w:pPr>
-        <w:pStyle w:val="BodyText"/>
-      </w:pPr>
-      <w:r>
-        <w:t xml:space="preserve">Um outro desenvolvimento seria produzir uma implementação em uma linguagem de programação mais eficiente, como C ou C++, somada à uma interface visual e compatibilidade com controladores MIDI pode gerar uma linha de produtos comercialmente viável, a ser comercializado em formato standalone e/ou em formato de</w:t>
+        <w:t xml:space="preserve">International Journal of Computer Science and Network Security</w:t>
+      </w:r>
+      <w:r>
+        <w:t xml:space="preserve"> </w:t>
+      </w:r>
+      <w:r>
+        <w:t xml:space="preserve">16 (12). INT JOURNAL COMPUTER SCIENCE &amp; NETWORK SECURITY-IJCSNS DAE-SANG OFFICE 301, SANGDO 5 DONG 509-1, SEOUL, 00000, SOUTH KOREA: 132–38.</w:t>
+      </w:r>
+    </w:p>
+    <w:bookmarkEnd w:id="112"/>
+    <w:bookmarkStart w:id="113" w:name="ref-bahrampour2015comparative"/>
+    <w:p>
+      <w:pPr>
+        <w:pStyle w:val="Bibliography"/>
+      </w:pPr>
+      <w:r>
+        <w:t xml:space="preserve">Bahrampour, Soheil, Naveen Ramakrishnan, Lukas Schott, and Mohak Shah. 2015. “Comparative Study of Deep Learning Software Frameworks.”</w:t>
       </w:r>
       <w:r>
         <w:t xml:space="preserve"> </w:t>
@@ -25338,33 +26157,30 @@
         <w:rPr>
           <w:i/>
         </w:rPr>
-        <w:t xml:space="preserve">plugin</w:t>
-      </w:r>
-      <w:r>
-        <w:t xml:space="preserve"> </w:t>
-      </w:r>
-      <w:r>
-        <w:t xml:space="preserve">VST (Virtual Studio Technology), em que um módulo inicial pode ser oferecido e bancos adicionais, consistindo de novas arquiteturas e pesos, podem ser criados e comercializdos mediante a demanda dos usuários ou o desenvolvimento da técnica.</w:t>
-      </w:r>
-    </w:p>
-    <w:p>
-      <w:pPr>
-        <w:pStyle w:val="Heading1"/>
-      </w:pPr>
-      <w:bookmarkStart w:id="112" w:name="referências"/>
-      <w:r>
-        <w:t xml:space="preserve">Referências</w:t>
-      </w:r>
-      <w:bookmarkEnd w:id="112"/>
-    </w:p>
-    <w:bookmarkStart w:id="208" w:name="refs"/>
-    <w:bookmarkStart w:id="113" w:name="ref-balle2016end"/>
+        <w:t xml:space="preserve">arXiv Preprint arXiv:1511.06435</w:t>
+      </w:r>
+      <w:r>
+        <w:t xml:space="preserve">.</w:t>
+      </w:r>
+    </w:p>
+    <w:bookmarkEnd w:id="113"/>
+    <w:bookmarkStart w:id="114" w:name="ref-bahrampour2016comparative"/>
     <w:p>
       <w:pPr>
         <w:pStyle w:val="Bibliography"/>
       </w:pPr>
       <w:r>
-        <w:t xml:space="preserve">Ballé, Johannes, Valero Laparra, and Eero P Simoncelli. 2016. “End-to-End Optimized Image Compression.”</w:t>
+        <w:t xml:space="preserve">———. 2016. “Comparative Study of Caffe, Neon, Theano, and Torch for Deep Learning.”</w:t>
+      </w:r>
+    </w:p>
+    <w:bookmarkEnd w:id="114"/>
+    <w:bookmarkStart w:id="115" w:name="ref-bensa2005computational"/>
+    <w:p>
+      <w:pPr>
+        <w:pStyle w:val="Bibliography"/>
+      </w:pPr>
+      <w:r>
+        <w:t xml:space="preserve">Bensa, Julien, Stefan Bilbao, Richard Kronland-Martinet, Julius O Smith, and Thierry Voinier. 2005. “Computational Modeling of Stiff Piano Strings Using Digital Waveguides and Finite Differences.”</w:t>
       </w:r>
       <w:r>
         <w:t xml:space="preserve"> </w:t>
@@ -25373,435 +26189,667 @@
         <w:rPr>
           <w:i/>
         </w:rPr>
-        <w:t xml:space="preserve">arXiv Preprint arXiv:1611.01704</w:t>
+        <w:t xml:space="preserve">Acta Acustica United with Acustica</w:t>
+      </w:r>
+      <w:r>
+        <w:t xml:space="preserve"> </w:t>
+      </w:r>
+      <w:r>
+        <w:t xml:space="preserve">91 (2). S. Hirzel Verlag: 289–98.</w:t>
+      </w:r>
+    </w:p>
+    <w:bookmarkEnd w:id="115"/>
+    <w:bookmarkStart w:id="116" w:name="ref-bensa2003simulation"/>
+    <w:p>
+      <w:pPr>
+        <w:pStyle w:val="Bibliography"/>
+      </w:pPr>
+      <w:r>
+        <w:t xml:space="preserve">Bensa, Julien, Stefan Bilbao, Richard Kronland-Martinet, and Julius O Smith III. 2003. “The Simulation of Piano String Vibration: From Physical Models to Finite Difference Schemes and Digital Waveguides.”</w:t>
+      </w:r>
+      <w:r>
+        <w:t xml:space="preserve"> </w:t>
+      </w:r>
+      <w:r>
+        <w:rPr>
+          <w:i/>
+        </w:rPr>
+        <w:t xml:space="preserve">The Journal of the Acoustical Society of America</w:t>
+      </w:r>
+      <w:r>
+        <w:t xml:space="preserve"> </w:t>
+      </w:r>
+      <w:r>
+        <w:t xml:space="preserve">114 (2). ASA: 1095–1107.</w:t>
+      </w:r>
+    </w:p>
+    <w:bookmarkEnd w:id="116"/>
+    <w:bookmarkStart w:id="118" w:name="ref-bair"/>
+    <w:p>
+      <w:pPr>
+        <w:pStyle w:val="Bibliography"/>
+      </w:pPr>
+      <w:r>
+        <w:t xml:space="preserve">“Berkeley Artificial Intelligence Research Lab.” n.d.</w:t>
+      </w:r>
+      <w:r>
+        <w:t xml:space="preserve"> </w:t>
+      </w:r>
+      <w:r>
+        <w:rPr>
+          <w:i/>
+        </w:rPr>
+        <w:t xml:space="preserve">The Berkeley Artificial Intelligence Research Blog</w:t>
       </w:r>
       <w:r>
         <w:t xml:space="preserve">.</w:t>
       </w:r>
-    </w:p>
-    <w:bookmarkEnd w:id="113"/>
-    <w:bookmarkStart w:id="114" w:name="ref-bensa2005computational"/>
-    <w:p>
-      <w:pPr>
-        <w:pStyle w:val="Bibliography"/>
-      </w:pPr>
-      <w:r>
-        <w:t xml:space="preserve">Bensa, Julien, Stefan Bilbao, Richard Kronland-Martinet, Julius O Smith, and Thierry Voinier. 2005. “Computational Modeling of Stiff Piano Strings Using Digital Waveguides and Finite Differences.”</w:t>
-      </w:r>
-      <w:r>
-        <w:t xml:space="preserve"> </w:t>
-      </w:r>
-      <w:r>
-        <w:rPr>
-          <w:i/>
-        </w:rPr>
-        <w:t xml:space="preserve">Acta Acustica United with Acustica</w:t>
-      </w:r>
-      <w:r>
-        <w:t xml:space="preserve"> </w:t>
-      </w:r>
-      <w:r>
-        <w:t xml:space="preserve">91 (2). S. Hirzel Verlag: 289–98.</w:t>
-      </w:r>
-    </w:p>
-    <w:bookmarkEnd w:id="114"/>
-    <w:bookmarkStart w:id="115" w:name="ref-bensa2003simulation"/>
-    <w:p>
-      <w:pPr>
-        <w:pStyle w:val="Bibliography"/>
-      </w:pPr>
-      <w:r>
-        <w:t xml:space="preserve">Bensa, Julien, Stefan Bilbao, Richard Kronland-Martinet, and Julius O Smith III. 2003. “The Simulation of Piano String Vibration: From Physical Models to Finite Difference Schemes and Digital Waveguides.”</w:t>
-      </w:r>
-      <w:r>
-        <w:t xml:space="preserve"> </w:t>
-      </w:r>
-      <w:r>
-        <w:rPr>
-          <w:i/>
-        </w:rPr>
-        <w:t xml:space="preserve">The Journal of the Acoustical Society of America</w:t>
-      </w:r>
-      <w:r>
-        <w:t xml:space="preserve"> </w:t>
-      </w:r>
-      <w:r>
-        <w:t xml:space="preserve">114 (2). ASA: 1095–1107.</w:t>
-      </w:r>
-    </w:p>
-    <w:bookmarkEnd w:id="115"/>
-    <w:bookmarkStart w:id="116" w:name="ref-bishop06"/>
-    <w:p>
-      <w:pPr>
-        <w:pStyle w:val="Bibliography"/>
-      </w:pPr>
-      <w:r>
-        <w:t xml:space="preserve">Bishop, Christopher M. 2006.</w:t>
-      </w:r>
-      <w:r>
-        <w:t xml:space="preserve"> </w:t>
-      </w:r>
-      <w:r>
-        <w:rPr>
-          <w:i/>
-        </w:rPr>
-        <w:t xml:space="preserve">Pattern Recognition and Machine Learning</w:t>
-      </w:r>
-      <w:r>
-        <w:t xml:space="preserve">. springer.</w:t>
-      </w:r>
-    </w:p>
-    <w:bookmarkEnd w:id="116"/>
-    <w:bookmarkStart w:id="117" w:name="ref-boulanger2013high"/>
-    <w:p>
-      <w:pPr>
-        <w:pStyle w:val="Bibliography"/>
-      </w:pPr>
-      <w:r>
-        <w:t xml:space="preserve">Boulanger-Lewandowski, Nicolas, Yoshua Bengio, and Pascal Vincent. 2013. “High-Dimensional Sequence Transduction.” In</w:t>
-      </w:r>
-      <w:r>
-        <w:t xml:space="preserve"> </w:t>
-      </w:r>
-      <w:r>
-        <w:rPr>
-          <w:i/>
-        </w:rPr>
-        <w:t xml:space="preserve">Acoustics, Speech and Signal Processing (Icassp), 2013 Ieee International Conference on</w:t>
-      </w:r>
-      <w:r>
-        <w:t xml:space="preserve">, 3178–82. IEEE.</w:t>
-      </w:r>
-    </w:p>
-    <w:bookmarkEnd w:id="117"/>
-    <w:bookmarkStart w:id="118" w:name="ref-boulanger2014phone"/>
-    <w:p>
-      <w:pPr>
-        <w:pStyle w:val="Bibliography"/>
-      </w:pPr>
-      <w:r>
-        <w:t xml:space="preserve">Boulanger-Lewandowski, Nicolas, Jasha Droppo, Mike Seltzer, and Dong Yu. 2014. “Phone Sequence Modeling with Recurrent Neural Networks.” In</w:t>
-      </w:r>
-      <w:r>
-        <w:t xml:space="preserve"> </w:t>
-      </w:r>
-      <w:r>
-        <w:rPr>
-          <w:i/>
-        </w:rPr>
-        <w:t xml:space="preserve">Acoustics, Speech and Signal Processing (Icassp), 2014 Ieee International Conference on</w:t>
-      </w:r>
-      <w:r>
-        <w:t xml:space="preserve">, 5417–21. IEEE.</w:t>
-      </w:r>
-    </w:p>
-    <w:bookmarkEnd w:id="118"/>
-    <w:bookmarkStart w:id="119" w:name="ref-bovermann2016musical"/>
-    <w:p>
-      <w:pPr>
-        <w:pStyle w:val="Bibliography"/>
-      </w:pPr>
-      <w:r>
-        <w:t xml:space="preserve">Bovermann, Till, Alberto de Campo, Hauke Egermann, Sarah-Indriyati Hardjowirogo, and Stefan Weinzierl. 2016.</w:t>
-      </w:r>
-      <w:r>
-        <w:t xml:space="preserve"> </w:t>
-      </w:r>
-      <w:r>
-        <w:rPr>
-          <w:i/>
-        </w:rPr>
-        <w:t xml:space="preserve">Musical Instruments in the 21st Century</w:t>
-      </w:r>
-      <w:r>
-        <w:t xml:space="preserve">. Springer.</w:t>
-      </w:r>
-    </w:p>
-    <w:bookmarkEnd w:id="119"/>
-    <w:bookmarkStart w:id="120" w:name="ref-bock2012polyphonic"/>
-    <w:p>
-      <w:pPr>
-        <w:pStyle w:val="Bibliography"/>
-      </w:pPr>
-      <w:r>
-        <w:t xml:space="preserve">Böck, Sebastian, and Markus Schedl. 2012. “Polyphonic Piano Note Transcription with Recurrent Neural Networks.” In</w:t>
-      </w:r>
-      <w:r>
-        <w:t xml:space="preserve"> </w:t>
-      </w:r>
-      <w:r>
-        <w:rPr>
-          <w:i/>
-        </w:rPr>
-        <w:t xml:space="preserve">Acoustics, Speech and Signal Processing (Icassp), 2012 Ieee International Conference on</w:t>
-      </w:r>
-      <w:r>
-        <w:t xml:space="preserve">, 121–24. IEEE.</w:t>
-      </w:r>
-    </w:p>
-    <w:bookmarkEnd w:id="120"/>
-    <w:bookmarkStart w:id="121" w:name="ref-choi2016automatic"/>
-    <w:p>
-      <w:pPr>
-        <w:pStyle w:val="Bibliography"/>
-      </w:pPr>
-      <w:r>
-        <w:t xml:space="preserve">Choi, Keunwoo, George Fazekas, and Mark Sandler. 2016. “Automatic Tagging Using Deep Convolutional Neural Networks.”</w:t>
-      </w:r>
-      <w:r>
-        <w:t xml:space="preserve"> </w:t>
-      </w:r>
-      <w:r>
-        <w:rPr>
-          <w:i/>
-        </w:rPr>
-        <w:t xml:space="preserve">arXiv Preprint arXiv:1606.00298</w:t>
-      </w:r>
-      <w:r>
-        <w:t xml:space="preserve">.</w:t>
-      </w:r>
-    </w:p>
-    <w:bookmarkEnd w:id="121"/>
-    <w:bookmarkStart w:id="122" w:name="ref-choi2017convolutional"/>
-    <w:p>
-      <w:pPr>
-        <w:pStyle w:val="Bibliography"/>
-      </w:pPr>
-      <w:r>
-        <w:t xml:space="preserve">Choi, Keunwoo, György Fazekas, Mark Sandler, and Kyunghyun Cho. 2017. “Convolutional Recurrent Neural Networks for Music Classification.” In</w:t>
-      </w:r>
-      <w:r>
-        <w:t xml:space="preserve"> </w:t>
-      </w:r>
-      <w:r>
-        <w:rPr>
-          <w:i/>
-        </w:rPr>
-        <w:t xml:space="preserve">Acoustics, Speech and Signal Processing (Icassp), 2017 Ieee International Conference on</w:t>
-      </w:r>
-      <w:r>
-        <w:t xml:space="preserve">, 2392–6. IEEE.</w:t>
-      </w:r>
-    </w:p>
-    <w:bookmarkEnd w:id="122"/>
-    <w:bookmarkStart w:id="123" w:name="ref-costa2017evaluation"/>
-    <w:p>
-      <w:pPr>
-        <w:pStyle w:val="Bibliography"/>
-      </w:pPr>
-      <w:r>
-        <w:t xml:space="preserve">Costa, Yandre MG, Luiz S Oliveira, and Carlos N Silla. 2017. “An Evaluation of Convolutional Neural Networks for Music Classification Using Spectrograms.”</w:t>
-      </w:r>
-      <w:r>
-        <w:t xml:space="preserve"> </w:t>
-      </w:r>
-      <w:r>
-        <w:rPr>
-          <w:i/>
-        </w:rPr>
-        <w:t xml:space="preserve">Applied Soft Computing</w:t>
-      </w:r>
-      <w:r>
-        <w:t xml:space="preserve"> </w:t>
-      </w:r>
-      <w:r>
-        <w:t xml:space="preserve">52. Elsevier: 28–38.</w:t>
-      </w:r>
-    </w:p>
-    <w:bookmarkEnd w:id="123"/>
-    <w:bookmarkStart w:id="124" w:name="ref-dalgleish2014blurring"/>
-    <w:p>
-      <w:pPr>
-        <w:pStyle w:val="Bibliography"/>
-      </w:pPr>
-      <w:r>
-        <w:t xml:space="preserve">Dalgleish, Mathew, Steve Spencer, and Chris Foster. 2014. “BLURRING the Lines: AN Integrated Compositional Model for Digital Musical Instrument Design.” In. Proceedings of the 9th Conference on Interdisciplinary Musicology. CIM14. Berlin, Germany.</w:t>
-      </w:r>
-    </w:p>
-    <w:bookmarkEnd w:id="124"/>
-    <w:bookmarkStart w:id="125" w:name="ref-elman1990finding"/>
-    <w:p>
-      <w:pPr>
-        <w:pStyle w:val="Bibliography"/>
-      </w:pPr>
-      <w:r>
-        <w:t xml:space="preserve">Elman, Jeffrey L. 1990. “Finding Structure in Time.”</w:t>
-      </w:r>
-      <w:r>
-        <w:t xml:space="preserve"> </w:t>
-      </w:r>
-      <w:r>
-        <w:rPr>
-          <w:i/>
-        </w:rPr>
-        <w:t xml:space="preserve">Cognitive Science</w:t>
-      </w:r>
-      <w:r>
-        <w:t xml:space="preserve"> </w:t>
-      </w:r>
-      <w:r>
-        <w:t xml:space="preserve">14 (2). Wiley Online Library: 179–211.</w:t>
-      </w:r>
-    </w:p>
-    <w:bookmarkEnd w:id="125"/>
-    <w:bookmarkStart w:id="126" w:name="ref-engel2017neural"/>
-    <w:p>
-      <w:pPr>
-        <w:pStyle w:val="Bibliography"/>
-      </w:pPr>
-      <w:r>
-        <w:t xml:space="preserve">Engel, Jesse, Cinjon Resnick, Adam Roberts, Sander Dieleman, Douglas Eck, Karen Simonyan, and Mohammad Norouzi. 2017. “Neural Audio Synthesis of Musical Notes with Wavenet Autoencoders.”</w:t>
-      </w:r>
-      <w:r>
-        <w:t xml:space="preserve"> </w:t>
-      </w:r>
-      <w:r>
-        <w:rPr>
-          <w:i/>
-        </w:rPr>
-        <w:t xml:space="preserve">arXiv Preprint arXiv:1704.01279</w:t>
-      </w:r>
-      <w:r>
-        <w:t xml:space="preserve">.</w:t>
-      </w:r>
-    </w:p>
-    <w:bookmarkEnd w:id="126"/>
-    <w:bookmarkStart w:id="127" w:name="ref-forgeard2008practicing"/>
-    <w:p>
-      <w:pPr>
-        <w:pStyle w:val="Bibliography"/>
-      </w:pPr>
-      <w:r>
-        <w:t xml:space="preserve">Forgeard, Marie, Ellen Winner, Andrea Norton, and Gottfried Schlaug. 2008. “Practicing a Musical Instrument in Childhood Is Associated with Enhanced Verbal Ability and Nonverbal Reasoning.”</w:t>
-      </w:r>
-      <w:r>
-        <w:t xml:space="preserve"> </w:t>
-      </w:r>
-      <w:r>
-        <w:rPr>
-          <w:i/>
-        </w:rPr>
-        <w:t xml:space="preserve">PloS One</w:t>
-      </w:r>
-      <w:r>
-        <w:t xml:space="preserve"> </w:t>
-      </w:r>
-      <w:r>
-        <w:t xml:space="preserve">3 (10). Public Library of Science: e3566.</w:t>
-      </w:r>
-    </w:p>
-    <w:bookmarkEnd w:id="127"/>
-    <w:bookmarkStart w:id="128" w:name="ref-frans2017outline"/>
-    <w:p>
-      <w:pPr>
-        <w:pStyle w:val="Bibliography"/>
-      </w:pPr>
-      <w:r>
-        <w:t xml:space="preserve">Frans, Kevin. 2017. “Outline Colorization Through Tandem Adversarial Networks.”</w:t>
-      </w:r>
-      <w:r>
-        <w:t xml:space="preserve"> </w:t>
-      </w:r>
-      <w:r>
-        <w:rPr>
-          <w:i/>
-        </w:rPr>
-        <w:t xml:space="preserve">arXiv Preprint arXiv:1704.08834</w:t>
-      </w:r>
-      <w:r>
-        <w:t xml:space="preserve">.</w:t>
-      </w:r>
-    </w:p>
-    <w:bookmarkEnd w:id="128"/>
-    <w:bookmarkStart w:id="129" w:name="ref-gatys2016image"/>
-    <w:p>
-      <w:pPr>
-        <w:pStyle w:val="Bibliography"/>
-      </w:pPr>
-      <w:r>
-        <w:t xml:space="preserve">Gatys, Leon A, Alexander S Ecker, and Matthias Bethge. 2016. “Image Style Transfer Using Convolutional Neural Networks.” In</w:t>
-      </w:r>
-      <w:r>
-        <w:t xml:space="preserve"> </w:t>
-      </w:r>
-      <w:r>
-        <w:rPr>
-          <w:i/>
-        </w:rPr>
-        <w:t xml:space="preserve">Proceedings of the Ieee Conference on Computer Vision and Pattern Recognition</w:t>
-      </w:r>
-      <w:r>
-        <w:t xml:space="preserve">, 2414–23.</w:t>
-      </w:r>
-    </w:p>
-    <w:bookmarkEnd w:id="129"/>
-    <w:bookmarkStart w:id="130" w:name="ref-goldberg2016primer"/>
-    <w:p>
-      <w:pPr>
-        <w:pStyle w:val="Bibliography"/>
-      </w:pPr>
-      <w:r>
-        <w:t xml:space="preserve">Goldberg, Yoav. 2016. “A Primer on Neural Network Models for Natural Language Processing.”</w:t>
-      </w:r>
-      <w:r>
-        <w:t xml:space="preserve"> </w:t>
-      </w:r>
-      <w:r>
-        <w:rPr>
-          <w:i/>
-        </w:rPr>
-        <w:t xml:space="preserve">J. Artif. Intell. Res.(JAIR)</w:t>
-      </w:r>
-      <w:r>
-        <w:t xml:space="preserve"> </w:t>
-      </w:r>
-      <w:r>
-        <w:t xml:space="preserve">57: 345–420.</w:t>
-      </w:r>
-    </w:p>
-    <w:bookmarkEnd w:id="130"/>
-    <w:bookmarkStart w:id="132" w:name="ref-cnnmoney"/>
-    <w:p>
-      <w:pPr>
-        <w:pStyle w:val="Bibliography"/>
-      </w:pPr>
-      <w:r>
-        <w:t xml:space="preserve">“Google Ceo Sundar Pichai: Artificial Intelligence More ’Profound Than Electricity or Fire’.” n.d.</w:t>
-      </w:r>
-      <w:r>
-        <w:t xml:space="preserve"> </w:t>
-      </w:r>
-      <w:r>
-        <w:rPr>
-          <w:i/>
-        </w:rPr>
-        <w:t xml:space="preserve">CNNMoney</w:t>
-      </w:r>
-      <w:r>
-        <w:t xml:space="preserve">. Cable News Network.</w:t>
-      </w:r>
-      <w:r>
-        <w:t xml:space="preserve"> </w:t>
-      </w:r>
-      <w:hyperlink r:id="rId131">
+      <w:r>
+        <w:t xml:space="preserve"> </w:t>
+      </w:r>
+      <w:hyperlink r:id="rId117">
         <w:r>
           <w:rPr>
             <w:rStyle w:val="Hyperlink"/>
           </w:rPr>
-          <w:t xml:space="preserve">http://money.cnn.com/2018/01/24/technology/sundar-pichai-google-ai-artificial-intelligence/index.html</w:t>
+          <w:t xml:space="preserve">http://bair.berkeley.edu/</w:t>
         </w:r>
       </w:hyperlink>
       <w:r>
         <w:t xml:space="preserve">.</w:t>
       </w:r>
     </w:p>
+    <w:bookmarkEnd w:id="118"/>
+    <w:bookmarkStart w:id="119" w:name="ref-bilbao2009numerical"/>
+    <w:p>
+      <w:pPr>
+        <w:pStyle w:val="Bibliography"/>
+      </w:pPr>
+      <w:r>
+        <w:t xml:space="preserve">Bilbao, Stefan. 2009.</w:t>
+      </w:r>
+      <w:r>
+        <w:t xml:space="preserve"> </w:t>
+      </w:r>
+      <w:r>
+        <w:rPr>
+          <w:i/>
+        </w:rPr>
+        <w:t xml:space="preserve">Numerical Sound Synthesis: Finite Difference Schemes and Simulation in Musical Acoustics</w:t>
+      </w:r>
+      <w:r>
+        <w:t xml:space="preserve">. John Wiley &amp; Sons.</w:t>
+      </w:r>
+    </w:p>
+    <w:bookmarkEnd w:id="119"/>
+    <w:bookmarkStart w:id="120" w:name="ref-bishop06"/>
+    <w:p>
+      <w:pPr>
+        <w:pStyle w:val="Bibliography"/>
+      </w:pPr>
+      <w:r>
+        <w:t xml:space="preserve">Bishop, Christopher M. 2006.</w:t>
+      </w:r>
+      <w:r>
+        <w:t xml:space="preserve"> </w:t>
+      </w:r>
+      <w:r>
+        <w:rPr>
+          <w:i/>
+        </w:rPr>
+        <w:t xml:space="preserve">Pattern Recognition and Machine Learning</w:t>
+      </w:r>
+      <w:r>
+        <w:t xml:space="preserve">. springer.</w:t>
+      </w:r>
+    </w:p>
+    <w:bookmarkEnd w:id="120"/>
+    <w:bookmarkStart w:id="121" w:name="ref-boulanger2013high"/>
+    <w:p>
+      <w:pPr>
+        <w:pStyle w:val="Bibliography"/>
+      </w:pPr>
+      <w:r>
+        <w:t xml:space="preserve">Boulanger-Lewandowski, Nicolas, Yoshua Bengio, and Pascal Vincent. 2013. “High-Dimensional Sequence Transduction.” In</w:t>
+      </w:r>
+      <w:r>
+        <w:t xml:space="preserve"> </w:t>
+      </w:r>
+      <w:r>
+        <w:rPr>
+          <w:i/>
+        </w:rPr>
+        <w:t xml:space="preserve">Acoustics, Speech and Signal Processing (Icassp), 2013 Ieee International Conference on</w:t>
+      </w:r>
+      <w:r>
+        <w:t xml:space="preserve">, 3178–82. IEEE.</w:t>
+      </w:r>
+    </w:p>
+    <w:bookmarkEnd w:id="121"/>
+    <w:bookmarkStart w:id="122" w:name="ref-boulanger2014phone"/>
+    <w:p>
+      <w:pPr>
+        <w:pStyle w:val="Bibliography"/>
+      </w:pPr>
+      <w:r>
+        <w:t xml:space="preserve">Boulanger-Lewandowski, Nicolas, Jasha Droppo, Mike Seltzer, and Dong Yu. 2014. “Phone Sequence Modeling with Recurrent Neural Networks.” In</w:t>
+      </w:r>
+      <w:r>
+        <w:t xml:space="preserve"> </w:t>
+      </w:r>
+      <w:r>
+        <w:rPr>
+          <w:i/>
+        </w:rPr>
+        <w:t xml:space="preserve">Acoustics, Speech and Signal Processing (Icassp), 2014 Ieee International Conference on</w:t>
+      </w:r>
+      <w:r>
+        <w:t xml:space="preserve">, 5417–21. IEEE.</w:t>
+      </w:r>
+    </w:p>
+    <w:bookmarkEnd w:id="122"/>
+    <w:bookmarkStart w:id="123" w:name="ref-bovermann2016musical"/>
+    <w:p>
+      <w:pPr>
+        <w:pStyle w:val="Bibliography"/>
+      </w:pPr>
+      <w:r>
+        <w:t xml:space="preserve">Bovermann, Till, Alberto de Campo, Hauke Egermann, Sarah-Indriyati Hardjowirogo, and Stefan Weinzierl. 2016.</w:t>
+      </w:r>
+      <w:r>
+        <w:t xml:space="preserve"> </w:t>
+      </w:r>
+      <w:r>
+        <w:rPr>
+          <w:i/>
+        </w:rPr>
+        <w:t xml:space="preserve">Musical Instruments in the 21st Century</w:t>
+      </w:r>
+      <w:r>
+        <w:t xml:space="preserve">. Springer.</w:t>
+      </w:r>
+    </w:p>
+    <w:bookmarkEnd w:id="123"/>
+    <w:bookmarkStart w:id="124" w:name="ref-bock2012polyphonic"/>
+    <w:p>
+      <w:pPr>
+        <w:pStyle w:val="Bibliography"/>
+      </w:pPr>
+      <w:r>
+        <w:t xml:space="preserve">Böck, Sebastian, and Markus Schedl. 2012. “Polyphonic Piano Note Transcription with Recurrent Neural Networks.” In</w:t>
+      </w:r>
+      <w:r>
+        <w:t xml:space="preserve"> </w:t>
+      </w:r>
+      <w:r>
+        <w:rPr>
+          <w:i/>
+        </w:rPr>
+        <w:t xml:space="preserve">Acoustics, Speech and Signal Processing (Icassp), 2012 Ieee International Conference on</w:t>
+      </w:r>
+      <w:r>
+        <w:t xml:space="preserve">, 121–24. IEEE.</w:t>
+      </w:r>
+    </w:p>
+    <w:bookmarkEnd w:id="124"/>
+    <w:bookmarkStart w:id="125" w:name="ref-brunette2009review"/>
+    <w:p>
+      <w:pPr>
+        <w:pStyle w:val="Bibliography"/>
+      </w:pPr>
+      <w:r>
+        <w:t xml:space="preserve">Brunette, Emma S, Rory C Flemmer, and Claire L Flemmer. 2009. “A Review of Artificial Intelligence.” In</w:t>
+      </w:r>
+      <w:r>
+        <w:t xml:space="preserve"> </w:t>
+      </w:r>
+      <w:r>
+        <w:rPr>
+          <w:i/>
+        </w:rPr>
+        <w:t xml:space="preserve">Autonomous Robots and Agents, 2009. ICARA 2009. 4th International Conference on</w:t>
+      </w:r>
+      <w:r>
+        <w:t xml:space="preserve">, 385–92. IEEE.</w:t>
+      </w:r>
+    </w:p>
+    <w:bookmarkEnd w:id="125"/>
+    <w:bookmarkStart w:id="127" w:name="ref-caffe"/>
+    <w:p>
+      <w:pPr>
+        <w:pStyle w:val="Bibliography"/>
+      </w:pPr>
+      <w:r>
+        <w:t xml:space="preserve">“Caffe.” n.d.</w:t>
+      </w:r>
+      <w:r>
+        <w:t xml:space="preserve"> </w:t>
+      </w:r>
+      <w:r>
+        <w:rPr>
+          <w:i/>
+        </w:rPr>
+        <w:t xml:space="preserve">Caffe | Model Zoo</w:t>
+      </w:r>
+      <w:r>
+        <w:t xml:space="preserve">.</w:t>
+      </w:r>
+      <w:r>
+        <w:t xml:space="preserve"> </w:t>
+      </w:r>
+      <w:hyperlink r:id="rId126">
+        <w:r>
+          <w:rPr>
+            <w:rStyle w:val="Hyperlink"/>
+          </w:rPr>
+          <w:t xml:space="preserve">http://caffe.berkeleyvision.org/</w:t>
+        </w:r>
+      </w:hyperlink>
+      <w:r>
+        <w:t xml:space="preserve">.</w:t>
+      </w:r>
+    </w:p>
+    <w:bookmarkEnd w:id="127"/>
+    <w:bookmarkStart w:id="128" w:name="ref-choi2016automatic"/>
+    <w:p>
+      <w:pPr>
+        <w:pStyle w:val="Bibliography"/>
+      </w:pPr>
+      <w:r>
+        <w:t xml:space="preserve">Choi, Keunwoo, George Fazekas, and Mark Sandler. 2016. “Automatic Tagging Using Deep Convolutional Neural Networks.”</w:t>
+      </w:r>
+      <w:r>
+        <w:t xml:space="preserve"> </w:t>
+      </w:r>
+      <w:r>
+        <w:rPr>
+          <w:i/>
+        </w:rPr>
+        <w:t xml:space="preserve">arXiv Preprint arXiv:1606.00298</w:t>
+      </w:r>
+      <w:r>
+        <w:t xml:space="preserve">.</w:t>
+      </w:r>
+    </w:p>
+    <w:bookmarkEnd w:id="128"/>
+    <w:bookmarkStart w:id="129" w:name="ref-choi2017convolutional"/>
+    <w:p>
+      <w:pPr>
+        <w:pStyle w:val="Bibliography"/>
+      </w:pPr>
+      <w:r>
+        <w:t xml:space="preserve">Choi, Keunwoo, György Fazekas, Mark Sandler, and Kyunghyun Cho. 2017. “Convolutional Recurrent Neural Networks for Music Classification.” In</w:t>
+      </w:r>
+      <w:r>
+        <w:t xml:space="preserve"> </w:t>
+      </w:r>
+      <w:r>
+        <w:rPr>
+          <w:i/>
+        </w:rPr>
+        <w:t xml:space="preserve">Acoustics, Speech and Signal Processing (Icassp), 2017 Ieee International Conference on</w:t>
+      </w:r>
+      <w:r>
+        <w:t xml:space="preserve">, 2392–6. IEEE.</w:t>
+      </w:r>
+    </w:p>
+    <w:bookmarkEnd w:id="129"/>
+    <w:bookmarkStart w:id="130" w:name="ref-coppin2004artificial"/>
+    <w:p>
+      <w:pPr>
+        <w:pStyle w:val="Bibliography"/>
+      </w:pPr>
+      <w:r>
+        <w:t xml:space="preserve">Coppin, Ben. 2004.</w:t>
+      </w:r>
+      <w:r>
+        <w:t xml:space="preserve"> </w:t>
+      </w:r>
+      <w:r>
+        <w:rPr>
+          <w:i/>
+        </w:rPr>
+        <w:t xml:space="preserve">Artificial Intelligence Illuminated</w:t>
+      </w:r>
+      <w:r>
+        <w:t xml:space="preserve">. Jones; Bartlett Publishers.</w:t>
+      </w:r>
+    </w:p>
+    <w:bookmarkEnd w:id="130"/>
+    <w:bookmarkStart w:id="131" w:name="ref-costa2017evaluation"/>
+    <w:p>
+      <w:pPr>
+        <w:pStyle w:val="Bibliography"/>
+      </w:pPr>
+      <w:r>
+        <w:t xml:space="preserve">Costa, Yandre MG, Luiz S Oliveira, and Carlos N Silla. 2017. “An Evaluation of Convolutional Neural Networks for Music Classification Using Spectrograms.”</w:t>
+      </w:r>
+      <w:r>
+        <w:t xml:space="preserve"> </w:t>
+      </w:r>
+      <w:r>
+        <w:rPr>
+          <w:i/>
+        </w:rPr>
+        <w:t xml:space="preserve">Applied Soft Computing</w:t>
+      </w:r>
+      <w:r>
+        <w:t xml:space="preserve"> </w:t>
+      </w:r>
+      <w:r>
+        <w:t xml:space="preserve">52. Elsevier: 28–38.</w:t>
+      </w:r>
+    </w:p>
+    <w:bookmarkEnd w:id="131"/>
+    <w:bookmarkStart w:id="132" w:name="ref-dalgleish2014blurring"/>
+    <w:p>
+      <w:pPr>
+        <w:pStyle w:val="Bibliography"/>
+      </w:pPr>
+      <w:r>
+        <w:t xml:space="preserve">Dalgleish, Mathew, Steve Spencer, and Chris Foster. 2014. “BLURRING the Lines: AN Integrated Compositional Model for Digital Musical Instrument Design.” In. Proceedings of the 9th Conference on Interdisciplinary Musicology. CIM14. Berlin, Germany.</w:t>
+      </w:r>
+    </w:p>
     <w:bookmarkEnd w:id="132"/>
-    <w:bookmarkStart w:id="133" w:name="ref-gracia2016wave"/>
+    <w:bookmarkStart w:id="134" w:name="ref-eck_2018"/>
     <w:p>
       <w:pPr>
         <w:pStyle w:val="Bibliography"/>
       </w:pPr>
       <w:r>
+        <w:t xml:space="preserve">Eck, Douglas. 2018. “Making Music Using New Sounds Generated with Machine Learning.”</w:t>
+      </w:r>
+      <w:r>
+        <w:t xml:space="preserve"> </w:t>
+      </w:r>
+      <w:r>
+        <w:rPr>
+          <w:i/>
+        </w:rPr>
+        <w:t xml:space="preserve">Google</w:t>
+      </w:r>
+      <w:r>
+        <w:t xml:space="preserve">. Google.</w:t>
+      </w:r>
+      <w:r>
+        <w:t xml:space="preserve"> </w:t>
+      </w:r>
+      <w:hyperlink r:id="rId133">
+        <w:r>
+          <w:rPr>
+            <w:rStyle w:val="Hyperlink"/>
+          </w:rPr>
+          <w:t xml:space="preserve">https://www.blog.google/technology/ai/making-music-using-new-sounds-generated-machine-learning/</w:t>
+        </w:r>
+      </w:hyperlink>
+      <w:r>
+        <w:t xml:space="preserve">.</w:t>
+      </w:r>
+    </w:p>
+    <w:bookmarkEnd w:id="134"/>
+    <w:bookmarkStart w:id="135" w:name="ref-elman1990finding"/>
+    <w:p>
+      <w:pPr>
+        <w:pStyle w:val="Bibliography"/>
+      </w:pPr>
+      <w:r>
+        <w:t xml:space="preserve">Elman, Jeffrey L. 1990. “Finding Structure in Time.”</w:t>
+      </w:r>
+      <w:r>
+        <w:t xml:space="preserve"> </w:t>
+      </w:r>
+      <w:r>
+        <w:rPr>
+          <w:i/>
+        </w:rPr>
+        <w:t xml:space="preserve">Cognitive Science</w:t>
+      </w:r>
+      <w:r>
+        <w:t xml:space="preserve"> </w:t>
+      </w:r>
+      <w:r>
+        <w:t xml:space="preserve">14 (2). Wiley Online Library: 179–211.</w:t>
+      </w:r>
+    </w:p>
+    <w:bookmarkEnd w:id="135"/>
+    <w:bookmarkStart w:id="136" w:name="ref-engel2017neural"/>
+    <w:p>
+      <w:pPr>
+        <w:pStyle w:val="Bibliography"/>
+      </w:pPr>
+      <w:r>
+        <w:t xml:space="preserve">Engel, Jesse, Cinjon Resnick, Adam Roberts, Sander Dieleman, Douglas Eck, Karen Simonyan, and Mohammad Norouzi. 2017. “Neural Audio Synthesis of Musical Notes with Wavenet Autoencoders.”</w:t>
+      </w:r>
+      <w:r>
+        <w:t xml:space="preserve"> </w:t>
+      </w:r>
+      <w:r>
+        <w:rPr>
+          <w:i/>
+        </w:rPr>
+        <w:t xml:space="preserve">arXiv Preprint arXiv:1704.01279</w:t>
+      </w:r>
+      <w:r>
+        <w:t xml:space="preserve">.</w:t>
+      </w:r>
+    </w:p>
+    <w:bookmarkEnd w:id="136"/>
+    <w:bookmarkStart w:id="137" w:name="ref-erickson2017toolkits"/>
+    <w:p>
+      <w:pPr>
+        <w:pStyle w:val="Bibliography"/>
+      </w:pPr>
+      <w:r>
+        <w:t xml:space="preserve">Erickson, Bradley J, Panagiotis Korfiatis, Zeynettin Akkus, Timothy Kline, and Kenneth Philbrick. 2017. “Toolkits and Libraries for Deep Learning.”</w:t>
+      </w:r>
+      <w:r>
+        <w:t xml:space="preserve"> </w:t>
+      </w:r>
+      <w:r>
+        <w:rPr>
+          <w:i/>
+        </w:rPr>
+        <w:t xml:space="preserve">Journal of Digital Imaging</w:t>
+      </w:r>
+      <w:r>
+        <w:t xml:space="preserve"> </w:t>
+      </w:r>
+      <w:r>
+        <w:t xml:space="preserve">30 (4). Springer: 400–405.</w:t>
+      </w:r>
+    </w:p>
+    <w:bookmarkEnd w:id="137"/>
+    <w:bookmarkStart w:id="138" w:name="ref-esteva2017dermatologist"/>
+    <w:p>
+      <w:pPr>
+        <w:pStyle w:val="Bibliography"/>
+      </w:pPr>
+      <w:r>
+        <w:t xml:space="preserve">Esteva, Andre, Brett Kuprel, Roberto A Novoa, Justin Ko, Susan M Swetter, Helen M Blau, and Sebastian Thrun. 2017. “Dermatologist-Level Classification of Skin Cancer with Deep Neural Networks.”</w:t>
+      </w:r>
+      <w:r>
+        <w:t xml:space="preserve"> </w:t>
+      </w:r>
+      <w:r>
+        <w:rPr>
+          <w:i/>
+        </w:rPr>
+        <w:t xml:space="preserve">Nature</w:t>
+      </w:r>
+      <w:r>
+        <w:t xml:space="preserve"> </w:t>
+      </w:r>
+      <w:r>
+        <w:t xml:space="preserve">542 (7639). Nature Research: 115–18.</w:t>
+      </w:r>
+    </w:p>
+    <w:bookmarkEnd w:id="138"/>
+    <w:bookmarkStart w:id="139" w:name="ref-fontana2000using"/>
+    <w:p>
+      <w:pPr>
+        <w:pStyle w:val="Bibliography"/>
+      </w:pPr>
+      <w:r>
+        <w:t xml:space="preserve">Fontana, Federico, Davide Rocchesso, and Enzo Apollonio. 2000. “Using the Waveguide Mesh in Modelling 3D Resonators.” In</w:t>
+      </w:r>
+      <w:r>
+        <w:t xml:space="preserve"> </w:t>
+      </w:r>
+      <w:r>
+        <w:rPr>
+          <w:i/>
+        </w:rPr>
+        <w:t xml:space="preserve">Proc. Conf. On Digital Audio Effects (Dafx-00)</w:t>
+      </w:r>
+      <w:r>
+        <w:t xml:space="preserve">, 229–32.</w:t>
+      </w:r>
+    </w:p>
+    <w:bookmarkEnd w:id="139"/>
+    <w:bookmarkStart w:id="140" w:name="ref-forgeard2008practicing"/>
+    <w:p>
+      <w:pPr>
+        <w:pStyle w:val="Bibliography"/>
+      </w:pPr>
+      <w:r>
+        <w:t xml:space="preserve">Forgeard, Marie, Ellen Winner, Andrea Norton, and Gottfried Schlaug. 2008. “Practicing a Musical Instrument in Childhood Is Associated with Enhanced Verbal Ability and Nonverbal Reasoning.”</w:t>
+      </w:r>
+      <w:r>
+        <w:t xml:space="preserve"> </w:t>
+      </w:r>
+      <w:r>
+        <w:rPr>
+          <w:i/>
+        </w:rPr>
+        <w:t xml:space="preserve">PloS One</w:t>
+      </w:r>
+      <w:r>
+        <w:t xml:space="preserve"> </w:t>
+      </w:r>
+      <w:r>
+        <w:t xml:space="preserve">3 (10). Public Library of Science: e3566.</w:t>
+      </w:r>
+    </w:p>
+    <w:bookmarkEnd w:id="140"/>
+    <w:bookmarkStart w:id="141" w:name="ref-frans2017outline"/>
+    <w:p>
+      <w:pPr>
+        <w:pStyle w:val="Bibliography"/>
+      </w:pPr>
+      <w:r>
+        <w:t xml:space="preserve">Frans, Kevin. 2017. “Outline Colorization Through Tandem Adversarial Networks.”</w:t>
+      </w:r>
+      <w:r>
+        <w:t xml:space="preserve"> </w:t>
+      </w:r>
+      <w:r>
+        <w:rPr>
+          <w:i/>
+        </w:rPr>
+        <w:t xml:space="preserve">arXiv Preprint arXiv:1704.08834</w:t>
+      </w:r>
+      <w:r>
+        <w:t xml:space="preserve">.</w:t>
+      </w:r>
+    </w:p>
+    <w:bookmarkEnd w:id="141"/>
+    <w:bookmarkStart w:id="142" w:name="ref-gatys2016image"/>
+    <w:p>
+      <w:pPr>
+        <w:pStyle w:val="Bibliography"/>
+      </w:pPr>
+      <w:r>
+        <w:t xml:space="preserve">Gatys, Leon A, Alexander S Ecker, and Matthias Bethge. 2016. “Image Style Transfer Using Convolutional Neural Networks.” In</w:t>
+      </w:r>
+      <w:r>
+        <w:t xml:space="preserve"> </w:t>
+      </w:r>
+      <w:r>
+        <w:rPr>
+          <w:i/>
+        </w:rPr>
+        <w:t xml:space="preserve">Proceedings of the Ieee Conference on Computer Vision and Pattern Recognition</w:t>
+      </w:r>
+      <w:r>
+        <w:t xml:space="preserve">, 2414–23.</w:t>
+      </w:r>
+    </w:p>
+    <w:bookmarkEnd w:id="142"/>
+    <w:bookmarkStart w:id="143" w:name="ref-gazi2018understanding"/>
+    <w:p>
+      <w:pPr>
+        <w:pStyle w:val="Bibliography"/>
+      </w:pPr>
+      <w:r>
+        <w:t xml:space="preserve">Gazi, Orhan. 2018.</w:t>
+      </w:r>
+      <w:r>
+        <w:t xml:space="preserve"> </w:t>
+      </w:r>
+      <w:r>
+        <w:rPr>
+          <w:i/>
+        </w:rPr>
+        <w:t xml:space="preserve">Understanding Digital Signal Processing</w:t>
+      </w:r>
+      <w:r>
+        <w:t xml:space="preserve">. Springer.</w:t>
+      </w:r>
+    </w:p>
+    <w:bookmarkEnd w:id="143"/>
+    <w:bookmarkStart w:id="144" w:name="ref-goldberg2016primer"/>
+    <w:p>
+      <w:pPr>
+        <w:pStyle w:val="Bibliography"/>
+      </w:pPr>
+      <w:r>
+        <w:t xml:space="preserve">Goldberg, Yoav. 2016. “A Primer on Neural Network Models for Natural Language Processing.”</w:t>
+      </w:r>
+      <w:r>
+        <w:t xml:space="preserve"> </w:t>
+      </w:r>
+      <w:r>
+        <w:rPr>
+          <w:i/>
+        </w:rPr>
+        <w:t xml:space="preserve">J. Artif. Intell. Res.(JAIR)</w:t>
+      </w:r>
+      <w:r>
+        <w:t xml:space="preserve"> </w:t>
+      </w:r>
+      <w:r>
+        <w:t xml:space="preserve">57: 345–420.</w:t>
+      </w:r>
+    </w:p>
+    <w:bookmarkEnd w:id="144"/>
+    <w:bookmarkStart w:id="145" w:name="ref-goodfellow2016deep"/>
+    <w:p>
+      <w:pPr>
+        <w:pStyle w:val="Bibliography"/>
+      </w:pPr>
+      <w:r>
+        <w:t xml:space="preserve">Goodfellow, Ian, Yoshua Bengio, Aaron Courville, and Yoshua Bengio. 2016.</w:t>
+      </w:r>
+      <w:r>
+        <w:t xml:space="preserve"> </w:t>
+      </w:r>
+      <w:r>
+        <w:rPr>
+          <w:i/>
+        </w:rPr>
+        <w:t xml:space="preserve">Deep Learning</w:t>
+      </w:r>
+      <w:r>
+        <w:t xml:space="preserve">. Vol. 1. MIT press Cambridge.</w:t>
+      </w:r>
+    </w:p>
+    <w:bookmarkEnd w:id="145"/>
+    <w:bookmarkStart w:id="146" w:name="ref-gracia2016wave"/>
+    <w:p>
+      <w:pPr>
+        <w:pStyle w:val="Bibliography"/>
+      </w:pPr>
+      <w:r>
         <w:t xml:space="preserve">Gracia, Xavier, and Tomás Sanz-Perela. 2016. “The Wave Equation for Stiff Strings and Piano Tuning.”</w:t>
       </w:r>
       <w:r>
@@ -25817,8 +26865,8 @@
         <w:t xml:space="preserve">.</w:t>
       </w:r>
     </w:p>
-    <w:bookmarkEnd w:id="133"/>
-    <w:bookmarkStart w:id="134" w:name="ref-graves2013speech"/>
+    <w:bookmarkEnd w:id="146"/>
+    <w:bookmarkStart w:id="147" w:name="ref-graves2013speech"/>
     <w:p>
       <w:pPr>
         <w:pStyle w:val="Bibliography"/>
@@ -25839,14 +26887,14 @@
         <w:t xml:space="preserve">, 6645–9. IEEE.</w:t>
       </w:r>
     </w:p>
-    <w:bookmarkEnd w:id="134"/>
-    <w:bookmarkStart w:id="135" w:name="ref-gregor2016towards"/>
+    <w:bookmarkEnd w:id="147"/>
+    <w:bookmarkStart w:id="148" w:name="ref-grinstein2017audio"/>
     <w:p>
       <w:pPr>
         <w:pStyle w:val="Bibliography"/>
       </w:pPr>
       <w:r>
-        <w:t xml:space="preserve">Gregor, Karol, Frederic Besse, Danilo Jimenez Rezende, Ivo Danihelka, and Daan Wierstra. 2016. “Towards Conceptual Compression.” In</w:t>
+        <w:t xml:space="preserve">Grinstein, Eric, Ngoc Duong, Alexey Ozerov, and Patrick Perez. 2017. “Audio Style Transfer.”</w:t>
       </w:r>
       <w:r>
         <w:t xml:space="preserve"> </w:t>
@@ -25855,20 +26903,387 @@
         <w:rPr>
           <w:i/>
         </w:rPr>
+        <w:t xml:space="preserve">arXiv Preprint arXiv:1710.11385</w:t>
+      </w:r>
+      <w:r>
+        <w:t xml:space="preserve">.</w:t>
+      </w:r>
+    </w:p>
+    <w:bookmarkEnd w:id="148"/>
+    <w:bookmarkStart w:id="149" w:name="ref-gully2017articulatory"/>
+    <w:p>
+      <w:pPr>
+        <w:pStyle w:val="Bibliography"/>
+      </w:pPr>
+      <w:r>
+        <w:t xml:space="preserve">Gully, Amelia J, Takenori Yoshimura, Damian T Murphy, Kei Hashimoto, Yoshihiko Nankaku, and Keiichi Tokuda. 2017. “Articulatory Text-to-Speech Synthesis Using the Digital Waveguide Mesh Driven by a Deep Neural Network.”</w:t>
+      </w:r>
+      <w:r>
+        <w:t xml:space="preserve"> </w:t>
+      </w:r>
+      <w:r>
+        <w:rPr>
+          <w:i/>
+        </w:rPr>
+        <w:t xml:space="preserve">Proc. Interspeech 2017</w:t>
+      </w:r>
+      <w:r>
+        <w:t xml:space="preserve">, 234–38.</w:t>
+      </w:r>
+    </w:p>
+    <w:bookmarkEnd w:id="149"/>
+    <w:bookmarkStart w:id="150" w:name="ref-hagan1996neural"/>
+    <w:p>
+      <w:pPr>
+        <w:pStyle w:val="Bibliography"/>
+      </w:pPr>
+      <w:r>
+        <w:t xml:space="preserve">Hagan, Martin T, Howard B Demuth, Mark H Beale, and others. 1996.</w:t>
+      </w:r>
+      <w:r>
+        <w:t xml:space="preserve"> </w:t>
+      </w:r>
+      <w:r>
+        <w:rPr>
+          <w:i/>
+        </w:rPr>
+        <w:t xml:space="preserve">Neural Network Design</w:t>
+      </w:r>
+      <w:r>
+        <w:t xml:space="preserve">. Vol. 20. Pws Pub. Boston.</w:t>
+      </w:r>
+    </w:p>
+    <w:bookmarkEnd w:id="150"/>
+    <w:bookmarkStart w:id="151" w:name="ref-he2015multimodal"/>
+    <w:p>
+      <w:pPr>
+        <w:pStyle w:val="Bibliography"/>
+      </w:pPr>
+      <w:r>
+        <w:t xml:space="preserve">He, Lang, Dongmei Jiang, Le Yang, Ercheng Pei, Peng Wu, and Hichem Sahli. 2015. “Multimodal Affective Dimension Prediction Using Deep Bidirectional Long Short-Term Memory Recurrent Neural Networks.” In</w:t>
+      </w:r>
+      <w:r>
+        <w:t xml:space="preserve"> </w:t>
+      </w:r>
+      <w:r>
+        <w:rPr>
+          <w:i/>
+        </w:rPr>
+        <w:t xml:space="preserve">Proceedings of the 5th International Workshop on Audio/Visual Emotion Challenge</w:t>
+      </w:r>
+      <w:r>
+        <w:t xml:space="preserve">, 73–80. ACM.</w:t>
+      </w:r>
+    </w:p>
+    <w:bookmarkEnd w:id="151"/>
+    <w:bookmarkStart w:id="152" w:name="ref-hinton2012deep"/>
+    <w:p>
+      <w:pPr>
+        <w:pStyle w:val="Bibliography"/>
+      </w:pPr>
+      <w:r>
+        <w:t xml:space="preserve">Hinton, Geoffrey, Li Deng, Dong Yu, George E Dahl, Abdel-rahman Mohamed, Navdeep Jaitly, Andrew Senior, et al. 2012. “Deep Neural Networks for Acoustic Modeling in Speech Recognition: The Shared Views of Four Research Groups.”</w:t>
+      </w:r>
+      <w:r>
+        <w:t xml:space="preserve"> </w:t>
+      </w:r>
+      <w:r>
+        <w:rPr>
+          <w:i/>
+        </w:rPr>
+        <w:t xml:space="preserve">IEEE Signal Processing Magazine</w:t>
+      </w:r>
+      <w:r>
+        <w:t xml:space="preserve"> </w:t>
+      </w:r>
+      <w:r>
+        <w:t xml:space="preserve">29 (6). IEEE: 82–97.</w:t>
+      </w:r>
+    </w:p>
+    <w:bookmarkEnd w:id="152"/>
+    <w:bookmarkStart w:id="153" w:name="ref-hinton2018matrix"/>
+    <w:p>
+      <w:pPr>
+        <w:pStyle w:val="Bibliography"/>
+      </w:pPr>
+      <w:r>
+        <w:t xml:space="preserve">Hinton, Geoffrey E, Sara Sabour, and Nicholas Frosst. 2018. “Matrix Capsules with Em Routing.”</w:t>
+      </w:r>
+    </w:p>
+    <w:bookmarkEnd w:id="153"/>
+    <w:bookmarkStart w:id="154" w:name="ref-hornik91"/>
+    <w:p>
+      <w:pPr>
+        <w:pStyle w:val="Bibliography"/>
+      </w:pPr>
+      <w:r>
+        <w:t xml:space="preserve">Hornik, Kurt. 1991. “Approximation Capabilities of Multilayer Feedforward Networks.”</w:t>
+      </w:r>
+      <w:r>
+        <w:t xml:space="preserve"> </w:t>
+      </w:r>
+      <w:r>
+        <w:rPr>
+          <w:i/>
+        </w:rPr>
+        <w:t xml:space="preserve">Neural Networks</w:t>
+      </w:r>
+      <w:r>
+        <w:t xml:space="preserve"> </w:t>
+      </w:r>
+      <w:r>
+        <w:t xml:space="preserve">4 (2). Elsevier: 251–57.</w:t>
+      </w:r>
+    </w:p>
+    <w:bookmarkEnd w:id="154"/>
+    <w:bookmarkStart w:id="155" w:name="ref-hornik89"/>
+    <w:p>
+      <w:pPr>
+        <w:pStyle w:val="Bibliography"/>
+      </w:pPr>
+      <w:r>
+        <w:t xml:space="preserve">Hornik, Kurt, Maxwell Stinchcombe, and Halbert White. 1989. “Multilayer Feedforward Networks Are Universal Approximators.”</w:t>
+      </w:r>
+      <w:r>
+        <w:t xml:space="preserve"> </w:t>
+      </w:r>
+      <w:r>
+        <w:rPr>
+          <w:i/>
+        </w:rPr>
+        <w:t xml:space="preserve">Neural Networks</w:t>
+      </w:r>
+      <w:r>
+        <w:t xml:space="preserve"> </w:t>
+      </w:r>
+      <w:r>
+        <w:t xml:space="preserve">2 (5). Elsevier: 359–66.</w:t>
+      </w:r>
+    </w:p>
+    <w:bookmarkEnd w:id="155"/>
+    <w:bookmarkStart w:id="156" w:name="ref-hutchings2017talking"/>
+    <w:p>
+      <w:pPr>
+        <w:pStyle w:val="Bibliography"/>
+      </w:pPr>
+      <w:r>
+        <w:t xml:space="preserve">Hutchings, P. 2017. “Talking Drums: Generating Drum Grooves with Neural Networks.”</w:t>
+      </w:r>
+      <w:r>
+        <w:t xml:space="preserve"> </w:t>
+      </w:r>
+      <w:r>
+        <w:rPr>
+          <w:i/>
+        </w:rPr>
+        <w:t xml:space="preserve">arXiv Preprint arXiv:1706.09558</w:t>
+      </w:r>
+      <w:r>
+        <w:t xml:space="preserve">.</w:t>
+      </w:r>
+    </w:p>
+    <w:bookmarkEnd w:id="156"/>
+    <w:bookmarkStart w:id="157" w:name="ref-hwangimage"/>
+    <w:p>
+      <w:pPr>
+        <w:pStyle w:val="Bibliography"/>
+      </w:pPr>
+      <w:r>
+        <w:t xml:space="preserve">Hwang, Jeff, and You Zhou. 2016. “Image Colorization with Deep Convolutional Neural Networks.”</w:t>
+      </w:r>
+    </w:p>
+    <w:bookmarkEnd w:id="157"/>
+    <w:bookmarkStart w:id="158" w:name="ref-iizuka2016let"/>
+    <w:p>
+      <w:pPr>
+        <w:pStyle w:val="Bibliography"/>
+      </w:pPr>
+      <w:r>
+        <w:t xml:space="preserve">Iizuka, Satoshi, Edgar Simo-Serra, and Hiroshi Ishikawa. 2016. “Let There Be Color!: Joint End-to-End Learning of Global and Local Image Priors for Automatic Image Colorization with Simultaneous Classification.”</w:t>
+      </w:r>
+      <w:r>
+        <w:t xml:space="preserve"> </w:t>
+      </w:r>
+      <w:r>
+        <w:rPr>
+          <w:i/>
+        </w:rPr>
+        <w:t xml:space="preserve">ACM Transactions on Graphics (TOG)</w:t>
+      </w:r>
+      <w:r>
+        <w:t xml:space="preserve"> </w:t>
+      </w:r>
+      <w:r>
+        <w:t xml:space="preserve">35 (4). ACM: 110.</w:t>
+      </w:r>
+    </w:p>
+    <w:bookmarkEnd w:id="158"/>
+    <w:bookmarkStart w:id="159" w:name="ref-isola2016image"/>
+    <w:p>
+      <w:pPr>
+        <w:pStyle w:val="Bibliography"/>
+      </w:pPr>
+      <w:r>
+        <w:t xml:space="preserve">Isola, Phillip, Jun-Yan Zhu, Tinghui Zhou, and Alexei A Efros. 2016. “Image-to-Image Translation with Conditional Adversarial Networks.”</w:t>
+      </w:r>
+      <w:r>
+        <w:t xml:space="preserve"> </w:t>
+      </w:r>
+      <w:r>
+        <w:rPr>
+          <w:i/>
+        </w:rPr>
+        <w:t xml:space="preserve">arXiv Preprint arXiv:1611.07004</w:t>
+      </w:r>
+      <w:r>
+        <w:t xml:space="preserve">.</w:t>
+      </w:r>
+    </w:p>
+    <w:bookmarkEnd w:id="159"/>
+    <w:bookmarkStart w:id="160" w:name="ref-karjalainen2004digital"/>
+    <w:p>
+      <w:pPr>
+        <w:pStyle w:val="Bibliography"/>
+      </w:pPr>
+      <w:r>
+        <w:t xml:space="preserve">Karjalainen, Matti, and Cumhur Erkut. 2004. “Digital Waveguides Versus Finite Difference Structures: Equivalence and Mixed Modeling.”</w:t>
+      </w:r>
+      <w:r>
+        <w:t xml:space="preserve"> </w:t>
+      </w:r>
+      <w:r>
+        <w:rPr>
+          <w:i/>
+        </w:rPr>
+        <w:t xml:space="preserve">EURASIP Journal on Applied Signal Processing</w:t>
+      </w:r>
+      <w:r>
+        <w:t xml:space="preserve"> </w:t>
+      </w:r>
+      <w:r>
+        <w:t xml:space="preserve">2004. Hindawi Publishing Corp.: 978–89.</w:t>
+      </w:r>
+    </w:p>
+    <w:bookmarkEnd w:id="160"/>
+    <w:bookmarkStart w:id="161" w:name="ref-karpathy2014large"/>
+    <w:p>
+      <w:pPr>
+        <w:pStyle w:val="Bibliography"/>
+      </w:pPr>
+      <w:r>
+        <w:t xml:space="preserve">Karpathy, Andrej, George Toderici, Sanketh Shetty, Thomas Leung, Rahul Sukthankar, and Li Fei-Fei. 2014. “Large-Scale Video Classification with Convolutional Neural Networks.” In</w:t>
+      </w:r>
+      <w:r>
+        <w:t xml:space="preserve"> </w:t>
+      </w:r>
+      <w:r>
+        <w:rPr>
+          <w:i/>
+        </w:rPr>
+        <w:t xml:space="preserve">Proceedings of the Ieee Conference on Computer Vision and Pattern Recognition</w:t>
+      </w:r>
+      <w:r>
+        <w:t xml:space="preserve">, 1725–32.</w:t>
+      </w:r>
+    </w:p>
+    <w:bookmarkEnd w:id="161"/>
+    <w:bookmarkStart w:id="163" w:name="ref-keras"/>
+    <w:p>
+      <w:pPr>
+        <w:pStyle w:val="Bibliography"/>
+      </w:pPr>
+      <w:r>
+        <w:t xml:space="preserve">“Keras: The Python Deep Learning Library.” n.d.</w:t>
+      </w:r>
+      <w:r>
+        <w:t xml:space="preserve"> </w:t>
+      </w:r>
+      <w:r>
+        <w:rPr>
+          <w:i/>
+        </w:rPr>
+        <w:t xml:space="preserve">Keras Documentation</w:t>
+      </w:r>
+      <w:r>
+        <w:t xml:space="preserve">.</w:t>
+      </w:r>
+      <w:r>
+        <w:t xml:space="preserve"> </w:t>
+      </w:r>
+      <w:hyperlink r:id="rId162">
+        <w:r>
+          <w:rPr>
+            <w:rStyle w:val="Hyperlink"/>
+          </w:rPr>
+          <w:t xml:space="preserve">https://keras.io/</w:t>
+        </w:r>
+      </w:hyperlink>
+      <w:r>
+        <w:t xml:space="preserve">.</w:t>
+      </w:r>
+    </w:p>
+    <w:bookmarkEnd w:id="163"/>
+    <w:bookmarkStart w:id="164" w:name="ref-khorrami2016deep"/>
+    <w:p>
+      <w:pPr>
+        <w:pStyle w:val="Bibliography"/>
+      </w:pPr>
+      <w:r>
+        <w:t xml:space="preserve">Khorrami, Pooya, Tom Le Paine, Kevin Brady, Charlie Dagli, and Thomas S Huang. 2016. “How Deep Neural Networks Can Improve Emotion Recognition on Video Data.” In</w:t>
+      </w:r>
+      <w:r>
+        <w:t xml:space="preserve"> </w:t>
+      </w:r>
+      <w:r>
+        <w:rPr>
+          <w:i/>
+        </w:rPr>
+        <w:t xml:space="preserve">Image Processing (Icip), 2016 Ieee International Conference on</w:t>
+      </w:r>
+      <w:r>
+        <w:t xml:space="preserve">, 619–23. IEEE.</w:t>
+      </w:r>
+    </w:p>
+    <w:bookmarkEnd w:id="164"/>
+    <w:bookmarkStart w:id="165" w:name="ref-kulkarni2015deep"/>
+    <w:p>
+      <w:pPr>
+        <w:pStyle w:val="Bibliography"/>
+      </w:pPr>
+      <w:r>
+        <w:t xml:space="preserve">Kulkarni, Tejas D, William F Whitney, Pushmeet Kohli, and Josh Tenenbaum. 2015. “Deep Convolutional Inverse Graphics Network.” In</w:t>
+      </w:r>
+      <w:r>
+        <w:t xml:space="preserve"> </w:t>
+      </w:r>
+      <w:r>
+        <w:rPr>
+          <w:i/>
+        </w:rPr>
         <w:t xml:space="preserve">Advances in Neural Information Processing Systems</w:t>
       </w:r>
       <w:r>
-        <w:t xml:space="preserve">, 3549–57.</w:t>
-      </w:r>
-    </w:p>
-    <w:bookmarkEnd w:id="135"/>
-    <w:bookmarkStart w:id="136" w:name="ref-grinstein2017audio"/>
+        <w:t xml:space="preserve">, 2539–47.</w:t>
+      </w:r>
+    </w:p>
+    <w:bookmarkEnd w:id="165"/>
+    <w:bookmarkStart w:id="166" w:name="ref-laird2001physical"/>
     <w:p>
       <w:pPr>
         <w:pStyle w:val="Bibliography"/>
       </w:pPr>
       <w:r>
-        <w:t xml:space="preserve">Grinstein, Eric, Ngoc Duong, Alexey Ozerov, and Patrick Perez. 2017. “Audio Style Transfer.”</w:t>
+        <w:t xml:space="preserve">Laird, Joel Augustus. 2001. “The Physical Modelling of Drums Using Digital Waveguides.” PhD thesis, University of Bristol.</w:t>
+      </w:r>
+    </w:p>
+    <w:bookmarkEnd w:id="166"/>
+    <w:bookmarkStart w:id="167" w:name="ref-larsson2016learning"/>
+    <w:p>
+      <w:pPr>
+        <w:pStyle w:val="Bibliography"/>
+      </w:pPr>
+      <w:r>
+        <w:t xml:space="preserve">Larsson, Gustav, Michael Maire, and Gregory Shakhnarovich. 2016. “Learning Representations for Automatic Colorization.” In</w:t>
       </w:r>
       <w:r>
         <w:t xml:space="preserve"> </w:t>
@@ -25877,20 +27292,150 @@
         <w:rPr>
           <w:i/>
         </w:rPr>
-        <w:t xml:space="preserve">arXiv Preprint arXiv:1710.11385</w:t>
+        <w:t xml:space="preserve">European Conference on Computer Vision</w:t>
+      </w:r>
+      <w:r>
+        <w:t xml:space="preserve">, 577–93. Springer.</w:t>
+      </w:r>
+    </w:p>
+    <w:bookmarkEnd w:id="167"/>
+    <w:bookmarkStart w:id="168" w:name="ref-lecun1998gradient"/>
+    <w:p>
+      <w:pPr>
+        <w:pStyle w:val="Bibliography"/>
+      </w:pPr>
+      <w:r>
+        <w:t xml:space="preserve">LeCun, Yann, Léon Bottou, Yoshua Bengio, and Patrick Haffner. 1998. “Gradient-Based Learning Applied to Document Recognition.”</w:t>
+      </w:r>
+      <w:r>
+        <w:t xml:space="preserve"> </w:t>
+      </w:r>
+      <w:r>
+        <w:rPr>
+          <w:i/>
+        </w:rPr>
+        <w:t xml:space="preserve">Proceedings of the IEEE</w:t>
+      </w:r>
+      <w:r>
+        <w:t xml:space="preserve"> </w:t>
+      </w:r>
+      <w:r>
+        <w:t xml:space="preserve">86 (11). IEEE: 2278–2324.</w:t>
+      </w:r>
+    </w:p>
+    <w:bookmarkEnd w:id="168"/>
+    <w:bookmarkStart w:id="169" w:name="ref-leshno93"/>
+    <w:p>
+      <w:pPr>
+        <w:pStyle w:val="Bibliography"/>
+      </w:pPr>
+      <w:r>
+        <w:t xml:space="preserve">Leshno, Moshe, Vladimir Ya Lin, Allan Pinkus, and Shimon Schocken. 1993. “Multilayer Feedforward Networks with a Nonpolynomial Activation Function Can Approximate Any Function.”</w:t>
+      </w:r>
+      <w:r>
+        <w:t xml:space="preserve"> </w:t>
+      </w:r>
+      <w:r>
+        <w:rPr>
+          <w:i/>
+        </w:rPr>
+        <w:t xml:space="preserve">Neural Networks</w:t>
+      </w:r>
+      <w:r>
+        <w:t xml:space="preserve"> </w:t>
+      </w:r>
+      <w:r>
+        <w:t xml:space="preserve">6 (6). Elsevier: 861–67.</w:t>
+      </w:r>
+    </w:p>
+    <w:bookmarkEnd w:id="169"/>
+    <w:bookmarkStart w:id="170" w:name="ref-lyons2011understanding"/>
+    <w:p>
+      <w:pPr>
+        <w:pStyle w:val="Bibliography"/>
+      </w:pPr>
+      <w:r>
+        <w:t xml:space="preserve">Lyons, Richard G. 2011.</w:t>
+      </w:r>
+      <w:r>
+        <w:t xml:space="preserve"> </w:t>
+      </w:r>
+      <w:r>
+        <w:rPr>
+          <w:i/>
+        </w:rPr>
+        <w:t xml:space="preserve">Understanding Digital Signal Processing, 3/E</w:t>
+      </w:r>
+      <w:r>
+        <w:t xml:space="preserve">. Pearson Education India.</w:t>
+      </w:r>
+    </w:p>
+    <w:bookmarkEnd w:id="170"/>
+    <w:bookmarkStart w:id="171" w:name="ref-maas2013rectifier"/>
+    <w:p>
+      <w:pPr>
+        <w:pStyle w:val="Bibliography"/>
+      </w:pPr>
+      <w:r>
+        <w:t xml:space="preserve">Maas, Andrew L, Awni Y Hannun, and Andrew Y Ng. 2013. “Rectifier Nonlinearities Improve Neural Network Acoustic Models.” In</w:t>
+      </w:r>
+      <w:r>
+        <w:t xml:space="preserve"> </w:t>
+      </w:r>
+      <w:r>
+        <w:rPr>
+          <w:i/>
+        </w:rPr>
+        <w:t xml:space="preserve">Proc. ICML</w:t>
+      </w:r>
+      <w:r>
+        <w:t xml:space="preserve">. Vol. 30. 1.</w:t>
+      </w:r>
+    </w:p>
+    <w:bookmarkEnd w:id="171"/>
+    <w:bookmarkStart w:id="173" w:name="ref-magenta"/>
+    <w:p>
+      <w:pPr>
+        <w:pStyle w:val="Bibliography"/>
+      </w:pPr>
+      <w:r>
+        <w:t xml:space="preserve">“Magenta.” n.d.</w:t>
+      </w:r>
+      <w:r>
+        <w:t xml:space="preserve"> </w:t>
+      </w:r>
+      <w:r>
+        <w:rPr>
+          <w:i/>
+        </w:rPr>
+        <w:t xml:space="preserve">Magenta</w:t>
       </w:r>
       <w:r>
         <w:t xml:space="preserve">.</w:t>
       </w:r>
-    </w:p>
-    <w:bookmarkEnd w:id="136"/>
-    <w:bookmarkStart w:id="137" w:name="ref-hagan1996neural"/>
+      <w:r>
+        <w:t xml:space="preserve"> </w:t>
+      </w:r>
+      <w:hyperlink r:id="rId172">
+        <w:r>
+          <w:rPr>
+            <w:rStyle w:val="Hyperlink"/>
+          </w:rPr>
+          <w:t xml:space="preserve">https://magenta.tensorflow.org/</w:t>
+        </w:r>
+      </w:hyperlink>
+      <w:r>
+        <w:t xml:space="preserve">.</w:t>
+      </w:r>
+    </w:p>
+    <w:bookmarkEnd w:id="173"/>
+    <w:bookmarkStart w:id="174" w:name="ref-mcculloch1943logical"/>
     <w:p>
       <w:pPr>
         <w:pStyle w:val="Bibliography"/>
       </w:pPr>
       <w:r>
-        <w:t xml:space="preserve">Hagan, Martin T, Howard B Demuth, Mark H Beale, and others. 1996.</w:t>
+        <w:t xml:space="preserve">McCulloch, Warren S, and Walter Pitts. 1943. “A Logical Calculus of the Ideas Immanent in Nervous Activity.”</w:t>
       </w:r>
       <w:r>
         <w:t xml:space="preserve"> </w:t>
@@ -25899,20 +27444,23 @@
         <w:rPr>
           <w:i/>
         </w:rPr>
-        <w:t xml:space="preserve">Neural Network Design</w:t>
-      </w:r>
-      <w:r>
-        <w:t xml:space="preserve">. Vol. 20. Pws Pub. Boston.</w:t>
-      </w:r>
-    </w:p>
-    <w:bookmarkEnd w:id="137"/>
-    <w:bookmarkStart w:id="138" w:name="ref-he2015multimodal"/>
+        <w:t xml:space="preserve">The Bulletin of Mathematical Biophysics</w:t>
+      </w:r>
+      <w:r>
+        <w:t xml:space="preserve"> </w:t>
+      </w:r>
+      <w:r>
+        <w:t xml:space="preserve">5 (4). Springer: 115–33.</w:t>
+      </w:r>
+    </w:p>
+    <w:bookmarkEnd w:id="174"/>
+    <w:bookmarkStart w:id="175" w:name="ref-minski1969perceptrons"/>
     <w:p>
       <w:pPr>
         <w:pStyle w:val="Bibliography"/>
       </w:pPr>
       <w:r>
-        <w:t xml:space="preserve">He, Lang, Dongmei Jiang, Le Yang, Ercheng Pei, Peng Wu, and Hichem Sahli. 2015. “Multimodal Affective Dimension Prediction Using Deep Bidirectional Long Short-Term Memory Recurrent Neural Networks.” In</w:t>
+        <w:t xml:space="preserve">Minski, Marvin L, and Seymour A Papert. 1969. “Perceptrons: An Introduction to Computational Geometry.”</w:t>
       </w:r>
       <w:r>
         <w:t xml:space="preserve"> </w:t>
@@ -25921,20 +27469,20 @@
         <w:rPr>
           <w:i/>
         </w:rPr>
-        <w:t xml:space="preserve">Proceedings of the 5th International Workshop on Audio/Visual Emotion Challenge</w:t>
-      </w:r>
-      <w:r>
-        <w:t xml:space="preserve">, 73–80. ACM.</w:t>
-      </w:r>
-    </w:p>
-    <w:bookmarkEnd w:id="138"/>
-    <w:bookmarkStart w:id="139" w:name="ref-hinton2012deep"/>
+        <w:t xml:space="preserve">MA: MIT Press, Cambridge</w:t>
+      </w:r>
+      <w:r>
+        <w:t xml:space="preserve">.</w:t>
+      </w:r>
+    </w:p>
+    <w:bookmarkEnd w:id="175"/>
+    <w:bookmarkStart w:id="176" w:name="ref-mital2017time"/>
     <w:p>
       <w:pPr>
         <w:pStyle w:val="Bibliography"/>
       </w:pPr>
       <w:r>
-        <w:t xml:space="preserve">Hinton, Geoffrey, Li Deng, Dong Yu, George E Dahl, Abdel-rahman Mohamed, Navdeep Jaitly, Andrew Senior, et al. 2012. “Deep Neural Networks for Acoustic Modeling in Speech Recognition: The Shared Views of Four Research Groups.”</w:t>
+        <w:t xml:space="preserve">Mital, Parag K. 2017. “Time Domain Neural Audio Style Transfer.”</w:t>
       </w:r>
       <w:r>
         <w:t xml:space="preserve"> </w:t>
@@ -25943,23 +27491,20 @@
         <w:rPr>
           <w:i/>
         </w:rPr>
-        <w:t xml:space="preserve">IEEE Signal Processing Magazine</w:t>
-      </w:r>
-      <w:r>
-        <w:t xml:space="preserve"> </w:t>
-      </w:r>
-      <w:r>
-        <w:t xml:space="preserve">29 (6). IEEE: 82–97.</w:t>
-      </w:r>
-    </w:p>
-    <w:bookmarkEnd w:id="139"/>
-    <w:bookmarkStart w:id="140" w:name="ref-hornik91"/>
+        <w:t xml:space="preserve">arXiv Preprint arXiv:1711.11160</w:t>
+      </w:r>
+      <w:r>
+        <w:t xml:space="preserve">.</w:t>
+      </w:r>
+    </w:p>
+    <w:bookmarkEnd w:id="176"/>
+    <w:bookmarkStart w:id="177" w:name="ref-mizutani2000derivation"/>
     <w:p>
       <w:pPr>
         <w:pStyle w:val="Bibliography"/>
       </w:pPr>
       <w:r>
-        <w:t xml:space="preserve">Hornik, Kurt. 1991. “Approximation Capabilities of Multilayer Feedforward Networks.”</w:t>
+        <w:t xml:space="preserve">Mizutani, Eiji, Stuart E Dreyfus, and Kenichi Nishio. 2000. “On Derivation of Mlp Backpropagation from the Kelley-Bryson Optimal-Control Gradient Formula and Its Application.” In</w:t>
       </w:r>
       <w:r>
         <w:t xml:space="preserve"> </w:t>
@@ -25968,23 +27513,512 @@
         <w:rPr>
           <w:i/>
         </w:rPr>
+        <w:t xml:space="preserve">Neural Networks, 2000. IJCNN 2000, Proceedings of the Ieee-Inns-Enns International Joint Conference on</w:t>
+      </w:r>
+      <w:r>
+        <w:t xml:space="preserve">, 2:167–72. IEEE.</w:t>
+      </w:r>
+    </w:p>
+    <w:bookmarkEnd w:id="177"/>
+    <w:bookmarkStart w:id="178" w:name="ref-mullen2006physical"/>
+    <w:p>
+      <w:pPr>
+        <w:pStyle w:val="Bibliography"/>
+      </w:pPr>
+      <w:r>
+        <w:t xml:space="preserve">Mullen, Jack. 2006. “Physical Modelling of the Vocal Tract with the 2D Digital Waveguide Mesh.” PhD thesis, University of York.</w:t>
+      </w:r>
+    </w:p>
+    <w:bookmarkEnd w:id="178"/>
+    <w:bookmarkStart w:id="180" w:name="ref-neon"/>
+    <w:p>
+      <w:pPr>
+        <w:pStyle w:val="Bibliography"/>
+      </w:pPr>
+      <w:r>
+        <w:t xml:space="preserve">“Neon.” n.d.</w:t>
+      </w:r>
+      <w:r>
+        <w:t xml:space="preserve"> </w:t>
+      </w:r>
+      <w:r>
+        <w:rPr>
+          <w:i/>
+        </w:rPr>
+        <w:t xml:space="preserve">Intel AI</w:t>
+      </w:r>
+      <w:r>
+        <w:t xml:space="preserve">.</w:t>
+      </w:r>
+      <w:r>
+        <w:t xml:space="preserve"> </w:t>
+      </w:r>
+      <w:hyperlink r:id="rId179">
+        <w:r>
+          <w:rPr>
+            <w:rStyle w:val="Hyperlink"/>
+          </w:rPr>
+          <w:t xml:space="preserve">https://ai.intel.com/neon/</w:t>
+        </w:r>
+      </w:hyperlink>
+      <w:r>
+        <w:t xml:space="preserve">.</w:t>
+      </w:r>
+    </w:p>
+    <w:bookmarkEnd w:id="180"/>
+    <w:bookmarkStart w:id="181" w:name="ref-olson2017applied"/>
+    <w:p>
+      <w:pPr>
+        <w:pStyle w:val="Bibliography"/>
+      </w:pPr>
+      <w:r>
+        <w:t xml:space="preserve">Olson, Tim, and Levitt. 2017.</w:t>
+      </w:r>
+      <w:r>
+        <w:t xml:space="preserve"> </w:t>
+      </w:r>
+      <w:r>
+        <w:rPr>
+          <w:i/>
+        </w:rPr>
+        <w:t xml:space="preserve">Applied Fourier Analysis</w:t>
+      </w:r>
+      <w:r>
+        <w:t xml:space="preserve">. Springer.</w:t>
+      </w:r>
+    </w:p>
+    <w:bookmarkEnd w:id="181"/>
+    <w:bookmarkStart w:id="182" w:name="ref-omar2017predicting"/>
+    <w:p>
+      <w:pPr>
+        <w:pStyle w:val="Bibliography"/>
+      </w:pPr>
+      <w:r>
+        <w:t xml:space="preserve">Omar, Normah, Zulaikha ‘Amirah Johari, and Malcolm Smith. 2017. “Predicting Fraudulent Financial Reporting Using Artificial Neural Network.”</w:t>
+      </w:r>
+      <w:r>
+        <w:t xml:space="preserve"> </w:t>
+      </w:r>
+      <w:r>
+        <w:rPr>
+          <w:i/>
+        </w:rPr>
+        <w:t xml:space="preserve">Journal of Financial Crime</w:t>
+      </w:r>
+      <w:r>
+        <w:t xml:space="preserve"> </w:t>
+      </w:r>
+      <w:r>
+        <w:t xml:space="preserve">24 (2). Emerald Publishing Limited: 362–87.</w:t>
+      </w:r>
+    </w:p>
+    <w:bookmarkEnd w:id="182"/>
+    <w:bookmarkStart w:id="183" w:name="ref-oord2016pixel"/>
+    <w:p>
+      <w:pPr>
+        <w:pStyle w:val="Bibliography"/>
+      </w:pPr>
+      <w:r>
+        <w:t xml:space="preserve">Oord, Aaron van den, Nal Kalchbrenner, and Koray Kavukcuoglu. 2016. “Pixel Recurrent Neural Networks.”</w:t>
+      </w:r>
+      <w:r>
+        <w:t xml:space="preserve"> </w:t>
+      </w:r>
+      <w:r>
+        <w:rPr>
+          <w:i/>
+        </w:rPr>
+        <w:t xml:space="preserve">arXiv Preprint arXiv:1601.06759</w:t>
+      </w:r>
+      <w:r>
+        <w:t xml:space="preserve">.</w:t>
+      </w:r>
+    </w:p>
+    <w:bookmarkEnd w:id="183"/>
+    <w:bookmarkStart w:id="184" w:name="ref-van2016conditional"/>
+    <w:p>
+      <w:pPr>
+        <w:pStyle w:val="Bibliography"/>
+      </w:pPr>
+      <w:r>
+        <w:t xml:space="preserve">Oord, Aaron van den, Nal Kalchbrenner, Lasse Espeholt, Oriol Vinyals, Alex Graves, and others. 2016. “Conditional Image Generation with Pixelcnn Decoders.” In</w:t>
+      </w:r>
+      <w:r>
+        <w:t xml:space="preserve"> </w:t>
+      </w:r>
+      <w:r>
+        <w:rPr>
+          <w:i/>
+        </w:rPr>
+        <w:t xml:space="preserve">Advances in Neural Information Processing Systems</w:t>
+      </w:r>
+      <w:r>
+        <w:t xml:space="preserve">, 4790–8.</w:t>
+      </w:r>
+    </w:p>
+    <w:bookmarkEnd w:id="184"/>
+    <w:bookmarkStart w:id="185" w:name="ref-pang2017convolution"/>
+    <w:p>
+      <w:pPr>
+        <w:pStyle w:val="Bibliography"/>
+      </w:pPr>
+      <w:r>
+        <w:t xml:space="preserve">Pang, Yanwei, Manli Sun, Xiaoheng Jiang, and Xuelong Li. 2017. “Convolution in Convolution for Network in Network.”</w:t>
+      </w:r>
+      <w:r>
+        <w:t xml:space="preserve"> </w:t>
+      </w:r>
+      <w:r>
+        <w:rPr>
+          <w:i/>
+        </w:rPr>
+        <w:t xml:space="preserve">IEEE Transactions on Neural Networks and Learning Systems</w:t>
+      </w:r>
+      <w:r>
+        <w:t xml:space="preserve">. IEEE.</w:t>
+      </w:r>
+    </w:p>
+    <w:bookmarkEnd w:id="185"/>
+    <w:bookmarkStart w:id="187" w:name="ref-parker_2018"/>
+    <w:p>
+      <w:pPr>
+        <w:pStyle w:val="Bibliography"/>
+      </w:pPr>
+      <w:r>
+        <w:t xml:space="preserve">Parker, Ceri. 2018. “Artificial Intelligence Could Be Our Saviour, According to the Ceo of Google.”</w:t>
+      </w:r>
+      <w:r>
+        <w:t xml:space="preserve"> </w:t>
+      </w:r>
+      <w:r>
+        <w:rPr>
+          <w:i/>
+        </w:rPr>
+        <w:t xml:space="preserve">World Economic Forum</w:t>
+      </w:r>
+      <w:r>
+        <w:t xml:space="preserve">.</w:t>
+      </w:r>
+      <w:r>
+        <w:t xml:space="preserve"> </w:t>
+      </w:r>
+      <w:hyperlink r:id="rId186">
+        <w:r>
+          <w:rPr>
+            <w:rStyle w:val="Hyperlink"/>
+          </w:rPr>
+          <w:t xml:space="preserve">https://www.weforum.org/agenda/2018/01/google-ceo-ai-will-be-bigger-than-electricity-or-fire/</w:t>
+        </w:r>
+      </w:hyperlink>
+      <w:r>
+        <w:t xml:space="preserve">.</w:t>
+      </w:r>
+    </w:p>
+    <w:bookmarkEnd w:id="187"/>
+    <w:bookmarkStart w:id="188" w:name="ref-parker1985learning"/>
+    <w:p>
+      <w:pPr>
+        <w:pStyle w:val="Bibliography"/>
+      </w:pPr>
+      <w:r>
+        <w:t xml:space="preserve">Parker, David B. 1985. “Learning Logic.”</w:t>
+      </w:r>
+    </w:p>
+    <w:bookmarkEnd w:id="188"/>
+    <w:bookmarkStart w:id="189" w:name="ref-parvat2017survey"/>
+    <w:p>
+      <w:pPr>
+        <w:pStyle w:val="Bibliography"/>
+      </w:pPr>
+      <w:r>
+        <w:t xml:space="preserve">Parvat, Aniruddha, Jai Chavan, Siddhesh Kadam, Souradeep Dev, and Vidhi Pathak. 2017. “A Survey of Deep-Learning Frameworks.” In</w:t>
+      </w:r>
+      <w:r>
+        <w:t xml:space="preserve"> </w:t>
+      </w:r>
+      <w:r>
+        <w:rPr>
+          <w:i/>
+        </w:rPr>
+        <w:t xml:space="preserve">Inventive Systems and Control (Icisc), 2017 International Conference on</w:t>
+      </w:r>
+      <w:r>
+        <w:t xml:space="preserve">, 1–7. IEEE.</w:t>
+      </w:r>
+    </w:p>
+    <w:bookmarkEnd w:id="189"/>
+    <w:bookmarkStart w:id="190" w:name="ref-pereyra2012harmonic"/>
+    <w:p>
+      <w:pPr>
+        <w:pStyle w:val="Bibliography"/>
+      </w:pPr>
+      <w:r>
+        <w:t xml:space="preserve">Pereyra, María Cristina, and Lesley A Ward. 2012.</w:t>
+      </w:r>
+      <w:r>
+        <w:t xml:space="preserve"> </w:t>
+      </w:r>
+      <w:r>
+        <w:rPr>
+          <w:i/>
+        </w:rPr>
+        <w:t xml:space="preserve">Harmonic Analysis: From Fourier to Wavelets</w:t>
+      </w:r>
+      <w:r>
+        <w:t xml:space="preserve">. Vol. 63. American Mathematical Soc.</w:t>
+      </w:r>
+    </w:p>
+    <w:bookmarkEnd w:id="190"/>
+    <w:bookmarkStart w:id="191" w:name="ref-pfalz2018generating"/>
+    <w:p>
+      <w:pPr>
+        <w:pStyle w:val="Bibliography"/>
+      </w:pPr>
+      <w:r>
+        <w:t xml:space="preserve">Pfalz, Andrew. 2018. “Generating Audio Using Recurrent Neural Networks.”</w:t>
+      </w:r>
+    </w:p>
+    <w:bookmarkEnd w:id="191"/>
+    <w:bookmarkStart w:id="192" w:name="ref-raschka2015python"/>
+    <w:p>
+      <w:pPr>
+        <w:pStyle w:val="Bibliography"/>
+      </w:pPr>
+      <w:r>
+        <w:t xml:space="preserve">Raschka, Sebastian. 2015.</w:t>
+      </w:r>
+      <w:r>
+        <w:t xml:space="preserve"> </w:t>
+      </w:r>
+      <w:r>
+        <w:rPr>
+          <w:i/>
+        </w:rPr>
+        <w:t xml:space="preserve">Python Machine Learning</w:t>
+      </w:r>
+      <w:r>
+        <w:t xml:space="preserve">. Packt Publishing Ltd.</w:t>
+      </w:r>
+    </w:p>
+    <w:bookmarkEnd w:id="192"/>
+    <w:bookmarkStart w:id="193" w:name="ref-reiffenstein2006codification"/>
+    <w:p>
+      <w:pPr>
+        <w:pStyle w:val="Bibliography"/>
+      </w:pPr>
+      <w:r>
+        <w:t xml:space="preserve">Reiffenstein, Tim. 2006. “Codification, Patents and the Geography of Knowledge Transfer in the Electronic Musical Instrument Industry.”</w:t>
+      </w:r>
+      <w:r>
+        <w:t xml:space="preserve"> </w:t>
+      </w:r>
+      <w:r>
+        <w:rPr>
+          <w:i/>
+        </w:rPr>
+        <w:t xml:space="preserve">The Canadian Geographer/Le Géographe Canadien</w:t>
+      </w:r>
+      <w:r>
+        <w:t xml:space="preserve"> </w:t>
+      </w:r>
+      <w:r>
+        <w:t xml:space="preserve">50 (3). Wiley Online Library: 298–318.</w:t>
+      </w:r>
+    </w:p>
+    <w:bookmarkEnd w:id="193"/>
+    <w:bookmarkStart w:id="194" w:name="ref-rigaud2013parametric"/>
+    <w:p>
+      <w:pPr>
+        <w:pStyle w:val="Bibliography"/>
+      </w:pPr>
+      <w:r>
+        <w:t xml:space="preserve">Rigaud, François, Bertrand David, and Laurent Daudet. 2013. “A Parametric Model and Estimation Techniques for the Inharmonicity and Tuning of the Piano.”</w:t>
+      </w:r>
+      <w:r>
+        <w:t xml:space="preserve"> </w:t>
+      </w:r>
+      <w:r>
+        <w:rPr>
+          <w:i/>
+        </w:rPr>
+        <w:t xml:space="preserve">The Journal of the Acoustical Society of America</w:t>
+      </w:r>
+      <w:r>
+        <w:t xml:space="preserve"> </w:t>
+      </w:r>
+      <w:r>
+        <w:t xml:space="preserve">133 (5). ASA: 3107–18.</w:t>
+      </w:r>
+    </w:p>
+    <w:bookmarkEnd w:id="194"/>
+    <w:bookmarkStart w:id="195" w:name="ref-risi2017neuroevolution"/>
+    <w:p>
+      <w:pPr>
+        <w:pStyle w:val="Bibliography"/>
+      </w:pPr>
+      <w:r>
+        <w:t xml:space="preserve">Risi, Sebastian, and Julian Togelius. 2017. “Neuroevolution in Games: State of the Art and Open Challenges.”</w:t>
+      </w:r>
+      <w:r>
+        <w:t xml:space="preserve"> </w:t>
+      </w:r>
+      <w:r>
+        <w:rPr>
+          <w:i/>
+        </w:rPr>
+        <w:t xml:space="preserve">IEEE Transactions on Computational Intelligence and AI in Games</w:t>
+      </w:r>
+      <w:r>
+        <w:t xml:space="preserve"> </w:t>
+      </w:r>
+      <w:r>
+        <w:t xml:space="preserve">9 (1). IEEE: 25–41.</w:t>
+      </w:r>
+    </w:p>
+    <w:bookmarkEnd w:id="195"/>
+    <w:bookmarkStart w:id="196" w:name="ref-roberts2018learning"/>
+    <w:p>
+      <w:pPr>
+        <w:pStyle w:val="Bibliography"/>
+      </w:pPr>
+      <w:r>
+        <w:t xml:space="preserve">Roberts, Adam, Jesse Engel, Sageev Oore, and Douglas Eck. 2018. “Learning Latent Representations of Music to Generate Interactive Musical Palettes.”</w:t>
+      </w:r>
+    </w:p>
+    <w:bookmarkEnd w:id="196"/>
+    <w:bookmarkStart w:id="197" w:name="ref-roberts2018hierarchical"/>
+    <w:p>
+      <w:pPr>
+        <w:pStyle w:val="Bibliography"/>
+      </w:pPr>
+      <w:r>
+        <w:t xml:space="preserve">Roberts, Adam, Jesse Engel, Colin Raffel, Curtis Hawthorne, and Douglas Eck. 2018. “A Hierarchical Latent Vector Model for Learning Long-Term Structure in Music.”</w:t>
+      </w:r>
+      <w:r>
+        <w:t xml:space="preserve"> </w:t>
+      </w:r>
+      <w:r>
+        <w:rPr>
+          <w:i/>
+        </w:rPr>
+        <w:t xml:space="preserve">arXiv Preprint arXiv:1803.05428</w:t>
+      </w:r>
+      <w:r>
+        <w:t xml:space="preserve">.</w:t>
+      </w:r>
+    </w:p>
+    <w:bookmarkEnd w:id="197"/>
+    <w:bookmarkStart w:id="198" w:name="ref-Rosenblatt57"/>
+    <w:p>
+      <w:pPr>
+        <w:pStyle w:val="Bibliography"/>
+      </w:pPr>
+      <w:r>
+        <w:t xml:space="preserve">Rosenblatt, Frank. 1957.</w:t>
+      </w:r>
+      <w:r>
+        <w:t xml:space="preserve"> </w:t>
+      </w:r>
+      <w:r>
+        <w:rPr>
+          <w:i/>
+        </w:rPr>
+        <w:t xml:space="preserve">The Perceptron, a Perceiving and Recognizing Automaton Project Para</w:t>
+      </w:r>
+      <w:r>
+        <w:t xml:space="preserve">. Cornell Aeronautical Laboratory.</w:t>
+      </w:r>
+    </w:p>
+    <w:bookmarkEnd w:id="198"/>
+    <w:bookmarkStart w:id="199" w:name="ref-rosenblatt1958perceptron"/>
+    <w:p>
+      <w:pPr>
+        <w:pStyle w:val="Bibliography"/>
+      </w:pPr>
+      <w:r>
+        <w:t xml:space="preserve">———. 1958. “The Perceptron: A Probabilistic Model for Information Storage and Organization in the Brain.”</w:t>
+      </w:r>
+      <w:r>
+        <w:t xml:space="preserve"> </w:t>
+      </w:r>
+      <w:r>
+        <w:rPr>
+          <w:i/>
+        </w:rPr>
+        <w:t xml:space="preserve">Psychological Review</w:t>
+      </w:r>
+      <w:r>
+        <w:t xml:space="preserve"> </w:t>
+      </w:r>
+      <w:r>
+        <w:t xml:space="preserve">65 (6). American Psychological Association: 386.</w:t>
+      </w:r>
+    </w:p>
+    <w:bookmarkEnd w:id="199"/>
+    <w:bookmarkStart w:id="200" w:name="ref-rumelhart1985learning"/>
+    <w:p>
+      <w:pPr>
+        <w:pStyle w:val="Bibliography"/>
+      </w:pPr>
+      <w:r>
+        <w:t xml:space="preserve">Rumelhart, David E, Geoffrey E Hinton, and Ronald J Williams. 1985. “Learning Internal Representations by Error Propagation.” California Univ San Diego La Jolla Inst for Cognitive Science.</w:t>
+      </w:r>
+    </w:p>
+    <w:bookmarkEnd w:id="200"/>
+    <w:bookmarkStart w:id="201" w:name="ref-sabour2017dynamic"/>
+    <w:p>
+      <w:pPr>
+        <w:pStyle w:val="Bibliography"/>
+      </w:pPr>
+      <w:r>
+        <w:t xml:space="preserve">Sabour, Sara, Nicholas Frosst, and Geoffrey E Hinton. 2017. “Dynamic Routing Between Capsules.” In</w:t>
+      </w:r>
+      <w:r>
+        <w:t xml:space="preserve"> </w:t>
+      </w:r>
+      <w:r>
+        <w:rPr>
+          <w:i/>
+        </w:rPr>
+        <w:t xml:space="preserve">Advances in Neural Information Processing Systems</w:t>
+      </w:r>
+      <w:r>
+        <w:t xml:space="preserve">, 3856–66.</w:t>
+      </w:r>
+    </w:p>
+    <w:bookmarkEnd w:id="201"/>
+    <w:bookmarkStart w:id="202" w:name="ref-sainath2015deep"/>
+    <w:p>
+      <w:pPr>
+        <w:pStyle w:val="Bibliography"/>
+      </w:pPr>
+      <w:r>
+        <w:t xml:space="preserve">Sainath, Tara N, Brian Kingsbury, George Saon, Hagen Soltau, Abdel-rahman Mohamed, George Dahl, and Bhuvana Ramabhadran. 2015. “Deep Convolutional Neural Networks for Large-Scale Speech Tasks.”</w:t>
+      </w:r>
+      <w:r>
+        <w:t xml:space="preserve"> </w:t>
+      </w:r>
+      <w:r>
+        <w:rPr>
+          <w:i/>
+        </w:rPr>
         <w:t xml:space="preserve">Neural Networks</w:t>
       </w:r>
       <w:r>
         <w:t xml:space="preserve"> </w:t>
       </w:r>
       <w:r>
-        <w:t xml:space="preserve">4 (2). Elsevier: 251–57.</w:t>
-      </w:r>
-    </w:p>
-    <w:bookmarkEnd w:id="140"/>
-    <w:bookmarkStart w:id="141" w:name="ref-hornik89"/>
+        <w:t xml:space="preserve">64. Elsevier: 39–48.</w:t>
+      </w:r>
+    </w:p>
+    <w:bookmarkEnd w:id="202"/>
+    <w:bookmarkStart w:id="203" w:name="ref-sak2015fast"/>
     <w:p>
       <w:pPr>
         <w:pStyle w:val="Bibliography"/>
       </w:pPr>
       <w:r>
-        <w:t xml:space="preserve">Hornik, Kurt, Maxwell Stinchcombe, and Halbert White. 1989. “Multilayer Feedforward Networks Are Universal Approximators.”</w:t>
+        <w:t xml:space="preserve">Sak, Haşim, Andrew Senior, Kanishka Rao, and Françoise Beaufays. 2015. “Fast and Accurate Recurrent Neural Network Acoustic Models for Speech Recognition.”</w:t>
       </w:r>
       <w:r>
         <w:t xml:space="preserve"> </w:t>
@@ -25993,23 +28027,111 @@
         <w:rPr>
           <w:i/>
         </w:rPr>
+        <w:t xml:space="preserve">arXiv Preprint arXiv:1507.06947</w:t>
+      </w:r>
+      <w:r>
+        <w:t xml:space="preserve">.</w:t>
+      </w:r>
+    </w:p>
+    <w:bookmarkEnd w:id="203"/>
+    <w:bookmarkStart w:id="204" w:name="ref-salsa2016partial"/>
+    <w:p>
+      <w:pPr>
+        <w:pStyle w:val="Bibliography"/>
+      </w:pPr>
+      <w:r>
+        <w:t xml:space="preserve">Salsa, Sandro. 2016.</w:t>
+      </w:r>
+      <w:r>
+        <w:t xml:space="preserve"> </w:t>
+      </w:r>
+      <w:r>
+        <w:rPr>
+          <w:i/>
+        </w:rPr>
+        <w:t xml:space="preserve">Partial Differential Equations in Action: From Modelling to Theory</w:t>
+      </w:r>
+      <w:r>
+        <w:t xml:space="preserve">. Vol. 99. Springer.</w:t>
+      </w:r>
+    </w:p>
+    <w:bookmarkEnd w:id="204"/>
+    <w:bookmarkStart w:id="205" w:name="ref-sangkloy2016scribbler"/>
+    <w:p>
+      <w:pPr>
+        <w:pStyle w:val="Bibliography"/>
+      </w:pPr>
+      <w:r>
+        <w:t xml:space="preserve">Sangkloy, Patsorn, Jingwan Lu, Chen Fang, Fisher Yu, and James Hays. 2016. “Scribbler: Controlling Deep Image Synthesis with Sketch and Color.”</w:t>
+      </w:r>
+      <w:r>
+        <w:t xml:space="preserve"> </w:t>
+      </w:r>
+      <w:r>
+        <w:rPr>
+          <w:i/>
+        </w:rPr>
+        <w:t xml:space="preserve">arXiv Preprint arXiv:1612.00835</w:t>
+      </w:r>
+      <w:r>
+        <w:t xml:space="preserve">.</w:t>
+      </w:r>
+    </w:p>
+    <w:bookmarkEnd w:id="205"/>
+    <w:bookmarkStart w:id="206" w:name="ref-sarroff2014musical"/>
+    <w:p>
+      <w:pPr>
+        <w:pStyle w:val="Bibliography"/>
+      </w:pPr>
+      <w:r>
+        <w:t xml:space="preserve">Sarroff, Andy M, and Michael A Casey. 2014. “Musical Audio Synthesis Using Autoencoding Neural Nets.” In</w:t>
+      </w:r>
+      <w:r>
+        <w:t xml:space="preserve"> </w:t>
+      </w:r>
+      <w:r>
+        <w:rPr>
+          <w:i/>
+        </w:rPr>
+        <w:t xml:space="preserve">ICMC</w:t>
+      </w:r>
+      <w:r>
+        <w:t xml:space="preserve">.</w:t>
+      </w:r>
+    </w:p>
+    <w:bookmarkEnd w:id="206"/>
+    <w:bookmarkStart w:id="207" w:name="ref-schmidhuber2015deep"/>
+    <w:p>
+      <w:pPr>
+        <w:pStyle w:val="Bibliography"/>
+      </w:pPr>
+      <w:r>
+        <w:t xml:space="preserve">Schmidhuber, Jürgen. 2015. “Deep Learning in Neural Networks: An Overview.”</w:t>
+      </w:r>
+      <w:r>
+        <w:t xml:space="preserve"> </w:t>
+      </w:r>
+      <w:r>
+        <w:rPr>
+          <w:i/>
+        </w:rPr>
         <w:t xml:space="preserve">Neural Networks</w:t>
       </w:r>
       <w:r>
         <w:t xml:space="preserve"> </w:t>
       </w:r>
       <w:r>
-        <w:t xml:space="preserve">2 (5). Elsevier: 359–66.</w:t>
-      </w:r>
-    </w:p>
-    <w:bookmarkEnd w:id="141"/>
-    <w:bookmarkStart w:id="142" w:name="ref-hutchings2017talking"/>
+        <w:t xml:space="preserve">61. Elsevier: 85–117.</w:t>
+      </w:r>
+    </w:p>
+    <w:bookmarkEnd w:id="207"/>
+    <w:bookmarkStart w:id="209" w:name="ref-torch"/>
     <w:p>
       <w:pPr>
         <w:pStyle w:val="Bibliography"/>
       </w:pPr>
       <w:r>
-        <w:t xml:space="preserve">Hutchings, P. 2017. “Talking Drums: Generating Drum Grooves with Neural Networks.”</w:t>
+        <w:t xml:space="preserve">“Scientific Computing for Luajit.” n.d.</w:t>
       </w:r>
       <w:r>
         <w:t xml:space="preserve"> </w:t>
@@ -26018,30 +28140,56 @@
         <w:rPr>
           <w:i/>
         </w:rPr>
-        <w:t xml:space="preserve">arXiv Preprint arXiv:1706.09558</w:t>
+        <w:t xml:space="preserve">Torch</w:t>
       </w:r>
       <w:r>
         <w:t xml:space="preserve">.</w:t>
       </w:r>
-    </w:p>
-    <w:bookmarkEnd w:id="142"/>
-    <w:bookmarkStart w:id="143" w:name="ref-hwangimage"/>
+      <w:r>
+        <w:t xml:space="preserve"> </w:t>
+      </w:r>
+      <w:hyperlink r:id="rId208">
+        <w:r>
+          <w:rPr>
+            <w:rStyle w:val="Hyperlink"/>
+          </w:rPr>
+          <w:t xml:space="preserve">http://torch.ch/</w:t>
+        </w:r>
+      </w:hyperlink>
+      <w:r>
+        <w:t xml:space="preserve">.</w:t>
+      </w:r>
+    </w:p>
+    <w:bookmarkEnd w:id="209"/>
+    <w:bookmarkStart w:id="210" w:name="ref-serra2007state"/>
     <w:p>
       <w:pPr>
         <w:pStyle w:val="Bibliography"/>
       </w:pPr>
       <w:r>
-        <w:t xml:space="preserve">Hwang, Jeff, and You Zhou. 2016. “Image Colorization with Deep Convolutional Neural Networks.”</w:t>
-      </w:r>
-    </w:p>
-    <w:bookmarkEnd w:id="143"/>
-    <w:bookmarkStart w:id="144" w:name="ref-iizuka2016let"/>
+        <w:t xml:space="preserve">Serra, Xavier. 2007. “State of the Art and Future Directions in Musical Sound Synthesis.” In</w:t>
+      </w:r>
+      <w:r>
+        <w:t xml:space="preserve"> </w:t>
+      </w:r>
+      <w:r>
+        <w:rPr>
+          <w:i/>
+        </w:rPr>
+        <w:t xml:space="preserve">Multimedia Signal Processing, 2007. MMSP 2007. IEEE 9th Workshop on</w:t>
+      </w:r>
+      <w:r>
+        <w:t xml:space="preserve">, 9–12. IEEE.</w:t>
+      </w:r>
+    </w:p>
+    <w:bookmarkEnd w:id="210"/>
+    <w:bookmarkStart w:id="212" w:name="ref-shead_2016"/>
     <w:p>
       <w:pPr>
         <w:pStyle w:val="Bibliography"/>
       </w:pPr>
       <w:r>
-        <w:t xml:space="preserve">Iizuka, Satoshi, Edgar Simo-Serra, and Hiroshi Ishikawa. 2016. “Let There Be Color!: Joint End-to-End Learning of Global and Local Image Priors for Automatic Image Colorization with Simultaneous Classification.”</w:t>
+        <w:t xml:space="preserve">Shead, Sam. 2016. “Microsoft Exec: ’AI Is the Most Important Technology That Anybody on the Planet Is Working on Today’.”</w:t>
       </w:r>
       <w:r>
         <w:t xml:space="preserve"> </w:t>
@@ -26050,23 +28198,34 @@
         <w:rPr>
           <w:i/>
         </w:rPr>
-        <w:t xml:space="preserve">ACM Transactions on Graphics (TOG)</w:t>
-      </w:r>
-      <w:r>
-        <w:t xml:space="preserve"> </w:t>
-      </w:r>
-      <w:r>
-        <w:t xml:space="preserve">35 (4). ACM: 110.</w:t>
-      </w:r>
-    </w:p>
-    <w:bookmarkEnd w:id="144"/>
-    <w:bookmarkStart w:id="145" w:name="ref-isola2016image"/>
+        <w:t xml:space="preserve">Business Insider Deutschland</w:t>
+      </w:r>
+      <w:r>
+        <w:t xml:space="preserve">. BI.</w:t>
+      </w:r>
+      <w:r>
+        <w:t xml:space="preserve"> </w:t>
+      </w:r>
+      <w:hyperlink r:id="rId211">
+        <w:r>
+          <w:rPr>
+            <w:rStyle w:val="Hyperlink"/>
+          </w:rPr>
+          <w:t xml:space="preserve">https://www.businessinsider.de/microsoft-exec-ai-is-the-most-important-technology-that-anybody-on-the-planet-is-working-on-today-2016-5?r=UK&amp;IR=T</w:t>
+        </w:r>
+      </w:hyperlink>
+      <w:r>
+        <w:t xml:space="preserve">.</w:t>
+      </w:r>
+    </w:p>
+    <w:bookmarkEnd w:id="212"/>
+    <w:bookmarkStart w:id="213" w:name="ref-shi2016benchmarking"/>
     <w:p>
       <w:pPr>
         <w:pStyle w:val="Bibliography"/>
       </w:pPr>
       <w:r>
-        <w:t xml:space="preserve">Isola, Phillip, Jun-Yan Zhu, Tinghui Zhou, and Alexei A Efros. 2016. “Image-to-Image Translation with Conditional Adversarial Networks.”</w:t>
+        <w:t xml:space="preserve">Shi, Shaohuai, Qiang Wang, Pengfei Xu, and Xiaowen Chu. 2016. “Benchmarking State-of-the-Art Deep Learning Software Tools.” In</w:t>
       </w:r>
       <w:r>
         <w:t xml:space="preserve"> </w:t>
@@ -26075,20 +28234,67 @@
         <w:rPr>
           <w:i/>
         </w:rPr>
-        <w:t xml:space="preserve">arXiv Preprint arXiv:1611.07004</w:t>
+        <w:t xml:space="preserve">Cloud Computing and Big Data (Ccbd), 2016 7th International Conference on</w:t>
+      </w:r>
+      <w:r>
+        <w:t xml:space="preserve">, 99–104. IEEE.</w:t>
+      </w:r>
+    </w:p>
+    <w:bookmarkEnd w:id="213"/>
+    <w:bookmarkStart w:id="214" w:name="ref-sigtia2016end"/>
+    <w:p>
+      <w:pPr>
+        <w:pStyle w:val="Bibliography"/>
+      </w:pPr>
+      <w:r>
+        <w:t xml:space="preserve">Sigtia, Siddharth, Emmanouil Benetos, and Simon Dixon. 2016. “An End-to-End Neural Network for Polyphonic Piano Music Transcription.”</w:t>
+      </w:r>
+      <w:r>
+        <w:t xml:space="preserve"> </w:t>
+      </w:r>
+      <w:r>
+        <w:rPr>
+          <w:i/>
+        </w:rPr>
+        <w:t xml:space="preserve">IEEE/ACM Transactions on Audio, Speech and Language Processing (TASLP)</w:t>
+      </w:r>
+      <w:r>
+        <w:t xml:space="preserve"> </w:t>
+      </w:r>
+      <w:r>
+        <w:t xml:space="preserve">24 (5). IEEE Press: 927–39.</w:t>
+      </w:r>
+    </w:p>
+    <w:bookmarkEnd w:id="214"/>
+    <w:bookmarkStart w:id="215" w:name="ref-smith2006basic"/>
+    <w:p>
+      <w:pPr>
+        <w:pStyle w:val="Bibliography"/>
+      </w:pPr>
+      <w:r>
+        <w:t xml:space="preserve">Smith, JO. 2006. “A Basic Introduction to Digital Waveguide Synthesis (for the Technically Inclined).”</w:t>
+      </w:r>
+      <w:r>
+        <w:t xml:space="preserve"> </w:t>
+      </w:r>
+      <w:r>
+        <w:rPr>
+          <w:i/>
+        </w:rPr>
+        <w:t xml:space="preserve">Center for Computer Research in Music and Acoustics (CCRMA), Stanford University. Http://Ccrma. Stanford. Edu/~ Jos/Swgt</w:t>
       </w:r>
       <w:r>
         <w:t xml:space="preserve">.</w:t>
       </w:r>
     </w:p>
-    <w:bookmarkEnd w:id="145"/>
-    <w:bookmarkStart w:id="146" w:name="ref-jiang1999image"/>
+    <w:bookmarkEnd w:id="215"/>
+    <w:bookmarkStart w:id="216" w:name="ref-smith1992physical"/>
     <w:p>
       <w:pPr>
         <w:pStyle w:val="Bibliography"/>
       </w:pPr>
       <w:r>
-        <w:t xml:space="preserve">Jiang, J. 1999. “Image Compression with Neural Networks–a Survey.”</w:t>
+        <w:t xml:space="preserve">Smith, Julius O. 1992. “Physical Modeling Using Digital Waveguides.”</w:t>
       </w:r>
       <w:r>
         <w:t xml:space="preserve"> </w:t>
@@ -26097,23 +28303,23 @@
         <w:rPr>
           <w:i/>
         </w:rPr>
-        <w:t xml:space="preserve">Signal Processing: Image Communication</w:t>
-      </w:r>
-      <w:r>
-        <w:t xml:space="preserve"> </w:t>
-      </w:r>
-      <w:r>
-        <w:t xml:space="preserve">14 (9). Elsevier: 737–60.</w:t>
-      </w:r>
-    </w:p>
-    <w:bookmarkEnd w:id="146"/>
-    <w:bookmarkStart w:id="147" w:name="ref-johnston2017improved"/>
+        <w:t xml:space="preserve">Computer Music Journal</w:t>
+      </w:r>
+      <w:r>
+        <w:t xml:space="preserve"> </w:t>
+      </w:r>
+      <w:r>
+        <w:t xml:space="preserve">16 (4). JSTOR: 74–91.</w:t>
+      </w:r>
+    </w:p>
+    <w:bookmarkEnd w:id="216"/>
+    <w:bookmarkStart w:id="217" w:name="ref-smith2008digital"/>
     <w:p>
       <w:pPr>
         <w:pStyle w:val="Bibliography"/>
       </w:pPr>
       <w:r>
-        <w:t xml:space="preserve">Johnston, Nick, Damien Vincent, David Minnen, Michele Covell, Saurabh Singh, Troy Chinen, Sung Jin Hwang, Joel Shor, and George Toderici. 2017. “Improved Lossy Image Compression with Priming and Spatially Adaptive Bit Rates for Recurrent Networks.”</w:t>
+        <w:t xml:space="preserve">———. 2008. “Digital Waveguide Architectures for Virtual Musical Instruments.” In</w:t>
       </w:r>
       <w:r>
         <w:t xml:space="preserve"> </w:t>
@@ -26122,20 +28328,180 @@
         <w:rPr>
           <w:i/>
         </w:rPr>
-        <w:t xml:space="preserve">arXiv Preprint arXiv:1703.10114</w:t>
+        <w:t xml:space="preserve">Handbook of Signal Processing in Acoustics</w:t>
+      </w:r>
+      <w:r>
+        <w:t xml:space="preserve">, 399–417. Springer.</w:t>
+      </w:r>
+    </w:p>
+    <w:bookmarkEnd w:id="217"/>
+    <w:bookmarkStart w:id="218" w:name="ref-smith1997scientist"/>
+    <w:p>
+      <w:pPr>
+        <w:pStyle w:val="Bibliography"/>
+      </w:pPr>
+      <w:r>
+        <w:t xml:space="preserve">Smith, Steven W, and others. 1997. “The Scientist and Engineer’s Guide to Digital Signal Processing.” California Technical Pub. San Diego.</w:t>
+      </w:r>
+    </w:p>
+    <w:bookmarkEnd w:id="218"/>
+    <w:bookmarkStart w:id="219" w:name="ref-socher2014recursive"/>
+    <w:p>
+      <w:pPr>
+        <w:pStyle w:val="Bibliography"/>
+      </w:pPr>
+      <w:r>
+        <w:t xml:space="preserve">Socher, Richard. 2014. “Recursive Deep Learning for Natural Language Processing and Computer Vision.” Citeseer.</w:t>
+      </w:r>
+    </w:p>
+    <w:bookmarkEnd w:id="219"/>
+    <w:bookmarkStart w:id="220" w:name="ref-sorensen1987real"/>
+    <w:p>
+      <w:pPr>
+        <w:pStyle w:val="Bibliography"/>
+      </w:pPr>
+      <w:r>
+        <w:t xml:space="preserve">Sorensen, H V, D Jones, Michael Heideman, and C Burrus. 1987. “Real-Valued Fast Fourier Transform Algorithms.”</w:t>
+      </w:r>
+      <w:r>
+        <w:t xml:space="preserve"> </w:t>
+      </w:r>
+      <w:r>
+        <w:rPr>
+          <w:i/>
+        </w:rPr>
+        <w:t xml:space="preserve">IEEE Transactions on Acoustics, Speech, and Signal Processing</w:t>
+      </w:r>
+      <w:r>
+        <w:t xml:space="preserve"> </w:t>
+      </w:r>
+      <w:r>
+        <w:t xml:space="preserve">35 (6). IEEE: 849–63.</w:t>
+      </w:r>
+    </w:p>
+    <w:bookmarkEnd w:id="220"/>
+    <w:bookmarkStart w:id="221" w:name="ref-southall2016automatic"/>
+    <w:p>
+      <w:pPr>
+        <w:pStyle w:val="Bibliography"/>
+      </w:pPr>
+      <w:r>
+        <w:t xml:space="preserve">Southall, Carl, Ryan Stables, and Jason Hockman. 2016. “Automatic Drum Transcription Using Bi-Directional Recurrent Neural Networks.” In</w:t>
+      </w:r>
+      <w:r>
+        <w:t xml:space="preserve"> </w:t>
+      </w:r>
+      <w:r>
+        <w:rPr>
+          <w:i/>
+        </w:rPr>
+        <w:t xml:space="preserve">ISMIR</w:t>
+      </w:r>
+      <w:r>
+        <w:t xml:space="preserve">, 591–97.</w:t>
+      </w:r>
+    </w:p>
+    <w:bookmarkEnd w:id="221"/>
+    <w:bookmarkStart w:id="222" w:name="ref-stanley2007compositional"/>
+    <w:p>
+      <w:pPr>
+        <w:pStyle w:val="Bibliography"/>
+      </w:pPr>
+      <w:r>
+        <w:t xml:space="preserve">Stanley, Kenneth O. 2007. “Compositional Pattern Producing Networks: A Novel Abstraction of Development.”</w:t>
+      </w:r>
+      <w:r>
+        <w:t xml:space="preserve"> </w:t>
+      </w:r>
+      <w:r>
+        <w:rPr>
+          <w:i/>
+        </w:rPr>
+        <w:t xml:space="preserve">Genetic Programming and Evolvable Machines</w:t>
+      </w:r>
+      <w:r>
+        <w:t xml:space="preserve"> </w:t>
+      </w:r>
+      <w:r>
+        <w:t xml:space="preserve">8 (2). Springer: 131–62.</w:t>
+      </w:r>
+    </w:p>
+    <w:bookmarkEnd w:id="222"/>
+    <w:bookmarkStart w:id="223" w:name="ref-staudt2016development"/>
+    <w:p>
+      <w:pPr>
+        <w:pStyle w:val="Bibliography"/>
+      </w:pPr>
+      <w:r>
+        <w:t xml:space="preserve">Staudt, Pascal. 2016. “Development of a Digital Musical Instrument with Embedded Sound Synthesis.”</w:t>
+      </w:r>
+    </w:p>
+    <w:bookmarkEnd w:id="223"/>
+    <w:bookmarkStart w:id="224" w:name="ref-stein2003princeton"/>
+    <w:p>
+      <w:pPr>
+        <w:pStyle w:val="Bibliography"/>
+      </w:pPr>
+      <w:r>
+        <w:t xml:space="preserve">Stein, Elias M, and Rami Shakarchi. 2003.</w:t>
+      </w:r>
+      <w:r>
+        <w:t xml:space="preserve"> </w:t>
+      </w:r>
+      <w:r>
+        <w:rPr>
+          <w:i/>
+        </w:rPr>
+        <w:t xml:space="preserve">Princeton Lectures in Analysis</w:t>
+      </w:r>
+      <w:r>
+        <w:t xml:space="preserve">. Princeton University Press.</w:t>
+      </w:r>
+    </w:p>
+    <w:bookmarkEnd w:id="224"/>
+    <w:bookmarkStart w:id="226" w:name="ref-tensorflow"/>
+    <w:p>
+      <w:pPr>
+        <w:pStyle w:val="Bibliography"/>
+      </w:pPr>
+      <w:r>
+        <w:t xml:space="preserve">“TensorFlow.” n.d.</w:t>
+      </w:r>
+      <w:r>
+        <w:t xml:space="preserve"> </w:t>
+      </w:r>
+      <w:r>
+        <w:rPr>
+          <w:i/>
+        </w:rPr>
+        <w:t xml:space="preserve">TensorFlow</w:t>
       </w:r>
       <w:r>
         <w:t xml:space="preserve">.</w:t>
       </w:r>
-    </w:p>
-    <w:bookmarkEnd w:id="147"/>
-    <w:bookmarkStart w:id="148" w:name="ref-karjalainen2004digital"/>
+      <w:r>
+        <w:t xml:space="preserve"> </w:t>
+      </w:r>
+      <w:hyperlink r:id="rId225">
+        <w:r>
+          <w:rPr>
+            <w:rStyle w:val="Hyperlink"/>
+          </w:rPr>
+          <w:t xml:space="preserve">https://www.tensorflow.org/</w:t>
+        </w:r>
+      </w:hyperlink>
+      <w:r>
+        <w:t xml:space="preserve">.</w:t>
+      </w:r>
+    </w:p>
+    <w:bookmarkEnd w:id="226"/>
+    <w:bookmarkStart w:id="228" w:name="ref-tesserato_2018"/>
     <w:p>
       <w:pPr>
         <w:pStyle w:val="Bibliography"/>
       </w:pPr>
       <w:r>
-        <w:t xml:space="preserve">Karjalainen, Matti, and Cumhur Erkut. 2004. “Digital Waveguides Versus Finite Difference Structures: Equivalence and Mixed Modeling.”</w:t>
+        <w:t xml:space="preserve">Tesserato. 2018. “Tesserato/Tesserato.github.io.”</w:t>
       </w:r>
       <w:r>
         <w:t xml:space="preserve"> </w:t>
@@ -26144,23 +28510,34 @@
         <w:rPr>
           <w:i/>
         </w:rPr>
-        <w:t xml:space="preserve">EURASIP Journal on Applied Signal Processing</w:t>
-      </w:r>
-      <w:r>
-        <w:t xml:space="preserve"> </w:t>
-      </w:r>
-      <w:r>
-        <w:t xml:space="preserve">2004. Hindawi Publishing Corp.: 978–89.</w:t>
-      </w:r>
-    </w:p>
-    <w:bookmarkEnd w:id="148"/>
-    <w:bookmarkStart w:id="149" w:name="ref-karpathy2014large"/>
+        <w:t xml:space="preserve">GitHub</w:t>
+      </w:r>
+      <w:r>
+        <w:t xml:space="preserve">. Carlos Tarjano.</w:t>
+      </w:r>
+      <w:r>
+        <w:t xml:space="preserve"> </w:t>
+      </w:r>
+      <w:hyperlink r:id="rId227">
+        <w:r>
+          <w:rPr>
+            <w:rStyle w:val="Hyperlink"/>
+          </w:rPr>
+          <w:t xml:space="preserve">https://github.com/tesserato/tesserato.github.io</w:t>
+        </w:r>
+      </w:hyperlink>
+      <w:r>
+        <w:t xml:space="preserve">.</w:t>
+      </w:r>
+    </w:p>
+    <w:bookmarkEnd w:id="228"/>
+    <w:bookmarkStart w:id="229" w:name="ref-theis2015generative"/>
     <w:p>
       <w:pPr>
         <w:pStyle w:val="Bibliography"/>
       </w:pPr>
       <w:r>
-        <w:t xml:space="preserve">Karpathy, Andrej, George Toderici, Sanketh Shetty, Thomas Leung, Rahul Sukthankar, and Li Fei-Fei. 2014. “Large-Scale Video Classification with Convolutional Neural Networks.” In</w:t>
+        <w:t xml:space="preserve">Theis, Lucas, and Matthias Bethge. 2015. “Generative Image Modeling Using Spatial Lstms.” In</w:t>
       </w:r>
       <w:r>
         <w:t xml:space="preserve"> </w:t>
@@ -26169,20 +28546,20 @@
         <w:rPr>
           <w:i/>
         </w:rPr>
-        <w:t xml:space="preserve">Proceedings of the Ieee Conference on Computer Vision and Pattern Recognition</w:t>
-      </w:r>
-      <w:r>
-        <w:t xml:space="preserve">, 1725–32.</w:t>
-      </w:r>
-    </w:p>
-    <w:bookmarkEnd w:id="149"/>
-    <w:bookmarkStart w:id="150" w:name="ref-khorrami2016deep"/>
+        <w:t xml:space="preserve">Advances in Neural Information Processing Systems</w:t>
+      </w:r>
+      <w:r>
+        <w:t xml:space="preserve">, 1927–35.</w:t>
+      </w:r>
+    </w:p>
+    <w:bookmarkEnd w:id="229"/>
+    <w:bookmarkStart w:id="230" w:name="ref-tuohy2006evolved"/>
     <w:p>
       <w:pPr>
         <w:pStyle w:val="Bibliography"/>
       </w:pPr>
       <w:r>
-        <w:t xml:space="preserve">Khorrami, Pooya, Tom Le Paine, Kevin Brady, Charlie Dagli, and Thomas S Huang. 2016. “How Deep Neural Networks Can Improve Emotion Recognition on Video Data.” In</w:t>
+        <w:t xml:space="preserve">Tuohy, Daniel R, Walter D Potter, and Artificial Intelligence Center. 2006. “An Evolved Neural Network/Hc Hybrid for Tablature Creation in Ga-Based Guitar Arranging.” In</w:t>
       </w:r>
       <w:r>
         <w:t xml:space="preserve"> </w:t>
@@ -26191,20 +28568,20 @@
         <w:rPr>
           <w:i/>
         </w:rPr>
-        <w:t xml:space="preserve">Image Processing (Icip), 2016 Ieee International Conference on</w:t>
-      </w:r>
-      <w:r>
-        <w:t xml:space="preserve">, 619–23. IEEE.</w:t>
-      </w:r>
-    </w:p>
-    <w:bookmarkEnd w:id="150"/>
-    <w:bookmarkStart w:id="151" w:name="ref-kulkarni2015deep"/>
+        <w:t xml:space="preserve">ICMC</w:t>
+      </w:r>
+      <w:r>
+        <w:t xml:space="preserve">.</w:t>
+      </w:r>
+    </w:p>
+    <w:bookmarkEnd w:id="230"/>
+    <w:bookmarkStart w:id="231" w:name="ref-van2016wavenet"/>
     <w:p>
       <w:pPr>
         <w:pStyle w:val="Bibliography"/>
       </w:pPr>
       <w:r>
-        <w:t xml:space="preserve">Kulkarni, Tejas D, William F Whitney, Pushmeet Kohli, and Josh Tenenbaum. 2015. “Deep Convolutional Inverse Graphics Network.” In</w:t>
+        <w:t xml:space="preserve">Van Den Oord, Aaron, Sander Dieleman, Heiga Zen, Karen Simonyan, Oriol Vinyals, Alex Graves, Nal Kalchbrenner, Andrew Senior, and Koray Kavukcuoglu. 2016. “Wavenet: A Generative Model for Raw Audio.”</w:t>
       </w:r>
       <w:r>
         <w:t xml:space="preserve"> </w:t>
@@ -26213,20 +28590,111 @@
         <w:rPr>
           <w:i/>
         </w:rPr>
+        <w:t xml:space="preserve">arXiv Preprint arXiv:1609.03499</w:t>
+      </w:r>
+      <w:r>
+        <w:t xml:space="preserve">.</w:t>
+      </w:r>
+    </w:p>
+    <w:bookmarkEnd w:id="231"/>
+    <w:bookmarkStart w:id="232" w:name="ref-van1993physical"/>
+    <w:p>
+      <w:pPr>
+        <w:pStyle w:val="Bibliography"/>
+      </w:pPr>
+      <w:r>
+        <w:t xml:space="preserve">Van Duyne, Scott A, and Julius O Smith. 1993. “Physical Modeling with the 2-d Digital Waveguide Mesh.” In</w:t>
+      </w:r>
+      <w:r>
+        <w:t xml:space="preserve"> </w:t>
+      </w:r>
+      <w:r>
+        <w:rPr>
+          <w:i/>
+        </w:rPr>
+        <w:t xml:space="preserve">Proceedings of the International Computer Music Conference</w:t>
+      </w:r>
+      <w:r>
+        <w:t xml:space="preserve">, 40–40. INTERNATIONAL COMPUTER MUSIC ACCOCIATION.</w:t>
+      </w:r>
+    </w:p>
+    <w:bookmarkEnd w:id="232"/>
+    <w:bookmarkStart w:id="233" w:name="ref-van1995tetrahedral"/>
+    <w:p>
+      <w:pPr>
+        <w:pStyle w:val="Bibliography"/>
+      </w:pPr>
+      <w:r>
+        <w:t xml:space="preserve">———. 1995. “The Tetrahedral Digital Waveguide Mesh.” In</w:t>
+      </w:r>
+      <w:r>
+        <w:t xml:space="preserve"> </w:t>
+      </w:r>
+      <w:r>
+        <w:rPr>
+          <w:i/>
+        </w:rPr>
+        <w:t xml:space="preserve">Applications of Signal Processing to Audio and Acoustics, 1995., Ieee Assp Workshop on</w:t>
+      </w:r>
+      <w:r>
+        <w:t xml:space="preserve">, 234–37. IEEE.</w:t>
+      </w:r>
+    </w:p>
+    <w:bookmarkEnd w:id="233"/>
+    <w:bookmarkStart w:id="234" w:name="ref-vaughn2000music"/>
+    <w:p>
+      <w:pPr>
+        <w:pStyle w:val="Bibliography"/>
+      </w:pPr>
+      <w:r>
+        <w:t xml:space="preserve">Vaughn, Kathryn. 2000. “Music and Mathematics: Modest Support for the Oft-Claimed Relationship.”</w:t>
+      </w:r>
+      <w:r>
+        <w:t xml:space="preserve"> </w:t>
+      </w:r>
+      <w:r>
+        <w:rPr>
+          <w:i/>
+        </w:rPr>
+        <w:t xml:space="preserve">Journal of Aesthetic Education</w:t>
+      </w:r>
+      <w:r>
+        <w:t xml:space="preserve"> </w:t>
+      </w:r>
+      <w:r>
+        <w:t xml:space="preserve">34 (3/4). JSTOR: 149–66.</w:t>
+      </w:r>
+    </w:p>
+    <w:bookmarkEnd w:id="234"/>
+    <w:bookmarkStart w:id="235" w:name="ref-veit2016residual"/>
+    <w:p>
+      <w:pPr>
+        <w:pStyle w:val="Bibliography"/>
+      </w:pPr>
+      <w:r>
+        <w:t xml:space="preserve">Veit, Andreas, Michael J Wilber, and Serge Belongie. 2016. “Residual Networks Behave Like Ensembles of Relatively Shallow Networks.” In</w:t>
+      </w:r>
+      <w:r>
+        <w:t xml:space="preserve"> </w:t>
+      </w:r>
+      <w:r>
+        <w:rPr>
+          <w:i/>
+        </w:rPr>
         <w:t xml:space="preserve">Advances in Neural Information Processing Systems</w:t>
       </w:r>
       <w:r>
-        <w:t xml:space="preserve">, 2539–47.</w:t>
-      </w:r>
-    </w:p>
-    <w:bookmarkEnd w:id="151"/>
-    <w:bookmarkStart w:id="152" w:name="ref-larsson2016learning"/>
+        <w:t xml:space="preserve">, 550–58.</w:t>
+      </w:r>
+    </w:p>
+    <w:bookmarkEnd w:id="235"/>
+    <w:bookmarkStart w:id="237" w:name="ref-deepmind"/>
     <w:p>
       <w:pPr>
         <w:pStyle w:val="Bibliography"/>
       </w:pPr>
       <w:r>
-        <w:t xml:space="preserve">Larsson, Gustav, Michael Maire, and Gregory Shakhnarovich. 2016. “Learning Representations for Automatic Colorization.” In</w:t>
+        <w:t xml:space="preserve">“WaveNet: A Generative Model for Raw Audio.” n.d.</w:t>
       </w:r>
       <w:r>
         <w:t xml:space="preserve"> </w:t>
@@ -26235,20 +28703,34 @@
         <w:rPr>
           <w:i/>
         </w:rPr>
-        <w:t xml:space="preserve">European Conference on Computer Vision</w:t>
-      </w:r>
-      <w:r>
-        <w:t xml:space="preserve">, 577–93. Springer.</w:t>
-      </w:r>
-    </w:p>
-    <w:bookmarkEnd w:id="152"/>
-    <w:bookmarkStart w:id="153" w:name="ref-lecun1998gradient"/>
+        <w:t xml:space="preserve">DeepMind</w:t>
+      </w:r>
+      <w:r>
+        <w:t xml:space="preserve">.</w:t>
+      </w:r>
+      <w:r>
+        <w:t xml:space="preserve"> </w:t>
+      </w:r>
+      <w:hyperlink r:id="rId236">
+        <w:r>
+          <w:rPr>
+            <w:rStyle w:val="Hyperlink"/>
+          </w:rPr>
+          <w:t xml:space="preserve">https://deepmind.com/blog/wavenet-generative-model-raw-audio/</w:t>
+        </w:r>
+      </w:hyperlink>
+      <w:r>
+        <w:t xml:space="preserve">.</w:t>
+      </w:r>
+    </w:p>
+    <w:bookmarkEnd w:id="237"/>
+    <w:bookmarkStart w:id="239" w:name="ref-theano"/>
     <w:p>
       <w:pPr>
         <w:pStyle w:val="Bibliography"/>
       </w:pPr>
       <w:r>
-        <w:t xml:space="preserve">LeCun, Yann, Léon Bottou, Yoshua Bengio, and Patrick Haffner. 1998. “Gradient-Based Learning Applied to Document Recognition.”</w:t>
+        <w:t xml:space="preserve">“Welcome¶.” n.d.</w:t>
       </w:r>
       <w:r>
         <w:t xml:space="preserve"> </w:t>
@@ -26257,23 +28739,127 @@
         <w:rPr>
           <w:i/>
         </w:rPr>
+        <w:t xml:space="preserve">Multilayer Perceptron - DeepLearning 0.1 Documentation</w:t>
+      </w:r>
+      <w:r>
+        <w:t xml:space="preserve">.</w:t>
+      </w:r>
+      <w:r>
+        <w:t xml:space="preserve"> </w:t>
+      </w:r>
+      <w:hyperlink r:id="rId238">
+        <w:r>
+          <w:rPr>
+            <w:rStyle w:val="Hyperlink"/>
+          </w:rPr>
+          <w:t xml:space="preserve">http://deeplearning.net/software/theano/</w:t>
+        </w:r>
+      </w:hyperlink>
+      <w:r>
+        <w:t xml:space="preserve">.</w:t>
+      </w:r>
+    </w:p>
+    <w:bookmarkEnd w:id="239"/>
+    <w:bookmarkStart w:id="240" w:name="ref-werbos1974beyond"/>
+    <w:p>
+      <w:pPr>
+        <w:pStyle w:val="Bibliography"/>
+      </w:pPr>
+      <w:r>
+        <w:t xml:space="preserve">Werbos, Paul. 1974. “Beyond Regression:" New Tools for Prediction and Analysis in the Behavioral Sciences.”</w:t>
+      </w:r>
+      <w:r>
+        <w:t xml:space="preserve"> </w:t>
+      </w:r>
+      <w:r>
+        <w:rPr>
+          <w:i/>
+        </w:rPr>
+        <w:t xml:space="preserve">Ph. D. Dissertation, Harvard University</w:t>
+      </w:r>
+      <w:r>
+        <w:t xml:space="preserve">.</w:t>
+      </w:r>
+    </w:p>
+    <w:bookmarkEnd w:id="240"/>
+    <w:bookmarkStart w:id="242" w:name="ref-amazon"/>
+    <w:p>
+      <w:pPr>
+        <w:pStyle w:val="Bibliography"/>
+      </w:pPr>
+      <w:r>
+        <w:t xml:space="preserve">“What Is Artificial Intelligence (Ai)? - Amazon Web Services.” n.d.</w:t>
+      </w:r>
+      <w:r>
+        <w:t xml:space="preserve"> </w:t>
+      </w:r>
+      <w:r>
+        <w:rPr>
+          <w:i/>
+        </w:rPr>
+        <w:t xml:space="preserve">Amazon</w:t>
+      </w:r>
+      <w:r>
+        <w:t xml:space="preserve">. Amazon.</w:t>
+      </w:r>
+      <w:r>
+        <w:t xml:space="preserve"> </w:t>
+      </w:r>
+      <w:hyperlink r:id="rId241">
+        <w:r>
+          <w:rPr>
+            <w:rStyle w:val="Hyperlink"/>
+          </w:rPr>
+          <w:t xml:space="preserve">https://aws.amazon.com/machine-learning/what-is-ai/</w:t>
+        </w:r>
+      </w:hyperlink>
+      <w:r>
+        <w:t xml:space="preserve">.</w:t>
+      </w:r>
+    </w:p>
+    <w:bookmarkEnd w:id="242"/>
+    <w:bookmarkStart w:id="243" w:name="ref-widrow1960adaptive"/>
+    <w:p>
+      <w:pPr>
+        <w:pStyle w:val="Bibliography"/>
+      </w:pPr>
+      <w:r>
+        <w:t xml:space="preserve">Widrow, Bernard, and Marcian E Hoff. 1960. “Adaptive Switching Circuits.” STANFORD UNIV CA STANFORD ELECTRONICS LABS.</w:t>
+      </w:r>
+    </w:p>
+    <w:bookmarkEnd w:id="243"/>
+    <w:bookmarkStart w:id="244" w:name="ref-widrow199030"/>
+    <w:p>
+      <w:pPr>
+        <w:pStyle w:val="Bibliography"/>
+      </w:pPr>
+      <w:r>
+        <w:t xml:space="preserve">Widrow, Bernard, and Michael A Lehr. 1990. “30 Years of Adaptive Neural Networks: Perceptron, Madaline, and Backpropagation.”</w:t>
+      </w:r>
+      <w:r>
+        <w:t xml:space="preserve"> </w:t>
+      </w:r>
+      <w:r>
+        <w:rPr>
+          <w:i/>
+        </w:rPr>
         <w:t xml:space="preserve">Proceedings of the IEEE</w:t>
       </w:r>
       <w:r>
         <w:t xml:space="preserve"> </w:t>
       </w:r>
       <w:r>
-        <w:t xml:space="preserve">86 (11). IEEE: 2278–2324.</w:t>
-      </w:r>
-    </w:p>
-    <w:bookmarkEnd w:id="153"/>
-    <w:bookmarkStart w:id="154" w:name="ref-leshno93"/>
+        <w:t xml:space="preserve">78 (9). IEEE: 1415–42.</w:t>
+      </w:r>
+    </w:p>
+    <w:bookmarkEnd w:id="244"/>
+    <w:bookmarkStart w:id="245" w:name="ref-wu2016investigating"/>
     <w:p>
       <w:pPr>
         <w:pStyle w:val="Bibliography"/>
       </w:pPr>
       <w:r>
-        <w:t xml:space="preserve">Leshno, Moshe, Vladimir Ya Lin, Allan Pinkus, and Shimon Schocken. 1993. “Multilayer Feedforward Networks with a Nonpolynomial Activation Function Can Approximate Any Function.”</w:t>
+        <w:t xml:space="preserve">Wu, Zhizheng, and Simon King. 2016. “Investigating Gated Recurrent Networks for Speech Synthesis.” In</w:t>
       </w:r>
       <w:r>
         <w:t xml:space="preserve"> </w:t>
@@ -26282,23 +28868,20 @@
         <w:rPr>
           <w:i/>
         </w:rPr>
-        <w:t xml:space="preserve">Neural Networks</w:t>
-      </w:r>
-      <w:r>
-        <w:t xml:space="preserve"> </w:t>
-      </w:r>
-      <w:r>
-        <w:t xml:space="preserve">6 (6). Elsevier: 861–67.</w:t>
-      </w:r>
-    </w:p>
-    <w:bookmarkEnd w:id="154"/>
-    <w:bookmarkStart w:id="155" w:name="ref-lyons2011understanding"/>
+        <w:t xml:space="preserve">Acoustics, Speech and Signal Processing (Icassp), 2016 Ieee International Conference on</w:t>
+      </w:r>
+      <w:r>
+        <w:t xml:space="preserve">, 5140–4. IEEE.</w:t>
+      </w:r>
+    </w:p>
+    <w:bookmarkEnd w:id="245"/>
+    <w:bookmarkStart w:id="246" w:name="ref-xu2015ccg"/>
     <w:p>
       <w:pPr>
         <w:pStyle w:val="Bibliography"/>
       </w:pPr>
       <w:r>
-        <w:t xml:space="preserve">Lyons, Richard G. 2011.</w:t>
+        <w:t xml:space="preserve">Xu, Wenduan, Michael Auli, and Stephen Clark. 2015. “CCG Supertagging with a Recurrent Neural Network.” In</w:t>
       </w:r>
       <w:r>
         <w:t xml:space="preserve"> </w:t>
@@ -26307,20 +28890,20 @@
         <w:rPr>
           <w:i/>
         </w:rPr>
-        <w:t xml:space="preserve">Understanding Digital Signal Processing, 3/E</w:t>
-      </w:r>
-      <w:r>
-        <w:t xml:space="preserve">. Pearson Education India.</w:t>
-      </w:r>
-    </w:p>
-    <w:bookmarkEnd w:id="155"/>
-    <w:bookmarkStart w:id="156" w:name="ref-maas2013rectifier"/>
+        <w:t xml:space="preserve">ACL (2)</w:t>
+      </w:r>
+      <w:r>
+        <w:t xml:space="preserve">, 250–55.</w:t>
+      </w:r>
+    </w:p>
+    <w:bookmarkEnd w:id="246"/>
+    <w:bookmarkStart w:id="247" w:name="ref-yadav2015introduction"/>
     <w:p>
       <w:pPr>
         <w:pStyle w:val="Bibliography"/>
       </w:pPr>
       <w:r>
-        <w:t xml:space="preserve">Maas, Andrew L, Awni Y Hannun, and Andrew Y Ng. 2013. “Rectifier Nonlinearities Improve Neural Network Acoustic Models.” In</w:t>
+        <w:t xml:space="preserve">Yadav, Neha, Anupam Yadav, and Manoj Kumar. 2015.</w:t>
       </w:r>
       <w:r>
         <w:t xml:space="preserve"> </w:t>
@@ -26329,935 +28912,25 @@
         <w:rPr>
           <w:i/>
         </w:rPr>
-        <w:t xml:space="preserve">Proc. ICML</w:t>
-      </w:r>
-      <w:r>
-        <w:t xml:space="preserve">. Vol. 30. 1.</w:t>
-      </w:r>
-    </w:p>
-    <w:bookmarkEnd w:id="156"/>
-    <w:bookmarkStart w:id="157" w:name="ref-mcculloch1943logical"/>
+        <w:t xml:space="preserve">An Introduction to Neural Network Methods for Differential Equations</w:t>
+      </w:r>
+      <w:r>
+        <w:t xml:space="preserve">. Springer.</w:t>
+      </w:r>
+    </w:p>
+    <w:bookmarkEnd w:id="247"/>
+    <w:bookmarkStart w:id="249" w:name="ref-Yang2017"/>
     <w:p>
       <w:pPr>
         <w:pStyle w:val="Bibliography"/>
       </w:pPr>
       <w:r>
-        <w:t xml:space="preserve">McCulloch, Warren S, and Walter Pitts. 1943. “A Logical Calculus of the Ideas Immanent in Nervous Activity.”</w:t>
-      </w:r>
-      <w:r>
-        <w:t xml:space="preserve"> </w:t>
-      </w:r>
-      <w:r>
-        <w:rPr>
-          <w:i/>
-        </w:rPr>
-        <w:t xml:space="preserve">The Bulletin of Mathematical Biophysics</w:t>
-      </w:r>
-      <w:r>
-        <w:t xml:space="preserve"> </w:t>
-      </w:r>
-      <w:r>
-        <w:t xml:space="preserve">5 (4). Springer: 115–33.</w:t>
-      </w:r>
-    </w:p>
-    <w:bookmarkEnd w:id="157"/>
-    <w:bookmarkStart w:id="158" w:name="ref-minski1969perceptrons"/>
-    <w:p>
-      <w:pPr>
-        <w:pStyle w:val="Bibliography"/>
-      </w:pPr>
-      <w:r>
-        <w:t xml:space="preserve">Minski, Marvin L, and Seymour A Papert. 1969. “Perceptrons: An Introduction to Computational Geometry.”</w:t>
-      </w:r>
-      <w:r>
-        <w:t xml:space="preserve"> </w:t>
-      </w:r>
-      <w:r>
-        <w:rPr>
-          <w:i/>
-        </w:rPr>
-        <w:t xml:space="preserve">MA: MIT Press, Cambridge</w:t>
-      </w:r>
-      <w:r>
-        <w:t xml:space="preserve">.</w:t>
-      </w:r>
-    </w:p>
-    <w:bookmarkEnd w:id="158"/>
-    <w:bookmarkStart w:id="159" w:name="ref-mital2017time"/>
-    <w:p>
-      <w:pPr>
-        <w:pStyle w:val="Bibliography"/>
-      </w:pPr>
-      <w:r>
-        <w:t xml:space="preserve">Mital, Parag K. 2017. “Time Domain Neural Audio Style Transfer.”</w:t>
-      </w:r>
-      <w:r>
-        <w:t xml:space="preserve"> </w:t>
-      </w:r>
-      <w:r>
-        <w:rPr>
-          <w:i/>
-        </w:rPr>
-        <w:t xml:space="preserve">arXiv Preprint arXiv:1711.11160</w:t>
-      </w:r>
-      <w:r>
-        <w:t xml:space="preserve">.</w:t>
-      </w:r>
-    </w:p>
-    <w:bookmarkEnd w:id="159"/>
-    <w:bookmarkStart w:id="160" w:name="ref-mizutani2000derivation"/>
-    <w:p>
-      <w:pPr>
-        <w:pStyle w:val="Bibliography"/>
-      </w:pPr>
-      <w:r>
-        <w:t xml:space="preserve">Mizutani, Eiji, Stuart E Dreyfus, and Kenichi Nishio. 2000. “On Derivation of Mlp Backpropagation from the Kelley-Bryson Optimal-Control Gradient Formula and Its Application.” In</w:t>
-      </w:r>
-      <w:r>
-        <w:t xml:space="preserve"> </w:t>
-      </w:r>
-      <w:r>
-        <w:rPr>
-          <w:i/>
-        </w:rPr>
-        <w:t xml:space="preserve">Neural Networks, 2000. IJCNN 2000, Proceedings of the Ieee-Inns-Enns International Joint Conference on</w:t>
-      </w:r>
-      <w:r>
-        <w:t xml:space="preserve">, 2:167–72. IEEE.</w:t>
-      </w:r>
-    </w:p>
-    <w:bookmarkEnd w:id="160"/>
-    <w:bookmarkStart w:id="161" w:name="ref-oord2016pixel"/>
-    <w:p>
-      <w:pPr>
-        <w:pStyle w:val="Bibliography"/>
-      </w:pPr>
-      <w:r>
-        <w:t xml:space="preserve">Oord, Aaron van den, Nal Kalchbrenner, and Koray Kavukcuoglu. 2016. “Pixel Recurrent Neural Networks.”</w:t>
-      </w:r>
-      <w:r>
-        <w:t xml:space="preserve"> </w:t>
-      </w:r>
-      <w:r>
-        <w:rPr>
-          <w:i/>
-        </w:rPr>
-        <w:t xml:space="preserve">arXiv Preprint arXiv:1601.06759</w:t>
-      </w:r>
-      <w:r>
-        <w:t xml:space="preserve">.</w:t>
-      </w:r>
-    </w:p>
-    <w:bookmarkEnd w:id="161"/>
-    <w:bookmarkStart w:id="162" w:name="ref-van2016conditional"/>
-    <w:p>
-      <w:pPr>
-        <w:pStyle w:val="Bibliography"/>
-      </w:pPr>
-      <w:r>
-        <w:t xml:space="preserve">Oord, Aaron van den, Nal Kalchbrenner, Lasse Espeholt, Oriol Vinyals, Alex Graves, and others. 2016. “Conditional Image Generation with Pixelcnn Decoders.” In</w:t>
-      </w:r>
-      <w:r>
-        <w:t xml:space="preserve"> </w:t>
-      </w:r>
-      <w:r>
-        <w:rPr>
-          <w:i/>
-        </w:rPr>
-        <w:t xml:space="preserve">Advances in Neural Information Processing Systems</w:t>
-      </w:r>
-      <w:r>
-        <w:t xml:space="preserve">, 4790–8.</w:t>
-      </w:r>
-    </w:p>
-    <w:bookmarkEnd w:id="162"/>
-    <w:bookmarkStart w:id="163" w:name="ref-pang2017convolution"/>
-    <w:p>
-      <w:pPr>
-        <w:pStyle w:val="Bibliography"/>
-      </w:pPr>
-      <w:r>
-        <w:t xml:space="preserve">Pang, Yanwei, Manli Sun, Xiaoheng Jiang, and Xuelong Li. 2017. “Convolution in Convolution for Network in Network.”</w:t>
-      </w:r>
-      <w:r>
-        <w:t xml:space="preserve"> </w:t>
-      </w:r>
-      <w:r>
-        <w:rPr>
-          <w:i/>
-        </w:rPr>
-        <w:t xml:space="preserve">IEEE Transactions on Neural Networks and Learning Systems</w:t>
-      </w:r>
-      <w:r>
-        <w:t xml:space="preserve">. IEEE.</w:t>
-      </w:r>
-    </w:p>
-    <w:bookmarkEnd w:id="163"/>
-    <w:bookmarkStart w:id="164" w:name="ref-parker1985learning"/>
-    <w:p>
-      <w:pPr>
-        <w:pStyle w:val="Bibliography"/>
-      </w:pPr>
-      <w:r>
-        <w:t xml:space="preserve">Parker, David B. 1985. “Learning Logic.”</w:t>
-      </w:r>
-    </w:p>
-    <w:bookmarkEnd w:id="164"/>
-    <w:bookmarkStart w:id="165" w:name="ref-pfalz2018generating"/>
-    <w:p>
-      <w:pPr>
-        <w:pStyle w:val="Bibliography"/>
-      </w:pPr>
-      <w:r>
-        <w:t xml:space="preserve">Pfalz, Andrew. 2018. “Generating Audio Using Recurrent Neural Networks.”</w:t>
-      </w:r>
-    </w:p>
-    <w:bookmarkEnd w:id="165"/>
-    <w:bookmarkStart w:id="166" w:name="ref-rehman2014image"/>
-    <w:p>
-      <w:pPr>
-        <w:pStyle w:val="Bibliography"/>
-      </w:pPr>
-      <w:r>
-        <w:t xml:space="preserve">Rehman, Mehwish, Muhammad Sharif, and Mudassar Raza. 2014. “Image Compression: A Survey.”</w:t>
-      </w:r>
-      <w:r>
-        <w:t xml:space="preserve"> </w:t>
-      </w:r>
-      <w:r>
-        <w:rPr>
-          <w:i/>
-        </w:rPr>
-        <w:t xml:space="preserve">Research Journal of Applied Sciences, Engineering and Technology</w:t>
-      </w:r>
-      <w:r>
-        <w:t xml:space="preserve"> </w:t>
-      </w:r>
-      <w:r>
-        <w:t xml:space="preserve">7 (4). Maxwell Science Publishing: 656–72.</w:t>
-      </w:r>
-    </w:p>
-    <w:bookmarkEnd w:id="166"/>
-    <w:bookmarkStart w:id="167" w:name="ref-reiffenstein2006codification"/>
-    <w:p>
-      <w:pPr>
-        <w:pStyle w:val="Bibliography"/>
-      </w:pPr>
-      <w:r>
-        <w:t xml:space="preserve">Reiffenstein, Tim. 2006. “Codification, Patents and the Geography of Knowledge Transfer in the Electronic Musical Instrument Industry.”</w:t>
-      </w:r>
-      <w:r>
-        <w:t xml:space="preserve"> </w:t>
-      </w:r>
-      <w:r>
-        <w:rPr>
-          <w:i/>
-        </w:rPr>
-        <w:t xml:space="preserve">The Canadian Geographer/Le Géographe Canadien</w:t>
-      </w:r>
-      <w:r>
-        <w:t xml:space="preserve"> </w:t>
-      </w:r>
-      <w:r>
-        <w:t xml:space="preserve">50 (3). Wiley Online Library: 298–318.</w:t>
-      </w:r>
-    </w:p>
-    <w:bookmarkEnd w:id="167"/>
-    <w:bookmarkStart w:id="168" w:name="ref-rigaud2013parametric"/>
-    <w:p>
-      <w:pPr>
-        <w:pStyle w:val="Bibliography"/>
-      </w:pPr>
-      <w:r>
-        <w:t xml:space="preserve">Rigaud, François, Bertrand David, and Laurent Daudet. 2013. “A Parametric Model and Estimation Techniques for the Inharmonicity and Tuning of the Piano.”</w:t>
-      </w:r>
-      <w:r>
-        <w:t xml:space="preserve"> </w:t>
-      </w:r>
-      <w:r>
-        <w:rPr>
-          <w:i/>
-        </w:rPr>
-        <w:t xml:space="preserve">The Journal of the Acoustical Society of America</w:t>
-      </w:r>
-      <w:r>
-        <w:t xml:space="preserve"> </w:t>
-      </w:r>
-      <w:r>
-        <w:t xml:space="preserve">133 (5). ASA: 3107–18.</w:t>
-      </w:r>
-    </w:p>
-    <w:bookmarkEnd w:id="168"/>
-    <w:bookmarkStart w:id="169" w:name="ref-Rosenblatt57"/>
-    <w:p>
-      <w:pPr>
-        <w:pStyle w:val="Bibliography"/>
-      </w:pPr>
-      <w:r>
-        <w:t xml:space="preserve">Rosenblatt, Frank. 1957.</w:t>
-      </w:r>
-      <w:r>
-        <w:t xml:space="preserve"> </w:t>
-      </w:r>
-      <w:r>
-        <w:rPr>
-          <w:i/>
-        </w:rPr>
-        <w:t xml:space="preserve">The Perceptron, a Perceiving and Recognizing Automaton Project Para</w:t>
-      </w:r>
-      <w:r>
-        <w:t xml:space="preserve">. Cornell Aeronautical Laboratory.</w:t>
-      </w:r>
-    </w:p>
-    <w:bookmarkEnd w:id="169"/>
-    <w:bookmarkStart w:id="170" w:name="ref-rosenblatt1958perceptron"/>
-    <w:p>
-      <w:pPr>
-        <w:pStyle w:val="Bibliography"/>
-      </w:pPr>
-      <w:r>
-        <w:t xml:space="preserve">———. 1958. “The Perceptron: A Probabilistic Model for Information Storage and Organization in the Brain.”</w:t>
-      </w:r>
-      <w:r>
-        <w:t xml:space="preserve"> </w:t>
-      </w:r>
-      <w:r>
-        <w:rPr>
-          <w:i/>
-        </w:rPr>
-        <w:t xml:space="preserve">Psychological Review</w:t>
-      </w:r>
-      <w:r>
-        <w:t xml:space="preserve"> </w:t>
-      </w:r>
-      <w:r>
-        <w:t xml:space="preserve">65 (6). American Psychological Association: 386.</w:t>
-      </w:r>
-    </w:p>
-    <w:bookmarkEnd w:id="170"/>
-    <w:bookmarkStart w:id="171" w:name="ref-rumelhart1985learning"/>
-    <w:p>
-      <w:pPr>
-        <w:pStyle w:val="Bibliography"/>
-      </w:pPr>
-      <w:r>
-        <w:t xml:space="preserve">Rumelhart, David E, Geoffrey E Hinton, and Ronald J Williams. 1985. “Learning Internal Representations by Error Propagation.” California Univ San Diego La Jolla Inst for Cognitive Science.</w:t>
-      </w:r>
-    </w:p>
-    <w:bookmarkEnd w:id="171"/>
-    <w:bookmarkStart w:id="172" w:name="ref-sainath2015deep"/>
-    <w:p>
-      <w:pPr>
-        <w:pStyle w:val="Bibliography"/>
-      </w:pPr>
-      <w:r>
-        <w:t xml:space="preserve">Sainath, Tara N, Brian Kingsbury, George Saon, Hagen Soltau, Abdel-rahman Mohamed, George Dahl, and Bhuvana Ramabhadran. 2015. “Deep Convolutional Neural Networks for Large-Scale Speech Tasks.”</w:t>
-      </w:r>
-      <w:r>
-        <w:t xml:space="preserve"> </w:t>
-      </w:r>
-      <w:r>
-        <w:rPr>
-          <w:i/>
-        </w:rPr>
-        <w:t xml:space="preserve">Neural Networks</w:t>
-      </w:r>
-      <w:r>
-        <w:t xml:space="preserve"> </w:t>
-      </w:r>
-      <w:r>
-        <w:t xml:space="preserve">64. Elsevier: 39–48.</w:t>
-      </w:r>
-    </w:p>
-    <w:bookmarkEnd w:id="172"/>
-    <w:bookmarkStart w:id="173" w:name="ref-sak2015fast"/>
-    <w:p>
-      <w:pPr>
-        <w:pStyle w:val="Bibliography"/>
-      </w:pPr>
-      <w:r>
-        <w:t xml:space="preserve">Sak, Haşim, Andrew Senior, Kanishka Rao, and Françoise Beaufays. 2015. “Fast and Accurate Recurrent Neural Network Acoustic Models for Speech Recognition.”</w:t>
-      </w:r>
-      <w:r>
-        <w:t xml:space="preserve"> </w:t>
-      </w:r>
-      <w:r>
-        <w:rPr>
-          <w:i/>
-        </w:rPr>
-        <w:t xml:space="preserve">arXiv Preprint arXiv:1507.06947</w:t>
-      </w:r>
-      <w:r>
-        <w:t xml:space="preserve">.</w:t>
-      </w:r>
-    </w:p>
-    <w:bookmarkEnd w:id="173"/>
-    <w:bookmarkStart w:id="174" w:name="ref-salsa2016partial"/>
-    <w:p>
-      <w:pPr>
-        <w:pStyle w:val="Bibliography"/>
-      </w:pPr>
-      <w:r>
-        <w:t xml:space="preserve">Salsa, Sandro. 2016.</w:t>
-      </w:r>
-      <w:r>
-        <w:t xml:space="preserve"> </w:t>
-      </w:r>
-      <w:r>
-        <w:rPr>
-          <w:i/>
-        </w:rPr>
-        <w:t xml:space="preserve">Partial Differential Equations in Action: From Modelling to Theory</w:t>
-      </w:r>
-      <w:r>
-        <w:t xml:space="preserve">. Vol. 99. Springer.</w:t>
-      </w:r>
-    </w:p>
-    <w:bookmarkEnd w:id="174"/>
-    <w:bookmarkStart w:id="175" w:name="ref-sangkloy2016scribbler"/>
-    <w:p>
-      <w:pPr>
-        <w:pStyle w:val="Bibliography"/>
-      </w:pPr>
-      <w:r>
-        <w:t xml:space="preserve">Sangkloy, Patsorn, Jingwan Lu, Chen Fang, Fisher Yu, and James Hays. 2016. “Scribbler: Controlling Deep Image Synthesis with Sketch and Color.”</w:t>
-      </w:r>
-      <w:r>
-        <w:t xml:space="preserve"> </w:t>
-      </w:r>
-      <w:r>
-        <w:rPr>
-          <w:i/>
-        </w:rPr>
-        <w:t xml:space="preserve">arXiv Preprint arXiv:1612.00835</w:t>
-      </w:r>
-      <w:r>
-        <w:t xml:space="preserve">.</w:t>
-      </w:r>
-    </w:p>
-    <w:bookmarkEnd w:id="175"/>
-    <w:bookmarkStart w:id="176" w:name="ref-santurkar2017generative"/>
-    <w:p>
-      <w:pPr>
-        <w:pStyle w:val="Bibliography"/>
-      </w:pPr>
-      <w:r>
-        <w:t xml:space="preserve">Santurkar, Shibani, David Budden, and Nir Shavit. 2017. “Generative Compression.”</w:t>
-      </w:r>
-      <w:r>
-        <w:t xml:space="preserve"> </w:t>
-      </w:r>
-      <w:r>
-        <w:rPr>
-          <w:i/>
-        </w:rPr>
-        <w:t xml:space="preserve">arXiv Preprint arXiv:1703.01467</w:t>
-      </w:r>
-      <w:r>
-        <w:t xml:space="preserve">.</w:t>
-      </w:r>
-    </w:p>
-    <w:bookmarkEnd w:id="176"/>
-    <w:bookmarkStart w:id="177" w:name="ref-sarroff2014musical"/>
-    <w:p>
-      <w:pPr>
-        <w:pStyle w:val="Bibliography"/>
-      </w:pPr>
-      <w:r>
-        <w:t xml:space="preserve">Sarroff, Andy M, and Michael A Casey. 2014. “Musical Audio Synthesis Using Autoencoding Neural Nets.” In</w:t>
-      </w:r>
-      <w:r>
-        <w:t xml:space="preserve"> </w:t>
-      </w:r>
-      <w:r>
-        <w:rPr>
-          <w:i/>
-        </w:rPr>
-        <w:t xml:space="preserve">ICMC</w:t>
-      </w:r>
-      <w:r>
-        <w:t xml:space="preserve">.</w:t>
-      </w:r>
-    </w:p>
-    <w:bookmarkEnd w:id="177"/>
-    <w:bookmarkStart w:id="178" w:name="ref-serra2007state"/>
-    <w:p>
-      <w:pPr>
-        <w:pStyle w:val="Bibliography"/>
-      </w:pPr>
-      <w:r>
-        <w:t xml:space="preserve">Serra, Xavier. 2007. “State of the Art and Future Directions in Musical Sound Synthesis.” In</w:t>
-      </w:r>
-      <w:r>
-        <w:t xml:space="preserve"> </w:t>
-      </w:r>
-      <w:r>
-        <w:rPr>
-          <w:i/>
-        </w:rPr>
-        <w:t xml:space="preserve">Multimedia Signal Processing, 2007. MMSP 2007. IEEE 9th Workshop on</w:t>
-      </w:r>
-      <w:r>
-        <w:t xml:space="preserve">, 9–12. IEEE.</w:t>
-      </w:r>
-    </w:p>
-    <w:bookmarkEnd w:id="178"/>
-    <w:bookmarkStart w:id="179" w:name="ref-sigtia2016end"/>
-    <w:p>
-      <w:pPr>
-        <w:pStyle w:val="Bibliography"/>
-      </w:pPr>
-      <w:r>
-        <w:t xml:space="preserve">Sigtia, Siddharth, Emmanouil Benetos, and Simon Dixon. 2016. “An End-to-End Neural Network for Polyphonic Piano Music Transcription.”</w:t>
-      </w:r>
-      <w:r>
-        <w:t xml:space="preserve"> </w:t>
-      </w:r>
-      <w:r>
-        <w:rPr>
-          <w:i/>
-        </w:rPr>
-        <w:t xml:space="preserve">IEEE/ACM Transactions on Audio, Speech and Language Processing (TASLP)</w:t>
-      </w:r>
-      <w:r>
-        <w:t xml:space="preserve"> </w:t>
-      </w:r>
-      <w:r>
-        <w:t xml:space="preserve">24 (5). IEEE Press: 927–39.</w:t>
-      </w:r>
-    </w:p>
-    <w:bookmarkEnd w:id="179"/>
-    <w:bookmarkStart w:id="180" w:name="ref-smith2006basic"/>
-    <w:p>
-      <w:pPr>
-        <w:pStyle w:val="Bibliography"/>
-      </w:pPr>
-      <w:r>
-        <w:t xml:space="preserve">Smith, JO. 2006. “A Basic Introduction to Digital Waveguide Synthesis (for the Technically Inclined).”</w:t>
-      </w:r>
-      <w:r>
-        <w:t xml:space="preserve"> </w:t>
-      </w:r>
-      <w:r>
-        <w:rPr>
-          <w:i/>
-        </w:rPr>
-        <w:t xml:space="preserve">Center for Computer Research in Music and Acoustics (CCRMA), Stanford University. Http://Ccrma. Stanford. Edu/~ Jos/Swgt</w:t>
-      </w:r>
-      <w:r>
-        <w:t xml:space="preserve">.</w:t>
-      </w:r>
-    </w:p>
-    <w:bookmarkEnd w:id="180"/>
-    <w:bookmarkStart w:id="181" w:name="ref-smith1992physical"/>
-    <w:p>
-      <w:pPr>
-        <w:pStyle w:val="Bibliography"/>
-      </w:pPr>
-      <w:r>
-        <w:t xml:space="preserve">Smith, Julius O. 1992. “Physical Modeling Using Digital Waveguides.”</w:t>
-      </w:r>
-      <w:r>
-        <w:t xml:space="preserve"> </w:t>
-      </w:r>
-      <w:r>
-        <w:rPr>
-          <w:i/>
-        </w:rPr>
-        <w:t xml:space="preserve">Computer Music Journal</w:t>
-      </w:r>
-      <w:r>
-        <w:t xml:space="preserve"> </w:t>
-      </w:r>
-      <w:r>
-        <w:t xml:space="preserve">16 (4). JSTOR: 74–91.</w:t>
-      </w:r>
-    </w:p>
-    <w:bookmarkEnd w:id="181"/>
-    <w:bookmarkStart w:id="182" w:name="ref-socher2014recursive"/>
-    <w:p>
-      <w:pPr>
-        <w:pStyle w:val="Bibliography"/>
-      </w:pPr>
-      <w:r>
-        <w:t xml:space="preserve">Socher, Richard. 2014. “Recursive Deep Learning for Natural Language Processing and Computer Vision.” Citeseer.</w:t>
-      </w:r>
-    </w:p>
-    <w:bookmarkEnd w:id="182"/>
-    <w:bookmarkStart w:id="183" w:name="ref-southall2016automatic"/>
-    <w:p>
-      <w:pPr>
-        <w:pStyle w:val="Bibliography"/>
-      </w:pPr>
-      <w:r>
-        <w:t xml:space="preserve">Southall, Carl, Ryan Stables, and Jason Hockman. 2016. “Automatic Drum Transcription Using Bi-Directional Recurrent Neural Networks.” In</w:t>
-      </w:r>
-      <w:r>
-        <w:t xml:space="preserve"> </w:t>
-      </w:r>
-      <w:r>
-        <w:rPr>
-          <w:i/>
-        </w:rPr>
-        <w:t xml:space="preserve">ISMIR</w:t>
-      </w:r>
-      <w:r>
-        <w:t xml:space="preserve">, 591–97.</w:t>
-      </w:r>
-    </w:p>
-    <w:bookmarkEnd w:id="183"/>
-    <w:bookmarkStart w:id="184" w:name="ref-stanley2007compositional"/>
-    <w:p>
-      <w:pPr>
-        <w:pStyle w:val="Bibliography"/>
-      </w:pPr>
-      <w:r>
-        <w:t xml:space="preserve">Stanley, Kenneth O. 2007. “Compositional Pattern Producing Networks: A Novel Abstraction of Development.”</w:t>
-      </w:r>
-      <w:r>
-        <w:t xml:space="preserve"> </w:t>
-      </w:r>
-      <w:r>
-        <w:rPr>
-          <w:i/>
-        </w:rPr>
-        <w:t xml:space="preserve">Genetic Programming and Evolvable Machines</w:t>
-      </w:r>
-      <w:r>
-        <w:t xml:space="preserve"> </w:t>
-      </w:r>
-      <w:r>
-        <w:t xml:space="preserve">8 (2). Springer: 131–62.</w:t>
-      </w:r>
-    </w:p>
-    <w:bookmarkEnd w:id="184"/>
-    <w:bookmarkStart w:id="185" w:name="ref-staudt2016development"/>
-    <w:p>
-      <w:pPr>
-        <w:pStyle w:val="Bibliography"/>
-      </w:pPr>
-      <w:r>
-        <w:t xml:space="preserve">Staudt, Pascal. 2016. “Development of a Digital Musical Instrument with Embedded Sound Synthesis.”</w:t>
-      </w:r>
-    </w:p>
-    <w:bookmarkEnd w:id="185"/>
-    <w:bookmarkStart w:id="186" w:name="ref-theis2015generative"/>
-    <w:p>
-      <w:pPr>
-        <w:pStyle w:val="Bibliography"/>
-      </w:pPr>
-      <w:r>
-        <w:t xml:space="preserve">Theis, Lucas, and Matthias Bethge. 2015. “Generative Image Modeling Using Spatial Lstms.” In</w:t>
-      </w:r>
-      <w:r>
-        <w:t xml:space="preserve"> </w:t>
-      </w:r>
-      <w:r>
-        <w:rPr>
-          <w:i/>
-        </w:rPr>
-        <w:t xml:space="preserve">Advances in Neural Information Processing Systems</w:t>
-      </w:r>
-      <w:r>
-        <w:t xml:space="preserve">, 1927–35.</w:t>
-      </w:r>
-    </w:p>
-    <w:bookmarkEnd w:id="186"/>
-    <w:bookmarkStart w:id="187" w:name="ref-theis2017lossy"/>
-    <w:p>
-      <w:pPr>
-        <w:pStyle w:val="Bibliography"/>
-      </w:pPr>
-      <w:r>
-        <w:t xml:space="preserve">Theis, Lucas, Wenzhe Shi, Andrew Cunningham, and Ferenc Huszár. 2017. “Lossy Image Compression with Compressive Autoencoders.”</w:t>
-      </w:r>
-      <w:r>
-        <w:t xml:space="preserve"> </w:t>
-      </w:r>
-      <w:r>
-        <w:rPr>
-          <w:i/>
-        </w:rPr>
-        <w:t xml:space="preserve">arXiv Preprint arXiv:1703.00395</w:t>
-      </w:r>
-      <w:r>
-        <w:t xml:space="preserve">.</w:t>
-      </w:r>
-    </w:p>
-    <w:bookmarkEnd w:id="187"/>
-    <w:bookmarkStart w:id="188" w:name="ref-toderici2015variable"/>
-    <w:p>
-      <w:pPr>
-        <w:pStyle w:val="Bibliography"/>
-      </w:pPr>
-      <w:r>
-        <w:t xml:space="preserve">Toderici, George, Sean M O’Malley, Sung Jin Hwang, Damien Vincent, David Minnen, Shumeet Baluja, Michele Covell, and Rahul Sukthankar. 2015. “Variable Rate Image Compression with Recurrent Neural Networks.”</w:t>
-      </w:r>
-      <w:r>
-        <w:t xml:space="preserve"> </w:t>
-      </w:r>
-      <w:r>
-        <w:rPr>
-          <w:i/>
-        </w:rPr>
-        <w:t xml:space="preserve">arXiv Preprint arXiv:1511.06085</w:t>
-      </w:r>
-      <w:r>
-        <w:t xml:space="preserve">.</w:t>
-      </w:r>
-    </w:p>
-    <w:bookmarkEnd w:id="188"/>
-    <w:bookmarkStart w:id="189" w:name="ref-toderici2016full"/>
-    <w:p>
-      <w:pPr>
-        <w:pStyle w:val="Bibliography"/>
-      </w:pPr>
-      <w:r>
-        <w:t xml:space="preserve">Toderici, George, Damien Vincent, Nick Johnston, Sung Jin Hwang, David Minnen, Joel Shor, and Michele Covell. 2016. “Full Resolution Image Compression with Recurrent Neural Networks.”</w:t>
-      </w:r>
-      <w:r>
-        <w:t xml:space="preserve"> </w:t>
-      </w:r>
-      <w:r>
-        <w:rPr>
-          <w:i/>
-        </w:rPr>
-        <w:t xml:space="preserve">arXiv Preprint arXiv:1608.05148</w:t>
-      </w:r>
-      <w:r>
-        <w:t xml:space="preserve">.</w:t>
-      </w:r>
-    </w:p>
-    <w:bookmarkEnd w:id="189"/>
-    <w:bookmarkStart w:id="190" w:name="ref-tuohy2006evolved"/>
-    <w:p>
-      <w:pPr>
-        <w:pStyle w:val="Bibliography"/>
-      </w:pPr>
-      <w:r>
-        <w:t xml:space="preserve">Tuohy, Daniel R, Walter D Potter, and Artificial Intelligence Center. 2006. “An Evolved Neural Network/Hc Hybrid for Tablature Creation in Ga-Based Guitar Arranging.” In</w:t>
-      </w:r>
-      <w:r>
-        <w:t xml:space="preserve"> </w:t>
-      </w:r>
-      <w:r>
-        <w:rPr>
-          <w:i/>
-        </w:rPr>
-        <w:t xml:space="preserve">ICMC</w:t>
-      </w:r>
-      <w:r>
-        <w:t xml:space="preserve">.</w:t>
-      </w:r>
-    </w:p>
-    <w:bookmarkEnd w:id="190"/>
-    <w:bookmarkStart w:id="191" w:name="ref-van2016wavenet"/>
-    <w:p>
-      <w:pPr>
-        <w:pStyle w:val="Bibliography"/>
-      </w:pPr>
-      <w:r>
-        <w:t xml:space="preserve">Van Den Oord, Aaron, Sander Dieleman, Heiga Zen, Karen Simonyan, Oriol Vinyals, Alex Graves, Nal Kalchbrenner, Andrew Senior, and Koray Kavukcuoglu. 2016. “Wavenet: A Generative Model for Raw Audio.”</w:t>
-      </w:r>
-      <w:r>
-        <w:t xml:space="preserve"> </w:t>
-      </w:r>
-      <w:r>
-        <w:rPr>
-          <w:i/>
-        </w:rPr>
-        <w:t xml:space="preserve">arXiv Preprint arXiv:1609.03499</w:t>
-      </w:r>
-      <w:r>
-        <w:t xml:space="preserve">.</w:t>
-      </w:r>
-    </w:p>
-    <w:bookmarkEnd w:id="191"/>
-    <w:bookmarkStart w:id="192" w:name="ref-vaughn2000music"/>
-    <w:p>
-      <w:pPr>
-        <w:pStyle w:val="Bibliography"/>
-      </w:pPr>
-      <w:r>
-        <w:t xml:space="preserve">Vaughn, Kathryn. 2000. “Music and Mathematics: Modest Support for the Oft-Claimed Relationship.”</w:t>
-      </w:r>
-      <w:r>
-        <w:t xml:space="preserve"> </w:t>
-      </w:r>
-      <w:r>
-        <w:rPr>
-          <w:i/>
-        </w:rPr>
-        <w:t xml:space="preserve">Journal of Aesthetic Education</w:t>
-      </w:r>
-      <w:r>
-        <w:t xml:space="preserve"> </w:t>
-      </w:r>
-      <w:r>
-        <w:t xml:space="preserve">34 (3/4). JSTOR: 149–66.</w:t>
-      </w:r>
-    </w:p>
-    <w:bookmarkEnd w:id="192"/>
-    <w:bookmarkStart w:id="193" w:name="ref-veit2016residual"/>
-    <w:p>
-      <w:pPr>
-        <w:pStyle w:val="Bibliography"/>
-      </w:pPr>
-      <w:r>
-        <w:t xml:space="preserve">Veit, Andreas, Michael J Wilber, and Serge Belongie. 2016. “Residual Networks Behave Like Ensembles of Relatively Shallow Networks.” In</w:t>
-      </w:r>
-      <w:r>
-        <w:t xml:space="preserve"> </w:t>
-      </w:r>
-      <w:r>
-        <w:rPr>
-          <w:i/>
-        </w:rPr>
-        <w:t xml:space="preserve">Advances in Neural Information Processing Systems</w:t>
-      </w:r>
-      <w:r>
-        <w:t xml:space="preserve">, 550–58.</w:t>
-      </w:r>
-    </w:p>
-    <w:bookmarkEnd w:id="193"/>
-    <w:bookmarkStart w:id="194" w:name="ref-wang2015image"/>
-    <w:p>
-      <w:pPr>
-        <w:pStyle w:val="Bibliography"/>
-      </w:pPr>
-      <w:r>
-        <w:t xml:space="preserve">Wang, Bo, and Yubin Gao. 2015. “An Image Compression Scheme Based on Fuzzy Neural Network.”</w:t>
-      </w:r>
-      <w:r>
-        <w:t xml:space="preserve"> </w:t>
-      </w:r>
-      <w:r>
-        <w:rPr>
-          <w:i/>
-        </w:rPr>
-        <w:t xml:space="preserve">TELKOMNIKA (Telecommunication Computing Electronics and Control)</w:t>
-      </w:r>
-      <w:r>
-        <w:t xml:space="preserve"> </w:t>
-      </w:r>
-      <w:r>
-        <w:t xml:space="preserve">13 (1): 137–45.</w:t>
-      </w:r>
-    </w:p>
-    <w:bookmarkEnd w:id="194"/>
-    <w:bookmarkStart w:id="195" w:name="ref-widrow1960adaptive"/>
-    <w:p>
-      <w:pPr>
-        <w:pStyle w:val="Bibliography"/>
-      </w:pPr>
-      <w:r>
-        <w:t xml:space="preserve">Widrow, Bernard, and Marcian E Hoff. 1960. “Adaptive Switching Circuits.” STANFORD UNIV CA STANFORD ELECTRONICS LABS.</w:t>
-      </w:r>
-    </w:p>
-    <w:bookmarkEnd w:id="195"/>
-    <w:bookmarkStart w:id="196" w:name="ref-widrow199030"/>
-    <w:p>
-      <w:pPr>
-        <w:pStyle w:val="Bibliography"/>
-      </w:pPr>
-      <w:r>
-        <w:t xml:space="preserve">Widrow, Bernard, and Michael A Lehr. 1990. “30 Years of Adaptive Neural Networks: Perceptron, Madaline, and Backpropagation.”</w:t>
-      </w:r>
-      <w:r>
-        <w:t xml:space="preserve"> </w:t>
-      </w:r>
-      <w:r>
-        <w:rPr>
-          <w:i/>
-        </w:rPr>
-        <w:t xml:space="preserve">Proceedings of the IEEE</w:t>
-      </w:r>
-      <w:r>
-        <w:t xml:space="preserve"> </w:t>
-      </w:r>
-      <w:r>
-        <w:t xml:space="preserve">78 (9). IEEE: 1415–42.</w:t>
-      </w:r>
-    </w:p>
-    <w:bookmarkEnd w:id="196"/>
-    <w:bookmarkStart w:id="197" w:name="ref-wu2016investigating"/>
-    <w:p>
-      <w:pPr>
-        <w:pStyle w:val="Bibliography"/>
-      </w:pPr>
-      <w:r>
-        <w:t xml:space="preserve">Wu, Zhizheng, and Simon King. 2016. “Investigating Gated Recurrent Networks for Speech Synthesis.” In</w:t>
-      </w:r>
-      <w:r>
-        <w:t xml:space="preserve"> </w:t>
-      </w:r>
-      <w:r>
-        <w:rPr>
-          <w:i/>
-        </w:rPr>
-        <w:t xml:space="preserve">Acoustics, Speech and Signal Processing (Icassp), 2016 Ieee International Conference on</w:t>
-      </w:r>
-      <w:r>
-        <w:t xml:space="preserve">, 5140–4. IEEE.</w:t>
-      </w:r>
-    </w:p>
-    <w:bookmarkEnd w:id="197"/>
-    <w:bookmarkStart w:id="198" w:name="ref-xu2015ccg"/>
-    <w:p>
-      <w:pPr>
-        <w:pStyle w:val="Bibliography"/>
-      </w:pPr>
-      <w:r>
-        <w:t xml:space="preserve">Xu, Wenduan, Michael Auli, and Stephen Clark. 2015. “CCG Supertagging with a Recurrent Neural Network.” In</w:t>
-      </w:r>
-      <w:r>
-        <w:t xml:space="preserve"> </w:t>
-      </w:r>
-      <w:r>
-        <w:rPr>
-          <w:i/>
-        </w:rPr>
-        <w:t xml:space="preserve">ACL (2)</w:t>
-      </w:r>
-      <w:r>
-        <w:t xml:space="preserve">, 250–55.</w:t>
-      </w:r>
-    </w:p>
-    <w:bookmarkEnd w:id="198"/>
-    <w:bookmarkStart w:id="199" w:name="ref-yadav2015introduction"/>
-    <w:p>
-      <w:pPr>
-        <w:pStyle w:val="Bibliography"/>
-      </w:pPr>
-      <w:r>
-        <w:t xml:space="preserve">Yadav, Neha, Anupam Yadav, and Manoj Kumar. 2015.</w:t>
-      </w:r>
-      <w:r>
-        <w:t xml:space="preserve"> </w:t>
-      </w:r>
-      <w:r>
-        <w:rPr>
-          <w:i/>
-        </w:rPr>
-        <w:t xml:space="preserve">An Introduction to Neural Network Methods for Differential Equations</w:t>
-      </w:r>
-      <w:r>
-        <w:t xml:space="preserve">. Springer.</w:t>
-      </w:r>
-    </w:p>
-    <w:bookmarkEnd w:id="199"/>
-    <w:bookmarkStart w:id="201" w:name="ref-Yang2017"/>
-    <w:p>
-      <w:pPr>
-        <w:pStyle w:val="Bibliography"/>
-      </w:pPr>
-      <w:r>
         <w:t xml:space="preserve">Yang, Yinchong, Denis Krompass, and Volker Tresp. 2017. “Tensor-Train Recurrent Neural Networks for Video Classification.”</w:t>
       </w:r>
       <w:r>
         <w:t xml:space="preserve"> </w:t>
       </w:r>
-      <w:hyperlink r:id="rId200">
+      <w:hyperlink r:id="rId248">
         <w:r>
           <w:rPr>
             <w:rStyle w:val="Hyperlink"/>
@@ -27269,8 +28942,8 @@
         <w:t xml:space="preserve">.</w:t>
       </w:r>
     </w:p>
-    <w:bookmarkEnd w:id="201"/>
-    <w:bookmarkStart w:id="202" w:name="ref-zen2015unidirectional"/>
+    <w:bookmarkEnd w:id="249"/>
+    <w:bookmarkStart w:id="250" w:name="ref-zen2015unidirectional"/>
     <w:p>
       <w:pPr>
         <w:pStyle w:val="Bibliography"/>
@@ -27291,8 +28964,8 @@
         <w:t xml:space="preserve">, 4470–4. IEEE.</w:t>
       </w:r>
     </w:p>
-    <w:bookmarkEnd w:id="202"/>
-    <w:bookmarkStart w:id="203" w:name="ref-zhang2016colorful"/>
+    <w:bookmarkEnd w:id="250"/>
+    <w:bookmarkStart w:id="251" w:name="ref-zhang2016colorful"/>
     <w:p>
       <w:pPr>
         <w:pStyle w:val="Bibliography"/>
@@ -27313,8 +28986,8 @@
         <w:t xml:space="preserve">, 649–66. Springer.</w:t>
       </w:r>
     </w:p>
-    <w:bookmarkEnd w:id="203"/>
-    <w:bookmarkStart w:id="204" w:name="ref-zhang2017towards"/>
+    <w:bookmarkEnd w:id="251"/>
+    <w:bookmarkStart w:id="252" w:name="ref-zhang2017towards"/>
     <w:p>
       <w:pPr>
         <w:pStyle w:val="Bibliography"/>
@@ -27335,8 +29008,8 @@
         <w:t xml:space="preserve">.</w:t>
       </w:r>
     </w:p>
-    <w:bookmarkEnd w:id="204"/>
-    <w:bookmarkStart w:id="205" w:name="ref-zhang2017very"/>
+    <w:bookmarkEnd w:id="252"/>
+    <w:bookmarkStart w:id="253" w:name="ref-zhang2017very"/>
     <w:p>
       <w:pPr>
         <w:pStyle w:val="Bibliography"/>
@@ -27357,8 +29030,8 @@
         <w:t xml:space="preserve">, 4845–9. IEEE.</w:t>
       </w:r>
     </w:p>
-    <w:bookmarkEnd w:id="205"/>
-    <w:bookmarkStart w:id="206" w:name="ref-zhu2016generative"/>
+    <w:bookmarkEnd w:id="253"/>
+    <w:bookmarkStart w:id="254" w:name="ref-zhu2016generative"/>
     <w:p>
       <w:pPr>
         <w:pStyle w:val="Bibliography"/>
@@ -27379,8 +29052,8 @@
         <w:t xml:space="preserve">, 597–613. Springer.</w:t>
       </w:r>
     </w:p>
-    <w:bookmarkEnd w:id="206"/>
-    <w:bookmarkStart w:id="207" w:name="ref-zweig2017advances"/>
+    <w:bookmarkEnd w:id="254"/>
+    <w:bookmarkStart w:id="255" w:name="ref-zweig2017advances"/>
     <w:p>
       <w:pPr>
         <w:pStyle w:val="Bibliography"/>
@@ -27401,8 +29074,44 @@
         <w:t xml:space="preserve">, 4805–9. IEEE.</w:t>
       </w:r>
     </w:p>
-    <w:bookmarkEnd w:id="207"/>
-    <w:bookmarkEnd w:id="208"/>
+    <w:bookmarkEnd w:id="255"/>
+    <w:bookmarkStart w:id="257" w:name="ref-google"/>
+    <w:p>
+      <w:pPr>
+        <w:pStyle w:val="Bibliography"/>
+      </w:pPr>
+      <w:r>
+        <w:t xml:space="preserve">n.d.</w:t>
+      </w:r>
+      <w:r>
+        <w:t xml:space="preserve"> </w:t>
+      </w:r>
+      <w:r>
+        <w:rPr>
+          <w:i/>
+        </w:rPr>
+        <w:t xml:space="preserve">Google</w:t>
+      </w:r>
+      <w:r>
+        <w:t xml:space="preserve">. Google.</w:t>
+      </w:r>
+      <w:r>
+        <w:t xml:space="preserve"> </w:t>
+      </w:r>
+      <w:hyperlink r:id="rId256">
+        <w:r>
+          <w:rPr>
+            <w:rStyle w:val="Hyperlink"/>
+          </w:rPr>
+          <w:t xml:space="preserve">https://nsynthsuper.withgoogle.com/</w:t>
+        </w:r>
+      </w:hyperlink>
+      <w:r>
+        <w:t xml:space="preserve">.</w:t>
+      </w:r>
+    </w:p>
+    <w:bookmarkEnd w:id="257"/>
+    <w:bookmarkEnd w:id="258"/>
     <w:sectPr>
       <w:pgSz w:w="12240" w:h="15840"/>
       <w:pgMar w:top="1440" w:right="1440" w:bottom="1440" w:left="1440" w:header="720" w:footer="720" w:gutter="0"/>
@@ -28287,6 +29996,109 @@
     <w:lvl w:ilvl="8">
       <w:numFmt w:val="bullet"/>
       <w:lvlText w:val=" "/>
+      <w:lvlJc w:val="left"/>
+      <w:pPr>
+        <w:tabs>
+          <w:tab w:val="num" w:pos="5760"/>
+        </w:tabs>
+        <w:ind w:left="6240" w:hanging="480"/>
+      </w:pPr>
+    </w:lvl>
+  </w:abstractNum>
+  <w:abstractNum w:abstractNumId="991">
+    <w:nsid w:val="ea454b4c"/>
+    <w:multiLevelType w:val="multilevel"/>
+    <w:lvl w:ilvl="0">
+      <w:numFmt w:val="bullet"/>
+      <w:lvlText w:val="•"/>
+      <w:lvlJc w:val="left"/>
+      <w:pPr>
+        <w:tabs>
+          <w:tab w:val="num" w:pos="0"/>
+        </w:tabs>
+        <w:ind w:left="480" w:hanging="480"/>
+      </w:pPr>
+    </w:lvl>
+    <w:lvl w:ilvl="1">
+      <w:numFmt w:val="bullet"/>
+      <w:lvlText w:val="–"/>
+      <w:lvlJc w:val="left"/>
+      <w:pPr>
+        <w:tabs>
+          <w:tab w:val="num" w:pos="720"/>
+        </w:tabs>
+        <w:ind w:left="1200" w:hanging="480"/>
+      </w:pPr>
+    </w:lvl>
+    <w:lvl w:ilvl="2">
+      <w:numFmt w:val="bullet"/>
+      <w:lvlText w:val="•"/>
+      <w:lvlJc w:val="left"/>
+      <w:pPr>
+        <w:tabs>
+          <w:tab w:val="num" w:pos="1440"/>
+        </w:tabs>
+        <w:ind w:left="1920" w:hanging="480"/>
+      </w:pPr>
+    </w:lvl>
+    <w:lvl w:ilvl="3">
+      <w:numFmt w:val="bullet"/>
+      <w:lvlText w:val="–"/>
+      <w:lvlJc w:val="left"/>
+      <w:pPr>
+        <w:tabs>
+          <w:tab w:val="num" w:pos="2160"/>
+        </w:tabs>
+        <w:ind w:left="2640" w:hanging="480"/>
+      </w:pPr>
+    </w:lvl>
+    <w:lvl w:ilvl="4">
+      <w:numFmt w:val="bullet"/>
+      <w:lvlText w:val="•"/>
+      <w:lvlJc w:val="left"/>
+      <w:pPr>
+        <w:tabs>
+          <w:tab w:val="num" w:pos="2880"/>
+        </w:tabs>
+        <w:ind w:left="3360" w:hanging="480"/>
+      </w:pPr>
+    </w:lvl>
+    <w:lvl w:ilvl="5">
+      <w:numFmt w:val="bullet"/>
+      <w:lvlText w:val="–"/>
+      <w:lvlJc w:val="left"/>
+      <w:pPr>
+        <w:tabs>
+          <w:tab w:val="num" w:pos="3600"/>
+        </w:tabs>
+        <w:ind w:left="4080" w:hanging="480"/>
+      </w:pPr>
+    </w:lvl>
+    <w:lvl w:ilvl="6">
+      <w:numFmt w:val="bullet"/>
+      <w:lvlText w:val="•"/>
+      <w:lvlJc w:val="left"/>
+      <w:pPr>
+        <w:tabs>
+          <w:tab w:val="num" w:pos="4320"/>
+        </w:tabs>
+        <w:ind w:left="4800" w:hanging="480"/>
+      </w:pPr>
+    </w:lvl>
+    <w:lvl w:ilvl="7">
+      <w:numFmt w:val="bullet"/>
+      <w:lvlText w:val="–"/>
+      <w:lvlJc w:val="left"/>
+      <w:pPr>
+        <w:tabs>
+          <w:tab w:val="num" w:pos="5040"/>
+        </w:tabs>
+        <w:ind w:left="5520" w:hanging="480"/>
+      </w:pPr>
+    </w:lvl>
+    <w:lvl w:ilvl="8">
+      <w:numFmt w:val="bullet"/>
+      <w:lvlText w:val="•"/>
       <w:lvlJc w:val="left"/>
       <w:pPr>
         <w:tabs>
@@ -28346,6 +30158,9 @@
   </w:num>
   <w:num w:numId="1000">
     <w:abstractNumId w:val="990"/>
+  </w:num>
+  <w:num w:numId="1001">
+    <w:abstractNumId w:val="991"/>
   </w:num>
 </w:numbering>
 </file>
